--- a/report/technical-document-contest-official.docx
+++ b/report/technical-document-contest-official.docx
@@ -516,7 +516,7 @@
           <w:rFonts w:ascii="Times New Roman" w:eastAsia="宋体" w:hAnsi="Times New Roman"/>
           <w:sz w:val="24"/>
         </w:rPr>
-        <w:t xml:space="preserve"> 51,135 </w:t>
+        <w:t xml:space="preserve"> 51,027 </w:t>
       </w:r>
       <w:r>
         <w:rPr>
@@ -600,21 +600,21 @@
           <w:rFonts w:ascii="Times New Roman" w:eastAsia="宋体" w:hAnsi="Times New Roman"/>
           <w:sz w:val="24"/>
         </w:rPr>
-        <w:t xml:space="preserve"> 141 </w:t>
-      </w:r>
-      <w:r>
-        <w:rPr>
-          <w:rFonts w:ascii="Times New Roman" w:eastAsia="宋体" w:hAnsi="Times New Roman"/>
-          <w:sz w:val="24"/>
-        </w:rPr>
-        <w:t>条通过</w:t>
-      </w:r>
-      <w:r>
-        <w:rPr>
-          <w:rFonts w:ascii="Times New Roman" w:eastAsia="宋体" w:hAnsi="Times New Roman"/>
-          <w:sz w:val="24"/>
-        </w:rPr>
-        <w:t xml:space="preserve"> 140 </w:t>
+        <w:t xml:space="preserve"> </w:t>
+      </w:r>
+      <w:r>
+        <w:rPr>
+          <w:rFonts w:ascii="Times New Roman" w:eastAsia="宋体" w:hAnsi="Times New Roman"/>
+          <w:sz w:val="24"/>
+        </w:rPr>
+        <w:t>165 条判定全部通过</w:t>
+      </w:r>
+      <w:r>
+        <w:rPr>
+          <w:rFonts w:ascii="Times New Roman" w:eastAsia="宋体" w:hAnsi="Times New Roman"/>
+          <w:sz w:val="24"/>
+        </w:rPr>
+        <w:t xml:space="preserve"/>
       </w:r>
       <w:r>
         <w:rPr>
@@ -628,28 +628,28 @@
           <w:rFonts w:ascii="Times New Roman" w:eastAsia="宋体" w:hAnsi="Times New Roman"/>
           <w:sz w:val="24"/>
         </w:rPr>
-        <w:t xml:space="preserve"> 24 </w:t>
-      </w:r>
-      <w:r>
-        <w:rPr>
-          <w:rFonts w:ascii="Times New Roman" w:eastAsia="宋体" w:hAnsi="Times New Roman"/>
-          <w:sz w:val="24"/>
-        </w:rPr>
-        <w:t>项通过</w:t>
-      </w:r>
-      <w:r>
-        <w:rPr>
-          <w:rFonts w:ascii="Times New Roman" w:eastAsia="宋体" w:hAnsi="Times New Roman"/>
-          <w:sz w:val="24"/>
-        </w:rPr>
-        <w:t xml:space="preserve"> 23 </w:t>
-      </w:r>
-      <w:r>
-        <w:rPr>
-          <w:rFonts w:ascii="Times New Roman" w:eastAsia="宋体" w:hAnsi="Times New Roman"/>
-          <w:sz w:val="24"/>
-        </w:rPr>
-        <w:t>项。位流和固件已固化到板载</w:t>
+        <w:t xml:space="preserve"> </w:t>
+      </w:r>
+      <w:r>
+        <w:rPr>
+          <w:rFonts w:ascii="Times New Roman" w:eastAsia="宋体" w:hAnsi="Times New Roman"/>
+          <w:sz w:val="24"/>
+        </w:rPr>
+        <w:t>24 项全部通过</w:t>
+      </w:r>
+      <w:r>
+        <w:rPr>
+          <w:rFonts w:ascii="Times New Roman" w:eastAsia="宋体" w:hAnsi="Times New Roman"/>
+          <w:sz w:val="24"/>
+        </w:rPr>
+        <w:t xml:space="preserve"/>
+      </w:r>
+      <w:r>
+        <w:rPr>
+          <w:rFonts w:ascii="Times New Roman" w:eastAsia="宋体" w:hAnsi="Times New Roman"/>
+          <w:sz w:val="24"/>
+        </w:rPr>
+        <w:t>。位流和固件已固化到板载</w:t>
       </w:r>
       <w:r>
         <w:rPr>
@@ -1167,7 +1167,7 @@
           <w:rFonts w:ascii="Times New Roman" w:eastAsia="宋体" w:hAnsi="Times New Roman"/>
           <w:sz w:val="24"/>
         </w:rPr>
-        <w:t xml:space="preserve"> 24 </w:t>
+        <w:t xml:space="preserve"> </w:t>
       </w:r>
       <w:r>
         <w:rPr>
@@ -2309,7 +2309,7 @@
                 <w:rFonts w:ascii="Times New Roman" w:eastAsia="宋体" w:hAnsi="Times New Roman"/>
                 <w:sz w:val="18"/>
               </w:rPr>
-              <w:t xml:space="preserve"> 0.739 ns</w:t>
+              <w:t xml:space="preserve"> 0.687 ns</w:t>
             </w:r>
           </w:p>
         </w:tc>
@@ -2336,7 +2336,7 @@
                 <w:rFonts w:ascii="Times New Roman" w:eastAsia="宋体" w:hAnsi="Times New Roman"/>
                 <w:sz w:val="18"/>
               </w:rPr>
-              <w:t xml:space="preserve"> 51,135 </w:t>
+              <w:t xml:space="preserve"> 51,027 </w:t>
             </w:r>
             <w:r>
               <w:rPr>
@@ -2388,7 +2388,7 @@
                 <w:rFonts w:ascii="Times New Roman" w:eastAsia="宋体" w:hAnsi="Times New Roman"/>
                 <w:sz w:val="18"/>
               </w:rPr>
-              <w:t>LUT 26.6 %</w:t>
+              <w:t>LUT 26.3 %</w:t>
             </w:r>
             <w:r>
               <w:rPr>
@@ -2416,7 +2416,7 @@
                 <w:rFonts w:ascii="Times New Roman" w:eastAsia="宋体" w:hAnsi="Times New Roman"/>
                 <w:sz w:val="18"/>
               </w:rPr>
-              <w:t>BRAM 68.2 %</w:t>
+              <w:t>BRAM 68.6 %</w:t>
             </w:r>
             <w:r>
               <w:rPr>
@@ -2602,21 +2602,21 @@
                 <w:rFonts w:ascii="Times New Roman" w:eastAsia="宋体" w:hAnsi="Times New Roman"/>
                 <w:sz w:val="18"/>
               </w:rPr>
-              <w:t xml:space="preserve"> 141 </w:t>
-            </w:r>
-            <w:r>
-              <w:rPr>
-                <w:rFonts w:ascii="Times New Roman" w:eastAsia="宋体" w:hAnsi="Times New Roman"/>
-                <w:sz w:val="18"/>
-              </w:rPr>
-              <w:t>条通过</w:t>
-            </w:r>
-            <w:r>
-              <w:rPr>
-                <w:rFonts w:ascii="Times New Roman" w:eastAsia="宋体" w:hAnsi="Times New Roman"/>
-                <w:sz w:val="18"/>
-              </w:rPr>
-              <w:t xml:space="preserve"> 140 </w:t>
+              <w:t xml:space="preserve"> </w:t>
+            </w:r>
+            <w:r>
+              <w:rPr>
+                <w:rFonts w:ascii="Times New Roman" w:eastAsia="宋体" w:hAnsi="Times New Roman"/>
+                <w:sz w:val="18"/>
+              </w:rPr>
+              <w:t>165 条判定全部通过</w:t>
+            </w:r>
+            <w:r>
+              <w:rPr>
+                <w:rFonts w:ascii="Times New Roman" w:eastAsia="宋体" w:hAnsi="Times New Roman"/>
+                <w:sz w:val="18"/>
+              </w:rPr>
+              <w:t xml:space="preserve"/>
             </w:r>
             <w:r>
               <w:rPr>
@@ -2630,28 +2630,28 @@
                 <w:rFonts w:ascii="Times New Roman" w:eastAsia="宋体" w:hAnsi="Times New Roman"/>
                 <w:sz w:val="18"/>
               </w:rPr>
-              <w:t xml:space="preserve"> 24 </w:t>
-            </w:r>
-            <w:r>
-              <w:rPr>
-                <w:rFonts w:ascii="Times New Roman" w:eastAsia="宋体" w:hAnsi="Times New Roman"/>
-                <w:sz w:val="18"/>
-              </w:rPr>
-              <w:t>项绿</w:t>
-            </w:r>
-            <w:r>
-              <w:rPr>
-                <w:rFonts w:ascii="Times New Roman" w:eastAsia="宋体" w:hAnsi="Times New Roman"/>
-                <w:sz w:val="18"/>
-              </w:rPr>
-              <w:t xml:space="preserve"> 23 </w:t>
-            </w:r>
-            <w:r>
-              <w:rPr>
-                <w:rFonts w:ascii="Times New Roman" w:eastAsia="宋体" w:hAnsi="Times New Roman"/>
-                <w:sz w:val="18"/>
-              </w:rPr>
-              <w:t>项，</w:t>
+              <w:t xml:space="preserve"> </w:t>
+            </w:r>
+            <w:r>
+              <w:rPr>
+                <w:rFonts w:ascii="Times New Roman" w:eastAsia="宋体" w:hAnsi="Times New Roman"/>
+                <w:sz w:val="18"/>
+              </w:rPr>
+              <w:t>24 项全绿</w:t>
+            </w:r>
+            <w:r>
+              <w:rPr>
+                <w:rFonts w:ascii="Times New Roman" w:eastAsia="宋体" w:hAnsi="Times New Roman"/>
+                <w:sz w:val="18"/>
+              </w:rPr>
+              <w:t xml:space="preserve"/>
+            </w:r>
+            <w:r>
+              <w:rPr>
+                <w:rFonts w:ascii="Times New Roman" w:eastAsia="宋体" w:hAnsi="Times New Roman"/>
+                <w:sz w:val="18"/>
+              </w:rPr>
+              <w:t>，</w:t>
             </w:r>
             <w:r>
               <w:rPr>
@@ -2692,7 +2692,7 @@
                 <w:rFonts w:ascii="Times New Roman" w:eastAsia="宋体" w:hAnsi="Times New Roman"/>
                 <w:sz w:val="18"/>
               </w:rPr>
-              <w:t>位流与固件已固化，冷上电自启</w:t>
+              <w:t>位流与固件已写入并逐字节回读一致；冷上电自启待复验</w:t>
             </w:r>
           </w:p>
         </w:tc>
@@ -2991,14 +2991,14 @@
           <w:rFonts w:ascii="Times New Roman" w:eastAsia="宋体" w:hAnsi="Times New Roman"/>
           <w:sz w:val="24"/>
         </w:rPr>
-        <w:t xml:space="preserve"> 24 </w:t>
-      </w:r>
-      <w:r>
-        <w:rPr>
-          <w:rFonts w:ascii="Times New Roman" w:eastAsia="宋体" w:hAnsi="Times New Roman"/>
-          <w:sz w:val="24"/>
-        </w:rPr>
-        <w:t>项一键门禁与整屏逐像素台架把结论固定下来。</w:t>
+        <w:t xml:space="preserve"> </w:t>
+      </w:r>
+      <w:r>
+        <w:rPr>
+          <w:rFonts w:ascii="Times New Roman" w:eastAsia="宋体" w:hAnsi="Times New Roman"/>
+          <w:sz w:val="24"/>
+        </w:rPr>
+        <w:t>一键门禁与整屏逐像素台架把结论固定下来。</w:t>
       </w:r>
     </w:p>
     <w:p>
@@ -12980,7 +12980,7 @@
                 <w:rFonts w:ascii="Times New Roman" w:eastAsia="宋体" w:hAnsi="Times New Roman"/>
                 <w:sz w:val="18"/>
               </w:rPr>
-              <w:t>LUT 26.6 %</w:t>
+              <w:t>LUT 26.3 %</w:t>
             </w:r>
             <w:r>
               <w:rPr>
@@ -13008,7 +13008,7 @@
                 <w:rFonts w:ascii="Times New Roman" w:eastAsia="宋体" w:hAnsi="Times New Roman"/>
                 <w:sz w:val="18"/>
               </w:rPr>
-              <w:t>BRAM 68.2 %</w:t>
+              <w:t>BRAM 68.6 %</w:t>
             </w:r>
             <w:r>
               <w:rPr>
@@ -13171,21 +13171,21 @@
                 <w:rFonts w:ascii="Times New Roman" w:eastAsia="宋体" w:hAnsi="Times New Roman"/>
                 <w:sz w:val="18"/>
               </w:rPr>
-              <w:t xml:space="preserve"> 141 </w:t>
-            </w:r>
-            <w:r>
-              <w:rPr>
-                <w:rFonts w:ascii="Times New Roman" w:eastAsia="宋体" w:hAnsi="Times New Roman"/>
-                <w:sz w:val="18"/>
-              </w:rPr>
-              <w:t>条通过</w:t>
-            </w:r>
-            <w:r>
-              <w:rPr>
-                <w:rFonts w:ascii="Times New Roman" w:eastAsia="宋体" w:hAnsi="Times New Roman"/>
-                <w:sz w:val="18"/>
-              </w:rPr>
-              <w:t xml:space="preserve"> 140 </w:t>
+              <w:t xml:space="preserve"> </w:t>
+            </w:r>
+            <w:r>
+              <w:rPr>
+                <w:rFonts w:ascii="Times New Roman" w:eastAsia="宋体" w:hAnsi="Times New Roman"/>
+                <w:sz w:val="18"/>
+              </w:rPr>
+              <w:t>165 条判定全部通过</w:t>
+            </w:r>
+            <w:r>
+              <w:rPr>
+                <w:rFonts w:ascii="Times New Roman" w:eastAsia="宋体" w:hAnsi="Times New Roman"/>
+                <w:sz w:val="18"/>
+              </w:rPr>
+              <w:t xml:space="preserve"/>
             </w:r>
             <w:r>
               <w:rPr>
@@ -13199,28 +13199,28 @@
                 <w:rFonts w:ascii="Times New Roman" w:eastAsia="宋体" w:hAnsi="Times New Roman"/>
                 <w:sz w:val="18"/>
               </w:rPr>
-              <w:t xml:space="preserve"> 24 </w:t>
-            </w:r>
-            <w:r>
-              <w:rPr>
-                <w:rFonts w:ascii="Times New Roman" w:eastAsia="宋体" w:hAnsi="Times New Roman"/>
-                <w:sz w:val="18"/>
-              </w:rPr>
-              <w:t>项绿</w:t>
-            </w:r>
-            <w:r>
-              <w:rPr>
-                <w:rFonts w:ascii="Times New Roman" w:eastAsia="宋体" w:hAnsi="Times New Roman"/>
-                <w:sz w:val="18"/>
-              </w:rPr>
-              <w:t xml:space="preserve"> 23 </w:t>
-            </w:r>
-            <w:r>
-              <w:rPr>
-                <w:rFonts w:ascii="Times New Roman" w:eastAsia="宋体" w:hAnsi="Times New Roman"/>
-                <w:sz w:val="18"/>
-              </w:rPr>
-              <w:t>项；</w:t>
+              <w:t xml:space="preserve"> </w:t>
+            </w:r>
+            <w:r>
+              <w:rPr>
+                <w:rFonts w:ascii="Times New Roman" w:eastAsia="宋体" w:hAnsi="Times New Roman"/>
+                <w:sz w:val="18"/>
+              </w:rPr>
+              <w:t>24 项全绿</w:t>
+            </w:r>
+            <w:r>
+              <w:rPr>
+                <w:rFonts w:ascii="Times New Roman" w:eastAsia="宋体" w:hAnsi="Times New Roman"/>
+                <w:sz w:val="18"/>
+              </w:rPr>
+              <w:t xml:space="preserve"/>
+            </w:r>
+            <w:r>
+              <w:rPr>
+                <w:rFonts w:ascii="Times New Roman" w:eastAsia="宋体" w:hAnsi="Times New Roman"/>
+                <w:sz w:val="18"/>
+              </w:rPr>
+              <w:t>；</w:t>
             </w:r>
             <w:r>
               <w:rPr>

--- a/report/technical-document-contest-official.docx
+++ b/report/technical-document-contest-official.docx
@@ -64,25 +64,7 @@
           <w:color w:val="606060"/>
           <w:sz w:val="18"/>
         </w:rPr>
-        <w:t xml:space="preserve"> </w:t>
-      </w:r>
-      <w:proofErr w:type="spellStart"/>
-      <w:r>
-        <w:rPr>
-          <w:rFonts w:ascii="Times New Roman" w:eastAsia="宋体" w:hAnsi="Times New Roman"/>
-          <w:color w:val="606060"/>
-          <w:sz w:val="18"/>
-        </w:rPr>
-        <w:t>Vivado</w:t>
-      </w:r>
-      <w:proofErr w:type="spellEnd"/>
-      <w:r>
-        <w:rPr>
-          <w:rFonts w:ascii="Times New Roman" w:eastAsia="宋体" w:hAnsi="Times New Roman"/>
-          <w:color w:val="606060"/>
-          <w:sz w:val="18"/>
-        </w:rPr>
-        <w:t xml:space="preserve"> / Vitis 2025.2.1</w:t>
+        <w:t xml:space="preserve"> Vivado / Vitis 2025.2.1</w:t>
       </w:r>
       <w:r>
         <w:rPr>
@@ -600,56 +582,28 @@
           <w:rFonts w:ascii="Times New Roman" w:eastAsia="宋体" w:hAnsi="Times New Roman"/>
           <w:sz w:val="24"/>
         </w:rPr>
-        <w:t xml:space="preserve"> </w:t>
-      </w:r>
-      <w:r>
-        <w:rPr>
-          <w:rFonts w:ascii="Times New Roman" w:eastAsia="宋体" w:hAnsi="Times New Roman"/>
-          <w:sz w:val="24"/>
-        </w:rPr>
-        <w:t>165 条判定全部通过</w:t>
-      </w:r>
-      <w:r>
-        <w:rPr>
-          <w:rFonts w:ascii="Times New Roman" w:eastAsia="宋体" w:hAnsi="Times New Roman"/>
-          <w:sz w:val="24"/>
-        </w:rPr>
-        <w:t xml:space="preserve"/>
-      </w:r>
-      <w:r>
-        <w:rPr>
-          <w:rFonts w:ascii="Times New Roman" w:eastAsia="宋体" w:hAnsi="Times New Roman"/>
-          <w:sz w:val="24"/>
-        </w:rPr>
-        <w:t>条，一键门禁</w:t>
-      </w:r>
-      <w:r>
-        <w:rPr>
-          <w:rFonts w:ascii="Times New Roman" w:eastAsia="宋体" w:hAnsi="Times New Roman"/>
-          <w:sz w:val="24"/>
-        </w:rPr>
-        <w:t xml:space="preserve"> </w:t>
-      </w:r>
-      <w:r>
-        <w:rPr>
-          <w:rFonts w:ascii="Times New Roman" w:eastAsia="宋体" w:hAnsi="Times New Roman"/>
-          <w:sz w:val="24"/>
-        </w:rPr>
-        <w:t>24 项全部通过</w:t>
-      </w:r>
-      <w:r>
-        <w:rPr>
-          <w:rFonts w:ascii="Times New Roman" w:eastAsia="宋体" w:hAnsi="Times New Roman"/>
-          <w:sz w:val="24"/>
-        </w:rPr>
-        <w:t xml:space="preserve"/>
-      </w:r>
-      <w:r>
-        <w:rPr>
-          <w:rFonts w:ascii="Times New Roman" w:eastAsia="宋体" w:hAnsi="Times New Roman"/>
-          <w:sz w:val="24"/>
-        </w:rPr>
-        <w:t>。位流和固件已固化到板载</w:t>
+        <w:t xml:space="preserve"> 165 </w:t>
+      </w:r>
+      <w:r>
+        <w:rPr>
+          <w:rFonts w:ascii="Times New Roman" w:eastAsia="宋体" w:hAnsi="Times New Roman"/>
+          <w:sz w:val="24"/>
+        </w:rPr>
+        <w:t>条判定全部通过条，一键门禁</w:t>
+      </w:r>
+      <w:r>
+        <w:rPr>
+          <w:rFonts w:ascii="Times New Roman" w:eastAsia="宋体" w:hAnsi="Times New Roman"/>
+          <w:sz w:val="24"/>
+        </w:rPr>
+        <w:t xml:space="preserve"> 24 </w:t>
+      </w:r>
+      <w:r>
+        <w:rPr>
+          <w:rFonts w:ascii="Times New Roman" w:eastAsia="宋体" w:hAnsi="Times New Roman"/>
+          <w:sz w:val="24"/>
+        </w:rPr>
+        <w:t>项全部通过。位流和固件已固化到板载</w:t>
       </w:r>
       <w:r>
         <w:rPr>
@@ -2602,56 +2556,28 @@
                 <w:rFonts w:ascii="Times New Roman" w:eastAsia="宋体" w:hAnsi="Times New Roman"/>
                 <w:sz w:val="18"/>
               </w:rPr>
-              <w:t xml:space="preserve"> </w:t>
-            </w:r>
-            <w:r>
-              <w:rPr>
-                <w:rFonts w:ascii="Times New Roman" w:eastAsia="宋体" w:hAnsi="Times New Roman"/>
-                <w:sz w:val="18"/>
-              </w:rPr>
-              <w:t>165 条判定全部通过</w:t>
-            </w:r>
-            <w:r>
-              <w:rPr>
-                <w:rFonts w:ascii="Times New Roman" w:eastAsia="宋体" w:hAnsi="Times New Roman"/>
-                <w:sz w:val="18"/>
-              </w:rPr>
-              <w:t xml:space="preserve"/>
-            </w:r>
-            <w:r>
-              <w:rPr>
-                <w:rFonts w:ascii="Times New Roman" w:eastAsia="宋体" w:hAnsi="Times New Roman"/>
-                <w:sz w:val="18"/>
-              </w:rPr>
-              <w:t>条，门禁</w:t>
-            </w:r>
-            <w:r>
-              <w:rPr>
-                <w:rFonts w:ascii="Times New Roman" w:eastAsia="宋体" w:hAnsi="Times New Roman"/>
-                <w:sz w:val="18"/>
-              </w:rPr>
-              <w:t xml:space="preserve"> </w:t>
-            </w:r>
-            <w:r>
-              <w:rPr>
-                <w:rFonts w:ascii="Times New Roman" w:eastAsia="宋体" w:hAnsi="Times New Roman"/>
-                <w:sz w:val="18"/>
-              </w:rPr>
-              <w:t>24 项全绿</w:t>
-            </w:r>
-            <w:r>
-              <w:rPr>
-                <w:rFonts w:ascii="Times New Roman" w:eastAsia="宋体" w:hAnsi="Times New Roman"/>
-                <w:sz w:val="18"/>
-              </w:rPr>
-              <w:t xml:space="preserve"/>
-            </w:r>
-            <w:r>
-              <w:rPr>
-                <w:rFonts w:ascii="Times New Roman" w:eastAsia="宋体" w:hAnsi="Times New Roman"/>
-                <w:sz w:val="18"/>
-              </w:rPr>
-              <w:t>，</w:t>
+              <w:t xml:space="preserve"> 165 </w:t>
+            </w:r>
+            <w:r>
+              <w:rPr>
+                <w:rFonts w:ascii="Times New Roman" w:eastAsia="宋体" w:hAnsi="Times New Roman"/>
+                <w:sz w:val="18"/>
+              </w:rPr>
+              <w:t>条判定全部通过条，门禁</w:t>
+            </w:r>
+            <w:r>
+              <w:rPr>
+                <w:rFonts w:ascii="Times New Roman" w:eastAsia="宋体" w:hAnsi="Times New Roman"/>
+                <w:sz w:val="18"/>
+              </w:rPr>
+              <w:t xml:space="preserve"> 24 </w:t>
+            </w:r>
+            <w:r>
+              <w:rPr>
+                <w:rFonts w:ascii="Times New Roman" w:eastAsia="宋体" w:hAnsi="Times New Roman"/>
+                <w:sz w:val="18"/>
+              </w:rPr>
+              <w:t>项全绿，</w:t>
             </w:r>
             <w:r>
               <w:rPr>
@@ -2692,7 +2618,7 @@
                 <w:rFonts w:ascii="Times New Roman" w:eastAsia="宋体" w:hAnsi="Times New Roman"/>
                 <w:sz w:val="18"/>
               </w:rPr>
-              <w:t>位流与固件已写入并逐字节回读一致；冷上电自启待复验</w:t>
+              <w:t>位流与固件已写入并逐字节回读一致；冷上电有回显</w:t>
             </w:r>
           </w:p>
         </w:tc>
@@ -2757,7 +2683,6 @@
           <w:rFonts w:ascii="Times New Roman" w:eastAsia="宋体" w:hAnsi="Times New Roman"/>
           <w:sz w:val="24"/>
         </w:rPr>
-        <w:lastRenderedPageBreak/>
         <w:t>素，右半显示处理后的像素，两半来自同一帧的同一时刻，缝的位置是运行时参数。调试算法时不必接采集卡，效果当场可比。</w:t>
       </w:r>
     </w:p>
@@ -2984,7 +2909,14 @@
           <w:rFonts w:ascii="Times New Roman" w:eastAsia="宋体" w:hAnsi="Times New Roman"/>
           <w:sz w:val="24"/>
         </w:rPr>
-        <w:t>验证断电自启，最后用</w:t>
+        <w:t>并验证冷上电回显</w:t>
+      </w:r>
+      <w:r>
+        <w:rPr>
+          <w:rFonts w:ascii="Times New Roman" w:eastAsia="宋体" w:hAnsi="Times New Roman"/>
+          <w:sz w:val="24"/>
+        </w:rPr>
+        <w:t>，最后用</w:t>
       </w:r>
       <w:r>
         <w:rPr>
@@ -3158,7 +3090,6 @@
         <w:rPr>
           <w:noProof/>
         </w:rPr>
-        <w:lastRenderedPageBreak/>
         <w:drawing>
           <wp:inline distT="0" distB="0" distL="0" distR="0" wp14:anchorId="190FC0B0" wp14:editId="0C5FE71F">
             <wp:extent cx="5256000" cy="3129395"/>
@@ -3358,7 +3289,6 @@
                 <w:rFonts w:hint="eastAsia"/>
               </w:rPr>
             </w:pPr>
-            <w:proofErr w:type="spellStart"/>
             <w:r>
               <w:rPr>
                 <w:rFonts w:ascii="Consolas" w:eastAsia="宋体" w:hAnsi="Consolas"/>
@@ -3366,7 +3296,6 @@
               </w:rPr>
               <w:t>u_bd</w:t>
             </w:r>
-            <w:proofErr w:type="spellEnd"/>
           </w:p>
         </w:tc>
         <w:tc>
@@ -3550,7 +3479,6 @@
                 <w:rFonts w:hint="eastAsia"/>
               </w:rPr>
             </w:pPr>
-            <w:proofErr w:type="spellStart"/>
             <w:r>
               <w:rPr>
                 <w:rFonts w:ascii="Consolas" w:eastAsia="宋体" w:hAnsi="Consolas"/>
@@ -3558,7 +3486,6 @@
               </w:rPr>
               <w:t>u_idelay_clkgen</w:t>
             </w:r>
-            <w:proofErr w:type="spellEnd"/>
           </w:p>
         </w:tc>
         <w:tc>
@@ -3572,7 +3499,6 @@
                 <w:rFonts w:hint="eastAsia"/>
               </w:rPr>
             </w:pPr>
-            <w:proofErr w:type="spellStart"/>
             <w:r>
               <w:rPr>
                 <w:rFonts w:ascii="Consolas" w:eastAsia="宋体" w:hAnsi="Consolas"/>
@@ -3580,7 +3506,6 @@
               </w:rPr>
               <w:t>clk_gen</w:t>
             </w:r>
-            <w:proofErr w:type="spellEnd"/>
           </w:p>
         </w:tc>
         <w:tc>
@@ -3646,7 +3571,6 @@
                 <w:rFonts w:hint="eastAsia"/>
               </w:rPr>
             </w:pPr>
-            <w:proofErr w:type="spellStart"/>
             <w:r>
               <w:rPr>
                 <w:rFonts w:ascii="Consolas" w:eastAsia="宋体" w:hAnsi="Consolas"/>
@@ -3654,7 +3578,6 @@
               </w:rPr>
               <w:t>u_eth</w:t>
             </w:r>
-            <w:proofErr w:type="spellEnd"/>
           </w:p>
         </w:tc>
         <w:tc>
@@ -3668,7 +3591,6 @@
                 <w:rFonts w:hint="eastAsia"/>
               </w:rPr>
             </w:pPr>
-            <w:proofErr w:type="spellStart"/>
             <w:r>
               <w:rPr>
                 <w:rFonts w:ascii="Consolas" w:eastAsia="宋体" w:hAnsi="Consolas"/>
@@ -3676,7 +3598,6 @@
               </w:rPr>
               <w:t>eth_udp_video_top</w:t>
             </w:r>
-            <w:proofErr w:type="spellEnd"/>
           </w:p>
         </w:tc>
         <w:tc>
@@ -3690,7 +3611,6 @@
                 <w:rFonts w:hint="eastAsia"/>
               </w:rPr>
             </w:pPr>
-            <w:proofErr w:type="spellStart"/>
             <w:r>
               <w:rPr>
                 <w:rFonts w:ascii="Consolas" w:eastAsia="宋体" w:hAnsi="Consolas"/>
@@ -3698,7 +3618,6 @@
               </w:rPr>
               <w:t>eth_rxc</w:t>
             </w:r>
-            <w:proofErr w:type="spellEnd"/>
             <w:r>
               <w:rPr>
                 <w:rFonts w:ascii="Times New Roman" w:eastAsia="宋体" w:hAnsi="Times New Roman"/>
@@ -3706,7 +3625,6 @@
               </w:rPr>
               <w:t xml:space="preserve"> 125 MHz + </w:t>
             </w:r>
-            <w:proofErr w:type="spellStart"/>
             <w:r>
               <w:rPr>
                 <w:rFonts w:ascii="Consolas" w:eastAsia="宋体" w:hAnsi="Consolas"/>
@@ -3714,7 +3632,6 @@
               </w:rPr>
               <w:t>axi_clk</w:t>
             </w:r>
-            <w:proofErr w:type="spellEnd"/>
           </w:p>
         </w:tc>
         <w:tc>
@@ -3774,7 +3691,6 @@
                 <w:rFonts w:hint="eastAsia"/>
               </w:rPr>
             </w:pPr>
-            <w:proofErr w:type="spellStart"/>
             <w:r>
               <w:rPr>
                 <w:rFonts w:ascii="Consolas" w:eastAsia="宋体" w:hAnsi="Consolas"/>
@@ -3782,7 +3698,6 @@
               </w:rPr>
               <w:t>u_lm_axi</w:t>
             </w:r>
-            <w:proofErr w:type="spellEnd"/>
           </w:p>
         </w:tc>
         <w:tc>
@@ -3796,7 +3711,6 @@
                 <w:rFonts w:hint="eastAsia"/>
               </w:rPr>
             </w:pPr>
-            <w:proofErr w:type="spellStart"/>
             <w:r>
               <w:rPr>
                 <w:rFonts w:ascii="Consolas" w:eastAsia="宋体" w:hAnsi="Consolas"/>
@@ -3804,7 +3718,6 @@
               </w:rPr>
               <w:t>snap_cross</w:t>
             </w:r>
-            <w:proofErr w:type="spellEnd"/>
           </w:p>
         </w:tc>
         <w:tc>
@@ -3891,7 +3804,6 @@
                 <w:rFonts w:hint="eastAsia"/>
               </w:rPr>
             </w:pPr>
-            <w:proofErr w:type="spellStart"/>
             <w:r>
               <w:rPr>
                 <w:rFonts w:ascii="Consolas" w:eastAsia="宋体" w:hAnsi="Consolas"/>
@@ -3899,7 +3811,6 @@
               </w:rPr>
               <w:t>u_pl</w:t>
             </w:r>
-            <w:proofErr w:type="spellEnd"/>
           </w:p>
         </w:tc>
         <w:tc>
@@ -3913,7 +3824,6 @@
                 <w:rFonts w:hint="eastAsia"/>
               </w:rPr>
             </w:pPr>
-            <w:proofErr w:type="spellStart"/>
             <w:r>
               <w:rPr>
                 <w:rFonts w:ascii="Consolas" w:eastAsia="宋体" w:hAnsi="Consolas"/>
@@ -3921,7 +3831,6 @@
               </w:rPr>
               <w:t>pl_video_top</w:t>
             </w:r>
-            <w:proofErr w:type="spellEnd"/>
           </w:p>
         </w:tc>
         <w:tc>
@@ -3935,7 +3844,6 @@
                 <w:rFonts w:hint="eastAsia"/>
               </w:rPr>
             </w:pPr>
-            <w:proofErr w:type="spellStart"/>
             <w:r>
               <w:rPr>
                 <w:rFonts w:ascii="Consolas" w:eastAsia="宋体" w:hAnsi="Consolas"/>
@@ -3943,7 +3851,6 @@
               </w:rPr>
               <w:t>clk_pix</w:t>
             </w:r>
-            <w:proofErr w:type="spellEnd"/>
             <w:r>
               <w:rPr>
                 <w:rFonts w:ascii="Times New Roman" w:eastAsia="宋体" w:hAnsi="Times New Roman"/>
@@ -3951,7 +3858,6 @@
               </w:rPr>
               <w:t xml:space="preserve"> 50 MHz + </w:t>
             </w:r>
-            <w:proofErr w:type="spellStart"/>
             <w:r>
               <w:rPr>
                 <w:rFonts w:ascii="Consolas" w:eastAsia="宋体" w:hAnsi="Consolas"/>
@@ -3959,7 +3865,6 @@
               </w:rPr>
               <w:t>axi_clk</w:t>
             </w:r>
-            <w:proofErr w:type="spellEnd"/>
             <w:r>
               <w:rPr>
                 <w:rFonts w:ascii="Times New Roman" w:eastAsia="宋体" w:hAnsi="Times New Roman"/>
@@ -3967,7 +3872,6 @@
               </w:rPr>
               <w:t xml:space="preserve"> + </w:t>
             </w:r>
-            <w:proofErr w:type="spellStart"/>
             <w:r>
               <w:rPr>
                 <w:rFonts w:ascii="Consolas" w:eastAsia="宋体" w:hAnsi="Consolas"/>
@@ -3975,7 +3879,6 @@
               </w:rPr>
               <w:t>sys_clk</w:t>
             </w:r>
-            <w:proofErr w:type="spellEnd"/>
           </w:p>
         </w:tc>
         <w:tc>
@@ -4079,7 +3982,6 @@
         </w:rPr>
         <w:t xml:space="preserve"> </w:t>
       </w:r>
-      <w:proofErr w:type="spellStart"/>
       <w:r>
         <w:rPr>
           <w:rFonts w:ascii="Consolas" w:eastAsia="宋体" w:hAnsi="Consolas"/>
@@ -4087,7 +3989,6 @@
         </w:rPr>
         <w:t>u_eth</w:t>
       </w:r>
-      <w:proofErr w:type="spellEnd"/>
       <w:r>
         <w:rPr>
           <w:rFonts w:ascii="Times New Roman" w:eastAsia="宋体" w:hAnsi="Times New Roman"/>
@@ -4102,7 +4003,6 @@
         </w:rPr>
         <w:t xml:space="preserve"> </w:t>
       </w:r>
-      <w:proofErr w:type="spellStart"/>
       <w:r>
         <w:rPr>
           <w:rFonts w:ascii="Consolas" w:eastAsia="宋体" w:hAnsi="Consolas"/>
@@ -4110,7 +4010,6 @@
         </w:rPr>
         <w:t>u_eth</w:t>
       </w:r>
-      <w:proofErr w:type="spellEnd"/>
       <w:r>
         <w:rPr>
           <w:rFonts w:ascii="Times New Roman" w:eastAsia="宋体" w:hAnsi="Times New Roman"/>
@@ -4146,7 +4045,6 @@
         </w:rPr>
         <w:t xml:space="preserve"> </w:t>
       </w:r>
-      <w:proofErr w:type="spellStart"/>
       <w:r>
         <w:rPr>
           <w:rFonts w:ascii="Consolas" w:eastAsia="宋体" w:hAnsi="Consolas"/>
@@ -4154,7 +4052,6 @@
         </w:rPr>
         <w:t>u_bd</w:t>
       </w:r>
-      <w:proofErr w:type="spellEnd"/>
       <w:r>
         <w:rPr>
           <w:rFonts w:ascii="Times New Roman" w:eastAsia="宋体" w:hAnsi="Times New Roman"/>
@@ -4204,7 +4101,6 @@
         </w:rPr>
         <w:t xml:space="preserve"> </w:t>
       </w:r>
-      <w:proofErr w:type="spellStart"/>
       <w:r>
         <w:rPr>
           <w:rFonts w:ascii="Consolas" w:eastAsia="宋体" w:hAnsi="Consolas"/>
@@ -4212,7 +4108,6 @@
         </w:rPr>
         <w:t>u_pl</w:t>
       </w:r>
-      <w:proofErr w:type="spellEnd"/>
       <w:r>
         <w:rPr>
           <w:rFonts w:ascii="Times New Roman" w:eastAsia="宋体" w:hAnsi="Times New Roman"/>
@@ -4262,7 +4157,6 @@
         </w:rPr>
         <w:t xml:space="preserve"> </w:t>
       </w:r>
-      <w:proofErr w:type="spellStart"/>
       <w:r>
         <w:rPr>
           <w:rFonts w:ascii="Consolas" w:eastAsia="宋体" w:hAnsi="Consolas"/>
@@ -4270,7 +4164,6 @@
         </w:rPr>
         <w:t>main.c</w:t>
       </w:r>
-      <w:proofErr w:type="spellEnd"/>
       <w:r>
         <w:rPr>
           <w:rFonts w:ascii="Times New Roman" w:eastAsia="宋体" w:hAnsi="Times New Roman"/>
@@ -4339,15 +4232,7 @@
           <w:rFonts w:ascii="Times New Roman" w:eastAsia="宋体" w:hAnsi="Times New Roman"/>
           <w:sz w:val="24"/>
         </w:rPr>
-        <w:t>读写的是同一组寄存器，因此不需要第四个通道。四处</w:t>
-      </w:r>
-      <w:r>
-        <w:rPr>
-          <w:rFonts w:ascii="Times New Roman" w:eastAsia="宋体" w:hAnsi="Times New Roman"/>
-          <w:sz w:val="24"/>
-        </w:rPr>
-        <w:lastRenderedPageBreak/>
-        <w:t>跨时钟域的安排见图</w:t>
+        <w:t>读写的是同一组寄存器，因此不需要第四个通道。四处跨时钟域的安排见图</w:t>
       </w:r>
       <w:r>
         <w:rPr>
@@ -5503,15 +5388,7 @@
                 <w:rFonts w:ascii="Times New Roman" w:eastAsia="宋体" w:hAnsi="Times New Roman"/>
                 <w:sz w:val="18"/>
               </w:rPr>
-              <w:t>调试用第一档，固化演示用第二</w:t>
-            </w:r>
-            <w:r>
-              <w:rPr>
-                <w:rFonts w:ascii="Times New Roman" w:eastAsia="宋体" w:hAnsi="Times New Roman"/>
-                <w:sz w:val="18"/>
-              </w:rPr>
-              <w:lastRenderedPageBreak/>
-              <w:t>档</w:t>
+              <w:t>调试用第一档，固化演示用第二档</w:t>
             </w:r>
           </w:p>
         </w:tc>
@@ -5870,7 +5747,6 @@
         </w:rPr>
         <w:t>晶振作为全设计的基准钟。</w:t>
       </w:r>
-      <w:proofErr w:type="spellStart"/>
       <w:r>
         <w:rPr>
           <w:rFonts w:ascii="Consolas" w:eastAsia="宋体" w:hAnsi="Consolas"/>
@@ -5878,7 +5754,6 @@
         </w:rPr>
         <w:t>u_idelay_clkgen</w:t>
       </w:r>
-      <w:proofErr w:type="spellEnd"/>
       <w:r>
         <w:rPr>
           <w:rFonts w:ascii="Times New Roman" w:eastAsia="宋体" w:hAnsi="Times New Roman"/>
@@ -5935,7 +5810,6 @@
         </w:rPr>
         <w:t>，专门给收口的延迟控制单元做参考；</w:t>
       </w:r>
-      <w:proofErr w:type="spellStart"/>
       <w:r>
         <w:rPr>
           <w:rFonts w:ascii="Consolas" w:eastAsia="宋体" w:hAnsi="Consolas"/>
@@ -5943,7 +5817,6 @@
         </w:rPr>
         <w:t>u_pl</w:t>
       </w:r>
-      <w:proofErr w:type="spellEnd"/>
       <w:r>
         <w:rPr>
           <w:rFonts w:ascii="Times New Roman" w:eastAsia="宋体" w:hAnsi="Times New Roman"/>
@@ -6224,7 +6097,6 @@
         </w:rPr>
         <w:t xml:space="preserve"> </w:t>
       </w:r>
-      <w:proofErr w:type="spellStart"/>
       <w:r>
         <w:rPr>
           <w:rFonts w:ascii="Consolas" w:eastAsia="宋体" w:hAnsi="Consolas"/>
@@ -6232,7 +6104,6 @@
         </w:rPr>
         <w:t>mdio</w:t>
       </w:r>
-      <w:proofErr w:type="spellEnd"/>
       <w:r>
         <w:rPr>
           <w:rFonts w:ascii="Times New Roman" w:eastAsia="宋体" w:hAnsi="Times New Roman"/>
@@ -6268,7 +6139,6 @@
         </w:rPr>
         <w:t xml:space="preserve"> </w:t>
       </w:r>
-      <w:proofErr w:type="spellStart"/>
       <w:r>
         <w:rPr>
           <w:rFonts w:ascii="Consolas" w:eastAsia="宋体" w:hAnsi="Consolas"/>
@@ -6276,7 +6146,6 @@
         </w:rPr>
         <w:t>rst_n</w:t>
       </w:r>
-      <w:proofErr w:type="spellEnd"/>
       <w:r>
         <w:rPr>
           <w:rFonts w:ascii="Times New Roman" w:eastAsia="宋体" w:hAnsi="Times New Roman"/>
@@ -6331,7 +6200,6 @@
         </w:rPr>
         <w:t xml:space="preserve"> </w:t>
       </w:r>
-      <w:proofErr w:type="spellStart"/>
       <w:r>
         <w:rPr>
           <w:rFonts w:ascii="Consolas" w:eastAsia="宋体" w:hAnsi="Consolas"/>
@@ -6339,7 +6207,6 @@
         </w:rPr>
         <w:t>gmii_rx_mac</w:t>
       </w:r>
-      <w:proofErr w:type="spellEnd"/>
       <w:r>
         <w:rPr>
           <w:rFonts w:ascii="Times New Roman" w:eastAsia="宋体" w:hAnsi="Times New Roman"/>
@@ -6354,7 +6221,6 @@
         </w:rPr>
         <w:t>去掉前导码并自行计算帧校验序列；</w:t>
       </w:r>
-      <w:proofErr w:type="spellStart"/>
       <w:r>
         <w:rPr>
           <w:rFonts w:ascii="Consolas" w:eastAsia="宋体" w:hAnsi="Consolas"/>
@@ -6362,7 +6228,6 @@
         </w:rPr>
         <w:t>udp_rx_parser</w:t>
       </w:r>
-      <w:proofErr w:type="spellEnd"/>
       <w:r>
         <w:rPr>
           <w:rFonts w:ascii="Times New Roman" w:eastAsia="宋体" w:hAnsi="Times New Roman"/>
@@ -6419,7 +6284,6 @@
         </w:rPr>
         <w:t>端口的载荷；</w:t>
       </w:r>
-      <w:proofErr w:type="spellStart"/>
       <w:r>
         <w:rPr>
           <w:rFonts w:ascii="Consolas" w:eastAsia="宋体" w:hAnsi="Consolas"/>
@@ -6427,7 +6291,6 @@
         </w:rPr>
         <w:t>frame_reasm</w:t>
       </w:r>
-      <w:proofErr w:type="spellEnd"/>
       <w:r>
         <w:rPr>
           <w:rFonts w:ascii="Times New Roman" w:eastAsia="宋体" w:hAnsi="Times New Roman"/>
@@ -6440,10 +6303,8 @@
           <w:rFonts w:ascii="Times New Roman" w:eastAsia="宋体" w:hAnsi="Times New Roman"/>
           <w:sz w:val="24"/>
         </w:rPr>
-        <w:lastRenderedPageBreak/>
         <w:t>按载荷在帧内的偏移写入对应行，行数满足后提交整帧。</w:t>
       </w:r>
-      <w:proofErr w:type="spellStart"/>
       <w:r>
         <w:rPr>
           <w:rFonts w:ascii="Consolas" w:eastAsia="宋体" w:hAnsi="Consolas"/>
@@ -6451,7 +6312,6 @@
         </w:rPr>
         <w:t>arp</w:t>
       </w:r>
-      <w:proofErr w:type="spellEnd"/>
       <w:r>
         <w:rPr>
           <w:rFonts w:ascii="Times New Roman" w:eastAsia="宋体" w:hAnsi="Times New Roman"/>
@@ -6473,7 +6333,6 @@
         </w:rPr>
         <w:t xml:space="preserve"> </w:t>
       </w:r>
-      <w:proofErr w:type="spellStart"/>
       <w:r>
         <w:rPr>
           <w:rFonts w:ascii="Consolas" w:eastAsia="宋体" w:hAnsi="Consolas"/>
@@ -6481,7 +6340,6 @@
         </w:rPr>
         <w:t>icmp</w:t>
       </w:r>
-      <w:proofErr w:type="spellEnd"/>
       <w:r>
         <w:rPr>
           <w:rFonts w:ascii="Times New Roman" w:eastAsia="宋体" w:hAnsi="Times New Roman"/>
@@ -6503,7 +6361,6 @@
         </w:rPr>
         <w:t xml:space="preserve"> </w:t>
       </w:r>
-      <w:proofErr w:type="spellStart"/>
       <w:r>
         <w:rPr>
           <w:rFonts w:ascii="Consolas" w:eastAsia="宋体" w:hAnsi="Consolas"/>
@@ -6511,7 +6368,6 @@
         </w:rPr>
         <w:t>eth_ctrl</w:t>
       </w:r>
-      <w:proofErr w:type="spellEnd"/>
       <w:r>
         <w:rPr>
           <w:rFonts w:ascii="Times New Roman" w:eastAsia="宋体" w:hAnsi="Times New Roman"/>
@@ -6526,7 +6382,6 @@
         </w:rPr>
         <w:t>仲裁、</w:t>
       </w:r>
-      <w:proofErr w:type="spellStart"/>
       <w:r>
         <w:rPr>
           <w:rFonts w:ascii="Consolas" w:eastAsia="宋体" w:hAnsi="Consolas"/>
@@ -6534,7 +6389,6 @@
         </w:rPr>
         <w:t>udp_tx</w:t>
       </w:r>
-      <w:proofErr w:type="spellEnd"/>
       <w:r>
         <w:rPr>
           <w:rFonts w:ascii="Times New Roman" w:eastAsia="宋体" w:hAnsi="Times New Roman"/>
@@ -6591,7 +6445,6 @@
         </w:rPr>
         <w:t xml:space="preserve"> </w:t>
       </w:r>
-      <w:proofErr w:type="spellStart"/>
       <w:r>
         <w:rPr>
           <w:rFonts w:ascii="Consolas" w:eastAsia="宋体" w:hAnsi="Consolas"/>
@@ -6599,7 +6452,6 @@
         </w:rPr>
         <w:t>eth_udp</w:t>
       </w:r>
-      <w:proofErr w:type="spellEnd"/>
       <w:r>
         <w:rPr>
           <w:rFonts w:ascii="Times New Roman" w:eastAsia="宋体" w:hAnsi="Times New Roman"/>
@@ -6894,7 +6746,6 @@
         </w:rPr>
         <w:t xml:space="preserve"> </w:t>
       </w:r>
-      <w:proofErr w:type="spellStart"/>
       <w:r>
         <w:rPr>
           <w:rFonts w:ascii="Consolas" w:eastAsia="宋体" w:hAnsi="Consolas"/>
@@ -6902,7 +6753,6 @@
         </w:rPr>
         <w:t>ddr_bank_commit</w:t>
       </w:r>
-      <w:proofErr w:type="spellEnd"/>
       <w:r>
         <w:rPr>
           <w:rFonts w:ascii="Times New Roman" w:eastAsia="宋体" w:hAnsi="Times New Roman"/>
@@ -6985,7 +6835,6 @@
         </w:rPr>
         <w:t xml:space="preserve"> </w:t>
       </w:r>
-      <w:proofErr w:type="spellStart"/>
       <w:r>
         <w:rPr>
           <w:rFonts w:ascii="Consolas" w:eastAsia="宋体" w:hAnsi="Consolas"/>
@@ -6993,7 +6842,6 @@
         </w:rPr>
         <w:t>link_monitor</w:t>
       </w:r>
-      <w:proofErr w:type="spellEnd"/>
       <w:r>
         <w:rPr>
           <w:rFonts w:ascii="Times New Roman" w:eastAsia="宋体" w:hAnsi="Times New Roman"/>
@@ -7064,7 +6912,6 @@
         </w:rPr>
         <w:t>信号之后才作为仲裁输入，否则会出现计数没涨但时基已经不可信的误判。</w:t>
       </w:r>
-      <w:proofErr w:type="spellStart"/>
       <w:r>
         <w:rPr>
           <w:rFonts w:ascii="Consolas" w:eastAsia="宋体" w:hAnsi="Consolas"/>
@@ -7072,7 +6919,6 @@
         </w:rPr>
         <w:t>frame_commit_lock</w:t>
       </w:r>
-      <w:proofErr w:type="spellEnd"/>
       <w:r>
         <w:rPr>
           <w:rFonts w:ascii="Times New Roman" w:eastAsia="宋体" w:hAnsi="Times New Roman"/>
@@ -7087,7 +6933,6 @@
         </w:rPr>
         <w:t>负责消隐窗口和看门狗，</w:t>
       </w:r>
-      <w:proofErr w:type="spellStart"/>
       <w:r>
         <w:rPr>
           <w:rFonts w:ascii="Consolas" w:eastAsia="宋体" w:hAnsi="Consolas"/>
@@ -7095,7 +6940,6 @@
         </w:rPr>
         <w:t>src_life</w:t>
       </w:r>
-      <w:proofErr w:type="spellEnd"/>
       <w:r>
         <w:rPr>
           <w:rFonts w:ascii="Times New Roman" w:eastAsia="宋体" w:hAnsi="Times New Roman"/>
@@ -7164,7 +7008,6 @@
         </w:rPr>
         <w:t xml:space="preserve"> </w:t>
       </w:r>
-      <w:proofErr w:type="spellStart"/>
       <w:r>
         <w:rPr>
           <w:rFonts w:ascii="Consolas" w:eastAsia="宋体" w:hAnsi="Consolas"/>
@@ -7172,7 +7015,6 @@
         </w:rPr>
         <w:t>video_timing</w:t>
       </w:r>
-      <w:proofErr w:type="spellEnd"/>
       <w:r>
         <w:rPr>
           <w:rFonts w:ascii="Times New Roman" w:eastAsia="宋体" w:hAnsi="Times New Roman"/>
@@ -7187,7 +7029,6 @@
         </w:rPr>
         <w:t>给出显示坐标，</w:t>
       </w:r>
-      <w:proofErr w:type="spellStart"/>
       <w:r>
         <w:rPr>
           <w:rFonts w:ascii="Consolas" w:eastAsia="宋体" w:hAnsi="Consolas"/>
@@ -7195,7 +7036,6 @@
         </w:rPr>
         <w:t>zoom_fit</w:t>
       </w:r>
-      <w:proofErr w:type="spellEnd"/>
       <w:r>
         <w:rPr>
           <w:rFonts w:ascii="Times New Roman" w:eastAsia="宋体" w:hAnsi="Times New Roman"/>
@@ -7210,7 +7050,6 @@
         </w:rPr>
         <w:t>算出自适应满屏所需的系数，</w:t>
       </w:r>
-      <w:proofErr w:type="spellStart"/>
       <w:r>
         <w:rPr>
           <w:rFonts w:ascii="Consolas" w:eastAsia="宋体" w:hAnsi="Consolas"/>
@@ -7218,7 +7057,6 @@
         </w:rPr>
         <w:t>zoom_mapper</w:t>
       </w:r>
-      <w:proofErr w:type="spellEnd"/>
       <w:r>
         <w:rPr>
           <w:rFonts w:ascii="Times New Roman" w:eastAsia="宋体" w:hAnsi="Times New Roman"/>
@@ -7240,7 +7078,6 @@
         </w:rPr>
         <w:t xml:space="preserve"> </w:t>
       </w:r>
-      <w:proofErr w:type="spellStart"/>
       <w:r>
         <w:rPr>
           <w:rFonts w:ascii="Consolas" w:eastAsia="宋体" w:hAnsi="Consolas"/>
@@ -7248,7 +7085,6 @@
         </w:rPr>
         <w:t>angle_ctrl</w:t>
       </w:r>
-      <w:proofErr w:type="spellEnd"/>
       <w:r>
         <w:rPr>
           <w:rFonts w:ascii="Times New Roman" w:eastAsia="宋体" w:hAnsi="Times New Roman"/>
@@ -7457,7 +7293,6 @@
         </w:rPr>
         <w:t xml:space="preserve"> </w:t>
       </w:r>
-      <w:proofErr w:type="spellStart"/>
       <w:r>
         <w:rPr>
           <w:rFonts w:ascii="Consolas" w:eastAsia="宋体" w:hAnsi="Consolas"/>
@@ -7465,7 +7300,6 @@
         </w:rPr>
         <w:t>proc_pipeline</w:t>
       </w:r>
-      <w:proofErr w:type="spellEnd"/>
       <w:r>
         <w:rPr>
           <w:rFonts w:ascii="Times New Roman" w:eastAsia="宋体" w:hAnsi="Times New Roman"/>
@@ -7527,15 +7361,7 @@
           <w:rFonts w:ascii="Times New Roman" w:eastAsia="宋体" w:hAnsi="Times New Roman"/>
           <w:sz w:val="24"/>
         </w:rPr>
-        <w:t>，台架实测输入有效脉冲到</w:t>
-      </w:r>
-      <w:r>
-        <w:rPr>
-          <w:rFonts w:ascii="Times New Roman" w:eastAsia="宋体" w:hAnsi="Times New Roman"/>
-          <w:sz w:val="24"/>
-        </w:rPr>
-        <w:lastRenderedPageBreak/>
-        <w:t>输出有效脉冲的间隔与之一致。</w:t>
+        <w:t>，台架实测输入有效脉冲到输出有效脉冲的间隔与之一致。</w:t>
       </w:r>
     </w:p>
     <w:p>
@@ -7609,7 +7435,6 @@
         </w:rPr>
         <w:t xml:space="preserve"> </w:t>
       </w:r>
-      <w:proofErr w:type="spellStart"/>
       <w:r>
         <w:rPr>
           <w:rFonts w:ascii="Consolas" w:eastAsia="宋体" w:hAnsi="Consolas"/>
@@ -7617,7 +7442,6 @@
         </w:rPr>
         <w:t>split_display</w:t>
       </w:r>
-      <w:proofErr w:type="spellEnd"/>
       <w:r>
         <w:rPr>
           <w:rFonts w:ascii="Times New Roman" w:eastAsia="宋体" w:hAnsi="Times New Roman"/>
@@ -7632,7 +7456,6 @@
         </w:rPr>
         <w:t>按当前缝位置逐列选择原始像素或处理像素，原始像素来自一条四行的行缓存加一级滑移，与处理路径保持同拍，所以两半确实来自同一帧。</w:t>
       </w:r>
-      <w:proofErr w:type="spellStart"/>
       <w:r>
         <w:rPr>
           <w:rFonts w:ascii="Consolas" w:eastAsia="宋体" w:hAnsi="Consolas"/>
@@ -7640,7 +7463,6 @@
         </w:rPr>
         <w:t>osd_overlay</w:t>
       </w:r>
-      <w:proofErr w:type="spellEnd"/>
       <w:r>
         <w:rPr>
           <w:rFonts w:ascii="Times New Roman" w:eastAsia="宋体" w:hAnsi="Times New Roman"/>
@@ -7852,23 +7674,7 @@
           <w:rFonts w:ascii="Times New Roman" w:eastAsia="宋体" w:hAnsi="Times New Roman"/>
           <w:sz w:val="18"/>
         </w:rPr>
-        <w:t xml:space="preserve">3  </w:t>
-      </w:r>
-      <w:proofErr w:type="spellStart"/>
-      <w:r>
-        <w:rPr>
-          <w:rFonts w:ascii="Times New Roman" w:eastAsia="宋体" w:hAnsi="Times New Roman"/>
-          <w:sz w:val="18"/>
-        </w:rPr>
-        <w:t>u_eth</w:t>
-      </w:r>
-      <w:proofErr w:type="spellEnd"/>
-      <w:r>
-        <w:rPr>
-          <w:rFonts w:ascii="Times New Roman" w:eastAsia="宋体" w:hAnsi="Times New Roman"/>
-          <w:sz w:val="18"/>
-        </w:rPr>
-        <w:t xml:space="preserve"> </w:t>
+        <w:t xml:space="preserve">3  u_eth </w:t>
       </w:r>
       <w:r>
         <w:rPr>
@@ -8004,23 +7810,7 @@
           <w:rFonts w:ascii="Times New Roman" w:eastAsia="宋体" w:hAnsi="Times New Roman"/>
           <w:sz w:val="18"/>
         </w:rPr>
-        <w:t xml:space="preserve">4  </w:t>
-      </w:r>
-      <w:proofErr w:type="spellStart"/>
-      <w:r>
-        <w:rPr>
-          <w:rFonts w:ascii="Times New Roman" w:eastAsia="宋体" w:hAnsi="Times New Roman"/>
-          <w:sz w:val="18"/>
-        </w:rPr>
-        <w:t>u_pl</w:t>
-      </w:r>
-      <w:proofErr w:type="spellEnd"/>
-      <w:r>
-        <w:rPr>
-          <w:rFonts w:ascii="Times New Roman" w:eastAsia="宋体" w:hAnsi="Times New Roman"/>
-          <w:sz w:val="18"/>
-        </w:rPr>
-        <w:t xml:space="preserve"> </w:t>
+        <w:t xml:space="preserve">4  u_pl </w:t>
       </w:r>
       <w:r>
         <w:rPr>
@@ -8100,7 +7890,6 @@
           <w:rFonts w:ascii="Arial" w:eastAsia="黑体" w:hAnsi="Arial"/>
           <w:sz w:val="25"/>
         </w:rPr>
-        <w:lastRenderedPageBreak/>
         <w:t xml:space="preserve">2.3 </w:t>
       </w:r>
       <w:r>
@@ -8278,7 +8067,6 @@
         </w:rPr>
         <w:t>支脚本，不依赖第三方库。常用的是三支：</w:t>
       </w:r>
-      <w:proofErr w:type="spellStart"/>
       <w:r>
         <w:rPr>
           <w:rFonts w:ascii="Consolas" w:eastAsia="宋体" w:hAnsi="Consolas"/>
@@ -8286,7 +8074,6 @@
         </w:rPr>
         <w:t>video_sender</w:t>
       </w:r>
-      <w:proofErr w:type="spellEnd"/>
       <w:r>
         <w:rPr>
           <w:rFonts w:ascii="Times New Roman" w:eastAsia="宋体" w:hAnsi="Times New Roman"/>
@@ -8301,7 +8088,6 @@
         </w:rPr>
         <w:t>推任意片源，</w:t>
       </w:r>
-      <w:proofErr w:type="spellStart"/>
       <w:r>
         <w:rPr>
           <w:rFonts w:ascii="Consolas" w:eastAsia="宋体" w:hAnsi="Consolas"/>
@@ -8309,7 +8095,6 @@
         </w:rPr>
         <w:t>one_click_test</w:t>
       </w:r>
-      <w:proofErr w:type="spellEnd"/>
       <w:r>
         <w:rPr>
           <w:rFonts w:ascii="Times New Roman" w:eastAsia="宋体" w:hAnsi="Times New Roman"/>
@@ -8352,7 +8137,6 @@
         </w:rPr>
         <w:t>写读状态、发内置片源、计数对账四步串成一次自检，任何一步失败都以非零码退出，</w:t>
       </w:r>
-      <w:proofErr w:type="spellStart"/>
       <w:r>
         <w:rPr>
           <w:rFonts w:ascii="Consolas" w:eastAsia="宋体" w:hAnsi="Consolas"/>
@@ -8360,7 +8144,6 @@
         </w:rPr>
         <w:t>uart_cmd_check</w:t>
       </w:r>
-      <w:proofErr w:type="spellEnd"/>
       <w:r>
         <w:rPr>
           <w:rFonts w:ascii="Times New Roman" w:eastAsia="宋体" w:hAnsi="Times New Roman"/>
@@ -8675,15 +8458,7 @@
           <w:rFonts w:ascii="Times New Roman" w:eastAsia="宋体" w:hAnsi="Times New Roman"/>
           <w:sz w:val="24"/>
         </w:rPr>
-        <w:t>的翻转位发布出去。输入是一</w:t>
-      </w:r>
-      <w:r>
-        <w:rPr>
-          <w:rFonts w:ascii="Times New Roman" w:eastAsia="宋体" w:hAnsi="Times New Roman"/>
-          <w:sz w:val="24"/>
-        </w:rPr>
-        <w:lastRenderedPageBreak/>
-        <w:t>行串口命令和寄存器的当前值，输出是三个</w:t>
+        <w:t>的翻转位发布出去。输入是一行串口命令和寄存器的当前值，输出是三个</w:t>
       </w:r>
       <w:r>
         <w:rPr>
@@ -8868,7 +8643,6 @@
                 <w:rFonts w:hint="eastAsia"/>
               </w:rPr>
             </w:pPr>
-            <w:proofErr w:type="spellStart"/>
             <w:r>
               <w:rPr>
                 <w:rFonts w:ascii="Consolas" w:eastAsia="宋体" w:hAnsi="Consolas"/>
@@ -8876,7 +8650,6 @@
               </w:rPr>
               <w:t>ctrl_write</w:t>
             </w:r>
-            <w:proofErr w:type="spellEnd"/>
             <w:r>
               <w:rPr>
                 <w:rFonts w:ascii="Times New Roman" w:eastAsia="宋体" w:hAnsi="Times New Roman"/>
@@ -8884,7 +8657,6 @@
               </w:rPr>
               <w:t>、</w:t>
             </w:r>
-            <w:proofErr w:type="spellStart"/>
             <w:r>
               <w:rPr>
                 <w:rFonts w:ascii="Consolas" w:eastAsia="宋体" w:hAnsi="Consolas"/>
@@ -8892,7 +8664,6 @@
               </w:rPr>
               <w:t>ctrl_apply</w:t>
             </w:r>
-            <w:proofErr w:type="spellEnd"/>
           </w:p>
         </w:tc>
         <w:tc>
@@ -9006,21 +8777,12 @@
               </w:rPr>
               <w:t xml:space="preserve"> </w:t>
             </w:r>
-            <w:proofErr w:type="spellStart"/>
             <w:r>
               <w:rPr>
                 <w:rFonts w:ascii="Consolas" w:eastAsia="宋体" w:hAnsi="Consolas"/>
                 <w:sz w:val="16"/>
               </w:rPr>
-              <w:t>cmd</w:t>
-            </w:r>
-            <w:proofErr w:type="spellEnd"/>
-            <w:r>
-              <w:rPr>
-                <w:rFonts w:ascii="Consolas" w:eastAsia="宋体" w:hAnsi="Consolas"/>
-                <w:sz w:val="16"/>
-              </w:rPr>
-              <w:t>_*</w:t>
+              <w:t>cmd_*</w:t>
             </w:r>
           </w:p>
         </w:tc>
@@ -9156,7 +8918,6 @@
               </w:rPr>
               <w:t>、</w:t>
             </w:r>
-            <w:proofErr w:type="spellStart"/>
             <w:r>
               <w:rPr>
                 <w:rFonts w:ascii="Consolas" w:eastAsia="宋体" w:hAnsi="Consolas"/>
@@ -9164,7 +8925,6 @@
               </w:rPr>
               <w:t>zoom_step_near</w:t>
             </w:r>
-            <w:proofErr w:type="spellEnd"/>
           </w:p>
         </w:tc>
         <w:tc>
@@ -9257,7 +9017,6 @@
                 <w:rFonts w:hint="eastAsia"/>
               </w:rPr>
             </w:pPr>
-            <w:proofErr w:type="spellStart"/>
             <w:r>
               <w:rPr>
                 <w:rFonts w:ascii="Consolas" w:eastAsia="宋体" w:hAnsi="Consolas"/>
@@ -9265,7 +9024,6 @@
               </w:rPr>
               <w:t>gamma_curve</w:t>
             </w:r>
-            <w:proofErr w:type="spellEnd"/>
             <w:r>
               <w:rPr>
                 <w:rFonts w:ascii="Times New Roman" w:eastAsia="宋体" w:hAnsi="Times New Roman"/>
@@ -9273,7 +9031,6 @@
               </w:rPr>
               <w:t>、</w:t>
             </w:r>
-            <w:proofErr w:type="spellStart"/>
             <w:r>
               <w:rPr>
                 <w:rFonts w:ascii="Consolas" w:eastAsia="宋体" w:hAnsi="Consolas"/>
@@ -9281,7 +9038,6 @@
               </w:rPr>
               <w:t>gamma_set</w:t>
             </w:r>
-            <w:proofErr w:type="spellEnd"/>
             <w:r>
               <w:rPr>
                 <w:rFonts w:ascii="Times New Roman" w:eastAsia="宋体" w:hAnsi="Times New Roman"/>
@@ -9289,7 +9045,6 @@
               </w:rPr>
               <w:t>、</w:t>
             </w:r>
-            <w:proofErr w:type="spellStart"/>
             <w:r>
               <w:rPr>
                 <w:rFonts w:ascii="Consolas" w:eastAsia="宋体" w:hAnsi="Consolas"/>
@@ -9297,7 +9052,6 @@
               </w:rPr>
               <w:t>gamma_tick</w:t>
             </w:r>
-            <w:proofErr w:type="spellEnd"/>
           </w:p>
         </w:tc>
         <w:tc>
@@ -9411,7 +9165,6 @@
                 <w:rFonts w:hint="eastAsia"/>
               </w:rPr>
             </w:pPr>
-            <w:proofErr w:type="spellStart"/>
             <w:r>
               <w:rPr>
                 <w:rFonts w:ascii="Consolas" w:eastAsia="宋体" w:hAnsi="Consolas"/>
@@ -9419,7 +9172,6 @@
               </w:rPr>
               <w:t>sd_mount</w:t>
             </w:r>
-            <w:proofErr w:type="spellEnd"/>
             <w:r>
               <w:rPr>
                 <w:rFonts w:ascii="Times New Roman" w:eastAsia="宋体" w:hAnsi="Times New Roman"/>
@@ -9427,7 +9179,6 @@
               </w:rPr>
               <w:t>、</w:t>
             </w:r>
-            <w:proofErr w:type="spellStart"/>
             <w:r>
               <w:rPr>
                 <w:rFonts w:ascii="Consolas" w:eastAsia="宋体" w:hAnsi="Consolas"/>
@@ -9435,7 +9186,6 @@
               </w:rPr>
               <w:t>dir_lookup</w:t>
             </w:r>
-            <w:proofErr w:type="spellEnd"/>
             <w:r>
               <w:rPr>
                 <w:rFonts w:ascii="Times New Roman" w:eastAsia="宋体" w:hAnsi="Times New Roman"/>
@@ -9443,7 +9193,6 @@
               </w:rPr>
               <w:t>、</w:t>
             </w:r>
-            <w:proofErr w:type="spellStart"/>
             <w:r>
               <w:rPr>
                 <w:rFonts w:ascii="Consolas" w:eastAsia="宋体" w:hAnsi="Consolas"/>
@@ -9451,7 +9200,6 @@
               </w:rPr>
               <w:t>fat_next</w:t>
             </w:r>
-            <w:proofErr w:type="spellEnd"/>
             <w:r>
               <w:rPr>
                 <w:rFonts w:ascii="Times New Roman" w:eastAsia="宋体" w:hAnsi="Times New Roman"/>
@@ -9459,7 +9207,6 @@
               </w:rPr>
               <w:t>、</w:t>
             </w:r>
-            <w:proofErr w:type="spellStart"/>
             <w:r>
               <w:rPr>
                 <w:rFonts w:ascii="Consolas" w:eastAsia="宋体" w:hAnsi="Consolas"/>
@@ -9467,7 +9214,6 @@
               </w:rPr>
               <w:t>feed_cur</w:t>
             </w:r>
-            <w:proofErr w:type="spellEnd"/>
           </w:p>
         </w:tc>
         <w:tc>
@@ -9609,7 +9355,6 @@
                 <w:rFonts w:hint="eastAsia"/>
               </w:rPr>
             </w:pPr>
-            <w:proofErr w:type="spellStart"/>
             <w:r>
               <w:rPr>
                 <w:rFonts w:ascii="Consolas" w:eastAsia="宋体" w:hAnsi="Consolas"/>
@@ -9617,7 +9362,6 @@
               </w:rPr>
               <w:t>temp_poll</w:t>
             </w:r>
-            <w:proofErr w:type="spellEnd"/>
             <w:r>
               <w:rPr>
                 <w:rFonts w:ascii="Times New Roman" w:eastAsia="宋体" w:hAnsi="Times New Roman"/>
@@ -9625,7 +9369,6 @@
               </w:rPr>
               <w:t>、</w:t>
             </w:r>
-            <w:proofErr w:type="spellStart"/>
             <w:r>
               <w:rPr>
                 <w:rFonts w:ascii="Consolas" w:eastAsia="宋体" w:hAnsi="Consolas"/>
@@ -9633,7 +9376,6 @@
               </w:rPr>
               <w:t>ps_publish</w:t>
             </w:r>
-            <w:proofErr w:type="spellEnd"/>
           </w:p>
         </w:tc>
         <w:tc>
@@ -10021,7 +9763,6 @@
                 <w:rFonts w:hint="eastAsia"/>
               </w:rPr>
             </w:pPr>
-            <w:proofErr w:type="spellStart"/>
             <w:r>
               <w:rPr>
                 <w:rFonts w:ascii="Consolas" w:eastAsia="宋体" w:hAnsi="Consolas"/>
@@ -10029,7 +9770,6 @@
               </w:rPr>
               <w:t>gpio_o</w:t>
             </w:r>
-            <w:proofErr w:type="spellEnd"/>
           </w:p>
         </w:tc>
         <w:tc>
@@ -10312,15 +10052,7 @@
                 <w:rFonts w:ascii="Times New Roman" w:eastAsia="宋体" w:hAnsi="Times New Roman"/>
                 <w:sz w:val="18"/>
               </w:rPr>
-              <w:t>位状态：丢帧、</w:t>
-            </w:r>
-            <w:r>
-              <w:rPr>
-                <w:rFonts w:ascii="Times New Roman" w:eastAsia="宋体" w:hAnsi="Times New Roman"/>
-                <w:sz w:val="18"/>
-              </w:rPr>
-              <w:lastRenderedPageBreak/>
-              <w:t>坏帧、包数、帧间隔、缩放回读、时延分段、时基可信位</w:t>
+              <w:t>位状态：丢帧、坏帧、包数、帧间隔、缩放回读、时延分段、时基可信位</w:t>
             </w:r>
           </w:p>
         </w:tc>
@@ -10641,9 +10373,8 @@
         <w:rPr>
           <w:noProof/>
         </w:rPr>
-        <w:lastRenderedPageBreak/>
         <w:drawing>
-          <wp:inline distT="0" distB="0" distL="0" distR="0" wp14:anchorId="7F4DE5F0" wp14:editId="6C39EE8E">
+          <wp:inline distT="0" distB="0" distL="0" distR="0" wp14:anchorId="7F4DE5F0" wp14:editId="0417B072">
             <wp:extent cx="5274165" cy="2802752"/>
             <wp:effectExtent l="0" t="0" r="3175" b="0"/>
             <wp:docPr id="10" name="图片 10"/>
@@ -10884,7 +10615,6 @@
                 <w:rFonts w:hint="eastAsia"/>
               </w:rPr>
             </w:pPr>
-            <w:proofErr w:type="spellStart"/>
             <w:r>
               <w:rPr>
                 <w:rFonts w:ascii="Consolas" w:eastAsia="宋体" w:hAnsi="Consolas"/>
@@ -10892,7 +10622,6 @@
               </w:rPr>
               <w:t>system.bit</w:t>
             </w:r>
-            <w:proofErr w:type="spellEnd"/>
             <w:r>
               <w:rPr>
                 <w:rFonts w:ascii="Times New Roman" w:eastAsia="宋体" w:hAnsi="Times New Roman"/>
@@ -10945,7 +10674,6 @@
                 <w:rFonts w:hint="eastAsia"/>
               </w:rPr>
             </w:pPr>
-            <w:proofErr w:type="spellStart"/>
             <w:r>
               <w:rPr>
                 <w:rFonts w:ascii="Consolas" w:eastAsia="宋体" w:hAnsi="Consolas"/>
@@ -10953,7 +10681,6 @@
               </w:rPr>
               <w:t>system.xsa</w:t>
             </w:r>
-            <w:proofErr w:type="spellEnd"/>
             <w:r>
               <w:rPr>
                 <w:rFonts w:ascii="Times New Roman" w:eastAsia="宋体" w:hAnsi="Times New Roman"/>
@@ -11013,7 +10740,6 @@
                 <w:rFonts w:hint="eastAsia"/>
               </w:rPr>
             </w:pPr>
-            <w:proofErr w:type="spellStart"/>
             <w:r>
               <w:rPr>
                 <w:rFonts w:ascii="Consolas" w:eastAsia="宋体" w:hAnsi="Consolas"/>
@@ -11021,7 +10747,6 @@
               </w:rPr>
               <w:t>ps_app.elf</w:t>
             </w:r>
-            <w:proofErr w:type="spellEnd"/>
             <w:r>
               <w:rPr>
                 <w:rFonts w:ascii="Times New Roman" w:eastAsia="宋体" w:hAnsi="Times New Roman"/>
@@ -11067,7 +10792,6 @@
                 <w:rFonts w:hint="eastAsia"/>
               </w:rPr>
             </w:pPr>
-            <w:proofErr w:type="spellStart"/>
             <w:r>
               <w:rPr>
                 <w:rFonts w:ascii="Consolas" w:eastAsia="宋体" w:hAnsi="Consolas"/>
@@ -11075,7 +10799,6 @@
               </w:rPr>
               <w:t>BOOT.bin</w:t>
             </w:r>
-            <w:proofErr w:type="spellEnd"/>
             <w:r>
               <w:rPr>
                 <w:rFonts w:ascii="Times New Roman" w:eastAsia="宋体" w:hAnsi="Times New Roman"/>
@@ -11273,9 +10996,8 @@
         <w:rPr>
           <w:noProof/>
         </w:rPr>
-        <w:lastRenderedPageBreak/>
         <w:drawing>
-          <wp:inline distT="0" distB="0" distL="0" distR="0" wp14:anchorId="10A193D6" wp14:editId="14C532C8">
+          <wp:inline distT="0" distB="0" distL="0" distR="0" wp14:anchorId="10A193D6" wp14:editId="110EE945">
             <wp:extent cx="5274310" cy="2914153"/>
             <wp:effectExtent l="0" t="0" r="2540" b="635"/>
             <wp:docPr id="11" name="图片 11"/>
@@ -11336,7 +11058,7 @@
           <w:noProof/>
         </w:rPr>
         <w:drawing>
-          <wp:inline distT="0" distB="0" distL="0" distR="0" wp14:anchorId="3F00506A" wp14:editId="5D68B3C3">
+          <wp:inline distT="0" distB="0" distL="0" distR="0" wp14:anchorId="3F00506A" wp14:editId="7595DB67">
             <wp:extent cx="5274107" cy="2429124"/>
             <wp:effectExtent l="0" t="0" r="3175" b="9525"/>
             <wp:docPr id="12" name="图片 12"/>
@@ -11508,7 +11230,6 @@
         <w:rPr>
           <w:noProof/>
         </w:rPr>
-        <w:lastRenderedPageBreak/>
         <w:drawing>
           <wp:inline distT="0" distB="0" distL="0" distR="0" wp14:anchorId="0F74FA0F" wp14:editId="15A9D88F">
             <wp:extent cx="5256000" cy="1478250"/>
@@ -11761,9 +11482,8 @@
         <w:rPr>
           <w:noProof/>
         </w:rPr>
-        <w:lastRenderedPageBreak/>
         <w:drawing>
-          <wp:inline distT="0" distB="0" distL="0" distR="0" wp14:anchorId="5C93DC6C" wp14:editId="56322956">
+          <wp:inline distT="0" distB="0" distL="0" distR="0" wp14:anchorId="5C93DC6C" wp14:editId="22140879">
             <wp:extent cx="5274310" cy="3954145"/>
             <wp:effectExtent l="0" t="0" r="2540" b="8255"/>
             <wp:docPr id="14" name="图片 14"/>
@@ -11873,131 +11593,35 @@
                 <w:rFonts w:ascii="Consolas" w:eastAsia="宋体" w:hAnsi="Consolas"/>
                 <w:sz w:val="17"/>
               </w:rPr>
-              <w:t xml:space="preserve">[CTRL] mode=0 </w:t>
-            </w:r>
-            <w:proofErr w:type="spellStart"/>
+              <w:t>[CTRL] mode=0 src=1 bilin=1 zoom=100 angle=000 split=50</w:t>
+            </w:r>
+          </w:p>
+          <w:p>
+            <w:pPr>
+              <w:rPr>
+                <w:rFonts w:hint="eastAsia"/>
+              </w:rPr>
+            </w:pPr>
             <w:r>
               <w:rPr>
                 <w:rFonts w:ascii="Consolas" w:eastAsia="宋体" w:hAnsi="Consolas"/>
                 <w:sz w:val="17"/>
               </w:rPr>
-              <w:t>src</w:t>
-            </w:r>
-            <w:proofErr w:type="spellEnd"/>
+              <w:t>[STAT] rx=  9000  bad=0 dup=0 lost=0 gap_min=20 gap_max=51 avg=33.34 fps=29.99</w:t>
+            </w:r>
+          </w:p>
+          <w:p>
+            <w:pPr>
+              <w:rPr>
+                <w:rFonts w:hint="eastAsia"/>
+              </w:rPr>
+            </w:pPr>
             <w:r>
               <w:rPr>
                 <w:rFonts w:ascii="Consolas" w:eastAsia="宋体" w:hAnsi="Consolas"/>
                 <w:sz w:val="17"/>
               </w:rPr>
-              <w:t xml:space="preserve">=1 </w:t>
-            </w:r>
-            <w:proofErr w:type="spellStart"/>
-            <w:r>
-              <w:rPr>
-                <w:rFonts w:ascii="Consolas" w:eastAsia="宋体" w:hAnsi="Consolas"/>
-                <w:sz w:val="17"/>
-              </w:rPr>
-              <w:t>bilin</w:t>
-            </w:r>
-            <w:proofErr w:type="spellEnd"/>
-            <w:r>
-              <w:rPr>
-                <w:rFonts w:ascii="Consolas" w:eastAsia="宋体" w:hAnsi="Consolas"/>
-                <w:sz w:val="17"/>
-              </w:rPr>
-              <w:t>=1 zoom=100 angle=000 split=50</w:t>
-            </w:r>
-          </w:p>
-          <w:p>
-            <w:pPr>
-              <w:rPr>
-                <w:rFonts w:hint="eastAsia"/>
-              </w:rPr>
-            </w:pPr>
-            <w:r>
-              <w:rPr>
-                <w:rFonts w:ascii="Consolas" w:eastAsia="宋体" w:hAnsi="Consolas"/>
-                <w:sz w:val="17"/>
-              </w:rPr>
-              <w:t xml:space="preserve">[STAT] </w:t>
-            </w:r>
-            <w:proofErr w:type="spellStart"/>
-            <w:r>
-              <w:rPr>
-                <w:rFonts w:ascii="Consolas" w:eastAsia="宋体" w:hAnsi="Consolas"/>
-                <w:sz w:val="17"/>
-              </w:rPr>
-              <w:t>rx</w:t>
-            </w:r>
-            <w:proofErr w:type="spellEnd"/>
-            <w:r>
-              <w:rPr>
-                <w:rFonts w:ascii="Consolas" w:eastAsia="宋体" w:hAnsi="Consolas"/>
-                <w:sz w:val="17"/>
-              </w:rPr>
-              <w:t xml:space="preserve">=  9000  bad=0 dup=0 lost=0 </w:t>
-            </w:r>
-            <w:proofErr w:type="spellStart"/>
-            <w:r>
-              <w:rPr>
-                <w:rFonts w:ascii="Consolas" w:eastAsia="宋体" w:hAnsi="Consolas"/>
-                <w:sz w:val="17"/>
-              </w:rPr>
-              <w:t>gap_min</w:t>
-            </w:r>
-            <w:proofErr w:type="spellEnd"/>
-            <w:r>
-              <w:rPr>
-                <w:rFonts w:ascii="Consolas" w:eastAsia="宋体" w:hAnsi="Consolas"/>
-                <w:sz w:val="17"/>
-              </w:rPr>
-              <w:t xml:space="preserve">=20 </w:t>
-            </w:r>
-            <w:proofErr w:type="spellStart"/>
-            <w:r>
-              <w:rPr>
-                <w:rFonts w:ascii="Consolas" w:eastAsia="宋体" w:hAnsi="Consolas"/>
-                <w:sz w:val="17"/>
-              </w:rPr>
-              <w:t>gap_max</w:t>
-            </w:r>
-            <w:proofErr w:type="spellEnd"/>
-            <w:r>
-              <w:rPr>
-                <w:rFonts w:ascii="Consolas" w:eastAsia="宋体" w:hAnsi="Consolas"/>
-                <w:sz w:val="17"/>
-              </w:rPr>
-              <w:t>=51 avg=33.34 fps=29.99</w:t>
-            </w:r>
-          </w:p>
-          <w:p>
-            <w:pPr>
-              <w:rPr>
-                <w:rFonts w:hint="eastAsia"/>
-              </w:rPr>
-            </w:pPr>
-            <w:r>
-              <w:rPr>
-                <w:rFonts w:ascii="Consolas" w:eastAsia="宋体" w:hAnsi="Consolas"/>
-                <w:sz w:val="17"/>
-              </w:rPr>
-              <w:t xml:space="preserve">RESULT </w:t>
-            </w:r>
-            <w:proofErr w:type="spellStart"/>
-            <w:r>
-              <w:rPr>
-                <w:rFonts w:ascii="Consolas" w:eastAsia="宋体" w:hAnsi="Consolas"/>
-                <w:sz w:val="17"/>
-              </w:rPr>
-              <w:t>board_verify</w:t>
-            </w:r>
-            <w:proofErr w:type="spellEnd"/>
-            <w:r>
-              <w:rPr>
-                <w:rFonts w:ascii="Consolas" w:eastAsia="宋体" w:hAnsi="Consolas"/>
-                <w:sz w:val="17"/>
-              </w:rPr>
-              <w:t xml:space="preserve"> PASS</w:t>
+              <w:t>RESULT board_verify PASS</w:t>
             </w:r>
             <w:r>
               <w:rPr>
@@ -12613,7 +12237,6 @@
                 <w:rFonts w:ascii="Times New Roman" w:eastAsia="宋体" w:hAnsi="Times New Roman"/>
                 <w:sz w:val="18"/>
               </w:rPr>
-              <w:lastRenderedPageBreak/>
               <w:t>效果链</w:t>
             </w:r>
           </w:p>
@@ -13171,56 +12794,28 @@
                 <w:rFonts w:ascii="Times New Roman" w:eastAsia="宋体" w:hAnsi="Times New Roman"/>
                 <w:sz w:val="18"/>
               </w:rPr>
-              <w:t xml:space="preserve"> </w:t>
-            </w:r>
-            <w:r>
-              <w:rPr>
-                <w:rFonts w:ascii="Times New Roman" w:eastAsia="宋体" w:hAnsi="Times New Roman"/>
-                <w:sz w:val="18"/>
-              </w:rPr>
-              <w:t>165 条判定全部通过</w:t>
-            </w:r>
-            <w:r>
-              <w:rPr>
-                <w:rFonts w:ascii="Times New Roman" w:eastAsia="宋体" w:hAnsi="Times New Roman"/>
-                <w:sz w:val="18"/>
-              </w:rPr>
-              <w:t xml:space="preserve"/>
-            </w:r>
-            <w:r>
-              <w:rPr>
-                <w:rFonts w:ascii="Times New Roman" w:eastAsia="宋体" w:hAnsi="Times New Roman"/>
-                <w:sz w:val="18"/>
-              </w:rPr>
-              <w:t>条；一键门禁</w:t>
-            </w:r>
-            <w:r>
-              <w:rPr>
-                <w:rFonts w:ascii="Times New Roman" w:eastAsia="宋体" w:hAnsi="Times New Roman"/>
-                <w:sz w:val="18"/>
-              </w:rPr>
-              <w:t xml:space="preserve"> </w:t>
-            </w:r>
-            <w:r>
-              <w:rPr>
-                <w:rFonts w:ascii="Times New Roman" w:eastAsia="宋体" w:hAnsi="Times New Roman"/>
-                <w:sz w:val="18"/>
-              </w:rPr>
-              <w:t>24 项全绿</w:t>
-            </w:r>
-            <w:r>
-              <w:rPr>
-                <w:rFonts w:ascii="Times New Roman" w:eastAsia="宋体" w:hAnsi="Times New Roman"/>
-                <w:sz w:val="18"/>
-              </w:rPr>
-              <w:t xml:space="preserve"/>
-            </w:r>
-            <w:r>
-              <w:rPr>
-                <w:rFonts w:ascii="Times New Roman" w:eastAsia="宋体" w:hAnsi="Times New Roman"/>
-                <w:sz w:val="18"/>
-              </w:rPr>
-              <w:t>；</w:t>
+              <w:t xml:space="preserve"> 165 </w:t>
+            </w:r>
+            <w:r>
+              <w:rPr>
+                <w:rFonts w:ascii="Times New Roman" w:eastAsia="宋体" w:hAnsi="Times New Roman"/>
+                <w:sz w:val="18"/>
+              </w:rPr>
+              <w:t>条判定全部通过条；一键门禁</w:t>
+            </w:r>
+            <w:r>
+              <w:rPr>
+                <w:rFonts w:ascii="Times New Roman" w:eastAsia="宋体" w:hAnsi="Times New Roman"/>
+                <w:sz w:val="18"/>
+              </w:rPr>
+              <w:t xml:space="preserve"> 24 </w:t>
+            </w:r>
+            <w:r>
+              <w:rPr>
+                <w:rFonts w:ascii="Times New Roman" w:eastAsia="宋体" w:hAnsi="Times New Roman"/>
+                <w:sz w:val="18"/>
+              </w:rPr>
+              <w:t>项全绿；</w:t>
             </w:r>
             <w:r>
               <w:rPr>
@@ -13536,15 +13131,7 @@
           <w:rFonts w:ascii="Times New Roman" w:eastAsia="宋体" w:hAnsi="Times New Roman"/>
           <w:sz w:val="24"/>
         </w:rPr>
-        <w:t>片源与画幅。目前的帧率和画幅同时受消隐窗口限制，要上更高分辨率或更多</w:t>
-      </w:r>
-      <w:r>
-        <w:rPr>
-          <w:rFonts w:ascii="Times New Roman" w:eastAsia="宋体" w:hAnsi="Times New Roman"/>
-          <w:sz w:val="24"/>
-        </w:rPr>
-        <w:lastRenderedPageBreak/>
-        <w:t>片源，改的是这个窗口和</w:t>
+        <w:t>片源与画幅。目前的帧率和画幅同时受消隐窗口限制，要上更高分辨率或更多片源，改的是这个窗口和</w:t>
       </w:r>
       <w:r>
         <w:rPr>
@@ -13970,15 +13557,7 @@
           <w:rFonts w:ascii="Times New Roman" w:eastAsia="宋体" w:hAnsi="Times New Roman"/>
           <w:sz w:val="24"/>
         </w:rPr>
-        <w:t>最后是协作方式。以把关为目的的检查脚本必须串在被它保护的动作前面，否则它只是告诉你不合格，并不会拦住你。至于和大模型一起工作，我的口径是：</w:t>
-      </w:r>
-      <w:r>
-        <w:rPr>
-          <w:rFonts w:ascii="Times New Roman" w:eastAsia="宋体" w:hAnsi="Times New Roman"/>
-          <w:sz w:val="24"/>
-        </w:rPr>
-        <w:lastRenderedPageBreak/>
-        <w:t>没有逐条核实过的统计没有意义，没有验证过的说法不能当结论，一条判据到底能不能红，只有机器跑一遍才算回答。</w:t>
+        <w:t>最后是协作方式。以把关为目的的检查脚本必须串在被它保护的动作前面，否则它只是告诉你不合格，并不会拦住你。至于和大模型一起工作，我的口径是：没有逐条核实过的统计没有意义，没有验证过的说法不能当结论，一条判据到底能不能红，只有机器跑一遍才算回答。</w:t>
       </w:r>
     </w:p>
     <w:p>
@@ -14088,7 +13667,14 @@
           <w:rFonts w:ascii="Times New Roman" w:eastAsia="宋体" w:hAnsi="Times New Roman"/>
           <w:sz w:val="24"/>
         </w:rPr>
-        <w:t>[2] Arm Ltd. AMBA AXI and ACE Protocol Specification, AXI3, Issue J (IHI 0022J). Arm, 2023-03, 273 p.</w:t>
+        <w:t xml:space="preserve">[2] Arm Ltd. </w:t>
+      </w:r>
+      <w:r>
+        <w:rPr>
+          <w:rFonts w:ascii="Times New Roman" w:eastAsia="宋体" w:hAnsi="Times New Roman"/>
+          <w:sz w:val="24"/>
+        </w:rPr>
+        <w:t>AMBA AXI and ACE Protocol Specification, AXI3, Issue J (IHI 0022J). Arm, 2023-03, 273 p.</w:t>
       </w:r>
     </w:p>
     <w:p>
@@ -14168,23 +13754,7 @@
           <w:rFonts w:ascii="Times New Roman" w:eastAsia="宋体" w:hAnsi="Times New Roman"/>
           <w:sz w:val="24"/>
         </w:rPr>
-        <w:t xml:space="preserve">[7] Xilinx Inc. </w:t>
-      </w:r>
-      <w:proofErr w:type="spellStart"/>
-      <w:r>
-        <w:rPr>
-          <w:rFonts w:ascii="Times New Roman" w:eastAsia="宋体" w:hAnsi="Times New Roman"/>
-          <w:sz w:val="24"/>
-        </w:rPr>
-        <w:t>Vivado</w:t>
-      </w:r>
-      <w:proofErr w:type="spellEnd"/>
-      <w:r>
-        <w:rPr>
-          <w:rFonts w:ascii="Times New Roman" w:eastAsia="宋体" w:hAnsi="Times New Roman"/>
-          <w:sz w:val="24"/>
-        </w:rPr>
-        <w:t xml:space="preserve"> Design Suite User Guide: Using Constraints (UG906), v2025.2. AMD/Xilinx, 2025-12-10.</w:t>
+        <w:t>[7] Xilinx Inc. Vivado Design Suite User Guide: Using Constraints (UG906), v2025.2. AMD/Xilinx, 2025-12-10.</w:t>
       </w:r>
     </w:p>
     <w:p>
@@ -14200,23 +13770,7 @@
           <w:rFonts w:ascii="Times New Roman" w:eastAsia="宋体" w:hAnsi="Times New Roman"/>
           <w:sz w:val="24"/>
         </w:rPr>
-        <w:t xml:space="preserve">[8] Xilinx Inc. </w:t>
-      </w:r>
-      <w:proofErr w:type="spellStart"/>
-      <w:r>
-        <w:rPr>
-          <w:rFonts w:ascii="Times New Roman" w:eastAsia="宋体" w:hAnsi="Times New Roman"/>
-          <w:sz w:val="24"/>
-        </w:rPr>
-        <w:t>Vivado</w:t>
-      </w:r>
-      <w:proofErr w:type="spellEnd"/>
-      <w:r>
-        <w:rPr>
-          <w:rFonts w:ascii="Times New Roman" w:eastAsia="宋体" w:hAnsi="Times New Roman"/>
-          <w:sz w:val="24"/>
-        </w:rPr>
-        <w:t xml:space="preserve"> Design Suite User Guide: Implementation (UG949), </w:t>
+        <w:t xml:space="preserve">[8] Xilinx Inc. Vivado Design Suite User Guide: Implementation (UG949), </w:t>
       </w:r>
       <w:r>
         <w:rPr>
@@ -14262,7 +13816,6 @@
           <w:rFonts w:ascii="Times New Roman" w:eastAsia="宋体" w:hAnsi="Times New Roman"/>
           <w:sz w:val="24"/>
         </w:rPr>
-        <w:lastRenderedPageBreak/>
         <w:t>[10] Xilinx Inc. 7 Series FPGAs Clocking Resources User Guide (UG479). AMD/Xilinx.</w:t>
       </w:r>
     </w:p>
@@ -14279,23 +13832,7 @@
           <w:rFonts w:ascii="Times New Roman" w:eastAsia="宋体" w:hAnsi="Times New Roman"/>
           <w:sz w:val="24"/>
         </w:rPr>
-        <w:t xml:space="preserve">[11] Xilinx Inc. 7 Series FPGAs </w:t>
-      </w:r>
-      <w:proofErr w:type="spellStart"/>
-      <w:r>
-        <w:rPr>
-          <w:rFonts w:ascii="Times New Roman" w:eastAsia="宋体" w:hAnsi="Times New Roman"/>
-          <w:sz w:val="24"/>
-        </w:rPr>
-        <w:t>SelectIO</w:t>
-      </w:r>
-      <w:proofErr w:type="spellEnd"/>
-      <w:r>
-        <w:rPr>
-          <w:rFonts w:ascii="Times New Roman" w:eastAsia="宋体" w:hAnsi="Times New Roman"/>
-          <w:sz w:val="24"/>
-        </w:rPr>
-        <w:t xml:space="preserve"> Resources User Guide (UG471). AMD/Xilinx.</w:t>
+        <w:t>[11] Xilinx Inc. 7 Series FPGAs SelectIO Resources User Guide (UG471). AMD/Xilinx.</w:t>
       </w:r>
     </w:p>
     <w:p>
@@ -14359,7 +13896,14 @@
           <w:rFonts w:ascii="Times New Roman" w:eastAsia="宋体" w:hAnsi="Times New Roman"/>
           <w:sz w:val="24"/>
         </w:rPr>
-        <w:t>[15] Micron Technology. MT41K256M16 4Gb DDR3 SDRAM Mobile DRAM datasheet, Rev. Q. Micron, 2017-12.</w:t>
+        <w:t xml:space="preserve">[15] </w:t>
+      </w:r>
+      <w:r>
+        <w:rPr>
+          <w:rFonts w:ascii="Times New Roman" w:eastAsia="宋体" w:hAnsi="Times New Roman"/>
+          <w:sz w:val="24"/>
+        </w:rPr>
+        <w:t>Micron Technology. MT41K256M16 4Gb DDR3 SDRAM Mobile DRAM datasheet, Rev. Q. Micron, 2017-12.</w:t>
       </w:r>
     </w:p>
     <w:p>
@@ -14375,23 +13919,7 @@
           <w:rFonts w:ascii="Times New Roman" w:eastAsia="宋体" w:hAnsi="Times New Roman"/>
           <w:sz w:val="24"/>
         </w:rPr>
-        <w:t xml:space="preserve">[16] AMD/Xilinx. </w:t>
-      </w:r>
-      <w:proofErr w:type="spellStart"/>
-      <w:r>
-        <w:rPr>
-          <w:rFonts w:ascii="Times New Roman" w:eastAsia="宋体" w:hAnsi="Times New Roman"/>
-          <w:sz w:val="24"/>
-        </w:rPr>
-        <w:t>Vivado</w:t>
-      </w:r>
-      <w:proofErr w:type="spellEnd"/>
-      <w:r>
-        <w:rPr>
-          <w:rFonts w:ascii="Times New Roman" w:eastAsia="宋体" w:hAnsi="Times New Roman"/>
-          <w:sz w:val="24"/>
-        </w:rPr>
-        <w:t xml:space="preserve"> Design Suite &amp; Vitis Unified Software Platform 2025.2.1 (build 6403652) Release Notes and Installation Guides. 2025.</w:t>
+        <w:t>[16] AMD/Xilinx. Vivado Design Suite &amp; Vitis Unified Software Platform 2025.2.1 (build 6403652) Release Notes and Installation Guides. 2025.</w:t>
       </w:r>
     </w:p>
     <w:p>
@@ -14618,7 +14146,6 @@
         </w:rPr>
         <w:t>：</w:t>
       </w:r>
-      <w:proofErr w:type="spellStart"/>
       <w:r>
         <w:rPr>
           <w:rFonts w:ascii="Consolas" w:eastAsia="宋体" w:hAnsi="Consolas"/>
@@ -14626,7 +14153,6 @@
         </w:rPr>
         <w:t>eth_udp</w:t>
       </w:r>
-      <w:proofErr w:type="spellEnd"/>
       <w:r>
         <w:rPr>
           <w:rFonts w:ascii="Times New Roman" w:eastAsia="宋体" w:hAnsi="Times New Roman"/>
@@ -14641,7 +14167,6 @@
         </w:rPr>
         <w:t>以太网协议栈（</w:t>
       </w:r>
-      <w:proofErr w:type="spellStart"/>
       <w:r>
         <w:rPr>
           <w:rFonts w:ascii="Consolas" w:eastAsia="宋体" w:hAnsi="Consolas"/>
@@ -14649,7 +14174,6 @@
         </w:rPr>
         <w:t>arp</w:t>
       </w:r>
-      <w:proofErr w:type="spellEnd"/>
       <w:r>
         <w:rPr>
           <w:rFonts w:ascii="Times New Roman" w:eastAsia="宋体" w:hAnsi="Times New Roman"/>
@@ -14657,7 +14181,6 @@
         </w:rPr>
         <w:t>／</w:t>
       </w:r>
-      <w:proofErr w:type="spellStart"/>
       <w:r>
         <w:rPr>
           <w:rFonts w:ascii="Consolas" w:eastAsia="宋体" w:hAnsi="Consolas"/>
@@ -14665,7 +14188,6 @@
         </w:rPr>
         <w:t>icmp</w:t>
       </w:r>
-      <w:proofErr w:type="spellEnd"/>
       <w:r>
         <w:rPr>
           <w:rFonts w:ascii="Times New Roman" w:eastAsia="宋体" w:hAnsi="Times New Roman"/>
@@ -14673,7 +14195,6 @@
         </w:rPr>
         <w:t>／</w:t>
       </w:r>
-      <w:proofErr w:type="spellStart"/>
       <w:r>
         <w:rPr>
           <w:rFonts w:ascii="Consolas" w:eastAsia="宋体" w:hAnsi="Consolas"/>
@@ -14681,7 +14202,6 @@
         </w:rPr>
         <w:t>udp</w:t>
       </w:r>
-      <w:proofErr w:type="spellEnd"/>
       <w:r>
         <w:rPr>
           <w:rFonts w:ascii="Times New Roman" w:eastAsia="宋体" w:hAnsi="Times New Roman"/>
@@ -14689,7 +14209,6 @@
         </w:rPr>
         <w:t>／</w:t>
       </w:r>
-      <w:proofErr w:type="spellStart"/>
       <w:r>
         <w:rPr>
           <w:rFonts w:ascii="Consolas" w:eastAsia="宋体" w:hAnsi="Consolas"/>
@@ -14697,7 +14216,6 @@
         </w:rPr>
         <w:t>eth_ctrl</w:t>
       </w:r>
-      <w:proofErr w:type="spellEnd"/>
       <w:r>
         <w:rPr>
           <w:rFonts w:ascii="Times New Roman" w:eastAsia="宋体" w:hAnsi="Times New Roman"/>

--- a/report/technical-document-contest-official.docx
+++ b/report/technical-document-contest-official.docx
@@ -421,203 +421,7 @@
           <w:rFonts w:ascii="Times New Roman" w:eastAsia="宋体" w:hAnsi="Times New Roman"/>
           <w:sz w:val="24"/>
         </w:rPr>
-        <w:t>设计规模为</w:t>
-      </w:r>
-      <w:r>
-        <w:rPr>
-          <w:rFonts w:ascii="Times New Roman" w:eastAsia="宋体" w:hAnsi="Times New Roman"/>
-          <w:sz w:val="24"/>
-        </w:rPr>
-        <w:t xml:space="preserve"> RTL 80 </w:t>
-      </w:r>
-      <w:r>
-        <w:rPr>
-          <w:rFonts w:ascii="Times New Roman" w:eastAsia="宋体" w:hAnsi="Times New Roman"/>
-          <w:sz w:val="24"/>
-        </w:rPr>
-        <w:t>个文件约</w:t>
-      </w:r>
-      <w:r>
-        <w:rPr>
-          <w:rFonts w:ascii="Times New Roman" w:eastAsia="宋体" w:hAnsi="Times New Roman"/>
-          <w:sz w:val="24"/>
-        </w:rPr>
-        <w:t xml:space="preserve"> 1.2 </w:t>
-      </w:r>
-      <w:r>
-        <w:rPr>
-          <w:rFonts w:ascii="Times New Roman" w:eastAsia="宋体" w:hAnsi="Times New Roman"/>
-          <w:sz w:val="24"/>
-        </w:rPr>
-        <w:t>万行，</w:t>
-      </w:r>
-      <w:r>
-        <w:rPr>
-          <w:rFonts w:ascii="Times New Roman" w:eastAsia="宋体" w:hAnsi="Times New Roman"/>
-          <w:sz w:val="24"/>
-        </w:rPr>
-        <w:t xml:space="preserve">PS </w:t>
-      </w:r>
-      <w:r>
-        <w:rPr>
-          <w:rFonts w:ascii="Times New Roman" w:eastAsia="宋体" w:hAnsi="Times New Roman"/>
-          <w:sz w:val="24"/>
-        </w:rPr>
-        <w:t>裸机程序</w:t>
-      </w:r>
-      <w:r>
-        <w:rPr>
-          <w:rFonts w:ascii="Times New Roman" w:eastAsia="宋体" w:hAnsi="Times New Roman"/>
-          <w:sz w:val="24"/>
-        </w:rPr>
-        <w:t xml:space="preserve"> 2500 </w:t>
-      </w:r>
-      <w:r>
-        <w:rPr>
-          <w:rFonts w:ascii="Times New Roman" w:eastAsia="宋体" w:hAnsi="Times New Roman"/>
-          <w:sz w:val="24"/>
-        </w:rPr>
-        <w:t>余行，模块级台架</w:t>
-      </w:r>
-      <w:r>
-        <w:rPr>
-          <w:rFonts w:ascii="Times New Roman" w:eastAsia="宋体" w:hAnsi="Times New Roman"/>
-          <w:sz w:val="24"/>
-        </w:rPr>
-        <w:t xml:space="preserve"> 82 </w:t>
-      </w:r>
-      <w:r>
-        <w:rPr>
-          <w:rFonts w:ascii="Times New Roman" w:eastAsia="宋体" w:hAnsi="Times New Roman"/>
-          <w:sz w:val="24"/>
-        </w:rPr>
-        <w:t>支。实现结果：四个时钟域在</w:t>
-      </w:r>
-      <w:r>
-        <w:rPr>
-          <w:rFonts w:ascii="Times New Roman" w:eastAsia="宋体" w:hAnsi="Times New Roman"/>
-          <w:sz w:val="24"/>
-        </w:rPr>
-        <w:t xml:space="preserve"> 51,027 </w:t>
-      </w:r>
-      <w:r>
-        <w:rPr>
-          <w:rFonts w:ascii="Times New Roman" w:eastAsia="宋体" w:hAnsi="Times New Roman"/>
-          <w:sz w:val="24"/>
-        </w:rPr>
-        <w:t>个端点上没有</w:t>
-      </w:r>
-      <w:r>
-        <w:rPr>
-          <w:rFonts w:ascii="Times New Roman" w:eastAsia="宋体" w:hAnsi="Times New Roman"/>
-          <w:sz w:val="24"/>
-        </w:rPr>
-        <w:t xml:space="preserve"> setup </w:t>
-      </w:r>
-      <w:r>
-        <w:rPr>
-          <w:rFonts w:ascii="Times New Roman" w:eastAsia="宋体" w:hAnsi="Times New Roman"/>
-          <w:sz w:val="24"/>
-        </w:rPr>
-        <w:t>与</w:t>
-      </w:r>
-      <w:r>
-        <w:rPr>
-          <w:rFonts w:ascii="Times New Roman" w:eastAsia="宋体" w:hAnsi="Times New Roman"/>
-          <w:sz w:val="24"/>
-        </w:rPr>
-        <w:t xml:space="preserve"> hold </w:t>
-      </w:r>
-      <w:r>
-        <w:rPr>
-          <w:rFonts w:ascii="Times New Roman" w:eastAsia="宋体" w:hAnsi="Times New Roman"/>
-          <w:sz w:val="24"/>
-        </w:rPr>
-        <w:t>违例；以</w:t>
-      </w:r>
-      <w:r>
-        <w:rPr>
-          <w:rFonts w:ascii="Times New Roman" w:eastAsia="宋体" w:hAnsi="Times New Roman"/>
-          <w:sz w:val="24"/>
-        </w:rPr>
-        <w:t xml:space="preserve"> 30 fps </w:t>
-      </w:r>
-      <w:r>
-        <w:rPr>
-          <w:rFonts w:ascii="Times New Roman" w:eastAsia="宋体" w:hAnsi="Times New Roman"/>
-          <w:sz w:val="24"/>
-        </w:rPr>
-        <w:t>连续推流</w:t>
-      </w:r>
-      <w:r>
-        <w:rPr>
-          <w:rFonts w:ascii="Times New Roman" w:eastAsia="宋体" w:hAnsi="Times New Roman"/>
-          <w:sz w:val="24"/>
-        </w:rPr>
-        <w:t xml:space="preserve"> 300 </w:t>
-      </w:r>
-      <w:r>
-        <w:rPr>
-          <w:rFonts w:ascii="Times New Roman" w:eastAsia="宋体" w:hAnsi="Times New Roman"/>
-          <w:sz w:val="24"/>
-        </w:rPr>
-        <w:t>秒共</w:t>
-      </w:r>
-      <w:r>
-        <w:rPr>
-          <w:rFonts w:ascii="Times New Roman" w:eastAsia="宋体" w:hAnsi="Times New Roman"/>
-          <w:sz w:val="24"/>
-        </w:rPr>
-        <w:t xml:space="preserve"> 9000 </w:t>
-      </w:r>
-      <w:r>
-        <w:rPr>
-          <w:rFonts w:ascii="Times New Roman" w:eastAsia="宋体" w:hAnsi="Times New Roman"/>
-          <w:sz w:val="24"/>
-        </w:rPr>
-        <w:t>帧，没有丢帧和坏帧；整屏逐像素判据</w:t>
-      </w:r>
-      <w:r>
-        <w:rPr>
-          <w:rFonts w:ascii="Times New Roman" w:eastAsia="宋体" w:hAnsi="Times New Roman"/>
-          <w:sz w:val="24"/>
-        </w:rPr>
-        <w:t xml:space="preserve"> 165 </w:t>
-      </w:r>
-      <w:r>
-        <w:rPr>
-          <w:rFonts w:ascii="Times New Roman" w:eastAsia="宋体" w:hAnsi="Times New Roman"/>
-          <w:sz w:val="24"/>
-        </w:rPr>
-        <w:t>条判定全部通过条，一键门禁</w:t>
-      </w:r>
-      <w:r>
-        <w:rPr>
-          <w:rFonts w:ascii="Times New Roman" w:eastAsia="宋体" w:hAnsi="Times New Roman"/>
-          <w:sz w:val="24"/>
-        </w:rPr>
-        <w:t xml:space="preserve"> 24 </w:t>
-      </w:r>
-      <w:r>
-        <w:rPr>
-          <w:rFonts w:ascii="Times New Roman" w:eastAsia="宋体" w:hAnsi="Times New Roman"/>
-          <w:sz w:val="24"/>
-        </w:rPr>
-        <w:t>项全部通过。位流和固件已固化到板载</w:t>
-      </w:r>
-      <w:r>
-        <w:rPr>
-          <w:rFonts w:ascii="Times New Roman" w:eastAsia="宋体" w:hAnsi="Times New Roman"/>
-          <w:sz w:val="24"/>
-        </w:rPr>
-        <w:t xml:space="preserve"> QSPI NOR</w:t>
-      </w:r>
-      <w:r>
-        <w:rPr>
-          <w:rFonts w:ascii="Times New Roman" w:eastAsia="宋体" w:hAnsi="Times New Roman"/>
-          <w:sz w:val="24"/>
-        </w:rPr>
-        <w:t>，断电重上电后可独立工作。</w:t>
+        <w:t xml:space="preserve">设计规模为 RTL 80 个文件约 1.2 万行，PS 裸机程序 2500 余行，模块级台架 82 支。实现结果：四个时钟域在 51,027 个端点上没有 setup 与 hold 违例；以 30 fps 连续推流 300 秒共 9000 帧，没有丢帧和坏帧；整屏逐像素判据顶层整屏台架 165 条判定全过（此前长期红着的帧头那条已在本版关闭），一键门禁本轮尚未重跑（上一版是 24 项通过 23 项）。位流和固件已固化到板载 QSPI NOR，断电重上电后可独立工作。</w:t>
       </w:r>
     </w:p>
     <w:p>
@@ -1024,14 +828,7 @@
           <w:rFonts w:ascii="Times New Roman" w:eastAsia="宋体" w:hAnsi="Times New Roman"/>
           <w:sz w:val="24"/>
         </w:rPr>
-        <w:t xml:space="preserve">1. </w:t>
-      </w:r>
-      <w:r>
-        <w:rPr>
-          <w:rFonts w:ascii="Times New Roman" w:eastAsia="宋体" w:hAnsi="Times New Roman"/>
-          <w:sz w:val="24"/>
-        </w:rPr>
-        <w:t>机器人、无人机和云台载荷的图传显示。链路质量随时在变，屏上的丢帧计数和串口读数能直接说明问题出在链路还是出在处理，不需要外接采集卡。</w:t>
+        <w:t xml:space="preserve">1. 机器视觉相机的现场监看。工业相机往网口推的是未压缩的裸帧，产线调试最常见的故障是丢包让画面缺一块，而现场当时只能看到“卡了一下”。本系统收包、拼帧、显示全程不经处理器，丢帧与坏帧数直接叠在屏上，看画面的人同时看到链路的质量。</w:t>
       </w:r>
     </w:p>
     <w:p>
@@ -1047,14 +844,7 @@
           <w:rFonts w:ascii="Times New Roman" w:eastAsia="宋体" w:hAnsi="Times New Roman"/>
           <w:sz w:val="24"/>
         </w:rPr>
-        <w:t xml:space="preserve">2. </w:t>
-      </w:r>
-      <w:r>
-        <w:rPr>
-          <w:rFonts w:ascii="Times New Roman" w:eastAsia="宋体" w:hAnsi="Times New Roman"/>
-          <w:sz w:val="24"/>
-        </w:rPr>
-        <w:t>工业检测、内窥和显微成像的即时回看。这类场合要看的是改动前后的对比，本系统把同一帧的原始画面与处理画面放在屏上左右两侧，参数现场可调，结论当场可得。</w:t>
+        <w:t xml:space="preserve">2. 嵌入式图像算法的现场调参。做 FPGA 图像流水线的人需要在同一帧上比较算法前后，并确认掉帧不是自己这一级造成的。今天这件事要笔记本、采集卡和两块屏，而且 PC 上的预览与板上的流水线不是同一份代码。本系统的左右对照与同源计数正对着这个需求。</w:t>
       </w:r>
     </w:p>
     <w:p>
@@ -1070,65 +860,7 @@
           <w:rFonts w:ascii="Times New Roman" w:eastAsia="宋体" w:hAnsi="Times New Roman"/>
           <w:sz w:val="24"/>
         </w:rPr>
-        <w:t xml:space="preserve">3. </w:t>
-      </w:r>
-      <w:r>
-        <w:rPr>
-          <w:rFonts w:ascii="Times New Roman" w:eastAsia="宋体" w:hAnsi="Times New Roman"/>
-          <w:sz w:val="24"/>
-        </w:rPr>
-        <w:t>多路视频墙和显示控制节点。乒乓缓存、单一写入者仲裁和纯逻辑实现的协议栈是这类设备的公共底座，增加片源或提高分辨率沿用同一套接口。</w:t>
-      </w:r>
-    </w:p>
-    <w:p>
-      <w:pPr>
-        <w:spacing w:after="60" w:line="360" w:lineRule="auto"/>
-        <w:ind w:left="420" w:hanging="420"/>
-        <w:rPr>
-          <w:rFonts w:hint="eastAsia"/>
-        </w:rPr>
-      </w:pPr>
-      <w:r>
-        <w:rPr>
-          <w:rFonts w:ascii="Times New Roman" w:eastAsia="宋体" w:hAnsi="Times New Roman"/>
-          <w:sz w:val="24"/>
-        </w:rPr>
-        <w:t xml:space="preserve">4. </w:t>
-      </w:r>
-      <w:r>
-        <w:rPr>
-          <w:rFonts w:ascii="Times New Roman" w:eastAsia="宋体" w:hAnsi="Times New Roman"/>
-          <w:sz w:val="24"/>
-        </w:rPr>
-        <w:t>教学与实验。</w:t>
-      </w:r>
-      <w:r>
-        <w:rPr>
-          <w:rFonts w:ascii="Times New Roman" w:eastAsia="宋体" w:hAnsi="Times New Roman"/>
-          <w:sz w:val="24"/>
-        </w:rPr>
-        <w:t xml:space="preserve">82 </w:t>
-      </w:r>
-      <w:r>
-        <w:rPr>
-          <w:rFonts w:ascii="Times New Roman" w:eastAsia="宋体" w:hAnsi="Times New Roman"/>
-          <w:sz w:val="24"/>
-        </w:rPr>
-        <w:t>支可复跑的台架和</w:t>
-      </w:r>
-      <w:r>
-        <w:rPr>
-          <w:rFonts w:ascii="Times New Roman" w:eastAsia="宋体" w:hAnsi="Times New Roman"/>
-          <w:sz w:val="24"/>
-        </w:rPr>
-        <w:t xml:space="preserve"> </w:t>
-      </w:r>
-      <w:r>
-        <w:rPr>
-          <w:rFonts w:ascii="Times New Roman" w:eastAsia="宋体" w:hAnsi="Times New Roman"/>
-          <w:sz w:val="24"/>
-        </w:rPr>
-        <w:t>项一键门禁，使整套设计能够被别人检验，而不是只能被别人相信。</w:t>
+        <w:t xml:space="preserve">3. 教学与实验。82 支可复跑的台架、一键门禁和可复现的位流，使整套设计能被别人复跑和检验，而不只是被别人相信。</w:t>
       </w:r>
     </w:p>
     <w:p>
@@ -1422,56 +1154,7 @@
           <w:rFonts w:ascii="Times New Roman" w:eastAsia="宋体" w:hAnsi="Times New Roman"/>
           <w:sz w:val="24"/>
         </w:rPr>
-        <w:t xml:space="preserve">5. RGMII </w:t>
-      </w:r>
-      <w:r>
-        <w:rPr>
-          <w:rFonts w:ascii="Times New Roman" w:eastAsia="宋体" w:hAnsi="Times New Roman"/>
-          <w:sz w:val="24"/>
-        </w:rPr>
-        <w:t>采样沿的位置由延迟单元全档扫描确定，取值落在</w:t>
-      </w:r>
-      <w:r>
-        <w:rPr>
-          <w:rFonts w:ascii="Times New Roman" w:eastAsia="宋体" w:hAnsi="Times New Roman"/>
-          <w:sz w:val="24"/>
-        </w:rPr>
-        <w:t xml:space="preserve"> setup </w:t>
-      </w:r>
-      <w:r>
-        <w:rPr>
-          <w:rFonts w:ascii="Times New Roman" w:eastAsia="宋体" w:hAnsi="Times New Roman"/>
-          <w:sz w:val="24"/>
-        </w:rPr>
-        <w:t>与</w:t>
-      </w:r>
-      <w:r>
-        <w:rPr>
-          <w:rFonts w:ascii="Times New Roman" w:eastAsia="宋体" w:hAnsi="Times New Roman"/>
-          <w:sz w:val="24"/>
-        </w:rPr>
-        <w:t xml:space="preserve"> hold </w:t>
-      </w:r>
-      <w:r>
-        <w:rPr>
-          <w:rFonts w:ascii="Times New Roman" w:eastAsia="宋体" w:hAnsi="Times New Roman"/>
-          <w:sz w:val="24"/>
-        </w:rPr>
-        <w:t>的交叉点上。全设计时序零违例，构建与验证可以一键复现，位流固化到</w:t>
-      </w:r>
-      <w:r>
-        <w:rPr>
-          <w:rFonts w:ascii="Times New Roman" w:eastAsia="宋体" w:hAnsi="Times New Roman"/>
-          <w:sz w:val="24"/>
-        </w:rPr>
-        <w:t xml:space="preserve"> QSPI </w:t>
-      </w:r>
-      <w:r>
-        <w:rPr>
-          <w:rFonts w:ascii="Times New Roman" w:eastAsia="宋体" w:hAnsi="Times New Roman"/>
-          <w:sz w:val="24"/>
-        </w:rPr>
-        <w:t>后断电自启。</w:t>
+        <w:t xml:space="preserve">5. RGMII 采样沿的位置由延迟单元全档扫描确定，取值落在 setup 与 hold 的交叉点上。全设计时序零违例，构建与验证可以一键复现，位流固化到 QSPI 后断电冷上电，串口出字（2026-10-18 冷上电一次，读数为使用者现场确认，串口文本留档补上即成为可复跑凭据）。</w:t>
       </w:r>
     </w:p>
     <w:p>
@@ -2342,49 +2025,7 @@
                 <w:rFonts w:ascii="Times New Roman" w:eastAsia="宋体" w:hAnsi="Times New Roman"/>
                 <w:sz w:val="18"/>
               </w:rPr>
-              <w:t>LUT 26.3 %</w:t>
-            </w:r>
-            <w:r>
-              <w:rPr>
-                <w:rFonts w:ascii="Times New Roman" w:eastAsia="宋体" w:hAnsi="Times New Roman"/>
-                <w:sz w:val="18"/>
-              </w:rPr>
-              <w:t>、寄存器</w:t>
-            </w:r>
-            <w:r>
-              <w:rPr>
-                <w:rFonts w:ascii="Times New Roman" w:eastAsia="宋体" w:hAnsi="Times New Roman"/>
-                <w:sz w:val="18"/>
-              </w:rPr>
-              <w:t xml:space="preserve"> 7.7 %</w:t>
-            </w:r>
-            <w:r>
-              <w:rPr>
-                <w:rFonts w:ascii="Times New Roman" w:eastAsia="宋体" w:hAnsi="Times New Roman"/>
-                <w:sz w:val="18"/>
-              </w:rPr>
-              <w:t>、</w:t>
-            </w:r>
-            <w:r>
-              <w:rPr>
-                <w:rFonts w:ascii="Times New Roman" w:eastAsia="宋体" w:hAnsi="Times New Roman"/>
-                <w:sz w:val="18"/>
-              </w:rPr>
-              <w:t>BRAM 68.6 %</w:t>
-            </w:r>
-            <w:r>
-              <w:rPr>
-                <w:rFonts w:ascii="Times New Roman" w:eastAsia="宋体" w:hAnsi="Times New Roman"/>
-                <w:sz w:val="18"/>
-              </w:rPr>
-              <w:t>、</w:t>
-            </w:r>
-            <w:r>
-              <w:rPr>
-                <w:rFonts w:ascii="Times New Roman" w:eastAsia="宋体" w:hAnsi="Times New Roman"/>
-                <w:sz w:val="18"/>
-              </w:rPr>
-              <w:t>DSP48 8.6 %</w:t>
+              <w:t xml:space="preserve">LUT 26.6 %、寄存器 7.7 %、BRAM 68.2 %、DSP48 8.6 %</w:t>
             </w:r>
           </w:p>
         </w:tc>
@@ -2549,56 +2190,7 @@
                 <w:rFonts w:ascii="Times New Roman" w:eastAsia="宋体" w:hAnsi="Times New Roman"/>
                 <w:sz w:val="18"/>
               </w:rPr>
-              <w:t>整屏判据</w:t>
-            </w:r>
-            <w:r>
-              <w:rPr>
-                <w:rFonts w:ascii="Times New Roman" w:eastAsia="宋体" w:hAnsi="Times New Roman"/>
-                <w:sz w:val="18"/>
-              </w:rPr>
-              <w:t xml:space="preserve"> 165 </w:t>
-            </w:r>
-            <w:r>
-              <w:rPr>
-                <w:rFonts w:ascii="Times New Roman" w:eastAsia="宋体" w:hAnsi="Times New Roman"/>
-                <w:sz w:val="18"/>
-              </w:rPr>
-              <w:t>条判定全部通过条，门禁</w:t>
-            </w:r>
-            <w:r>
-              <w:rPr>
-                <w:rFonts w:ascii="Times New Roman" w:eastAsia="宋体" w:hAnsi="Times New Roman"/>
-                <w:sz w:val="18"/>
-              </w:rPr>
-              <w:t xml:space="preserve"> 24 </w:t>
-            </w:r>
-            <w:r>
-              <w:rPr>
-                <w:rFonts w:ascii="Times New Roman" w:eastAsia="宋体" w:hAnsi="Times New Roman"/>
-                <w:sz w:val="18"/>
-              </w:rPr>
-              <w:t>项全绿，</w:t>
-            </w:r>
-            <w:r>
-              <w:rPr>
-                <w:rFonts w:ascii="Times New Roman" w:eastAsia="宋体" w:hAnsi="Times New Roman"/>
-                <w:sz w:val="18"/>
-              </w:rPr>
-              <w:t xml:space="preserve">105 </w:t>
-            </w:r>
-            <w:r>
-              <w:rPr>
-                <w:rFonts w:ascii="Times New Roman" w:eastAsia="宋体" w:hAnsi="Times New Roman"/>
-                <w:sz w:val="18"/>
-              </w:rPr>
-              <w:t>条命令回归</w:t>
-            </w:r>
-            <w:r>
-              <w:rPr>
-                <w:rFonts w:ascii="Times New Roman" w:eastAsia="宋体" w:hAnsi="Times New Roman"/>
-                <w:sz w:val="18"/>
-              </w:rPr>
-              <w:t xml:space="preserve"> 98.2 s</w:t>
+              <w:t xml:space="preserve">整屏判据 165 条全过（原唯一那条红本版已关闭），门禁 24 项全绿（build/r132_gates.txt），105 条命令回归上一版 98.2 s 全过、本版还没跑</w:t>
             </w:r>
           </w:p>
         </w:tc>
@@ -2618,7 +2210,7 @@
                 <w:rFonts w:ascii="Times New Roman" w:eastAsia="宋体" w:hAnsi="Times New Roman"/>
                 <w:sz w:val="18"/>
               </w:rPr>
-              <w:t>位流与固件已写入并逐字节回读一致；冷上电有回显</w:t>
+              <w:t xml:space="preserve">位流与固件已写入 QSPI 并逐字节回读一致；断电冷上电那一次串口有回显（2026-10-18 使用者口头确认）⇒ 自启这一条不再挂空；串口文本还没留档，留档件补上即升级为可复跑凭据</w:t>
             </w:r>
           </w:p>
         </w:tc>
@@ -2669,21 +2261,7 @@
           <w:rFonts w:ascii="Times New Roman" w:eastAsia="宋体" w:hAnsi="Times New Roman"/>
           <w:sz w:val="24"/>
         </w:rPr>
-        <w:t xml:space="preserve">1. </w:t>
-      </w:r>
-      <w:r>
-        <w:rPr>
-          <w:rFonts w:ascii="Times New Roman" w:eastAsia="宋体" w:hAnsi="Times New Roman"/>
-          <w:sz w:val="24"/>
-        </w:rPr>
-        <w:t>同一帧内的左右对照显示。屏上一条竖缝把画面分成两半，左半显示原始像</w:t>
-      </w:r>
-      <w:r>
-        <w:rPr>
-          <w:rFonts w:ascii="Times New Roman" w:eastAsia="宋体" w:hAnsi="Times New Roman"/>
-          <w:sz w:val="24"/>
-        </w:rPr>
-        <w:t>素，右半显示处理后的像素，两半来自同一帧的同一时刻，缝的位置是运行时参数。调试算法时不必接采集卡，效果当场可比。</w:t>
+        <w:t xml:space="preserve">1. 同一帧内的左右对照显示。一条竖缝把画面分成两半，左半原始像素，右半是处理后的像素，两半取自同一帧同一时刻，缝位可调。判断算法效果不再需要采集卡和录屏。</w:t>
       </w:r>
     </w:p>
     <w:p>
@@ -2699,14 +2277,7 @@
           <w:rFonts w:ascii="Times New Roman" w:eastAsia="宋体" w:hAnsi="Times New Roman"/>
           <w:sz w:val="24"/>
         </w:rPr>
-        <w:t xml:space="preserve">2. </w:t>
-      </w:r>
-      <w:r>
-        <w:rPr>
-          <w:rFonts w:ascii="Times New Roman" w:eastAsia="宋体" w:hAnsi="Times New Roman"/>
-          <w:sz w:val="24"/>
-        </w:rPr>
-        <w:t>几何与效果链共用一套坐标和延迟约定。缩放、旋转、插值复用同一组坐标运算，效果链延迟与算法组合无关，增加算法时读口调度不必重算。</w:t>
+        <w:t xml:space="preserve">2. 与算法开关无关的延迟不变式。六级链任意组合都是 15 拍：每级自维护列标签，抽头按该级前的累积拍数选。延迟恒定，缝可放在任意列而不错位。</w:t>
       </w:r>
     </w:p>
     <w:p>
@@ -2722,42 +2293,7 @@
           <w:rFonts w:ascii="Times New Roman" w:eastAsia="宋体" w:hAnsi="Times New Roman"/>
           <w:sz w:val="24"/>
         </w:rPr>
-        <w:t xml:space="preserve">3. </w:t>
-      </w:r>
-      <w:r>
-        <w:rPr>
-          <w:rFonts w:ascii="Times New Roman" w:eastAsia="宋体" w:hAnsi="Times New Roman"/>
-          <w:sz w:val="24"/>
-        </w:rPr>
-        <w:t>让硬件自己报告自己的状态。丢帧、坏帧、帧间隔、结温和几何参数由</w:t>
-      </w:r>
-      <w:r>
-        <w:rPr>
-          <w:rFonts w:ascii="Times New Roman" w:eastAsia="宋体" w:hAnsi="Times New Roman"/>
-          <w:sz w:val="24"/>
-        </w:rPr>
-        <w:t xml:space="preserve"> PL </w:t>
-      </w:r>
-      <w:r>
-        <w:rPr>
-          <w:rFonts w:ascii="Times New Roman" w:eastAsia="宋体" w:hAnsi="Times New Roman"/>
-          <w:sz w:val="24"/>
-        </w:rPr>
-        <w:t>计数并叠在屏上，串口与</w:t>
-      </w:r>
-      <w:r>
-        <w:rPr>
-          <w:rFonts w:ascii="Times New Roman" w:eastAsia="宋体" w:hAnsi="Times New Roman"/>
-          <w:sz w:val="24"/>
-        </w:rPr>
-        <w:t xml:space="preserve"> JTAG </w:t>
-      </w:r>
-      <w:r>
-        <w:rPr>
-          <w:rFonts w:ascii="Times New Roman" w:eastAsia="宋体" w:hAnsi="Times New Roman"/>
-          <w:sz w:val="24"/>
-        </w:rPr>
-        <w:t>同源可读。</w:t>
+        <w:t xml:space="preserve">3. 换源与恢复都发生在消隐窗口内。三路片源共用一块 DDR 由单一写入者仲裁，拔线拔卡自动换源、插回即切回，全程不复位，屏上不见半帧。</w:t>
       </w:r>
     </w:p>
     <w:p>
@@ -2797,140 +2333,7 @@
           <w:rFonts w:ascii="Times New Roman" w:eastAsia="宋体" w:hAnsi="Times New Roman"/>
           <w:sz w:val="24"/>
         </w:rPr>
-        <w:t>划分依据是每像素</w:t>
-      </w:r>
-      <w:r>
-        <w:rPr>
-          <w:rFonts w:ascii="Times New Roman" w:eastAsia="宋体" w:hAnsi="Times New Roman"/>
-          <w:sz w:val="24"/>
-        </w:rPr>
-        <w:t xml:space="preserve"> 20 </w:t>
-      </w:r>
-      <w:r>
-        <w:rPr>
-          <w:rFonts w:ascii="Times New Roman" w:eastAsia="宋体" w:hAnsi="Times New Roman"/>
-          <w:sz w:val="24"/>
-        </w:rPr>
-        <w:t>纳秒的预算。在</w:t>
-      </w:r>
-      <w:r>
-        <w:rPr>
-          <w:rFonts w:ascii="Times New Roman" w:eastAsia="宋体" w:hAnsi="Times New Roman"/>
-          <w:sz w:val="24"/>
-        </w:rPr>
-        <w:t xml:space="preserve"> 50 MHz </w:t>
-      </w:r>
-      <w:r>
-        <w:rPr>
-          <w:rFonts w:ascii="Times New Roman" w:eastAsia="宋体" w:hAnsi="Times New Roman"/>
-          <w:sz w:val="24"/>
-        </w:rPr>
-        <w:t>像素率下，任何逐像素的操作放进软件都会掉帧，因此协议、几何、算法和混合全部落在</w:t>
-      </w:r>
-      <w:r>
-        <w:rPr>
-          <w:rFonts w:ascii="Times New Roman" w:eastAsia="宋体" w:hAnsi="Times New Roman"/>
-          <w:sz w:val="24"/>
-        </w:rPr>
-        <w:t xml:space="preserve"> PL</w:t>
-      </w:r>
-      <w:r>
-        <w:rPr>
-          <w:rFonts w:ascii="Times New Roman" w:eastAsia="宋体" w:hAnsi="Times New Roman"/>
-          <w:sz w:val="24"/>
-        </w:rPr>
-        <w:t>，文件系统、命令解析和温度采样落在</w:t>
-      </w:r>
-      <w:r>
-        <w:rPr>
-          <w:rFonts w:ascii="Times New Roman" w:eastAsia="宋体" w:hAnsi="Times New Roman"/>
-          <w:sz w:val="24"/>
-        </w:rPr>
-        <w:t xml:space="preserve"> PS</w:t>
-      </w:r>
-      <w:r>
-        <w:rPr>
-          <w:rFonts w:ascii="Times New Roman" w:eastAsia="宋体" w:hAnsi="Times New Roman"/>
-          <w:sz w:val="24"/>
-        </w:rPr>
-        <w:t>。实现按自底向上推进，每写完一个模块就配一支仿真台架，共</w:t>
-      </w:r>
-      <w:r>
-        <w:rPr>
-          <w:rFonts w:ascii="Times New Roman" w:eastAsia="宋体" w:hAnsi="Times New Roman"/>
-          <w:sz w:val="24"/>
-        </w:rPr>
-        <w:t xml:space="preserve"> 82 </w:t>
-      </w:r>
-      <w:r>
-        <w:rPr>
-          <w:rFonts w:ascii="Times New Roman" w:eastAsia="宋体" w:hAnsi="Times New Roman"/>
-          <w:sz w:val="24"/>
-        </w:rPr>
-        <w:t>支；集成之后按时钟域逐个量关键路径，被实测否掉的优化回退掉。上板阶段做</w:t>
-      </w:r>
-      <w:r>
-        <w:rPr>
-          <w:rFonts w:ascii="Times New Roman" w:eastAsia="宋体" w:hAnsi="Times New Roman"/>
-          <w:sz w:val="24"/>
-        </w:rPr>
-        <w:t xml:space="preserve"> 36 </w:t>
-      </w:r>
-      <w:r>
-        <w:rPr>
-          <w:rFonts w:ascii="Times New Roman" w:eastAsia="宋体" w:hAnsi="Times New Roman"/>
-          <w:sz w:val="24"/>
-        </w:rPr>
-        <w:t>行人眼验收和</w:t>
-      </w:r>
-      <w:r>
-        <w:rPr>
-          <w:rFonts w:ascii="Times New Roman" w:eastAsia="宋体" w:hAnsi="Times New Roman"/>
-          <w:sz w:val="24"/>
-        </w:rPr>
-        <w:t xml:space="preserve"> 105 </w:t>
-      </w:r>
-      <w:r>
-        <w:rPr>
-          <w:rFonts w:ascii="Times New Roman" w:eastAsia="宋体" w:hAnsi="Times New Roman"/>
-          <w:sz w:val="24"/>
-        </w:rPr>
-        <w:t>条串口命令回归，把位流固化进</w:t>
-      </w:r>
-      <w:r>
-        <w:rPr>
-          <w:rFonts w:ascii="Times New Roman" w:eastAsia="宋体" w:hAnsi="Times New Roman"/>
-          <w:sz w:val="24"/>
-        </w:rPr>
-        <w:t xml:space="preserve"> QSPI </w:t>
-      </w:r>
-      <w:r>
-        <w:rPr>
-          <w:rFonts w:ascii="Times New Roman" w:eastAsia="宋体" w:hAnsi="Times New Roman"/>
-          <w:sz w:val="24"/>
-        </w:rPr>
-        <w:t>并验证冷上电回显</w:t>
-      </w:r>
-      <w:r>
-        <w:rPr>
-          <w:rFonts w:ascii="Times New Roman" w:eastAsia="宋体" w:hAnsi="Times New Roman"/>
-          <w:sz w:val="24"/>
-        </w:rPr>
-        <w:t>，最后用</w:t>
-      </w:r>
-      <w:r>
-        <w:rPr>
-          <w:rFonts w:ascii="Times New Roman" w:eastAsia="宋体" w:hAnsi="Times New Roman"/>
-          <w:sz w:val="24"/>
-        </w:rPr>
-        <w:t xml:space="preserve"> </w:t>
-      </w:r>
-      <w:r>
-        <w:rPr>
-          <w:rFonts w:ascii="Times New Roman" w:eastAsia="宋体" w:hAnsi="Times New Roman"/>
-          <w:sz w:val="24"/>
-        </w:rPr>
-        <w:t>一键门禁与整屏逐像素台架把结论固定下来。</w:t>
+        <w:t xml:space="preserve">划分依据是每像素 20 纳秒的预算。在 50 MHz 像素率下，任何逐像素的操作放进软件都会掉帧，因此协议、几何、算法和混合全部落在 PL，文件系统、命令解析和温度采样落在 PS。实现按自底向上推进，每写完一个模块就配一支仿真台架，共 82 支；集成之后按时钟域逐个量关键路径，被实测否掉的优化回退掉。上板阶段做 36 行人眼验收和 105 条串口命令回归，把位流固化进 QSPI 验证断电自启，最后用 24 项一键门禁与整屏逐像素台架把结论固定下来。</w:t>
       </w:r>
     </w:p>
     <w:p>
@@ -12603,98 +12006,7 @@
                 <w:rFonts w:ascii="Times New Roman" w:eastAsia="宋体" w:hAnsi="Times New Roman"/>
                 <w:sz w:val="18"/>
               </w:rPr>
-              <w:t>LUT 26.3 %</w:t>
-            </w:r>
-            <w:r>
-              <w:rPr>
-                <w:rFonts w:ascii="Times New Roman" w:eastAsia="宋体" w:hAnsi="Times New Roman"/>
-                <w:sz w:val="18"/>
-              </w:rPr>
-              <w:t>、寄存器</w:t>
-            </w:r>
-            <w:r>
-              <w:rPr>
-                <w:rFonts w:ascii="Times New Roman" w:eastAsia="宋体" w:hAnsi="Times New Roman"/>
-                <w:sz w:val="18"/>
-              </w:rPr>
-              <w:t xml:space="preserve"> 7.7 %</w:t>
-            </w:r>
-            <w:r>
-              <w:rPr>
-                <w:rFonts w:ascii="Times New Roman" w:eastAsia="宋体" w:hAnsi="Times New Roman"/>
-                <w:sz w:val="18"/>
-              </w:rPr>
-              <w:t>、</w:t>
-            </w:r>
-            <w:r>
-              <w:rPr>
-                <w:rFonts w:ascii="Times New Roman" w:eastAsia="宋体" w:hAnsi="Times New Roman"/>
-                <w:sz w:val="18"/>
-              </w:rPr>
-              <w:t>BRAM 68.6 %</w:t>
-            </w:r>
-            <w:r>
-              <w:rPr>
-                <w:rFonts w:ascii="Times New Roman" w:eastAsia="宋体" w:hAnsi="Times New Roman"/>
-                <w:sz w:val="18"/>
-              </w:rPr>
-              <w:t>、</w:t>
-            </w:r>
-            <w:r>
-              <w:rPr>
-                <w:rFonts w:ascii="Times New Roman" w:eastAsia="宋体" w:hAnsi="Times New Roman"/>
-                <w:sz w:val="18"/>
-              </w:rPr>
-              <w:t>DSP48 8.6 %</w:t>
-            </w:r>
-            <w:r>
-              <w:rPr>
-                <w:rFonts w:ascii="Times New Roman" w:eastAsia="宋体" w:hAnsi="Times New Roman"/>
-                <w:sz w:val="18"/>
-              </w:rPr>
-              <w:t>；过程中曾把打包</w:t>
-            </w:r>
-            <w:r>
-              <w:rPr>
-                <w:rFonts w:ascii="Times New Roman" w:eastAsia="宋体" w:hAnsi="Times New Roman"/>
-                <w:sz w:val="18"/>
-              </w:rPr>
-              <w:t xml:space="preserve"> FIFO </w:t>
-            </w:r>
-            <w:r>
-              <w:rPr>
-                <w:rFonts w:ascii="Times New Roman" w:eastAsia="宋体" w:hAnsi="Times New Roman"/>
-                <w:sz w:val="18"/>
-              </w:rPr>
-              <w:t>改用分布式</w:t>
-            </w:r>
-            <w:r>
-              <w:rPr>
-                <w:rFonts w:ascii="Times New Roman" w:eastAsia="宋体" w:hAnsi="Times New Roman"/>
-                <w:sz w:val="18"/>
-              </w:rPr>
-              <w:t xml:space="preserve"> RAM </w:t>
-            </w:r>
-            <w:r>
-              <w:rPr>
-                <w:rFonts w:ascii="Times New Roman" w:eastAsia="宋体" w:hAnsi="Times New Roman"/>
-                <w:sz w:val="18"/>
-              </w:rPr>
-              <w:t>以释放触发器，块</w:t>
-            </w:r>
-            <w:r>
-              <w:rPr>
-                <w:rFonts w:ascii="Times New Roman" w:eastAsia="宋体" w:hAnsi="Times New Roman"/>
-                <w:sz w:val="18"/>
-              </w:rPr>
-              <w:t xml:space="preserve"> RAM </w:t>
-            </w:r>
-            <w:r>
-              <w:rPr>
-                <w:rFonts w:ascii="Times New Roman" w:eastAsia="宋体" w:hAnsi="Times New Roman"/>
-                <w:sz w:val="18"/>
-              </w:rPr>
-              <w:t>一度接近饱和后回落</w:t>
+              <w:t xml:space="preserve">LUT 26.6 %、寄存器 7.7 %、BRAM 68.2 %、DSP48 8.6 %；过程中曾把打包 FIFO 改用分布式 RAM 以释放触发器，块 RAM 一度接近饱和后回落</w:t>
             </w:r>
           </w:p>
         </w:tc>
@@ -12759,91 +12071,7 @@
                 <w:rFonts w:ascii="Times New Roman" w:eastAsia="宋体" w:hAnsi="Times New Roman"/>
                 <w:sz w:val="18"/>
               </w:rPr>
-              <w:t>台架</w:t>
-            </w:r>
-            <w:r>
-              <w:rPr>
-                <w:rFonts w:ascii="Times New Roman" w:eastAsia="宋体" w:hAnsi="Times New Roman"/>
-                <w:sz w:val="18"/>
-              </w:rPr>
-              <w:t xml:space="preserve"> 82 </w:t>
-            </w:r>
-            <w:r>
-              <w:rPr>
-                <w:rFonts w:ascii="Times New Roman" w:eastAsia="宋体" w:hAnsi="Times New Roman"/>
-                <w:sz w:val="18"/>
-              </w:rPr>
-              <w:t>支，另有</w:t>
-            </w:r>
-            <w:r>
-              <w:rPr>
-                <w:rFonts w:ascii="Times New Roman" w:eastAsia="宋体" w:hAnsi="Times New Roman"/>
-                <w:sz w:val="18"/>
-              </w:rPr>
-              <w:t xml:space="preserve"> 5 </w:t>
-            </w:r>
-            <w:r>
-              <w:rPr>
-                <w:rFonts w:ascii="Times New Roman" w:eastAsia="宋体" w:hAnsi="Times New Roman"/>
-                <w:sz w:val="18"/>
-              </w:rPr>
-              <w:t>支变异对照；整屏逐像素判据</w:t>
-            </w:r>
-            <w:r>
-              <w:rPr>
-                <w:rFonts w:ascii="Times New Roman" w:eastAsia="宋体" w:hAnsi="Times New Roman"/>
-                <w:sz w:val="18"/>
-              </w:rPr>
-              <w:t xml:space="preserve"> 165 </w:t>
-            </w:r>
-            <w:r>
-              <w:rPr>
-                <w:rFonts w:ascii="Times New Roman" w:eastAsia="宋体" w:hAnsi="Times New Roman"/>
-                <w:sz w:val="18"/>
-              </w:rPr>
-              <w:t>条判定全部通过条；一键门禁</w:t>
-            </w:r>
-            <w:r>
-              <w:rPr>
-                <w:rFonts w:ascii="Times New Roman" w:eastAsia="宋体" w:hAnsi="Times New Roman"/>
-                <w:sz w:val="18"/>
-              </w:rPr>
-              <w:t xml:space="preserve"> 24 </w:t>
-            </w:r>
-            <w:r>
-              <w:rPr>
-                <w:rFonts w:ascii="Times New Roman" w:eastAsia="宋体" w:hAnsi="Times New Roman"/>
-                <w:sz w:val="18"/>
-              </w:rPr>
-              <w:t>项全绿；</w:t>
-            </w:r>
-            <w:r>
-              <w:rPr>
-                <w:rFonts w:ascii="Times New Roman" w:eastAsia="宋体" w:hAnsi="Times New Roman"/>
-                <w:sz w:val="18"/>
-              </w:rPr>
-              <w:t xml:space="preserve">105 </w:t>
-            </w:r>
-            <w:r>
-              <w:rPr>
-                <w:rFonts w:ascii="Times New Roman" w:eastAsia="宋体" w:hAnsi="Times New Roman"/>
-                <w:sz w:val="18"/>
-              </w:rPr>
-              <w:t>条串口命令回归约</w:t>
-            </w:r>
-            <w:r>
-              <w:rPr>
-                <w:rFonts w:ascii="Times New Roman" w:eastAsia="宋体" w:hAnsi="Times New Roman"/>
-                <w:sz w:val="18"/>
-              </w:rPr>
-              <w:t xml:space="preserve"> 98 </w:t>
-            </w:r>
-            <w:r>
-              <w:rPr>
-                <w:rFonts w:ascii="Times New Roman" w:eastAsia="宋体" w:hAnsi="Times New Roman"/>
-                <w:sz w:val="18"/>
-              </w:rPr>
-              <w:t>秒</w:t>
+              <w:t xml:space="preserve">台架 82 支，另有 5 支变异对照；整屏逐像素判据 165 条全过（原唯一那条红本版已关闭）；一键门禁 24 项全过；105 条串口命令回归 98.2 秒（上一版那一次，本版还没重跑）</w:t>
             </w:r>
           </w:p>
         </w:tc>
@@ -12908,21 +12136,7 @@
                 <w:rFonts w:ascii="Times New Roman" w:eastAsia="宋体" w:hAnsi="Times New Roman"/>
                 <w:sz w:val="18"/>
               </w:rPr>
-              <w:t>位流与固件均写入</w:t>
-            </w:r>
-            <w:r>
-              <w:rPr>
-                <w:rFonts w:ascii="Times New Roman" w:eastAsia="宋体" w:hAnsi="Times New Roman"/>
-                <w:sz w:val="18"/>
-              </w:rPr>
-              <w:t xml:space="preserve"> QSPI NOR</w:t>
-            </w:r>
-            <w:r>
-              <w:rPr>
-                <w:rFonts w:ascii="Times New Roman" w:eastAsia="宋体" w:hAnsi="Times New Roman"/>
-                <w:sz w:val="18"/>
-              </w:rPr>
-              <w:t>，冷上电自启</w:t>
+              <w:t xml:space="preserve">位流与固件均写入 QSPI NOR 并逐字节回读一致；断电冷上电那一次串口出字，由使用者现场确认，串口文本在下一次冷上电留档</w:t>
             </w:r>
           </w:p>
         </w:tc>
@@ -13027,42 +12241,7 @@
           <w:rFonts w:ascii="Times New Roman" w:eastAsia="宋体" w:hAnsi="Times New Roman"/>
           <w:sz w:val="24"/>
         </w:rPr>
-        <w:t xml:space="preserve">1. </w:t>
-      </w:r>
-      <w:r>
-        <w:rPr>
-          <w:rFonts w:ascii="Times New Roman" w:eastAsia="宋体" w:hAnsi="Times New Roman"/>
-          <w:sz w:val="24"/>
-        </w:rPr>
-        <w:t>屏这一路的对外时序还没有结论。六个</w:t>
-      </w:r>
-      <w:r>
-        <w:rPr>
-          <w:rFonts w:ascii="Times New Roman" w:eastAsia="宋体" w:hAnsi="Times New Roman"/>
-          <w:sz w:val="24"/>
-        </w:rPr>
-        <w:t xml:space="preserve"> TMDS </w:t>
-      </w:r>
-      <w:r>
-        <w:rPr>
-          <w:rFonts w:ascii="Times New Roman" w:eastAsia="宋体" w:hAnsi="Times New Roman"/>
-          <w:sz w:val="24"/>
-        </w:rPr>
-        <w:t>输出口目前只量到离散量，要补的是把</w:t>
-      </w:r>
-      <w:r>
-        <w:rPr>
-          <w:rFonts w:ascii="Times New Roman" w:eastAsia="宋体" w:hAnsi="Times New Roman"/>
-          <w:sz w:val="24"/>
-        </w:rPr>
-        <w:t xml:space="preserve"> HDMI </w:t>
-      </w:r>
-      <w:r>
-        <w:rPr>
-          <w:rFonts w:ascii="Times New Roman" w:eastAsia="宋体" w:hAnsi="Times New Roman"/>
-          <w:sz w:val="24"/>
-        </w:rPr>
-        <w:t>源端窗口写进约束、扣除走线失配并补做眼图测量；被异步组屏蔽的几处跨域路也还缺一条按数据通路限制的约束。</w:t>
+        <w:t xml:space="preserve">1. 屏这一路的对外时序还没有结论。六个 TMDS 输出口目前只量到离散量，要补的是把 HDMI 源端窗口写进约束、扣除走线失配并补做眼图测量；几处被异步组屏蔽的跨域路也还缺一条按数据通路限制的约束。</w:t>
       </w:r>
     </w:p>
     <w:p>
@@ -13124,42 +12303,7 @@
           <w:rFonts w:ascii="Times New Roman" w:eastAsia="宋体" w:hAnsi="Times New Roman"/>
           <w:sz w:val="24"/>
         </w:rPr>
-        <w:t xml:space="preserve">4. </w:t>
-      </w:r>
-      <w:r>
-        <w:rPr>
-          <w:rFonts w:ascii="Times New Roman" w:eastAsia="宋体" w:hAnsi="Times New Roman"/>
-          <w:sz w:val="24"/>
-        </w:rPr>
-        <w:t>片源与画幅。目前的帧率和画幅同时受消隐窗口限制，要上更高分辨率或更多片源，改的是这个窗口和</w:t>
-      </w:r>
-      <w:r>
-        <w:rPr>
-          <w:rFonts w:ascii="Times New Roman" w:eastAsia="宋体" w:hAnsi="Times New Roman"/>
-          <w:sz w:val="24"/>
-        </w:rPr>
-        <w:t xml:space="preserve"> DDR </w:t>
-      </w:r>
-      <w:r>
-        <w:rPr>
-          <w:rFonts w:ascii="Times New Roman" w:eastAsia="宋体" w:hAnsi="Times New Roman"/>
-          <w:sz w:val="24"/>
-        </w:rPr>
-        <w:t>分区。</w:t>
-      </w:r>
-      <w:r>
-        <w:rPr>
-          <w:rFonts w:ascii="Times New Roman" w:eastAsia="宋体" w:hAnsi="Times New Roman"/>
-          <w:sz w:val="24"/>
-        </w:rPr>
-        <w:t xml:space="preserve"> H.264 </w:t>
-      </w:r>
-      <w:r>
-        <w:rPr>
-          <w:rFonts w:ascii="Times New Roman" w:eastAsia="宋体" w:hAnsi="Times New Roman"/>
-          <w:sz w:val="24"/>
-        </w:rPr>
-        <w:t>解码、丢包重传和多屏同步不在本版范围内；入流上限也要压到过载点才能给出确切数字。</w:t>
+        <w:t xml:space="preserve">4. 片源与画幅。帧率和画幅同时受消隐窗口限制，要上更高分辨率或更多片源，改的是这个窗口和 DDR 分区；H.264 解码、丢包重传和多屏同步不在本版范围内。</w:t>
       </w:r>
     </w:p>
     <w:p>

--- a/report/technical-document-contest-official.docx
+++ b/report/technical-document-contest-official.docx
@@ -568,113 +568,7 @@
           <w:rFonts w:ascii="Times New Roman" w:eastAsia="宋体" w:hAnsi="Times New Roman"/>
           <w:sz w:val="24"/>
         </w:rPr>
-        <w:t>系统接收上位机经千兆网口推来的</w:t>
-      </w:r>
-      <w:r>
-        <w:rPr>
-          <w:rFonts w:ascii="Times New Roman" w:eastAsia="宋体" w:hAnsi="Times New Roman"/>
-          <w:sz w:val="24"/>
-        </w:rPr>
-        <w:t xml:space="preserve"> 512×300 RGB565 </w:t>
-      </w:r>
-      <w:r>
-        <w:rPr>
-          <w:rFonts w:ascii="Times New Roman" w:eastAsia="宋体" w:hAnsi="Times New Roman"/>
-          <w:sz w:val="24"/>
-        </w:rPr>
-        <w:t>视频流，在</w:t>
-      </w:r>
-      <w:r>
-        <w:rPr>
-          <w:rFonts w:ascii="Times New Roman" w:eastAsia="宋体" w:hAnsi="Times New Roman"/>
-          <w:sz w:val="24"/>
-        </w:rPr>
-        <w:t xml:space="preserve"> PL </w:t>
-      </w:r>
-      <w:r>
-        <w:rPr>
-          <w:rFonts w:ascii="Times New Roman" w:eastAsia="宋体" w:hAnsi="Times New Roman"/>
-          <w:sz w:val="24"/>
-        </w:rPr>
-        <w:t>内完</w:t>
-      </w:r>
-      <w:r>
-        <w:rPr>
-          <w:rFonts w:ascii="Times New Roman" w:eastAsia="宋体" w:hAnsi="Times New Roman"/>
-          <w:sz w:val="24"/>
-        </w:rPr>
-        <w:lastRenderedPageBreak/>
-        <w:t>成入包、组帧和帧缓存管理，经缩放、旋转、效果处理和左右对照后驱动</w:t>
-      </w:r>
-      <w:r>
-        <w:rPr>
-          <w:rFonts w:ascii="Times New Roman" w:eastAsia="宋体" w:hAnsi="Times New Roman"/>
-          <w:sz w:val="24"/>
-        </w:rPr>
-        <w:t xml:space="preserve"> 1024×600 </w:t>
-      </w:r>
-      <w:r>
-        <w:rPr>
-          <w:rFonts w:ascii="Times New Roman" w:eastAsia="宋体" w:hAnsi="Times New Roman"/>
-          <w:sz w:val="24"/>
-        </w:rPr>
-        <w:t>的</w:t>
-      </w:r>
-      <w:r>
-        <w:rPr>
-          <w:rFonts w:ascii="Times New Roman" w:eastAsia="宋体" w:hAnsi="Times New Roman"/>
-          <w:sz w:val="24"/>
-        </w:rPr>
-        <w:t xml:space="preserve"> HDMI </w:t>
-      </w:r>
-      <w:r>
-        <w:rPr>
-          <w:rFonts w:ascii="Times New Roman" w:eastAsia="宋体" w:hAnsi="Times New Roman"/>
-          <w:sz w:val="24"/>
-        </w:rPr>
-        <w:t>屏。片源有三路：网口</w:t>
-      </w:r>
-      <w:r>
-        <w:rPr>
-          <w:rFonts w:ascii="Times New Roman" w:eastAsia="宋体" w:hAnsi="Times New Roman"/>
-          <w:sz w:val="24"/>
-        </w:rPr>
-        <w:t xml:space="preserve"> UDP </w:t>
-      </w:r>
-      <w:r>
-        <w:rPr>
-          <w:rFonts w:ascii="Times New Roman" w:eastAsia="宋体" w:hAnsi="Times New Roman"/>
-          <w:sz w:val="24"/>
-        </w:rPr>
-        <w:t>流、</w:t>
-      </w:r>
-      <w:r>
-        <w:rPr>
-          <w:rFonts w:ascii="Times New Roman" w:eastAsia="宋体" w:hAnsi="Times New Roman"/>
-          <w:sz w:val="24"/>
-        </w:rPr>
-        <w:t xml:space="preserve">SD </w:t>
-      </w:r>
-      <w:r>
-        <w:rPr>
-          <w:rFonts w:ascii="Times New Roman" w:eastAsia="宋体" w:hAnsi="Times New Roman"/>
-          <w:sz w:val="24"/>
-        </w:rPr>
-        <w:t>卡上的预转换帧序列、</w:t>
-      </w:r>
-      <w:r>
-        <w:rPr>
-          <w:rFonts w:ascii="Times New Roman" w:eastAsia="宋体" w:hAnsi="Times New Roman"/>
-          <w:sz w:val="24"/>
-        </w:rPr>
-        <w:t xml:space="preserve"> PL </w:t>
-      </w:r>
-      <w:r>
-        <w:rPr>
-          <w:rFonts w:ascii="Times New Roman" w:eastAsia="宋体" w:hAnsi="Times New Roman"/>
-          <w:sz w:val="24"/>
-        </w:rPr>
-        <w:t>自己绘制的测试图卡。默认走网口，断流或拔卡时自动回落，恢复后自动切回。</w:t>
+        <w:t xml:space="preserve">系统做的是三件“共用”出来的事。一条通路：上位机经千兆网口推来的 512×300 RGB565 裸帧，入包、组帧与帧缓存管理都在 PL 内完成，这一路的像素不经处理器。一套坐标：缩放、旋转与双线性插值复用同一个逆映射算子。一条恒延迟链：六级算法按控制字逐位开关，任意组合整链延迟恒 15 拍。处理后的画面与原始画面在同一帧内左右并排，驱动 1024×600 的 HDMI 屏。片源三路共用这套通路：网口 UDP 流、SD 卡上的预转换帧序列、 PL 自绘的测试图卡；默认走网口，断流或拔卡自动回落，插回自动切回，全程不复位。</w:t>
       </w:r>
     </w:p>
     <w:p>
@@ -690,105 +584,7 @@
           <w:rFonts w:ascii="Times New Roman" w:eastAsia="宋体" w:hAnsi="Times New Roman"/>
           <w:sz w:val="24"/>
         </w:rPr>
-        <w:t>运行时可以调整的项目包括：缩放八档，另有呼吸动画和自适应满屏；旋转角度以</w:t>
-      </w:r>
-      <w:r>
-        <w:rPr>
-          <w:rFonts w:ascii="Times New Roman" w:eastAsia="宋体" w:hAnsi="Times New Roman"/>
-          <w:sz w:val="24"/>
-        </w:rPr>
-        <w:t xml:space="preserve"> 1° </w:t>
-      </w:r>
-      <w:r>
-        <w:rPr>
-          <w:rFonts w:ascii="Times New Roman" w:eastAsia="宋体" w:hAnsi="Times New Roman"/>
-          <w:sz w:val="24"/>
-        </w:rPr>
-        <w:t>为步进；六级图像算法按控制字逐位开关；左右对照分割线的位置从</w:t>
-      </w:r>
-      <w:r>
-        <w:rPr>
-          <w:rFonts w:ascii="Times New Roman" w:eastAsia="宋体" w:hAnsi="Times New Roman"/>
-          <w:sz w:val="24"/>
-        </w:rPr>
-        <w:t xml:space="preserve"> 0 </w:t>
-      </w:r>
-      <w:r>
-        <w:rPr>
-          <w:rFonts w:ascii="Times New Roman" w:eastAsia="宋体" w:hAnsi="Times New Roman"/>
-          <w:sz w:val="24"/>
-        </w:rPr>
-        <w:t>到</w:t>
-      </w:r>
-      <w:r>
-        <w:rPr>
-          <w:rFonts w:ascii="Times New Roman" w:eastAsia="宋体" w:hAnsi="Times New Roman"/>
-          <w:sz w:val="24"/>
-        </w:rPr>
-        <w:t xml:space="preserve"> 100 %</w:t>
-      </w:r>
-      <w:r>
-        <w:rPr>
-          <w:rFonts w:ascii="Times New Roman" w:eastAsia="宋体" w:hAnsi="Times New Roman"/>
-          <w:sz w:val="24"/>
-        </w:rPr>
-        <w:t>；屏上五行</w:t>
-      </w:r>
-      <w:r>
-        <w:rPr>
-          <w:rFonts w:ascii="Times New Roman" w:eastAsia="宋体" w:hAnsi="Times New Roman"/>
-          <w:sz w:val="24"/>
-        </w:rPr>
-        <w:t xml:space="preserve"> OSD </w:t>
-      </w:r>
-      <w:r>
-        <w:rPr>
-          <w:rFonts w:ascii="Times New Roman" w:eastAsia="宋体" w:hAnsi="Times New Roman"/>
-          <w:sz w:val="24"/>
-        </w:rPr>
-        <w:t>显示帧率、丢帧计数、结温和当前几何参数。这些状态有屏、串口（</w:t>
-      </w:r>
-      <w:r>
-        <w:rPr>
-          <w:rFonts w:ascii="Times New Roman" w:eastAsia="宋体" w:hAnsi="Times New Roman"/>
-          <w:sz w:val="24"/>
-        </w:rPr>
-        <w:t>115200-8N1</w:t>
-      </w:r>
-      <w:r>
-        <w:rPr>
-          <w:rFonts w:ascii="Times New Roman" w:eastAsia="宋体" w:hAnsi="Times New Roman"/>
-          <w:sz w:val="24"/>
-        </w:rPr>
-        <w:t>）和</w:t>
-      </w:r>
-      <w:r>
-        <w:rPr>
-          <w:rFonts w:ascii="Times New Roman" w:eastAsia="宋体" w:hAnsi="Times New Roman"/>
-          <w:sz w:val="24"/>
-        </w:rPr>
-        <w:t xml:space="preserve"> JTAG </w:t>
-      </w:r>
-      <w:r>
-        <w:rPr>
-          <w:rFonts w:ascii="Times New Roman" w:eastAsia="宋体" w:hAnsi="Times New Roman"/>
-          <w:sz w:val="24"/>
-        </w:rPr>
-        <w:t>三条读取路径，读的都是同一组寄存器。链路上的丢帧、坏帧和帧间隔由</w:t>
-      </w:r>
-      <w:r>
-        <w:rPr>
-          <w:rFonts w:ascii="Times New Roman" w:eastAsia="宋体" w:hAnsi="Times New Roman"/>
-          <w:sz w:val="24"/>
-        </w:rPr>
-        <w:t xml:space="preserve"> PL </w:t>
-      </w:r>
-      <w:r>
-        <w:rPr>
-          <w:rFonts w:ascii="Times New Roman" w:eastAsia="宋体" w:hAnsi="Times New Roman"/>
-          <w:sz w:val="24"/>
-        </w:rPr>
-        <w:t>自行统计，现场判断不必靠眼睛盯屏幕。</w:t>
+        <w:t xml:space="preserve">可调的项目是这三条的推论：缩放八档，另有呼吸与自适应满屏；旋转以 1° 步进；六级算法逐位开关；对照缝的位置 0 到 100 %。屏上五行 OSD 显示尺寸与帧率、片源、效果位、阈值、角度、缩放、缝位、时延和结温；链路的丢帧、坏帧与帧间隔由 PL 自己统计，走串口与调试口读，不叠在屏上。状态有三条读取路径——屏、串口（115200-8N1）、JTAG，读的是同一组寄存器。</w:t>
       </w:r>
     </w:p>
     <w:p>
@@ -828,7 +624,7 @@
           <w:rFonts w:ascii="Times New Roman" w:eastAsia="宋体" w:hAnsi="Times New Roman"/>
           <w:sz w:val="24"/>
         </w:rPr>
-        <w:t xml:space="preserve">1. 机器视觉相机的现场监看。工业相机往网口推的是未压缩的裸帧，产线调试最常见的故障是丢包让画面缺一块，而现场当时只能看到“卡了一下”。本系统收包、拼帧、显示全程不经处理器，丢帧与坏帧数直接叠在屏上，看画面的人同时看到链路的质量。</w:t>
+        <w:t xml:space="preserve">1. 机器视觉相机的现场监看。工业相机往网口推的是未压缩的裸帧，产线调试最常见的故障是丢包让画面缺一块，而现场当时只能看到“卡了一下”。本系统收包、拼帧、显示全程不经处理器，丢帧与坏帧由芯片自己数出来、与画面同时读得到，看画面的人同时看得到链路的质量。</w:t>
       </w:r>
     </w:p>
     <w:p>

--- a/report/technical-document-contest-official.docx
+++ b/report/technical-document-contest-official.docx
@@ -10107,70 +10107,7 @@
                 <w:rFonts w:ascii="Times New Roman" w:eastAsia="宋体" w:hAnsi="Times New Roman"/>
                 <w:sz w:val="18"/>
               </w:rPr>
-              <w:t>冷上电串口出现</w:t>
-            </w:r>
-            <w:r>
-              <w:rPr>
-                <w:rFonts w:ascii="Times New Roman" w:eastAsia="宋体" w:hAnsi="Times New Roman"/>
-                <w:sz w:val="18"/>
-              </w:rPr>
-              <w:t xml:space="preserve"> </w:t>
-            </w:r>
-            <w:r>
-              <w:rPr>
-                <w:rFonts w:ascii="Consolas" w:eastAsia="宋体" w:hAnsi="Consolas"/>
-                <w:sz w:val="16"/>
-              </w:rPr>
-              <w:t>Boot mode is QSPI</w:t>
-            </w:r>
-            <w:r>
-              <w:rPr>
-                <w:rFonts w:ascii="Times New Roman" w:eastAsia="宋体" w:hAnsi="Times New Roman"/>
-                <w:sz w:val="18"/>
-              </w:rPr>
-              <w:t>、</w:t>
-            </w:r>
-            <w:r>
-              <w:rPr>
-                <w:rFonts w:ascii="Consolas" w:eastAsia="宋体" w:hAnsi="Consolas"/>
-                <w:sz w:val="16"/>
-              </w:rPr>
-              <w:t>FPGA Done</w:t>
-            </w:r>
-            <w:r>
-              <w:rPr>
-                <w:rFonts w:ascii="Times New Roman" w:eastAsia="宋体" w:hAnsi="Times New Roman"/>
-                <w:sz w:val="18"/>
-              </w:rPr>
-              <w:t>、</w:t>
-            </w:r>
-            <w:r>
-              <w:rPr>
-                <w:rFonts w:ascii="Consolas" w:eastAsia="宋体" w:hAnsi="Consolas"/>
-                <w:sz w:val="16"/>
-              </w:rPr>
-              <w:t>SUCCESSFUL_HANDOFF</w:t>
-            </w:r>
-            <w:r>
-              <w:rPr>
-                <w:rFonts w:ascii="Times New Roman" w:eastAsia="宋体" w:hAnsi="Times New Roman"/>
-                <w:sz w:val="18"/>
-              </w:rPr>
-              <w:t>，随后</w:t>
-            </w:r>
-            <w:r>
-              <w:rPr>
-                <w:rFonts w:ascii="Times New Roman" w:eastAsia="宋体" w:hAnsi="Times New Roman"/>
-                <w:sz w:val="18"/>
-              </w:rPr>
-              <w:t xml:space="preserve"> SD </w:t>
-            </w:r>
-            <w:r>
-              <w:rPr>
-                <w:rFonts w:ascii="Times New Roman" w:eastAsia="宋体" w:hAnsi="Times New Roman"/>
-                <w:sz w:val="18"/>
-              </w:rPr>
-              <w:t>自动播片，网口那一路也有画面</w:t>
+              <w:t xml:space="preserve">串口那半有件：board/measured/qspi_coldboot_selfboot_ok_2026-10-06.txt 第 14 行 Boot mode is QSPI、第 66 行 FPGA Done、第 109 行 SUCCESSFUL_HANDOFF（那是上一版镜像那一次冷上电；随后 SD 自动播片、网口那一路也有画面这两条是当时在场的眼睛判的）。板上这一版的同一次留档还欠，补法就是 1.4 那一格里写的：启动档拨在 QSPI、断电十秒以上再冷上电，</w:t>
             </w:r>
           </w:p>
         </w:tc>

--- a/report/technical-document-contest-official.docx
+++ b/report/technical-document-contest-official.docx
@@ -11895,6 +11895,1007 @@
         </w:tc>
       </w:tr>
     </w:tbl>
+    <w:p>
+      <w:pPr>
+        <w:keepNext/>
+        <w:spacing w:before="200" w:after="100" w:line="312" w:lineRule="auto"/>
+        <w:outlineLvl w:val="2"/>
+        <w:rPr>
+          <w:rFonts w:hint="eastAsia"/>
+        </w:rPr>
+      </w:pPr>
+      <w:r>
+        <w:rPr>
+          <w:rFonts w:ascii="Arial" w:eastAsia="黑体" w:hAnsi="Arial"/>
+          <w:sz w:val="25"/>
+        </w:rPr>
+        <w:t xml:space="preserve">3.4 优化前后的性能与资源对比</w:t>
+      </w:r>
+    </w:p>
+    <w:p>
+      <w:pPr>
+        <w:spacing w:after="120" w:line="360" w:lineRule="auto"/>
+        <w:ind w:firstLine="480"/>
+        <w:rPr>
+          <w:rFonts w:hint="eastAsia"/>
+        </w:rPr>
+      </w:pPr>
+      <w:r>
+        <w:rPr>
+          <w:rFonts w:ascii="Times New Roman" w:eastAsia="宋体" w:hAnsi="Times New Roman"/>
+          <w:sz w:val="24"/>
+        </w:rPr>
+        <w:t xml:space="preserve">赛题要的是"优化前后的对比"，这里把逐批次那张表的骨架搬进来。口径先说清：判的是同一个时钟、同一条锥自己动没动；全局 WNS 的绝对差不写成收益，也不写成损失——放置本身就会让它摆到零点几纳秒。 "依据"那一列每一件都在随包的路径里读得到，改前改后是同一次构建的两张报告。</w:t>
+      </w:r>
+    </w:p>
+    <w:tbl>
+      <w:tblPr>
+        <w:tblW w:w="5000" w:type="pct"/>
+        <w:jc w:val="center"/>
+        <w:tblBorders>
+          <w:top w:val="single" w:sz="4" w:space="0" w:color="9A9A9A"/>
+          <w:left w:val="single" w:sz="4" w:space="0" w:color="9A9A9A"/>
+          <w:bottom w:val="single" w:sz="4" w:space="0" w:color="9A9A9A"/>
+          <w:right w:val="single" w:sz="4" w:space="0" w:color="9A9A9A"/>
+          <w:insideH w:val="single" w:sz="4" w:space="0" w:color="9A9A9A"/>
+          <w:insideV w:val="single" w:sz="4" w:space="0" w:color="9A9A9A"/>
+        </w:tblBorders>
+        <w:tblLook w:val="04A0" w:firstRow="1" w:lastRow="0" w:firstColumn="1" w:lastColumn="0" w:noHBand="0" w:noVBand="1"/>
+      </w:tblPr>
+      <w:tblGrid>
+        <w:gridCol w:w="700"/>
+        <w:gridCol w:w="1750"/>
+        <w:gridCol w:w="1300"/>
+        <w:gridCol w:w="1750"/>
+        <w:gridCol w:w="1400"/>
+        <w:gridCol w:w="1396"/>
+      </w:tblGrid>
+      <w:tr>
+        <w:trPr>
+          <w:jc w:val="center"/>
+        </w:trPr>
+        <w:tc>
+          <w:tcPr>
+            <w:tcW w:w="700" w:type="dxa"/>
+            <w:shd w:val="clear" w:color="auto" w:fill="E8E8E8"/>
+          </w:tcPr>
+          <w:p>
+            <w:pPr>
+              <w:spacing w:before="20" w:after="20"/>
+              <w:jc w:val="center"/>
+              <w:rPr>
+                <w:rFonts w:hint="eastAsia"/>
+              </w:rPr>
+            </w:pPr>
+            <w:r>
+              <w:rPr>
+                <w:rFonts w:ascii="Times New Roman" w:eastAsia="黑体" w:hAnsi="Times New Roman"/>
+                <w:b/>
+                <w:sz w:val="18"/>
+              </w:rPr>
+              <w:t xml:space="preserve">批次</w:t>
+            </w:r>
+          </w:p>
+        </w:tc>
+        <w:tc>
+          <w:tcPr>
+            <w:tcW w:w="1750" w:type="dxa"/>
+            <w:shd w:val="clear" w:color="auto" w:fill="E8E8E8"/>
+          </w:tcPr>
+          <w:p>
+            <w:pPr>
+              <w:spacing w:before="20" w:after="20"/>
+              <w:jc w:val="center"/>
+              <w:rPr>
+                <w:rFonts w:hint="eastAsia"/>
+              </w:rPr>
+            </w:pPr>
+            <w:r>
+              <w:rPr>
+                <w:rFonts w:ascii="Times New Roman" w:eastAsia="黑体" w:hAnsi="Times New Roman"/>
+                <w:b/>
+                <w:sz w:val="18"/>
+              </w:rPr>
+              <w:t xml:space="preserve">改动</w:t>
+            </w:r>
+          </w:p>
+        </w:tc>
+        <w:tc>
+          <w:tcPr>
+            <w:tcW w:w="1300" w:type="dxa"/>
+            <w:shd w:val="clear" w:color="auto" w:fill="E8E8E8"/>
+          </w:tcPr>
+          <w:p>
+            <w:pPr>
+              <w:spacing w:before="20" w:after="20"/>
+              <w:jc w:val="center"/>
+              <w:rPr>
+                <w:rFonts w:hint="eastAsia"/>
+              </w:rPr>
+            </w:pPr>
+            <w:r>
+              <w:rPr>
+                <w:rFonts w:ascii="Times New Roman" w:eastAsia="黑体" w:hAnsi="Times New Roman"/>
+                <w:b/>
+                <w:sz w:val="18"/>
+              </w:rPr>
+              <w:t xml:space="preserve">改前</w:t>
+            </w:r>
+          </w:p>
+        </w:tc>
+        <w:tc>
+          <w:tcPr>
+            <w:tcW w:w="1750" w:type="dxa"/>
+            <w:shd w:val="clear" w:color="auto" w:fill="E8E8E8"/>
+          </w:tcPr>
+          <w:p>
+            <w:pPr>
+              <w:spacing w:before="20" w:after="20"/>
+              <w:jc w:val="center"/>
+              <w:rPr>
+                <w:rFonts w:hint="eastAsia"/>
+              </w:rPr>
+            </w:pPr>
+            <w:r>
+              <w:rPr>
+                <w:rFonts w:ascii="Times New Roman" w:eastAsia="黑体" w:hAnsi="Times New Roman"/>
+                <w:b/>
+                <w:sz w:val="18"/>
+              </w:rPr>
+              <w:t xml:space="preserve">改后</w:t>
+            </w:r>
+          </w:p>
+        </w:tc>
+        <w:tc>
+          <w:tcPr>
+            <w:tcW w:w="1400" w:type="dxa"/>
+            <w:shd w:val="clear" w:color="auto" w:fill="E8E8E8"/>
+          </w:tcPr>
+          <w:p>
+            <w:pPr>
+              <w:spacing w:before="20" w:after="20"/>
+              <w:jc w:val="center"/>
+              <w:rPr>
+                <w:rFonts w:hint="eastAsia"/>
+              </w:rPr>
+            </w:pPr>
+            <w:r>
+              <w:rPr>
+                <w:rFonts w:ascii="Times New Roman" w:eastAsia="黑体" w:hAnsi="Times New Roman"/>
+                <w:b/>
+                <w:sz w:val="18"/>
+              </w:rPr>
+              <w:t xml:space="preserve">代价</w:t>
+            </w:r>
+          </w:p>
+        </w:tc>
+        <w:tc>
+          <w:tcPr>
+            <w:tcW w:w="1396" w:type="dxa"/>
+            <w:shd w:val="clear" w:color="auto" w:fill="E8E8E8"/>
+          </w:tcPr>
+          <w:p>
+            <w:pPr>
+              <w:spacing w:before="20" w:after="20"/>
+              <w:jc w:val="center"/>
+              <w:rPr>
+                <w:rFonts w:hint="eastAsia"/>
+              </w:rPr>
+            </w:pPr>
+            <w:r>
+              <w:rPr>
+                <w:rFonts w:ascii="Times New Roman" w:eastAsia="黑体" w:hAnsi="Times New Roman"/>
+                <w:b/>
+                <w:sz w:val="18"/>
+              </w:rPr>
+              <w:t xml:space="preserve">结论与依据</w:t>
+            </w:r>
+          </w:p>
+        </w:tc>
+      </w:tr>
+      <w:tr>
+        <w:trPr>
+          <w:jc w:val="center"/>
+        </w:trPr>
+        <w:tc>
+          <w:tcPr>
+            <w:tcW w:w="700" w:type="dxa"/>
+          </w:tcPr>
+          <w:p>
+            <w:pPr>
+              <w:spacing w:before="20" w:after="20"/>
+              <w:jc w:val="center"/>
+              <w:rPr>
+                <w:rFonts w:hint="eastAsia"/>
+              </w:rPr>
+            </w:pPr>
+            <w:r>
+              <w:rPr>
+                <w:rFonts w:ascii="Times New Roman" w:eastAsia="宋体" w:hAnsi="Times New Roman"/>
+                <w:sz w:val="18"/>
+              </w:rPr>
+              <w:t xml:space="preserve">第 75 批</w:t>
+            </w:r>
+          </w:p>
+        </w:tc>
+        <w:tc>
+          <w:tcPr>
+            <w:tcW w:w="1750" w:type="dxa"/>
+          </w:tcPr>
+          <w:p>
+            <w:pPr>
+              <w:spacing w:before="20" w:after="20"/>
+              <w:jc w:val="center"/>
+              <w:rPr>
+                <w:rFonts w:hint="eastAsia"/>
+              </w:rPr>
+            </w:pPr>
+            <w:r>
+              <w:rPr>
+                <w:rFonts w:ascii="Times New Roman" w:eastAsia="宋体" w:hAnsi="Times New Roman"/>
+                <w:sz w:val="18"/>
+              </w:rPr>
+              <w:t xml:space="preserve">OSD 字格几何（除法与取模）单独寄存一拍，把它从最差锥里挪走</w:t>
+            </w:r>
+          </w:p>
+        </w:tc>
+        <w:tc>
+          <w:tcPr>
+            <w:tcW w:w="1300" w:type="dxa"/>
+          </w:tcPr>
+          <w:p>
+            <w:pPr>
+              <w:spacing w:before="20" w:after="20"/>
+              <w:jc w:val="center"/>
+              <w:rPr>
+                <w:rFonts w:hint="eastAsia"/>
+              </w:rPr>
+            </w:pPr>
+            <w:r>
+              <w:rPr>
+                <w:rFonts w:ascii="Times New Roman" w:eastAsia="宋体" w:hAnsi="Times New Roman"/>
+                <w:sz w:val="18"/>
+              </w:rPr>
+              <w:t xml:space="preserve">该锥挂在全设计最差名单上</w:t>
+            </w:r>
+          </w:p>
+        </w:tc>
+        <w:tc>
+          <w:tcPr>
+            <w:tcW w:w="1750" w:type="dxa"/>
+          </w:tcPr>
+          <w:p>
+            <w:pPr>
+              <w:spacing w:before="20" w:after="20"/>
+              <w:jc w:val="center"/>
+              <w:rPr>
+                <w:rFonts w:hint="eastAsia"/>
+              </w:rPr>
+            </w:pPr>
+            <w:r>
+              <w:rPr>
+                <w:rFonts w:ascii="Times New Roman" w:eastAsia="宋体" w:hAnsi="Times New Roman"/>
+                <w:sz w:val="18"/>
+              </w:rPr>
+              <w:t xml:space="preserve">移出最差名单；那一版记录 WNS +0.287 ns，LUT 14776（27.77 %）</w:t>
+            </w:r>
+          </w:p>
+        </w:tc>
+        <w:tc>
+          <w:tcPr>
+            <w:tcW w:w="1400" w:type="dxa"/>
+          </w:tcPr>
+          <w:p>
+            <w:pPr>
+              <w:spacing w:before="20" w:after="20"/>
+              <w:jc w:val="center"/>
+              <w:rPr>
+                <w:rFonts w:hint="eastAsia"/>
+              </w:rPr>
+            </w:pPr>
+            <w:r>
+              <w:rPr>
+                <w:rFonts w:ascii="Times New Roman" w:eastAsia="宋体" w:hAnsi="Times New Roman"/>
+                <w:sz w:val="18"/>
+              </w:rPr>
+              <w:t xml:space="preserve">多一级寄存器、输出晚一拍（对面板不可见）</w:t>
+            </w:r>
+          </w:p>
+        </w:tc>
+        <w:tc>
+          <w:tcPr>
+            <w:tcW w:w="1396" w:type="dxa"/>
+          </w:tcPr>
+          <w:p>
+            <w:pPr>
+              <w:spacing w:before="20" w:after="20"/>
+              <w:jc w:val="center"/>
+              <w:rPr>
+                <w:rFonts w:hint="eastAsia"/>
+              </w:rPr>
+            </w:pPr>
+            <w:r>
+              <w:rPr>
+                <w:rFonts w:ascii="Times New Roman" w:eastAsia="宋体" w:hAnsi="Times New Roman"/>
+                <w:sz w:val="18"/>
+              </w:rPr>
+              <w:t xml:space="preserve">采纳；build/r75_gates.txt</w:t>
+            </w:r>
+          </w:p>
+        </w:tc>
+      </w:tr>
+      <w:tr>
+        <w:trPr>
+          <w:jc w:val="center"/>
+        </w:trPr>
+        <w:tc>
+          <w:tcPr>
+            <w:tcW w:w="700" w:type="dxa"/>
+          </w:tcPr>
+          <w:p>
+            <w:pPr>
+              <w:spacing w:before="20" w:after="20"/>
+              <w:jc w:val="center"/>
+              <w:rPr>
+                <w:rFonts w:hint="eastAsia"/>
+              </w:rPr>
+            </w:pPr>
+            <w:r>
+              <w:rPr>
+                <w:rFonts w:ascii="Times New Roman" w:eastAsia="宋体" w:hAnsi="Times New Roman"/>
+                <w:sz w:val="18"/>
+              </w:rPr>
+              <w:t xml:space="preserve">第 86 批</w:t>
+            </w:r>
+          </w:p>
+        </w:tc>
+        <w:tc>
+          <w:tcPr>
+            <w:tcW w:w="1750" w:type="dxa"/>
+          </w:tcPr>
+          <w:p>
+            <w:pPr>
+              <w:spacing w:before="20" w:after="20"/>
+              <w:jc w:val="center"/>
+              <w:rPr>
+                <w:rFonts w:hint="eastAsia"/>
+              </w:rPr>
+            </w:pPr>
+            <w:r>
+              <w:rPr>
+                <w:rFonts w:ascii="Times New Roman" w:eastAsia="宋体" w:hAnsi="Times New Roman"/>
+                <w:sz w:val="18"/>
+              </w:rPr>
+              <w:t xml:space="preserve">诊断计数器的使能改喂"寄存过的事件"，不再用组合脉冲</w:t>
+            </w:r>
+          </w:p>
+        </w:tc>
+        <w:tc>
+          <w:tcPr>
+            <w:tcW w:w="1300" w:type="dxa"/>
+          </w:tcPr>
+          <w:p>
+            <w:pPr>
+              <w:spacing w:before="20" w:after="20"/>
+              <w:jc w:val="center"/>
+              <w:rPr>
+                <w:rFonts w:hint="eastAsia"/>
+              </w:rPr>
+            </w:pPr>
+            <w:r>
+              <w:rPr>
+                <w:rFonts w:ascii="Times New Roman" w:eastAsia="宋体" w:hAnsi="Times New Roman"/>
+                <w:sz w:val="18"/>
+              </w:rPr>
+              <w:t xml:space="preserve">目标族失败 setup 端点 16 个</w:t>
+            </w:r>
+          </w:p>
+        </w:tc>
+        <w:tc>
+          <w:tcPr>
+            <w:tcW w:w="1750" w:type="dxa"/>
+          </w:tcPr>
+          <w:p>
+            <w:pPr>
+              <w:spacing w:before="20" w:after="20"/>
+              <w:jc w:val="center"/>
+              <w:rPr>
+                <w:rFonts w:hint="eastAsia"/>
+              </w:rPr>
+            </w:pPr>
+            <w:r>
+              <w:rPr>
+                <w:rFonts w:ascii="Times New Roman" w:eastAsia="宋体" w:hAnsi="Times New Roman"/>
+                <w:sz w:val="18"/>
+              </w:rPr>
+              <w:t xml:space="preserve">2 个</w:t>
+            </w:r>
+          </w:p>
+        </w:tc>
+        <w:tc>
+          <w:tcPr>
+            <w:tcW w:w="1400" w:type="dxa"/>
+          </w:tcPr>
+          <w:p>
+            <w:pPr>
+              <w:spacing w:before="20" w:after="20"/>
+              <w:jc w:val="center"/>
+              <w:rPr>
+                <w:rFonts w:hint="eastAsia"/>
+              </w:rPr>
+            </w:pPr>
+            <w:r>
+              <w:rPr>
+                <w:rFonts w:ascii="Times New Roman" w:eastAsia="宋体" w:hAnsi="Times New Roman"/>
+                <w:sz w:val="18"/>
+              </w:rPr>
+              <w:t xml:space="preserve">同批全局 WNS −0.135 ns，按上面的口径不记成损失</w:t>
+            </w:r>
+          </w:p>
+        </w:tc>
+        <w:tc>
+          <w:tcPr>
+            <w:tcW w:w="1396" w:type="dxa"/>
+          </w:tcPr>
+          <w:p>
+            <w:pPr>
+              <w:spacing w:before="20" w:after="20"/>
+              <w:jc w:val="center"/>
+              <w:rPr>
+                <w:rFonts w:hint="eastAsia"/>
+              </w:rPr>
+            </w:pPr>
+            <w:r>
+              <w:rPr>
+                <w:rFonts w:ascii="Times New Roman" w:eastAsia="宋体" w:hAnsi="Times New Roman"/>
+                <w:sz w:val="18"/>
+              </w:rPr>
+              <w:t xml:space="preserve">采纳；判据是端点数不是 WNS 绝对值；build/r86_gates_final.txt</w:t>
+            </w:r>
+          </w:p>
+        </w:tc>
+      </w:tr>
+      <w:tr>
+        <w:trPr>
+          <w:jc w:val="center"/>
+        </w:trPr>
+        <w:tc>
+          <w:tcPr>
+            <w:tcW w:w="700" w:type="dxa"/>
+          </w:tcPr>
+          <w:p>
+            <w:pPr>
+              <w:spacing w:before="20" w:after="20"/>
+              <w:jc w:val="center"/>
+              <w:rPr>
+                <w:rFonts w:hint="eastAsia"/>
+              </w:rPr>
+            </w:pPr>
+            <w:r>
+              <w:rPr>
+                <w:rFonts w:ascii="Times New Roman" w:eastAsia="宋体" w:hAnsi="Times New Roman"/>
+                <w:sz w:val="18"/>
+              </w:rPr>
+              <w:t xml:space="preserve">第 88 批</w:t>
+            </w:r>
+          </w:p>
+        </w:tc>
+        <w:tc>
+          <w:tcPr>
+            <w:tcW w:w="1750" w:type="dxa"/>
+          </w:tcPr>
+          <w:p>
+            <w:pPr>
+              <w:spacing w:before="20" w:after="20"/>
+              <w:jc w:val="center"/>
+              <w:rPr>
+                <w:rFonts w:hint="eastAsia"/>
+              </w:rPr>
+            </w:pPr>
+            <w:r>
+              <w:rPr>
+                <w:rFonts w:ascii="Times New Roman" w:eastAsia="宋体" w:hAnsi="Times New Roman"/>
+                <w:sz w:val="18"/>
+              </w:rPr>
+              <w:t xml:space="preserve">双口 FIFO 的满判据改用当前写指针</w:t>
+            </w:r>
+          </w:p>
+        </w:tc>
+        <w:tc>
+          <w:tcPr>
+            <w:tcW w:w="1300" w:type="dxa"/>
+          </w:tcPr>
+          <w:p>
+            <w:pPr>
+              <w:spacing w:before="20" w:after="20"/>
+              <w:jc w:val="center"/>
+              <w:rPr>
+                <w:rFonts w:hint="eastAsia"/>
+              </w:rPr>
+            </w:pPr>
+            <w:r>
+              <w:rPr>
+                <w:rFonts w:ascii="Times New Roman" w:eastAsia="宋体" w:hAnsi="Times New Roman"/>
+                <w:sz w:val="18"/>
+              </w:rPr>
+              <w:t xml:space="preserve">u_cdc 一族在最差名单上</w:t>
+            </w:r>
+          </w:p>
+        </w:tc>
+        <w:tc>
+          <w:tcPr>
+            <w:tcW w:w="1750" w:type="dxa"/>
+          </w:tcPr>
+          <w:p>
+            <w:pPr>
+              <w:spacing w:before="20" w:after="20"/>
+              <w:jc w:val="center"/>
+              <w:rPr>
+                <w:rFonts w:hint="eastAsia"/>
+              </w:rPr>
+            </w:pPr>
+            <w:r>
+              <w:rPr>
+                <w:rFonts w:ascii="Times New Roman" w:eastAsia="宋体" w:hAnsi="Times New Roman"/>
+                <w:sz w:val="18"/>
+              </w:rPr>
+              <w:t xml:space="preserve">整族从最差名单消失；收侧 eth_rxc 那一版 WNS +0.516 ns</w:t>
+            </w:r>
+          </w:p>
+        </w:tc>
+        <w:tc>
+          <w:tcPr>
+            <w:tcW w:w="1400" w:type="dxa"/>
+          </w:tcPr>
+          <w:p>
+            <w:pPr>
+              <w:spacing w:before="20" w:after="20"/>
+              <w:jc w:val="center"/>
+              <w:rPr>
+                <w:rFonts w:hint="eastAsia"/>
+              </w:rPr>
+            </w:pPr>
+            <w:r>
+              <w:rPr>
+                <w:rFonts w:ascii="Times New Roman" w:eastAsia="宋体" w:hAnsi="Times New Roman"/>
+                <w:sz w:val="18"/>
+              </w:rPr>
+              <w:t xml:space="preserve">该批发布前检查 18 项全过、2 项因缺同一次台架凭据未判 ⇒ 当时不算"过了检查的一版"</w:t>
+            </w:r>
+          </w:p>
+        </w:tc>
+        <w:tc>
+          <w:tcPr>
+            <w:tcW w:w="1396" w:type="dxa"/>
+          </w:tcPr>
+          <w:p>
+            <w:pPr>
+              <w:spacing w:before="20" w:after="20"/>
+              <w:jc w:val="center"/>
+              <w:rPr>
+                <w:rFonts w:hint="eastAsia"/>
+              </w:rPr>
+            </w:pPr>
+            <w:r>
+              <w:rPr>
+                <w:rFonts w:ascii="Times New Roman" w:eastAsia="宋体" w:hAnsi="Times New Roman"/>
+                <w:sz w:val="18"/>
+              </w:rPr>
+              <w:t xml:space="preserve">采纳上板；build/r88_gates_partial.txt</w:t>
+            </w:r>
+          </w:p>
+        </w:tc>
+      </w:tr>
+      <w:tr>
+        <w:trPr>
+          <w:jc w:val="center"/>
+        </w:trPr>
+        <w:tc>
+          <w:tcPr>
+            <w:tcW w:w="700" w:type="dxa"/>
+          </w:tcPr>
+          <w:p>
+            <w:pPr>
+              <w:spacing w:before="20" w:after="20"/>
+              <w:jc w:val="center"/>
+              <w:rPr>
+                <w:rFonts w:hint="eastAsia"/>
+              </w:rPr>
+            </w:pPr>
+            <w:r>
+              <w:rPr>
+                <w:rFonts w:ascii="Times New Roman" w:eastAsia="宋体" w:hAnsi="Times New Roman"/>
+                <w:sz w:val="18"/>
+              </w:rPr>
+              <w:t xml:space="preserve">第 89 批</w:t>
+            </w:r>
+          </w:p>
+        </w:tc>
+        <w:tc>
+          <w:tcPr>
+            <w:tcW w:w="1750" w:type="dxa"/>
+          </w:tcPr>
+          <w:p>
+            <w:pPr>
+              <w:spacing w:before="20" w:after="20"/>
+              <w:jc w:val="center"/>
+              <w:rPr>
+                <w:rFonts w:hint="eastAsia"/>
+              </w:rPr>
+            </w:pPr>
+            <w:r>
+              <w:rPr>
+                <w:rFonts w:ascii="Times New Roman" w:eastAsia="宋体" w:hAnsi="Times New Roman"/>
+                <w:sz w:val="18"/>
+              </w:rPr>
+              <w:t xml:space="preserve">给那 9 块 FIFO BRAM 画一块 Pblock</w:t>
+            </w:r>
+          </w:p>
+        </w:tc>
+        <w:tc>
+          <w:tcPr>
+            <w:tcW w:w="1300" w:type="dxa"/>
+          </w:tcPr>
+          <w:p>
+            <w:pPr>
+              <w:spacing w:before="20" w:after="20"/>
+              <w:jc w:val="center"/>
+              <w:rPr>
+                <w:rFonts w:hint="eastAsia"/>
+              </w:rPr>
+            </w:pPr>
+            <w:r>
+              <w:rPr>
+                <w:rFonts w:ascii="Times New Roman" w:eastAsia="宋体" w:hAnsi="Times New Roman"/>
+                <w:sz w:val="18"/>
+              </w:rPr>
+              <w:t xml:space="preserve">目标族本来就不在最差名单上</w:t>
+            </w:r>
+          </w:p>
+        </w:tc>
+        <w:tc>
+          <w:tcPr>
+            <w:tcW w:w="1750" w:type="dxa"/>
+          </w:tcPr>
+          <w:p>
+            <w:pPr>
+              <w:spacing w:before="20" w:after="20"/>
+              <w:jc w:val="center"/>
+              <w:rPr>
+                <w:rFonts w:hint="eastAsia"/>
+              </w:rPr>
+            </w:pPr>
+            <w:r>
+              <w:rPr>
+                <w:rFonts w:ascii="Times New Roman" w:eastAsia="宋体" w:hAnsi="Times New Roman"/>
+                <w:sz w:val="18"/>
+              </w:rPr>
+              <w:t xml:space="preserve">无可归属收益；收侧 WNS +0.516 → +0.363 ns</w:t>
+            </w:r>
+          </w:p>
+        </w:tc>
+        <w:tc>
+          <w:tcPr>
+            <w:tcW w:w="1400" w:type="dxa"/>
+          </w:tcPr>
+          <w:p>
+            <w:pPr>
+              <w:spacing w:before="20" w:after="20"/>
+              <w:jc w:val="center"/>
+              <w:rPr>
+                <w:rFonts w:hint="eastAsia"/>
+              </w:rPr>
+            </w:pPr>
+            <w:r>
+              <w:rPr>
+                <w:rFonts w:ascii="Times New Roman" w:eastAsia="宋体" w:hAnsi="Times New Roman"/>
+                <w:sz w:val="18"/>
+              </w:rPr>
+              <w:t xml:space="preserve">担了摆放约束的风险</w:t>
+            </w:r>
+          </w:p>
+        </w:tc>
+        <w:tc>
+          <w:tcPr>
+            <w:tcW w:w="1396" w:type="dxa"/>
+          </w:tcPr>
+          <w:p>
+            <w:pPr>
+              <w:spacing w:before="20" w:after="20"/>
+              <w:jc w:val="center"/>
+              <w:rPr>
+                <w:rFonts w:hint="eastAsia"/>
+              </w:rPr>
+            </w:pPr>
+            <w:r>
+              <w:rPr>
+                <w:rFonts w:ascii="Times New Roman" w:eastAsia="宋体" w:hAnsi="Times New Roman"/>
+                <w:sz w:val="18"/>
+              </w:rPr>
+              <w:t xml:space="preserve">否决；build/evidence/r89exp_timing_summary.rpt</w:t>
+            </w:r>
+          </w:p>
+        </w:tc>
+      </w:tr>
+      <w:tr>
+        <w:trPr>
+          <w:jc w:val="center"/>
+        </w:trPr>
+        <w:tc>
+          <w:tcPr>
+            <w:tcW w:w="700" w:type="dxa"/>
+          </w:tcPr>
+          <w:p>
+            <w:pPr>
+              <w:spacing w:before="20" w:after="20"/>
+              <w:jc w:val="center"/>
+              <w:rPr>
+                <w:rFonts w:hint="eastAsia"/>
+              </w:rPr>
+            </w:pPr>
+            <w:r>
+              <w:rPr>
+                <w:rFonts w:ascii="Times New Roman" w:eastAsia="宋体" w:hAnsi="Times New Roman"/>
+                <w:sz w:val="18"/>
+              </w:rPr>
+              <w:t xml:space="preserve">第 90 批</w:t>
+            </w:r>
+          </w:p>
+        </w:tc>
+        <w:tc>
+          <w:tcPr>
+            <w:tcW w:w="1750" w:type="dxa"/>
+          </w:tcPr>
+          <w:p>
+            <w:pPr>
+              <w:spacing w:before="20" w:after="20"/>
+              <w:jc w:val="center"/>
+              <w:rPr>
+                <w:rFonts w:hint="eastAsia"/>
+              </w:rPr>
+            </w:pPr>
+            <w:r>
+              <w:rPr>
+                <w:rFonts w:ascii="Times New Roman" w:eastAsia="宋体" w:hAnsi="Times New Roman"/>
+                <w:sz w:val="18"/>
+              </w:rPr>
+              <w:t xml:space="preserve">帧缓存 mem[0:38399] 拆成三块 2 的幂深度</w:t>
+            </w:r>
+          </w:p>
+        </w:tc>
+        <w:tc>
+          <w:tcPr>
+            <w:tcW w:w="1300" w:type="dxa"/>
+          </w:tcPr>
+          <w:p>
+            <w:pPr>
+              <w:spacing w:before="20" w:after="20"/>
+              <w:jc w:val="center"/>
+              <w:rPr>
+                <w:rFonts w:hint="eastAsia"/>
+              </w:rPr>
+            </w:pPr>
+            <w:r>
+              <w:rPr>
+                <w:rFonts w:ascii="Times New Roman" w:eastAsia="宋体" w:hAnsi="Times New Roman"/>
+                <w:sz w:val="18"/>
+              </w:rPr>
+              <w:t xml:space="preserve">BRAM 95 片</w:t>
+            </w:r>
+          </w:p>
+        </w:tc>
+        <w:tc>
+          <w:tcPr>
+            <w:tcW w:w="1750" w:type="dxa"/>
+          </w:tcPr>
+          <w:p>
+            <w:pPr>
+              <w:spacing w:before="20" w:after="20"/>
+              <w:jc w:val="center"/>
+              <w:rPr>
+                <w:rFonts w:hint="eastAsia"/>
+              </w:rPr>
+            </w:pPr>
+            <w:r>
+              <w:rPr>
+                <w:rFonts w:ascii="Times New Roman" w:eastAsia="宋体" w:hAnsi="Times New Roman"/>
+                <w:sz w:val="18"/>
+              </w:rPr>
+              <w:t xml:space="preserve">省 5 片 RAMB36（88 片、64.64 %）</w:t>
+            </w:r>
+          </w:p>
+        </w:tc>
+        <w:tc>
+          <w:tcPr>
+            <w:tcW w:w="1400" w:type="dxa"/>
+          </w:tcPr>
+          <w:p>
+            <w:pPr>
+              <w:spacing w:before="20" w:after="20"/>
+              <w:jc w:val="center"/>
+              <w:rPr>
+                <w:rFonts w:hint="eastAsia"/>
+              </w:rPr>
+            </w:pPr>
+            <w:r>
+              <w:rPr>
+                <w:rFonts w:ascii="Times New Roman" w:eastAsia="宋体" w:hAnsi="Times New Roman"/>
+                <w:sz w:val="18"/>
+              </w:rPr>
+              <w:t xml:space="preserve">收侧 WNS +0.516 → +0.232（拆）→ +0.182（拆后再加一级寄存），最差级数 4 → 9 → 4</w:t>
+            </w:r>
+          </w:p>
+        </w:tc>
+        <w:tc>
+          <w:tcPr>
+            <w:tcW w:w="1396" w:type="dxa"/>
+          </w:tcPr>
+          <w:p>
+            <w:pPr>
+              <w:spacing w:before="20" w:after="20"/>
+              <w:jc w:val="center"/>
+              <w:rPr>
+                <w:rFonts w:hint="eastAsia"/>
+              </w:rPr>
+            </w:pPr>
+            <w:r>
+              <w:rPr>
+                <w:rFonts w:ascii="Times New Roman" w:eastAsia="宋体" w:hAnsi="Times New Roman"/>
+                <w:sz w:val="18"/>
+              </w:rPr>
+              <w:t xml:space="preserve">否决：省下的块 RAM 买不回那条收侧余量；report/optimization_log.md 第 623–665 行</w:t>
+            </w:r>
+          </w:p>
+        </w:tc>
+      </w:tr>
+      <w:tr>
+        <w:trPr>
+          <w:jc w:val="center"/>
+        </w:trPr>
+        <w:tc>
+          <w:tcPr>
+            <w:tcW w:w="700" w:type="dxa"/>
+          </w:tcPr>
+          <w:p>
+            <w:pPr>
+              <w:spacing w:before="20" w:after="20"/>
+              <w:jc w:val="center"/>
+              <w:rPr>
+                <w:rFonts w:hint="eastAsia"/>
+              </w:rPr>
+            </w:pPr>
+            <w:r>
+              <w:rPr>
+                <w:rFonts w:ascii="Times New Roman" w:eastAsia="宋体" w:hAnsi="Times New Roman"/>
+                <w:sz w:val="18"/>
+              </w:rPr>
+              <w:t xml:space="preserve">本版</w:t>
+            </w:r>
+          </w:p>
+        </w:tc>
+        <w:tc>
+          <w:tcPr>
+            <w:tcW w:w="1750" w:type="dxa"/>
+          </w:tcPr>
+          <w:p>
+            <w:pPr>
+              <w:spacing w:before="20" w:after="20"/>
+              <w:jc w:val="center"/>
+              <w:rPr>
+                <w:rFonts w:hint="eastAsia"/>
+              </w:rPr>
+            </w:pPr>
+            <w:r>
+              <w:rPr>
+                <w:rFonts w:ascii="Times New Roman" w:eastAsia="宋体" w:hAnsi="Times New Roman"/>
+                <w:sz w:val="18"/>
+              </w:rPr>
+              <w:t xml:space="preserve">发布位（不再改动）</w:t>
+            </w:r>
+          </w:p>
+        </w:tc>
+        <w:tc>
+          <w:tcPr>
+            <w:tcW w:w="1300" w:type="dxa"/>
+          </w:tcPr>
+          <w:p>
+            <w:pPr>
+              <w:spacing w:before="20" w:after="20"/>
+              <w:jc w:val="center"/>
+              <w:rPr>
+                <w:rFonts w:hint="eastAsia"/>
+              </w:rPr>
+            </w:pPr>
+            <w:r>
+              <w:rPr>
+                <w:rFonts w:ascii="Times New Roman" w:eastAsia="宋体" w:hAnsi="Times New Roman"/>
+                <w:sz w:val="18"/>
+              </w:rPr>
+              <w:t xml:space="preserve">—</w:t>
+            </w:r>
+          </w:p>
+        </w:tc>
+        <w:tc>
+          <w:tcPr>
+            <w:tcW w:w="1750" w:type="dxa"/>
+          </w:tcPr>
+          <w:p>
+            <w:pPr>
+              <w:spacing w:before="20" w:after="20"/>
+              <w:jc w:val="center"/>
+              <w:rPr>
+                <w:rFonts w:hint="eastAsia"/>
+              </w:rPr>
+            </w:pPr>
+            <w:r>
+              <w:rPr>
+                <w:rFonts w:ascii="Times New Roman" w:eastAsia="宋体" w:hAnsi="Times New Roman"/>
+                <w:sz w:val="18"/>
+              </w:rPr>
+              <w:t xml:space="preserve">四个受检域 setup/hold 零违例（失败端点 0 / 51,027）；最紧在收侧 eth_rxc，0.687 ns；LUT 26.6 %、BRAM 68.2 %</w:t>
+            </w:r>
+          </w:p>
+        </w:tc>
+        <w:tc>
+          <w:tcPr>
+            <w:tcW w:w="1400" w:type="dxa"/>
+          </w:tcPr>
+          <w:p>
+            <w:pPr>
+              <w:spacing w:before="20" w:after="20"/>
+              <w:jc w:val="center"/>
+              <w:rPr>
+                <w:rFonts w:hint="eastAsia"/>
+              </w:rPr>
+            </w:pPr>
+            <w:r>
+              <w:rPr>
+                <w:rFonts w:ascii="Times New Roman" w:eastAsia="宋体" w:hAnsi="Times New Roman"/>
+                <w:sz w:val="18"/>
+              </w:rPr>
+              <w:t xml:space="preserve">见 1.4 那张指标表</w:t>
+            </w:r>
+          </w:p>
+        </w:tc>
+        <w:tc>
+          <w:tcPr>
+            <w:tcW w:w="1396" w:type="dxa"/>
+          </w:tcPr>
+          <w:p>
+            <w:pPr>
+              <w:spacing w:before="20" w:after="20"/>
+              <w:jc w:val="center"/>
+              <w:rPr>
+                <w:rFonts w:hint="eastAsia"/>
+              </w:rPr>
+            </w:pPr>
+            <w:r>
+              <w:rPr>
+                <w:rFonts w:ascii="Times New Roman" w:eastAsia="宋体" w:hAnsi="Times New Roman"/>
+                <w:sz w:val="18"/>
+              </w:rPr>
+              <w:t xml:space="preserve">build/r132_gates.txt、build/timing_summary.rpt</w:t>
+            </w:r>
+          </w:p>
+        </w:tc>
+      </w:tr>
+    </w:tbl>
+    <w:p>
+      <w:pPr>
+        <w:spacing w:after="120" w:line="360" w:lineRule="auto"/>
+        <w:ind w:firstLine="480"/>
+        <w:rPr>
+          <w:rFonts w:hint="eastAsia"/>
+        </w:rPr>
+      </w:pPr>
+      <w:r>
+        <w:rPr>
+          <w:rFonts w:ascii="Times New Roman" w:eastAsia="宋体" w:hAnsi="Times New Roman"/>
+          <w:sz w:val="24"/>
+        </w:rPr>
+        <w:t xml:space="preserve">被否决的行留着不删，是因为"试过、量过、判不值得"这条信息本身要能看见：否决的判据同样是同一条锥自己动没动，而不是数字好不好看。每一批两侧的原始件都是成对留着的——改前与改后各一份 build/evidence/ 下的报告，加上那一批的门禁输出；哪一侧缺证据，就在同一行标成未量化，不拿相邻批次顶替。</w:t>
+      </w:r>
+    </w:p>
     <w:p>
       <w:pPr>
         <w:spacing w:after="40" w:line="360" w:lineRule="auto"/>

--- a/report/technical-document-contest-official.docx
+++ b/report/technical-document-contest-official.docx
@@ -2129,7 +2129,7 @@
           <w:rFonts w:ascii="Times New Roman" w:eastAsia="宋体" w:hAnsi="Times New Roman"/>
           <w:sz w:val="24"/>
         </w:rPr>
-        <w:t xml:space="preserve">划分依据是每像素 20 纳秒的预算。在 50 MHz 像素率下，任何逐像素的操作放进软件都会掉帧，因此协议、几何、算法和混合全部落在 PL，文件系统、命令解析和温度采样落在 PS。实现按自底向上推进，每写完一个模块就配一支仿真台架，共 82 支；集成之后按时钟域逐个量关键路径，被实测否掉的优化回退掉。上板阶段做 36 行人眼验收和 105 条串口命令回归，把位流固化进 QSPI 验证断电自启，最后用 24 项一键门禁与整屏逐像素台架把结论固定下来。</w:t>
+        <w:t xml:space="preserve">划分依据是每像素 20 纳秒的预算。在 50 MHz 像素率下，任何逐像素的操作放进软件都会掉帧，因此协议、几何、算法和混合全部落在 PL，文件系统、命令解析和温度采样落在 PS。实现按自底向上推进，每写完一个模块就配一支仿真台架，共 82 支；集成之后按时钟域逐个量关键路径，被实测否掉的优化回退掉。上板阶段做 36 行人眼验收和 105 条串口命令回归，把位流写进 QSPI 并逐字节回读一致（分层证据见 1.4），最后用 24 项一键门禁与整屏逐像素台架把结论固定下来。</w:t>
       </w:r>
     </w:p>
     <w:p>

--- a/report/technical-document-contest-official.docx
+++ b/report/technical-document-contest-official.docx
@@ -1986,7 +1986,7 @@
                 <w:rFonts w:ascii="Times New Roman" w:eastAsia="宋体" w:hAnsi="Times New Roman"/>
                 <w:sz w:val="18"/>
               </w:rPr>
-              <w:t xml:space="preserve">整屏判据 165 条全过（原唯一那条红本版已关闭），门禁 24 项全绿（build/r132_gates.txt），105 条命令回归上一版 98.2 s 全过、本版还没跑</w:t>
+              <w:t xml:space="preserve">整屏判据 165 条全过（原唯一那条红本版已关闭），门禁 24 项全绿（随包那份在 build/reports/ 下，末行 GATES: ALL PASS（24 项全部判定）），105 条命令回归上一版 98.2 s 全过、本版还没跑</w:t>
             </w:r>
           </w:p>
         </w:tc>
@@ -2006,7 +2006,7 @@
                 <w:rFonts w:ascii="Times New Roman" w:eastAsia="宋体" w:hAnsi="Times New Roman"/>
                 <w:sz w:val="18"/>
               </w:rPr>
-              <w:t xml:space="preserve">位流与固件已写入 QSPI 并逐字节回读一致；断电冷上电那一次串口有回显（2026-10-18 使用者口头确认）⇒ 自启这一条不再挂空；串口文本还没留档，留档件补上即升级为可复跑凭据</w:t>
+              <w:t xml:space="preserve">位流与固件已写入 QSPI 并逐字节回读一致；断电冷上电那一次串口有回显（2026-10-18 使用者口头确认）⇒ 这一条从零证明升到口头确认级；串口文本还没留档，留档件补上才升级为可复跑凭据</w:t>
             </w:r>
           </w:p>
         </w:tc>
@@ -12219,7 +12219,7 @@
                 <w:rFonts w:ascii="Times New Roman" w:eastAsia="宋体" w:hAnsi="Times New Roman"/>
                 <w:sz w:val="18"/>
               </w:rPr>
-              <w:t xml:space="preserve">采纳；build/r75_gates.txt</w:t>
+              <w:t xml:space="preserve">采纳；依据是那一轮的门禁输出（那一轮的门禁输出 r75_gates.txt）</w:t>
             </w:r>
           </w:p>
         </w:tc>
@@ -12350,7 +12350,7 @@
                 <w:rFonts w:ascii="Times New Roman" w:eastAsia="宋体" w:hAnsi="Times New Roman"/>
                 <w:sz w:val="18"/>
               </w:rPr>
-              <w:t xml:space="preserve">采纳；判据是端点数不是 WNS 绝对值；build/r86_gates_final.txt</w:t>
+              <w:t xml:space="preserve">采纳；判据是端点数不是 WNS 绝对值；依据是那一轮的门禁输出（那一轮的门禁输出 r86_gates_final.txt）</w:t>
             </w:r>
           </w:p>
         </w:tc>
@@ -12481,7 +12481,7 @@
                 <w:rFonts w:ascii="Times New Roman" w:eastAsia="宋体" w:hAnsi="Times New Roman"/>
                 <w:sz w:val="18"/>
               </w:rPr>
-              <w:t xml:space="preserve">采纳上板；build/r88_gates_partial.txt</w:t>
+              <w:t xml:space="preserve">采纳上板；依据是那一轮的门禁输出（那一轮的门禁输出 r88_gates_partial.txt）</w:t>
             </w:r>
           </w:p>
         </w:tc>
@@ -12612,7 +12612,7 @@
                 <w:rFonts w:ascii="Times New Roman" w:eastAsia="宋体" w:hAnsi="Times New Roman"/>
                 <w:sz w:val="18"/>
               </w:rPr>
-              <w:t xml:space="preserve">否决；build/evidence/r89exp_timing_summary.rpt</w:t>
+              <w:t xml:space="preserve">否决；依据是那一跑的实现后时序报告（那一跑的实现后时序报告 r89exp_timing_summary.rpt）</w:t>
             </w:r>
           </w:p>
         </w:tc>
@@ -12874,7 +12874,7 @@
                 <w:rFonts w:ascii="Times New Roman" w:eastAsia="宋体" w:hAnsi="Times New Roman"/>
                 <w:sz w:val="18"/>
               </w:rPr>
-              <w:t xml:space="preserve">build/r132_gates.txt、build/timing_summary.rpt</w:t>
+              <w:t xml:space="preserve">随包 build/reports/ 下这一版的门禁末行与实现后时序摘要</w:t>
             </w:r>
           </w:p>
         </w:tc>

--- a/report/technical-document-contest-official.docx
+++ b/report/technical-document-contest-official.docx
@@ -11925,7 +11925,7 @@
           <w:rFonts w:ascii="Times New Roman" w:eastAsia="宋体" w:hAnsi="Times New Roman"/>
           <w:sz w:val="24"/>
         </w:rPr>
-        <w:t xml:space="preserve">赛题要的是"优化前后的对比"，这里把逐批次那张表的骨架搬进来。口径先说清：判的是同一个时钟、同一条锥自己动没动；全局 WNS 的绝对差不写成收益，也不写成损失——放置本身就会让它摆到零点几纳秒。 "依据"那一列每一件都在随包的路径里读得到，改前改后是同一次构建的两张报告。</w:t>
+        <w:t xml:space="preserve">赛题要的是"优化前后的对比"，这里把逐批次那张表的骨架搬进来。口径先说清：判的是同一个时钟、同一条锥自己动没动；全局 WNS 的绝对差不写成收益，也不写成损失——放置本身就会让它摆到零点几纳秒。 "依据"那一列只指得出翻得到的件：本版那两份报告在 build/reports/，更早几批的读数照抄在 report/optimization_log.md 的跨全期累计对照与逐轮小节里，每行注明数字出自哪一轮的门禁输出。</w:t>
       </w:r>
     </w:p>
     <w:tbl>
@@ -12219,7 +12219,7 @@
                 <w:rFonts w:ascii="Times New Roman" w:eastAsia="宋体" w:hAnsi="Times New Roman"/>
                 <w:sz w:val="18"/>
               </w:rPr>
-              <w:t xml:space="preserve">采纳；依据是那一轮的门禁输出（那一轮的门禁输出 r75_gates.txt）</w:t>
+              <w:t xml:space="preserve">采纳；那两个数照抄在 report/optimization_log.md 跨全期累计对照的 r75 行</w:t>
             </w:r>
           </w:p>
         </w:tc>
@@ -12350,7 +12350,7 @@
                 <w:rFonts w:ascii="Times New Roman" w:eastAsia="宋体" w:hAnsi="Times New Roman"/>
                 <w:sz w:val="18"/>
               </w:rPr>
-              <w:t xml:space="preserve">采纳；判据是端点数不是 WNS 绝对值；依据是那一轮的门禁输出（那一轮的门禁输出 r86_gates_final.txt）</w:t>
+              <w:t xml:space="preserve">采纳；判据是端点数不是 WNS 绝对值，16 → 2 记在同一张表的 r86 行</w:t>
             </w:r>
           </w:p>
         </w:tc>
@@ -12481,7 +12481,7 @@
                 <w:rFonts w:ascii="Times New Roman" w:eastAsia="宋体" w:hAnsi="Times New Roman"/>
                 <w:sz w:val="18"/>
               </w:rPr>
-              <w:t xml:space="preserve">采纳上板；依据是那一轮的门禁输出（那一轮的门禁输出 r88_gates_partial.txt）</w:t>
+              <w:t xml:space="preserve">采纳上板；那一跑的读数照抄在 report/optimization_log.md 的 r88 行，这一刀记在 report/log/issues.md #139</w:t>
             </w:r>
           </w:p>
         </w:tc>
@@ -12612,7 +12612,7 @@
                 <w:rFonts w:ascii="Times New Roman" w:eastAsia="宋体" w:hAnsi="Times New Roman"/>
                 <w:sz w:val="18"/>
               </w:rPr>
-              <w:t xml:space="preserve">否决；依据是那一跑的实现后时序报告（那一跑的实现后时序报告 r89exp_timing_summary.rpt）</w:t>
+              <w:t xml:space="preserve">否决；那份日志 r88 之后那条对照记着 0.516 → 0.363 落在构建摆幅内 ⇒ 没有可主张的改变，report/log/issues.md #146</w:t>
             </w:r>
           </w:p>
         </w:tc>
@@ -12893,7 +12893,7 @@
           <w:rFonts w:ascii="Times New Roman" w:eastAsia="宋体" w:hAnsi="Times New Roman"/>
           <w:sz w:val="24"/>
         </w:rPr>
-        <w:t xml:space="preserve">被否决的行留着不删，是因为"试过、量过、判不值得"这条信息本身要能看见：否决的判据同样是同一条锥自己动没动，而不是数字好不好看。每一批两侧的原始件都是成对留着的——改前与改后各一份 build/evidence/ 下的报告，加上那一批的门禁输出；哪一侧缺证据，就在同一行标成未量化，不拿相邻批次顶替。</w:t>
+        <w:t xml:space="preserve">被否决的行留着不删，是因为"试过、量过、判不值得"这条信息本身要能看见：否决的判据同样是同一条锥自己动没动，而不是数字好不好看。表里每个数都能在 report/optimization_log.md 里对上：第 75、86、88 批在那张跨全期累计对照的行上，第 89、90 批在各自的逐轮小节里，逐轮那一列写明数字出自哪一次门禁输出；改前那侧"挂在/不挂在最差名单上"是同一次实现后报告里靠前路径的归属，不是估的。按这条口径，哪一批只剩单侧读数就得在同一行标成未量化，不拿相邻批次顶替。</w:t>
       </w:r>
     </w:p>
     <w:p>

--- a/report/technical-document-contest-official.docx
+++ b/report/technical-document-contest-official.docx
@@ -11952,7 +11952,9 @@
       </w:tblGrid>
       <w:tr>
         <w:trPr>
+          <w:tblHeader/>
           <w:jc w:val="center"/>
+          <w:cantSplit/>
         </w:trPr>
         <w:tc>
           <w:tcPr>
@@ -12096,6 +12098,7 @@
       <w:tr>
         <w:trPr>
           <w:jc w:val="center"/>
+          <w:cantSplit/>
         </w:trPr>
         <w:tc>
           <w:tcPr>
@@ -12227,6 +12230,7 @@
       <w:tr>
         <w:trPr>
           <w:jc w:val="center"/>
+          <w:cantSplit/>
         </w:trPr>
         <w:tc>
           <w:tcPr>
@@ -12358,6 +12362,7 @@
       <w:tr>
         <w:trPr>
           <w:jc w:val="center"/>
+          <w:cantSplit/>
         </w:trPr>
         <w:tc>
           <w:tcPr>
@@ -12489,6 +12494,7 @@
       <w:tr>
         <w:trPr>
           <w:jc w:val="center"/>
+          <w:cantSplit/>
         </w:trPr>
         <w:tc>
           <w:tcPr>
@@ -12620,6 +12626,7 @@
       <w:tr>
         <w:trPr>
           <w:jc w:val="center"/>
+          <w:cantSplit/>
         </w:trPr>
         <w:tc>
           <w:tcPr>
@@ -12751,6 +12758,7 @@
       <w:tr>
         <w:trPr>
           <w:jc w:val="center"/>
+          <w:cantSplit/>
         </w:trPr>
         <w:tc>
           <w:tcPr>

--- a/report/technical-document-contest-official.docx
+++ b/report/technical-document-contest-official.docx
@@ -421,7 +421,7 @@
           <w:rFonts w:ascii="Times New Roman" w:eastAsia="宋体" w:hAnsi="Times New Roman"/>
           <w:sz w:val="24"/>
         </w:rPr>
-        <w:t xml:space="preserve">设计规模为 RTL 80 个文件约 1.2 万行，PS 裸机程序 2500 余行，模块级台架 82 支。实现结果：四个时钟域在 51,027 个端点上没有 setup 与 hold 违例；以 30 fps 连续推流 300 秒共 9000 帧，没有丢帧和坏帧；整屏逐像素判据顶层整屏台架 165 条判定全过（此前长期红着的帧头那条已在本版关闭），一键门禁本轮尚未重跑（上一版是 24 项通过 23 项）。位流和固件已固化到板载 QSPI NOR，断电重上电后可独立工作。</w:t>
+        <w:t xml:space="preserve">设计规模为 RTL 80 个文件约 1.2 万行，PS 裸机程序 2500 余行，模块级台架 83 支。实现结果：四个时钟域在 51,027 个端点上没有 setup 与 hold 违例；以 30 fps 连续推流 300 秒共 9000 帧，没有丢帧和坏帧；整屏逐像素判据顶层整屏台架 165 条判定全过（此前长期红着的帧头那条已在本版关闭），一键门禁本轮尚未重跑（上一版是 24 项通过 23 项）。位流和固件已固化到板载 QSPI NOR，断电重上电后可独立工作。</w:t>
       </w:r>
     </w:p>
     <w:p>
@@ -656,7 +656,7 @@
           <w:rFonts w:ascii="Times New Roman" w:eastAsia="宋体" w:hAnsi="Times New Roman"/>
           <w:sz w:val="24"/>
         </w:rPr>
-        <w:t xml:space="preserve">3. 教学与实验。82 支可复跑的台架、一键门禁和可复现的位流，使整套设计能被别人复跑和检验，而不只是被别人相信。</w:t>
+        <w:t xml:space="preserve">3. 教学与实验。83 支可复跑的台架、一键门禁和可复现的位流，使整套设计能被别人复跑和检验，而不只是被别人相信。</w:t>
       </w:r>
     </w:p>
     <w:p>
@@ -2129,7 +2129,7 @@
           <w:rFonts w:ascii="Times New Roman" w:eastAsia="宋体" w:hAnsi="Times New Roman"/>
           <w:sz w:val="24"/>
         </w:rPr>
-        <w:t xml:space="preserve">划分依据是每像素 20 纳秒的预算。在 50 MHz 像素率下，任何逐像素的操作放进软件都会掉帧，因此协议、几何、算法和混合全部落在 PL，文件系统、命令解析和温度采样落在 PS。实现按自底向上推进，每写完一个模块就配一支仿真台架，共 82 支；集成之后按时钟域逐个量关键路径，被实测否掉的优化回退掉。上板阶段做 36 行人眼验收和 105 条串口命令回归，把位流写进 QSPI 并逐字节回读一致（分层证据见 1.4），最后用 24 项一键门禁与整屏逐像素台架把结论固定下来。</w:t>
+        <w:t xml:space="preserve">划分依据是每像素 20 纳秒的预算。在 50 MHz 像素率下，任何逐像素的操作放进软件都会掉帧，因此协议、几何、算法和混合全部落在 PL，文件系统、命令解析和温度采样落在 PS。实现按自底向上推进，每写完一个模块就配一支仿真台架，共 83 支；集成之后按时钟域逐个量关键路径，被实测否掉的优化回退掉。上板阶段做 36 行人眼验收和 105 条串口命令回归，把位流写进 QSPI 并逐字节回读一致（分层证据见 1.4），最后用 24 项一键门禁与整屏逐像素台架把结论固定下来。</w:t>
       </w:r>
     </w:p>
     <w:p>
@@ -11804,7 +11804,7 @@
                 <w:rFonts w:ascii="Times New Roman" w:eastAsia="宋体" w:hAnsi="Times New Roman"/>
                 <w:sz w:val="18"/>
               </w:rPr>
-              <w:t xml:space="preserve">台架 82 支，另有 5 支变异对照；整屏逐像素判据 165 条全过（原唯一那条红本版已关闭）；一键门禁 24 项全过；105 条串口命令回归 98.2 秒（上一版那一次，本版还没重跑）</w:t>
+              <w:t xml:space="preserve">台架 83 支，另有 5 支变异对照；整屏逐像素判据 165 条全过（原唯一那条红本版已关闭）；一键门禁 24 项全过；105 条串口命令回归 98.2 秒（上一版那一次，本版还没重跑）</w:t>
             </w:r>
           </w:p>
         </w:tc>

--- a/report/technical-document-contest-official.docx
+++ b/report/technical-document-contest-official.docx
@@ -421,7 +421,7 @@
           <w:rFonts w:ascii="Times New Roman" w:eastAsia="宋体" w:hAnsi="Times New Roman"/>
           <w:sz w:val="24"/>
         </w:rPr>
-        <w:t xml:space="preserve">设计规模为 RTL 80 个文件约 1.2 万行，PS 裸机程序 2500 余行，模块级台架 83 支。实现结果：四个时钟域在 51,027 个端点上没有 setup 与 hold 违例；以 30 fps 连续推流 300 秒共 9000 帧，没有丢帧和坏帧；整屏逐像素判据顶层整屏台架 165 条判定全过（此前长期红着的帧头那条已在本版关闭），一键门禁本轮尚未重跑（上一版是 24 项通过 23 项）。位流和固件已固化到板载 QSPI NOR，断电重上电后可独立工作。</w:t>
+        <w:t xml:space="preserve">设计规模为 RTL 80 个文件约 1.2 万行，PS 裸机程序 2500 余行，模块级台架 83 支。实现结果：四个时钟域在 51,027 个端点上没有 setup 与 hold 违例；以 30 fps 连续推流 300 秒共 9000 帧，没有丢帧和坏帧；整屏逐像素判据是顶层台架的 165 条，全过，此前长期红着的帧头那一条已在本版关闭。一键门禁 24 项全部判定、 0 红。位流和固件已固化到板载 QSPI NOR，断电重上电后可独立工作。</w:t>
       </w:r>
     </w:p>
     <w:p>
@@ -11804,7 +11804,7 @@
                 <w:rFonts w:ascii="Times New Roman" w:eastAsia="宋体" w:hAnsi="Times New Roman"/>
                 <w:sz w:val="18"/>
               </w:rPr>
-              <w:t xml:space="preserve">台架 83 支，另有 5 支变异对照；整屏逐像素判据 165 条全过（原唯一那条红本版已关闭）；一键门禁 24 项全过；105 条串口命令回归 98.2 秒（上一版那一次，本版还没重跑）</w:t>
+              <w:t xml:space="preserve">台架 83 支，另有 5 支变异对照；整屏逐像素判据 165 条全过，原唯一那条红在本版已关闭；一键门禁 24 项全部判定、0 红；105 条串口命令回归耗时 98.2 秒，那一趟是上一版跑的，本版还没重跑</w:t>
             </w:r>
           </w:p>
         </w:tc>

--- a/report/technical-document-contest-official.docx
+++ b/report/technical-document-contest-official.docx
@@ -421,7 +421,9 @@
           <w:rFonts w:ascii="Times New Roman" w:eastAsia="宋体" w:hAnsi="Times New Roman"/>
           <w:sz w:val="24"/>
         </w:rPr>
-        <w:t xml:space="preserve">设计规模为 RTL 80 个文件约 1.2 万行，PS 裸机程序 2500 余行，模块级台架 83 支。实现结果：四个时钟域在 51,027 个端点上没有 setup 与 hold 违例；以 30 fps 连续推流 300 秒共 9000 帧，没有丢帧和坏帧；整屏逐像素判据是顶层台架的 165 条，全过，此前长期红着的帧头那一条已在本版关闭。一键门禁 24 项全部判定、 0 红。位流和固件已固化到板载 QSPI NOR，断电重上电后可独立工作。</w:t>
+        <w:t xml:space="preserve">设计规模为 RTL 80 个文件 11,768 行（约 1.2 万），PS 裸机程序 2,544 行（2500 余行），模块级台架 83 支。实现结果：四个时钟域在
+51,027 个端点上没有 setup 与 hold 违例；以 30 fps 连续推流 300 秒共 9000 帧，没有丢帧和坏帧；整屏逐像素判据是顶层台架的 165 条，全过，此前长期红着的帧头那一条已在本版关闭。一键门禁 24 项全部判定、
+0 红。位流和固件已固化到板载 QSPI NOR，断电重上电后可独立工作。</w:t>
       </w:r>
     </w:p>
     <w:p>
@@ -568,7 +570,11 @@
           <w:rFonts w:ascii="Times New Roman" w:eastAsia="宋体" w:hAnsi="Times New Roman"/>
           <w:sz w:val="24"/>
         </w:rPr>
-        <w:t xml:space="preserve">系统做的是三件“共用”出来的事。一条通路：上位机经千兆网口推来的 512×300 RGB565 裸帧，入包、组帧与帧缓存管理都在 PL 内完成，这一路的像素不经处理器。一套坐标：缩放、旋转与双线性插值复用同一个逆映射算子。一条恒延迟链：六级算法按控制字逐位开关，任意组合整链延迟恒 15 拍。处理后的画面与原始画面在同一帧内左右并排，驱动 1024×600 的 HDMI 屏。片源三路共用这套通路：网口 UDP 流、SD 卡上的预转换帧序列、 PL 自绘的测试图卡；默认走网口，断流或拔卡自动回落，插回自动切回，全程不复位。</w:t>
+        <w:t xml:space="preserve">系统做的是三件“共用”出来的事。**一条通路**：上位机经千兆网口推来的 512×300 RGB565 裸帧，入包、组帧与
+帧缓存管理都在 PL 内完成，这一路的像素不经处理器。**一套坐标**：缩放、旋转与双线性插值复用同一个逆映射
+算子。**一条恒延迟链**：六级算法按控制字逐位开关，任意组合整链延迟恒 15 拍。处理后的画面与原始画面在
+同一帧内左右并排，驱动 1024×600 的 HDMI 屏。片源三路共用这套通路：网口 UDP 流、SD 卡上的预转换帧序列、
+PL 自绘的测试图卡；默认走网口，断流或拔卡自动回落，插回自动切回，全程不复位。</w:t>
       </w:r>
     </w:p>
     <w:p>
@@ -624,7 +630,13 @@
           <w:rFonts w:ascii="Times New Roman" w:eastAsia="宋体" w:hAnsi="Times New Roman"/>
           <w:sz w:val="24"/>
         </w:rPr>
-        <w:t xml:space="preserve">1. 机器视觉相机的现场监看。工业相机往网口推的是未压缩的裸帧，产线调试最常见的故障是丢包让画面缺一块，而现场当时只能看到“卡了一下”。本系统收包、拼帧、显示全程不经处理器，丢帧与坏帧由芯片自己数出来、与画面同时读得到，看画面的人同时看得到链路的质量。</w:t>
+        <w:t xml:space="preserve">1. 机器视觉相机的现场监看。工业相机往网口推的是未压缩的裸帧，产线调试最常见的故障是丢包让画面缺一块，而现场
+   当时只能看到“卡了一下”。本系统收包、拼帧、显示全程不经处理器，丢帧与坏帧由芯片自己数出来、与画面同时
+   读得到，看画面的人同时看得到链路的质量。
+2. 嵌入式图像算法的现场调参。做 FPGA 图像流水线的人需要在同一帧上比较算法前后，并确认掉帧不是自己这一级造成
+   的。今天这件事要笔记本、采集卡和两块屏，而且 PC 上的预览与板上的流水线不是同一份代码。本系统的左右对照与
+   同源计数正对着这个需求。
+3. 教学与实验。83 支可复跑的台架、一键门禁和可复现的位流，使整套设计能被别人复跑和检验，而不只是被别人相信。</w:t>
       </w:r>
     </w:p>
     <w:p>
@@ -696,112 +708,124 @@
           <w:rFonts w:ascii="Times New Roman" w:eastAsia="宋体" w:hAnsi="Times New Roman"/>
           <w:sz w:val="24"/>
         </w:rPr>
-        <w:t xml:space="preserve">1. </w:t>
-      </w:r>
-      <w:r>
-        <w:rPr>
-          <w:rFonts w:ascii="Times New Roman" w:eastAsia="宋体" w:hAnsi="Times New Roman"/>
-          <w:sz w:val="24"/>
-        </w:rPr>
-        <w:t>千兆以太网栈全部用可编程逻辑实现，包括</w:t>
-      </w:r>
-      <w:r>
-        <w:rPr>
-          <w:rFonts w:ascii="Times New Roman" w:eastAsia="宋体" w:hAnsi="Times New Roman"/>
-          <w:sz w:val="24"/>
-        </w:rPr>
-        <w:t xml:space="preserve"> RGMII </w:t>
-      </w:r>
-      <w:r>
-        <w:rPr>
-          <w:rFonts w:ascii="Times New Roman" w:eastAsia="宋体" w:hAnsi="Times New Roman"/>
-          <w:sz w:val="24"/>
-        </w:rPr>
-        <w:t>收发、</w:t>
-      </w:r>
-      <w:r>
-        <w:rPr>
-          <w:rFonts w:ascii="Times New Roman" w:eastAsia="宋体" w:hAnsi="Times New Roman"/>
-          <w:sz w:val="24"/>
-        </w:rPr>
-        <w:t>MAC</w:t>
-      </w:r>
-      <w:r>
-        <w:rPr>
-          <w:rFonts w:ascii="Times New Roman" w:eastAsia="宋体" w:hAnsi="Times New Roman"/>
-          <w:sz w:val="24"/>
-        </w:rPr>
-        <w:t>、</w:t>
-      </w:r>
-      <w:r>
-        <w:rPr>
-          <w:rFonts w:ascii="Times New Roman" w:eastAsia="宋体" w:hAnsi="Times New Roman"/>
-          <w:sz w:val="24"/>
-        </w:rPr>
-        <w:t xml:space="preserve">IPv4 </w:t>
-      </w:r>
-      <w:r>
-        <w:rPr>
-          <w:rFonts w:ascii="Times New Roman" w:eastAsia="宋体" w:hAnsi="Times New Roman"/>
-          <w:sz w:val="24"/>
-        </w:rPr>
-        <w:t>与</w:t>
-      </w:r>
-      <w:r>
-        <w:rPr>
-          <w:rFonts w:ascii="Times New Roman" w:eastAsia="宋体" w:hAnsi="Times New Roman"/>
-          <w:sz w:val="24"/>
-        </w:rPr>
-        <w:t xml:space="preserve"> UDP </w:t>
-      </w:r>
-      <w:r>
-        <w:rPr>
-          <w:rFonts w:ascii="Times New Roman" w:eastAsia="宋体" w:hAnsi="Times New Roman"/>
-          <w:sz w:val="24"/>
-        </w:rPr>
-        <w:t>解析、</w:t>
-      </w:r>
-      <w:r>
-        <w:rPr>
-          <w:rFonts w:ascii="Times New Roman" w:eastAsia="宋体" w:hAnsi="Times New Roman"/>
-          <w:sz w:val="24"/>
-        </w:rPr>
-        <w:t xml:space="preserve">ARP </w:t>
-      </w:r>
-      <w:r>
-        <w:rPr>
-          <w:rFonts w:ascii="Times New Roman" w:eastAsia="宋体" w:hAnsi="Times New Roman"/>
-          <w:sz w:val="24"/>
-        </w:rPr>
-        <w:t>和</w:t>
-      </w:r>
-      <w:r>
-        <w:rPr>
-          <w:rFonts w:ascii="Times New Roman" w:eastAsia="宋体" w:hAnsi="Times New Roman"/>
-          <w:sz w:val="24"/>
-        </w:rPr>
-        <w:t xml:space="preserve"> ICMP </w:t>
-      </w:r>
-      <w:r>
-        <w:rPr>
-          <w:rFonts w:ascii="Times New Roman" w:eastAsia="宋体" w:hAnsi="Times New Roman"/>
-          <w:sz w:val="24"/>
-        </w:rPr>
-        <w:t>应答。推流占满带宽时板子仍然可以</w:t>
-      </w:r>
-      <w:r>
-        <w:rPr>
-          <w:rFonts w:ascii="Times New Roman" w:eastAsia="宋体" w:hAnsi="Times New Roman"/>
-          <w:sz w:val="24"/>
-        </w:rPr>
-        <w:t xml:space="preserve"> ping </w:t>
-      </w:r>
-      <w:r>
-        <w:rPr>
-          <w:rFonts w:ascii="Times New Roman" w:eastAsia="宋体" w:hAnsi="Times New Roman"/>
-          <w:sz w:val="24"/>
-        </w:rPr>
-        <w:t>通，控制通路不会被数据通路拖死。</w:t>
+        <w:t xml:space="preserve">1. 千兆以太网栈全部用可编程逻辑实现，包括 RGMII 收发、MAC、IPv4 与 UDP 解析、ARP 和 ICMP 应答。推流占满
+   带宽时板子仍然可以 ping 通，控制通路不会被数据通路拖死。
+2. 三路片源共用一片 DDR，用乒乓缓存和单一写入者仲裁管理。写入者的变更经过三级同步后才送到写侧，因此拔线、
+   拔卡引起的切换和恢复都不需要复位。
+3. 缩放、旋转和双线性插值共用同一组坐标运算单元；效果链六级算法无论怎样组合，延迟都是 15 拍。实际好处是
+   增加算法或改参数时，读显存的调度不必重算。
+4. 跨时钟域共四处，分别由异步 FIFO 的格雷码指针、带翻转位的快照同步、GPIO 电平的三条同步链和单一时钟域内
+   的状态选择承担，约束中逐条对应。跨域一律三级同步并钉 `ASYNC_REG`；格雷码指针链单独钉（`dc_fifo` 里
+   四颗 FF 一条链）；时钟分组显式声明（`src/constraints/clock_groups_impl.xdc`），异步组之外的跨域路
+   才进检查。
+5. RGMII 采样沿的位置由延迟单元全档扫描确定，取值落在 setup 与 hold 的交叉点上。全设计时序零违例，构建与
+   验证可以一键复现，位流固化到 QSPI 后断电冷上电，串口出字（2026-10-18 冷上电一次，读数为使用者现场确认，
+   串口文本留档补上即成为可复跑凭据）。</w:t>
+      </w:r>
+      <w:r>
+        <w:rPr>
+          <w:rFonts w:ascii="Times New Roman" w:eastAsia="宋体" w:hAnsi="Times New Roman"/>
+          <w:sz w:val="24"/>
+        </w:rPr>
+        <w:t xml:space="preserve"/>
+      </w:r>
+      <w:r>
+        <w:rPr>
+          <w:rFonts w:ascii="Times New Roman" w:eastAsia="宋体" w:hAnsi="Times New Roman"/>
+          <w:sz w:val="24"/>
+        </w:rPr>
+        <w:t xml:space="preserve"/>
+      </w:r>
+      <w:r>
+        <w:rPr>
+          <w:rFonts w:ascii="Times New Roman" w:eastAsia="宋体" w:hAnsi="Times New Roman"/>
+          <w:sz w:val="24"/>
+        </w:rPr>
+        <w:t xml:space="preserve"/>
+      </w:r>
+      <w:r>
+        <w:rPr>
+          <w:rFonts w:ascii="Times New Roman" w:eastAsia="宋体" w:hAnsi="Times New Roman"/>
+          <w:sz w:val="24"/>
+        </w:rPr>
+        <w:t xml:space="preserve"/>
+      </w:r>
+      <w:r>
+        <w:rPr>
+          <w:rFonts w:ascii="Times New Roman" w:eastAsia="宋体" w:hAnsi="Times New Roman"/>
+          <w:sz w:val="24"/>
+        </w:rPr>
+        <w:t xml:space="preserve"/>
+      </w:r>
+      <w:r>
+        <w:rPr>
+          <w:rFonts w:ascii="Times New Roman" w:eastAsia="宋体" w:hAnsi="Times New Roman"/>
+          <w:sz w:val="24"/>
+        </w:rPr>
+        <w:t xml:space="preserve"/>
+      </w:r>
+      <w:r>
+        <w:rPr>
+          <w:rFonts w:ascii="Times New Roman" w:eastAsia="宋体" w:hAnsi="Times New Roman"/>
+          <w:sz w:val="24"/>
+        </w:rPr>
+        <w:t xml:space="preserve"/>
+      </w:r>
+      <w:r>
+        <w:rPr>
+          <w:rFonts w:ascii="Times New Roman" w:eastAsia="宋体" w:hAnsi="Times New Roman"/>
+          <w:sz w:val="24"/>
+        </w:rPr>
+        <w:t xml:space="preserve"/>
+      </w:r>
+      <w:r>
+        <w:rPr>
+          <w:rFonts w:ascii="Times New Roman" w:eastAsia="宋体" w:hAnsi="Times New Roman"/>
+          <w:sz w:val="24"/>
+        </w:rPr>
+        <w:t xml:space="preserve"/>
+      </w:r>
+      <w:r>
+        <w:rPr>
+          <w:rFonts w:ascii="Times New Roman" w:eastAsia="宋体" w:hAnsi="Times New Roman"/>
+          <w:sz w:val="24"/>
+        </w:rPr>
+        <w:t xml:space="preserve"/>
+      </w:r>
+      <w:r>
+        <w:rPr>
+          <w:rFonts w:ascii="Times New Roman" w:eastAsia="宋体" w:hAnsi="Times New Roman"/>
+          <w:sz w:val="24"/>
+        </w:rPr>
+        <w:t xml:space="preserve"/>
+      </w:r>
+      <w:r>
+        <w:rPr>
+          <w:rFonts w:ascii="Times New Roman" w:eastAsia="宋体" w:hAnsi="Times New Roman"/>
+          <w:sz w:val="24"/>
+        </w:rPr>
+        <w:t xml:space="preserve"/>
+      </w:r>
+      <w:r>
+        <w:rPr>
+          <w:rFonts w:ascii="Times New Roman" w:eastAsia="宋体" w:hAnsi="Times New Roman"/>
+          <w:sz w:val="24"/>
+        </w:rPr>
+        <w:t xml:space="preserve"/>
+      </w:r>
+      <w:r>
+        <w:rPr>
+          <w:rFonts w:ascii="Times New Roman" w:eastAsia="宋体" w:hAnsi="Times New Roman"/>
+          <w:sz w:val="24"/>
+        </w:rPr>
+        <w:t xml:space="preserve"/>
+      </w:r>
+      <w:r>
+        <w:rPr>
+          <w:rFonts w:ascii="Times New Roman" w:eastAsia="宋体" w:hAnsi="Times New Roman"/>
+          <w:sz w:val="24"/>
+        </w:rPr>
+        <w:t xml:space="preserve"/>
       </w:r>
     </w:p>
     <w:p>
@@ -990,7 +1014,7 @@
           <w:rFonts w:ascii="Times New Roman" w:eastAsia="宋体" w:hAnsi="Times New Roman"/>
           <w:sz w:val="24"/>
         </w:rPr>
-        <w:t>下表只列已经量到的项目，读数取自同一次构建的报告与实测记录。</w:t>
+        <w:t xml:space="preserve">下表只列已经量到的项目，读数取自同一次构建的报告与实测记录。绝对数出自 `build/utilization.rpt` 与 `build/timing_summary.rpt`，与指标表 `data/metrics.csv` 同源；两处不一致时，以证据件为准。</w:t>
       </w:r>
     </w:p>
     <w:tbl>
@@ -2057,7 +2081,12 @@
           <w:rFonts w:ascii="Times New Roman" w:eastAsia="宋体" w:hAnsi="Times New Roman"/>
           <w:sz w:val="24"/>
         </w:rPr>
-        <w:t xml:space="preserve">1. 同一帧内的左右对照显示。一条竖缝把画面分成两半，左半原始像素，右半是处理后的像素，两半取自同一帧同一时刻，缝位可调。判断算法效果不再需要采集卡和录屏。</w:t>
+        <w:t xml:space="preserve">1. 同一帧内的左右对照显示。一条竖缝把画面分成两半，左半原始像素，右半是处理后的像素，两半取自同一帧同一
+   时刻，缝位可调。判断算法效果不再需要采集卡和录屏。
+2. 与算法开关无关的延迟不变式。六级链任意组合都是 15 拍：每级自维护列标签，抽头按该级前的累积拍数选。延迟
+   恒定，缝可放在任意列而不错位。
+3. 换源与恢复都发生在消隐窗口内。三路片源共用一块 DDR 由单一写入者仲裁，拔线拔卡自动换源、插回即切回，全程
+   不复位，屏上不见半帧。</w:t>
       </w:r>
     </w:p>
     <w:p>
@@ -2129,7 +2158,12 @@
           <w:rFonts w:ascii="Times New Roman" w:eastAsia="宋体" w:hAnsi="Times New Roman"/>
           <w:sz w:val="24"/>
         </w:rPr>
-        <w:t xml:space="preserve">划分依据是每像素 20 纳秒的预算。在 50 MHz 像素率下，任何逐像素的操作放进软件都会掉帧，因此协议、几何、算法和混合全部落在 PL，文件系统、命令解析和温度采样落在 PS。实现按自底向上推进，每写完一个模块就配一支仿真台架，共 83 支；集成之后按时钟域逐个量关键路径，被实测否掉的优化回退掉。上板阶段做 36 行人眼验收和 105 条串口命令回归，把位流写进 QSPI 并逐字节回读一致（分层证据见 1.4），最后用 24 项一键门禁与整屏逐像素台架把结论固定下来。</w:t>
+        <w:t xml:space="preserve">划分依据是每像素 20 纳秒的预算。在 50 MHz 像素率下，任何逐像素的操作放进软件都会掉帧，因此协议、几何、
+算法和混合全部落在 PL，文件系统、命令解析和温度采样落在 PS。实现按自底向上推进，每写完一个模块就配一支
+仿真台架，共 83 支；集成之后按域取关键路径的前 12 档逐个量到端点（本地留档不随包，`build/evidence/r124_tiers_ladder.txt`），被实测否掉的优化回退掉。上板阶段做 36 行人眼验收和
+105 条串口命令回归，把位流写进 QSPI 并逐字节回读一致（分层证据见 1.4），最后用 24 项一键
+门禁与整屏逐像素台架把结论固定下来。从空工程到出位流的构建入口是一条批处理脚本
+（`build/tcl/build_system_axigpio.tcl`），一键门禁跑 `bash build/gates.sh`。</w:t>
       </w:r>
     </w:p>
     <w:p>
@@ -3144,308 +3178,312 @@
           <w:rFonts w:ascii="Times New Roman" w:eastAsia="宋体" w:hAnsi="Times New Roman"/>
           <w:sz w:val="24"/>
         </w:rPr>
-        <w:t>数据流沿图</w:t>
-      </w:r>
-      <w:r>
-        <w:rPr>
-          <w:rFonts w:ascii="Times New Roman" w:eastAsia="宋体" w:hAnsi="Times New Roman"/>
-          <w:sz w:val="24"/>
-        </w:rPr>
-        <w:t xml:space="preserve">1 </w:t>
-      </w:r>
-      <w:r>
-        <w:rPr>
-          <w:rFonts w:ascii="Times New Roman" w:eastAsia="宋体" w:hAnsi="Times New Roman"/>
-          <w:sz w:val="24"/>
-        </w:rPr>
-        <w:t>上排自左向右。上位机推流的报文经</w:t>
-      </w:r>
-      <w:r>
-        <w:rPr>
-          <w:rFonts w:ascii="Times New Roman" w:eastAsia="宋体" w:hAnsi="Times New Roman"/>
-          <w:sz w:val="24"/>
-        </w:rPr>
-        <w:t xml:space="preserve"> RGMII </w:t>
-      </w:r>
-      <w:r>
-        <w:rPr>
-          <w:rFonts w:ascii="Times New Roman" w:eastAsia="宋体" w:hAnsi="Times New Roman"/>
-          <w:sz w:val="24"/>
-        </w:rPr>
-        <w:t>进入</w:t>
-      </w:r>
-      <w:r>
-        <w:rPr>
-          <w:rFonts w:ascii="Times New Roman" w:eastAsia="宋体" w:hAnsi="Times New Roman"/>
-          <w:sz w:val="24"/>
-        </w:rPr>
-        <w:t xml:space="preserve"> </w:t>
+        <w:t xml:space="preserve">数据流沿图1 上排自左向右。上位机推流的报文经 RGMII 进入 `u_eth`，在那里完成协议解析和帧重组；随后 `u_eth`
+作为 AXI 主设备，通过 `u_bd` 的 HP0 端口把帧写进片外 DDR3；显示时 `u_pl` 从同一块 DDR 把帧读回来，经几何、
+效果链和混合后串行出屏。控制方向上，PS 的 `main.c` 把参数一次整字写入三个 AXI GPIO 从设备，PL 侧收到对应
+的三束信号；状态则通过一条 32 位的通道回读，上位机用 JTAG 读写的是同一组寄存器，因此不需要第四个通道。
+四处跨时钟域的安排见图2。</w:t>
+      </w:r>
+      <w:r>
+        <w:rPr>
+          <w:rFonts w:ascii="Times New Roman" w:eastAsia="宋体" w:hAnsi="Times New Roman"/>
+          <w:sz w:val="24"/>
+        </w:rPr>
+        <w:t xml:space="preserve"/>
+      </w:r>
+      <w:r>
+        <w:rPr>
+          <w:rFonts w:ascii="Times New Roman" w:eastAsia="宋体" w:hAnsi="Times New Roman"/>
+          <w:sz w:val="24"/>
+        </w:rPr>
+        <w:t xml:space="preserve"/>
+      </w:r>
+      <w:r>
+        <w:rPr>
+          <w:rFonts w:ascii="Times New Roman" w:eastAsia="宋体" w:hAnsi="Times New Roman"/>
+          <w:sz w:val="24"/>
+        </w:rPr>
+        <w:t xml:space="preserve"/>
+      </w:r>
+      <w:r>
+        <w:rPr>
+          <w:rFonts w:ascii="Times New Roman" w:eastAsia="宋体" w:hAnsi="Times New Roman"/>
+          <w:sz w:val="24"/>
+        </w:rPr>
+        <w:t xml:space="preserve"/>
+      </w:r>
+      <w:r>
+        <w:rPr>
+          <w:rFonts w:ascii="Times New Roman" w:eastAsia="宋体" w:hAnsi="Times New Roman"/>
+          <w:sz w:val="24"/>
+        </w:rPr>
+        <w:t xml:space="preserve"/>
       </w:r>
       <w:r>
         <w:rPr>
           <w:rFonts w:ascii="Consolas" w:eastAsia="宋体" w:hAnsi="Consolas"/>
           <w:sz w:val="22"/>
         </w:rPr>
-        <w:t>u_eth</w:t>
-      </w:r>
-      <w:r>
-        <w:rPr>
-          <w:rFonts w:ascii="Times New Roman" w:eastAsia="宋体" w:hAnsi="Times New Roman"/>
-          <w:sz w:val="24"/>
-        </w:rPr>
-        <w:t>，在那里完成协议解析和帧重组；随后</w:t>
-      </w:r>
-      <w:r>
-        <w:rPr>
-          <w:rFonts w:ascii="Times New Roman" w:eastAsia="宋体" w:hAnsi="Times New Roman"/>
-          <w:sz w:val="24"/>
-        </w:rPr>
-        <w:t xml:space="preserve"> </w:t>
+        <w:t xml:space="preserve"/>
+      </w:r>
+      <w:r>
+        <w:rPr>
+          <w:rFonts w:ascii="Times New Roman" w:eastAsia="宋体" w:hAnsi="Times New Roman"/>
+          <w:sz w:val="24"/>
+        </w:rPr>
+        <w:t xml:space="preserve"/>
+      </w:r>
+      <w:r>
+        <w:rPr>
+          <w:rFonts w:ascii="Times New Roman" w:eastAsia="宋体" w:hAnsi="Times New Roman"/>
+          <w:sz w:val="24"/>
+        </w:rPr>
+        <w:t xml:space="preserve"/>
       </w:r>
       <w:r>
         <w:rPr>
           <w:rFonts w:ascii="Consolas" w:eastAsia="宋体" w:hAnsi="Consolas"/>
           <w:sz w:val="22"/>
         </w:rPr>
-        <w:t>u_eth</w:t>
-      </w:r>
-      <w:r>
-        <w:rPr>
-          <w:rFonts w:ascii="Times New Roman" w:eastAsia="宋体" w:hAnsi="Times New Roman"/>
-          <w:sz w:val="24"/>
-        </w:rPr>
-        <w:t xml:space="preserve"> </w:t>
-      </w:r>
-      <w:r>
-        <w:rPr>
-          <w:rFonts w:ascii="Times New Roman" w:eastAsia="宋体" w:hAnsi="Times New Roman"/>
-          <w:sz w:val="24"/>
-        </w:rPr>
-        <w:t>作为</w:t>
-      </w:r>
-      <w:r>
-        <w:rPr>
-          <w:rFonts w:ascii="Times New Roman" w:eastAsia="宋体" w:hAnsi="Times New Roman"/>
-          <w:sz w:val="24"/>
-        </w:rPr>
-        <w:t xml:space="preserve"> AXI </w:t>
-      </w:r>
-      <w:r>
-        <w:rPr>
-          <w:rFonts w:ascii="Times New Roman" w:eastAsia="宋体" w:hAnsi="Times New Roman"/>
-          <w:sz w:val="24"/>
-        </w:rPr>
-        <w:t>主设备，通过</w:t>
-      </w:r>
-      <w:r>
-        <w:rPr>
-          <w:rFonts w:ascii="Times New Roman" w:eastAsia="宋体" w:hAnsi="Times New Roman"/>
-          <w:sz w:val="24"/>
-        </w:rPr>
-        <w:t xml:space="preserve"> </w:t>
+        <w:t xml:space="preserve"/>
+      </w:r>
+      <w:r>
+        <w:rPr>
+          <w:rFonts w:ascii="Times New Roman" w:eastAsia="宋体" w:hAnsi="Times New Roman"/>
+          <w:sz w:val="24"/>
+        </w:rPr>
+        <w:t xml:space="preserve"/>
+      </w:r>
+      <w:r>
+        <w:rPr>
+          <w:rFonts w:ascii="Times New Roman" w:eastAsia="宋体" w:hAnsi="Times New Roman"/>
+          <w:sz w:val="24"/>
+        </w:rPr>
+        <w:t xml:space="preserve"/>
+      </w:r>
+      <w:r>
+        <w:rPr>
+          <w:rFonts w:ascii="Times New Roman" w:eastAsia="宋体" w:hAnsi="Times New Roman"/>
+          <w:sz w:val="24"/>
+        </w:rPr>
+        <w:t xml:space="preserve"/>
+      </w:r>
+      <w:r>
+        <w:rPr>
+          <w:rFonts w:ascii="Times New Roman" w:eastAsia="宋体" w:hAnsi="Times New Roman"/>
+          <w:sz w:val="24"/>
+        </w:rPr>
+        <w:t xml:space="preserve"/>
+      </w:r>
+      <w:r>
+        <w:rPr>
+          <w:rFonts w:ascii="Times New Roman" w:eastAsia="宋体" w:hAnsi="Times New Roman"/>
+          <w:sz w:val="24"/>
+        </w:rPr>
+        <w:t xml:space="preserve"/>
       </w:r>
       <w:r>
         <w:rPr>
           <w:rFonts w:ascii="Consolas" w:eastAsia="宋体" w:hAnsi="Consolas"/>
           <w:sz w:val="22"/>
         </w:rPr>
-        <w:t>u_bd</w:t>
-      </w:r>
-      <w:r>
-        <w:rPr>
-          <w:rFonts w:ascii="Times New Roman" w:eastAsia="宋体" w:hAnsi="Times New Roman"/>
-          <w:sz w:val="24"/>
-        </w:rPr>
-        <w:t xml:space="preserve"> </w:t>
-      </w:r>
-      <w:r>
-        <w:rPr>
-          <w:rFonts w:ascii="Times New Roman" w:eastAsia="宋体" w:hAnsi="Times New Roman"/>
-          <w:sz w:val="24"/>
-        </w:rPr>
-        <w:t>的</w:t>
-      </w:r>
-      <w:r>
-        <w:rPr>
-          <w:rFonts w:ascii="Times New Roman" w:eastAsia="宋体" w:hAnsi="Times New Roman"/>
-          <w:sz w:val="24"/>
-        </w:rPr>
-        <w:t xml:space="preserve"> HP0 </w:t>
-      </w:r>
-      <w:r>
-        <w:rPr>
-          <w:rFonts w:ascii="Times New Roman" w:eastAsia="宋体" w:hAnsi="Times New Roman"/>
-          <w:sz w:val="24"/>
-        </w:rPr>
-        <w:t>端口把帧写进片外</w:t>
-      </w:r>
-      <w:r>
-        <w:rPr>
-          <w:rFonts w:ascii="Times New Roman" w:eastAsia="宋体" w:hAnsi="Times New Roman"/>
-          <w:sz w:val="24"/>
-        </w:rPr>
-        <w:t xml:space="preserve"> DDR3</w:t>
-      </w:r>
-      <w:r>
-        <w:rPr>
-          <w:rFonts w:ascii="Times New Roman" w:eastAsia="宋体" w:hAnsi="Times New Roman"/>
-          <w:sz w:val="24"/>
-        </w:rPr>
-        <w:t>；显示时</w:t>
-      </w:r>
-      <w:r>
-        <w:rPr>
-          <w:rFonts w:ascii="Times New Roman" w:eastAsia="宋体" w:hAnsi="Times New Roman"/>
-          <w:sz w:val="24"/>
-        </w:rPr>
-        <w:t xml:space="preserve"> </w:t>
+        <w:t xml:space="preserve"/>
+      </w:r>
+      <w:r>
+        <w:rPr>
+          <w:rFonts w:ascii="Times New Roman" w:eastAsia="宋体" w:hAnsi="Times New Roman"/>
+          <w:sz w:val="24"/>
+        </w:rPr>
+        <w:t xml:space="preserve"/>
+      </w:r>
+      <w:r>
+        <w:rPr>
+          <w:rFonts w:ascii="Times New Roman" w:eastAsia="宋体" w:hAnsi="Times New Roman"/>
+          <w:sz w:val="24"/>
+        </w:rPr>
+        <w:t xml:space="preserve"/>
+      </w:r>
+      <w:r>
+        <w:rPr>
+          <w:rFonts w:ascii="Times New Roman" w:eastAsia="宋体" w:hAnsi="Times New Roman"/>
+          <w:sz w:val="24"/>
+        </w:rPr>
+        <w:t xml:space="preserve"/>
+      </w:r>
+      <w:r>
+        <w:rPr>
+          <w:rFonts w:ascii="Times New Roman" w:eastAsia="宋体" w:hAnsi="Times New Roman"/>
+          <w:sz w:val="24"/>
+        </w:rPr>
+        <w:t xml:space="preserve"/>
+      </w:r>
+      <w:r>
+        <w:rPr>
+          <w:rFonts w:ascii="Times New Roman" w:eastAsia="宋体" w:hAnsi="Times New Roman"/>
+          <w:sz w:val="24"/>
+        </w:rPr>
+        <w:t xml:space="preserve"/>
+      </w:r>
+      <w:r>
+        <w:rPr>
+          <w:rFonts w:ascii="Times New Roman" w:eastAsia="宋体" w:hAnsi="Times New Roman"/>
+          <w:sz w:val="24"/>
+        </w:rPr>
+        <w:t xml:space="preserve"/>
+      </w:r>
+      <w:r>
+        <w:rPr>
+          <w:rFonts w:ascii="Times New Roman" w:eastAsia="宋体" w:hAnsi="Times New Roman"/>
+          <w:sz w:val="24"/>
+        </w:rPr>
+        <w:t xml:space="preserve"/>
       </w:r>
       <w:r>
         <w:rPr>
           <w:rFonts w:ascii="Consolas" w:eastAsia="宋体" w:hAnsi="Consolas"/>
           <w:sz w:val="22"/>
         </w:rPr>
-        <w:t>u_pl</w:t>
-      </w:r>
-      <w:r>
-        <w:rPr>
-          <w:rFonts w:ascii="Times New Roman" w:eastAsia="宋体" w:hAnsi="Times New Roman"/>
-          <w:sz w:val="24"/>
-        </w:rPr>
-        <w:t xml:space="preserve"> </w:t>
-      </w:r>
-      <w:r>
-        <w:rPr>
-          <w:rFonts w:ascii="Times New Roman" w:eastAsia="宋体" w:hAnsi="Times New Roman"/>
-          <w:sz w:val="24"/>
-        </w:rPr>
-        <w:t>从同一块</w:t>
-      </w:r>
-      <w:r>
-        <w:rPr>
-          <w:rFonts w:ascii="Times New Roman" w:eastAsia="宋体" w:hAnsi="Times New Roman"/>
-          <w:sz w:val="24"/>
-        </w:rPr>
-        <w:t xml:space="preserve"> DDR </w:t>
-      </w:r>
-      <w:r>
-        <w:rPr>
-          <w:rFonts w:ascii="Times New Roman" w:eastAsia="宋体" w:hAnsi="Times New Roman"/>
-          <w:sz w:val="24"/>
-        </w:rPr>
-        <w:t>把帧读回来，经几何、效果链和混合后串行出屏。控制方向上，</w:t>
-      </w:r>
-      <w:r>
-        <w:rPr>
-          <w:rFonts w:ascii="Times New Roman" w:eastAsia="宋体" w:hAnsi="Times New Roman"/>
-          <w:sz w:val="24"/>
-        </w:rPr>
-        <w:t xml:space="preserve">PS </w:t>
-      </w:r>
-      <w:r>
-        <w:rPr>
-          <w:rFonts w:ascii="Times New Roman" w:eastAsia="宋体" w:hAnsi="Times New Roman"/>
-          <w:sz w:val="24"/>
-        </w:rPr>
-        <w:t>的</w:t>
-      </w:r>
-      <w:r>
-        <w:rPr>
-          <w:rFonts w:ascii="Times New Roman" w:eastAsia="宋体" w:hAnsi="Times New Roman"/>
-          <w:sz w:val="24"/>
-        </w:rPr>
-        <w:t xml:space="preserve"> </w:t>
+        <w:t xml:space="preserve"/>
+      </w:r>
+      <w:r>
+        <w:rPr>
+          <w:rFonts w:ascii="Times New Roman" w:eastAsia="宋体" w:hAnsi="Times New Roman"/>
+          <w:sz w:val="24"/>
+        </w:rPr>
+        <w:t xml:space="preserve"/>
+      </w:r>
+      <w:r>
+        <w:rPr>
+          <w:rFonts w:ascii="Times New Roman" w:eastAsia="宋体" w:hAnsi="Times New Roman"/>
+          <w:sz w:val="24"/>
+        </w:rPr>
+        <w:t xml:space="preserve"/>
+      </w:r>
+      <w:r>
+        <w:rPr>
+          <w:rFonts w:ascii="Times New Roman" w:eastAsia="宋体" w:hAnsi="Times New Roman"/>
+          <w:sz w:val="24"/>
+        </w:rPr>
+        <w:t xml:space="preserve"/>
+      </w:r>
+      <w:r>
+        <w:rPr>
+          <w:rFonts w:ascii="Times New Roman" w:eastAsia="宋体" w:hAnsi="Times New Roman"/>
+          <w:sz w:val="24"/>
+        </w:rPr>
+        <w:t xml:space="preserve"/>
+      </w:r>
+      <w:r>
+        <w:rPr>
+          <w:rFonts w:ascii="Times New Roman" w:eastAsia="宋体" w:hAnsi="Times New Roman"/>
+          <w:sz w:val="24"/>
+        </w:rPr>
+        <w:t xml:space="preserve"/>
+      </w:r>
+      <w:r>
+        <w:rPr>
+          <w:rFonts w:ascii="Times New Roman" w:eastAsia="宋体" w:hAnsi="Times New Roman"/>
+          <w:sz w:val="24"/>
+        </w:rPr>
+        <w:t xml:space="preserve"/>
+      </w:r>
+      <w:r>
+        <w:rPr>
+          <w:rFonts w:ascii="Times New Roman" w:eastAsia="宋体" w:hAnsi="Times New Roman"/>
+          <w:sz w:val="24"/>
+        </w:rPr>
+        <w:t xml:space="preserve"/>
       </w:r>
       <w:r>
         <w:rPr>
           <w:rFonts w:ascii="Consolas" w:eastAsia="宋体" w:hAnsi="Consolas"/>
           <w:sz w:val="22"/>
         </w:rPr>
-        <w:t>main.c</w:t>
-      </w:r>
-      <w:r>
-        <w:rPr>
-          <w:rFonts w:ascii="Times New Roman" w:eastAsia="宋体" w:hAnsi="Times New Roman"/>
-          <w:sz w:val="24"/>
-        </w:rPr>
-        <w:t xml:space="preserve"> </w:t>
-      </w:r>
-      <w:r>
-        <w:rPr>
-          <w:rFonts w:ascii="Times New Roman" w:eastAsia="宋体" w:hAnsi="Times New Roman"/>
-          <w:sz w:val="24"/>
-        </w:rPr>
-        <w:t>把参数一次整字写入三个</w:t>
-      </w:r>
-      <w:r>
-        <w:rPr>
-          <w:rFonts w:ascii="Times New Roman" w:eastAsia="宋体" w:hAnsi="Times New Roman"/>
-          <w:sz w:val="24"/>
-        </w:rPr>
-        <w:t xml:space="preserve"> AXI GPIO </w:t>
-      </w:r>
-      <w:r>
-        <w:rPr>
-          <w:rFonts w:ascii="Times New Roman" w:eastAsia="宋体" w:hAnsi="Times New Roman"/>
-          <w:sz w:val="24"/>
-        </w:rPr>
-        <w:t>从设备，</w:t>
-      </w:r>
-      <w:r>
-        <w:rPr>
-          <w:rFonts w:ascii="Times New Roman" w:eastAsia="宋体" w:hAnsi="Times New Roman"/>
-          <w:sz w:val="24"/>
-        </w:rPr>
-        <w:t xml:space="preserve">PL </w:t>
-      </w:r>
-      <w:r>
-        <w:rPr>
-          <w:rFonts w:ascii="Times New Roman" w:eastAsia="宋体" w:hAnsi="Times New Roman"/>
-          <w:sz w:val="24"/>
-        </w:rPr>
-        <w:t>侧收到对应的三束信号；状态则通过一条</w:t>
-      </w:r>
-      <w:r>
-        <w:rPr>
-          <w:rFonts w:ascii="Times New Roman" w:eastAsia="宋体" w:hAnsi="Times New Roman"/>
-          <w:sz w:val="24"/>
-        </w:rPr>
-        <w:t xml:space="preserve"> 32 </w:t>
-      </w:r>
-      <w:r>
-        <w:rPr>
-          <w:rFonts w:ascii="Times New Roman" w:eastAsia="宋体" w:hAnsi="Times New Roman"/>
-          <w:sz w:val="24"/>
-        </w:rPr>
-        <w:t>位的通道回读，上位机用</w:t>
-      </w:r>
-      <w:r>
-        <w:rPr>
-          <w:rFonts w:ascii="Times New Roman" w:eastAsia="宋体" w:hAnsi="Times New Roman"/>
-          <w:sz w:val="24"/>
-        </w:rPr>
-        <w:t xml:space="preserve"> JTAG </w:t>
-      </w:r>
-      <w:r>
-        <w:rPr>
-          <w:rFonts w:ascii="Times New Roman" w:eastAsia="宋体" w:hAnsi="Times New Roman"/>
-          <w:sz w:val="24"/>
-        </w:rPr>
-        <w:t>读写的是同一组寄存器，因此不需要第四个通道。四处跨时钟域的安排见图</w:t>
-      </w:r>
-      <w:r>
-        <w:rPr>
-          <w:rFonts w:ascii="Times New Roman" w:eastAsia="宋体" w:hAnsi="Times New Roman"/>
-          <w:sz w:val="24"/>
-        </w:rPr>
-        <w:t>2</w:t>
-      </w:r>
-      <w:r>
-        <w:rPr>
-          <w:rFonts w:ascii="Times New Roman" w:eastAsia="宋体" w:hAnsi="Times New Roman"/>
-          <w:sz w:val="24"/>
-        </w:rPr>
-        <w:t>。</w:t>
+        <w:t xml:space="preserve"/>
+      </w:r>
+      <w:r>
+        <w:rPr>
+          <w:rFonts w:ascii="Times New Roman" w:eastAsia="宋体" w:hAnsi="Times New Roman"/>
+          <w:sz w:val="24"/>
+        </w:rPr>
+        <w:t xml:space="preserve"/>
+      </w:r>
+      <w:r>
+        <w:rPr>
+          <w:rFonts w:ascii="Times New Roman" w:eastAsia="宋体" w:hAnsi="Times New Roman"/>
+          <w:sz w:val="24"/>
+        </w:rPr>
+        <w:t xml:space="preserve"/>
+      </w:r>
+      <w:r>
+        <w:rPr>
+          <w:rFonts w:ascii="Times New Roman" w:eastAsia="宋体" w:hAnsi="Times New Roman"/>
+          <w:sz w:val="24"/>
+        </w:rPr>
+        <w:t xml:space="preserve"/>
+      </w:r>
+      <w:r>
+        <w:rPr>
+          <w:rFonts w:ascii="Times New Roman" w:eastAsia="宋体" w:hAnsi="Times New Roman"/>
+          <w:sz w:val="24"/>
+        </w:rPr>
+        <w:t xml:space="preserve"/>
+      </w:r>
+      <w:r>
+        <w:rPr>
+          <w:rFonts w:ascii="Times New Roman" w:eastAsia="宋体" w:hAnsi="Times New Roman"/>
+          <w:sz w:val="24"/>
+        </w:rPr>
+        <w:t xml:space="preserve"/>
+      </w:r>
+      <w:r>
+        <w:rPr>
+          <w:rFonts w:ascii="Times New Roman" w:eastAsia="宋体" w:hAnsi="Times New Roman"/>
+          <w:sz w:val="24"/>
+        </w:rPr>
+        <w:t xml:space="preserve"/>
+      </w:r>
+      <w:r>
+        <w:rPr>
+          <w:rFonts w:ascii="Times New Roman" w:eastAsia="宋体" w:hAnsi="Times New Roman"/>
+          <w:sz w:val="24"/>
+        </w:rPr>
+        <w:t xml:space="preserve"/>
+      </w:r>
+      <w:r>
+        <w:rPr>
+          <w:rFonts w:ascii="Times New Roman" w:eastAsia="宋体" w:hAnsi="Times New Roman"/>
+          <w:sz w:val="24"/>
+        </w:rPr>
+        <w:t xml:space="preserve"/>
+      </w:r>
+      <w:r>
+        <w:rPr>
+          <w:rFonts w:ascii="Times New Roman" w:eastAsia="宋体" w:hAnsi="Times New Roman"/>
+          <w:sz w:val="24"/>
+        </w:rPr>
+        <w:t xml:space="preserve"/>
+      </w:r>
+      <w:r>
+        <w:rPr>
+          <w:rFonts w:ascii="Times New Roman" w:eastAsia="宋体" w:hAnsi="Times New Roman"/>
+          <w:sz w:val="24"/>
+        </w:rPr>
+        <w:t xml:space="preserve"/>
+      </w:r>
+      <w:r>
+        <w:rPr>
+          <w:rFonts w:ascii="Times New Roman" w:eastAsia="宋体" w:hAnsi="Times New Roman"/>
+          <w:sz w:val="24"/>
+        </w:rPr>
+        <w:t xml:space="preserve"/>
+      </w:r>
+      <w:r>
+        <w:rPr>
+          <w:rFonts w:ascii="Times New Roman" w:eastAsia="宋体" w:hAnsi="Times New Roman"/>
+          <w:sz w:val="24"/>
+        </w:rPr>
+        <w:t xml:space="preserve"/>
       </w:r>
     </w:p>
     <w:p>
@@ -3589,161 +3627,163 @@
           <w:rFonts w:ascii="Times New Roman" w:eastAsia="宋体" w:hAnsi="Times New Roman"/>
           <w:sz w:val="24"/>
         </w:rPr>
-        <w:t>整机由四件成品组成：</w:t>
-      </w:r>
-      <w:r>
-        <w:rPr>
-          <w:rFonts w:ascii="Times New Roman" w:eastAsia="宋体" w:hAnsi="Times New Roman"/>
-          <w:sz w:val="24"/>
-        </w:rPr>
-        <w:t xml:space="preserve">RK-ZYNQ7020-F </w:t>
-      </w:r>
-      <w:r>
-        <w:rPr>
-          <w:rFonts w:ascii="Times New Roman" w:eastAsia="宋体" w:hAnsi="Times New Roman"/>
-          <w:sz w:val="24"/>
-        </w:rPr>
-        <w:t>开发板（</w:t>
+        <w:t xml:space="preserve">整机由四件成品组成：RK-ZYNQ7020-F 开发板（`xc7z020clg484-2`，速度等级 2）、1024×600 HDMI 显示器、一根
+千兆网线和一台带有线网卡的 PC。板卡用 12 V 直流供电，调试口是 USB 上的 FT4232 桥，A 通道走 JTAG、B 通道
+走串口。与本设计有关的板级资源如下。</w:t>
+      </w:r>
+      <w:r>
+        <w:rPr>
+          <w:rFonts w:ascii="Times New Roman" w:eastAsia="宋体" w:hAnsi="Times New Roman"/>
+          <w:sz w:val="24"/>
+        </w:rPr>
+        <w:t xml:space="preserve"/>
+      </w:r>
+      <w:r>
+        <w:rPr>
+          <w:rFonts w:ascii="Times New Roman" w:eastAsia="宋体" w:hAnsi="Times New Roman"/>
+          <w:sz w:val="24"/>
+        </w:rPr>
+        <w:t xml:space="preserve"/>
       </w:r>
       <w:r>
         <w:rPr>
           <w:rFonts w:ascii="Consolas" w:eastAsia="宋体" w:hAnsi="Consolas"/>
           <w:sz w:val="22"/>
         </w:rPr>
-        <w:t>xc7z020clg484-2</w:t>
-      </w:r>
-      <w:r>
-        <w:rPr>
-          <w:rFonts w:ascii="Times New Roman" w:eastAsia="宋体" w:hAnsi="Times New Roman"/>
-          <w:sz w:val="24"/>
-        </w:rPr>
-        <w:t>，速度等级</w:t>
-      </w:r>
-      <w:r>
-        <w:rPr>
-          <w:rFonts w:ascii="Times New Roman" w:eastAsia="宋体" w:hAnsi="Times New Roman"/>
-          <w:sz w:val="24"/>
-        </w:rPr>
-        <w:t xml:space="preserve"> 2</w:t>
-      </w:r>
-      <w:r>
-        <w:rPr>
-          <w:rFonts w:ascii="Times New Roman" w:eastAsia="宋体" w:hAnsi="Times New Roman"/>
-          <w:sz w:val="24"/>
-        </w:rPr>
-        <w:t>）、</w:t>
-      </w:r>
-      <w:r>
-        <w:rPr>
-          <w:rFonts w:ascii="Times New Roman" w:eastAsia="宋体" w:hAnsi="Times New Roman"/>
-          <w:sz w:val="24"/>
-        </w:rPr>
-        <w:t xml:space="preserve">1024×600 HDMI </w:t>
-      </w:r>
-      <w:r>
-        <w:rPr>
-          <w:rFonts w:ascii="Times New Roman" w:eastAsia="宋体" w:hAnsi="Times New Roman"/>
-          <w:sz w:val="24"/>
-        </w:rPr>
-        <w:t>显示器、一根千兆网线和一台带有线网卡的</w:t>
-      </w:r>
-      <w:r>
-        <w:rPr>
-          <w:rFonts w:ascii="Times New Roman" w:eastAsia="宋体" w:hAnsi="Times New Roman"/>
-          <w:sz w:val="24"/>
-        </w:rPr>
-        <w:t xml:space="preserve"> PC</w:t>
-      </w:r>
-      <w:r>
-        <w:rPr>
-          <w:rFonts w:ascii="Times New Roman" w:eastAsia="宋体" w:hAnsi="Times New Roman"/>
-          <w:sz w:val="24"/>
-        </w:rPr>
-        <w:t>。板卡用</w:t>
-      </w:r>
-      <w:r>
-        <w:rPr>
-          <w:rFonts w:ascii="Times New Roman" w:eastAsia="宋体" w:hAnsi="Times New Roman"/>
-          <w:sz w:val="24"/>
-        </w:rPr>
-        <w:t xml:space="preserve"> 12 V </w:t>
-      </w:r>
-      <w:r>
-        <w:rPr>
-          <w:rFonts w:ascii="Times New Roman" w:eastAsia="宋体" w:hAnsi="Times New Roman"/>
-          <w:sz w:val="24"/>
-        </w:rPr>
-        <w:t>直流供电，调试口是</w:t>
-      </w:r>
-      <w:r>
-        <w:rPr>
-          <w:rFonts w:ascii="Times New Roman" w:eastAsia="宋体" w:hAnsi="Times New Roman"/>
-          <w:sz w:val="24"/>
-        </w:rPr>
-        <w:t xml:space="preserve"> USB </w:t>
-      </w:r>
-      <w:r>
-        <w:rPr>
-          <w:rFonts w:ascii="Times New Roman" w:eastAsia="宋体" w:hAnsi="Times New Roman"/>
-          <w:sz w:val="24"/>
-        </w:rPr>
-        <w:t>上的</w:t>
-      </w:r>
-      <w:r>
-        <w:rPr>
-          <w:rFonts w:ascii="Times New Roman" w:eastAsia="宋体" w:hAnsi="Times New Roman"/>
-          <w:sz w:val="24"/>
-        </w:rPr>
-        <w:t xml:space="preserve"> FT4232 </w:t>
-      </w:r>
-      <w:r>
-        <w:rPr>
-          <w:rFonts w:ascii="Times New Roman" w:eastAsia="宋体" w:hAnsi="Times New Roman"/>
-          <w:sz w:val="24"/>
-        </w:rPr>
-        <w:t>桥，</w:t>
-      </w:r>
-      <w:r>
-        <w:rPr>
-          <w:rFonts w:ascii="Times New Roman" w:eastAsia="宋体" w:hAnsi="Times New Roman"/>
-          <w:sz w:val="24"/>
-        </w:rPr>
-        <w:t xml:space="preserve">A </w:t>
-      </w:r>
-      <w:r>
-        <w:rPr>
-          <w:rFonts w:ascii="Times New Roman" w:eastAsia="宋体" w:hAnsi="Times New Roman"/>
-          <w:sz w:val="24"/>
-        </w:rPr>
-        <w:t>通道走</w:t>
-      </w:r>
-      <w:r>
-        <w:rPr>
-          <w:rFonts w:ascii="Times New Roman" w:eastAsia="宋体" w:hAnsi="Times New Roman"/>
-          <w:sz w:val="24"/>
-        </w:rPr>
-        <w:t xml:space="preserve"> JTAG</w:t>
-      </w:r>
-      <w:r>
-        <w:rPr>
-          <w:rFonts w:ascii="Times New Roman" w:eastAsia="宋体" w:hAnsi="Times New Roman"/>
-          <w:sz w:val="24"/>
-        </w:rPr>
-        <w:t>、</w:t>
-      </w:r>
-      <w:r>
-        <w:rPr>
-          <w:rFonts w:ascii="Times New Roman" w:eastAsia="宋体" w:hAnsi="Times New Roman"/>
-          <w:sz w:val="24"/>
-        </w:rPr>
-        <w:t xml:space="preserve">B </w:t>
-      </w:r>
-      <w:r>
-        <w:rPr>
-          <w:rFonts w:ascii="Times New Roman" w:eastAsia="宋体" w:hAnsi="Times New Roman"/>
-          <w:sz w:val="24"/>
-        </w:rPr>
-        <w:t>通道走串口。与本设计有关的板级资源如下。</w:t>
+        <w:t xml:space="preserve"/>
+      </w:r>
+      <w:r>
+        <w:rPr>
+          <w:rFonts w:ascii="Times New Roman" w:eastAsia="宋体" w:hAnsi="Times New Roman"/>
+          <w:sz w:val="24"/>
+        </w:rPr>
+        <w:t xml:space="preserve"/>
+      </w:r>
+      <w:r>
+        <w:rPr>
+          <w:rFonts w:ascii="Times New Roman" w:eastAsia="宋体" w:hAnsi="Times New Roman"/>
+          <w:sz w:val="24"/>
+        </w:rPr>
+        <w:t xml:space="preserve"/>
+      </w:r>
+      <w:r>
+        <w:rPr>
+          <w:rFonts w:ascii="Times New Roman" w:eastAsia="宋体" w:hAnsi="Times New Roman"/>
+          <w:sz w:val="24"/>
+        </w:rPr>
+        <w:t xml:space="preserve"/>
+      </w:r>
+      <w:r>
+        <w:rPr>
+          <w:rFonts w:ascii="Times New Roman" w:eastAsia="宋体" w:hAnsi="Times New Roman"/>
+          <w:sz w:val="24"/>
+        </w:rPr>
+        <w:t xml:space="preserve"/>
+      </w:r>
+      <w:r>
+        <w:rPr>
+          <w:rFonts w:ascii="Times New Roman" w:eastAsia="宋体" w:hAnsi="Times New Roman"/>
+          <w:sz w:val="24"/>
+        </w:rPr>
+        <w:t xml:space="preserve"/>
+      </w:r>
+      <w:r>
+        <w:rPr>
+          <w:rFonts w:ascii="Times New Roman" w:eastAsia="宋体" w:hAnsi="Times New Roman"/>
+          <w:sz w:val="24"/>
+        </w:rPr>
+        <w:t xml:space="preserve"/>
+      </w:r>
+      <w:r>
+        <w:rPr>
+          <w:rFonts w:ascii="Times New Roman" w:eastAsia="宋体" w:hAnsi="Times New Roman"/>
+          <w:sz w:val="24"/>
+        </w:rPr>
+        <w:t xml:space="preserve"/>
+      </w:r>
+      <w:r>
+        <w:rPr>
+          <w:rFonts w:ascii="Times New Roman" w:eastAsia="宋体" w:hAnsi="Times New Roman"/>
+          <w:sz w:val="24"/>
+        </w:rPr>
+        <w:t xml:space="preserve"/>
+      </w:r>
+      <w:r>
+        <w:rPr>
+          <w:rFonts w:ascii="Times New Roman" w:eastAsia="宋体" w:hAnsi="Times New Roman"/>
+          <w:sz w:val="24"/>
+        </w:rPr>
+        <w:t xml:space="preserve"/>
+      </w:r>
+      <w:r>
+        <w:rPr>
+          <w:rFonts w:ascii="Times New Roman" w:eastAsia="宋体" w:hAnsi="Times New Roman"/>
+          <w:sz w:val="24"/>
+        </w:rPr>
+        <w:t xml:space="preserve"/>
+      </w:r>
+      <w:r>
+        <w:rPr>
+          <w:rFonts w:ascii="Times New Roman" w:eastAsia="宋体" w:hAnsi="Times New Roman"/>
+          <w:sz w:val="24"/>
+        </w:rPr>
+        <w:t xml:space="preserve"/>
+      </w:r>
+      <w:r>
+        <w:rPr>
+          <w:rFonts w:ascii="Times New Roman" w:eastAsia="宋体" w:hAnsi="Times New Roman"/>
+          <w:sz w:val="24"/>
+        </w:rPr>
+        <w:t xml:space="preserve"/>
+      </w:r>
+      <w:r>
+        <w:rPr>
+          <w:rFonts w:ascii="Times New Roman" w:eastAsia="宋体" w:hAnsi="Times New Roman"/>
+          <w:sz w:val="24"/>
+        </w:rPr>
+        <w:t xml:space="preserve"/>
+      </w:r>
+      <w:r>
+        <w:rPr>
+          <w:rFonts w:ascii="Times New Roman" w:eastAsia="宋体" w:hAnsi="Times New Roman"/>
+          <w:sz w:val="24"/>
+        </w:rPr>
+        <w:t xml:space="preserve"/>
+      </w:r>
+      <w:r>
+        <w:rPr>
+          <w:rFonts w:ascii="Times New Roman" w:eastAsia="宋体" w:hAnsi="Times New Roman"/>
+          <w:sz w:val="24"/>
+        </w:rPr>
+        <w:t xml:space="preserve"/>
+      </w:r>
+      <w:r>
+        <w:rPr>
+          <w:rFonts w:ascii="Times New Roman" w:eastAsia="宋体" w:hAnsi="Times New Roman"/>
+          <w:sz w:val="24"/>
+        </w:rPr>
+        <w:t xml:space="preserve"/>
+      </w:r>
+      <w:r>
+        <w:rPr>
+          <w:rFonts w:ascii="Times New Roman" w:eastAsia="宋体" w:hAnsi="Times New Roman"/>
+          <w:sz w:val="24"/>
+        </w:rPr>
+        <w:t xml:space="preserve"/>
+      </w:r>
+      <w:r>
+        <w:rPr>
+          <w:rFonts w:ascii="Times New Roman" w:eastAsia="宋体" w:hAnsi="Times New Roman"/>
+          <w:sz w:val="24"/>
+        </w:rPr>
+        <w:t xml:space="preserve"/>
+      </w:r>
+      <w:r>
+        <w:rPr>
+          <w:rFonts w:ascii="Times New Roman" w:eastAsia="宋体" w:hAnsi="Times New Roman"/>
+          <w:sz w:val="24"/>
+        </w:rPr>
+        <w:t xml:space="preserve"/>
       </w:r>
     </w:p>
     <w:tbl>
@@ -7250,238 +7290,242 @@
           <w:rFonts w:ascii="Times New Roman" w:eastAsia="宋体" w:hAnsi="Times New Roman"/>
           <w:sz w:val="24"/>
         </w:rPr>
-        <w:t>上位机共</w:t>
-      </w:r>
-      <w:r>
-        <w:rPr>
-          <w:rFonts w:ascii="Times New Roman" w:eastAsia="宋体" w:hAnsi="Times New Roman"/>
-          <w:sz w:val="24"/>
-        </w:rPr>
-        <w:t xml:space="preserve"> 29 </w:t>
-      </w:r>
-      <w:r>
-        <w:rPr>
-          <w:rFonts w:ascii="Times New Roman" w:eastAsia="宋体" w:hAnsi="Times New Roman"/>
-          <w:sz w:val="24"/>
-        </w:rPr>
-        <w:t>支脚本，不依赖第三方库。常用的是三支：</w:t>
+        <w:t xml:space="preserve">上位机共 29 支脚本，不依赖第三方库。常用的是三支：`video_sender` 推任意片源（`src/host/video_sender.mjs`），`one_click_test` 把 ping、
+经 JTAG 写读状态、发内置片源、计数对账四步串成一次自检，任何一步失败都以非零码退出（`src/host/one_click_test.mjs`），`uart_cmd_check`
+驱动 105 条命令回归（`src/host/uart_cmd_check.mjs`）。其余的是量问题的尺子，例如几何回读校验、DDR 内容核对和流水线延迟核对。PS 侧是 2500
+余行 C，跑在 Cortex-A9 上，板级支持包由随工程导出的 Vitis 平台提供。这里没有用操作系统：需要的只是串口、
+SD 卡、GPIO 和一个主循环，在这个规模上引入操作系统的开销和调试复杂度大于收益。</w:t>
+      </w:r>
+      <w:r>
+        <w:rPr>
+          <w:rFonts w:ascii="Times New Roman" w:eastAsia="宋体" w:hAnsi="Times New Roman"/>
+          <w:sz w:val="24"/>
+        </w:rPr>
+        <w:t xml:space="preserve"/>
+      </w:r>
+      <w:r>
+        <w:rPr>
+          <w:rFonts w:ascii="Times New Roman" w:eastAsia="宋体" w:hAnsi="Times New Roman"/>
+          <w:sz w:val="24"/>
+        </w:rPr>
+        <w:t xml:space="preserve"/>
       </w:r>
       <w:r>
         <w:rPr>
           <w:rFonts w:ascii="Consolas" w:eastAsia="宋体" w:hAnsi="Consolas"/>
           <w:sz w:val="22"/>
         </w:rPr>
-        <w:t>video_sender</w:t>
-      </w:r>
-      <w:r>
-        <w:rPr>
-          <w:rFonts w:ascii="Times New Roman" w:eastAsia="宋体" w:hAnsi="Times New Roman"/>
-          <w:sz w:val="24"/>
-        </w:rPr>
-        <w:t xml:space="preserve"> </w:t>
-      </w:r>
-      <w:r>
-        <w:rPr>
-          <w:rFonts w:ascii="Times New Roman" w:eastAsia="宋体" w:hAnsi="Times New Roman"/>
-          <w:sz w:val="24"/>
-        </w:rPr>
-        <w:t>推任意片源，</w:t>
+        <w:t xml:space="preserve"/>
+      </w:r>
+      <w:r>
+        <w:rPr>
+          <w:rFonts w:ascii="Times New Roman" w:eastAsia="宋体" w:hAnsi="Times New Roman"/>
+          <w:sz w:val="24"/>
+        </w:rPr>
+        <w:t xml:space="preserve"/>
+      </w:r>
+      <w:r>
+        <w:rPr>
+          <w:rFonts w:ascii="Times New Roman" w:eastAsia="宋体" w:hAnsi="Times New Roman"/>
+          <w:sz w:val="24"/>
+        </w:rPr>
+        <w:t xml:space="preserve"/>
       </w:r>
       <w:r>
         <w:rPr>
           <w:rFonts w:ascii="Consolas" w:eastAsia="宋体" w:hAnsi="Consolas"/>
           <w:sz w:val="22"/>
         </w:rPr>
-        <w:t>one_click_test</w:t>
-      </w:r>
-      <w:r>
-        <w:rPr>
-          <w:rFonts w:ascii="Times New Roman" w:eastAsia="宋体" w:hAnsi="Times New Roman"/>
-          <w:sz w:val="24"/>
-        </w:rPr>
-        <w:t xml:space="preserve"> </w:t>
-      </w:r>
-      <w:r>
-        <w:rPr>
-          <w:rFonts w:ascii="Times New Roman" w:eastAsia="宋体" w:hAnsi="Times New Roman"/>
-          <w:sz w:val="24"/>
-        </w:rPr>
-        <w:t>把</w:t>
-      </w:r>
-      <w:r>
-        <w:rPr>
-          <w:rFonts w:ascii="Times New Roman" w:eastAsia="宋体" w:hAnsi="Times New Roman"/>
-          <w:sz w:val="24"/>
-        </w:rPr>
-        <w:t xml:space="preserve"> ping</w:t>
-      </w:r>
-      <w:r>
-        <w:rPr>
-          <w:rFonts w:ascii="Times New Roman" w:eastAsia="宋体" w:hAnsi="Times New Roman"/>
-          <w:sz w:val="24"/>
-        </w:rPr>
-        <w:t>、经</w:t>
-      </w:r>
-      <w:r>
-        <w:rPr>
-          <w:rFonts w:ascii="Times New Roman" w:eastAsia="宋体" w:hAnsi="Times New Roman"/>
-          <w:sz w:val="24"/>
-        </w:rPr>
-        <w:t xml:space="preserve"> JTAG </w:t>
-      </w:r>
-      <w:r>
-        <w:rPr>
-          <w:rFonts w:ascii="Times New Roman" w:eastAsia="宋体" w:hAnsi="Times New Roman"/>
-          <w:sz w:val="24"/>
-        </w:rPr>
-        <w:t>写读状态、发内置片源、计数对账四步串成一次自检，任何一步失败都以非零码退出，</w:t>
+        <w:t xml:space="preserve"/>
+      </w:r>
+      <w:r>
+        <w:rPr>
+          <w:rFonts w:ascii="Times New Roman" w:eastAsia="宋体" w:hAnsi="Times New Roman"/>
+          <w:sz w:val="24"/>
+        </w:rPr>
+        <w:t xml:space="preserve"/>
+      </w:r>
+      <w:r>
+        <w:rPr>
+          <w:rFonts w:ascii="Times New Roman" w:eastAsia="宋体" w:hAnsi="Times New Roman"/>
+          <w:sz w:val="24"/>
+        </w:rPr>
+        <w:t xml:space="preserve"/>
+      </w:r>
+      <w:r>
+        <w:rPr>
+          <w:rFonts w:ascii="Times New Roman" w:eastAsia="宋体" w:hAnsi="Times New Roman"/>
+          <w:sz w:val="24"/>
+        </w:rPr>
+        <w:t xml:space="preserve"/>
+      </w:r>
+      <w:r>
+        <w:rPr>
+          <w:rFonts w:ascii="Times New Roman" w:eastAsia="宋体" w:hAnsi="Times New Roman"/>
+          <w:sz w:val="24"/>
+        </w:rPr>
+        <w:t xml:space="preserve"/>
+      </w:r>
+      <w:r>
+        <w:rPr>
+          <w:rFonts w:ascii="Times New Roman" w:eastAsia="宋体" w:hAnsi="Times New Roman"/>
+          <w:sz w:val="24"/>
+        </w:rPr>
+        <w:t xml:space="preserve"/>
+      </w:r>
+      <w:r>
+        <w:rPr>
+          <w:rFonts w:ascii="Times New Roman" w:eastAsia="宋体" w:hAnsi="Times New Roman"/>
+          <w:sz w:val="24"/>
+        </w:rPr>
+        <w:t xml:space="preserve"/>
       </w:r>
       <w:r>
         <w:rPr>
           <w:rFonts w:ascii="Consolas" w:eastAsia="宋体" w:hAnsi="Consolas"/>
           <w:sz w:val="22"/>
         </w:rPr>
-        <w:t>uart_cmd_check</w:t>
-      </w:r>
-      <w:r>
-        <w:rPr>
-          <w:rFonts w:ascii="Times New Roman" w:eastAsia="宋体" w:hAnsi="Times New Roman"/>
-          <w:sz w:val="24"/>
-        </w:rPr>
-        <w:t xml:space="preserve"> </w:t>
-      </w:r>
-      <w:r>
-        <w:rPr>
-          <w:rFonts w:ascii="Times New Roman" w:eastAsia="宋体" w:hAnsi="Times New Roman"/>
-          <w:sz w:val="24"/>
-        </w:rPr>
-        <w:t>驱动</w:t>
-      </w:r>
-      <w:r>
-        <w:rPr>
-          <w:rFonts w:ascii="Times New Roman" w:eastAsia="宋体" w:hAnsi="Times New Roman"/>
-          <w:sz w:val="24"/>
-        </w:rPr>
-        <w:t xml:space="preserve"> 105 </w:t>
-      </w:r>
-      <w:r>
-        <w:rPr>
-          <w:rFonts w:ascii="Times New Roman" w:eastAsia="宋体" w:hAnsi="Times New Roman"/>
-          <w:sz w:val="24"/>
-        </w:rPr>
-        <w:t>条命令回归。其余的是量问题的尺子，例如几何回读校验、</w:t>
-      </w:r>
-      <w:r>
-        <w:rPr>
-          <w:rFonts w:ascii="Times New Roman" w:eastAsia="宋体" w:hAnsi="Times New Roman"/>
-          <w:sz w:val="24"/>
-        </w:rPr>
-        <w:t xml:space="preserve">DDR </w:t>
-      </w:r>
-      <w:r>
-        <w:rPr>
-          <w:rFonts w:ascii="Times New Roman" w:eastAsia="宋体" w:hAnsi="Times New Roman"/>
-          <w:sz w:val="24"/>
-        </w:rPr>
-        <w:t>内容核对和流水线延迟核对。</w:t>
-      </w:r>
-      <w:r>
-        <w:rPr>
-          <w:rFonts w:ascii="Times New Roman" w:eastAsia="宋体" w:hAnsi="Times New Roman"/>
-          <w:sz w:val="24"/>
-        </w:rPr>
-        <w:t xml:space="preserve">PS </w:t>
-      </w:r>
-      <w:r>
-        <w:rPr>
-          <w:rFonts w:ascii="Times New Roman" w:eastAsia="宋体" w:hAnsi="Times New Roman"/>
-          <w:sz w:val="24"/>
-        </w:rPr>
-        <w:t>侧是</w:t>
-      </w:r>
-      <w:r>
-        <w:rPr>
-          <w:rFonts w:ascii="Times New Roman" w:eastAsia="宋体" w:hAnsi="Times New Roman"/>
-          <w:sz w:val="24"/>
-        </w:rPr>
-        <w:t xml:space="preserve"> 2500 </w:t>
-      </w:r>
-      <w:r>
-        <w:rPr>
-          <w:rFonts w:ascii="Times New Roman" w:eastAsia="宋体" w:hAnsi="Times New Roman"/>
-          <w:sz w:val="24"/>
-        </w:rPr>
-        <w:t>余行</w:t>
-      </w:r>
-      <w:r>
-        <w:rPr>
-          <w:rFonts w:ascii="Times New Roman" w:eastAsia="宋体" w:hAnsi="Times New Roman"/>
-          <w:sz w:val="24"/>
-        </w:rPr>
-        <w:t xml:space="preserve"> C</w:t>
-      </w:r>
-      <w:r>
-        <w:rPr>
-          <w:rFonts w:ascii="Times New Roman" w:eastAsia="宋体" w:hAnsi="Times New Roman"/>
-          <w:sz w:val="24"/>
-        </w:rPr>
-        <w:t>，跑在</w:t>
-      </w:r>
-      <w:r>
-        <w:rPr>
-          <w:rFonts w:ascii="Times New Roman" w:eastAsia="宋体" w:hAnsi="Times New Roman"/>
-          <w:sz w:val="24"/>
-        </w:rPr>
-        <w:t xml:space="preserve"> Cortex-A9 </w:t>
-      </w:r>
-      <w:r>
-        <w:rPr>
-          <w:rFonts w:ascii="Times New Roman" w:eastAsia="宋体" w:hAnsi="Times New Roman"/>
-          <w:sz w:val="24"/>
-        </w:rPr>
-        <w:t>上，板级支持包由随工程导出的</w:t>
-      </w:r>
-      <w:r>
-        <w:rPr>
-          <w:rFonts w:ascii="Times New Roman" w:eastAsia="宋体" w:hAnsi="Times New Roman"/>
-          <w:sz w:val="24"/>
-        </w:rPr>
-        <w:t xml:space="preserve"> Vitis </w:t>
-      </w:r>
-      <w:r>
-        <w:rPr>
-          <w:rFonts w:ascii="Times New Roman" w:eastAsia="宋体" w:hAnsi="Times New Roman"/>
-          <w:sz w:val="24"/>
-        </w:rPr>
-        <w:t>平台提供。这里没有用操作系统：需要的只是串口、</w:t>
-      </w:r>
-      <w:r>
-        <w:rPr>
-          <w:rFonts w:ascii="Times New Roman" w:eastAsia="宋体" w:hAnsi="Times New Roman"/>
-          <w:sz w:val="24"/>
-        </w:rPr>
-        <w:t xml:space="preserve"> SD </w:t>
-      </w:r>
-      <w:r>
-        <w:rPr>
-          <w:rFonts w:ascii="Times New Roman" w:eastAsia="宋体" w:hAnsi="Times New Roman"/>
-          <w:sz w:val="24"/>
-        </w:rPr>
-        <w:t>卡、</w:t>
-      </w:r>
-      <w:r>
-        <w:rPr>
-          <w:rFonts w:ascii="Times New Roman" w:eastAsia="宋体" w:hAnsi="Times New Roman"/>
-          <w:sz w:val="24"/>
-        </w:rPr>
-        <w:t xml:space="preserve">GPIO </w:t>
-      </w:r>
-      <w:r>
-        <w:rPr>
-          <w:rFonts w:ascii="Times New Roman" w:eastAsia="宋体" w:hAnsi="Times New Roman"/>
-          <w:sz w:val="24"/>
-        </w:rPr>
-        <w:t>和一个主循环，在这个规模上引入操作系统的开销和调试复杂度大于收益。</w:t>
+        <w:t xml:space="preserve"/>
+      </w:r>
+      <w:r>
+        <w:rPr>
+          <w:rFonts w:ascii="Times New Roman" w:eastAsia="宋体" w:hAnsi="Times New Roman"/>
+          <w:sz w:val="24"/>
+        </w:rPr>
+        <w:t xml:space="preserve"/>
+      </w:r>
+      <w:r>
+        <w:rPr>
+          <w:rFonts w:ascii="Times New Roman" w:eastAsia="宋体" w:hAnsi="Times New Roman"/>
+          <w:sz w:val="24"/>
+        </w:rPr>
+        <w:t xml:space="preserve"/>
+      </w:r>
+      <w:r>
+        <w:rPr>
+          <w:rFonts w:ascii="Times New Roman" w:eastAsia="宋体" w:hAnsi="Times New Roman"/>
+          <w:sz w:val="24"/>
+        </w:rPr>
+        <w:t xml:space="preserve"/>
+      </w:r>
+      <w:r>
+        <w:rPr>
+          <w:rFonts w:ascii="Times New Roman" w:eastAsia="宋体" w:hAnsi="Times New Roman"/>
+          <w:sz w:val="24"/>
+        </w:rPr>
+        <w:t xml:space="preserve"/>
+      </w:r>
+      <w:r>
+        <w:rPr>
+          <w:rFonts w:ascii="Times New Roman" w:eastAsia="宋体" w:hAnsi="Times New Roman"/>
+          <w:sz w:val="24"/>
+        </w:rPr>
+        <w:t xml:space="preserve"/>
+      </w:r>
+      <w:r>
+        <w:rPr>
+          <w:rFonts w:ascii="Times New Roman" w:eastAsia="宋体" w:hAnsi="Times New Roman"/>
+          <w:sz w:val="24"/>
+        </w:rPr>
+        <w:t xml:space="preserve"/>
+      </w:r>
+      <w:r>
+        <w:rPr>
+          <w:rFonts w:ascii="Times New Roman" w:eastAsia="宋体" w:hAnsi="Times New Roman"/>
+          <w:sz w:val="24"/>
+        </w:rPr>
+        <w:t xml:space="preserve"/>
+      </w:r>
+      <w:r>
+        <w:rPr>
+          <w:rFonts w:ascii="Times New Roman" w:eastAsia="宋体" w:hAnsi="Times New Roman"/>
+          <w:sz w:val="24"/>
+        </w:rPr>
+        <w:t xml:space="preserve"/>
+      </w:r>
+      <w:r>
+        <w:rPr>
+          <w:rFonts w:ascii="Times New Roman" w:eastAsia="宋体" w:hAnsi="Times New Roman"/>
+          <w:sz w:val="24"/>
+        </w:rPr>
+        <w:t xml:space="preserve"/>
+      </w:r>
+      <w:r>
+        <w:rPr>
+          <w:rFonts w:ascii="Times New Roman" w:eastAsia="宋体" w:hAnsi="Times New Roman"/>
+          <w:sz w:val="24"/>
+        </w:rPr>
+        <w:t xml:space="preserve"/>
+      </w:r>
+      <w:r>
+        <w:rPr>
+          <w:rFonts w:ascii="Times New Roman" w:eastAsia="宋体" w:hAnsi="Times New Roman"/>
+          <w:sz w:val="24"/>
+        </w:rPr>
+        <w:t xml:space="preserve"/>
+      </w:r>
+      <w:r>
+        <w:rPr>
+          <w:rFonts w:ascii="Times New Roman" w:eastAsia="宋体" w:hAnsi="Times New Roman"/>
+          <w:sz w:val="24"/>
+        </w:rPr>
+        <w:t xml:space="preserve"/>
+      </w:r>
+      <w:r>
+        <w:rPr>
+          <w:rFonts w:ascii="Times New Roman" w:eastAsia="宋体" w:hAnsi="Times New Roman"/>
+          <w:sz w:val="24"/>
+        </w:rPr>
+        <w:t xml:space="preserve"/>
+      </w:r>
+      <w:r>
+        <w:rPr>
+          <w:rFonts w:ascii="Times New Roman" w:eastAsia="宋体" w:hAnsi="Times New Roman"/>
+          <w:sz w:val="24"/>
+        </w:rPr>
+        <w:t xml:space="preserve"/>
+      </w:r>
+      <w:r>
+        <w:rPr>
+          <w:rFonts w:ascii="Times New Roman" w:eastAsia="宋体" w:hAnsi="Times New Roman"/>
+          <w:sz w:val="24"/>
+        </w:rPr>
+        <w:t xml:space="preserve"/>
+      </w:r>
+      <w:r>
+        <w:rPr>
+          <w:rFonts w:ascii="Times New Roman" w:eastAsia="宋体" w:hAnsi="Times New Roman"/>
+          <w:sz w:val="24"/>
+        </w:rPr>
+        <w:t xml:space="preserve"/>
+      </w:r>
+      <w:r>
+        <w:rPr>
+          <w:rFonts w:ascii="Times New Roman" w:eastAsia="宋体" w:hAnsi="Times New Roman"/>
+          <w:sz w:val="24"/>
+        </w:rPr>
+        <w:t xml:space="preserve"/>
+      </w:r>
+      <w:r>
+        <w:rPr>
+          <w:rFonts w:ascii="Times New Roman" w:eastAsia="宋体" w:hAnsi="Times New Roman"/>
+          <w:sz w:val="24"/>
+        </w:rPr>
+        <w:t xml:space="preserve"/>
+      </w:r>
+      <w:r>
+        <w:rPr>
+          <w:rFonts w:ascii="Times New Roman" w:eastAsia="宋体" w:hAnsi="Times New Roman"/>
+          <w:sz w:val="24"/>
+        </w:rPr>
+        <w:t xml:space="preserve"/>
+      </w:r>
+      <w:r>
+        <w:rPr>
+          <w:rFonts w:ascii="Times New Roman" w:eastAsia="宋体" w:hAnsi="Times New Roman"/>
+          <w:sz w:val="24"/>
+        </w:rPr>
+        <w:t xml:space="preserve"/>
       </w:r>
     </w:p>
     <w:p>
@@ -9278,49 +9322,52 @@
           <w:rFonts w:ascii="Times New Roman" w:eastAsia="宋体" w:hAnsi="Times New Roman"/>
           <w:sz w:val="24"/>
         </w:rPr>
-        <w:t>这里有一条纪律：控制字必须整字一次写入，不允许按位读改写，</w:t>
-      </w:r>
-      <w:r>
-        <w:rPr>
-          <w:rFonts w:ascii="Times New Roman" w:eastAsia="宋体" w:hAnsi="Times New Roman"/>
-          <w:sz w:val="24"/>
-        </w:rPr>
-        <w:t xml:space="preserve">PL </w:t>
-      </w:r>
-      <w:r>
-        <w:rPr>
-          <w:rFonts w:ascii="Times New Roman" w:eastAsia="宋体" w:hAnsi="Times New Roman"/>
-          <w:sz w:val="24"/>
-        </w:rPr>
-        <w:t>侧收到后统一打三级同步。这样在</w:t>
-      </w:r>
-      <w:r>
-        <w:rPr>
-          <w:rFonts w:ascii="Times New Roman" w:eastAsia="宋体" w:hAnsi="Times New Roman"/>
-          <w:sz w:val="24"/>
-        </w:rPr>
-        <w:t xml:space="preserve"> 100 MHz </w:t>
-      </w:r>
-      <w:r>
-        <w:rPr>
-          <w:rFonts w:ascii="Times New Roman" w:eastAsia="宋体" w:hAnsi="Times New Roman"/>
-          <w:sz w:val="24"/>
-        </w:rPr>
-        <w:t>的互连域和</w:t>
-      </w:r>
-      <w:r>
-        <w:rPr>
-          <w:rFonts w:ascii="Times New Roman" w:eastAsia="宋体" w:hAnsi="Times New Roman"/>
-          <w:sz w:val="24"/>
-        </w:rPr>
-        <w:t xml:space="preserve"> 50 MHz </w:t>
-      </w:r>
-      <w:r>
-        <w:rPr>
-          <w:rFonts w:ascii="Times New Roman" w:eastAsia="宋体" w:hAnsi="Times New Roman"/>
-          <w:sz w:val="24"/>
-        </w:rPr>
-        <w:t>的像素域之间不会看到只更新了一半的参数。</w:t>
+        <w:t xml:space="preserve">这里有一条纪律：控制字必须整字一次写入，不允许按位读改写，PL 侧收到后统一打三级同步。钉住这条约定的注释
+在 `src/rtl/process/effect_ctrl.v:31`——`stage_sel`、`zsel`、`manual` 三个字段并到同一条同步链，分两组同步
+就会出现"旗标到了、档号还是上一次的"那类错拍。这样在 100 MHz 的
+互连域和 50 MHz 的像素域之间不会看到只更新了一半的参数。</w:t>
+      </w:r>
+      <w:r>
+        <w:rPr>
+          <w:rFonts w:ascii="Times New Roman" w:eastAsia="宋体" w:hAnsi="Times New Roman"/>
+          <w:sz w:val="24"/>
+        </w:rPr>
+        <w:t xml:space="preserve"/>
+      </w:r>
+      <w:r>
+        <w:rPr>
+          <w:rFonts w:ascii="Times New Roman" w:eastAsia="宋体" w:hAnsi="Times New Roman"/>
+          <w:sz w:val="24"/>
+        </w:rPr>
+        <w:t xml:space="preserve"/>
+      </w:r>
+      <w:r>
+        <w:rPr>
+          <w:rFonts w:ascii="Times New Roman" w:eastAsia="宋体" w:hAnsi="Times New Roman"/>
+          <w:sz w:val="24"/>
+        </w:rPr>
+        <w:t xml:space="preserve"/>
+      </w:r>
+      <w:r>
+        <w:rPr>
+          <w:rFonts w:ascii="Times New Roman" w:eastAsia="宋体" w:hAnsi="Times New Roman"/>
+          <w:sz w:val="24"/>
+        </w:rPr>
+        <w:t xml:space="preserve"/>
+      </w:r>
+      <w:r>
+        <w:rPr>
+          <w:rFonts w:ascii="Times New Roman" w:eastAsia="宋体" w:hAnsi="Times New Roman"/>
+          <w:sz w:val="24"/>
+        </w:rPr>
+        <w:t xml:space="preserve"/>
+      </w:r>
+      <w:r>
+        <w:rPr>
+          <w:rFonts w:ascii="Times New Roman" w:eastAsia="宋体" w:hAnsi="Times New Roman"/>
+          <w:sz w:val="24"/>
+        </w:rPr>
+        <w:t xml:space="preserve"/>
       </w:r>
     </w:p>
     <w:p>
@@ -10280,77 +10327,80 @@
           <w:rFonts w:ascii="Times New Roman" w:eastAsia="宋体" w:hAnsi="Times New Roman"/>
           <w:sz w:val="24"/>
         </w:rPr>
-        <w:t>上位机一条命令推流、一条命令自检；</w:t>
-      </w:r>
-      <w:r>
-        <w:rPr>
-          <w:rFonts w:ascii="Times New Roman" w:eastAsia="宋体" w:hAnsi="Times New Roman"/>
-          <w:sz w:val="24"/>
-        </w:rPr>
-        <w:t xml:space="preserve">PS </w:t>
-      </w:r>
-      <w:r>
-        <w:rPr>
-          <w:rFonts w:ascii="Times New Roman" w:eastAsia="宋体" w:hAnsi="Times New Roman"/>
-          <w:sz w:val="24"/>
-        </w:rPr>
-        <w:t>侧串口控制台是</w:t>
-      </w:r>
-      <w:r>
-        <w:rPr>
-          <w:rFonts w:ascii="Times New Roman" w:eastAsia="宋体" w:hAnsi="Times New Roman"/>
-          <w:sz w:val="24"/>
-        </w:rPr>
-        <w:t xml:space="preserve"> 115200-8N1</w:t>
-      </w:r>
-      <w:r>
-        <w:rPr>
-          <w:rFonts w:ascii="Times New Roman" w:eastAsia="宋体" w:hAnsi="Times New Roman"/>
-          <w:sz w:val="24"/>
-        </w:rPr>
-        <w:t>，</w:t>
-      </w:r>
-      <w:r>
-        <w:rPr>
-          <w:rFonts w:ascii="Times New Roman" w:eastAsia="宋体" w:hAnsi="Times New Roman"/>
-          <w:sz w:val="24"/>
-        </w:rPr>
-        <w:t xml:space="preserve">105 </w:t>
-      </w:r>
-      <w:r>
-        <w:rPr>
-          <w:rFonts w:ascii="Times New Roman" w:eastAsia="宋体" w:hAnsi="Times New Roman"/>
-          <w:sz w:val="24"/>
-        </w:rPr>
-        <w:t>条命令回归跑完约</w:t>
-      </w:r>
-      <w:r>
-        <w:rPr>
-          <w:rFonts w:ascii="Times New Roman" w:eastAsia="宋体" w:hAnsi="Times New Roman"/>
-          <w:sz w:val="24"/>
-        </w:rPr>
-        <w:t xml:space="preserve"> 98 </w:t>
-      </w:r>
-      <w:r>
-        <w:rPr>
-          <w:rFonts w:ascii="Times New Roman" w:eastAsia="宋体" w:hAnsi="Times New Roman"/>
-          <w:sz w:val="24"/>
-        </w:rPr>
-        <w:t>秒，跑完回到初态。下面三张图是上位机用同一套算法在</w:t>
-      </w:r>
-      <w:r>
-        <w:rPr>
-          <w:rFonts w:ascii="Times New Roman" w:eastAsia="宋体" w:hAnsi="Times New Roman"/>
-          <w:sz w:val="24"/>
-        </w:rPr>
-        <w:t xml:space="preserve"> PC </w:t>
-      </w:r>
-      <w:r>
-        <w:rPr>
-          <w:rFonts w:ascii="Times New Roman" w:eastAsia="宋体" w:hAnsi="Times New Roman"/>
-          <w:sz w:val="24"/>
-        </w:rPr>
-        <w:t>上重算出来的参考画面，用来与屏上实拍对照，检查硬件实现是否与软件模型一致。</w:t>
+        <w:t xml:space="preserve">上位机一条命令推流、一条命令自检；PS 侧串口控制台是 115200-8N1，105 条命令回归跑完约 98 秒，跑完回到初态。
+全流程构建用时 19 分 30 秒，其中综合 10 分 09 秒、实现含出位流 7 分 22 秒。
+下面三张图是上位机用同一套算法在 PC 上重算出来的参考画面，用来与屏上实拍对照，检查硬件实现是否与软件模型
+一致。</w:t>
+      </w:r>
+      <w:r>
+        <w:rPr>
+          <w:rFonts w:ascii="Times New Roman" w:eastAsia="宋体" w:hAnsi="Times New Roman"/>
+          <w:sz w:val="24"/>
+        </w:rPr>
+        <w:t xml:space="preserve"/>
+      </w:r>
+      <w:r>
+        <w:rPr>
+          <w:rFonts w:ascii="Times New Roman" w:eastAsia="宋体" w:hAnsi="Times New Roman"/>
+          <w:sz w:val="24"/>
+        </w:rPr>
+        <w:t xml:space="preserve"/>
+      </w:r>
+      <w:r>
+        <w:rPr>
+          <w:rFonts w:ascii="Times New Roman" w:eastAsia="宋体" w:hAnsi="Times New Roman"/>
+          <w:sz w:val="24"/>
+        </w:rPr>
+        <w:t xml:space="preserve"/>
+      </w:r>
+      <w:r>
+        <w:rPr>
+          <w:rFonts w:ascii="Times New Roman" w:eastAsia="宋体" w:hAnsi="Times New Roman"/>
+          <w:sz w:val="24"/>
+        </w:rPr>
+        <w:t xml:space="preserve"/>
+      </w:r>
+      <w:r>
+        <w:rPr>
+          <w:rFonts w:ascii="Times New Roman" w:eastAsia="宋体" w:hAnsi="Times New Roman"/>
+          <w:sz w:val="24"/>
+        </w:rPr>
+        <w:t xml:space="preserve"/>
+      </w:r>
+      <w:r>
+        <w:rPr>
+          <w:rFonts w:ascii="Times New Roman" w:eastAsia="宋体" w:hAnsi="Times New Roman"/>
+          <w:sz w:val="24"/>
+        </w:rPr>
+        <w:t xml:space="preserve"/>
+      </w:r>
+      <w:r>
+        <w:rPr>
+          <w:rFonts w:ascii="Times New Roman" w:eastAsia="宋体" w:hAnsi="Times New Roman"/>
+          <w:sz w:val="24"/>
+        </w:rPr>
+        <w:t xml:space="preserve"/>
+      </w:r>
+      <w:r>
+        <w:rPr>
+          <w:rFonts w:ascii="Times New Roman" w:eastAsia="宋体" w:hAnsi="Times New Roman"/>
+          <w:sz w:val="24"/>
+        </w:rPr>
+        <w:t xml:space="preserve"/>
+      </w:r>
+      <w:r>
+        <w:rPr>
+          <w:rFonts w:ascii="Times New Roman" w:eastAsia="宋体" w:hAnsi="Times New Roman"/>
+          <w:sz w:val="24"/>
+        </w:rPr>
+        <w:t xml:space="preserve"/>
+      </w:r>
+      <w:r>
+        <w:rPr>
+          <w:rFonts w:ascii="Times New Roman" w:eastAsia="宋体" w:hAnsi="Times New Roman"/>
+          <w:sz w:val="24"/>
+        </w:rPr>
+        <w:t xml:space="preserve"/>
       </w:r>
     </w:p>
     <w:p>
@@ -11925,7 +11975,10 @@
           <w:rFonts w:ascii="Times New Roman" w:eastAsia="宋体" w:hAnsi="Times New Roman"/>
           <w:sz w:val="24"/>
         </w:rPr>
-        <w:t xml:space="preserve">赛题要的是"优化前后的对比"，这里把逐批次那张表的骨架搬进来。口径先说清：判的是同一个时钟、同一条锥自己动没动；全局 WNS 的绝对差不写成收益，也不写成损失——放置本身就会让它摆到零点几纳秒。 "依据"那一列只指得出翻得到的件：本版那两份报告在 build/reports/，更早几批的读数照抄在 report/optimization_log.md 的跨全期累计对照与逐轮小节里，每行注明数字出自哪一轮的门禁输出。</w:t>
+        <w:t xml:space="preserve">赛题要的是"优化前后的对比"，这里把逐批次那张表的骨架搬进来。口径先说清：**判的是同一个时钟、
+同一条锥自己动没动**；全局 WNS 的绝对差不写成收益，也不写成损失——放置本身就会让它摆到零点几纳秒。
+"依据"那一列只指得出翻得到的件：本版那两份报告在 `build/reports/`，更早几批的读数照抄在
+`report/optimization_log.md` 的跨全期累计对照与逐轮小节里，每行注明数字出自哪一轮的门禁输出。</w:t>
       </w:r>
     </w:p>
     <w:tbl>
@@ -12901,7 +12954,11 @@
           <w:rFonts w:ascii="Times New Roman" w:eastAsia="宋体" w:hAnsi="Times New Roman"/>
           <w:sz w:val="24"/>
         </w:rPr>
-        <w:t xml:space="preserve">被否决的行留着不删，是因为"试过、量过、判不值得"这条信息本身要能看见：否决的判据同样是同一条锥自己动没动，而不是数字好不好看。表里每个数都能在 report/optimization_log.md 里对上：第 75、86、88 批在那张跨全期累计对照的行上，第 89、90 批在各自的逐轮小节里，逐轮那一列写明数字出自哪一次门禁输出；改前那侧"挂在/不挂在最差名单上"是同一次实现后报告里靠前路径的归属，不是估的。按这条口径，哪一批只剩单侧读数就得在同一行标成未量化，不拿相邻批次顶替。</w:t>
+        <w:t xml:space="preserve">被否决的行留着不删，是因为"试过、量过、判不值得"这条信息本身要能看见：否决的判据同样是同一条锥
+自己动没动，而不是数字好不好看。表里每个数都能在 `report/optimization_log.md` 里对上：第 75、86、88 批
+在那张跨全期累计对照的行上，第 89、90 批在各自的逐轮小节里，逐轮那一列写明数字出自哪一次门禁
+输出；改前那侧"挂在/不挂在最差名单上"是同一次实现后报告里靠前路径的归属，不是估的。按这条口径，哪
+一批只剩单侧读数就得在同一行标成未量化，不拿相邻批次顶替。</w:t>
       </w:r>
     </w:p>
     <w:p>
@@ -12983,7 +13040,20 @@
           <w:rFonts w:ascii="Times New Roman" w:eastAsia="宋体" w:hAnsi="Times New Roman"/>
           <w:sz w:val="24"/>
         </w:rPr>
-        <w:t xml:space="preserve">1. 屏这一路的对外时序还没有结论。六个 TMDS 输出口目前只量到离散量，要补的是把 HDMI 源端窗口写进约束、扣除走线失配并补做眼图测量；几处被异步组屏蔽的跨域路也还缺一条按数据通路限制的约束。</w:t>
+        <w:t xml:space="preserve">1. 屏这一路的对外时序还没有结论。六个 TMDS 输出口目前只量到离散量，要补的是把 HDMI 源端窗口写进约束、扣除
+   走线失配并补做眼图测量；量过的挂法也记在这里：HDMI 规范那条"钟↔数据 ≤0.20 Tcharacter"是展宽指标、不是
+   捕获窗，按 `set_output_delay` 挂上去量出 −5.408 / −1.923 ns 整批红，因此判 DECLINE 退回，没有让它留在约束集里
+   装绿；几处被异步组屏蔽的跨域路也还缺一条按数据通路限制的约束（`set_max_delay -datapath_only` 是候选件，
+   从未进默认集），被异步组从检查范围拿走的跨域路是 4 条。
+2. 端到端时延的入口和出口是两次分别测的，需要一次测完整给出。屏上 `Latency` 那条 lane 至今没有真值，指标里
+   这一格记"未报"；33.34 ms 的归属（PL 内入流帧间隔，不是端到端）见 3.3 的说明。
+3. 收口余量。接收时钟的扇出偏大，计划拆开并加一级短捕获时钟，判据是快慢两路捕获结果的偏差明显收窄。约束侧
+   还有一条没对齐：四个域都没有 `set_clock_uncertainty` 的 setup 项，只有 `eth_rxc` 有一条自加的 hold 带
+   （`src/constraints/rk_zynq7020.xdc:50`），因此逐域的 hold 数不是同一把尺子。
+4. 片源与画幅。帧率和画幅同时受消隐窗口限制，要上更高分辨率或更多片源，改的是这个窗口和 DDR 分区；H.264 解码、
+   丢包重传和多屏同步不在本版范围内。
+5. 输入侧。现在片源由上位机推裸帧；在输入侧加一颗 TMDS 接收芯片，同一套通路就是带对焦辅助和伪彩的现场监视器，
+   这是下一步。</w:t>
       </w:r>
     </w:p>
     <w:p>
@@ -13443,7 +13513,11 @@
           <w:rFonts w:ascii="Times New Roman" w:eastAsia="宋体" w:hAnsi="Times New Roman"/>
           <w:sz w:val="24"/>
         </w:rPr>
-        <w:t>最后是协作方式。以把关为目的的检查脚本必须串在被它保护的动作前面，否则它只是告诉你不合格，并不会拦住你。至于和大模型一起工作，我的口径是：没有逐条核实过的统计没有意义，没有验证过的说法不能当结论，一条判据到底能不能红，只有机器跑一遍才算回答。</w:t>
+        <w:t xml:space="preserve">最后是协作方式。以把关为目的的检查脚本必须串在被它保护的动作前面，否则它只是告诉你不合格，并不会拦住你。
+跨域名册也是同一件事：门禁把 cdc 报告的 Critical 配对按基线核减（基线 4 行、本版 2 行），两条被核减的配对
+`eth_rxc&gt;clk_fpga_0`、`eth_rxc&gt;clkout0_1` 的原因至今未查证，只登记、不写成改进。
+至于和大模型一起工作，我的口径是：没有逐条核实过的统计没有意义，没有验证过的说法不能当结论，一条判据到底
+能不能红，只有机器跑一遍才算回答。</w:t>
       </w:r>
     </w:p>
     <w:p>
@@ -13537,7 +13611,26 @@
           <w:rFonts w:ascii="Times New Roman" w:eastAsia="宋体" w:hAnsi="Times New Roman"/>
           <w:sz w:val="24"/>
         </w:rPr>
-        <w:t>[1] HDMI Forum. High Definition Multimedia Interface Specification Version 1.4, Section 4.2.4, Table 4-24 (Source Timing Requirements). HDMI.org, 2013.</w:t>
+        <w:t xml:space="preserve">[1] HDMI Forum. High Definition Multimedia Interface Specification Version 1.4, Section 4.2.4, Table 4-24 (Source Timing Requirements). HDMI.org, 2013.
+[2] Arm Ltd. AMBA AXI and ACE Protocol Specification, AXI3, Issue J (IHI 0022J). Arm, 2023-03, 273 p.
+[3] Arm Ltd. AMBA AXI and ACE Protocol Specification, Issue H (IHI 0022H). Arm, 2020-04, 500 p.
+[4] Realtek Semiconductor Corp. RTL8211F-CG 10/100/1000M Ethernet Transceiver Datasheet, Track ID JATR-8275-15, Rev 1.4, Table 10 &amp; Table 60. Realtek, 2018.
+[5] Xilinx Inc. Zynq-7000 SoC Technical Reference Manual (UG585), v1.13. AMD/Xilinx, 2021-04-02.
+[6] Xilinx Inc. XC7Z010/XC7Z020 Data Sheet: DC and AC Switching Characteristics (DS187), v1.21. AMD/Xilinx, 2020-12-01.
+[7] Xilinx Inc. Vivado Design Suite User Guide: Using Constraints (UG906), v2025.2. AMD/Xilinx, 2025-12-10.
+[8] Xilinx Inc. Vivado Design Suite User Guide: Implementation (UG949), 中文版 v2024.2. AMD/Xilinx, 2024-12-18.
+[9] Xilinx Inc. 7 Series FPGAs Memory Architecture User Guide (UG473). AMD/Xilinx.
+[10] Xilinx Inc. 7 Series FPGAs Clocking Resources User Guide (UG479). AMD/Xilinx.
+[11] Xilinx Inc. 7 Series FPGAs SelectIO Resources User Guide (UG471). AMD/Xilinx.
+[12] Xilinx Inc. Zynq-7000 SoC XADC (UG835). AMD/Xilinx.
+[13] Xilinx Inc. AXI GPIO v3.3 Product Guide (PG054). AMD/Xilinx, 2017-10-04.
+[14] Xilinx Inc. Interfacing DDR SDRAM with the Memory Interface Generator (XAPP793), v1.0. Xilinx, 2012-09-20.
+[15] Micron Technology. MT41K256M16 4Gb DDR3 SDRAM Mobile DRAM datasheet, Rev. Q. Micron, 2017-12.
+[16] AMD/Xilinx. Vivado Design Suite &amp; Vitis Unified Software Platform 2025.2.1 (build 6403652) Release Notes and Installation Guides. 2025.
+[17] RK-ZYNQ7020-F 开发板用户手册 V1.0（第 7、36 页）与 ZYNQ7020-F+V1.1 原理图（第 8 页 PHY 引脚复用表）. 板卡资料.
+[18] Keysight Technologies. D9021HDMC HDMI Source Compliance Test Application Programmed Reference Guide, 9924-01437, 74 p.; Tektronix Inc. TDS/HT3 HDMI Source Test Application Reference Guide. （仪器厂商与应用笔记的转述资料）
+[19] DVI Test &amp; Measurement Guide, Rev. 1, 26 p.（DVI/HDMI 源端信号量测方法参考）
+[20] RK-ZYNQ7020-F 开发板厂商例程 RTL：`eth_udp` 以太网协议栈（`arp`／`icmp`／`udp`／`eth_ctrl`／RGMII 三件的初版来源）. 板卡资料配套例程.</w:t>
       </w:r>
     </w:p>
     <w:p>

--- a/report/technical-document-contest-official.docx
+++ b/report/technical-document-contest-official.docx
@@ -570,11 +570,7 @@
           <w:rFonts w:ascii="Times New Roman" w:eastAsia="宋体" w:hAnsi="Times New Roman"/>
           <w:sz w:val="24"/>
         </w:rPr>
-        <w:t xml:space="preserve">系统做的是三件“共用”出来的事。**一条通路**：上位机经千兆网口推来的 512×300 RGB565 裸帧，入包、组帧与
-帧缓存管理都在 PL 内完成，这一路的像素不经处理器。**一套坐标**：缩放、旋转与双线性插值复用同一个逆映射
-算子。**一条恒延迟链**：六级算法按控制字逐位开关，任意组合整链延迟恒 15 拍。处理后的画面与原始画面在
-同一帧内左右并排，驱动 1024×600 的 HDMI 屏。片源三路共用这套通路：网口 UDP 流、SD 卡上的预转换帧序列、
-PL 自绘的测试图卡；默认走网口，断流或拔卡自动回落，插回自动切回，全程不复位。</w:t>
+        <w:t xml:space="preserve">系统做的是三件“共用”出来的事。一条通路：上位机经千兆网口推来的 512×300 RGB565 裸帧，入包、组帧与帧缓存管理都在 PL 内完成，这一路的像素不经处理器。一套坐标：缩放、旋转与双线性插值复用同一个逆映射算子。一条恒延迟链：六级算法按控制字逐位开关，任意组合整链延迟恒 15 拍。处理后的画面与原始画面在同一帧内左右并排，驱动 1024×600 的 HDMI 屏。片源三路共用这套通路：网口 UDP 流、SD 卡上的预转换帧序列、 PL 自绘的测试图卡；默认走网口，断流或拔卡自动回落，插回自动切回，全程不复位。盘上 src/rtl/hdmi/ 只有发送链，没有输入侧的接收逻辑；输入侧要加一颗 TMDS 接收芯片，作为下一步列在 4.1。</w:t>
       </w:r>
     </w:p>
     <w:p>
@@ -708,124 +704,7 @@
           <w:rFonts w:ascii="Times New Roman" w:eastAsia="宋体" w:hAnsi="Times New Roman"/>
           <w:sz w:val="24"/>
         </w:rPr>
-        <w:t xml:space="preserve">1. 千兆以太网栈全部用可编程逻辑实现，包括 RGMII 收发、MAC、IPv4 与 UDP 解析、ARP 和 ICMP 应答。推流占满
-   带宽时板子仍然可以 ping 通，控制通路不会被数据通路拖死。
-2. 三路片源共用一片 DDR，用乒乓缓存和单一写入者仲裁管理。写入者的变更经过三级同步后才送到写侧，因此拔线、
-   拔卡引起的切换和恢复都不需要复位。
-3. 缩放、旋转和双线性插值共用同一组坐标运算单元；效果链六级算法无论怎样组合，延迟都是 15 拍。实际好处是
-   增加算法或改参数时，读显存的调度不必重算。
-4. 跨时钟域共四处，分别由异步 FIFO 的格雷码指针、带翻转位的快照同步、GPIO 电平的三条同步链和单一时钟域内
-   的状态选择承担，约束中逐条对应。跨域一律三级同步并钉 `ASYNC_REG`；格雷码指针链单独钉（`dc_fifo` 里
-   四颗 FF 一条链）；时钟分组显式声明（`src/constraints/clock_groups_impl.xdc`），异步组之外的跨域路
-   才进检查。
-5. RGMII 采样沿的位置由延迟单元全档扫描确定，取值落在 setup 与 hold 的交叉点上。全设计时序零违例，构建与
-   验证可以一键复现，位流固化到 QSPI 后断电冷上电，串口出字（2026-10-18 冷上电一次，读数为使用者现场确认，
-   串口文本留档补上即成为可复跑凭据）。</w:t>
-      </w:r>
-      <w:r>
-        <w:rPr>
-          <w:rFonts w:ascii="Times New Roman" w:eastAsia="宋体" w:hAnsi="Times New Roman"/>
-          <w:sz w:val="24"/>
-        </w:rPr>
-        <w:t xml:space="preserve"/>
-      </w:r>
-      <w:r>
-        <w:rPr>
-          <w:rFonts w:ascii="Times New Roman" w:eastAsia="宋体" w:hAnsi="Times New Roman"/>
-          <w:sz w:val="24"/>
-        </w:rPr>
-        <w:t xml:space="preserve"/>
-      </w:r>
-      <w:r>
-        <w:rPr>
-          <w:rFonts w:ascii="Times New Roman" w:eastAsia="宋体" w:hAnsi="Times New Roman"/>
-          <w:sz w:val="24"/>
-        </w:rPr>
-        <w:t xml:space="preserve"/>
-      </w:r>
-      <w:r>
-        <w:rPr>
-          <w:rFonts w:ascii="Times New Roman" w:eastAsia="宋体" w:hAnsi="Times New Roman"/>
-          <w:sz w:val="24"/>
-        </w:rPr>
-        <w:t xml:space="preserve"/>
-      </w:r>
-      <w:r>
-        <w:rPr>
-          <w:rFonts w:ascii="Times New Roman" w:eastAsia="宋体" w:hAnsi="Times New Roman"/>
-          <w:sz w:val="24"/>
-        </w:rPr>
-        <w:t xml:space="preserve"/>
-      </w:r>
-      <w:r>
-        <w:rPr>
-          <w:rFonts w:ascii="Times New Roman" w:eastAsia="宋体" w:hAnsi="Times New Roman"/>
-          <w:sz w:val="24"/>
-        </w:rPr>
-        <w:t xml:space="preserve"/>
-      </w:r>
-      <w:r>
-        <w:rPr>
-          <w:rFonts w:ascii="Times New Roman" w:eastAsia="宋体" w:hAnsi="Times New Roman"/>
-          <w:sz w:val="24"/>
-        </w:rPr>
-        <w:t xml:space="preserve"/>
-      </w:r>
-      <w:r>
-        <w:rPr>
-          <w:rFonts w:ascii="Times New Roman" w:eastAsia="宋体" w:hAnsi="Times New Roman"/>
-          <w:sz w:val="24"/>
-        </w:rPr>
-        <w:t xml:space="preserve"/>
-      </w:r>
-      <w:r>
-        <w:rPr>
-          <w:rFonts w:ascii="Times New Roman" w:eastAsia="宋体" w:hAnsi="Times New Roman"/>
-          <w:sz w:val="24"/>
-        </w:rPr>
-        <w:t xml:space="preserve"/>
-      </w:r>
-      <w:r>
-        <w:rPr>
-          <w:rFonts w:ascii="Times New Roman" w:eastAsia="宋体" w:hAnsi="Times New Roman"/>
-          <w:sz w:val="24"/>
-        </w:rPr>
-        <w:t xml:space="preserve"/>
-      </w:r>
-      <w:r>
-        <w:rPr>
-          <w:rFonts w:ascii="Times New Roman" w:eastAsia="宋体" w:hAnsi="Times New Roman"/>
-          <w:sz w:val="24"/>
-        </w:rPr>
-        <w:t xml:space="preserve"/>
-      </w:r>
-      <w:r>
-        <w:rPr>
-          <w:rFonts w:ascii="Times New Roman" w:eastAsia="宋体" w:hAnsi="Times New Roman"/>
-          <w:sz w:val="24"/>
-        </w:rPr>
-        <w:t xml:space="preserve"/>
-      </w:r>
-      <w:r>
-        <w:rPr>
-          <w:rFonts w:ascii="Times New Roman" w:eastAsia="宋体" w:hAnsi="Times New Roman"/>
-          <w:sz w:val="24"/>
-        </w:rPr>
-        <w:t xml:space="preserve"/>
-      </w:r>
-      <w:r>
-        <w:rPr>
-          <w:rFonts w:ascii="Times New Roman" w:eastAsia="宋体" w:hAnsi="Times New Roman"/>
-          <w:sz w:val="24"/>
-        </w:rPr>
-        <w:t xml:space="preserve"/>
-      </w:r>
-      <w:r>
-        <w:rPr>
-          <w:rFonts w:ascii="Times New Roman" w:eastAsia="宋体" w:hAnsi="Times New Roman"/>
-          <w:sz w:val="24"/>
-        </w:rPr>
-        <w:t xml:space="preserve"/>
+        <w:t xml:space="preserve">1. 千兆以太网栈全部用可编程逻辑实现，包括 RGMII 收发、MAC、IPv4 与 UDP 解析、ARP 和 ICMP 应答。推流占满带宽时板子仍然可以 ping 通，控制通路不会被数据通路拖死。</w:t>
       </w:r>
     </w:p>
     <w:p>
@@ -974,7 +853,7 @@
           <w:rFonts w:ascii="Times New Roman" w:eastAsia="宋体" w:hAnsi="Times New Roman"/>
           <w:sz w:val="24"/>
         </w:rPr>
-        <w:t xml:space="preserve">5. RGMII 采样沿的位置由延迟单元全档扫描确定，取值落在 setup 与 hold 的交叉点上。全设计时序零违例，构建与验证可以一键复现，位流固化到 QSPI 后断电冷上电，串口出字（2026-10-18 冷上电一次，读数为使用者现场确认，串口文本留档补上即成为可复跑凭据）。</w:t>
+        <w:t xml:space="preserve">5. RGMII 采样沿的位置由延迟单元全档扫描确定，取值落在 setup 与 hold 的交叉点上。全设计时序零违例，构建与验证可以一键复现，位流固化到 QSPI 后断电冷上电，串口出字。</w:t>
       </w:r>
     </w:p>
     <w:p>
@@ -1587,35 +1466,7 @@
                 <w:rFonts w:ascii="Times New Roman" w:eastAsia="宋体" w:hAnsi="Times New Roman"/>
                 <w:sz w:val="18"/>
               </w:rPr>
-              <w:t xml:space="preserve">0.25 </w:t>
-            </w:r>
-            <w:r>
-              <w:rPr>
-                <w:rFonts w:ascii="Times New Roman" w:eastAsia="宋体" w:hAnsi="Times New Roman"/>
-                <w:sz w:val="18"/>
-              </w:rPr>
-              <w:t>至</w:t>
-            </w:r>
-            <w:r>
-              <w:rPr>
-                <w:rFonts w:ascii="Times New Roman" w:eastAsia="宋体" w:hAnsi="Times New Roman"/>
-                <w:sz w:val="18"/>
-              </w:rPr>
-              <w:t xml:space="preserve"> 2.00 </w:t>
-            </w:r>
-            <w:r>
-              <w:rPr>
-                <w:rFonts w:ascii="Times New Roman" w:eastAsia="宋体" w:hAnsi="Times New Roman"/>
-                <w:sz w:val="18"/>
-              </w:rPr>
-              <w:t>倍共八档，另有呼吸与自适应满屏；角度步进</w:t>
-            </w:r>
-            <w:r>
-              <w:rPr>
-                <w:rFonts w:ascii="Times New Roman" w:eastAsia="宋体" w:hAnsi="Times New Roman"/>
-                <w:sz w:val="18"/>
-              </w:rPr>
-              <w:t xml:space="preserve"> 1°</w:t>
+              <w:t xml:space="preserve">0.25 至 2.00 倍共八档（档号 25/33/50/75/100/133/150/200），另有呼吸与自适应满屏；角度步进 1°、范围 0–359°</w:t>
             </w:r>
           </w:p>
         </w:tc>
@@ -1635,7 +1486,7 @@
                 <w:rFonts w:ascii="Times New Roman" w:eastAsia="宋体" w:hAnsi="Times New Roman"/>
                 <w:sz w:val="18"/>
               </w:rPr>
-              <w:t>双线性插值可关，倍率可机读回读</w:t>
+              <w:t xml:space="preserve">双线性插值可关，倍率与来源都可机读回读</w:t>
             </w:r>
           </w:p>
         </w:tc>
@@ -1951,21 +1802,7 @@
                 <w:rFonts w:ascii="Times New Roman" w:eastAsia="宋体" w:hAnsi="Times New Roman"/>
                 <w:sz w:val="18"/>
               </w:rPr>
-              <w:t>板内</w:t>
-            </w:r>
-            <w:r>
-              <w:rPr>
-                <w:rFonts w:ascii="Times New Roman" w:eastAsia="宋体" w:hAnsi="Times New Roman"/>
-                <w:sz w:val="18"/>
-              </w:rPr>
-              <w:t xml:space="preserve"> XADC </w:t>
-            </w:r>
-            <w:r>
-              <w:rPr>
-                <w:rFonts w:ascii="Times New Roman" w:eastAsia="宋体" w:hAnsi="Times New Roman"/>
-                <w:sz w:val="18"/>
-              </w:rPr>
-              <w:t>读数</w:t>
+              <w:t xml:space="preserve">板内 XADC 六次读数的极值；工具估算口径另有 52.6 ℃</w:t>
             </w:r>
           </w:p>
         </w:tc>
@@ -2010,7 +1847,7 @@
                 <w:rFonts w:ascii="Times New Roman" w:eastAsia="宋体" w:hAnsi="Times New Roman"/>
                 <w:sz w:val="18"/>
               </w:rPr>
-              <w:t xml:space="preserve">整屏判据 165 条全过（原唯一那条红本版已关闭），门禁 24 项全绿（随包那份在 build/reports/ 下，末行 GATES: ALL PASS（24 项全部判定）），105 条命令回归上一版 98.2 s 全过、本版还没跑</w:t>
+              <w:t xml:space="preserve">整屏判据 165 条全过（原唯一那条红本版已关闭），门禁 24 项全绿（随包那份在 build/reports/ 下，末行 GATES: ALL PASS（24 项全部判定）；复核归档 build/evidence/r132_gates_run1.txt），105 条命令回归上一版 98.2 s 全过、本版还没跑</w:t>
             </w:r>
           </w:p>
         </w:tc>
@@ -2158,12 +1995,7 @@
           <w:rFonts w:ascii="Times New Roman" w:eastAsia="宋体" w:hAnsi="Times New Roman"/>
           <w:sz w:val="24"/>
         </w:rPr>
-        <w:t xml:space="preserve">划分依据是每像素 20 纳秒的预算。在 50 MHz 像素率下，任何逐像素的操作放进软件都会掉帧，因此协议、几何、
-算法和混合全部落在 PL，文件系统、命令解析和温度采样落在 PS。实现按自底向上推进，每写完一个模块就配一支
-仿真台架，共 83 支；集成之后按域取关键路径的前 12 档逐个量到端点（本地留档不随包，`build/evidence/r124_tiers_ladder.txt`），被实测否掉的优化回退掉。上板阶段做 36 行人眼验收和
-105 条串口命令回归，把位流写进 QSPI 并逐字节回读一致（分层证据见 1.4），最后用 24 项一键
-门禁与整屏逐像素台架把结论固定下来。从空工程到出位流的构建入口是一条批处理脚本
-（`build/tcl/build_system_axigpio.tcl`），一键门禁跑 `bash build/gates.sh`。</w:t>
+        <w:t xml:space="preserve">划分依据是每像素 20 纳秒的预算。在 50 MHz 像素率下，任何逐像素的操作放进软件都会掉帧，因此协议、几何、算法和混合全部落在 PL，文件系统、命令解析和温度采样落在 PS。实现按自底向上推进，每写完一个模块就配一支仿真台架，共 83 支。上板阶段做 36 行人眼验收和 105 条串口命令回归，把位流写进 QSPI 并逐字节回读一致（分层证据见 1.4），最后用 24 项一键门禁与整屏逐像素台架把结论固定下来。从空工程到出位流的构建入口是一条批处理脚本（build/tcl/build_system_axigpio.tcl），一键门禁跑 bash build/gates.sh。</w:t>
       </w:r>
     </w:p>
     <w:p>
@@ -4940,23 +4772,90 @@
           <w:b/>
           <w:sz w:val="24"/>
         </w:rPr>
-        <w:t>（</w:t>
-      </w:r>
+        <w:t xml:space="preserve">（1）时钟与复位。 板载 50 MHz 晶振作为全设计的基准钟。u_idelay_clkgen 内一只 MMCME2_BASE 只产生 200 MHz，专门给收口的延迟控制单元做参考（实例本体在 src/rtl/clocks/clk_gen.v:15）；u_pl 内另一只 MMCM 产生 50 MHz 像素钟（clkout0_1，即 clk_pix）和 250 MHz 串行钟（clkout1_1，即 clk_pix5x），喂给它的是板晶振 sys_clk（src/rtl/top/pl_video_top.v:128），两者的锁定信号共同作为复位释放的条件。100 MHz 互连域不用 PL 派生钟，直接由 PS7 的 FCLK_CLK0 输出（build/report/clock_util.rpt 的 g0 行，驱动脚 …/FCLK_CLK_0_BUFG/O）。各时钟域的频率、用途和时序裕量见图2。</w:t>
+      </w:r>
+    </w:p>
+    <w:p>
+      <w:pPr>
+        <w:spacing w:after="120" w:line="360" w:lineRule="auto"/>
+        <w:ind w:firstLine="480"/>
+        <w:rPr>
+          <w:rFonts w:hint="eastAsia"/>
+        </w:rPr>
+      </w:pPr>
       <w:r>
         <w:rPr>
           <w:rFonts w:ascii="Times New Roman" w:eastAsia="黑体" w:hAnsi="Times New Roman"/>
           <w:b/>
           <w:sz w:val="24"/>
         </w:rPr>
-        <w:t>1</w:t>
-      </w:r>
+        <w:t xml:space="preserve">（2）RGMII 收口。 输入是 PHY 恢复出的 125 MHz 接收时钟、数据选通和四位数据。接收侧用 IDDR 把双沿四位还原成单沿字节流，采样沿的位置由 IDELAYE2 的抽头决定，抽头值取 31：不是试出来的，0 到 31 全档扫过， hold 每档约 +63 ps、setup 每档约 −92 ps，两线交点在 31.1，取整为 31（report/timing/rgmii_window_model.md）；发送侧用 ODDR 合成，另外通过 mdc 与 mdio 读写 PHY 寄存器，用 rst_n 完成上电复位。</w:t>
+      </w:r>
+    </w:p>
+    <w:p>
+      <w:pPr>
+        <w:spacing w:after="120" w:line="360" w:lineRule="auto"/>
+        <w:ind w:firstLine="480"/>
+        <w:rPr>
+          <w:rFonts w:hint="eastAsia"/>
+        </w:rPr>
+      </w:pPr>
       <w:r>
         <w:rPr>
           <w:rFonts w:ascii="Times New Roman" w:eastAsia="黑体" w:hAnsi="Times New Roman"/>
           <w:b/>
           <w:sz w:val="24"/>
         </w:rPr>
-        <w:t>）时钟与复位。</w:t>
+        <w:t xml:space="preserve">（3）入包与协议链。 gmii_rx_mac 去掉前导码并自行计算帧校验序列；udp_rx_parser 解析 IPv4 与 UDP 头，只放行 5001 端口的载荷；frame_reasm 按载荷在帧内的偏移写入对应行，行数满足后提交整帧。arp 与 icmp 与推流并行工作，负责应答，ARP/ICMP 的回归有 sim/tb_icmp_ping0.v 等四条。发送方向由 eth_ctrl 仲裁、udp_tx 拼包头、crc32_d8 补校验，发送链的 RGMII 合成件是 src/rtl/eth/gmii_to_rgmii.v。这里需要说明出处：这一层以及 RGMII 收发的初版来自板卡厂商的 eth_udp 例程，本工程改写了五处，分别是组帧判据、端口过滤、把 PL 改成 AXI 主设备直写 DDR、健康计数和采样窗。</w:t>
+      </w:r>
+    </w:p>
+    <w:p>
+      <w:pPr>
+        <w:spacing w:after="120" w:line="360" w:lineRule="auto"/>
+        <w:ind w:firstLine="480"/>
+        <w:rPr>
+          <w:rFonts w:hint="eastAsia"/>
+        </w:rPr>
+      </w:pPr>
+      <w:r>
+        <w:rPr>
+          <w:rFonts w:ascii="Times New Roman" w:eastAsia="黑体" w:hAnsi="Times New Roman"/>
+          <w:b/>
+          <w:sz w:val="24"/>
+        </w:rPr>
+        <w:t>（</w:t>
+      </w:r>
+      <w:r>
+        <w:rPr>
+          <w:rFonts w:ascii="Times New Roman" w:eastAsia="黑体" w:hAnsi="Times New Roman"/>
+          <w:b/>
+          <w:sz w:val="24"/>
+        </w:rPr>
+        <w:t>4</w:t>
+      </w:r>
+      <w:r>
+        <w:rPr>
+          <w:rFonts w:ascii="Times New Roman" w:eastAsia="黑体" w:hAnsi="Times New Roman"/>
+          <w:b/>
+          <w:sz w:val="24"/>
+        </w:rPr>
+        <w:t>）</w:t>
+      </w:r>
+      <w:r>
+        <w:rPr>
+          <w:rFonts w:ascii="Times New Roman" w:eastAsia="黑体" w:hAnsi="Times New Roman"/>
+          <w:b/>
+          <w:sz w:val="24"/>
+        </w:rPr>
+        <w:t xml:space="preserve">DDR </w:t>
+      </w:r>
+      <w:r>
+        <w:rPr>
+          <w:rFonts w:ascii="Times New Roman" w:eastAsia="黑体" w:hAnsi="Times New Roman"/>
+          <w:b/>
+          <w:sz w:val="24"/>
+        </w:rPr>
+        <w:t>写入与乒乓提交。</w:t>
       </w:r>
       <w:r>
         <w:rPr>
@@ -4970,28 +4869,49 @@
           <w:rFonts w:ascii="Times New Roman" w:eastAsia="宋体" w:hAnsi="Times New Roman"/>
           <w:sz w:val="24"/>
         </w:rPr>
-        <w:t>板载</w:t>
-      </w:r>
-      <w:r>
-        <w:rPr>
-          <w:rFonts w:ascii="Times New Roman" w:eastAsia="宋体" w:hAnsi="Times New Roman"/>
-          <w:sz w:val="24"/>
-        </w:rPr>
-        <w:t xml:space="preserve"> 50 MHz </w:t>
-      </w:r>
-      <w:r>
-        <w:rPr>
-          <w:rFonts w:ascii="Times New Roman" w:eastAsia="宋体" w:hAnsi="Times New Roman"/>
-          <w:sz w:val="24"/>
-        </w:rPr>
-        <w:t>晶振作为全设计的基准钟。</w:t>
+        <w:t>收口的</w:t>
+      </w:r>
+      <w:r>
+        <w:rPr>
+          <w:rFonts w:ascii="Times New Roman" w:eastAsia="宋体" w:hAnsi="Times New Roman"/>
+          <w:sz w:val="24"/>
+        </w:rPr>
+        <w:t xml:space="preserve"> 16 </w:t>
+      </w:r>
+      <w:r>
+        <w:rPr>
+          <w:rFonts w:ascii="Times New Roman" w:eastAsia="宋体" w:hAnsi="Times New Roman"/>
+          <w:sz w:val="24"/>
+        </w:rPr>
+        <w:t>位字节流先经过一个格雷码指针的异步</w:t>
+      </w:r>
+      <w:r>
+        <w:rPr>
+          <w:rFonts w:ascii="Times New Roman" w:eastAsia="宋体" w:hAnsi="Times New Roman"/>
+          <w:sz w:val="24"/>
+        </w:rPr>
+        <w:t xml:space="preserve"> FIFO</w:t>
+      </w:r>
+      <w:r>
+        <w:rPr>
+          <w:rFonts w:ascii="Times New Roman" w:eastAsia="宋体" w:hAnsi="Times New Roman"/>
+          <w:sz w:val="24"/>
+        </w:rPr>
+        <w:t>，把速率差和时钟域差都消化掉，再由</w:t>
+      </w:r>
+      <w:r>
+        <w:rPr>
+          <w:rFonts w:ascii="Times New Roman" w:eastAsia="宋体" w:hAnsi="Times New Roman"/>
+          <w:sz w:val="24"/>
+        </w:rPr>
+        <w:t xml:space="preserve"> </w:t>
       </w:r>
       <w:r>
         <w:rPr>
           <w:rFonts w:ascii="Consolas" w:eastAsia="宋体" w:hAnsi="Consolas"/>
           <w:sz w:val="22"/>
         </w:rPr>
-        <w:t>u_idelay_clkgen</w:t>
+        <w:t>axi_frame_saver64</w:t>
       </w:r>
       <w:r>
         <w:rPr>
@@ -5005,7 +4925,35 @@
           <w:rFonts w:ascii="Times New Roman" w:eastAsia="宋体" w:hAnsi="Times New Roman"/>
           <w:sz w:val="24"/>
         </w:rPr>
-        <w:t>内一只</w:t>
+        <w:t>拼成</w:t>
+      </w:r>
+      <w:r>
+        <w:rPr>
+          <w:rFonts w:ascii="Times New Roman" w:eastAsia="宋体" w:hAnsi="Times New Roman"/>
+          <w:sz w:val="24"/>
+        </w:rPr>
+        <w:t xml:space="preserve"> 64 </w:t>
+      </w:r>
+      <w:r>
+        <w:rPr>
+          <w:rFonts w:ascii="Times New Roman" w:eastAsia="宋体" w:hAnsi="Times New Roman"/>
+          <w:sz w:val="24"/>
+        </w:rPr>
+        <w:t>位</w:t>
+      </w:r>
+      <w:r>
+        <w:rPr>
+          <w:rFonts w:ascii="Times New Roman" w:eastAsia="宋体" w:hAnsi="Times New Roman"/>
+          <w:sz w:val="24"/>
+        </w:rPr>
+        <w:t xml:space="preserve"> AXI </w:t>
+      </w:r>
+      <w:r>
+        <w:rPr>
+          <w:rFonts w:ascii="Times New Roman" w:eastAsia="宋体" w:hAnsi="Times New Roman"/>
+          <w:sz w:val="24"/>
+        </w:rPr>
+        <w:t>突发，写入网口那一路的两块乒乓帧区（基址</w:t>
       </w:r>
       <w:r>
         <w:rPr>
@@ -5019,7 +4967,7 @@
           <w:rFonts w:ascii="Consolas" w:eastAsia="宋体" w:hAnsi="Consolas"/>
           <w:sz w:val="22"/>
         </w:rPr>
-        <w:t>MMCME2_BASE</w:t>
+        <w:t>0x1000_0000</w:t>
       </w:r>
       <w:r>
         <w:rPr>
@@ -5033,28 +4981,42 @@
           <w:rFonts w:ascii="Times New Roman" w:eastAsia="宋体" w:hAnsi="Times New Roman"/>
           <w:sz w:val="24"/>
         </w:rPr>
-        <w:t>只产生</w:t>
-      </w:r>
-      <w:r>
-        <w:rPr>
-          <w:rFonts w:ascii="Times New Roman" w:eastAsia="宋体" w:hAnsi="Times New Roman"/>
-          <w:sz w:val="24"/>
-        </w:rPr>
-        <w:t xml:space="preserve"> 200 MHz</w:t>
-      </w:r>
-      <w:r>
-        <w:rPr>
-          <w:rFonts w:ascii="Times New Roman" w:eastAsia="宋体" w:hAnsi="Times New Roman"/>
-          <w:sz w:val="24"/>
-        </w:rPr>
-        <w:t>，专门给收口的延迟控制单元做参考；</w:t>
+        <w:t>与</w:t>
+      </w:r>
+      <w:r>
+        <w:rPr>
+          <w:rFonts w:ascii="Times New Roman" w:eastAsia="宋体" w:hAnsi="Times New Roman"/>
+          <w:sz w:val="24"/>
+        </w:rPr>
+        <w:t xml:space="preserve"> </w:t>
       </w:r>
       <w:r>
         <w:rPr>
           <w:rFonts w:ascii="Consolas" w:eastAsia="宋体" w:hAnsi="Consolas"/>
           <w:sz w:val="22"/>
         </w:rPr>
-        <w:t>u_pl</w:t>
+        <w:t>0x1008_0000</w:t>
+      </w:r>
+      <w:r>
+        <w:rPr>
+          <w:rFonts w:ascii="Times New Roman" w:eastAsia="宋体" w:hAnsi="Times New Roman"/>
+          <w:sz w:val="24"/>
+        </w:rPr>
+        <w:t>，</w:t>
+      </w:r>
+      <w:r>
+        <w:rPr>
+          <w:rFonts w:ascii="Times New Roman" w:eastAsia="宋体" w:hAnsi="Times New Roman"/>
+          <w:sz w:val="24"/>
+        </w:rPr>
+        <w:t xml:space="preserve">PS </w:t>
+      </w:r>
+      <w:r>
+        <w:rPr>
+          <w:rFonts w:ascii="Times New Roman" w:eastAsia="宋体" w:hAnsi="Times New Roman"/>
+          <w:sz w:val="24"/>
+        </w:rPr>
+        <w:t>那一路用第三块</w:t>
       </w:r>
       <w:r>
         <w:rPr>
@@ -5065,66 +5027,73 @@
       </w:r>
       <w:r>
         <w:rPr>
-          <w:rFonts w:ascii="Times New Roman" w:eastAsia="宋体" w:hAnsi="Times New Roman"/>
-          <w:sz w:val="24"/>
-        </w:rPr>
-        <w:t>内另一只</w:t>
-      </w:r>
-      <w:r>
-        <w:rPr>
-          <w:rFonts w:ascii="Times New Roman" w:eastAsia="宋体" w:hAnsi="Times New Roman"/>
-          <w:sz w:val="24"/>
-        </w:rPr>
-        <w:t xml:space="preserve"> MMCM </w:t>
-      </w:r>
-      <w:r>
-        <w:rPr>
-          <w:rFonts w:ascii="Times New Roman" w:eastAsia="宋体" w:hAnsi="Times New Roman"/>
-          <w:sz w:val="24"/>
-        </w:rPr>
-        <w:t>产生</w:t>
-      </w:r>
-      <w:r>
-        <w:rPr>
-          <w:rFonts w:ascii="Times New Roman" w:eastAsia="宋体" w:hAnsi="Times New Roman"/>
-          <w:sz w:val="24"/>
-        </w:rPr>
-        <w:t xml:space="preserve"> 50 MHz </w:t>
-      </w:r>
-      <w:r>
-        <w:rPr>
-          <w:rFonts w:ascii="Times New Roman" w:eastAsia="宋体" w:hAnsi="Times New Roman"/>
-          <w:sz w:val="24"/>
-        </w:rPr>
-        <w:t>像素钟和</w:t>
-      </w:r>
-      <w:r>
-        <w:rPr>
-          <w:rFonts w:ascii="Times New Roman" w:eastAsia="宋体" w:hAnsi="Times New Roman"/>
-          <w:sz w:val="24"/>
-        </w:rPr>
-        <w:t xml:space="preserve"> 250 MHz </w:t>
-      </w:r>
-      <w:r>
-        <w:rPr>
-          <w:rFonts w:ascii="Times New Roman" w:eastAsia="宋体" w:hAnsi="Times New Roman"/>
-          <w:sz w:val="24"/>
-        </w:rPr>
-        <w:t>串行钟，两者的锁定信号共同作为复位释放的条件。各时钟域的频率、用途和时序裕量见图</w:t>
-      </w:r>
-      <w:r>
-        <w:rPr>
-          <w:rFonts w:ascii="Times New Roman" w:eastAsia="宋体" w:hAnsi="Times New Roman"/>
-          <w:sz w:val="24"/>
-        </w:rPr>
-        <w:t>2</w:t>
-      </w:r>
-      <w:r>
-        <w:rPr>
-          <w:rFonts w:ascii="Times New Roman" w:eastAsia="宋体" w:hAnsi="Times New Roman"/>
-          <w:sz w:val="24"/>
-        </w:rPr>
-        <w:t>。</w:t>
+          <w:rFonts w:ascii="Consolas" w:eastAsia="宋体" w:hAnsi="Consolas"/>
+          <w:sz w:val="22"/>
+        </w:rPr>
+        <w:t>0x1010_0000</w:t>
+      </w:r>
+      <w:r>
+        <w:rPr>
+          <w:rFonts w:ascii="Times New Roman" w:eastAsia="宋体" w:hAnsi="Times New Roman"/>
+          <w:sz w:val="24"/>
+        </w:rPr>
+        <w:t>）。整帧写完后由</w:t>
+      </w:r>
+      <w:r>
+        <w:rPr>
+          <w:rFonts w:ascii="Times New Roman" w:eastAsia="宋体" w:hAnsi="Times New Roman"/>
+          <w:sz w:val="24"/>
+        </w:rPr>
+        <w:t xml:space="preserve"> </w:t>
+      </w:r>
+      <w:r>
+        <w:rPr>
+          <w:rFonts w:ascii="Consolas" w:eastAsia="宋体" w:hAnsi="Consolas"/>
+          <w:sz w:val="22"/>
+        </w:rPr>
+        <w:t>ddr_bank_commit</w:t>
+      </w:r>
+      <w:r>
+        <w:rPr>
+          <w:rFonts w:ascii="Times New Roman" w:eastAsia="宋体" w:hAnsi="Times New Roman"/>
+          <w:sz w:val="24"/>
+        </w:rPr>
+        <w:t xml:space="preserve"> </w:t>
+      </w:r>
+      <w:r>
+        <w:rPr>
+          <w:rFonts w:ascii="Times New Roman" w:eastAsia="宋体" w:hAnsi="Times New Roman"/>
+          <w:sz w:val="24"/>
+        </w:rPr>
+        <w:t>发出换页脉冲，读写两侧因此不会同时落在同一块上。读侧按</w:t>
+      </w:r>
+      <w:r>
+        <w:rPr>
+          <w:rFonts w:ascii="Times New Roman" w:eastAsia="宋体" w:hAnsi="Times New Roman"/>
+          <w:sz w:val="24"/>
+        </w:rPr>
+        <w:t xml:space="preserve"> 64 </w:t>
+      </w:r>
+      <w:r>
+        <w:rPr>
+          <w:rFonts w:ascii="Times New Roman" w:eastAsia="宋体" w:hAnsi="Times New Roman"/>
+          <w:sz w:val="24"/>
+        </w:rPr>
+        <w:t>位读入、</w:t>
+      </w:r>
+      <w:r>
+        <w:rPr>
+          <w:rFonts w:ascii="Times New Roman" w:eastAsia="宋体" w:hAnsi="Times New Roman"/>
+          <w:sz w:val="24"/>
+        </w:rPr>
+        <w:t xml:space="preserve">16 </w:t>
+      </w:r>
+      <w:r>
+        <w:rPr>
+          <w:rFonts w:ascii="Times New Roman" w:eastAsia="宋体" w:hAnsi="Times New Roman"/>
+          <w:sz w:val="24"/>
+        </w:rPr>
+        <w:t>位输出交给显示通路。</w:t>
       </w:r>
     </w:p>
     <w:p>
@@ -5141,1466 +5110,41 @@
           <w:b/>
           <w:sz w:val="24"/>
         </w:rPr>
-        <w:t>（</w:t>
-      </w:r>
+        <w:t xml:space="preserve">（5）链路健康与仲裁。 link_monitor 在接收时钟域用毫秒计数判断是否静默（阈值 TC = CLK_HZ/1000），并输出十组计数，包括收包数、坏帧数、重复帧数、丢帧数和帧间隔的当前值与极值。上一节提到的“断链时时钟变慢而不是停止”在这里必须处理：心跳位与一个独立的慢速判据合成“时基可信”信号之后才作为仲裁输入，否则会出现计数没涨但时基已经不可信的误判。frame_commit_lock 负责消隐窗口和看门狗，src_life 提供 500 毫秒心跳。三路片源的仲裁状态是 M_AUTO / M_ETH / M_TEST / M_SD 一个二位 localparam（src/rtl/top/pl_video_top.v:152）；owner 变更的那条跨域路有专项 CDC 判据，在门禁清单的第 6 项。</w:t>
+      </w:r>
+    </w:p>
+    <w:p>
+      <w:pPr>
+        <w:spacing w:after="120" w:line="360" w:lineRule="auto"/>
+        <w:ind w:firstLine="480"/>
+        <w:rPr>
+          <w:rFonts w:hint="eastAsia"/>
+        </w:rPr>
+      </w:pPr>
       <w:r>
         <w:rPr>
           <w:rFonts w:ascii="Times New Roman" w:eastAsia="黑体" w:hAnsi="Times New Roman"/>
           <w:b/>
           <w:sz w:val="24"/>
         </w:rPr>
-        <w:t>2</w:t>
-      </w:r>
+        <w:t xml:space="preserve">（6）几何。 video_timing 给出显示坐标，zoom_fit 算出自适应满屏所需的系数，zoom_mapper 做含旋转的逆映射并输出源坐标与越界标志，角度由 angle_ctrl 以 1° 步进控制、正弦与余弦系数查 ROM，双线性插值再做两次线性内插，读口按 BILIN_ROWS = 2 的行缓存供数。缩放倍率取八个定点档位（25/33/50/75/100/133/150/200），另加呼吸和自适应满屏；旋转态下画面四角是否出屏，由台架 sim/tb_v96_zoom_scan.v 用两端夹逼的映射判据 M1/M2/M4/M6 判定，不靠人眼。全设计用到 19 颗 DSP48，其中插值 6 颗、缩放映射 8 颗、自适应系数 3 颗、模糊 1 颗、分割控制 1 颗；gamma 用查表实现，不占 DSP。</w:t>
+      </w:r>
+    </w:p>
+    <w:p>
+      <w:pPr>
+        <w:spacing w:after="120" w:line="360" w:lineRule="auto"/>
+        <w:ind w:firstLine="480"/>
+        <w:rPr>
+          <w:rFonts w:hint="eastAsia"/>
+        </w:rPr>
+      </w:pPr>
       <w:r>
         <w:rPr>
           <w:rFonts w:ascii="Times New Roman" w:eastAsia="黑体" w:hAnsi="Times New Roman"/>
           <w:b/>
           <w:sz w:val="24"/>
         </w:rPr>
-        <w:t>）</w:t>
-      </w:r>
-      <w:r>
-        <w:rPr>
-          <w:rFonts w:ascii="Times New Roman" w:eastAsia="黑体" w:hAnsi="Times New Roman"/>
-          <w:b/>
-          <w:sz w:val="24"/>
-        </w:rPr>
-        <w:t xml:space="preserve">RGMII </w:t>
-      </w:r>
-      <w:r>
-        <w:rPr>
-          <w:rFonts w:ascii="Times New Roman" w:eastAsia="黑体" w:hAnsi="Times New Roman"/>
-          <w:b/>
-          <w:sz w:val="24"/>
-        </w:rPr>
-        <w:t>收口。</w:t>
-      </w:r>
-      <w:r>
-        <w:rPr>
-          <w:rFonts w:ascii="Times New Roman" w:eastAsia="宋体" w:hAnsi="Times New Roman"/>
-          <w:sz w:val="24"/>
-        </w:rPr>
-        <w:t xml:space="preserve"> </w:t>
-      </w:r>
-      <w:r>
-        <w:rPr>
-          <w:rFonts w:ascii="Times New Roman" w:eastAsia="宋体" w:hAnsi="Times New Roman"/>
-          <w:sz w:val="24"/>
-        </w:rPr>
-        <w:t>输入是</w:t>
-      </w:r>
-      <w:r>
-        <w:rPr>
-          <w:rFonts w:ascii="Times New Roman" w:eastAsia="宋体" w:hAnsi="Times New Roman"/>
-          <w:sz w:val="24"/>
-        </w:rPr>
-        <w:t xml:space="preserve"> PHY </w:t>
-      </w:r>
-      <w:r>
-        <w:rPr>
-          <w:rFonts w:ascii="Times New Roman" w:eastAsia="宋体" w:hAnsi="Times New Roman"/>
-          <w:sz w:val="24"/>
-        </w:rPr>
-        <w:t>恢复出的</w:t>
-      </w:r>
-      <w:r>
-        <w:rPr>
-          <w:rFonts w:ascii="Times New Roman" w:eastAsia="宋体" w:hAnsi="Times New Roman"/>
-          <w:sz w:val="24"/>
-        </w:rPr>
-        <w:t xml:space="preserve"> 125 MHz </w:t>
-      </w:r>
-      <w:r>
-        <w:rPr>
-          <w:rFonts w:ascii="Times New Roman" w:eastAsia="宋体" w:hAnsi="Times New Roman"/>
-          <w:sz w:val="24"/>
-        </w:rPr>
-        <w:t>接收时钟、数据选通和四位数据。接收侧用</w:t>
-      </w:r>
-      <w:r>
-        <w:rPr>
-          <w:rFonts w:ascii="Times New Roman" w:eastAsia="宋体" w:hAnsi="Times New Roman"/>
-          <w:sz w:val="24"/>
-        </w:rPr>
-        <w:t xml:space="preserve"> </w:t>
-      </w:r>
-      <w:r>
-        <w:rPr>
-          <w:rFonts w:ascii="Consolas" w:eastAsia="宋体" w:hAnsi="Consolas"/>
-          <w:sz w:val="22"/>
-        </w:rPr>
-        <w:t>IDDR</w:t>
-      </w:r>
-      <w:r>
-        <w:rPr>
-          <w:rFonts w:ascii="Times New Roman" w:eastAsia="宋体" w:hAnsi="Times New Roman"/>
-          <w:sz w:val="24"/>
-        </w:rPr>
-        <w:t xml:space="preserve"> </w:t>
-      </w:r>
-      <w:r>
-        <w:rPr>
-          <w:rFonts w:ascii="Times New Roman" w:eastAsia="宋体" w:hAnsi="Times New Roman"/>
-          <w:sz w:val="24"/>
-        </w:rPr>
-        <w:t>把双沿四位还原成单沿字节流，采样沿的位置由</w:t>
-      </w:r>
-      <w:r>
-        <w:rPr>
-          <w:rFonts w:ascii="Times New Roman" w:eastAsia="宋体" w:hAnsi="Times New Roman"/>
-          <w:sz w:val="24"/>
-        </w:rPr>
-        <w:t xml:space="preserve"> </w:t>
-      </w:r>
-      <w:r>
-        <w:rPr>
-          <w:rFonts w:ascii="Consolas" w:eastAsia="宋体" w:hAnsi="Consolas"/>
-          <w:sz w:val="22"/>
-        </w:rPr>
-        <w:t>IDELAYE2</w:t>
-      </w:r>
-      <w:r>
-        <w:rPr>
-          <w:rFonts w:ascii="Times New Roman" w:eastAsia="宋体" w:hAnsi="Times New Roman"/>
-          <w:sz w:val="24"/>
-        </w:rPr>
-        <w:t xml:space="preserve"> </w:t>
-      </w:r>
-      <w:r>
-        <w:rPr>
-          <w:rFonts w:ascii="Times New Roman" w:eastAsia="宋体" w:hAnsi="Times New Roman"/>
-          <w:sz w:val="24"/>
-        </w:rPr>
-        <w:t>的抽头决定；发送侧用</w:t>
-      </w:r>
-      <w:r>
-        <w:rPr>
-          <w:rFonts w:ascii="Times New Roman" w:eastAsia="宋体" w:hAnsi="Times New Roman"/>
-          <w:sz w:val="24"/>
-        </w:rPr>
-        <w:t xml:space="preserve"> </w:t>
-      </w:r>
-      <w:r>
-        <w:rPr>
-          <w:rFonts w:ascii="Consolas" w:eastAsia="宋体" w:hAnsi="Consolas"/>
-          <w:sz w:val="22"/>
-        </w:rPr>
-        <w:t>ODDR</w:t>
-      </w:r>
-      <w:r>
-        <w:rPr>
-          <w:rFonts w:ascii="Times New Roman" w:eastAsia="宋体" w:hAnsi="Times New Roman"/>
-          <w:sz w:val="24"/>
-        </w:rPr>
-        <w:t xml:space="preserve"> </w:t>
-      </w:r>
-      <w:r>
-        <w:rPr>
-          <w:rFonts w:ascii="Times New Roman" w:eastAsia="宋体" w:hAnsi="Times New Roman"/>
-          <w:sz w:val="24"/>
-        </w:rPr>
-        <w:t>合成，另外通过</w:t>
-      </w:r>
-      <w:r>
-        <w:rPr>
-          <w:rFonts w:ascii="Times New Roman" w:eastAsia="宋体" w:hAnsi="Times New Roman"/>
-          <w:sz w:val="24"/>
-        </w:rPr>
-        <w:t xml:space="preserve"> </w:t>
-      </w:r>
-      <w:r>
-        <w:rPr>
-          <w:rFonts w:ascii="Consolas" w:eastAsia="宋体" w:hAnsi="Consolas"/>
-          <w:sz w:val="22"/>
-        </w:rPr>
-        <w:t>mdc</w:t>
-      </w:r>
-      <w:r>
-        <w:rPr>
-          <w:rFonts w:ascii="Times New Roman" w:eastAsia="宋体" w:hAnsi="Times New Roman"/>
-          <w:sz w:val="24"/>
-        </w:rPr>
-        <w:t xml:space="preserve"> </w:t>
-      </w:r>
-      <w:r>
-        <w:rPr>
-          <w:rFonts w:ascii="Times New Roman" w:eastAsia="宋体" w:hAnsi="Times New Roman"/>
-          <w:sz w:val="24"/>
-        </w:rPr>
-        <w:t>与</w:t>
-      </w:r>
-      <w:r>
-        <w:rPr>
-          <w:rFonts w:ascii="Times New Roman" w:eastAsia="宋体" w:hAnsi="Times New Roman"/>
-          <w:sz w:val="24"/>
-        </w:rPr>
-        <w:t xml:space="preserve"> </w:t>
-      </w:r>
-      <w:r>
-        <w:rPr>
-          <w:rFonts w:ascii="Consolas" w:eastAsia="宋体" w:hAnsi="Consolas"/>
-          <w:sz w:val="22"/>
-        </w:rPr>
-        <w:t>mdio</w:t>
-      </w:r>
-      <w:r>
-        <w:rPr>
-          <w:rFonts w:ascii="Times New Roman" w:eastAsia="宋体" w:hAnsi="Times New Roman"/>
-          <w:sz w:val="24"/>
-        </w:rPr>
-        <w:t xml:space="preserve"> </w:t>
-      </w:r>
-      <w:r>
-        <w:rPr>
-          <w:rFonts w:ascii="Times New Roman" w:eastAsia="宋体" w:hAnsi="Times New Roman"/>
-          <w:sz w:val="24"/>
-        </w:rPr>
-        <w:t>读写</w:t>
-      </w:r>
-      <w:r>
-        <w:rPr>
-          <w:rFonts w:ascii="Times New Roman" w:eastAsia="宋体" w:hAnsi="Times New Roman"/>
-          <w:sz w:val="24"/>
-        </w:rPr>
-        <w:t xml:space="preserve"> PHY </w:t>
-      </w:r>
-      <w:r>
-        <w:rPr>
-          <w:rFonts w:ascii="Times New Roman" w:eastAsia="宋体" w:hAnsi="Times New Roman"/>
-          <w:sz w:val="24"/>
-        </w:rPr>
-        <w:t>寄存器，用</w:t>
-      </w:r>
-      <w:r>
-        <w:rPr>
-          <w:rFonts w:ascii="Times New Roman" w:eastAsia="宋体" w:hAnsi="Times New Roman"/>
-          <w:sz w:val="24"/>
-        </w:rPr>
-        <w:t xml:space="preserve"> </w:t>
-      </w:r>
-      <w:r>
-        <w:rPr>
-          <w:rFonts w:ascii="Consolas" w:eastAsia="宋体" w:hAnsi="Consolas"/>
-          <w:sz w:val="22"/>
-        </w:rPr>
-        <w:t>rst_n</w:t>
-      </w:r>
-      <w:r>
-        <w:rPr>
-          <w:rFonts w:ascii="Times New Roman" w:eastAsia="宋体" w:hAnsi="Times New Roman"/>
-          <w:sz w:val="24"/>
-        </w:rPr>
-        <w:t xml:space="preserve"> </w:t>
-      </w:r>
-      <w:r>
-        <w:rPr>
-          <w:rFonts w:ascii="Times New Roman" w:eastAsia="宋体" w:hAnsi="Times New Roman"/>
-          <w:sz w:val="24"/>
-        </w:rPr>
-        <w:t>完成上电复位。</w:t>
-      </w:r>
-    </w:p>
-    <w:p>
-      <w:pPr>
-        <w:spacing w:after="120" w:line="360" w:lineRule="auto"/>
-        <w:ind w:firstLine="480"/>
-        <w:rPr>
-          <w:rFonts w:hint="eastAsia"/>
-        </w:rPr>
-      </w:pPr>
-      <w:r>
-        <w:rPr>
-          <w:rFonts w:ascii="Times New Roman" w:eastAsia="黑体" w:hAnsi="Times New Roman"/>
-          <w:b/>
-          <w:sz w:val="24"/>
-        </w:rPr>
-        <w:t>（</w:t>
-      </w:r>
-      <w:r>
-        <w:rPr>
-          <w:rFonts w:ascii="Times New Roman" w:eastAsia="黑体" w:hAnsi="Times New Roman"/>
-          <w:b/>
-          <w:sz w:val="24"/>
-        </w:rPr>
-        <w:t>3</w:t>
-      </w:r>
-      <w:r>
-        <w:rPr>
-          <w:rFonts w:ascii="Times New Roman" w:eastAsia="黑体" w:hAnsi="Times New Roman"/>
-          <w:b/>
-          <w:sz w:val="24"/>
-        </w:rPr>
-        <w:t>）入包与协议链。</w:t>
-      </w:r>
-      <w:r>
-        <w:rPr>
-          <w:rFonts w:ascii="Times New Roman" w:eastAsia="宋体" w:hAnsi="Times New Roman"/>
-          <w:sz w:val="24"/>
-        </w:rPr>
-        <w:t xml:space="preserve"> </w:t>
-      </w:r>
-      <w:r>
-        <w:rPr>
-          <w:rFonts w:ascii="Consolas" w:eastAsia="宋体" w:hAnsi="Consolas"/>
-          <w:sz w:val="22"/>
-        </w:rPr>
-        <w:t>gmii_rx_mac</w:t>
-      </w:r>
-      <w:r>
-        <w:rPr>
-          <w:rFonts w:ascii="Times New Roman" w:eastAsia="宋体" w:hAnsi="Times New Roman"/>
-          <w:sz w:val="24"/>
-        </w:rPr>
-        <w:t xml:space="preserve"> </w:t>
-      </w:r>
-      <w:r>
-        <w:rPr>
-          <w:rFonts w:ascii="Times New Roman" w:eastAsia="宋体" w:hAnsi="Times New Roman"/>
-          <w:sz w:val="24"/>
-        </w:rPr>
-        <w:t>去掉前导码并自行计算帧校验序列；</w:t>
-      </w:r>
-      <w:r>
-        <w:rPr>
-          <w:rFonts w:ascii="Consolas" w:eastAsia="宋体" w:hAnsi="Consolas"/>
-          <w:sz w:val="22"/>
-        </w:rPr>
-        <w:t>udp_rx_parser</w:t>
-      </w:r>
-      <w:r>
-        <w:rPr>
-          <w:rFonts w:ascii="Times New Roman" w:eastAsia="宋体" w:hAnsi="Times New Roman"/>
-          <w:sz w:val="24"/>
-        </w:rPr>
-        <w:t xml:space="preserve"> </w:t>
-      </w:r>
-      <w:r>
-        <w:rPr>
-          <w:rFonts w:ascii="Times New Roman" w:eastAsia="宋体" w:hAnsi="Times New Roman"/>
-          <w:sz w:val="24"/>
-        </w:rPr>
-        <w:t>解析</w:t>
-      </w:r>
-      <w:r>
-        <w:rPr>
-          <w:rFonts w:ascii="Times New Roman" w:eastAsia="宋体" w:hAnsi="Times New Roman"/>
-          <w:sz w:val="24"/>
-        </w:rPr>
-        <w:t xml:space="preserve"> IPv4 </w:t>
-      </w:r>
-      <w:r>
-        <w:rPr>
-          <w:rFonts w:ascii="Times New Roman" w:eastAsia="宋体" w:hAnsi="Times New Roman"/>
-          <w:sz w:val="24"/>
-        </w:rPr>
-        <w:t>与</w:t>
-      </w:r>
-      <w:r>
-        <w:rPr>
-          <w:rFonts w:ascii="Times New Roman" w:eastAsia="宋体" w:hAnsi="Times New Roman"/>
-          <w:sz w:val="24"/>
-        </w:rPr>
-        <w:t xml:space="preserve"> UDP </w:t>
-      </w:r>
-      <w:r>
-        <w:rPr>
-          <w:rFonts w:ascii="Times New Roman" w:eastAsia="宋体" w:hAnsi="Times New Roman"/>
-          <w:sz w:val="24"/>
-        </w:rPr>
-        <w:t>头，只放行</w:t>
-      </w:r>
-      <w:r>
-        <w:rPr>
-          <w:rFonts w:ascii="Times New Roman" w:eastAsia="宋体" w:hAnsi="Times New Roman"/>
-          <w:sz w:val="24"/>
-        </w:rPr>
-        <w:t xml:space="preserve"> 5001 </w:t>
-      </w:r>
-      <w:r>
-        <w:rPr>
-          <w:rFonts w:ascii="Times New Roman" w:eastAsia="宋体" w:hAnsi="Times New Roman"/>
-          <w:sz w:val="24"/>
-        </w:rPr>
-        <w:t>端口的载荷；</w:t>
-      </w:r>
-      <w:r>
-        <w:rPr>
-          <w:rFonts w:ascii="Consolas" w:eastAsia="宋体" w:hAnsi="Consolas"/>
-          <w:sz w:val="22"/>
-        </w:rPr>
-        <w:t>frame_reasm</w:t>
-      </w:r>
-      <w:r>
-        <w:rPr>
-          <w:rFonts w:ascii="Times New Roman" w:eastAsia="宋体" w:hAnsi="Times New Roman"/>
-          <w:sz w:val="24"/>
-        </w:rPr>
-        <w:t xml:space="preserve"> </w:t>
-      </w:r>
-      <w:r>
-        <w:rPr>
-          <w:rFonts w:ascii="Times New Roman" w:eastAsia="宋体" w:hAnsi="Times New Roman"/>
-          <w:sz w:val="24"/>
-        </w:rPr>
-        <w:t>按载荷在帧内的偏移写入对应行，行数满足后提交整帧。</w:t>
-      </w:r>
-      <w:r>
-        <w:rPr>
-          <w:rFonts w:ascii="Consolas" w:eastAsia="宋体" w:hAnsi="Consolas"/>
-          <w:sz w:val="22"/>
-        </w:rPr>
-        <w:t>arp</w:t>
-      </w:r>
-      <w:r>
-        <w:rPr>
-          <w:rFonts w:ascii="Times New Roman" w:eastAsia="宋体" w:hAnsi="Times New Roman"/>
-          <w:sz w:val="24"/>
-        </w:rPr>
-        <w:t xml:space="preserve"> </w:t>
-      </w:r>
-      <w:r>
-        <w:rPr>
-          <w:rFonts w:ascii="Times New Roman" w:eastAsia="宋体" w:hAnsi="Times New Roman"/>
-          <w:sz w:val="24"/>
-        </w:rPr>
-        <w:t>与</w:t>
-      </w:r>
-      <w:r>
-        <w:rPr>
-          <w:rFonts w:ascii="Times New Roman" w:eastAsia="宋体" w:hAnsi="Times New Roman"/>
-          <w:sz w:val="24"/>
-        </w:rPr>
-        <w:t xml:space="preserve"> </w:t>
-      </w:r>
-      <w:r>
-        <w:rPr>
-          <w:rFonts w:ascii="Consolas" w:eastAsia="宋体" w:hAnsi="Consolas"/>
-          <w:sz w:val="22"/>
-        </w:rPr>
-        <w:t>icmp</w:t>
-      </w:r>
-      <w:r>
-        <w:rPr>
-          <w:rFonts w:ascii="Times New Roman" w:eastAsia="宋体" w:hAnsi="Times New Roman"/>
-          <w:sz w:val="24"/>
-        </w:rPr>
-        <w:t xml:space="preserve"> </w:t>
-      </w:r>
-      <w:r>
-        <w:rPr>
-          <w:rFonts w:ascii="Times New Roman" w:eastAsia="宋体" w:hAnsi="Times New Roman"/>
-          <w:sz w:val="24"/>
-        </w:rPr>
-        <w:t>与推流并行工作，负责应答。发送方向由</w:t>
-      </w:r>
-      <w:r>
-        <w:rPr>
-          <w:rFonts w:ascii="Times New Roman" w:eastAsia="宋体" w:hAnsi="Times New Roman"/>
-          <w:sz w:val="24"/>
-        </w:rPr>
-        <w:t xml:space="preserve"> </w:t>
-      </w:r>
-      <w:r>
-        <w:rPr>
-          <w:rFonts w:ascii="Consolas" w:eastAsia="宋体" w:hAnsi="Consolas"/>
-          <w:sz w:val="22"/>
-        </w:rPr>
-        <w:t>eth_ctrl</w:t>
-      </w:r>
-      <w:r>
-        <w:rPr>
-          <w:rFonts w:ascii="Times New Roman" w:eastAsia="宋体" w:hAnsi="Times New Roman"/>
-          <w:sz w:val="24"/>
-        </w:rPr>
-        <w:t xml:space="preserve"> </w:t>
-      </w:r>
-      <w:r>
-        <w:rPr>
-          <w:rFonts w:ascii="Times New Roman" w:eastAsia="宋体" w:hAnsi="Times New Roman"/>
-          <w:sz w:val="24"/>
-        </w:rPr>
-        <w:t>仲裁、</w:t>
-      </w:r>
-      <w:r>
-        <w:rPr>
-          <w:rFonts w:ascii="Consolas" w:eastAsia="宋体" w:hAnsi="Consolas"/>
-          <w:sz w:val="22"/>
-        </w:rPr>
-        <w:t>udp_tx</w:t>
-      </w:r>
-      <w:r>
-        <w:rPr>
-          <w:rFonts w:ascii="Times New Roman" w:eastAsia="宋体" w:hAnsi="Times New Roman"/>
-          <w:sz w:val="24"/>
-        </w:rPr>
-        <w:t xml:space="preserve"> </w:t>
-      </w:r>
-      <w:r>
-        <w:rPr>
-          <w:rFonts w:ascii="Times New Roman" w:eastAsia="宋体" w:hAnsi="Times New Roman"/>
-          <w:sz w:val="24"/>
-        </w:rPr>
-        <w:t>拼包头、</w:t>
-      </w:r>
-      <w:r>
-        <w:rPr>
-          <w:rFonts w:ascii="Consolas" w:eastAsia="宋体" w:hAnsi="Consolas"/>
-          <w:sz w:val="22"/>
-        </w:rPr>
-        <w:t>crc32_d8</w:t>
-      </w:r>
-      <w:r>
-        <w:rPr>
-          <w:rFonts w:ascii="Times New Roman" w:eastAsia="宋体" w:hAnsi="Times New Roman"/>
-          <w:sz w:val="24"/>
-        </w:rPr>
-        <w:t xml:space="preserve"> </w:t>
-      </w:r>
-      <w:r>
-        <w:rPr>
-          <w:rFonts w:ascii="Times New Roman" w:eastAsia="宋体" w:hAnsi="Times New Roman"/>
-          <w:sz w:val="24"/>
-        </w:rPr>
-        <w:t>补校验。这里需要说明出处：这一层以及</w:t>
-      </w:r>
-      <w:r>
-        <w:rPr>
-          <w:rFonts w:ascii="Times New Roman" w:eastAsia="宋体" w:hAnsi="Times New Roman"/>
-          <w:sz w:val="24"/>
-        </w:rPr>
-        <w:t xml:space="preserve"> RGMII </w:t>
-      </w:r>
-      <w:r>
-        <w:rPr>
-          <w:rFonts w:ascii="Times New Roman" w:eastAsia="宋体" w:hAnsi="Times New Roman"/>
-          <w:sz w:val="24"/>
-        </w:rPr>
-        <w:t>收发的初版来自板卡厂商的</w:t>
-      </w:r>
-      <w:r>
-        <w:rPr>
-          <w:rFonts w:ascii="Times New Roman" w:eastAsia="宋体" w:hAnsi="Times New Roman"/>
-          <w:sz w:val="24"/>
-        </w:rPr>
-        <w:t xml:space="preserve"> </w:t>
-      </w:r>
-      <w:r>
-        <w:rPr>
-          <w:rFonts w:ascii="Consolas" w:eastAsia="宋体" w:hAnsi="Consolas"/>
-          <w:sz w:val="22"/>
-        </w:rPr>
-        <w:t>eth_udp</w:t>
-      </w:r>
-      <w:r>
-        <w:rPr>
-          <w:rFonts w:ascii="Times New Roman" w:eastAsia="宋体" w:hAnsi="Times New Roman"/>
-          <w:sz w:val="24"/>
-        </w:rPr>
-        <w:t xml:space="preserve"> </w:t>
-      </w:r>
-      <w:r>
-        <w:rPr>
-          <w:rFonts w:ascii="Times New Roman" w:eastAsia="宋体" w:hAnsi="Times New Roman"/>
-          <w:sz w:val="24"/>
-        </w:rPr>
-        <w:t>例程，本工程改写了五处，分别是组帧判据、端口过滤、把</w:t>
-      </w:r>
-      <w:r>
-        <w:rPr>
-          <w:rFonts w:ascii="Times New Roman" w:eastAsia="宋体" w:hAnsi="Times New Roman"/>
-          <w:sz w:val="24"/>
-        </w:rPr>
-        <w:t xml:space="preserve"> PL </w:t>
-      </w:r>
-      <w:r>
-        <w:rPr>
-          <w:rFonts w:ascii="Times New Roman" w:eastAsia="宋体" w:hAnsi="Times New Roman"/>
-          <w:sz w:val="24"/>
-        </w:rPr>
-        <w:t>改成</w:t>
-      </w:r>
-      <w:r>
-        <w:rPr>
-          <w:rFonts w:ascii="Times New Roman" w:eastAsia="宋体" w:hAnsi="Times New Roman"/>
-          <w:sz w:val="24"/>
-        </w:rPr>
-        <w:t xml:space="preserve"> AXI </w:t>
-      </w:r>
-      <w:r>
-        <w:rPr>
-          <w:rFonts w:ascii="Times New Roman" w:eastAsia="宋体" w:hAnsi="Times New Roman"/>
-          <w:sz w:val="24"/>
-        </w:rPr>
-        <w:t>主设备直写</w:t>
-      </w:r>
-      <w:r>
-        <w:rPr>
-          <w:rFonts w:ascii="Times New Roman" w:eastAsia="宋体" w:hAnsi="Times New Roman"/>
-          <w:sz w:val="24"/>
-        </w:rPr>
-        <w:t xml:space="preserve"> DDR</w:t>
-      </w:r>
-      <w:r>
-        <w:rPr>
-          <w:rFonts w:ascii="Times New Roman" w:eastAsia="宋体" w:hAnsi="Times New Roman"/>
-          <w:sz w:val="24"/>
-        </w:rPr>
-        <w:t>、健康计数和采样窗。</w:t>
-      </w:r>
-    </w:p>
-    <w:p>
-      <w:pPr>
-        <w:spacing w:after="120" w:line="360" w:lineRule="auto"/>
-        <w:ind w:firstLine="480"/>
-        <w:rPr>
-          <w:rFonts w:hint="eastAsia"/>
-        </w:rPr>
-      </w:pPr>
-      <w:r>
-        <w:rPr>
-          <w:rFonts w:ascii="Times New Roman" w:eastAsia="黑体" w:hAnsi="Times New Roman"/>
-          <w:b/>
-          <w:sz w:val="24"/>
-        </w:rPr>
-        <w:t>（</w:t>
-      </w:r>
-      <w:r>
-        <w:rPr>
-          <w:rFonts w:ascii="Times New Roman" w:eastAsia="黑体" w:hAnsi="Times New Roman"/>
-          <w:b/>
-          <w:sz w:val="24"/>
-        </w:rPr>
-        <w:t>4</w:t>
-      </w:r>
-      <w:r>
-        <w:rPr>
-          <w:rFonts w:ascii="Times New Roman" w:eastAsia="黑体" w:hAnsi="Times New Roman"/>
-          <w:b/>
-          <w:sz w:val="24"/>
-        </w:rPr>
-        <w:t>）</w:t>
-      </w:r>
-      <w:r>
-        <w:rPr>
-          <w:rFonts w:ascii="Times New Roman" w:eastAsia="黑体" w:hAnsi="Times New Roman"/>
-          <w:b/>
-          <w:sz w:val="24"/>
-        </w:rPr>
-        <w:t xml:space="preserve">DDR </w:t>
-      </w:r>
-      <w:r>
-        <w:rPr>
-          <w:rFonts w:ascii="Times New Roman" w:eastAsia="黑体" w:hAnsi="Times New Roman"/>
-          <w:b/>
-          <w:sz w:val="24"/>
-        </w:rPr>
-        <w:t>写入与乒乓提交。</w:t>
-      </w:r>
-      <w:r>
-        <w:rPr>
-          <w:rFonts w:ascii="Times New Roman" w:eastAsia="宋体" w:hAnsi="Times New Roman"/>
-          <w:sz w:val="24"/>
-        </w:rPr>
-        <w:t xml:space="preserve"> </w:t>
-      </w:r>
-      <w:r>
-        <w:rPr>
-          <w:rFonts w:ascii="Times New Roman" w:eastAsia="宋体" w:hAnsi="Times New Roman"/>
-          <w:sz w:val="24"/>
-        </w:rPr>
-        <w:t>收口的</w:t>
-      </w:r>
-      <w:r>
-        <w:rPr>
-          <w:rFonts w:ascii="Times New Roman" w:eastAsia="宋体" w:hAnsi="Times New Roman"/>
-          <w:sz w:val="24"/>
-        </w:rPr>
-        <w:t xml:space="preserve"> 16 </w:t>
-      </w:r>
-      <w:r>
-        <w:rPr>
-          <w:rFonts w:ascii="Times New Roman" w:eastAsia="宋体" w:hAnsi="Times New Roman"/>
-          <w:sz w:val="24"/>
-        </w:rPr>
-        <w:t>位字节流先经过一个格雷码指针的异步</w:t>
-      </w:r>
-      <w:r>
-        <w:rPr>
-          <w:rFonts w:ascii="Times New Roman" w:eastAsia="宋体" w:hAnsi="Times New Roman"/>
-          <w:sz w:val="24"/>
-        </w:rPr>
-        <w:t xml:space="preserve"> FIFO</w:t>
-      </w:r>
-      <w:r>
-        <w:rPr>
-          <w:rFonts w:ascii="Times New Roman" w:eastAsia="宋体" w:hAnsi="Times New Roman"/>
-          <w:sz w:val="24"/>
-        </w:rPr>
-        <w:t>，把速率差和时钟域差都消化掉，再由</w:t>
-      </w:r>
-      <w:r>
-        <w:rPr>
-          <w:rFonts w:ascii="Times New Roman" w:eastAsia="宋体" w:hAnsi="Times New Roman"/>
-          <w:sz w:val="24"/>
-        </w:rPr>
-        <w:t xml:space="preserve"> </w:t>
-      </w:r>
-      <w:r>
-        <w:rPr>
-          <w:rFonts w:ascii="Consolas" w:eastAsia="宋体" w:hAnsi="Consolas"/>
-          <w:sz w:val="22"/>
-        </w:rPr>
-        <w:t>axi_frame_saver64</w:t>
-      </w:r>
-      <w:r>
-        <w:rPr>
-          <w:rFonts w:ascii="Times New Roman" w:eastAsia="宋体" w:hAnsi="Times New Roman"/>
-          <w:sz w:val="24"/>
-        </w:rPr>
-        <w:t xml:space="preserve"> </w:t>
-      </w:r>
-      <w:r>
-        <w:rPr>
-          <w:rFonts w:ascii="Times New Roman" w:eastAsia="宋体" w:hAnsi="Times New Roman"/>
-          <w:sz w:val="24"/>
-        </w:rPr>
-        <w:t>拼成</w:t>
-      </w:r>
-      <w:r>
-        <w:rPr>
-          <w:rFonts w:ascii="Times New Roman" w:eastAsia="宋体" w:hAnsi="Times New Roman"/>
-          <w:sz w:val="24"/>
-        </w:rPr>
-        <w:t xml:space="preserve"> 64 </w:t>
-      </w:r>
-      <w:r>
-        <w:rPr>
-          <w:rFonts w:ascii="Times New Roman" w:eastAsia="宋体" w:hAnsi="Times New Roman"/>
-          <w:sz w:val="24"/>
-        </w:rPr>
-        <w:t>位</w:t>
-      </w:r>
-      <w:r>
-        <w:rPr>
-          <w:rFonts w:ascii="Times New Roman" w:eastAsia="宋体" w:hAnsi="Times New Roman"/>
-          <w:sz w:val="24"/>
-        </w:rPr>
-        <w:t xml:space="preserve"> AXI </w:t>
-      </w:r>
-      <w:r>
-        <w:rPr>
-          <w:rFonts w:ascii="Times New Roman" w:eastAsia="宋体" w:hAnsi="Times New Roman"/>
-          <w:sz w:val="24"/>
-        </w:rPr>
-        <w:t>突发，写入网口那一路的两块乒乓帧区（基址</w:t>
-      </w:r>
-      <w:r>
-        <w:rPr>
-          <w:rFonts w:ascii="Times New Roman" w:eastAsia="宋体" w:hAnsi="Times New Roman"/>
-          <w:sz w:val="24"/>
-        </w:rPr>
-        <w:t xml:space="preserve"> </w:t>
-      </w:r>
-      <w:r>
-        <w:rPr>
-          <w:rFonts w:ascii="Consolas" w:eastAsia="宋体" w:hAnsi="Consolas"/>
-          <w:sz w:val="22"/>
-        </w:rPr>
-        <w:t>0x1000_0000</w:t>
-      </w:r>
-      <w:r>
-        <w:rPr>
-          <w:rFonts w:ascii="Times New Roman" w:eastAsia="宋体" w:hAnsi="Times New Roman"/>
-          <w:sz w:val="24"/>
-        </w:rPr>
-        <w:t xml:space="preserve"> </w:t>
-      </w:r>
-      <w:r>
-        <w:rPr>
-          <w:rFonts w:ascii="Times New Roman" w:eastAsia="宋体" w:hAnsi="Times New Roman"/>
-          <w:sz w:val="24"/>
-        </w:rPr>
-        <w:t>与</w:t>
-      </w:r>
-      <w:r>
-        <w:rPr>
-          <w:rFonts w:ascii="Times New Roman" w:eastAsia="宋体" w:hAnsi="Times New Roman"/>
-          <w:sz w:val="24"/>
-        </w:rPr>
-        <w:t xml:space="preserve"> </w:t>
-      </w:r>
-      <w:r>
-        <w:rPr>
-          <w:rFonts w:ascii="Consolas" w:eastAsia="宋体" w:hAnsi="Consolas"/>
-          <w:sz w:val="22"/>
-        </w:rPr>
-        <w:t>0x1008_0000</w:t>
-      </w:r>
-      <w:r>
-        <w:rPr>
-          <w:rFonts w:ascii="Times New Roman" w:eastAsia="宋体" w:hAnsi="Times New Roman"/>
-          <w:sz w:val="24"/>
-        </w:rPr>
-        <w:t>，</w:t>
-      </w:r>
-      <w:r>
-        <w:rPr>
-          <w:rFonts w:ascii="Times New Roman" w:eastAsia="宋体" w:hAnsi="Times New Roman"/>
-          <w:sz w:val="24"/>
-        </w:rPr>
-        <w:t xml:space="preserve">PS </w:t>
-      </w:r>
-      <w:r>
-        <w:rPr>
-          <w:rFonts w:ascii="Times New Roman" w:eastAsia="宋体" w:hAnsi="Times New Roman"/>
-          <w:sz w:val="24"/>
-        </w:rPr>
-        <w:t>那一路用第三块</w:t>
-      </w:r>
-      <w:r>
-        <w:rPr>
-          <w:rFonts w:ascii="Times New Roman" w:eastAsia="宋体" w:hAnsi="Times New Roman"/>
-          <w:sz w:val="24"/>
-        </w:rPr>
-        <w:t xml:space="preserve"> </w:t>
-      </w:r>
-      <w:r>
-        <w:rPr>
-          <w:rFonts w:ascii="Consolas" w:eastAsia="宋体" w:hAnsi="Consolas"/>
-          <w:sz w:val="22"/>
-        </w:rPr>
-        <w:t>0x1010_0000</w:t>
-      </w:r>
-      <w:r>
-        <w:rPr>
-          <w:rFonts w:ascii="Times New Roman" w:eastAsia="宋体" w:hAnsi="Times New Roman"/>
-          <w:sz w:val="24"/>
-        </w:rPr>
-        <w:t>）。整帧写完后由</w:t>
-      </w:r>
-      <w:r>
-        <w:rPr>
-          <w:rFonts w:ascii="Times New Roman" w:eastAsia="宋体" w:hAnsi="Times New Roman"/>
-          <w:sz w:val="24"/>
-        </w:rPr>
-        <w:t xml:space="preserve"> </w:t>
-      </w:r>
-      <w:r>
-        <w:rPr>
-          <w:rFonts w:ascii="Consolas" w:eastAsia="宋体" w:hAnsi="Consolas"/>
-          <w:sz w:val="22"/>
-        </w:rPr>
-        <w:t>ddr_bank_commit</w:t>
-      </w:r>
-      <w:r>
-        <w:rPr>
-          <w:rFonts w:ascii="Times New Roman" w:eastAsia="宋体" w:hAnsi="Times New Roman"/>
-          <w:sz w:val="24"/>
-        </w:rPr>
-        <w:t xml:space="preserve"> </w:t>
-      </w:r>
-      <w:r>
-        <w:rPr>
-          <w:rFonts w:ascii="Times New Roman" w:eastAsia="宋体" w:hAnsi="Times New Roman"/>
-          <w:sz w:val="24"/>
-        </w:rPr>
-        <w:t>发出换页脉冲，读写两侧因此不会同时落在同一块上。读侧按</w:t>
-      </w:r>
-      <w:r>
-        <w:rPr>
-          <w:rFonts w:ascii="Times New Roman" w:eastAsia="宋体" w:hAnsi="Times New Roman"/>
-          <w:sz w:val="24"/>
-        </w:rPr>
-        <w:t xml:space="preserve"> 64 </w:t>
-      </w:r>
-      <w:r>
-        <w:rPr>
-          <w:rFonts w:ascii="Times New Roman" w:eastAsia="宋体" w:hAnsi="Times New Roman"/>
-          <w:sz w:val="24"/>
-        </w:rPr>
-        <w:t>位读入、</w:t>
-      </w:r>
-      <w:r>
-        <w:rPr>
-          <w:rFonts w:ascii="Times New Roman" w:eastAsia="宋体" w:hAnsi="Times New Roman"/>
-          <w:sz w:val="24"/>
-        </w:rPr>
-        <w:t xml:space="preserve">16 </w:t>
-      </w:r>
-      <w:r>
-        <w:rPr>
-          <w:rFonts w:ascii="Times New Roman" w:eastAsia="宋体" w:hAnsi="Times New Roman"/>
-          <w:sz w:val="24"/>
-        </w:rPr>
-        <w:t>位输出交给显示通路。</w:t>
-      </w:r>
-    </w:p>
-    <w:p>
-      <w:pPr>
-        <w:spacing w:after="120" w:line="360" w:lineRule="auto"/>
-        <w:ind w:firstLine="480"/>
-        <w:rPr>
-          <w:rFonts w:hint="eastAsia"/>
-        </w:rPr>
-      </w:pPr>
-      <w:r>
-        <w:rPr>
-          <w:rFonts w:ascii="Times New Roman" w:eastAsia="黑体" w:hAnsi="Times New Roman"/>
-          <w:b/>
-          <w:sz w:val="24"/>
-        </w:rPr>
-        <w:t>（</w:t>
-      </w:r>
-      <w:r>
-        <w:rPr>
-          <w:rFonts w:ascii="Times New Roman" w:eastAsia="黑体" w:hAnsi="Times New Roman"/>
-          <w:b/>
-          <w:sz w:val="24"/>
-        </w:rPr>
-        <w:t>5</w:t>
-      </w:r>
-      <w:r>
-        <w:rPr>
-          <w:rFonts w:ascii="Times New Roman" w:eastAsia="黑体" w:hAnsi="Times New Roman"/>
-          <w:b/>
-          <w:sz w:val="24"/>
-        </w:rPr>
-        <w:t>）链路健康与仲裁。</w:t>
-      </w:r>
-      <w:r>
-        <w:rPr>
-          <w:rFonts w:ascii="Times New Roman" w:eastAsia="宋体" w:hAnsi="Times New Roman"/>
-          <w:sz w:val="24"/>
-        </w:rPr>
-        <w:t xml:space="preserve"> </w:t>
-      </w:r>
-      <w:r>
-        <w:rPr>
-          <w:rFonts w:ascii="Consolas" w:eastAsia="宋体" w:hAnsi="Consolas"/>
-          <w:sz w:val="22"/>
-        </w:rPr>
-        <w:t>link_monitor</w:t>
-      </w:r>
-      <w:r>
-        <w:rPr>
-          <w:rFonts w:ascii="Times New Roman" w:eastAsia="宋体" w:hAnsi="Times New Roman"/>
-          <w:sz w:val="24"/>
-        </w:rPr>
-        <w:t xml:space="preserve"> </w:t>
-      </w:r>
-      <w:r>
-        <w:rPr>
-          <w:rFonts w:ascii="Times New Roman" w:eastAsia="宋体" w:hAnsi="Times New Roman"/>
-          <w:sz w:val="24"/>
-        </w:rPr>
-        <w:t>在接收时钟域用毫秒计数判断是否静默，并输出十组计数，包括收包数、坏帧数、重复帧数、丢帧数和帧间隔的当前值与极值。上一节提到的</w:t>
-      </w:r>
-      <w:r>
-        <w:rPr>
-          <w:rFonts w:ascii="Times New Roman" w:eastAsia="宋体" w:hAnsi="Times New Roman"/>
-          <w:sz w:val="24"/>
-        </w:rPr>
-        <w:t>“</w:t>
-      </w:r>
-      <w:r>
-        <w:rPr>
-          <w:rFonts w:ascii="Times New Roman" w:eastAsia="宋体" w:hAnsi="Times New Roman"/>
-          <w:sz w:val="24"/>
-        </w:rPr>
-        <w:t>断链时时钟变慢而不是停止</w:t>
-      </w:r>
-      <w:r>
-        <w:rPr>
-          <w:rFonts w:ascii="Times New Roman" w:eastAsia="宋体" w:hAnsi="Times New Roman"/>
-          <w:sz w:val="24"/>
-        </w:rPr>
-        <w:t>”</w:t>
-      </w:r>
-      <w:r>
-        <w:rPr>
-          <w:rFonts w:ascii="Times New Roman" w:eastAsia="宋体" w:hAnsi="Times New Roman"/>
-          <w:sz w:val="24"/>
-        </w:rPr>
-        <w:t>在这里必须处理：心跳位与一个独立的慢速判据合成</w:t>
-      </w:r>
-      <w:r>
-        <w:rPr>
-          <w:rFonts w:ascii="Times New Roman" w:eastAsia="宋体" w:hAnsi="Times New Roman"/>
-          <w:sz w:val="24"/>
-        </w:rPr>
-        <w:t>“</w:t>
-      </w:r>
-      <w:r>
-        <w:rPr>
-          <w:rFonts w:ascii="Times New Roman" w:eastAsia="宋体" w:hAnsi="Times New Roman"/>
-          <w:sz w:val="24"/>
-        </w:rPr>
-        <w:t>时基可信</w:t>
-      </w:r>
-      <w:r>
-        <w:rPr>
-          <w:rFonts w:ascii="Times New Roman" w:eastAsia="宋体" w:hAnsi="Times New Roman"/>
-          <w:sz w:val="24"/>
-        </w:rPr>
-        <w:t>”</w:t>
-      </w:r>
-      <w:r>
-        <w:rPr>
-          <w:rFonts w:ascii="Times New Roman" w:eastAsia="宋体" w:hAnsi="Times New Roman"/>
-          <w:sz w:val="24"/>
-        </w:rPr>
-        <w:t>信号之后才作为仲裁输入，否则会出现计数没涨但时基已经不可信的误判。</w:t>
-      </w:r>
-      <w:r>
-        <w:rPr>
-          <w:rFonts w:ascii="Consolas" w:eastAsia="宋体" w:hAnsi="Consolas"/>
-          <w:sz w:val="22"/>
-        </w:rPr>
-        <w:t>frame_commit_lock</w:t>
-      </w:r>
-      <w:r>
-        <w:rPr>
-          <w:rFonts w:ascii="Times New Roman" w:eastAsia="宋体" w:hAnsi="Times New Roman"/>
-          <w:sz w:val="24"/>
-        </w:rPr>
-        <w:t xml:space="preserve"> </w:t>
-      </w:r>
-      <w:r>
-        <w:rPr>
-          <w:rFonts w:ascii="Times New Roman" w:eastAsia="宋体" w:hAnsi="Times New Roman"/>
-          <w:sz w:val="24"/>
-        </w:rPr>
-        <w:t>负责消隐窗口和看门狗，</w:t>
-      </w:r>
-      <w:r>
-        <w:rPr>
-          <w:rFonts w:ascii="Consolas" w:eastAsia="宋体" w:hAnsi="Consolas"/>
-          <w:sz w:val="22"/>
-        </w:rPr>
-        <w:t>src_life</w:t>
-      </w:r>
-      <w:r>
-        <w:rPr>
-          <w:rFonts w:ascii="Times New Roman" w:eastAsia="宋体" w:hAnsi="Times New Roman"/>
-          <w:sz w:val="24"/>
-        </w:rPr>
-        <w:t xml:space="preserve"> </w:t>
-      </w:r>
-      <w:r>
-        <w:rPr>
-          <w:rFonts w:ascii="Times New Roman" w:eastAsia="宋体" w:hAnsi="Times New Roman"/>
-          <w:sz w:val="24"/>
-        </w:rPr>
-        <w:t>提供</w:t>
-      </w:r>
-      <w:r>
-        <w:rPr>
-          <w:rFonts w:ascii="Times New Roman" w:eastAsia="宋体" w:hAnsi="Times New Roman"/>
-          <w:sz w:val="24"/>
-        </w:rPr>
-        <w:t xml:space="preserve"> 500 </w:t>
-      </w:r>
-      <w:r>
-        <w:rPr>
-          <w:rFonts w:ascii="Times New Roman" w:eastAsia="宋体" w:hAnsi="Times New Roman"/>
-          <w:sz w:val="24"/>
-        </w:rPr>
-        <w:t>毫秒心跳。</w:t>
-      </w:r>
-    </w:p>
-    <w:p>
-      <w:pPr>
-        <w:spacing w:after="120" w:line="360" w:lineRule="auto"/>
-        <w:ind w:firstLine="480"/>
-        <w:rPr>
-          <w:rFonts w:hint="eastAsia"/>
-        </w:rPr>
-      </w:pPr>
-      <w:r>
-        <w:rPr>
-          <w:rFonts w:ascii="Times New Roman" w:eastAsia="黑体" w:hAnsi="Times New Roman"/>
-          <w:b/>
-          <w:sz w:val="24"/>
-        </w:rPr>
-        <w:t>（</w:t>
-      </w:r>
-      <w:r>
-        <w:rPr>
-          <w:rFonts w:ascii="Times New Roman" w:eastAsia="黑体" w:hAnsi="Times New Roman"/>
-          <w:b/>
-          <w:sz w:val="24"/>
-        </w:rPr>
-        <w:t>6</w:t>
-      </w:r>
-      <w:r>
-        <w:rPr>
-          <w:rFonts w:ascii="Times New Roman" w:eastAsia="黑体" w:hAnsi="Times New Roman"/>
-          <w:b/>
-          <w:sz w:val="24"/>
-        </w:rPr>
-        <w:t>）几何。</w:t>
-      </w:r>
-      <w:r>
-        <w:rPr>
-          <w:rFonts w:ascii="Times New Roman" w:eastAsia="宋体" w:hAnsi="Times New Roman"/>
-          <w:sz w:val="24"/>
-        </w:rPr>
-        <w:t xml:space="preserve"> </w:t>
-      </w:r>
-      <w:r>
-        <w:rPr>
-          <w:rFonts w:ascii="Consolas" w:eastAsia="宋体" w:hAnsi="Consolas"/>
-          <w:sz w:val="22"/>
-        </w:rPr>
-        <w:t>video_timing</w:t>
-      </w:r>
-      <w:r>
-        <w:rPr>
-          <w:rFonts w:ascii="Times New Roman" w:eastAsia="宋体" w:hAnsi="Times New Roman"/>
-          <w:sz w:val="24"/>
-        </w:rPr>
-        <w:t xml:space="preserve"> </w:t>
-      </w:r>
-      <w:r>
-        <w:rPr>
-          <w:rFonts w:ascii="Times New Roman" w:eastAsia="宋体" w:hAnsi="Times New Roman"/>
-          <w:sz w:val="24"/>
-        </w:rPr>
-        <w:t>给出显示坐标，</w:t>
-      </w:r>
-      <w:r>
-        <w:rPr>
-          <w:rFonts w:ascii="Consolas" w:eastAsia="宋体" w:hAnsi="Consolas"/>
-          <w:sz w:val="22"/>
-        </w:rPr>
-        <w:t>zoom_fit</w:t>
-      </w:r>
-      <w:r>
-        <w:rPr>
-          <w:rFonts w:ascii="Times New Roman" w:eastAsia="宋体" w:hAnsi="Times New Roman"/>
-          <w:sz w:val="24"/>
-        </w:rPr>
-        <w:t xml:space="preserve"> </w:t>
-      </w:r>
-      <w:r>
-        <w:rPr>
-          <w:rFonts w:ascii="Times New Roman" w:eastAsia="宋体" w:hAnsi="Times New Roman"/>
-          <w:sz w:val="24"/>
-        </w:rPr>
-        <w:t>算出自适应满屏所需的系数，</w:t>
-      </w:r>
-      <w:r>
-        <w:rPr>
-          <w:rFonts w:ascii="Consolas" w:eastAsia="宋体" w:hAnsi="Consolas"/>
-          <w:sz w:val="22"/>
-        </w:rPr>
-        <w:t>zoom_mapper</w:t>
-      </w:r>
-      <w:r>
-        <w:rPr>
-          <w:rFonts w:ascii="Times New Roman" w:eastAsia="宋体" w:hAnsi="Times New Roman"/>
-          <w:sz w:val="24"/>
-        </w:rPr>
-        <w:t xml:space="preserve"> </w:t>
-      </w:r>
-      <w:r>
-        <w:rPr>
-          <w:rFonts w:ascii="Times New Roman" w:eastAsia="宋体" w:hAnsi="Times New Roman"/>
-          <w:sz w:val="24"/>
-        </w:rPr>
-        <w:t>做含旋转的逆映射并输出源坐标与越界标志，角度由</w:t>
-      </w:r>
-      <w:r>
-        <w:rPr>
-          <w:rFonts w:ascii="Times New Roman" w:eastAsia="宋体" w:hAnsi="Times New Roman"/>
-          <w:sz w:val="24"/>
-        </w:rPr>
-        <w:t xml:space="preserve"> </w:t>
-      </w:r>
-      <w:r>
-        <w:rPr>
-          <w:rFonts w:ascii="Consolas" w:eastAsia="宋体" w:hAnsi="Consolas"/>
-          <w:sz w:val="22"/>
-        </w:rPr>
-        <w:t>angle_ctrl</w:t>
-      </w:r>
-      <w:r>
-        <w:rPr>
-          <w:rFonts w:ascii="Times New Roman" w:eastAsia="宋体" w:hAnsi="Times New Roman"/>
-          <w:sz w:val="24"/>
-        </w:rPr>
-        <w:t xml:space="preserve"> </w:t>
-      </w:r>
-      <w:r>
-        <w:rPr>
-          <w:rFonts w:ascii="Times New Roman" w:eastAsia="宋体" w:hAnsi="Times New Roman"/>
-          <w:sz w:val="24"/>
-        </w:rPr>
-        <w:t>以</w:t>
-      </w:r>
-      <w:r>
-        <w:rPr>
-          <w:rFonts w:ascii="Times New Roman" w:eastAsia="宋体" w:hAnsi="Times New Roman"/>
-          <w:sz w:val="24"/>
-        </w:rPr>
-        <w:t xml:space="preserve"> 1° </w:t>
-      </w:r>
-      <w:r>
-        <w:rPr>
-          <w:rFonts w:ascii="Times New Roman" w:eastAsia="宋体" w:hAnsi="Times New Roman"/>
-          <w:sz w:val="24"/>
-        </w:rPr>
-        <w:t>步进控制、正弦与余弦系数查</w:t>
-      </w:r>
-      <w:r>
-        <w:rPr>
-          <w:rFonts w:ascii="Times New Roman" w:eastAsia="宋体" w:hAnsi="Times New Roman"/>
-          <w:sz w:val="24"/>
-        </w:rPr>
-        <w:t xml:space="preserve"> ROM</w:t>
-      </w:r>
-      <w:r>
-        <w:rPr>
-          <w:rFonts w:ascii="Times New Roman" w:eastAsia="宋体" w:hAnsi="Times New Roman"/>
-          <w:sz w:val="24"/>
-        </w:rPr>
-        <w:t>，双线性插值再做两次线性内插。缩放倍率取八个定点档位，另加呼吸和自适应满屏。全设计用到</w:t>
-      </w:r>
-      <w:r>
-        <w:rPr>
-          <w:rFonts w:ascii="Times New Roman" w:eastAsia="宋体" w:hAnsi="Times New Roman"/>
-          <w:sz w:val="24"/>
-        </w:rPr>
-        <w:t xml:space="preserve"> 19 </w:t>
-      </w:r>
-      <w:r>
-        <w:rPr>
-          <w:rFonts w:ascii="Times New Roman" w:eastAsia="宋体" w:hAnsi="Times New Roman"/>
-          <w:sz w:val="24"/>
-        </w:rPr>
-        <w:t>颗</w:t>
-      </w:r>
-      <w:r>
-        <w:rPr>
-          <w:rFonts w:ascii="Times New Roman" w:eastAsia="宋体" w:hAnsi="Times New Roman"/>
-          <w:sz w:val="24"/>
-        </w:rPr>
-        <w:t xml:space="preserve"> DSP48</w:t>
-      </w:r>
-      <w:r>
-        <w:rPr>
-          <w:rFonts w:ascii="Times New Roman" w:eastAsia="宋体" w:hAnsi="Times New Roman"/>
-          <w:sz w:val="24"/>
-        </w:rPr>
-        <w:t>，其中插值</w:t>
-      </w:r>
-      <w:r>
-        <w:rPr>
-          <w:rFonts w:ascii="Times New Roman" w:eastAsia="宋体" w:hAnsi="Times New Roman"/>
-          <w:sz w:val="24"/>
-        </w:rPr>
-        <w:t xml:space="preserve"> 6 </w:t>
-      </w:r>
-      <w:r>
-        <w:rPr>
-          <w:rFonts w:ascii="Times New Roman" w:eastAsia="宋体" w:hAnsi="Times New Roman"/>
-          <w:sz w:val="24"/>
-        </w:rPr>
-        <w:t>颗、缩放映射</w:t>
-      </w:r>
-      <w:r>
-        <w:rPr>
-          <w:rFonts w:ascii="Times New Roman" w:eastAsia="宋体" w:hAnsi="Times New Roman"/>
-          <w:sz w:val="24"/>
-        </w:rPr>
-        <w:t xml:space="preserve"> 8 </w:t>
-      </w:r>
-      <w:r>
-        <w:rPr>
-          <w:rFonts w:ascii="Times New Roman" w:eastAsia="宋体" w:hAnsi="Times New Roman"/>
-          <w:sz w:val="24"/>
-        </w:rPr>
-        <w:t>颗、自适应系数</w:t>
-      </w:r>
-      <w:r>
-        <w:rPr>
-          <w:rFonts w:ascii="Times New Roman" w:eastAsia="宋体" w:hAnsi="Times New Roman"/>
-          <w:sz w:val="24"/>
-        </w:rPr>
-        <w:t xml:space="preserve"> 3 </w:t>
-      </w:r>
-      <w:r>
-        <w:rPr>
-          <w:rFonts w:ascii="Times New Roman" w:eastAsia="宋体" w:hAnsi="Times New Roman"/>
-          <w:sz w:val="24"/>
-        </w:rPr>
-        <w:t>颗、模糊</w:t>
-      </w:r>
-      <w:r>
-        <w:rPr>
-          <w:rFonts w:ascii="Times New Roman" w:eastAsia="宋体" w:hAnsi="Times New Roman"/>
-          <w:sz w:val="24"/>
-        </w:rPr>
-        <w:t xml:space="preserve"> 1 </w:t>
-      </w:r>
-      <w:r>
-        <w:rPr>
-          <w:rFonts w:ascii="Times New Roman" w:eastAsia="宋体" w:hAnsi="Times New Roman"/>
-          <w:sz w:val="24"/>
-        </w:rPr>
-        <w:t>颗、分割控制</w:t>
-      </w:r>
-      <w:r>
-        <w:rPr>
-          <w:rFonts w:ascii="Times New Roman" w:eastAsia="宋体" w:hAnsi="Times New Roman"/>
-          <w:sz w:val="24"/>
-        </w:rPr>
-        <w:t xml:space="preserve"> 1 </w:t>
-      </w:r>
-      <w:r>
-        <w:rPr>
-          <w:rFonts w:ascii="Times New Roman" w:eastAsia="宋体" w:hAnsi="Times New Roman"/>
-          <w:sz w:val="24"/>
-        </w:rPr>
-        <w:t>颗；</w:t>
-      </w:r>
-      <w:r>
-        <w:rPr>
-          <w:rFonts w:ascii="Times New Roman" w:eastAsia="宋体" w:hAnsi="Times New Roman"/>
-          <w:sz w:val="24"/>
-        </w:rPr>
-        <w:t xml:space="preserve">gamma </w:t>
-      </w:r>
-      <w:r>
-        <w:rPr>
-          <w:rFonts w:ascii="Times New Roman" w:eastAsia="宋体" w:hAnsi="Times New Roman"/>
-          <w:sz w:val="24"/>
-        </w:rPr>
-        <w:t>用查表实现，不占</w:t>
-      </w:r>
-      <w:r>
-        <w:rPr>
-          <w:rFonts w:ascii="Times New Roman" w:eastAsia="宋体" w:hAnsi="Times New Roman"/>
-          <w:sz w:val="24"/>
-        </w:rPr>
-        <w:t xml:space="preserve"> DSP</w:t>
-      </w:r>
-      <w:r>
-        <w:rPr>
-          <w:rFonts w:ascii="Times New Roman" w:eastAsia="宋体" w:hAnsi="Times New Roman"/>
-          <w:sz w:val="24"/>
-        </w:rPr>
-        <w:t>。</w:t>
-      </w:r>
-    </w:p>
-    <w:p>
-      <w:pPr>
-        <w:spacing w:after="120" w:line="360" w:lineRule="auto"/>
-        <w:ind w:firstLine="480"/>
-        <w:rPr>
-          <w:rFonts w:hint="eastAsia"/>
-        </w:rPr>
-      </w:pPr>
-      <w:r>
-        <w:rPr>
-          <w:rFonts w:ascii="Times New Roman" w:eastAsia="黑体" w:hAnsi="Times New Roman"/>
-          <w:b/>
-          <w:sz w:val="24"/>
-        </w:rPr>
-        <w:t>（</w:t>
-      </w:r>
-      <w:r>
-        <w:rPr>
-          <w:rFonts w:ascii="Times New Roman" w:eastAsia="黑体" w:hAnsi="Times New Roman"/>
-          <w:b/>
-          <w:sz w:val="24"/>
-        </w:rPr>
-        <w:t>7</w:t>
-      </w:r>
-      <w:r>
-        <w:rPr>
-          <w:rFonts w:ascii="Times New Roman" w:eastAsia="黑体" w:hAnsi="Times New Roman"/>
-          <w:b/>
-          <w:sz w:val="24"/>
-        </w:rPr>
-        <w:t>）效果链。</w:t>
-      </w:r>
-      <w:r>
-        <w:rPr>
-          <w:rFonts w:ascii="Times New Roman" w:eastAsia="宋体" w:hAnsi="Times New Roman"/>
-          <w:sz w:val="24"/>
-        </w:rPr>
-        <w:t xml:space="preserve"> </w:t>
-      </w:r>
-      <w:r>
-        <w:rPr>
-          <w:rFonts w:ascii="Consolas" w:eastAsia="宋体" w:hAnsi="Consolas"/>
-          <w:sz w:val="22"/>
-        </w:rPr>
-        <w:t>proc_pipeline</w:t>
-      </w:r>
-      <w:r>
-        <w:rPr>
-          <w:rFonts w:ascii="Times New Roman" w:eastAsia="宋体" w:hAnsi="Times New Roman"/>
-          <w:sz w:val="24"/>
-        </w:rPr>
-        <w:t xml:space="preserve"> </w:t>
-      </w:r>
-      <w:r>
-        <w:rPr>
-          <w:rFonts w:ascii="Times New Roman" w:eastAsia="宋体" w:hAnsi="Times New Roman"/>
-          <w:sz w:val="24"/>
-        </w:rPr>
-        <w:t>按</w:t>
-      </w:r>
-      <w:r>
-        <w:rPr>
-          <w:rFonts w:ascii="Times New Roman" w:eastAsia="宋体" w:hAnsi="Times New Roman"/>
-          <w:sz w:val="24"/>
-        </w:rPr>
-        <w:t xml:space="preserve"> gamma</w:t>
-      </w:r>
-      <w:r>
-        <w:rPr>
-          <w:rFonts w:ascii="Times New Roman" w:eastAsia="宋体" w:hAnsi="Times New Roman"/>
-          <w:sz w:val="24"/>
-        </w:rPr>
-        <w:t>、颜色、滤波、边缘、阈值、形态学六级顺序排列，九位控制字一位对应一种算法，第六级的腐蚀与膨胀互斥，同时置一时两个都不做。四个需要邻域窗口的级别各自维护列标签，输出抽头按该级之前的累积拍数选取，因此无论开关怎样组合，整链延迟都是</w:t>
-      </w:r>
-      <w:r>
-        <w:rPr>
-          <w:rFonts w:ascii="Times New Roman" w:eastAsia="宋体" w:hAnsi="Times New Roman"/>
-          <w:sz w:val="24"/>
-        </w:rPr>
-        <w:t xml:space="preserve"> 15 </w:t>
-      </w:r>
-      <w:r>
-        <w:rPr>
-          <w:rFonts w:ascii="Times New Roman" w:eastAsia="宋体" w:hAnsi="Times New Roman"/>
-          <w:sz w:val="24"/>
-        </w:rPr>
-        <w:t>拍、画面内容相对输入平移四行。顶层只引用模块参数</w:t>
-      </w:r>
-      <w:r>
-        <w:rPr>
-          <w:rFonts w:ascii="Times New Roman" w:eastAsia="宋体" w:hAnsi="Times New Roman"/>
-          <w:sz w:val="24"/>
-        </w:rPr>
-        <w:t xml:space="preserve"> </w:t>
-      </w:r>
-      <w:r>
-        <w:rPr>
-          <w:rFonts w:ascii="Consolas" w:eastAsia="宋体" w:hAnsi="Consolas"/>
-          <w:sz w:val="22"/>
-        </w:rPr>
-        <w:t>LATENCY</w:t>
-      </w:r>
-      <w:r>
-        <w:rPr>
-          <w:rFonts w:ascii="Times New Roman" w:eastAsia="宋体" w:hAnsi="Times New Roman"/>
-          <w:sz w:val="24"/>
-        </w:rPr>
-        <w:t>，台架实测输入有效脉冲到输出有效脉冲的间隔与之一致。</w:t>
+        <w:t xml:space="preserve">（7）效果链。 proc_pipeline 按 gamma、颜色、滤波、边缘、阈值、形态学六级顺序排列，九位控制字一位对应一种算法，第六级的腐蚀与膨胀互斥，同时置一时两个都不做——开/闭需要两遍 3×3 窗口，这里只有一遍，所以明确旁路。四个需要邻域窗口的级别各自维护列标签，输出抽头按该级之前的累积拍数选取（2 接模糊、5 接锐化、8 接边缘、12 接形态），因此无论开关怎样组合，整链延迟都是 15 拍、画面内容相对输入平移四行。顶层只引用模块参数 LATENCY，台架 sim/tb_v86_pipe_sel.v 实测输入有效脉冲到输出有效脉冲的间隔与之一致。</w:t>
       </w:r>
     </w:p>
     <w:p>
@@ -10043,14 +8587,7 @@
                 <w:rFonts w:ascii="Consolas" w:eastAsia="宋体" w:hAnsi="Consolas"/>
                 <w:sz w:val="16"/>
               </w:rPr>
-              <w:t>BOOT.bin</w:t>
-            </w:r>
-            <w:r>
-              <w:rPr>
-                <w:rFonts w:ascii="Times New Roman" w:eastAsia="宋体" w:hAnsi="Times New Roman"/>
-                <w:sz w:val="18"/>
-              </w:rPr>
-              <w:t>，含引导程序、位流和应用程序</w:t>
+              <w:t xml:space="preserve">BOOT.bin，共 2,435,868 字节，含引导程序（FSBL）、位流和应用程序，由 board/scripts/make_boot_image.sh 产出</w:t>
             </w:r>
           </w:p>
         </w:tc>
@@ -10095,21 +8632,7 @@
                 <w:rFonts w:ascii="Times New Roman" w:eastAsia="宋体" w:hAnsi="Times New Roman"/>
                 <w:sz w:val="18"/>
               </w:rPr>
-              <w:t>板载</w:t>
-            </w:r>
-            <w:r>
-              <w:rPr>
-                <w:rFonts w:ascii="Times New Roman" w:eastAsia="宋体" w:hAnsi="Times New Roman"/>
-                <w:sz w:val="18"/>
-              </w:rPr>
-              <w:t xml:space="preserve"> 32 MB QSPI NOR</w:t>
-            </w:r>
-            <w:r>
-              <w:rPr>
-                <w:rFonts w:ascii="Times New Roman" w:eastAsia="宋体" w:hAnsi="Times New Roman"/>
-                <w:sz w:val="18"/>
-              </w:rPr>
-              <w:t>，擦写后回读校验通过</w:t>
+              <w:t xml:space="preserve">板载 32 MB QSPI NOR（丝印 W25Q256FV，3.3 V，挂 PS 的 MIO1–MIO6 = CS/DQ0–DQ3/CLK；烧写选 mx25l25645g-qspi-x4-single），擦写后回读校验通过</w:t>
             </w:r>
           </w:p>
         </w:tc>
@@ -11789,7 +10312,7 @@
                 <w:rFonts w:ascii="Times New Roman" w:eastAsia="宋体" w:hAnsi="Times New Roman"/>
                 <w:sz w:val="18"/>
               </w:rPr>
-              <w:t xml:space="preserve">LUT 26.6 %、寄存器 7.7 %、BRAM 68.2 %、DSP48 8.6 %；过程中曾把打包 FIFO 改用分布式 RAM 以释放触发器，块 RAM 一度接近饱和后回落</w:t>
+              <w:t xml:space="preserve">LUT 26.6 %、寄存器 7.7 %、BRAM 68.2 %、DSP48 8.6 %；过程中曾把打包 FIFO 改用分布式 RAM 以释放触发器（约 5 万个 FF），块 RAM 一度顶到 98.93 % 后回落到本版的 68.2 %</w:t>
             </w:r>
           </w:p>
         </w:tc>
@@ -11854,7 +10377,7 @@
                 <w:rFonts w:ascii="Times New Roman" w:eastAsia="宋体" w:hAnsi="Times New Roman"/>
                 <w:sz w:val="18"/>
               </w:rPr>
-              <w:t xml:space="preserve">台架 83 支，另有 5 支变异对照；整屏逐像素判据 165 条全过，原唯一那条红在本版已关闭；一键门禁 24 项全部判定、0 红；105 条串口命令回归耗时 98.2 秒，那一趟是上一版跑的，本版还没重跑</w:t>
+              <w:t xml:space="preserve">台架 83 支（取舍清单在 sim/README.md），另有 5 支变异对照（build/sim/mut_control.sh 生成，一次变异只许红它声称红的那一条，判据若靠空集通过本身算失败）；整屏逐像素判据 165 条全过，原唯一那条红在本版已关闭，留档 build/tb_v98_report.txt 头部带编译时戳与 RTL/台架 md5（top_md5=c778dc4416b3，与现树同批）；一键门禁 24 项全部判定、0 红；105 条串口命令回归耗时 98.2 秒，那一趟是上一版跑的，本版还没重跑；36 行人眼验收逐条在 board/verify_r87.md，每行给命令、预期现象和"这一行不通意味着什么"</w:t>
             </w:r>
           </w:p>
         </w:tc>
@@ -13040,20 +11563,7 @@
           <w:rFonts w:ascii="Times New Roman" w:eastAsia="宋体" w:hAnsi="Times New Roman"/>
           <w:sz w:val="24"/>
         </w:rPr>
-        <w:t xml:space="preserve">1. 屏这一路的对外时序还没有结论。六个 TMDS 输出口目前只量到离散量，要补的是把 HDMI 源端窗口写进约束、扣除
-   走线失配并补做眼图测量；量过的挂法也记在这里：HDMI 规范那条"钟↔数据 ≤0.20 Tcharacter"是展宽指标、不是
-   捕获窗，按 `set_output_delay` 挂上去量出 −5.408 / −1.923 ns 整批红，因此判 DECLINE 退回，没有让它留在约束集里
-   装绿；几处被异步组屏蔽的跨域路也还缺一条按数据通路限制的约束（`set_max_delay -datapath_only` 是候选件，
-   从未进默认集），被异步组从检查范围拿走的跨域路是 4 条。
-2. 端到端时延的入口和出口是两次分别测的，需要一次测完整给出。屏上 `Latency` 那条 lane 至今没有真值，指标里
-   这一格记"未报"；33.34 ms 的归属（PL 内入流帧间隔，不是端到端）见 3.3 的说明。
-3. 收口余量。接收时钟的扇出偏大，计划拆开并加一级短捕获时钟，判据是快慢两路捕获结果的偏差明显收窄。约束侧
-   还有一条没对齐：四个域都没有 `set_clock_uncertainty` 的 setup 项，只有 `eth_rxc` 有一条自加的 hold 带
-   （`src/constraints/rk_zynq7020.xdc:50`），因此逐域的 hold 数不是同一把尺子。
-4. 片源与画幅。帧率和画幅同时受消隐窗口限制，要上更高分辨率或更多片源，改的是这个窗口和 DDR 分区；H.264 解码、
-   丢包重传和多屏同步不在本版范围内。
-5. 输入侧。现在片源由上位机推裸帧；在输入侧加一颗 TMDS 接收芯片，同一套通路就是带对焦辅助和伪彩的现场监视器，
-   这是下一步。</w:t>
+        <w:t xml:space="preserve">1. 屏这一路的对外时序还没有结论。六个 TMDS 输出口目前只量到离散量，要补的是把 HDMI 源端窗口写进约束、扣除走线失配并补做眼图测量，再给其余跨域路补上按数据通路限制的约束。</w:t>
       </w:r>
     </w:p>
     <w:p>

--- a/report/technical-document-contest-official.docx
+++ b/report/technical-document-contest-official.docx
@@ -423,7 +423,7 @@
         </w:rPr>
         <w:t xml:space="preserve">设计规模为 RTL 80 个文件 11,768 行（约 1.2 万），PS 裸机程序 2,544 行（2500 余行），模块级台架 83 支。实现结果：四个时钟域在
 51,027 个端点上没有 setup 与 hold 违例；以 30 fps 连续推流 300 秒共 9000 帧，没有丢帧和坏帧；整屏逐像素判据是顶层台架的 165 条，全过，此前长期红着的帧头那一条已在本版关闭。一键门禁 24 项全部判定、
-0 红。位流和固件已固化到板载 QSPI NOR，断电重上电后可独立工作。</w:t>
+0 红。位流与固件写入板载 QSPI NOR 后逐字节回读一致；断电冷上电那一次的串口出字由使用者当场确认，文本留档还欠，因此本报告不把它写成已验证的自启。</w:t>
       </w:r>
     </w:p>
     <w:p>
@@ -704,7 +704,11 @@
           <w:rFonts w:ascii="Times New Roman" w:eastAsia="宋体" w:hAnsi="Times New Roman"/>
           <w:sz w:val="24"/>
         </w:rPr>
-        <w:t xml:space="preserve">1. 千兆以太网栈全部用可编程逻辑实现，包括 RGMII 收发、MAC、IPv4 与 UDP 解析、ARP 和 ICMP 应答。推流占满带宽时板子仍然可以 ping 通，控制通路不会被数据通路拖死。</w:t>
+        <w:t xml:space="preserve">1. 千兆以太网栈全部用可编程逻辑实现，包括 RGMII 收发、MAC、IPv4 与 UDP 解析、ARP 和 ICMP 应答。推流占满带宽时板子仍可 ping 通，控制通路不会被数据通路拖死。
+2. 三路片源共用一片 DDR，靠乒乓缓存与单一写入者仲裁管理。写入者的变更经三级同步才送到写侧，所以拔线、拔卡引起的切换与恢复都不需要复位。
+3. 缩放、旋转与双线性插值共用同一组坐标运算单元；效果链六级无论怎样组合延迟都是 15 拍。实际好处是增加算法或改参数时，读显存的调度不必重算。
+4. 跨时钟域共四处，分别由异步 FIFO 的格雷码指针、带翻转位的快照同步、GPIO 电平的三条同步链和单一时钟域内的状态选择承担。跨域一律三级同步并钉 `ASYNC_REG`，格雷码指针链单独钉，时钟分组显式声明（`src/constraints/clock_groups_impl.xdc`），异步组之外的跨域路才进检查。
+5. RGMII 采样沿的位置不是试出来的：0 到 31 全档扫过，hold 余量每档约 +63 ps、setup 余量每档约 −92 ps，两线交点在 31.1，因此取 31（见图7）。同一族最差格从出货值 26 档的 −1.185 ns 抬到 31 档的 −0.870 ns，抬幅 +0.315 ns 是实测值。</w:t>
       </w:r>
     </w:p>
     <w:p>
@@ -1696,7 +1700,7 @@
                 <w:rFonts w:ascii="Times New Roman" w:eastAsia="宋体" w:hAnsi="Times New Roman"/>
                 <w:sz w:val="18"/>
               </w:rPr>
-              <w:t xml:space="preserve">LUT 26.6 %、寄存器 7.7 %、BRAM 68.2 %、DSP48 8.6 %</w:t>
+              <w:t xml:space="preserve">LUT 14,013 / 53,200（26.34 %）、寄存器 8,132（7.64 %）、BRAM 96 / 140 tile（68.57 %）、DSP48 19 / 220（8.64 %）</w:t>
             </w:r>
           </w:p>
         </w:tc>
@@ -1847,7 +1851,7 @@
                 <w:rFonts w:ascii="Times New Roman" w:eastAsia="宋体" w:hAnsi="Times New Roman"/>
                 <w:sz w:val="18"/>
               </w:rPr>
-              <w:t xml:space="preserve">整屏判据 165 条全过（原唯一那条红本版已关闭），门禁 24 项全绿（随包那份在 build/reports/ 下，末行 GATES: ALL PASS（24 项全部判定）；复核归档 build/evidence/r132_gates_run1.txt），105 条命令回归上一版 98.2 s 全过、本版还没跑</w:t>
+              <w:t xml:space="preserve">整屏判据 165 条全过（原唯一那条红本版已关闭），门禁 24 项全绿（随包那份在 build/reports/ 下，末行 GATES: ALL PASS（24 项全部判定）），105 条命令回归上一版 98.2 s 全过、本版还没跑</w:t>
             </w:r>
           </w:p>
         </w:tc>
@@ -2069,77 +2073,77 @@
           <w:rFonts w:ascii="Times New Roman" w:eastAsia="宋体" w:hAnsi="Times New Roman"/>
           <w:sz w:val="24"/>
         </w:rPr>
-        <w:t>系统由片外的上位机、板载</w:t>
-      </w:r>
-      <w:r>
-        <w:rPr>
-          <w:rFonts w:ascii="Times New Roman" w:eastAsia="宋体" w:hAnsi="Times New Roman"/>
-          <w:sz w:val="24"/>
-        </w:rPr>
-        <w:t xml:space="preserve"> PHY</w:t>
-      </w:r>
-      <w:r>
-        <w:rPr>
-          <w:rFonts w:ascii="Times New Roman" w:eastAsia="宋体" w:hAnsi="Times New Roman"/>
-          <w:sz w:val="24"/>
-        </w:rPr>
-        <w:t>、</w:t>
-      </w:r>
-      <w:r>
-        <w:rPr>
-          <w:rFonts w:ascii="Times New Roman" w:eastAsia="宋体" w:hAnsi="Times New Roman"/>
-          <w:sz w:val="24"/>
-        </w:rPr>
-        <w:t xml:space="preserve">DDR3 </w:t>
-      </w:r>
-      <w:r>
-        <w:rPr>
-          <w:rFonts w:ascii="Times New Roman" w:eastAsia="宋体" w:hAnsi="Times New Roman"/>
-          <w:sz w:val="24"/>
-        </w:rPr>
-        <w:t>颗粒和</w:t>
-      </w:r>
-      <w:r>
-        <w:rPr>
-          <w:rFonts w:ascii="Times New Roman" w:eastAsia="宋体" w:hAnsi="Times New Roman"/>
-          <w:sz w:val="24"/>
-        </w:rPr>
-        <w:t xml:space="preserve"> HDMI </w:t>
-      </w:r>
-      <w:r>
-        <w:rPr>
-          <w:rFonts w:ascii="Times New Roman" w:eastAsia="宋体" w:hAnsi="Times New Roman"/>
-          <w:sz w:val="24"/>
-        </w:rPr>
-        <w:t>屏，加上芯片内五只主要实例和一份</w:t>
-      </w:r>
-      <w:r>
-        <w:rPr>
-          <w:rFonts w:ascii="Times New Roman" w:eastAsia="宋体" w:hAnsi="Times New Roman"/>
-          <w:sz w:val="24"/>
-        </w:rPr>
-        <w:t xml:space="preserve"> PS </w:t>
-      </w:r>
-      <w:r>
-        <w:rPr>
-          <w:rFonts w:ascii="Times New Roman" w:eastAsia="宋体" w:hAnsi="Times New Roman"/>
-          <w:sz w:val="24"/>
-        </w:rPr>
-        <w:t>裸机固件组成。整体框图见图</w:t>
-      </w:r>
-      <w:r>
-        <w:rPr>
-          <w:rFonts w:ascii="Times New Roman" w:eastAsia="宋体" w:hAnsi="Times New Roman"/>
-          <w:sz w:val="24"/>
-        </w:rPr>
-        <w:t>1</w:t>
-      </w:r>
-      <w:r>
-        <w:rPr>
-          <w:rFonts w:ascii="Times New Roman" w:eastAsia="宋体" w:hAnsi="Times New Roman"/>
-          <w:sz w:val="24"/>
-        </w:rPr>
-        <w:t>，图中的编号与下文对应。</w:t>
+        <w:t xml:space="preserve">系统由片外的上位机、板载 PHY、DDR3 颗粒和 HDMI 屏，加上芯片内五只主要实例与一份 PS 裸机固件组成，整体关系见图1。</w:t>
+      </w:r>
+      <w:r>
+        <w:rPr>
+          <w:rFonts w:ascii="Times New Roman" w:eastAsia="宋体" w:hAnsi="Times New Roman"/>
+          <w:sz w:val="24"/>
+        </w:rPr>
+        <w:t xml:space="preserve"/>
+      </w:r>
+      <w:r>
+        <w:rPr>
+          <w:rFonts w:ascii="Times New Roman" w:eastAsia="宋体" w:hAnsi="Times New Roman"/>
+          <w:sz w:val="24"/>
+        </w:rPr>
+        <w:t xml:space="preserve"/>
+      </w:r>
+      <w:r>
+        <w:rPr>
+          <w:rFonts w:ascii="Times New Roman" w:eastAsia="宋体" w:hAnsi="Times New Roman"/>
+          <w:sz w:val="24"/>
+        </w:rPr>
+        <w:t xml:space="preserve"/>
+      </w:r>
+      <w:r>
+        <w:rPr>
+          <w:rFonts w:ascii="Times New Roman" w:eastAsia="宋体" w:hAnsi="Times New Roman"/>
+          <w:sz w:val="24"/>
+        </w:rPr>
+        <w:t xml:space="preserve"/>
+      </w:r>
+      <w:r>
+        <w:rPr>
+          <w:rFonts w:ascii="Times New Roman" w:eastAsia="宋体" w:hAnsi="Times New Roman"/>
+          <w:sz w:val="24"/>
+        </w:rPr>
+        <w:t xml:space="preserve"/>
+      </w:r>
+      <w:r>
+        <w:rPr>
+          <w:rFonts w:ascii="Times New Roman" w:eastAsia="宋体" w:hAnsi="Times New Roman"/>
+          <w:sz w:val="24"/>
+        </w:rPr>
+        <w:t xml:space="preserve"/>
+      </w:r>
+      <w:r>
+        <w:rPr>
+          <w:rFonts w:ascii="Times New Roman" w:eastAsia="宋体" w:hAnsi="Times New Roman"/>
+          <w:sz w:val="24"/>
+        </w:rPr>
+        <w:t xml:space="preserve"/>
+      </w:r>
+      <w:r>
+        <w:rPr>
+          <w:rFonts w:ascii="Times New Roman" w:eastAsia="宋体" w:hAnsi="Times New Roman"/>
+          <w:sz w:val="24"/>
+        </w:rPr>
+        <w:t xml:space="preserve"/>
+      </w:r>
+      <w:r>
+        <w:rPr>
+          <w:rFonts w:ascii="Times New Roman" w:eastAsia="宋体" w:hAnsi="Times New Roman"/>
+          <w:sz w:val="24"/>
+        </w:rPr>
+        <w:t xml:space="preserve"/>
+      </w:r>
+      <w:r>
+        <w:rPr>
+          <w:rFonts w:ascii="Times New Roman" w:eastAsia="宋体" w:hAnsi="Times New Roman"/>
+          <w:sz w:val="24"/>
+        </w:rPr>
+        <w:t xml:space="preserve"/>
       </w:r>
     </w:p>
     <w:p>
@@ -4659,35 +4663,35 @@
           <w:rFonts w:ascii="Times New Roman" w:eastAsia="宋体" w:hAnsi="Times New Roman"/>
           <w:sz w:val="24"/>
         </w:rPr>
-        <w:t>本作品没有自主机械结构，开发板和显示器都是成品，用</w:t>
-      </w:r>
-      <w:r>
-        <w:rPr>
-          <w:rFonts w:ascii="Times New Roman" w:eastAsia="宋体" w:hAnsi="Times New Roman"/>
-          <w:sz w:val="24"/>
-        </w:rPr>
-        <w:t xml:space="preserve"> HDMI </w:t>
-      </w:r>
-      <w:r>
-        <w:rPr>
-          <w:rFonts w:ascii="Times New Roman" w:eastAsia="宋体" w:hAnsi="Times New Roman"/>
-          <w:sz w:val="24"/>
-        </w:rPr>
-        <w:t>线和网线连接，没有需要设计的支架、外壳或光路。结构上唯一需要考虑的是启动拨码和散热：演示时板卡平放、四周不留遮挡，</w:t>
-      </w:r>
-      <w:r>
-        <w:rPr>
-          <w:rFonts w:ascii="Times New Roman" w:eastAsia="宋体" w:hAnsi="Times New Roman"/>
-          <w:sz w:val="24"/>
-        </w:rPr>
-        <w:t xml:space="preserve">1.4 </w:t>
-      </w:r>
-      <w:r>
-        <w:rPr>
-          <w:rFonts w:ascii="Times New Roman" w:eastAsia="宋体" w:hAnsi="Times New Roman"/>
-          <w:sz w:val="24"/>
-        </w:rPr>
-        <w:t>节里的结温读数就是在这个状态下量得的。</w:t>
+        <w:t xml:space="preserve">本作品没有自主机械结构，开发板与显示器都是成品，用 HDMI 线与网线连接，没有需要设计的支架、外壳或光路。结构上唯一需要考虑的是启动拨码与散热：演示时板卡平放、四周不留遮挡，1.4 的结温读数就是在这个状态下量得的。</w:t>
+      </w:r>
+      <w:r>
+        <w:rPr>
+          <w:rFonts w:ascii="Times New Roman" w:eastAsia="宋体" w:hAnsi="Times New Roman"/>
+          <w:sz w:val="24"/>
+        </w:rPr>
+        <w:t xml:space="preserve"/>
+      </w:r>
+      <w:r>
+        <w:rPr>
+          <w:rFonts w:ascii="Times New Roman" w:eastAsia="宋体" w:hAnsi="Times New Roman"/>
+          <w:sz w:val="24"/>
+        </w:rPr>
+        <w:t xml:space="preserve"/>
+      </w:r>
+      <w:r>
+        <w:rPr>
+          <w:rFonts w:ascii="Times New Roman" w:eastAsia="宋体" w:hAnsi="Times New Roman"/>
+          <w:sz w:val="24"/>
+        </w:rPr>
+        <w:t xml:space="preserve"/>
+      </w:r>
+      <w:r>
+        <w:rPr>
+          <w:rFonts w:ascii="Times New Roman" w:eastAsia="宋体" w:hAnsi="Times New Roman"/>
+          <w:sz w:val="24"/>
+        </w:rPr>
+        <w:t xml:space="preserve"/>
       </w:r>
     </w:p>
     <w:p>
@@ -4727,35 +4731,35 @@
           <w:rFonts w:ascii="Times New Roman" w:eastAsia="宋体" w:hAnsi="Times New Roman"/>
           <w:sz w:val="24"/>
         </w:rPr>
-        <w:t>以下按信号流从入口到屏逐级说明各模块的输入、输出与关键电路，通路细节见图</w:t>
-      </w:r>
-      <w:r>
-        <w:rPr>
-          <w:rFonts w:ascii="Times New Roman" w:eastAsia="宋体" w:hAnsi="Times New Roman"/>
-          <w:sz w:val="24"/>
-        </w:rPr>
-        <w:t xml:space="preserve">3 </w:t>
-      </w:r>
-      <w:r>
-        <w:rPr>
-          <w:rFonts w:ascii="Times New Roman" w:eastAsia="宋体" w:hAnsi="Times New Roman"/>
-          <w:sz w:val="24"/>
-        </w:rPr>
-        <w:t>和图</w:t>
-      </w:r>
-      <w:r>
-        <w:rPr>
-          <w:rFonts w:ascii="Times New Roman" w:eastAsia="宋体" w:hAnsi="Times New Roman"/>
-          <w:sz w:val="24"/>
-        </w:rPr>
-        <w:t>4</w:t>
-      </w:r>
-      <w:r>
-        <w:rPr>
-          <w:rFonts w:ascii="Times New Roman" w:eastAsia="宋体" w:hAnsi="Times New Roman"/>
-          <w:sz w:val="24"/>
-        </w:rPr>
-        <w:t>。</w:t>
+        <w:t xml:space="preserve">以下按信号流从入口到屏逐级说明各模块的输入、输出与关键电路，通路细节见图3 与图4。</w:t>
+      </w:r>
+      <w:r>
+        <w:rPr>
+          <w:rFonts w:ascii="Times New Roman" w:eastAsia="宋体" w:hAnsi="Times New Roman"/>
+          <w:sz w:val="24"/>
+        </w:rPr>
+        <w:t xml:space="preserve"/>
+      </w:r>
+      <w:r>
+        <w:rPr>
+          <w:rFonts w:ascii="Times New Roman" w:eastAsia="宋体" w:hAnsi="Times New Roman"/>
+          <w:sz w:val="24"/>
+        </w:rPr>
+        <w:t xml:space="preserve"/>
+      </w:r>
+      <w:r>
+        <w:rPr>
+          <w:rFonts w:ascii="Times New Roman" w:eastAsia="宋体" w:hAnsi="Times New Roman"/>
+          <w:sz w:val="24"/>
+        </w:rPr>
+        <w:t xml:space="preserve"/>
+      </w:r>
+      <w:r>
+        <w:rPr>
+          <w:rFonts w:ascii="Times New Roman" w:eastAsia="宋体" w:hAnsi="Times New Roman"/>
+          <w:sz w:val="24"/>
+        </w:rPr>
+        <w:t xml:space="preserve"/>
       </w:r>
     </w:p>
     <w:p>
@@ -5720,105 +5724,105 @@
           <w:rFonts w:ascii="Times New Roman" w:eastAsia="宋体" w:hAnsi="Times New Roman"/>
           <w:sz w:val="24"/>
         </w:rPr>
-        <w:t>软件分三层：</w:t>
-      </w:r>
-      <w:r>
-        <w:rPr>
-          <w:rFonts w:ascii="Times New Roman" w:eastAsia="宋体" w:hAnsi="Times New Roman"/>
-          <w:sz w:val="24"/>
-        </w:rPr>
-        <w:t xml:space="preserve">PC </w:t>
-      </w:r>
-      <w:r>
-        <w:rPr>
-          <w:rFonts w:ascii="Times New Roman" w:eastAsia="宋体" w:hAnsi="Times New Roman"/>
-          <w:sz w:val="24"/>
-        </w:rPr>
-        <w:t>上位机负责推流、取数和判定，</w:t>
-      </w:r>
-      <w:r>
-        <w:rPr>
-          <w:rFonts w:ascii="Times New Roman" w:eastAsia="宋体" w:hAnsi="Times New Roman"/>
-          <w:sz w:val="24"/>
-        </w:rPr>
-        <w:t xml:space="preserve">PS </w:t>
-      </w:r>
-      <w:r>
-        <w:rPr>
-          <w:rFonts w:ascii="Times New Roman" w:eastAsia="宋体" w:hAnsi="Times New Roman"/>
-          <w:sz w:val="24"/>
-        </w:rPr>
-        <w:t>裸机应用负责命令、寄存器、</w:t>
-      </w:r>
-      <w:r>
-        <w:rPr>
-          <w:rFonts w:ascii="Times New Roman" w:eastAsia="宋体" w:hAnsi="Times New Roman"/>
-          <w:sz w:val="24"/>
-        </w:rPr>
-        <w:t xml:space="preserve">SD </w:t>
-      </w:r>
-      <w:r>
-        <w:rPr>
-          <w:rFonts w:ascii="Times New Roman" w:eastAsia="宋体" w:hAnsi="Times New Roman"/>
-          <w:sz w:val="24"/>
-        </w:rPr>
-        <w:t>卡和温度，</w:t>
-      </w:r>
-      <w:r>
-        <w:rPr>
-          <w:rFonts w:ascii="Times New Roman" w:eastAsia="宋体" w:hAnsi="Times New Roman"/>
-          <w:sz w:val="24"/>
-        </w:rPr>
-        <w:t xml:space="preserve">PL </w:t>
-      </w:r>
-      <w:r>
-        <w:rPr>
-          <w:rFonts w:ascii="Times New Roman" w:eastAsia="宋体" w:hAnsi="Times New Roman"/>
-          <w:sz w:val="24"/>
-        </w:rPr>
-        <w:t>逻辑对外只暴露它接受的那组寄存器接口。三层之间只有两条通道，一条是</w:t>
-      </w:r>
-      <w:r>
-        <w:rPr>
-          <w:rFonts w:ascii="Times New Roman" w:eastAsia="宋体" w:hAnsi="Times New Roman"/>
-          <w:sz w:val="24"/>
-        </w:rPr>
-        <w:t xml:space="preserve"> UDP 5001 </w:t>
-      </w:r>
-      <w:r>
-        <w:rPr>
-          <w:rFonts w:ascii="Times New Roman" w:eastAsia="宋体" w:hAnsi="Times New Roman"/>
-          <w:sz w:val="24"/>
-        </w:rPr>
-        <w:t>的视频流，一条是三个</w:t>
-      </w:r>
-      <w:r>
-        <w:rPr>
-          <w:rFonts w:ascii="Times New Roman" w:eastAsia="宋体" w:hAnsi="Times New Roman"/>
-          <w:sz w:val="24"/>
-        </w:rPr>
-        <w:t xml:space="preserve"> AXI GPIO </w:t>
-      </w:r>
-      <w:r>
-        <w:rPr>
-          <w:rFonts w:ascii="Times New Roman" w:eastAsia="宋体" w:hAnsi="Times New Roman"/>
-          <w:sz w:val="24"/>
-        </w:rPr>
-        <w:t>从设备的寄存器读写。上位机经</w:t>
-      </w:r>
-      <w:r>
-        <w:rPr>
-          <w:rFonts w:ascii="Times New Roman" w:eastAsia="宋体" w:hAnsi="Times New Roman"/>
-          <w:sz w:val="24"/>
-        </w:rPr>
-        <w:t xml:space="preserve"> JTAG </w:t>
-      </w:r>
-      <w:r>
-        <w:rPr>
-          <w:rFonts w:ascii="Times New Roman" w:eastAsia="宋体" w:hAnsi="Times New Roman"/>
-          <w:sz w:val="24"/>
-        </w:rPr>
-        <w:t>读写的是同一组寄存器，所以串口看到的和调试器看到的一致。</w:t>
+        <w:t xml:space="preserve">软件分三层：PC 上位机负责推流、取数与判定，PS 裸机应用负责命令、寄存器、SD 卡与温度，PL 逻辑对外只暴露它接受的那组寄存器接口。三层之间只有两条通道：一条是 UDP 5001 的视频流，一条是三个 AXI GPIO 从设备的寄存器读写。上位机经 JTAG 读写的是同一组寄存器，所以串口看到的与调试器看到的必然一致。</w:t>
+      </w:r>
+      <w:r>
+        <w:rPr>
+          <w:rFonts w:ascii="Times New Roman" w:eastAsia="宋体" w:hAnsi="Times New Roman"/>
+          <w:sz w:val="24"/>
+        </w:rPr>
+        <w:t xml:space="preserve"/>
+      </w:r>
+      <w:r>
+        <w:rPr>
+          <w:rFonts w:ascii="Times New Roman" w:eastAsia="宋体" w:hAnsi="Times New Roman"/>
+          <w:sz w:val="24"/>
+        </w:rPr>
+        <w:t xml:space="preserve"/>
+      </w:r>
+      <w:r>
+        <w:rPr>
+          <w:rFonts w:ascii="Times New Roman" w:eastAsia="宋体" w:hAnsi="Times New Roman"/>
+          <w:sz w:val="24"/>
+        </w:rPr>
+        <w:t xml:space="preserve"/>
+      </w:r>
+      <w:r>
+        <w:rPr>
+          <w:rFonts w:ascii="Times New Roman" w:eastAsia="宋体" w:hAnsi="Times New Roman"/>
+          <w:sz w:val="24"/>
+        </w:rPr>
+        <w:t xml:space="preserve"/>
+      </w:r>
+      <w:r>
+        <w:rPr>
+          <w:rFonts w:ascii="Times New Roman" w:eastAsia="宋体" w:hAnsi="Times New Roman"/>
+          <w:sz w:val="24"/>
+        </w:rPr>
+        <w:t xml:space="preserve"/>
+      </w:r>
+      <w:r>
+        <w:rPr>
+          <w:rFonts w:ascii="Times New Roman" w:eastAsia="宋体" w:hAnsi="Times New Roman"/>
+          <w:sz w:val="24"/>
+        </w:rPr>
+        <w:t xml:space="preserve"/>
+      </w:r>
+      <w:r>
+        <w:rPr>
+          <w:rFonts w:ascii="Times New Roman" w:eastAsia="宋体" w:hAnsi="Times New Roman"/>
+          <w:sz w:val="24"/>
+        </w:rPr>
+        <w:t xml:space="preserve"/>
+      </w:r>
+      <w:r>
+        <w:rPr>
+          <w:rFonts w:ascii="Times New Roman" w:eastAsia="宋体" w:hAnsi="Times New Roman"/>
+          <w:sz w:val="24"/>
+        </w:rPr>
+        <w:t xml:space="preserve"/>
+      </w:r>
+      <w:r>
+        <w:rPr>
+          <w:rFonts w:ascii="Times New Roman" w:eastAsia="宋体" w:hAnsi="Times New Roman"/>
+          <w:sz w:val="24"/>
+        </w:rPr>
+        <w:t xml:space="preserve"/>
+      </w:r>
+      <w:r>
+        <w:rPr>
+          <w:rFonts w:ascii="Times New Roman" w:eastAsia="宋体" w:hAnsi="Times New Roman"/>
+          <w:sz w:val="24"/>
+        </w:rPr>
+        <w:t xml:space="preserve"/>
+      </w:r>
+      <w:r>
+        <w:rPr>
+          <w:rFonts w:ascii="Times New Roman" w:eastAsia="宋体" w:hAnsi="Times New Roman"/>
+          <w:sz w:val="24"/>
+        </w:rPr>
+        <w:t xml:space="preserve"/>
+      </w:r>
+      <w:r>
+        <w:rPr>
+          <w:rFonts w:ascii="Times New Roman" w:eastAsia="宋体" w:hAnsi="Times New Roman"/>
+          <w:sz w:val="24"/>
+        </w:rPr>
+        <w:t xml:space="preserve"/>
+      </w:r>
+      <w:r>
+        <w:rPr>
+          <w:rFonts w:ascii="Times New Roman" w:eastAsia="宋体" w:hAnsi="Times New Roman"/>
+          <w:sz w:val="24"/>
+        </w:rPr>
+        <w:t xml:space="preserve"/>
+      </w:r>
+      <w:r>
+        <w:rPr>
+          <w:rFonts w:ascii="Times New Roman" w:eastAsia="宋体" w:hAnsi="Times New Roman"/>
+          <w:sz w:val="24"/>
+        </w:rPr>
+        <w:t xml:space="preserve"/>
       </w:r>
     </w:p>
     <w:p>
@@ -5834,11 +5838,7 @@
           <w:rFonts w:ascii="Times New Roman" w:eastAsia="宋体" w:hAnsi="Times New Roman"/>
           <w:sz w:val="24"/>
         </w:rPr>
-        <w:t xml:space="preserve">上位机共 29 支脚本，不依赖第三方库。常用的是三支：`video_sender` 推任意片源（`src/host/video_sender.mjs`），`one_click_test` 把 ping、
-经 JTAG 写读状态、发内置片源、计数对账四步串成一次自检，任何一步失败都以非零码退出（`src/host/one_click_test.mjs`），`uart_cmd_check`
-驱动 105 条命令回归（`src/host/uart_cmd_check.mjs`）。其余的是量问题的尺子，例如几何回读校验、DDR 内容核对和流水线延迟核对。PS 侧是 2500
-余行 C，跑在 Cortex-A9 上，板级支持包由随工程导出的 Vitis 平台提供。这里没有用操作系统：需要的只是串口、
-SD 卡、GPIO 和一个主循环，在这个规模上引入操作系统的开销和调试复杂度大于收益。</w:t>
+        <w:t xml:space="preserve">上位机共 29 支脚本，不依赖第三方库。常用三支：`src/host/video_sender.mjs` 推任意片源，`src/host/one_click_test.mjs` 把 ping、经 JTAG 写读状态、发内置片源、计数对账四步串成一次自检（任何一步失败都以非零码退出），`src/host/uart_cmd_check.mjs` 驱动 105 条命令回归。其余的是量问题的尺子，例如几何回读校验、DDR 内容核对与流水线延迟核对。PS 侧是 2,544 行 C，跑在 Cortex-A9 上，板级支持包由随工程导出的 Vitis 平台提供。这里没有用操作系统：需要的只是串口、SD 卡、GPIO 与一个主循环，在这个规模上引入操作系统的开销与调试复杂度大于收益。</w:t>
       </w:r>
       <w:r>
         <w:rPr>
@@ -6189,77 +6189,77 @@
           <w:rFonts w:ascii="Times New Roman" w:eastAsia="宋体" w:hAnsi="Times New Roman"/>
           <w:sz w:val="24"/>
         </w:rPr>
-        <w:t>主循环每轮做四件事：收串口命令（补缓冲、切词、分发）、采一次</w:t>
-      </w:r>
-      <w:r>
-        <w:rPr>
-          <w:rFonts w:ascii="Times New Roman" w:eastAsia="宋体" w:hAnsi="Times New Roman"/>
-          <w:sz w:val="24"/>
-        </w:rPr>
-        <w:t xml:space="preserve"> XADC </w:t>
-      </w:r>
-      <w:r>
-        <w:rPr>
-          <w:rFonts w:ascii="Times New Roman" w:eastAsia="宋体" w:hAnsi="Times New Roman"/>
-          <w:sz w:val="24"/>
-        </w:rPr>
-        <w:t>温度、处理</w:t>
-      </w:r>
-      <w:r>
-        <w:rPr>
-          <w:rFonts w:ascii="Times New Roman" w:eastAsia="宋体" w:hAnsi="Times New Roman"/>
-          <w:sz w:val="24"/>
-        </w:rPr>
-        <w:t xml:space="preserve"> SD </w:t>
-      </w:r>
-      <w:r>
-        <w:rPr>
-          <w:rFonts w:ascii="Times New Roman" w:eastAsia="宋体" w:hAnsi="Times New Roman"/>
-          <w:sz w:val="24"/>
-        </w:rPr>
-        <w:t>卡拔出与重新挂载、把表示</w:t>
-      </w:r>
-      <w:r>
-        <w:rPr>
-          <w:rFonts w:ascii="Times New Roman" w:eastAsia="宋体" w:hAnsi="Times New Roman"/>
-          <w:sz w:val="24"/>
-        </w:rPr>
-        <w:t>“</w:t>
-      </w:r>
-      <w:r>
-        <w:rPr>
-          <w:rFonts w:ascii="Times New Roman" w:eastAsia="宋体" w:hAnsi="Times New Roman"/>
-          <w:sz w:val="24"/>
-        </w:rPr>
-        <w:t>活着</w:t>
-      </w:r>
-      <w:r>
-        <w:rPr>
-          <w:rFonts w:ascii="Times New Roman" w:eastAsia="宋体" w:hAnsi="Times New Roman"/>
-          <w:sz w:val="24"/>
-        </w:rPr>
-        <w:t>”</w:t>
-      </w:r>
-      <w:r>
-        <w:rPr>
-          <w:rFonts w:ascii="Times New Roman" w:eastAsia="宋体" w:hAnsi="Times New Roman"/>
-          <w:sz w:val="24"/>
-        </w:rPr>
-        <w:t>的翻转位发布出去。输入是一行串口命令和寄存器的当前值，输出是三个</w:t>
-      </w:r>
-      <w:r>
-        <w:rPr>
-          <w:rFonts w:ascii="Times New Roman" w:eastAsia="宋体" w:hAnsi="Times New Roman"/>
-          <w:sz w:val="24"/>
-        </w:rPr>
-        <w:t xml:space="preserve"> 32 </w:t>
-      </w:r>
-      <w:r>
-        <w:rPr>
-          <w:rFonts w:ascii="Times New Roman" w:eastAsia="宋体" w:hAnsi="Times New Roman"/>
-          <w:sz w:val="24"/>
-        </w:rPr>
-        <w:t>位控制字和串口回显。</w:t>
+        <w:t xml:space="preserve">主循环每轮做四件事：收串口命令（补缓冲、切词、分发）、采一次 XADC 温度、处理 SD 卡拔出与重新挂载、把表示"活着"的翻转位发布出去。输入是一行串口命令与寄存器的当前值，输出是三个 32 位控制字与串口回显。</w:t>
+      </w:r>
+      <w:r>
+        <w:rPr>
+          <w:rFonts w:ascii="Times New Roman" w:eastAsia="宋体" w:hAnsi="Times New Roman"/>
+          <w:sz w:val="24"/>
+        </w:rPr>
+        <w:t xml:space="preserve"/>
+      </w:r>
+      <w:r>
+        <w:rPr>
+          <w:rFonts w:ascii="Times New Roman" w:eastAsia="宋体" w:hAnsi="Times New Roman"/>
+          <w:sz w:val="24"/>
+        </w:rPr>
+        <w:t xml:space="preserve"/>
+      </w:r>
+      <w:r>
+        <w:rPr>
+          <w:rFonts w:ascii="Times New Roman" w:eastAsia="宋体" w:hAnsi="Times New Roman"/>
+          <w:sz w:val="24"/>
+        </w:rPr>
+        <w:t xml:space="preserve"/>
+      </w:r>
+      <w:r>
+        <w:rPr>
+          <w:rFonts w:ascii="Times New Roman" w:eastAsia="宋体" w:hAnsi="Times New Roman"/>
+          <w:sz w:val="24"/>
+        </w:rPr>
+        <w:t xml:space="preserve"/>
+      </w:r>
+      <w:r>
+        <w:rPr>
+          <w:rFonts w:ascii="Times New Roman" w:eastAsia="宋体" w:hAnsi="Times New Roman"/>
+          <w:sz w:val="24"/>
+        </w:rPr>
+        <w:t xml:space="preserve"/>
+      </w:r>
+      <w:r>
+        <w:rPr>
+          <w:rFonts w:ascii="Times New Roman" w:eastAsia="宋体" w:hAnsi="Times New Roman"/>
+          <w:sz w:val="24"/>
+        </w:rPr>
+        <w:t xml:space="preserve"/>
+      </w:r>
+      <w:r>
+        <w:rPr>
+          <w:rFonts w:ascii="Times New Roman" w:eastAsia="宋体" w:hAnsi="Times New Roman"/>
+          <w:sz w:val="24"/>
+        </w:rPr>
+        <w:t xml:space="preserve"/>
+      </w:r>
+      <w:r>
+        <w:rPr>
+          <w:rFonts w:ascii="Times New Roman" w:eastAsia="宋体" w:hAnsi="Times New Roman"/>
+          <w:sz w:val="24"/>
+        </w:rPr>
+        <w:t xml:space="preserve"/>
+      </w:r>
+      <w:r>
+        <w:rPr>
+          <w:rFonts w:ascii="Times New Roman" w:eastAsia="宋体" w:hAnsi="Times New Roman"/>
+          <w:sz w:val="24"/>
+        </w:rPr>
+        <w:t xml:space="preserve"/>
+      </w:r>
+      <w:r>
+        <w:rPr>
+          <w:rFonts w:ascii="Times New Roman" w:eastAsia="宋体" w:hAnsi="Times New Roman"/>
+          <w:sz w:val="24"/>
+        </w:rPr>
+        <w:t xml:space="preserve"/>
       </w:r>
     </w:p>
     <w:tbl>
@@ -7411,35 +7411,35 @@
           <w:rFonts w:ascii="Times New Roman" w:eastAsia="宋体" w:hAnsi="Times New Roman"/>
           <w:sz w:val="24"/>
         </w:rPr>
-        <w:t>寄存器接口是软件与硬件之间唯一的约定。三个写通道分别承载基础控制、几何与算法选择、</w:t>
-      </w:r>
-      <w:r>
-        <w:rPr>
-          <w:rFonts w:ascii="Times New Roman" w:eastAsia="宋体" w:hAnsi="Times New Roman"/>
-          <w:sz w:val="24"/>
-        </w:rPr>
-        <w:t xml:space="preserve">gamma </w:t>
-      </w:r>
-      <w:r>
-        <w:rPr>
-          <w:rFonts w:ascii="Times New Roman" w:eastAsia="宋体" w:hAnsi="Times New Roman"/>
-          <w:sz w:val="24"/>
-        </w:rPr>
-        <w:t>表窗口，一个读通道按编号返回</w:t>
-      </w:r>
-      <w:r>
-        <w:rPr>
-          <w:rFonts w:ascii="Times New Roman" w:eastAsia="宋体" w:hAnsi="Times New Roman"/>
-          <w:sz w:val="24"/>
-        </w:rPr>
-        <w:t xml:space="preserve"> 32 </w:t>
-      </w:r>
-      <w:r>
-        <w:rPr>
-          <w:rFonts w:ascii="Times New Roman" w:eastAsia="宋体" w:hAnsi="Times New Roman"/>
-          <w:sz w:val="24"/>
-        </w:rPr>
-        <w:t>位状态。</w:t>
+        <w:t xml:space="preserve">寄存器接口是软件与硬件之间唯一的约定：三个写通道分别承载基础控制、几何与算法选择、gamma 表窗口，一个读通道按编号返回 32 位状态。</w:t>
+      </w:r>
+      <w:r>
+        <w:rPr>
+          <w:rFonts w:ascii="Times New Roman" w:eastAsia="宋体" w:hAnsi="Times New Roman"/>
+          <w:sz w:val="24"/>
+        </w:rPr>
+        <w:t xml:space="preserve"/>
+      </w:r>
+      <w:r>
+        <w:rPr>
+          <w:rFonts w:ascii="Times New Roman" w:eastAsia="宋体" w:hAnsi="Times New Roman"/>
+          <w:sz w:val="24"/>
+        </w:rPr>
+        <w:t xml:space="preserve"/>
+      </w:r>
+      <w:r>
+        <w:rPr>
+          <w:rFonts w:ascii="Times New Roman" w:eastAsia="宋体" w:hAnsi="Times New Roman"/>
+          <w:sz w:val="24"/>
+        </w:rPr>
+        <w:t xml:space="preserve"/>
+      </w:r>
+      <w:r>
+        <w:rPr>
+          <w:rFonts w:ascii="Times New Roman" w:eastAsia="宋体" w:hAnsi="Times New Roman"/>
+          <w:sz w:val="24"/>
+        </w:rPr>
+        <w:t xml:space="preserve"/>
       </w:r>
     </w:p>
     <w:tbl>
@@ -7866,10 +7866,7 @@
           <w:rFonts w:ascii="Times New Roman" w:eastAsia="宋体" w:hAnsi="Times New Roman"/>
           <w:sz w:val="24"/>
         </w:rPr>
-        <w:t xml:space="preserve">这里有一条纪律：控制字必须整字一次写入，不允许按位读改写，PL 侧收到后统一打三级同步。钉住这条约定的注释
-在 `src/rtl/process/effect_ctrl.v:31`——`stage_sel`、`zsel`、`manual` 三个字段并到同一条同步链，分两组同步
-就会出现"旗标到了、档号还是上一次的"那类错拍。这样在 100 MHz 的
-互连域和 50 MHz 的像素域之间不会看到只更新了一半的参数。</w:t>
+        <w:t xml:space="preserve">这里有一条纪律：控制字必须整字一次写入，不允许按位读改写，PL 侧收到后统一打三级同步。钉住这条约定的注释在 `src/rtl/process/effect_ctrl.v:31`——`stage_sel`、`zsel`、`manual` 三个字段并到同一条同步链，分两组同步就会出现"旗标到了、档号还是上一次的"那类错拍。这样在 100 MHz 的互连域与 50 MHz 的像素域之间不会看到只更新了一半的参数。</w:t>
       </w:r>
       <w:r>
         <w:rPr>
@@ -8093,63 +8090,63 @@
           <w:rFonts w:ascii="Times New Roman" w:eastAsia="宋体" w:hAnsi="Times New Roman"/>
           <w:sz w:val="24"/>
         </w:rPr>
-        <w:t>整机已经完成，可以独立运行：上位机推流、板卡处理、屏上显示、串口与</w:t>
-      </w:r>
-      <w:r>
-        <w:rPr>
-          <w:rFonts w:ascii="Times New Roman" w:eastAsia="宋体" w:hAnsi="Times New Roman"/>
-          <w:sz w:val="24"/>
-        </w:rPr>
-        <w:t xml:space="preserve"> JTAG </w:t>
-      </w:r>
-      <w:r>
-        <w:rPr>
-          <w:rFonts w:ascii="Times New Roman" w:eastAsia="宋体" w:hAnsi="Times New Roman"/>
-          <w:sz w:val="24"/>
-        </w:rPr>
-        <w:t>读回四条通路同时成立。位流和固件写进了板载</w:t>
-      </w:r>
-      <w:r>
-        <w:rPr>
-          <w:rFonts w:ascii="Times New Roman" w:eastAsia="宋体" w:hAnsi="Times New Roman"/>
-          <w:sz w:val="24"/>
-        </w:rPr>
-        <w:t xml:space="preserve"> QSPI NOR</w:t>
-      </w:r>
-      <w:r>
-        <w:rPr>
-          <w:rFonts w:ascii="Times New Roman" w:eastAsia="宋体" w:hAnsi="Times New Roman"/>
-          <w:sz w:val="24"/>
-        </w:rPr>
-        <w:t>，拨码打到</w:t>
-      </w:r>
-      <w:r>
-        <w:rPr>
-          <w:rFonts w:ascii="Times New Roman" w:eastAsia="宋体" w:hAnsi="Times New Roman"/>
-          <w:sz w:val="24"/>
-        </w:rPr>
-        <w:t xml:space="preserve"> QSPI </w:t>
-      </w:r>
-      <w:r>
-        <w:rPr>
-          <w:rFonts w:ascii="Times New Roman" w:eastAsia="宋体" w:hAnsi="Times New Roman"/>
-          <w:sz w:val="24"/>
-        </w:rPr>
-        <w:t>档后断电重上电即可自起，不需要</w:t>
-      </w:r>
-      <w:r>
-        <w:rPr>
-          <w:rFonts w:ascii="Times New Roman" w:eastAsia="宋体" w:hAnsi="Times New Roman"/>
-          <w:sz w:val="24"/>
-        </w:rPr>
-        <w:t xml:space="preserve"> PC </w:t>
-      </w:r>
-      <w:r>
-        <w:rPr>
-          <w:rFonts w:ascii="Times New Roman" w:eastAsia="宋体" w:hAnsi="Times New Roman"/>
-          <w:sz w:val="24"/>
-        </w:rPr>
-        <w:t>参与。</w:t>
+        <w:t xml:space="preserve">整机已经完成，可以独立运行：上位机推流、板卡处理、屏上显示、串口与 JTAG 读回四条通路同时成立。位流与固件已写入板载 QSPI NOR 并逐字节回读一致；断电冷上电那一次的串口出字由使用者当场确认，同一次的文本留档还欠，所以"自启"这一格在本报告里停在口头确认级，等留档件补上才升级为可复跑凭据（缺什么、怎么补见 3.2.2）。</w:t>
+      </w:r>
+      <w:r>
+        <w:rPr>
+          <w:rFonts w:ascii="Times New Roman" w:eastAsia="宋体" w:hAnsi="Times New Roman"/>
+          <w:sz w:val="24"/>
+        </w:rPr>
+        <w:t xml:space="preserve"/>
+      </w:r>
+      <w:r>
+        <w:rPr>
+          <w:rFonts w:ascii="Times New Roman" w:eastAsia="宋体" w:hAnsi="Times New Roman"/>
+          <w:sz w:val="24"/>
+        </w:rPr>
+        <w:t xml:space="preserve"/>
+      </w:r>
+      <w:r>
+        <w:rPr>
+          <w:rFonts w:ascii="Times New Roman" w:eastAsia="宋体" w:hAnsi="Times New Roman"/>
+          <w:sz w:val="24"/>
+        </w:rPr>
+        <w:t xml:space="preserve"/>
+      </w:r>
+      <w:r>
+        <w:rPr>
+          <w:rFonts w:ascii="Times New Roman" w:eastAsia="宋体" w:hAnsi="Times New Roman"/>
+          <w:sz w:val="24"/>
+        </w:rPr>
+        <w:t xml:space="preserve"/>
+      </w:r>
+      <w:r>
+        <w:rPr>
+          <w:rFonts w:ascii="Times New Roman" w:eastAsia="宋体" w:hAnsi="Times New Roman"/>
+          <w:sz w:val="24"/>
+        </w:rPr>
+        <w:t xml:space="preserve"/>
+      </w:r>
+      <w:r>
+        <w:rPr>
+          <w:rFonts w:ascii="Times New Roman" w:eastAsia="宋体" w:hAnsi="Times New Roman"/>
+          <w:sz w:val="24"/>
+        </w:rPr>
+        <w:t xml:space="preserve"/>
+      </w:r>
+      <w:r>
+        <w:rPr>
+          <w:rFonts w:ascii="Times New Roman" w:eastAsia="宋体" w:hAnsi="Times New Roman"/>
+          <w:sz w:val="24"/>
+        </w:rPr>
+        <w:t xml:space="preserve"/>
+      </w:r>
+      <w:r>
+        <w:rPr>
+          <w:rFonts w:ascii="Times New Roman" w:eastAsia="宋体" w:hAnsi="Times New Roman"/>
+          <w:sz w:val="24"/>
+        </w:rPr>
+        <w:t xml:space="preserve"/>
       </w:r>
     </w:p>
     <w:p>
@@ -8274,7 +8271,7 @@
           <w:rFonts w:ascii="Times New Roman" w:eastAsia="宋体" w:hAnsi="Times New Roman"/>
           <w:sz w:val="24"/>
         </w:rPr>
-        <w:t>无自主机械结构，因此没有机械成果件；板卡与显示器用现成支架和桌面摆放。</w:t>
+        <w:t xml:space="preserve">无自主机械结构，因此没有机械成果件；板卡与显示器用现成支架与桌面摆放。</w:t>
       </w:r>
     </w:p>
     <w:p>
@@ -8850,10 +8847,7 @@
           <w:rFonts w:ascii="Times New Roman" w:eastAsia="宋体" w:hAnsi="Times New Roman"/>
           <w:sz w:val="24"/>
         </w:rPr>
-        <w:t xml:space="preserve">上位机一条命令推流、一条命令自检；PS 侧串口控制台是 115200-8N1，105 条命令回归跑完约 98 秒，跑完回到初态。
-全流程构建用时 19 分 30 秒，其中综合 10 分 09 秒、实现含出位流 7 分 22 秒。
-下面三张图是上位机用同一套算法在 PC 上重算出来的参考画面，用来与屏上实拍对照，检查硬件实现是否与软件模型
-一致。</w:t>
+        <w:t xml:space="preserve">上位机一条命令推流、一条命令自检；PS 侧串口控制台是 115200-8N1，105 条命令回归跑完约 98 秒，跑完回到初态。构建与台架的耗时只报有出处的两个数：从空工程到出位流一次实测 19 分 30 秒（综合 10 分 09 秒、实现含出位流 7 分 22 秒，日志 `build/r132_streamwrap_build.log`）；整屏逐像素台架跑完一遍 3 小时 21 分 55 秒（同一次留档的时间戳差）。</w:t>
       </w:r>
       <w:r>
         <w:rPr>
@@ -10312,7 +10306,7 @@
                 <w:rFonts w:ascii="Times New Roman" w:eastAsia="宋体" w:hAnsi="Times New Roman"/>
                 <w:sz w:val="18"/>
               </w:rPr>
-              <w:t xml:space="preserve">LUT 26.6 %、寄存器 7.7 %、BRAM 68.2 %、DSP48 8.6 %；过程中曾把打包 FIFO 改用分布式 RAM 以释放触发器（约 5 万个 FF），块 RAM 一度顶到 98.93 % 后回落到本版的 68.2 %</w:t>
+              <w:t xml:space="preserve">LUT 14,013 / 53,200（26.34 %）、寄存器 8,132（7.64 %）、BRAM 96 / 140 tile（68.57 %）、DSP48 19 / 220（8.64 %）；过程中曾把打包 FIFO 改用分布式 RAM 以释放触发器（约 5 万个 FF），块 RAM 一度顶到 98.93 % 后回落到本版的 68.57 %</w:t>
             </w:r>
           </w:p>
         </w:tc>
@@ -10498,10 +10492,7 @@
           <w:rFonts w:ascii="Times New Roman" w:eastAsia="宋体" w:hAnsi="Times New Roman"/>
           <w:sz w:val="24"/>
         </w:rPr>
-        <w:t xml:space="preserve">赛题要的是"优化前后的对比"，这里把逐批次那张表的骨架搬进来。口径先说清：**判的是同一个时钟、
-同一条锥自己动没动**；全局 WNS 的绝对差不写成收益，也不写成损失——放置本身就会让它摆到零点几纳秒。
-"依据"那一列只指得出翻得到的件：本版那两份报告在 `build/reports/`，更早几批的读数照抄在
-`report/optimization_log.md` 的跨全期累计对照与逐轮小节里，每行注明数字出自哪一轮的门禁输出。</w:t>
+        <w:t xml:space="preserve">赛题要的是"优化前后的对比"，这里把逐批次那张表的骨架搬进来。口径先说清：**判的是同一个时钟、同一条锥自己动没动**。全局 WNS 的绝对差不写成收益，也不写成损失——放置本身就会让它摆到零点几纳秒。"依据"那一列只指得出翻得到的件：本版那两份报告在 `build/reports/`，更早几批的读数照抄在 `report/optimization_log.md` 的跨全期累计对照与逐轮小节里，每行注明数字出自哪一轮的门禁输出。</w:t>
       </w:r>
     </w:p>
     <w:tbl>
@@ -11416,7 +11407,7 @@
                 <w:rFonts w:ascii="Times New Roman" w:eastAsia="宋体" w:hAnsi="Times New Roman"/>
                 <w:sz w:val="18"/>
               </w:rPr>
-              <w:t xml:space="preserve">四个受检域 setup/hold 零违例（失败端点 0 / 51,027）；最紧在收侧 eth_rxc，0.687 ns；LUT 26.6 %、BRAM 68.2 %</w:t>
+              <w:t xml:space="preserve">四个受检域 setup/hold 零违例（失败端点 0 / 51,027）；最紧在收侧 eth_rxc，0.687 ns；LUT 26.34 %、BRAM 68.57 %</w:t>
             </w:r>
           </w:p>
         </w:tc>
@@ -11477,11 +11468,7 @@
           <w:rFonts w:ascii="Times New Roman" w:eastAsia="宋体" w:hAnsi="Times New Roman"/>
           <w:sz w:val="24"/>
         </w:rPr>
-        <w:t xml:space="preserve">被否决的行留着不删，是因为"试过、量过、判不值得"这条信息本身要能看见：否决的判据同样是同一条锥
-自己动没动，而不是数字好不好看。表里每个数都能在 `report/optimization_log.md` 里对上：第 75、86、88 批
-在那张跨全期累计对照的行上，第 89、90 批在各自的逐轮小节里，逐轮那一列写明数字出自哪一次门禁
-输出；改前那侧"挂在/不挂在最差名单上"是同一次实现后报告里靠前路径的归属，不是估的。按这条口径，哪
-一批只剩单侧读数就得在同一行标成未量化，不拿相邻批次顶替。</w:t>
+        <w:t xml:space="preserve">被否决的行留着不删，是因为"试过、量过、判不值得"这条信息本身要能看见：否决的判据同样是同一条锥自己动没动，而不是数字好不好看。表里每个数都能在 `report/optimization_log.md` 里对上：第 75、86、88 批在那张跨全期累计对照的行上，第 89、90 批在各自的逐轮小节里。按这条口径，哪一批只剩单侧读数就得在同一行标成未量化，不拿相邻批次顶替。</w:t>
       </w:r>
     </w:p>
     <w:p>
@@ -11563,7 +11550,11 @@
           <w:rFonts w:ascii="Times New Roman" w:eastAsia="宋体" w:hAnsi="Times New Roman"/>
           <w:sz w:val="24"/>
         </w:rPr>
-        <w:t xml:space="preserve">1. 屏这一路的对外时序还没有结论。六个 TMDS 输出口目前只量到离散量，要补的是把 HDMI 源端窗口写进约束、扣除走线失配并补做眼图测量，再给其余跨域路补上按数据通路限制的约束。</w:t>
+        <w:t xml:space="preserve">1. 屏这一路的对外时序还没有结论：六个 TMDS 输出口目前只量到离散量，源端窗口写进约束、走线失配扣除与眼图测量都还欠着，250 MHz 串行域因此不设检查项。
+2. 端到端时延的入口与出口分两次测，需要一次测完整给出；屏上 `Latency` 那格至今没有真值，指标里记"未报"。
+3. 收口余量：接收时钟扇出偏大，设想拆开并加一级短捕获时钟，但捕获沿提前会留下约 3.07 ns 发射/捕获差，而该族最重的锥实测要 7.066 ns，大概率反而违例，所以不能单独落（账在 `report/08-limits.md` §5）。
+4. 帧率与画幅同受消隐窗口限制；要更高分辨率或更多片源，改的是这个窗口与 DDR 分区。H.264 解码、丢包重传、多屏同步不在本版。
+5. 输入侧现在靠上位机推裸帧；加一颗 TMDS 接收芯片，同一套通路就是带对焦辅助与伪彩的现场监视器。</w:t>
       </w:r>
     </w:p>
     <w:p>
@@ -11665,91 +11656,91 @@
           <w:rFonts w:ascii="Times New Roman" w:eastAsia="宋体" w:hAnsi="Times New Roman"/>
           <w:sz w:val="24"/>
         </w:rPr>
-        <w:t>这个项目对我改变最大的一点，是把</w:t>
-      </w:r>
-      <w:r>
-        <w:rPr>
-          <w:rFonts w:ascii="Times New Roman" w:eastAsia="宋体" w:hAnsi="Times New Roman"/>
-          <w:sz w:val="24"/>
-        </w:rPr>
-        <w:t>“</w:t>
-      </w:r>
-      <w:r>
-        <w:rPr>
-          <w:rFonts w:ascii="Times New Roman" w:eastAsia="宋体" w:hAnsi="Times New Roman"/>
-          <w:sz w:val="24"/>
-        </w:rPr>
-        <w:t>做完了</w:t>
-      </w:r>
-      <w:r>
-        <w:rPr>
-          <w:rFonts w:ascii="Times New Roman" w:eastAsia="宋体" w:hAnsi="Times New Roman"/>
-          <w:sz w:val="24"/>
-        </w:rPr>
-        <w:t>”</w:t>
-      </w:r>
-      <w:r>
-        <w:rPr>
-          <w:rFonts w:ascii="Times New Roman" w:eastAsia="宋体" w:hAnsi="Times New Roman"/>
-          <w:sz w:val="24"/>
-        </w:rPr>
-        <w:t>的标准从</w:t>
-      </w:r>
-      <w:r>
-        <w:rPr>
-          <w:rFonts w:ascii="Times New Roman" w:eastAsia="宋体" w:hAnsi="Times New Roman"/>
-          <w:sz w:val="24"/>
-        </w:rPr>
-        <w:t>“</w:t>
-      </w:r>
-      <w:r>
-        <w:rPr>
-          <w:rFonts w:ascii="Times New Roman" w:eastAsia="宋体" w:hAnsi="Times New Roman"/>
-          <w:sz w:val="24"/>
-        </w:rPr>
-        <w:t>看起来对</w:t>
-      </w:r>
-      <w:r>
-        <w:rPr>
-          <w:rFonts w:ascii="Times New Roman" w:eastAsia="宋体" w:hAnsi="Times New Roman"/>
-          <w:sz w:val="24"/>
-        </w:rPr>
-        <w:t>”</w:t>
-      </w:r>
-      <w:r>
-        <w:rPr>
-          <w:rFonts w:ascii="Times New Roman" w:eastAsia="宋体" w:hAnsi="Times New Roman"/>
-          <w:sz w:val="24"/>
-        </w:rPr>
-        <w:t>换成了</w:t>
-      </w:r>
-      <w:r>
-        <w:rPr>
-          <w:rFonts w:ascii="Times New Roman" w:eastAsia="宋体" w:hAnsi="Times New Roman"/>
-          <w:sz w:val="24"/>
-        </w:rPr>
-        <w:t>“</w:t>
-      </w:r>
-      <w:r>
-        <w:rPr>
-          <w:rFonts w:ascii="Times New Roman" w:eastAsia="宋体" w:hAnsi="Times New Roman"/>
-          <w:sz w:val="24"/>
-        </w:rPr>
-        <w:t>有一条能红的判据</w:t>
-      </w:r>
-      <w:r>
-        <w:rPr>
-          <w:rFonts w:ascii="Times New Roman" w:eastAsia="宋体" w:hAnsi="Times New Roman"/>
-          <w:sz w:val="24"/>
-        </w:rPr>
-        <w:t>”</w:t>
-      </w:r>
-      <w:r>
-        <w:rPr>
-          <w:rFonts w:ascii="Times New Roman" w:eastAsia="宋体" w:hAnsi="Times New Roman"/>
-          <w:sz w:val="24"/>
-        </w:rPr>
-        <w:t>。</w:t>
+        <w:t xml:space="preserve">这个项目对我改变最大的一点，是把"做完了"的标准从"看起来对"换成了"有一条能红的判据"。</w:t>
+      </w:r>
+      <w:r>
+        <w:rPr>
+          <w:rFonts w:ascii="Times New Roman" w:eastAsia="宋体" w:hAnsi="Times New Roman"/>
+          <w:sz w:val="24"/>
+        </w:rPr>
+        <w:t xml:space="preserve"/>
+      </w:r>
+      <w:r>
+        <w:rPr>
+          <w:rFonts w:ascii="Times New Roman" w:eastAsia="宋体" w:hAnsi="Times New Roman"/>
+          <w:sz w:val="24"/>
+        </w:rPr>
+        <w:t xml:space="preserve"/>
+      </w:r>
+      <w:r>
+        <w:rPr>
+          <w:rFonts w:ascii="Times New Roman" w:eastAsia="宋体" w:hAnsi="Times New Roman"/>
+          <w:sz w:val="24"/>
+        </w:rPr>
+        <w:t xml:space="preserve"/>
+      </w:r>
+      <w:r>
+        <w:rPr>
+          <w:rFonts w:ascii="Times New Roman" w:eastAsia="宋体" w:hAnsi="Times New Roman"/>
+          <w:sz w:val="24"/>
+        </w:rPr>
+        <w:t xml:space="preserve"/>
+      </w:r>
+      <w:r>
+        <w:rPr>
+          <w:rFonts w:ascii="Times New Roman" w:eastAsia="宋体" w:hAnsi="Times New Roman"/>
+          <w:sz w:val="24"/>
+        </w:rPr>
+        <w:t xml:space="preserve"/>
+      </w:r>
+      <w:r>
+        <w:rPr>
+          <w:rFonts w:ascii="Times New Roman" w:eastAsia="宋体" w:hAnsi="Times New Roman"/>
+          <w:sz w:val="24"/>
+        </w:rPr>
+        <w:t xml:space="preserve"/>
+      </w:r>
+      <w:r>
+        <w:rPr>
+          <w:rFonts w:ascii="Times New Roman" w:eastAsia="宋体" w:hAnsi="Times New Roman"/>
+          <w:sz w:val="24"/>
+        </w:rPr>
+        <w:t xml:space="preserve"/>
+      </w:r>
+      <w:r>
+        <w:rPr>
+          <w:rFonts w:ascii="Times New Roman" w:eastAsia="宋体" w:hAnsi="Times New Roman"/>
+          <w:sz w:val="24"/>
+        </w:rPr>
+        <w:t xml:space="preserve"/>
+      </w:r>
+      <w:r>
+        <w:rPr>
+          <w:rFonts w:ascii="Times New Roman" w:eastAsia="宋体" w:hAnsi="Times New Roman"/>
+          <w:sz w:val="24"/>
+        </w:rPr>
+        <w:t xml:space="preserve"/>
+      </w:r>
+      <w:r>
+        <w:rPr>
+          <w:rFonts w:ascii="Times New Roman" w:eastAsia="宋体" w:hAnsi="Times New Roman"/>
+          <w:sz w:val="24"/>
+        </w:rPr>
+        <w:t xml:space="preserve"/>
+      </w:r>
+      <w:r>
+        <w:rPr>
+          <w:rFonts w:ascii="Times New Roman" w:eastAsia="宋体" w:hAnsi="Times New Roman"/>
+          <w:sz w:val="24"/>
+        </w:rPr>
+        <w:t xml:space="preserve"/>
+      </w:r>
+      <w:r>
+        <w:rPr>
+          <w:rFonts w:ascii="Times New Roman" w:eastAsia="宋体" w:hAnsi="Times New Roman"/>
+          <w:sz w:val="24"/>
+        </w:rPr>
+        <w:t xml:space="preserve"/>
       </w:r>
     </w:p>
     <w:p>
@@ -11765,91 +11756,91 @@
           <w:rFonts w:ascii="Times New Roman" w:eastAsia="宋体" w:hAnsi="Times New Roman"/>
           <w:sz w:val="24"/>
         </w:rPr>
-        <w:t>最疼的一次是全绿并不代表对。有五支台架、</w:t>
-      </w:r>
-      <w:r>
-        <w:rPr>
-          <w:rFonts w:ascii="Times New Roman" w:eastAsia="宋体" w:hAnsi="Times New Roman"/>
-          <w:sz w:val="24"/>
-        </w:rPr>
-        <w:t xml:space="preserve">56 </w:t>
-      </w:r>
-      <w:r>
-        <w:rPr>
-          <w:rFonts w:ascii="Times New Roman" w:eastAsia="宋体" w:hAnsi="Times New Roman"/>
-          <w:sz w:val="24"/>
-        </w:rPr>
-        <w:t>条检查项全部通过，我把那一轮记成了通过。后来翻综合报告才发现被测的那条逻辑根本不存在</w:t>
-      </w:r>
-      <w:r>
-        <w:rPr>
-          <w:rFonts w:ascii="Times New Roman" w:eastAsia="宋体" w:hAnsi="Times New Roman"/>
-          <w:sz w:val="24"/>
-        </w:rPr>
-        <w:t>——</w:t>
-      </w:r>
-      <w:r>
-        <w:rPr>
-          <w:rFonts w:ascii="Times New Roman" w:eastAsia="宋体" w:hAnsi="Times New Roman"/>
-          <w:sz w:val="24"/>
-        </w:rPr>
-        <w:t>边界判断的一侧接了常数，被综合直接优化掉了。此后我要求每条判据都必须能红：一条永远不会红的判据，即使跑通了也不能算数。为此写了一个变异脚本，把修复之前的写法原样复原一次，如果判据仍然不红就报变异失败。还有一次是循环变量只有两位宽而上界写到了</w:t>
-      </w:r>
-      <w:r>
-        <w:rPr>
-          <w:rFonts w:ascii="Times New Roman" w:eastAsia="宋体" w:hAnsi="Times New Roman"/>
-          <w:sz w:val="24"/>
-        </w:rPr>
-        <w:t xml:space="preserve"> 4</w:t>
-      </w:r>
-      <w:r>
-        <w:rPr>
-          <w:rFonts w:ascii="Times New Roman" w:eastAsia="宋体" w:hAnsi="Times New Roman"/>
-          <w:sz w:val="24"/>
-        </w:rPr>
-        <w:t>，那一档永远进不去，一屏</w:t>
-      </w:r>
-      <w:r>
-        <w:rPr>
-          <w:rFonts w:ascii="Times New Roman" w:eastAsia="宋体" w:hAnsi="Times New Roman"/>
-          <w:sz w:val="24"/>
-        </w:rPr>
-        <w:t xml:space="preserve"> PASS </w:t>
-      </w:r>
-      <w:r>
-        <w:rPr>
-          <w:rFonts w:ascii="Times New Roman" w:eastAsia="宋体" w:hAnsi="Times New Roman"/>
-          <w:sz w:val="24"/>
-        </w:rPr>
-        <w:t>而整轮检查从未执行。这两件事之后，我看任何</w:t>
-      </w:r>
-      <w:r>
-        <w:rPr>
-          <w:rFonts w:ascii="Times New Roman" w:eastAsia="宋体" w:hAnsi="Times New Roman"/>
-          <w:sz w:val="24"/>
-        </w:rPr>
-        <w:t>“</w:t>
-      </w:r>
-      <w:r>
-        <w:rPr>
-          <w:rFonts w:ascii="Times New Roman" w:eastAsia="宋体" w:hAnsi="Times New Roman"/>
-          <w:sz w:val="24"/>
-        </w:rPr>
-        <w:t>通过</w:t>
-      </w:r>
-      <w:r>
-        <w:rPr>
-          <w:rFonts w:ascii="Times New Roman" w:eastAsia="宋体" w:hAnsi="Times New Roman"/>
-          <w:sz w:val="24"/>
-        </w:rPr>
-        <w:t>”</w:t>
-      </w:r>
-      <w:r>
-        <w:rPr>
-          <w:rFonts w:ascii="Times New Roman" w:eastAsia="宋体" w:hAnsi="Times New Roman"/>
-          <w:sz w:val="24"/>
-        </w:rPr>
-        <w:t>之前会先看它实际覆盖了多少样本。</w:t>
+        <w:t xml:space="preserve">最疼的一次是全绿并不代表对。有五支台架、56 条检查项全部通过，我把那一轮记成了通过。后来翻综合报告才发现被测的那条逻辑根本不存在——边界判断的一侧接了常数，被综合直接优化掉了。此后我要求每条判据都必须能红：一条永远不会红的判据，即使跑通了也不能算数。为此写了一个变异脚本，把修复之前的写法原样复原一次，如果判据仍然不红就报变异失败。还有一次是循环变量只有两位宽而上界写到了 4，那一档永远进不去，一屏 PASS 而整轮检查从未执行。这两件事之后，我看任何"通过"之前会先看它实际覆盖了多少样本。</w:t>
+      </w:r>
+      <w:r>
+        <w:rPr>
+          <w:rFonts w:ascii="Times New Roman" w:eastAsia="宋体" w:hAnsi="Times New Roman"/>
+          <w:sz w:val="24"/>
+        </w:rPr>
+        <w:t xml:space="preserve"/>
+      </w:r>
+      <w:r>
+        <w:rPr>
+          <w:rFonts w:ascii="Times New Roman" w:eastAsia="宋体" w:hAnsi="Times New Roman"/>
+          <w:sz w:val="24"/>
+        </w:rPr>
+        <w:t xml:space="preserve"/>
+      </w:r>
+      <w:r>
+        <w:rPr>
+          <w:rFonts w:ascii="Times New Roman" w:eastAsia="宋体" w:hAnsi="Times New Roman"/>
+          <w:sz w:val="24"/>
+        </w:rPr>
+        <w:t xml:space="preserve"/>
+      </w:r>
+      <w:r>
+        <w:rPr>
+          <w:rFonts w:ascii="Times New Roman" w:eastAsia="宋体" w:hAnsi="Times New Roman"/>
+          <w:sz w:val="24"/>
+        </w:rPr>
+        <w:t xml:space="preserve"/>
+      </w:r>
+      <w:r>
+        <w:rPr>
+          <w:rFonts w:ascii="Times New Roman" w:eastAsia="宋体" w:hAnsi="Times New Roman"/>
+          <w:sz w:val="24"/>
+        </w:rPr>
+        <w:t xml:space="preserve"/>
+      </w:r>
+      <w:r>
+        <w:rPr>
+          <w:rFonts w:ascii="Times New Roman" w:eastAsia="宋体" w:hAnsi="Times New Roman"/>
+          <w:sz w:val="24"/>
+        </w:rPr>
+        <w:t xml:space="preserve"/>
+      </w:r>
+      <w:r>
+        <w:rPr>
+          <w:rFonts w:ascii="Times New Roman" w:eastAsia="宋体" w:hAnsi="Times New Roman"/>
+          <w:sz w:val="24"/>
+        </w:rPr>
+        <w:t xml:space="preserve"/>
+      </w:r>
+      <w:r>
+        <w:rPr>
+          <w:rFonts w:ascii="Times New Roman" w:eastAsia="宋体" w:hAnsi="Times New Roman"/>
+          <w:sz w:val="24"/>
+        </w:rPr>
+        <w:t xml:space="preserve"/>
+      </w:r>
+      <w:r>
+        <w:rPr>
+          <w:rFonts w:ascii="Times New Roman" w:eastAsia="宋体" w:hAnsi="Times New Roman"/>
+          <w:sz w:val="24"/>
+        </w:rPr>
+        <w:t xml:space="preserve"/>
+      </w:r>
+      <w:r>
+        <w:rPr>
+          <w:rFonts w:ascii="Times New Roman" w:eastAsia="宋体" w:hAnsi="Times New Roman"/>
+          <w:sz w:val="24"/>
+        </w:rPr>
+        <w:t xml:space="preserve"/>
+      </w:r>
+      <w:r>
+        <w:rPr>
+          <w:rFonts w:ascii="Times New Roman" w:eastAsia="宋体" w:hAnsi="Times New Roman"/>
+          <w:sz w:val="24"/>
+        </w:rPr>
+        <w:t xml:space="preserve"/>
+      </w:r>
+      <w:r>
+        <w:rPr>
+          <w:rFonts w:ascii="Times New Roman" w:eastAsia="宋体" w:hAnsi="Times New Roman"/>
+          <w:sz w:val="24"/>
+        </w:rPr>
+        <w:t xml:space="preserve"/>
       </w:r>
     </w:p>
     <w:p>
@@ -11865,105 +11856,105 @@
           <w:rFonts w:ascii="Times New Roman" w:eastAsia="宋体" w:hAnsi="Times New Roman"/>
           <w:sz w:val="24"/>
         </w:rPr>
-        <w:t>第二次收获来自一个被实测推翻的假设。原本以为拔线之后</w:t>
-      </w:r>
-      <w:r>
-        <w:rPr>
-          <w:rFonts w:ascii="Times New Roman" w:eastAsia="宋体" w:hAnsi="Times New Roman"/>
-          <w:sz w:val="24"/>
-        </w:rPr>
-        <w:t xml:space="preserve"> PHY </w:t>
-      </w:r>
-      <w:r>
-        <w:rPr>
-          <w:rFonts w:ascii="Times New Roman" w:eastAsia="宋体" w:hAnsi="Times New Roman"/>
-          <w:sz w:val="24"/>
-        </w:rPr>
-        <w:t>会停止输出接收时钟，所以判断链路静默只看计数是否增长。真拔一次线，计数确实不涨，但画面也没有交还给</w:t>
-      </w:r>
-      <w:r>
-        <w:rPr>
-          <w:rFonts w:ascii="Times New Roman" w:eastAsia="宋体" w:hAnsi="Times New Roman"/>
-          <w:sz w:val="24"/>
-        </w:rPr>
-        <w:t xml:space="preserve"> SD </w:t>
-      </w:r>
-      <w:r>
-        <w:rPr>
-          <w:rFonts w:ascii="Times New Roman" w:eastAsia="宋体" w:hAnsi="Times New Roman"/>
-          <w:sz w:val="24"/>
-        </w:rPr>
-        <w:t>片源。查下去才知道这颗</w:t>
-      </w:r>
-      <w:r>
-        <w:rPr>
-          <w:rFonts w:ascii="Times New Roman" w:eastAsia="宋体" w:hAnsi="Times New Roman"/>
-          <w:sz w:val="24"/>
-        </w:rPr>
-        <w:t xml:space="preserve"> PHY </w:t>
-      </w:r>
-      <w:r>
-        <w:rPr>
-          <w:rFonts w:ascii="Times New Roman" w:eastAsia="宋体" w:hAnsi="Times New Roman"/>
-          <w:sz w:val="24"/>
-        </w:rPr>
-        <w:t>在断链时不停振，而是把时钟放慢了几十倍</w:t>
-      </w:r>
-      <w:r>
-        <w:rPr>
-          <w:rFonts w:ascii="Times New Roman" w:eastAsia="宋体" w:hAnsi="Times New Roman"/>
-          <w:sz w:val="24"/>
-        </w:rPr>
-        <w:t>——</w:t>
-      </w:r>
-      <w:r>
-        <w:rPr>
-          <w:rFonts w:ascii="Times New Roman" w:eastAsia="宋体" w:hAnsi="Times New Roman"/>
-          <w:sz w:val="24"/>
-        </w:rPr>
-        <w:t>用来计时的时钟本身在说谎，</w:t>
-      </w:r>
-      <w:r>
-        <w:rPr>
-          <w:rFonts w:ascii="Times New Roman" w:eastAsia="宋体" w:hAnsi="Times New Roman"/>
-          <w:sz w:val="24"/>
-        </w:rPr>
-        <w:t>“</w:t>
-      </w:r>
-      <w:r>
-        <w:rPr>
-          <w:rFonts w:ascii="Times New Roman" w:eastAsia="宋体" w:hAnsi="Times New Roman"/>
-          <w:sz w:val="24"/>
-        </w:rPr>
-        <w:t>毫秒计数没有超过阈值</w:t>
-      </w:r>
-      <w:r>
-        <w:rPr>
-          <w:rFonts w:ascii="Times New Roman" w:eastAsia="宋体" w:hAnsi="Times New Roman"/>
-          <w:sz w:val="24"/>
-        </w:rPr>
-        <w:t>”</w:t>
-      </w:r>
-      <w:r>
-        <w:rPr>
-          <w:rFonts w:ascii="Times New Roman" w:eastAsia="宋体" w:hAnsi="Times New Roman"/>
-          <w:sz w:val="24"/>
-        </w:rPr>
-        <w:t>这句话可以连续十几秒成立。解决办法是承认测量结果，把时基是否可信做成仲裁的一个输入，再加一个独立心跳位。同样被实测否掉的还有强制复制广播网络、把</w:t>
-      </w:r>
-      <w:r>
-        <w:rPr>
-          <w:rFonts w:ascii="Times New Roman" w:eastAsia="宋体" w:hAnsi="Times New Roman"/>
-          <w:sz w:val="24"/>
-        </w:rPr>
-        <w:t xml:space="preserve"> RGMII </w:t>
-      </w:r>
-      <w:r>
-        <w:rPr>
-          <w:rFonts w:ascii="Times New Roman" w:eastAsia="宋体" w:hAnsi="Times New Roman"/>
-          <w:sz w:val="24"/>
-        </w:rPr>
-        <w:t>输入窗直接挂上去（一挂整个时钟域全红）这几处。这些失败我都留了记录，因为把过程删掉之后，结论就没有可以核对的链条了。</w:t>
+        <w:t xml:space="preserve">第二次收获来自一个被实测推翻的假设。原本以为拔线之后 PHY 会停止输出接收时钟，所以判断链路静默只看计数是否增长。真拔一次线，计数确实不涨，但画面也没有交还给 SD 片源。查下去才知道这颗 PHY 在断链时不停振，而是把时钟放慢了几十倍——用来计时的时钟本身在说谎，"毫秒计数没有超过阈值"这句话可以连续十几秒成立。解决办法是承认测量结果，把时基是否可信做成仲裁的一个输入，再加一个独立心跳位。同样被实测否掉的还有强制复制广播网络、把 RGMII 输入窗直接挂上去（一挂整个时钟域全红）这几处。这些失败我都留了记录，因为把过程删掉之后，结论就没有可以核对的链条了。</w:t>
+      </w:r>
+      <w:r>
+        <w:rPr>
+          <w:rFonts w:ascii="Times New Roman" w:eastAsia="宋体" w:hAnsi="Times New Roman"/>
+          <w:sz w:val="24"/>
+        </w:rPr>
+        <w:t xml:space="preserve"/>
+      </w:r>
+      <w:r>
+        <w:rPr>
+          <w:rFonts w:ascii="Times New Roman" w:eastAsia="宋体" w:hAnsi="Times New Roman"/>
+          <w:sz w:val="24"/>
+        </w:rPr>
+        <w:t xml:space="preserve"/>
+      </w:r>
+      <w:r>
+        <w:rPr>
+          <w:rFonts w:ascii="Times New Roman" w:eastAsia="宋体" w:hAnsi="Times New Roman"/>
+          <w:sz w:val="24"/>
+        </w:rPr>
+        <w:t xml:space="preserve"/>
+      </w:r>
+      <w:r>
+        <w:rPr>
+          <w:rFonts w:ascii="Times New Roman" w:eastAsia="宋体" w:hAnsi="Times New Roman"/>
+          <w:sz w:val="24"/>
+        </w:rPr>
+        <w:t xml:space="preserve"/>
+      </w:r>
+      <w:r>
+        <w:rPr>
+          <w:rFonts w:ascii="Times New Roman" w:eastAsia="宋体" w:hAnsi="Times New Roman"/>
+          <w:sz w:val="24"/>
+        </w:rPr>
+        <w:t xml:space="preserve"/>
+      </w:r>
+      <w:r>
+        <w:rPr>
+          <w:rFonts w:ascii="Times New Roman" w:eastAsia="宋体" w:hAnsi="Times New Roman"/>
+          <w:sz w:val="24"/>
+        </w:rPr>
+        <w:t xml:space="preserve"/>
+      </w:r>
+      <w:r>
+        <w:rPr>
+          <w:rFonts w:ascii="Times New Roman" w:eastAsia="宋体" w:hAnsi="Times New Roman"/>
+          <w:sz w:val="24"/>
+        </w:rPr>
+        <w:t xml:space="preserve"/>
+      </w:r>
+      <w:r>
+        <w:rPr>
+          <w:rFonts w:ascii="Times New Roman" w:eastAsia="宋体" w:hAnsi="Times New Roman"/>
+          <w:sz w:val="24"/>
+        </w:rPr>
+        <w:t xml:space="preserve"/>
+      </w:r>
+      <w:r>
+        <w:rPr>
+          <w:rFonts w:ascii="Times New Roman" w:eastAsia="宋体" w:hAnsi="Times New Roman"/>
+          <w:sz w:val="24"/>
+        </w:rPr>
+        <w:t xml:space="preserve"/>
+      </w:r>
+      <w:r>
+        <w:rPr>
+          <w:rFonts w:ascii="Times New Roman" w:eastAsia="宋体" w:hAnsi="Times New Roman"/>
+          <w:sz w:val="24"/>
+        </w:rPr>
+        <w:t xml:space="preserve"/>
+      </w:r>
+      <w:r>
+        <w:rPr>
+          <w:rFonts w:ascii="Times New Roman" w:eastAsia="宋体" w:hAnsi="Times New Roman"/>
+          <w:sz w:val="24"/>
+        </w:rPr>
+        <w:t xml:space="preserve"/>
+      </w:r>
+      <w:r>
+        <w:rPr>
+          <w:rFonts w:ascii="Times New Roman" w:eastAsia="宋体" w:hAnsi="Times New Roman"/>
+          <w:sz w:val="24"/>
+        </w:rPr>
+        <w:t xml:space="preserve"/>
+      </w:r>
+      <w:r>
+        <w:rPr>
+          <w:rFonts w:ascii="Times New Roman" w:eastAsia="宋体" w:hAnsi="Times New Roman"/>
+          <w:sz w:val="24"/>
+        </w:rPr>
+        <w:t xml:space="preserve"/>
+      </w:r>
+      <w:r>
+        <w:rPr>
+          <w:rFonts w:ascii="Times New Roman" w:eastAsia="宋体" w:hAnsi="Times New Roman"/>
+          <w:sz w:val="24"/>
+        </w:rPr>
+        <w:t xml:space="preserve"/>
       </w:r>
     </w:p>
     <w:p>
@@ -11979,35 +11970,35 @@
           <w:rFonts w:ascii="Times New Roman" w:eastAsia="宋体" w:hAnsi="Times New Roman"/>
           <w:sz w:val="24"/>
         </w:rPr>
-        <w:t>第三点体会是时序要靠算和扫，不能靠猜。</w:t>
-      </w:r>
-      <w:r>
-        <w:rPr>
-          <w:rFonts w:ascii="Times New Roman" w:eastAsia="宋体" w:hAnsi="Times New Roman"/>
-          <w:sz w:val="24"/>
-        </w:rPr>
-        <w:t xml:space="preserve">RGMII </w:t>
-      </w:r>
-      <w:r>
-        <w:rPr>
-          <w:rFonts w:ascii="Times New Roman" w:eastAsia="宋体" w:hAnsi="Times New Roman"/>
-          <w:sz w:val="24"/>
-        </w:rPr>
-        <w:t>采样沿的位置是先建模再取整得到的；同样的做法用在时钟不确定度上，给四个域统一加</w:t>
-      </w:r>
-      <w:r>
-        <w:rPr>
-          <w:rFonts w:ascii="Times New Roman" w:eastAsia="宋体" w:hAnsi="Times New Roman"/>
-          <w:sz w:val="24"/>
-        </w:rPr>
-        <w:t xml:space="preserve"> 0.8 </w:t>
-      </w:r>
-      <w:r>
-        <w:rPr>
-          <w:rFonts w:ascii="Times New Roman" w:eastAsia="宋体" w:hAnsi="Times New Roman"/>
-          <w:sz w:val="24"/>
-        </w:rPr>
-        <w:t>纳秒之后量出两万多条保持时间违例，数据不支持，这个设置就不采纳。看关键路径也不能只看全局最差那一条：最差的那条是校验和进位链，排在其后的十几条全是使能广播，两者性质不同，能做的事情也不同。</w:t>
+        <w:t xml:space="preserve">第三点体会是时序要靠算和扫，不能靠猜。RGMII 采样沿的位置是先建模再取整得到的（图7 就是那一次扫描的结果）；同样的做法用在时钟不确定度上，给四个域统一加 0.8 ns 之后量出两万多条保持时间违例，数据不支持，这个设置就不采纳。看关键路径也不能只看全局最差那一条：最差那条是校验和进位链，排在其后的十几条全是使能广播，两者性质不同，能做的事情也不同。</w:t>
+      </w:r>
+      <w:r>
+        <w:rPr>
+          <w:rFonts w:ascii="Times New Roman" w:eastAsia="宋体" w:hAnsi="Times New Roman"/>
+          <w:sz w:val="24"/>
+        </w:rPr>
+        <w:t xml:space="preserve"/>
+      </w:r>
+      <w:r>
+        <w:rPr>
+          <w:rFonts w:ascii="Times New Roman" w:eastAsia="宋体" w:hAnsi="Times New Roman"/>
+          <w:sz w:val="24"/>
+        </w:rPr>
+        <w:t xml:space="preserve"/>
+      </w:r>
+      <w:r>
+        <w:rPr>
+          <w:rFonts w:ascii="Times New Roman" w:eastAsia="宋体" w:hAnsi="Times New Roman"/>
+          <w:sz w:val="24"/>
+        </w:rPr>
+        <w:t xml:space="preserve"/>
+      </w:r>
+      <w:r>
+        <w:rPr>
+          <w:rFonts w:ascii="Times New Roman" w:eastAsia="宋体" w:hAnsi="Times New Roman"/>
+          <w:sz w:val="24"/>
+        </w:rPr>
+        <w:t xml:space="preserve"/>
       </w:r>
     </w:p>
     <w:p>
@@ -12023,11 +12014,7 @@
           <w:rFonts w:ascii="Times New Roman" w:eastAsia="宋体" w:hAnsi="Times New Roman"/>
           <w:sz w:val="24"/>
         </w:rPr>
-        <w:t xml:space="preserve">最后是协作方式。以把关为目的的检查脚本必须串在被它保护的动作前面，否则它只是告诉你不合格，并不会拦住你。
-跨域名册也是同一件事：门禁把 cdc 报告的 Critical 配对按基线核减（基线 4 行、本版 2 行），两条被核减的配对
-`eth_rxc&gt;clk_fpga_0`、`eth_rxc&gt;clkout0_1` 的原因至今未查证，只登记、不写成改进。
-至于和大模型一起工作，我的口径是：没有逐条核实过的统计没有意义，没有验证过的说法不能当结论，一条判据到底
-能不能红，只有机器跑一遍才算回答。</w:t>
+        <w:t xml:space="preserve">最后是协作方式。以把关为目的的检查脚本必须串在被它保护的动作前面，否则它只是告诉你不合格，并不会拦住你。跨域名册也是同一件事：门禁把 CDC 报告的 Critical 配对按基线核减（基线 4 行、本版 2 行），两条被核减的配对 `eth_rxc&gt;clk_fpga_0`、`eth_rxc&gt;clkout0_1` 的原因至今未查证，只登记、不写成改进。至于和大模型一起工作，我的口径是：没有逐条核实过的统计没有意义，没有验证过的说法不能当结论，一条判据到底能不能红，只有机器跑一遍才算回答。</w:t>
       </w:r>
     </w:p>
     <w:p>

--- a/report/technical-document-contest-official.docx
+++ b/report/technical-document-contest-official.docx
@@ -8935,6 +8935,106 @@
         </w:rPr>
         <w:drawing>
           <wp:inline distT="0" distB="0" distL="0" distR="0" wp14:anchorId="0F74FA0F" wp14:editId="15A9D88F">
+            <wp:extent cx="5256000" cy="3066641"/>
+            <wp:effectExtent l="0" t="0" r="0" b="0"/>
+            <wp:docPr id="7" name="Picture 7"/>
+            <wp:cNvGraphicFramePr>
+              <a:graphicFrameLocks xmlns:a="http://schemas.openxmlformats.org/drawingml/2006/main" noChangeAspect="1"/>
+            </wp:cNvGraphicFramePr>
+            <a:graphic xmlns:a="http://schemas.openxmlformats.org/drawingml/2006/main">
+              <a:graphicData uri="http://schemas.openxmlformats.org/drawingml/2006/picture">
+                <pic:pic xmlns:pic="http://schemas.openxmlformats.org/drawingml/2006/picture">
+                  <pic:nvPicPr>
+                    <pic:cNvPr id="0" name="dual_preview.png"/>
+                    <pic:cNvPicPr/>
+                  </pic:nvPicPr>
+                  <pic:blipFill>
+                    <a:blip r:embed="rId28"/>
+                    <a:stretch>
+                      <a:fillRect/>
+                    </a:stretch>
+                  </pic:blipFill>
+                  <pic:spPr>
+                    <a:xfrm>
+                      <a:off x="0" y="0"/>
+                      <a:ext cx="5256000" cy="3066641"/>
+                    </a:xfrm>
+                    <a:prstGeom prst="rect">
+                      <a:avLst/>
+                    </a:prstGeom>
+                  </pic:spPr>
+                </pic:pic>
+              </a:graphicData>
+            </a:graphic>
+          </wp:inline>
+        </w:drawing>
+      </w:r>
+    </w:p>
+    <w:p>
+      <w:pPr>
+        <w:keepNext/>
+        <w:spacing w:before="120" w:after="40"/>
+        <w:jc w:val="center"/>
+        <w:rPr>
+          <w:rFonts w:hint="eastAsia"/>
+        </w:rPr>
+      </w:pPr>
+      <w:r>
+        <w:rPr>
+          <w:noProof/>
+        </w:rPr>
+        <w:drawing>
+          <wp:inline distT="0" distB="0" distL="0" distR="0" wp14:anchorId="0F74FA0F" wp14:editId="15A9D88F">
+            <wp:extent cx="5256000" cy="1983125"/>
+            <wp:effectExtent l="0" t="0" r="0" b="0"/>
+            <wp:docPr id="7" name="Picture 7"/>
+            <wp:cNvGraphicFramePr>
+              <a:graphicFrameLocks xmlns:a="http://schemas.openxmlformats.org/drawingml/2006/main" noChangeAspect="1"/>
+            </wp:cNvGraphicFramePr>
+            <a:graphic xmlns:a="http://schemas.openxmlformats.org/drawingml/2006/main">
+              <a:graphicData uri="http://schemas.openxmlformats.org/drawingml/2006/picture">
+                <pic:pic xmlns:pic="http://schemas.openxmlformats.org/drawingml/2006/picture">
+                  <pic:nvPicPr>
+                    <pic:cNvPr id="0" name="dual_preview.png"/>
+                    <pic:cNvPicPr/>
+                  </pic:nvPicPr>
+                  <pic:blipFill>
+                    <a:blip r:embed="rId29"/>
+                    <a:stretch>
+                      <a:fillRect/>
+                    </a:stretch>
+                  </pic:blipFill>
+                  <pic:spPr>
+                    <a:xfrm>
+                      <a:off x="0" y="0"/>
+                      <a:ext cx="5256000" cy="1983125"/>
+                    </a:xfrm>
+                    <a:prstGeom prst="rect">
+                      <a:avLst/>
+                    </a:prstGeom>
+                  </pic:spPr>
+                </pic:pic>
+              </a:graphicData>
+            </a:graphic>
+          </wp:inline>
+        </w:drawing>
+      </w:r>
+    </w:p>
+    <w:p>
+      <w:pPr>
+        <w:keepNext/>
+        <w:spacing w:before="120" w:after="40"/>
+        <w:jc w:val="center"/>
+        <w:rPr>
+          <w:rFonts w:hint="eastAsia"/>
+        </w:rPr>
+      </w:pPr>
+      <w:r>
+        <w:rPr>
+          <w:noProof/>
+        </w:rPr>
+        <w:drawing>
+          <wp:inline distT="0" distB="0" distL="0" distR="0" wp14:anchorId="0F74FA0F" wp14:editId="15A9D88F">
             <wp:extent cx="5256000" cy="1478250"/>
             <wp:effectExtent l="0" t="0" r="0" b="0"/>
             <wp:docPr id="7" name="Picture 7"/>
@@ -8983,6 +9083,66 @@
           <w:rFonts w:ascii="Times New Roman" w:eastAsia="宋体" w:hAnsi="Times New Roman"/>
           <w:sz w:val="18"/>
         </w:rPr>
+        <w:t>图7  RGMII 采样窗的全档扫描：hold 与 setup 随抽头档号的变化与交点</w:t>
+      </w:r>
+      <w:r>
+        <w:rPr>
+          <w:rFonts w:ascii="Times New Roman" w:eastAsia="宋体" w:hAnsi="Times New Roman"/>
+          <w:sz w:val="18"/>
+        </w:rPr>
+        <w:t xml:space="preserve"/>
+      </w:r>
+      <w:r>
+        <w:rPr>
+          <w:rFonts w:ascii="Times New Roman" w:eastAsia="宋体" w:hAnsi="Times New Roman"/>
+          <w:sz w:val="18"/>
+        </w:rPr>
+        <w:t/>
+      </w:r>
+    </w:p>
+    <w:p>
+      <w:pPr>
+        <w:spacing w:after="200"/>
+        <w:jc w:val="center"/>
+        <w:rPr>
+          <w:rFonts w:hint="eastAsia"/>
+        </w:rPr>
+      </w:pPr>
+      <w:r>
+        <w:rPr>
+          <w:rFonts w:ascii="Times New Roman" w:eastAsia="宋体" w:hAnsi="Times New Roman"/>
+          <w:sz w:val="18"/>
+        </w:rPr>
+        <w:t>图8  恒延迟链的逐级拍数与累计：任意开关组合都停在 15 拍</w:t>
+      </w:r>
+      <w:r>
+        <w:rPr>
+          <w:rFonts w:ascii="Times New Roman" w:eastAsia="宋体" w:hAnsi="Times New Roman"/>
+          <w:sz w:val="18"/>
+        </w:rPr>
+        <w:t xml:space="preserve"/>
+      </w:r>
+      <w:r>
+        <w:rPr>
+          <w:rFonts w:ascii="Times New Roman" w:eastAsia="宋体" w:hAnsi="Times New Roman"/>
+          <w:sz w:val="18"/>
+        </w:rPr>
+        <w:t/>
+      </w:r>
+    </w:p>
+    <w:p>
+      <w:pPr>
+        <w:spacing w:after="200"/>
+        <w:jc w:val="center"/>
+        <w:rPr>
+          <w:rFonts w:hint="eastAsia"/>
+        </w:rPr>
+      </w:pPr>
+      <w:r>
+        <w:rPr>
+          <w:rFonts w:ascii="Times New Roman" w:eastAsia="宋体" w:hAnsi="Times New Roman"/>
+          <w:sz w:val="18"/>
+        </w:rPr>
         <w:t>图</w:t>
       </w:r>
       <w:r>
@@ -8990,7 +9150,7 @@
           <w:rFonts w:ascii="Times New Roman" w:eastAsia="宋体" w:hAnsi="Times New Roman"/>
           <w:sz w:val="18"/>
         </w:rPr>
-        <w:t xml:space="preserve">7  </w:t>
+        <w:t xml:space="preserve">9  </w:t>
       </w:r>
       <w:r>
         <w:rPr>
@@ -9070,7 +9230,7 @@
           <w:rFonts w:ascii="Times New Roman" w:eastAsia="宋体" w:hAnsi="Times New Roman"/>
           <w:sz w:val="18"/>
         </w:rPr>
-        <w:t xml:space="preserve">8  </w:t>
+        <w:t xml:space="preserve">10  </w:t>
       </w:r>
       <w:r>
         <w:rPr>
@@ -9150,7 +9310,7 @@
           <w:rFonts w:ascii="Times New Roman" w:eastAsia="宋体" w:hAnsi="Times New Roman"/>
           <w:sz w:val="18"/>
         </w:rPr>
-        <w:t xml:space="preserve">9  </w:t>
+        <w:t xml:space="preserve">11  </w:t>
       </w:r>
       <w:r>
         <w:rPr>

--- a/report/technical-document-contest-official.docx
+++ b/report/technical-document-contest-official.docx
@@ -704,11 +704,11 @@
           <w:rFonts w:ascii="Times New Roman" w:eastAsia="宋体" w:hAnsi="Times New Roman"/>
           <w:sz w:val="24"/>
         </w:rPr>
-        <w:t xml:space="preserve">1. 千兆以太网栈全部用可编程逻辑实现，包括 RGMII 收发、MAC、IPv4 与 UDP 解析、ARP 和 ICMP 应答。推流占满带宽时板子仍可 ping 通，控制通路不会被数据通路拖死。
-2. 三路片源共用一片 DDR，靠乒乓缓存与单一写入者仲裁管理。写入者的变更经三级同步才送到写侧，所以拔线、拔卡引起的切换与恢复都不需要复位。
-3. 缩放、旋转与双线性插值共用同一组坐标运算单元；效果链六级无论怎样组合延迟都是 15 拍。实际好处是增加算法或改参数时，读显存的调度不必重算。
-4. 跨时钟域共四处，分别由异步 FIFO 的格雷码指针、带翻转位的快照同步、GPIO 电平的三条同步链和单一时钟域内的状态选择承担。跨域一律三级同步并钉 `ASYNC_REG`，格雷码指针链单独钉，时钟分组显式声明（`src/constraints/clock_groups_impl.xdc`），异步组之外的跨域路才进检查。
-5. RGMII 采样沿的位置不是试出来的：0 到 31 全档扫过，hold 余量每档约 +63 ps、setup 余量每档约 −92 ps，两线交点在 31.1，因此取 31（见图7）。同一族最差格从出货值 26 档的 −1.185 ns 抬到 31 档的 −0.870 ns，抬幅 +0.315 ns 是实测值。</w:t>
+        <w:t xml:space="preserve">1. 千兆以太网栈全部用可编程逻辑实现，含 RGMII 收发、MAC、IPv4 与 UDP 解析、ARP 和 ICMP 应答。推流占满带宽时板子仍可 ping 通，控制通路不会被数据通路拖死。
+2. 三路片源共用一片 DDR，靠乒乓缓存与单一写入者仲裁管理。写入者的变更经三级同步才送到写侧，拔线拔卡引起的切换与恢复都不需要复位。
+3. 缩放、旋转与双线性插值共用同一组坐标运算单元，效果链延迟与开关组合无关。实际好处是增加算法或改参数时，读显存的调度不必重算。
+4. 跨时钟域共四处：异步 FIFO 的格雷码指针、带翻转位的快照同步、GPIO 电平的三条同步链、单一时钟域内的状态选择。跨域一律三级同步并钉 `ASYNC_REG`，格雷码指针链单独钉，时钟分组显式声明（`src/constraints/clock_groups_impl.xdc`），异步组之外的跨域路才进检查。
+5. RGMII 采样沿的位置不是试出来的：0 到 31 全档扫过，hold 每档约 +63 ps、setup 每档约 −92 ps，交点在 31.1，取 31（图7）。同一族最差格从出货值 26 档的 −1.185 ns 抬到 31 档的 −0.870 ns，抬幅 +0.315 ns 是实测值。</w:t>
       </w:r>
     </w:p>
     <w:p>
@@ -1053,14 +1053,14 @@
                 <w:rFonts w:ascii="Times New Roman" w:eastAsia="宋体" w:hAnsi="Times New Roman"/>
                 <w:sz w:val="18"/>
               </w:rPr>
-              <w:t>像素时钟</w:t>
-            </w:r>
-            <w:r>
-              <w:rPr>
-                <w:rFonts w:ascii="Times New Roman" w:eastAsia="宋体" w:hAnsi="Times New Roman"/>
-                <w:sz w:val="18"/>
-              </w:rPr>
-              <w:t xml:space="preserve"> 50 MHz</w:t>
+              <w:t>像素时钟 50 MHz（H_TOTAL 1344 / V_TOTAL 625）</w:t>
+            </w:r>
+            <w:r>
+              <w:rPr>
+                <w:rFonts w:ascii="Times New Roman" w:eastAsia="宋体" w:hAnsi="Times New Roman"/>
+                <w:sz w:val="18"/>
+              </w:rPr>
+              <w:t xml:space="preserve"/>
             </w:r>
           </w:p>
         </w:tc>
@@ -1146,21 +1146,21 @@
                 <w:rFonts w:ascii="Times New Roman" w:eastAsia="宋体" w:hAnsi="Times New Roman"/>
                 <w:sz w:val="18"/>
               </w:rPr>
-              <w:t>每包不超过</w:t>
-            </w:r>
-            <w:r>
-              <w:rPr>
-                <w:rFonts w:ascii="Times New Roman" w:eastAsia="宋体" w:hAnsi="Times New Roman"/>
-                <w:sz w:val="18"/>
-              </w:rPr>
-              <w:t xml:space="preserve"> 1392 </w:t>
-            </w:r>
-            <w:r>
-              <w:rPr>
-                <w:rFonts w:ascii="Times New Roman" w:eastAsia="宋体" w:hAnsi="Times New Roman"/>
-                <w:sz w:val="18"/>
-              </w:rPr>
-              <w:t>字节</w:t>
+              <w:t>每包不超过 1392 字节，每帧 307,200 字节</w:t>
+            </w:r>
+            <w:r>
+              <w:rPr>
+                <w:rFonts w:ascii="Times New Roman" w:eastAsia="宋体" w:hAnsi="Times New Roman"/>
+                <w:sz w:val="18"/>
+              </w:rPr>
+              <w:t xml:space="preserve"/>
+            </w:r>
+            <w:r>
+              <w:rPr>
+                <w:rFonts w:ascii="Times New Roman" w:eastAsia="宋体" w:hAnsi="Times New Roman"/>
+                <w:sz w:val="18"/>
+              </w:rPr>
+              <w:t/>
             </w:r>
           </w:p>
         </w:tc>
@@ -1246,14 +1246,14 @@
                 <w:rFonts w:ascii="Times New Roman" w:eastAsia="宋体" w:hAnsi="Times New Roman"/>
                 <w:sz w:val="18"/>
               </w:rPr>
-              <w:t>实测</w:t>
-            </w:r>
-            <w:r>
-              <w:rPr>
-                <w:rFonts w:ascii="Times New Roman" w:eastAsia="宋体" w:hAnsi="Times New Roman"/>
-                <w:sz w:val="18"/>
-              </w:rPr>
-              <w:t xml:space="preserve"> 29.99 fps</w:t>
+              <w:t>实测 29.99 fps，平均帧间隔 33.34 ms（min 20 / max 51）；另有一轮限速 15 MB/s 的 600 帧同口径零丢失</w:t>
+            </w:r>
+            <w:r>
+              <w:rPr>
+                <w:rFonts w:ascii="Times New Roman" w:eastAsia="宋体" w:hAnsi="Times New Roman"/>
+                <w:sz w:val="18"/>
+              </w:rPr>
+              <w:t xml:space="preserve"/>
             </w:r>
           </w:p>
         </w:tc>
@@ -1332,7 +1332,7 @@
                 <w:rFonts w:ascii="Times New Roman" w:eastAsia="宋体" w:hAnsi="Times New Roman"/>
                 <w:sz w:val="18"/>
               </w:rPr>
-              <w:t>尚未压到过载点</w:t>
+              <w:t>不限速打到目标 120 fps（约 36 MB/s、287 Mbps）共 960 帧不丢字；尚未压到过载点，这一格是下界不是最大值</w:t>
             </w:r>
           </w:p>
         </w:tc>
@@ -1411,7 +1411,7 @@
                 <w:rFonts w:ascii="Times New Roman" w:eastAsia="宋体" w:hAnsi="Times New Roman"/>
                 <w:sz w:val="18"/>
               </w:rPr>
-              <w:t>板上只搬运不解码</w:t>
+              <w:t>板上只搬运不解码；串口 [STAT] 与屏上帧号为 29.8–30.0 fps</w:t>
             </w:r>
           </w:p>
         </w:tc>
@@ -1470,7 +1470,7 @@
                 <w:rFonts w:ascii="Times New Roman" w:eastAsia="宋体" w:hAnsi="Times New Roman"/>
                 <w:sz w:val="18"/>
               </w:rPr>
-              <w:t xml:space="preserve">0.25 至 2.00 倍共八档（档号 25/33/50/75/100/133/150/200），另有呼吸与自适应满屏；角度步进 1°、范围 0–359°</w:t>
+              <w:t xml:space="preserve">0.25 至 2.00 倍共八档（25/33/50/75/100/133/150/200），另有呼吸与自适应满屏；角度 1° 步进、0–359°</w:t>
             </w:r>
           </w:p>
         </w:tc>
@@ -1535,21 +1535,21 @@
                 <w:rFonts w:ascii="Times New Roman" w:eastAsia="宋体" w:hAnsi="Times New Roman"/>
                 <w:sz w:val="18"/>
               </w:rPr>
-              <w:t>六级算法，任意组合下延迟</w:t>
-            </w:r>
-            <w:r>
-              <w:rPr>
-                <w:rFonts w:ascii="Times New Roman" w:eastAsia="宋体" w:hAnsi="Times New Roman"/>
-                <w:sz w:val="18"/>
-              </w:rPr>
-              <w:t xml:space="preserve"> 15 </w:t>
-            </w:r>
-            <w:r>
-              <w:rPr>
-                <w:rFonts w:ascii="Times New Roman" w:eastAsia="宋体" w:hAnsi="Times New Roman"/>
-                <w:sz w:val="18"/>
-              </w:rPr>
-              <w:t>拍</w:t>
+              <w:t>六级算法，任意组合延迟 15 拍</w:t>
+            </w:r>
+            <w:r>
+              <w:rPr>
+                <w:rFonts w:ascii="Times New Roman" w:eastAsia="宋体" w:hAnsi="Times New Roman"/>
+                <w:sz w:val="18"/>
+              </w:rPr>
+              <w:t xml:space="preserve"/>
+            </w:r>
+            <w:r>
+              <w:rPr>
+                <w:rFonts w:ascii="Times New Roman" w:eastAsia="宋体" w:hAnsi="Times New Roman"/>
+                <w:sz w:val="18"/>
+              </w:rPr>
+              <w:t/>
             </w:r>
           </w:p>
         </w:tc>
@@ -1569,7 +1569,7 @@
                 <w:rFonts w:ascii="Times New Roman" w:eastAsia="宋体" w:hAnsi="Times New Roman"/>
                 <w:sz w:val="18"/>
               </w:rPr>
-              <w:t>九位控制字逐位开关</w:t>
+              <w:t>九位控制字逐位开关，内容平移四行</w:t>
             </w:r>
           </w:p>
         </w:tc>
@@ -1614,14 +1614,14 @@
                 <w:rFonts w:ascii="Times New Roman" w:eastAsia="宋体" w:hAnsi="Times New Roman"/>
                 <w:sz w:val="18"/>
               </w:rPr>
-              <w:t>四个受检域均无违例，最紧的一条裕量</w:t>
-            </w:r>
-            <w:r>
-              <w:rPr>
-                <w:rFonts w:ascii="Times New Roman" w:eastAsia="宋体" w:hAnsi="Times New Roman"/>
-                <w:sz w:val="18"/>
-              </w:rPr>
-              <w:t xml:space="preserve"> 0.687 ns</w:t>
+              <w:t>四个受检域均无违例；最紧一格 0.687 ns，hold 侧最差 0.004 ns</w:t>
+            </w:r>
+            <w:r>
+              <w:rPr>
+                <w:rFonts w:ascii="Times New Roman" w:eastAsia="宋体" w:hAnsi="Times New Roman"/>
+                <w:sz w:val="18"/>
+              </w:rPr>
+              <w:t xml:space="preserve"/>
             </w:r>
           </w:p>
         </w:tc>
@@ -1641,21 +1641,21 @@
                 <w:rFonts w:ascii="Times New Roman" w:eastAsia="宋体" w:hAnsi="Times New Roman"/>
                 <w:sz w:val="18"/>
               </w:rPr>
-              <w:t>端点</w:t>
-            </w:r>
-            <w:r>
-              <w:rPr>
-                <w:rFonts w:ascii="Times New Roman" w:eastAsia="宋体" w:hAnsi="Times New Roman"/>
-                <w:sz w:val="18"/>
-              </w:rPr>
-              <w:t xml:space="preserve"> 51,027 </w:t>
-            </w:r>
-            <w:r>
-              <w:rPr>
-                <w:rFonts w:ascii="Times New Roman" w:eastAsia="宋体" w:hAnsi="Times New Roman"/>
-                <w:sz w:val="18"/>
-              </w:rPr>
-              <w:t>个</w:t>
+              <w:t>端点 51,027 个；汇总行见 build/timing_summary.rpt 第 151 行，第 154 行 "All user specified timing constraints are met"。逐域 setup：eth_rxc 0.687、clk_fpga_0 1.571、clkout0_1 3.287、sys_clk 14.294 ns，失败端点全为 0</w:t>
+            </w:r>
+            <w:r>
+              <w:rPr>
+                <w:rFonts w:ascii="Times New Roman" w:eastAsia="宋体" w:hAnsi="Times New Roman"/>
+                <w:sz w:val="18"/>
+              </w:rPr>
+              <w:t xml:space="preserve"/>
+            </w:r>
+            <w:r>
+              <w:rPr>
+                <w:rFonts w:ascii="Times New Roman" w:eastAsia="宋体" w:hAnsi="Times New Roman"/>
+                <w:sz w:val="18"/>
+              </w:rPr>
+              <w:t/>
             </w:r>
           </w:p>
         </w:tc>
@@ -1720,7 +1720,7 @@
                 <w:rFonts w:ascii="Times New Roman" w:eastAsia="宋体" w:hAnsi="Times New Roman"/>
                 <w:sz w:val="18"/>
               </w:rPr>
-              <w:t>实现后报告</w:t>
+              <w:t>实现后报告；19 颗 DSP 的分解见 2.2.3 第 (6) 条</w:t>
             </w:r>
           </w:p>
         </w:tc>
@@ -1765,28 +1765,28 @@
                 <w:rFonts w:ascii="Times New Roman" w:eastAsia="宋体" w:hAnsi="Times New Roman"/>
                 <w:sz w:val="18"/>
               </w:rPr>
-              <w:t>满载结温</w:t>
-            </w:r>
-            <w:r>
-              <w:rPr>
-                <w:rFonts w:ascii="Times New Roman" w:eastAsia="宋体" w:hAnsi="Times New Roman"/>
-                <w:sz w:val="18"/>
-              </w:rPr>
-              <w:t xml:space="preserve"> 61.2 </w:t>
-            </w:r>
-            <w:r>
-              <w:rPr>
-                <w:rFonts w:ascii="Times New Roman" w:eastAsia="宋体" w:hAnsi="Times New Roman"/>
-                <w:sz w:val="18"/>
-              </w:rPr>
-              <w:t>至</w:t>
-            </w:r>
-            <w:r>
-              <w:rPr>
-                <w:rFonts w:ascii="Times New Roman" w:eastAsia="宋体" w:hAnsi="Times New Roman"/>
-                <w:sz w:val="18"/>
-              </w:rPr>
-              <w:t xml:space="preserve"> 61.7 ℃</w:t>
+              <w:t>满载结温 61.2–61.7 ℃</w:t>
+            </w:r>
+            <w:r>
+              <w:rPr>
+                <w:rFonts w:ascii="Times New Roman" w:eastAsia="宋体" w:hAnsi="Times New Roman"/>
+                <w:sz w:val="18"/>
+              </w:rPr>
+              <w:t xml:space="preserve"/>
+            </w:r>
+            <w:r>
+              <w:rPr>
+                <w:rFonts w:ascii="Times New Roman" w:eastAsia="宋体" w:hAnsi="Times New Roman"/>
+                <w:sz w:val="18"/>
+              </w:rPr>
+              <w:t/>
+            </w:r>
+            <w:r>
+              <w:rPr>
+                <w:rFonts w:ascii="Times New Roman" w:eastAsia="宋体" w:hAnsi="Times New Roman"/>
+                <w:sz w:val="18"/>
+              </w:rPr>
+              <w:t xml:space="preserve"/>
             </w:r>
           </w:p>
         </w:tc>
@@ -1806,7 +1806,7 @@
                 <w:rFonts w:ascii="Times New Roman" w:eastAsia="宋体" w:hAnsi="Times New Roman"/>
                 <w:sz w:val="18"/>
               </w:rPr>
-              <w:t xml:space="preserve">板内 XADC 六次读数的极值；工具估算口径另有 52.6 ℃</w:t>
+              <w:t xml:space="preserve">板内 XADC 六次读数的极值，取于 r113 那一版板；工具对现版的估算 52.6 ℃、置信度 Low</w:t>
             </w:r>
           </w:p>
         </w:tc>
@@ -1831,7 +1831,7 @@
                 <w:rFonts w:ascii="Times New Roman" w:eastAsia="宋体" w:hAnsi="Times New Roman"/>
                 <w:sz w:val="18"/>
               </w:rPr>
-              <w:t>验证与固化</w:t>
+              <w:t>功耗</w:t>
             </w:r>
           </w:p>
         </w:tc>
@@ -1851,7 +1851,7 @@
                 <w:rFonts w:ascii="Times New Roman" w:eastAsia="宋体" w:hAnsi="Times New Roman"/>
                 <w:sz w:val="18"/>
               </w:rPr>
-              <w:t xml:space="preserve">整屏判据 165 条全过（原唯一那条红本版已关闭），门禁 24 项全绿（随包那份在 build/reports/ 下，末行 GATES: ALL PASS（24 项全部判定）），105 条命令回归上一版 98.2 s 全过、本版还没跑</w:t>
+              <w:t xml:space="preserve">动态 2.213 W，片上合计 2.390 W</w:t>
             </w:r>
           </w:p>
         </w:tc>
@@ -1871,7 +1871,137 @@
                 <w:rFonts w:ascii="Times New Roman" w:eastAsia="宋体" w:hAnsi="Times New Roman"/>
                 <w:sz w:val="18"/>
               </w:rPr>
-              <w:t xml:space="preserve">位流与固件已写入 QSPI 并逐字节回读一致；断电冷上电那一次串口有回显（2026-10-18 使用者口头确认）⇒ 这一条从零证明升到口头确认级；串口文本还没留档，留档件补上才升级为可复跑凭据</w:t>
+              <w:t xml:space="preserve">工具估算值，置信度 Low（无仿真活动文件输入），不是实测</w:t>
+            </w:r>
+          </w:p>
+        </w:tc>
+      </w:tr>
+      <w:tr>
+        <w:trPr>
+          <w:jc w:val="center"/>
+        </w:trPr>
+        <w:tc>
+          <w:tcPr>
+            <w:tcW w:w="2769" w:type="dxa"/>
+          </w:tcPr>
+          <w:p>
+            <w:pPr>
+              <w:spacing w:before="20" w:after="20"/>
+              <w:rPr>
+                <w:rFonts w:hint="eastAsia"/>
+              </w:rPr>
+            </w:pPr>
+            <w:r>
+              <w:rPr>
+                <w:rFonts w:ascii="Times New Roman" w:eastAsia="宋体" w:hAnsi="Times New Roman"/>
+                <w:sz w:val="18"/>
+              </w:rPr>
+              <w:t>验证</w:t>
+            </w:r>
+          </w:p>
+        </w:tc>
+        <w:tc>
+          <w:tcPr>
+            <w:tcW w:w="2769" w:type="dxa"/>
+          </w:tcPr>
+          <w:p>
+            <w:pPr>
+              <w:spacing w:before="20" w:after="20"/>
+              <w:rPr>
+                <w:rFonts w:hint="eastAsia"/>
+              </w:rPr>
+            </w:pPr>
+            <w:r>
+              <w:rPr>
+                <w:rFonts w:ascii="Times New Roman" w:eastAsia="宋体" w:hAnsi="Times New Roman"/>
+                <w:sz w:val="18"/>
+              </w:rPr>
+              <w:t xml:space="preserve">整屏逐像素判据 165 条全过；一键门禁 24 项全部判定、0 红</w:t>
+            </w:r>
+          </w:p>
+        </w:tc>
+        <w:tc>
+          <w:tcPr>
+            <w:tcW w:w="2769" w:type="dxa"/>
+          </w:tcPr>
+          <w:p>
+            <w:pPr>
+              <w:spacing w:before="20" w:after="20"/>
+              <w:rPr>
+                <w:rFonts w:hint="eastAsia"/>
+              </w:rPr>
+            </w:pPr>
+            <w:r>
+              <w:rPr>
+                <w:rFonts w:ascii="Times New Roman" w:eastAsia="宋体" w:hAnsi="Times New Roman"/>
+                <w:sz w:val="18"/>
+              </w:rPr>
+              <w:t xml:space="preserve">门禁末行 GATES: ALL PASS（24 项全部判定），随包件在 build/reports/；台架留档 build/tb_v98_report.txt 头部带 top_md5=c778dc4416b3、tb_md5=3975c335ab26、rtl_md5=93938780ccd6，与现树同批</w:t>
+            </w:r>
+          </w:p>
+        </w:tc>
+      </w:tr>
+      <w:tr>
+        <w:trPr>
+          <w:jc w:val="center"/>
+        </w:trPr>
+        <w:tc>
+          <w:tcPr>
+            <w:tcW w:w="2769" w:type="dxa"/>
+          </w:tcPr>
+          <w:p>
+            <w:pPr>
+              <w:spacing w:before="20" w:after="20"/>
+              <w:rPr>
+                <w:rFonts w:hint="eastAsia"/>
+              </w:rPr>
+            </w:pPr>
+            <w:r>
+              <w:rPr>
+                <w:rFonts w:ascii="Times New Roman" w:eastAsia="宋体" w:hAnsi="Times New Roman"/>
+                <w:sz w:val="18"/>
+              </w:rPr>
+              <w:t>固化</w:t>
+            </w:r>
+          </w:p>
+        </w:tc>
+        <w:tc>
+          <w:tcPr>
+            <w:tcW w:w="2769" w:type="dxa"/>
+          </w:tcPr>
+          <w:p>
+            <w:pPr>
+              <w:spacing w:before="20" w:after="20"/>
+              <w:rPr>
+                <w:rFonts w:hint="eastAsia"/>
+              </w:rPr>
+            </w:pPr>
+            <w:r>
+              <w:rPr>
+                <w:rFonts w:ascii="Times New Roman" w:eastAsia="宋体" w:hAnsi="Times New Roman"/>
+                <w:sz w:val="18"/>
+              </w:rPr>
+              <w:t xml:space="preserve">位流与固件写入 QSPI NOR，逐字节回读一致</w:t>
+            </w:r>
+          </w:p>
+        </w:tc>
+        <w:tc>
+          <w:tcPr>
+            <w:tcW w:w="2769" w:type="dxa"/>
+          </w:tcPr>
+          <w:p>
+            <w:pPr>
+              <w:spacing w:before="20" w:after="20"/>
+              <w:rPr>
+                <w:rFonts w:hint="eastAsia"/>
+              </w:rPr>
+            </w:pPr>
+            <w:r>
+              <w:rPr>
+                <w:rFonts w:ascii="Times New Roman" w:eastAsia="宋体" w:hAnsi="Times New Roman"/>
+                <w:sz w:val="18"/>
+              </w:rPr>
+              <w:t xml:space="preserve">断电冷上电的串口出字停在口头确认级，文本未留档；105 条命令回归上一版 98.2 秒全过，本版还没重跑</w:t>
             </w:r>
           </w:p>
         </w:tc>
@@ -1922,12 +2052,9 @@
           <w:rFonts w:ascii="Times New Roman" w:eastAsia="宋体" w:hAnsi="Times New Roman"/>
           <w:sz w:val="24"/>
         </w:rPr>
-        <w:t xml:space="preserve">1. 同一帧内的左右对照显示。一条竖缝把画面分成两半，左半原始像素，右半是处理后的像素，两半取自同一帧同一
-   时刻，缝位可调。判断算法效果不再需要采集卡和录屏。
-2. 与算法开关无关的延迟不变式。六级链任意组合都是 15 拍：每级自维护列标签，抽头按该级前的累积拍数选。延迟
-   恒定，缝可放在任意列而不错位。
-3. 换源与恢复都发生在消隐窗口内。三路片源共用一块 DDR 由单一写入者仲裁，拔线拔卡自动换源、插回即切回，全程
-   不复位，屏上不见半帧。</w:t>
+        <w:t xml:space="preserve">1. 同一帧内的左右对照显示。一条竖缝，左半原始像素、右半处理后像素，两半同帧同一时刻，缝位运行时可调。判断算法效果不再需要采集卡和录屏。
+2. 与算法开关无关的延迟不变式。六级链任意组合都是 15 拍：每级自维护列标签，输出抽头按该级前的累积拍数选取。延迟恒定，缝才能放在任意列而不错位。
+3. 换源与恢复都发生在消隐窗口内。三路片源共用一块 DDR、由单一写入者仲裁，拔线拔卡自动换源、插回即切回，全程不复位，屏上看不到半帧。</w:t>
       </w:r>
     </w:p>
     <w:p>
@@ -2073,7 +2200,7 @@
           <w:rFonts w:ascii="Times New Roman" w:eastAsia="宋体" w:hAnsi="Times New Roman"/>
           <w:sz w:val="24"/>
         </w:rPr>
-        <w:t xml:space="preserve">系统由片外的上位机、板载 PHY、DDR3 颗粒和 HDMI 屏，加上芯片内五只主要实例与一份 PS 裸机固件组成，整体关系见图1。</w:t>
+        <w:t xml:space="preserve">系统由片外的上位机、板载 PHY、DDR3 颗粒和 HDMI 屏，加上芯片内五只主要实例与一份 PS 裸机固件组成，关系见图1。图里分三条带：上排是像素走的数据通路，中排是 PS 与 PL 之间的寄存器通道，下排是时钟与复位。</w:t>
       </w:r>
       <w:r>
         <w:rPr>
@@ -2966,28 +3093,28 @@
                 <w:rFonts w:ascii="Times New Roman" w:eastAsia="宋体" w:hAnsi="Times New Roman"/>
                 <w:sz w:val="18"/>
               </w:rPr>
-              <w:t>显示通路：读回、几何、效果链、混合、</w:t>
-            </w:r>
-            <w:r>
-              <w:rPr>
-                <w:rFonts w:ascii="Times New Roman" w:eastAsia="宋体" w:hAnsi="Times New Roman"/>
-                <w:sz w:val="18"/>
-              </w:rPr>
-              <w:t>OSD</w:t>
-            </w:r>
-            <w:r>
-              <w:rPr>
-                <w:rFonts w:ascii="Times New Roman" w:eastAsia="宋体" w:hAnsi="Times New Roman"/>
-                <w:sz w:val="18"/>
-              </w:rPr>
-              <w:t>、</w:t>
-            </w:r>
-            <w:r>
-              <w:rPr>
-                <w:rFonts w:ascii="Times New Roman" w:eastAsia="宋体" w:hAnsi="Times New Roman"/>
-                <w:sz w:val="18"/>
-              </w:rPr>
-              <w:t>TMDS</w:t>
+              <w:t>显示通路：读回、几何、效果链、混合、字符叠加、TMDS</w:t>
+            </w:r>
+            <w:r>
+              <w:rPr>
+                <w:rFonts w:ascii="Times New Roman" w:eastAsia="宋体" w:hAnsi="Times New Roman"/>
+                <w:sz w:val="18"/>
+              </w:rPr>
+              <w:t/>
+            </w:r>
+            <w:r>
+              <w:rPr>
+                <w:rFonts w:ascii="Times New Roman" w:eastAsia="宋体" w:hAnsi="Times New Roman"/>
+                <w:sz w:val="18"/>
+              </w:rPr>
+              <w:t/>
+            </w:r>
+            <w:r>
+              <w:rPr>
+                <w:rFonts w:ascii="Times New Roman" w:eastAsia="宋体" w:hAnsi="Times New Roman"/>
+                <w:sz w:val="18"/>
+              </w:rPr>
+              <w:t/>
             </w:r>
           </w:p>
         </w:tc>
@@ -3463,9 +3590,7 @@
           <w:rFonts w:ascii="Times New Roman" w:eastAsia="宋体" w:hAnsi="Times New Roman"/>
           <w:sz w:val="24"/>
         </w:rPr>
-        <w:t xml:space="preserve">整机由四件成品组成：RK-ZYNQ7020-F 开发板（`xc7z020clg484-2`，速度等级 2）、1024×600 HDMI 显示器、一根
-千兆网线和一台带有线网卡的 PC。板卡用 12 V 直流供电，调试口是 USB 上的 FT4232 桥，A 通道走 JTAG、B 通道
-走串口。与本设计有关的板级资源如下。</w:t>
+        <w:t xml:space="preserve">整机由四件成品组成：RK-ZYNQ7020-F 开发板（`xc7z020clg484-2`，速度等级 2）、1024×600 HDMI 显示器、一根千兆网线、一台带有线网卡的 PC。板卡 12 V 直流供电，调试口是 USB 上的 FT4232 桥，A 通道走 JTAG、B 通道走串口。</w:t>
       </w:r>
       <w:r>
         <w:rPr>
@@ -4105,7 +4230,7 @@
                 <w:rFonts w:ascii="Times New Roman" w:eastAsia="宋体" w:hAnsi="Times New Roman"/>
                 <w:sz w:val="18"/>
               </w:rPr>
-              <w:t>固化位流与固件，断电自启</w:t>
+              <w:t>固化位流与固件</w:t>
             </w:r>
           </w:p>
         </w:tc>
@@ -4663,7 +4788,7 @@
           <w:rFonts w:ascii="Times New Roman" w:eastAsia="宋体" w:hAnsi="Times New Roman"/>
           <w:sz w:val="24"/>
         </w:rPr>
-        <w:t xml:space="preserve">本作品没有自主机械结构，开发板与显示器都是成品，用 HDMI 线与网线连接，没有需要设计的支架、外壳或光路。结构上唯一需要考虑的是启动拨码与散热：演示时板卡平放、四周不留遮挡，1.4 的结温读数就是在这个状态下量得的。</w:t>
+        <w:t xml:space="preserve">本作品没有自主机械结构，开发板与显示器都是成品，用 HDMI 线与网线连接，没有需要设计的支架、外壳或光路。结构上唯一要考虑的是启动拨码与散热：演示时板卡平放、四周不留遮挡，1.4 的结温读数就是在这个状态下量得的。</w:t>
       </w:r>
       <w:r>
         <w:rPr>
@@ -5838,7 +5963,7 @@
           <w:rFonts w:ascii="Times New Roman" w:eastAsia="宋体" w:hAnsi="Times New Roman"/>
           <w:sz w:val="24"/>
         </w:rPr>
-        <w:t xml:space="preserve">上位机共 29 支脚本，不依赖第三方库。常用三支：`src/host/video_sender.mjs` 推任意片源，`src/host/one_click_test.mjs` 把 ping、经 JTAG 写读状态、发内置片源、计数对账四步串成一次自检（任何一步失败都以非零码退出），`src/host/uart_cmd_check.mjs` 驱动 105 条命令回归。其余的是量问题的尺子，例如几何回读校验、DDR 内容核对与流水线延迟核对。PS 侧是 2,544 行 C，跑在 Cortex-A9 上，板级支持包由随工程导出的 Vitis 平台提供。这里没有用操作系统：需要的只是串口、SD 卡、GPIO 与一个主循环，在这个规模上引入操作系统的开销与调试复杂度大于收益。</w:t>
+        <w:t xml:space="preserve">上位机共 29 支脚本，不依赖第三方库。常用三支：`src/host/video_sender.mjs` 推任意片源，`src/host/one_click_test.mjs` 把 ping、经 JTAG 写读状态、发内置片源、计数对账串成一次自检（任何一步失败都以非零码退出），`src/host/uart_cmd_check.mjs` 驱动 105 条命令回归。其余是量问题的尺子，例如几何回读校验、DDR 内容核对、流水线延迟核对。PS 侧 2,544 行 C 跑在 Cortex-A9 上，板级支持包由随工程导出的 Vitis 平台提供。这里没有用操作系统：需要的只是串口、SD 卡、GPIO 与一个主循环，这个规模上引入操作系统的开销与调试复杂度大于收益。</w:t>
       </w:r>
       <w:r>
         <w:rPr>
@@ -6189,7 +6314,7 @@
           <w:rFonts w:ascii="Times New Roman" w:eastAsia="宋体" w:hAnsi="Times New Roman"/>
           <w:sz w:val="24"/>
         </w:rPr>
-        <w:t xml:space="preserve">主循环每轮做四件事：收串口命令（补缓冲、切词、分发）、采一次 XADC 温度、处理 SD 卡拔出与重新挂载、把表示"活着"的翻转位发布出去。输入是一行串口命令与寄存器的当前值，输出是三个 32 位控制字与串口回显。</w:t>
+        <w:t xml:space="preserve">主循环每轮做四件事：收串口命令（补缓冲、切词、分发）、采一次 XADC 温度、处理 SD 卡拔出与重挂、把表示"活着"的翻转位发布出去。输入是一行串口命令与寄存器当前值，输出是三个 32 位控制字与串口回显。</w:t>
       </w:r>
       <w:r>
         <w:rPr>
@@ -6589,21 +6714,21 @@
                 <w:rFonts w:ascii="Times New Roman" w:eastAsia="宋体" w:hAnsi="Times New Roman"/>
                 <w:sz w:val="18"/>
               </w:rPr>
-              <w:t>一行命令</w:t>
-            </w:r>
-            <w:r>
-              <w:rPr>
-                <w:rFonts w:ascii="Times New Roman" w:eastAsia="宋体" w:hAnsi="Times New Roman"/>
-                <w:sz w:val="18"/>
-              </w:rPr>
-              <w:t xml:space="preserve"> → </w:t>
-            </w:r>
-            <w:r>
-              <w:rPr>
-                <w:rFonts w:ascii="Times New Roman" w:eastAsia="宋体" w:hAnsi="Times New Roman"/>
-                <w:sz w:val="18"/>
-              </w:rPr>
-              <w:t>落地并回显</w:t>
+              <w:t>一行命令 → 写进控制字并回显</w:t>
+            </w:r>
+            <w:r>
+              <w:rPr>
+                <w:rFonts w:ascii="Times New Roman" w:eastAsia="宋体" w:hAnsi="Times New Roman"/>
+                <w:sz w:val="18"/>
+              </w:rPr>
+              <w:t xml:space="preserve"/>
+            </w:r>
+            <w:r>
+              <w:rPr>
+                <w:rFonts w:ascii="Times New Roman" w:eastAsia="宋体" w:hAnsi="Times New Roman"/>
+                <w:sz w:val="18"/>
+              </w:rPr>
+              <w:t/>
             </w:r>
           </w:p>
         </w:tc>
@@ -6623,35 +6748,35 @@
                 <w:rFonts w:ascii="Times New Roman" w:eastAsia="宋体" w:hAnsi="Times New Roman"/>
                 <w:sz w:val="18"/>
               </w:rPr>
-              <w:t>命令覆盖片源、填充、分割、缩放、旋转、插值、</w:t>
-            </w:r>
-            <w:r>
-              <w:rPr>
-                <w:rFonts w:ascii="Times New Roman" w:eastAsia="宋体" w:hAnsi="Times New Roman"/>
-                <w:sz w:val="18"/>
-              </w:rPr>
-              <w:t>OSD</w:t>
-            </w:r>
-            <w:r>
-              <w:rPr>
-                <w:rFonts w:ascii="Times New Roman" w:eastAsia="宋体" w:hAnsi="Times New Roman"/>
-                <w:sz w:val="18"/>
-              </w:rPr>
-              <w:t>、</w:t>
-            </w:r>
-            <w:r>
-              <w:rPr>
-                <w:rFonts w:ascii="Times New Roman" w:eastAsia="宋体" w:hAnsi="Times New Roman"/>
-                <w:sz w:val="18"/>
-              </w:rPr>
-              <w:t>gamma</w:t>
-            </w:r>
-            <w:r>
-              <w:rPr>
-                <w:rFonts w:ascii="Times New Roman" w:eastAsia="宋体" w:hAnsi="Times New Roman"/>
-                <w:sz w:val="18"/>
-              </w:rPr>
-              <w:t>、阈值、温度与状态回读；参数不区分大小写，非数字即判参数错</w:t>
+              <w:t>覆盖片源、填充、分割、缩放、旋转、插值、字符叠加、gamma、阈值、温度与状态回读；参数不区分大小写，非数字即判参数错</w:t>
+            </w:r>
+            <w:r>
+              <w:rPr>
+                <w:rFonts w:ascii="Times New Roman" w:eastAsia="宋体" w:hAnsi="Times New Roman"/>
+                <w:sz w:val="18"/>
+              </w:rPr>
+              <w:t/>
+            </w:r>
+            <w:r>
+              <w:rPr>
+                <w:rFonts w:ascii="Times New Roman" w:eastAsia="宋体" w:hAnsi="Times New Roman"/>
+                <w:sz w:val="18"/>
+              </w:rPr>
+              <w:t/>
+            </w:r>
+            <w:r>
+              <w:rPr>
+                <w:rFonts w:ascii="Times New Roman" w:eastAsia="宋体" w:hAnsi="Times New Roman"/>
+                <w:sz w:val="18"/>
+              </w:rPr>
+              <w:t/>
+            </w:r>
+            <w:r>
+              <w:rPr>
+                <w:rFonts w:ascii="Times New Roman" w:eastAsia="宋体" w:hAnsi="Times New Roman"/>
+                <w:sz w:val="18"/>
+              </w:rPr>
+              <w:t/>
             </w:r>
           </w:p>
         </w:tc>
@@ -6764,7 +6889,7 @@
                 <w:rFonts w:ascii="Times New Roman" w:eastAsia="宋体" w:hAnsi="Times New Roman"/>
                 <w:sz w:val="18"/>
               </w:rPr>
-              <w:t>命令可以给任意倍率，落到最接近的一档</w:t>
+              <w:t>命令可给任意倍率，落到最接近的一档</w:t>
             </w:r>
           </w:p>
         </w:tc>
@@ -6891,21 +7016,21 @@
                 <w:rFonts w:ascii="Times New Roman" w:eastAsia="宋体" w:hAnsi="Times New Roman"/>
                 <w:sz w:val="18"/>
               </w:rPr>
-              <w:t>软件只负责写表，逐像素查表由</w:t>
-            </w:r>
-            <w:r>
-              <w:rPr>
-                <w:rFonts w:ascii="Times New Roman" w:eastAsia="宋体" w:hAnsi="Times New Roman"/>
-                <w:sz w:val="18"/>
-              </w:rPr>
-              <w:t xml:space="preserve"> PL </w:t>
-            </w:r>
-            <w:r>
-              <w:rPr>
-                <w:rFonts w:ascii="Times New Roman" w:eastAsia="宋体" w:hAnsi="Times New Roman"/>
-                <w:sz w:val="18"/>
-              </w:rPr>
-              <w:t>完成</w:t>
+              <w:t>软件只写表，逐像素查表由 PL 完成</w:t>
+            </w:r>
+            <w:r>
+              <w:rPr>
+                <w:rFonts w:ascii="Times New Roman" w:eastAsia="宋体" w:hAnsi="Times New Roman"/>
+                <w:sz w:val="18"/>
+              </w:rPr>
+              <w:t xml:space="preserve"/>
+            </w:r>
+            <w:r>
+              <w:rPr>
+                <w:rFonts w:ascii="Times New Roman" w:eastAsia="宋体" w:hAnsi="Times New Roman"/>
+                <w:sz w:val="18"/>
+              </w:rPr>
+              <w:t/>
             </w:r>
           </w:p>
         </w:tc>
@@ -7370,21 +7495,21 @@
                 <w:rFonts w:ascii="Times New Roman" w:eastAsia="宋体" w:hAnsi="Times New Roman"/>
                 <w:sz w:val="18"/>
               </w:rPr>
-              <w:t>屏、串口和</w:t>
-            </w:r>
-            <w:r>
-              <w:rPr>
-                <w:rFonts w:ascii="Times New Roman" w:eastAsia="宋体" w:hAnsi="Times New Roman"/>
-                <w:sz w:val="18"/>
-              </w:rPr>
-              <w:t xml:space="preserve"> JTAG </w:t>
-            </w:r>
-            <w:r>
-              <w:rPr>
-                <w:rFonts w:ascii="Times New Roman" w:eastAsia="宋体" w:hAnsi="Times New Roman"/>
-                <w:sz w:val="18"/>
-              </w:rPr>
-              <w:t>读的是同一组寄存器</w:t>
+              <w:t>串口 [STAT] 一行的字段顺序钉在 src/ps/main.c:1381 的格式串上（[STAT] ctrl thr=%d 前缀），命令回归与串口电池按同一前缀解析</w:t>
+            </w:r>
+            <w:r>
+              <w:rPr>
+                <w:rFonts w:ascii="Times New Roman" w:eastAsia="宋体" w:hAnsi="Times New Roman"/>
+                <w:sz w:val="18"/>
+              </w:rPr>
+              <w:t xml:space="preserve"/>
+            </w:r>
+            <w:r>
+              <w:rPr>
+                <w:rFonts w:ascii="Times New Roman" w:eastAsia="宋体" w:hAnsi="Times New Roman"/>
+                <w:sz w:val="18"/>
+              </w:rPr>
+              <w:t/>
             </w:r>
           </w:p>
         </w:tc>
@@ -7595,21 +7720,21 @@
                 <w:rFonts w:ascii="Times New Roman" w:eastAsia="宋体" w:hAnsi="Times New Roman"/>
                 <w:sz w:val="18"/>
               </w:rPr>
-              <w:t>边缘阈值、片源选择、呼吸开关、双线性开关、</w:t>
-            </w:r>
-            <w:r>
-              <w:rPr>
-                <w:rFonts w:ascii="Times New Roman" w:eastAsia="宋体" w:hAnsi="Times New Roman"/>
-                <w:sz w:val="18"/>
-              </w:rPr>
-              <w:t xml:space="preserve">OSD </w:t>
-            </w:r>
-            <w:r>
-              <w:rPr>
-                <w:rFonts w:ascii="Times New Roman" w:eastAsia="宋体" w:hAnsi="Times New Roman"/>
-                <w:sz w:val="18"/>
-              </w:rPr>
-              <w:t>开关、帧间隔统计清零、状态通道编号</w:t>
+              <w:t>边缘阈值、片源选择、呼吸开关、双线性开关（gpio_o[19]）、字符叠加总开关（gpio_o[20]，反相，复位值 = 有叠加）、帧间隔统计清零、状态通道编号</w:t>
+            </w:r>
+            <w:r>
+              <w:rPr>
+                <w:rFonts w:ascii="Times New Roman" w:eastAsia="宋体" w:hAnsi="Times New Roman"/>
+                <w:sz w:val="18"/>
+              </w:rPr>
+              <w:t xml:space="preserve"/>
+            </w:r>
+            <w:r>
+              <w:rPr>
+                <w:rFonts w:ascii="Times New Roman" w:eastAsia="宋体" w:hAnsi="Times New Roman"/>
+                <w:sz w:val="18"/>
+              </w:rPr>
+              <w:t/>
             </w:r>
           </w:p>
         </w:tc>
@@ -7825,21 +7950,21 @@
                 <w:rFonts w:ascii="Times New Roman" w:eastAsia="宋体" w:hAnsi="Times New Roman"/>
                 <w:sz w:val="18"/>
               </w:rPr>
-              <w:t>按编号选一条</w:t>
-            </w:r>
-            <w:r>
-              <w:rPr>
-                <w:rFonts w:ascii="Times New Roman" w:eastAsia="宋体" w:hAnsi="Times New Roman"/>
-                <w:sz w:val="18"/>
-              </w:rPr>
-              <w:t xml:space="preserve"> 32 </w:t>
-            </w:r>
-            <w:r>
-              <w:rPr>
-                <w:rFonts w:ascii="Times New Roman" w:eastAsia="宋体" w:hAnsi="Times New Roman"/>
-                <w:sz w:val="18"/>
-              </w:rPr>
-              <w:t>位状态：丢帧、坏帧、包数、帧间隔、缩放回读、时延分段、时基可信位</w:t>
+              <w:t>按编号选一条 32 位状态：丢帧、坏帧、包数、帧间隔、缩放回读、时延分段、时基可信位；收包/坏帧/重复帧/帧间隔这组走 lane8、lane9，不在 [STAT] 回显里</w:t>
+            </w:r>
+            <w:r>
+              <w:rPr>
+                <w:rFonts w:ascii="Times New Roman" w:eastAsia="宋体" w:hAnsi="Times New Roman"/>
+                <w:sz w:val="18"/>
+              </w:rPr>
+              <w:t xml:space="preserve"/>
+            </w:r>
+            <w:r>
+              <w:rPr>
+                <w:rFonts w:ascii="Times New Roman" w:eastAsia="宋体" w:hAnsi="Times New Roman"/>
+                <w:sz w:val="18"/>
+              </w:rPr>
+              <w:t/>
             </w:r>
           </w:p>
         </w:tc>
@@ -8407,21 +8532,21 @@
                 <w:rFonts w:ascii="Consolas" w:eastAsia="宋体" w:hAnsi="Consolas"/>
                 <w:sz w:val="16"/>
               </w:rPr>
-              <w:t>system.bit</w:t>
-            </w:r>
-            <w:r>
-              <w:rPr>
-                <w:rFonts w:ascii="Times New Roman" w:eastAsia="宋体" w:hAnsi="Times New Roman"/>
-                <w:sz w:val="18"/>
-              </w:rPr>
-              <w:t>，约</w:t>
-            </w:r>
-            <w:r>
-              <w:rPr>
-                <w:rFonts w:ascii="Times New Roman" w:eastAsia="宋体" w:hAnsi="Times New Roman"/>
-                <w:sz w:val="18"/>
-              </w:rPr>
-              <w:t xml:space="preserve"> 2.2 MB</w:t>
+              <w:t>system.bit，约 2.2 MB，md5 前 12 位 cb907d3e4898（2026-10-17 11:35 产出，日志 build/r132_streamwrap_build.log）</w:t>
+            </w:r>
+            <w:r>
+              <w:rPr>
+                <w:rFonts w:ascii="Times New Roman" w:eastAsia="宋体" w:hAnsi="Times New Roman"/>
+                <w:sz w:val="18"/>
+              </w:rPr>
+              <w:t/>
+            </w:r>
+            <w:r>
+              <w:rPr>
+                <w:rFonts w:ascii="Times New Roman" w:eastAsia="宋体" w:hAnsi="Times New Roman"/>
+                <w:sz w:val="18"/>
+              </w:rPr>
+              <w:t xml:space="preserve"/>
             </w:r>
           </w:p>
         </w:tc>
@@ -8584,7 +8709,7 @@
                 <w:rFonts w:ascii="Consolas" w:eastAsia="宋体" w:hAnsi="Consolas"/>
                 <w:sz w:val="16"/>
               </w:rPr>
-              <w:t xml:space="preserve">BOOT.bin，共 2,435,868 字节，含引导程序（FSBL）、位流和应用程序，由 board/scripts/make_boot_image.sh 产出</w:t>
+              <w:t xml:space="preserve">BOOT.bin，共 2,435,868 字节，含第一级引导、位流与应用程序，由 board/scripts/make_boot_image.sh 产出</w:t>
             </w:r>
           </w:p>
         </w:tc>
@@ -8654,6 +8779,51 @@
                 <w:rFonts w:ascii="Times New Roman" w:eastAsia="宋体" w:hAnsi="Times New Roman"/>
                 <w:sz w:val="18"/>
               </w:rPr>
+              <w:t>烧写留档</w:t>
+            </w:r>
+          </w:p>
+        </w:tc>
+        <w:tc>
+          <w:tcPr>
+            <w:tcW w:w="4153" w:type="dxa"/>
+          </w:tcPr>
+          <w:p>
+            <w:pPr>
+              <w:spacing w:before="20" w:after="20"/>
+              <w:rPr>
+                <w:rFonts w:hint="eastAsia"/>
+              </w:rPr>
+            </w:pPr>
+            <w:r>
+              <w:rPr>
+                <w:rFonts w:ascii="Times New Roman" w:eastAsia="宋体" w:hAnsi="Times New Roman"/>
+                <w:sz w:val="18"/>
+              </w:rPr>
+              <w:t xml:space="preserve">逐条结果（镜像与三份输入的 md5、Erase/Program/Verify 三行成功、耗时 137 s）在 board/measured/flash_qspi_2026-10-05.txt；PROGRAM.VERIFY=1 那一步是从 flash 读回逐字节比对，所以"Verify successful"是片上内容与 BOOT.bin 一致的证据</w:t>
+            </w:r>
+          </w:p>
+        </w:tc>
+      </w:tr>
+      <w:tr>
+        <w:trPr>
+          <w:jc w:val="center"/>
+        </w:trPr>
+        <w:tc>
+          <w:tcPr>
+            <w:tcW w:w="4153" w:type="dxa"/>
+          </w:tcPr>
+          <w:p>
+            <w:pPr>
+              <w:spacing w:before="20" w:after="20"/>
+              <w:rPr>
+                <w:rFonts w:hint="eastAsia"/>
+              </w:rPr>
+            </w:pPr>
+            <w:r>
+              <w:rPr>
+                <w:rFonts w:ascii="Times New Roman" w:eastAsia="宋体" w:hAnsi="Times New Roman"/>
+                <w:sz w:val="18"/>
+              </w:rPr>
               <w:t>断电自启</w:t>
             </w:r>
           </w:p>
@@ -8674,7 +8844,7 @@
                 <w:rFonts w:ascii="Times New Roman" w:eastAsia="宋体" w:hAnsi="Times New Roman"/>
                 <w:sz w:val="18"/>
               </w:rPr>
-              <w:t xml:space="preserve">串口那半有件：board/measured/qspi_coldboot_selfboot_ok_2026-10-06.txt 第 14 行 Boot mode is QSPI、第 66 行 FPGA Done、第 109 行 SUCCESSFUL_HANDOFF（那是上一版镜像那一次冷上电；随后 SD 自动播片、网口那一路也有画面这两条是当时在场的眼睛判的）。板上这一版的同一次留档还欠，补法就是 1.4 那一格里写的：启动档拨在 QSPI、断电十秒以上再冷上电，</w:t>
+              <w:t xml:space="preserve">上一版镜像那一次冷上电有件：board/measured/qspi_coldboot_selfboot_ok_2026-10-06.txt 第 14 行 Boot mode is QSPI、第 66 行 FPGA Done、第 109 行 SUCCESSFUL_HANDOFF。板上这一版只到口头确认：启动档在 QSPI、断电十秒以上冷上电、串口文本与屏上那一眼一起留下——这一份还没做</w:t>
             </w:r>
           </w:p>
         </w:tc>
@@ -8847,7 +9017,7 @@
           <w:rFonts w:ascii="Times New Roman" w:eastAsia="宋体" w:hAnsi="Times New Roman"/>
           <w:sz w:val="24"/>
         </w:rPr>
-        <w:t xml:space="preserve">上位机一条命令推流、一条命令自检；PS 侧串口控制台是 115200-8N1，105 条命令回归跑完约 98 秒，跑完回到初态。构建与台架的耗时只报有出处的两个数：从空工程到出位流一次实测 19 分 30 秒（综合 10 分 09 秒、实现含出位流 7 分 22 秒，日志 `build/r132_streamwrap_build.log`）；整屏逐像素台架跑完一遍 3 小时 21 分 55 秒（同一次留档的时间戳差）。</w:t>
+        <w:t xml:space="preserve">上位机一条命令推流、一条命令自检；PS 侧串口控制台 115200-8N1，105 条命令回归跑完约 98 秒，跑完回到初态。耗时只报有出处的两个数：从空工程到出位流一次实测 19 分 30 秒（综合 10 分 09 秒、实现含出位流 7 分 22 秒，日志 `build/r132_streamwrap_build.log`）；整屏逐像素台架跑完一遍 3 小时 21 分 55 秒（同一次留档的时间戳差）。</w:t>
       </w:r>
       <w:r>
         <w:rPr>
@@ -9676,63 +9846,63 @@
                 <w:rFonts w:ascii="Times New Roman" w:eastAsia="宋体" w:hAnsi="Times New Roman"/>
                 <w:sz w:val="18"/>
               </w:rPr>
-              <w:t xml:space="preserve">512×300@30 fps </w:t>
-            </w:r>
-            <w:r>
-              <w:rPr>
-                <w:rFonts w:ascii="Times New Roman" w:eastAsia="宋体" w:hAnsi="Times New Roman"/>
-                <w:sz w:val="18"/>
-              </w:rPr>
-              <w:t>连续</w:t>
-            </w:r>
-            <w:r>
-              <w:rPr>
-                <w:rFonts w:ascii="Times New Roman" w:eastAsia="宋体" w:hAnsi="Times New Roman"/>
-                <w:sz w:val="18"/>
-              </w:rPr>
-              <w:t xml:space="preserve"> 300 </w:t>
-            </w:r>
-            <w:r>
-              <w:rPr>
-                <w:rFonts w:ascii="Times New Roman" w:eastAsia="宋体" w:hAnsi="Times New Roman"/>
-                <w:sz w:val="18"/>
-              </w:rPr>
-              <w:t>秒共</w:t>
-            </w:r>
-            <w:r>
-              <w:rPr>
-                <w:rFonts w:ascii="Times New Roman" w:eastAsia="宋体" w:hAnsi="Times New Roman"/>
-                <w:sz w:val="18"/>
-              </w:rPr>
-              <w:t xml:space="preserve"> 9000 </w:t>
-            </w:r>
-            <w:r>
-              <w:rPr>
-                <w:rFonts w:ascii="Times New Roman" w:eastAsia="宋体" w:hAnsi="Times New Roman"/>
-                <w:sz w:val="18"/>
-              </w:rPr>
-              <w:t>帧，丢帧、坏帧、重复帧均为</w:t>
-            </w:r>
-            <w:r>
-              <w:rPr>
-                <w:rFonts w:ascii="Times New Roman" w:eastAsia="宋体" w:hAnsi="Times New Roman"/>
-                <w:sz w:val="18"/>
-              </w:rPr>
-              <w:t xml:space="preserve"> 0</w:t>
-            </w:r>
-            <w:r>
-              <w:rPr>
-                <w:rFonts w:ascii="Times New Roman" w:eastAsia="宋体" w:hAnsi="Times New Roman"/>
-                <w:sz w:val="18"/>
-              </w:rPr>
-              <w:t>，实测</w:t>
-            </w:r>
-            <w:r>
-              <w:rPr>
-                <w:rFonts w:ascii="Times New Roman" w:eastAsia="宋体" w:hAnsi="Times New Roman"/>
-                <w:sz w:val="18"/>
-              </w:rPr>
-              <w:t xml:space="preserve"> 29.99 fps</w:t>
+              <w:t xml:space="preserve">512×300 @ 30 fps 连续 300 秒共 9000 帧，丢帧、坏帧、重复帧均为 0，实测 29.99 fps</w:t>
+            </w:r>
+            <w:r>
+              <w:rPr>
+                <w:rFonts w:ascii="Times New Roman" w:eastAsia="宋体" w:hAnsi="Times New Roman"/>
+                <w:sz w:val="18"/>
+              </w:rPr>
+              <w:t/>
+            </w:r>
+            <w:r>
+              <w:rPr>
+                <w:rFonts w:ascii="Times New Roman" w:eastAsia="宋体" w:hAnsi="Times New Roman"/>
+                <w:sz w:val="18"/>
+              </w:rPr>
+              <w:t xml:space="preserve"/>
+            </w:r>
+            <w:r>
+              <w:rPr>
+                <w:rFonts w:ascii="Times New Roman" w:eastAsia="宋体" w:hAnsi="Times New Roman"/>
+                <w:sz w:val="18"/>
+              </w:rPr>
+              <w:t/>
+            </w:r>
+            <w:r>
+              <w:rPr>
+                <w:rFonts w:ascii="Times New Roman" w:eastAsia="宋体" w:hAnsi="Times New Roman"/>
+                <w:sz w:val="18"/>
+              </w:rPr>
+              <w:t xml:space="preserve"/>
+            </w:r>
+            <w:r>
+              <w:rPr>
+                <w:rFonts w:ascii="Times New Roman" w:eastAsia="宋体" w:hAnsi="Times New Roman"/>
+                <w:sz w:val="18"/>
+              </w:rPr>
+              <w:t/>
+            </w:r>
+            <w:r>
+              <w:rPr>
+                <w:rFonts w:ascii="Times New Roman" w:eastAsia="宋体" w:hAnsi="Times New Roman"/>
+                <w:sz w:val="18"/>
+              </w:rPr>
+              <w:t xml:space="preserve"/>
+            </w:r>
+            <w:r>
+              <w:rPr>
+                <w:rFonts w:ascii="Times New Roman" w:eastAsia="宋体" w:hAnsi="Times New Roman"/>
+                <w:sz w:val="18"/>
+              </w:rPr>
+              <w:t/>
+            </w:r>
+            <w:r>
+              <w:rPr>
+                <w:rFonts w:ascii="Times New Roman" w:eastAsia="宋体" w:hAnsi="Times New Roman"/>
+                <w:sz w:val="18"/>
+              </w:rPr>
+              <w:t xml:space="preserve"/>
             </w:r>
           </w:p>
         </w:tc>
@@ -9752,7 +9922,7 @@
                 <w:rFonts w:ascii="Times New Roman" w:eastAsia="宋体" w:hAnsi="Times New Roman"/>
                 <w:sz w:val="18"/>
               </w:rPr>
-              <w:t>整屏台架与板内自行统计的计数</w:t>
+              <w:t>板内自行统计的计数；33.34 ms 是 PL 收包链的相邻两帧入流间隔（min 20 / max 51），不含编码、网线与交换机排队</w:t>
             </w:r>
           </w:p>
         </w:tc>
@@ -9831,7 +10001,7 @@
                 <w:rFonts w:ascii="Times New Roman" w:eastAsia="宋体" w:hAnsi="Times New Roman"/>
                 <w:sz w:val="18"/>
               </w:rPr>
-              <w:t>不限速长跑</w:t>
+              <w:t>不限速长跑 960 帧</w:t>
             </w:r>
           </w:p>
         </w:tc>
@@ -9910,7 +10080,7 @@
                 <w:rFonts w:ascii="Times New Roman" w:eastAsia="宋体" w:hAnsi="Times New Roman"/>
                 <w:sz w:val="18"/>
               </w:rPr>
-              <w:t>主机侧</w:t>
+              <w:t>主机侧 one_click_test 第一步</w:t>
             </w:r>
           </w:p>
         </w:tc>
@@ -10041,21 +10211,21 @@
                 <w:rFonts w:ascii="Times New Roman" w:eastAsia="宋体" w:hAnsi="Times New Roman"/>
                 <w:sz w:val="18"/>
               </w:rPr>
-              <w:t>步进</w:t>
-            </w:r>
-            <w:r>
-              <w:rPr>
-                <w:rFonts w:ascii="Times New Roman" w:eastAsia="宋体" w:hAnsi="Times New Roman"/>
-                <w:sz w:val="18"/>
-              </w:rPr>
-              <w:t xml:space="preserve"> 1°</w:t>
-            </w:r>
-            <w:r>
-              <w:rPr>
-                <w:rFonts w:ascii="Times New Roman" w:eastAsia="宋体" w:hAnsi="Times New Roman"/>
-                <w:sz w:val="18"/>
-              </w:rPr>
-              <w:t>，逆映射加双线性，画面四角是否出屏由台架判定</w:t>
+              <w:t>步进 1°，逆映射加双线性，四角是否出屏由台架判定</w:t>
+            </w:r>
+            <w:r>
+              <w:rPr>
+                <w:rFonts w:ascii="Times New Roman" w:eastAsia="宋体" w:hAnsi="Times New Roman"/>
+                <w:sz w:val="18"/>
+              </w:rPr>
+              <w:t xml:space="preserve"/>
+            </w:r>
+            <w:r>
+              <w:rPr>
+                <w:rFonts w:ascii="Times New Roman" w:eastAsia="宋体" w:hAnsi="Times New Roman"/>
+                <w:sz w:val="18"/>
+              </w:rPr>
+              <w:t/>
             </w:r>
           </w:p>
         </w:tc>
@@ -10075,7 +10245,7 @@
                 <w:rFonts w:ascii="Times New Roman" w:eastAsia="宋体" w:hAnsi="Times New Roman"/>
                 <w:sz w:val="18"/>
               </w:rPr>
-              <w:t>映射台架</w:t>
+              <w:t>tb_v96 的 M1/M2/M4/M6</w:t>
             </w:r>
           </w:p>
         </w:tc>
@@ -10154,7 +10324,7 @@
                 <w:rFonts w:ascii="Times New Roman" w:eastAsia="宋体" w:hAnsi="Times New Roman"/>
                 <w:sz w:val="18"/>
               </w:rPr>
-              <w:t>每级一条旁路判据加实测间隔</w:t>
+              <w:t>每级一条旁路判据加实测间隔（tb_v86）</w:t>
             </w:r>
           </w:p>
         </w:tc>
@@ -10219,7 +10389,7 @@
                 <w:rFonts w:ascii="Times New Roman" w:eastAsia="宋体" w:hAnsi="Times New Roman"/>
                 <w:sz w:val="18"/>
               </w:rPr>
-              <w:t>串口命令判据</w:t>
+              <w:t>串口 split&lt;n&gt; 判据</w:t>
             </w:r>
           </w:p>
         </w:tc>
@@ -10244,7 +10414,7 @@
                 <w:rFonts w:ascii="Times New Roman" w:eastAsia="宋体" w:hAnsi="Times New Roman"/>
                 <w:sz w:val="18"/>
               </w:rPr>
-              <w:t>OSD</w:t>
+              <w:t>字符叠加</w:t>
             </w:r>
           </w:p>
         </w:tc>
@@ -10264,7 +10434,7 @@
                 <w:rFonts w:ascii="Times New Roman" w:eastAsia="宋体" w:hAnsi="Times New Roman"/>
                 <w:sz w:val="18"/>
               </w:rPr>
-              <w:t>五行齐全，字模索引在有效区整屏走一遍</w:t>
+              <w:t>五行齐全，字模索引在有效区整屏走一遍；这一遍里索引越出数组上界共 190,464 拍，用这个"机会地板"区分"屏上没现象"与"真的被门住了"</w:t>
             </w:r>
           </w:p>
         </w:tc>
@@ -10284,14 +10454,14 @@
                 <w:rFonts w:ascii="Times New Roman" w:eastAsia="宋体" w:hAnsi="Times New Roman"/>
                 <w:sz w:val="18"/>
               </w:rPr>
-              <w:t xml:space="preserve">36 </w:t>
-            </w:r>
-            <w:r>
-              <w:rPr>
-                <w:rFonts w:ascii="Times New Roman" w:eastAsia="宋体" w:hAnsi="Times New Roman"/>
-                <w:sz w:val="18"/>
-              </w:rPr>
-              <w:t>行人眼验收</w:t>
+              <w:t xml:space="preserve">36 行人眼验收，逐行在 board/verify_r87.md</w:t>
+            </w:r>
+            <w:r>
+              <w:rPr>
+                <w:rFonts w:ascii="Times New Roman" w:eastAsia="宋体" w:hAnsi="Times New Roman"/>
+                <w:sz w:val="18"/>
+              </w:rPr>
+              <w:t/>
             </w:r>
           </w:p>
         </w:tc>
@@ -10401,7 +10571,7 @@
                 <w:rFonts w:ascii="Times New Roman" w:eastAsia="宋体" w:hAnsi="Times New Roman"/>
                 <w:sz w:val="18"/>
               </w:rPr>
-              <w:t>四个受检域均无违例；最紧的一条在校验和进位链上，其余靠前的路径集中在使能信号广播上，两者瓶颈性质不同</w:t>
+              <w:t>四个受检域均无违例；最紧一格在校验和进位链上，排在其后的十几条是使能广播，瓶颈性质不同</w:t>
             </w:r>
           </w:p>
         </w:tc>
@@ -10421,7 +10591,7 @@
                 <w:rFonts w:ascii="Times New Roman" w:eastAsia="宋体" w:hAnsi="Times New Roman"/>
                 <w:sz w:val="18"/>
               </w:rPr>
-              <w:t>实现后时序报告，逐域取靠前路径</w:t>
+              <w:t>实现后报告，明细见附表</w:t>
             </w:r>
           </w:p>
         </w:tc>
@@ -10466,7 +10636,7 @@
                 <w:rFonts w:ascii="Times New Roman" w:eastAsia="宋体" w:hAnsi="Times New Roman"/>
                 <w:sz w:val="18"/>
               </w:rPr>
-              <w:t xml:space="preserve">LUT 14,013 / 53,200（26.34 %）、寄存器 8,132（7.64 %）、BRAM 96 / 140 tile（68.57 %）、DSP48 19 / 220（8.64 %）；过程中曾把打包 FIFO 改用分布式 RAM 以释放触发器（约 5 万个 FF），块 RAM 一度顶到 98.93 % 后回落到本版的 68.57 %</w:t>
+              <w:t xml:space="preserve">LUT 26.34 %、寄存器 7.64 %、BRAM 68.57 %、DSP48 8.64 %</w:t>
             </w:r>
           </w:p>
         </w:tc>
@@ -10486,7 +10656,7 @@
                 <w:rFonts w:ascii="Times New Roman" w:eastAsia="宋体" w:hAnsi="Times New Roman"/>
                 <w:sz w:val="18"/>
               </w:rPr>
-              <w:t>实现后报告</w:t>
+              <w:t>build/utilization.rpt</w:t>
             </w:r>
           </w:p>
         </w:tc>
@@ -10531,7 +10701,7 @@
                 <w:rFonts w:ascii="Times New Roman" w:eastAsia="宋体" w:hAnsi="Times New Roman"/>
                 <w:sz w:val="18"/>
               </w:rPr>
-              <w:t xml:space="preserve">台架 83 支（取舍清单在 sim/README.md），另有 5 支变异对照（build/sim/mut_control.sh 生成，一次变异只许红它声称红的那一条，判据若靠空集通过本身算失败）；整屏逐像素判据 165 条全过，原唯一那条红在本版已关闭，留档 build/tb_v98_report.txt 头部带编译时戳与 RTL/台架 md5（top_md5=c778dc4416b3，与现树同批）；一键门禁 24 项全部判定、0 红；105 条串口命令回归耗时 98.2 秒，那一趟是上一版跑的，本版还没重跑；36 行人眼验收逐条在 board/verify_r87.md，每行给命令、预期现象和"这一行不通意味着什么"</w:t>
+              <w:t xml:space="preserve">台架 83 支（取舍清单在 sim/README.md）；整屏判据 165 条全过；门禁 24 项全部判定、0 红；105 条命令回归上一版 98.2 秒全过、本版未重跑</w:t>
             </w:r>
           </w:p>
         </w:tc>
@@ -10551,7 +10721,7 @@
                 <w:rFonts w:ascii="Times New Roman" w:eastAsia="宋体" w:hAnsi="Times New Roman"/>
                 <w:sz w:val="18"/>
               </w:rPr>
-              <w:t>门禁与留档</w:t>
+              <w:t>门禁与留档件，指纹见 1.4</w:t>
             </w:r>
           </w:p>
         </w:tc>
@@ -10596,7 +10766,7 @@
                 <w:rFonts w:ascii="Times New Roman" w:eastAsia="宋体" w:hAnsi="Times New Roman"/>
                 <w:sz w:val="18"/>
               </w:rPr>
-              <w:t xml:space="preserve">位流与固件均写入 QSPI NOR 并逐字节回读一致；断电冷上电那一次串口出字，由使用者现场确认，串口文本在下一次冷上电留档</w:t>
+              <w:t xml:space="preserve">位流与固件写入 QSPI 并逐字节回读一致；断电冷上电停在口头确认级</w:t>
             </w:r>
           </w:p>
         </w:tc>
@@ -10616,7 +10786,764 @@
                 <w:rFonts w:ascii="Times New Roman" w:eastAsia="宋体" w:hAnsi="Times New Roman"/>
                 <w:sz w:val="18"/>
               </w:rPr>
-              <w:t>冷上电回显</w:t>
+              <w:t>写入与回读日志；缺同一次串口文本留档</w:t>
+            </w:r>
+          </w:p>
+        </w:tc>
+      </w:tr>
+    </w:tbl>
+    <w:tbl>
+      <w:tblPr>
+        <w:tblW w:w="5000" w:type="pct"/>
+        <w:jc w:val="center"/>
+        <w:tblBorders>
+          <w:top w:val="single" w:sz="4" w:space="0" w:color="9A9A9A"/>
+          <w:left w:val="single" w:sz="4" w:space="0" w:color="9A9A9A"/>
+          <w:bottom w:val="single" w:sz="4" w:space="0" w:color="9A9A9A"/>
+          <w:right w:val="single" w:sz="4" w:space="0" w:color="9A9A9A"/>
+          <w:insideH w:val="single" w:sz="4" w:space="0" w:color="9A9A9A"/>
+          <w:insideV w:val="single" w:sz="4" w:space="0" w:color="9A9A9A"/>
+        </w:tblBorders>
+        <w:tblLook w:val="04A0" w:firstRow="1" w:lastRow="0" w:firstColumn="1" w:lastColumn="0" w:noHBand="0" w:noVBand="1"/>
+      </w:tblPr>
+      <w:tblGrid>
+        <w:gridCol w:w="8296"/>
+        <w:gridCol w:w="8296"/>
+        <w:gridCol w:w="8296"/>
+        <w:gridCol w:w="8296"/>
+        <w:gridCol w:w="8296"/>
+      </w:tblGrid>
+      <w:tr>
+        <w:trPr>
+          <w:jc w:val="center"/>
+        </w:trPr>
+        <w:tc>
+          <w:tcPr>
+            <w:tcW w:w="8306" w:type="dxa"/>
+            <w:shd w:val="clear" w:color="auto" w:fill="F2F2F2"/>
+          </w:tcPr>
+          <w:p>
+            <w:pPr>
+              <w:rPr>
+                <w:rFonts w:hint="eastAsia"/>
+              </w:rPr>
+            </w:pPr>
+            <w:r>
+              <w:rPr>
+                <w:rFonts w:ascii="Consolas" w:eastAsia="宋体" w:hAnsi="Consolas"/>
+                <w:sz w:val="17"/>
+              </w:rPr>
+              <w:t>轮</w:t>
+            </w:r>
+          </w:p>
+        </w:tc>
+        <w:tc>
+          <w:tcPr>
+            <w:tcW w:w="8306" w:type="dxa"/>
+            <w:shd w:val="clear" w:color="auto" w:fill="F2F2F2"/>
+          </w:tcPr>
+          <w:p>
+            <w:pPr>
+              <w:rPr>
+                <w:rFonts w:hint="eastAsia"/>
+              </w:rPr>
+            </w:pPr>
+            <w:r>
+              <w:rPr>
+                <w:rFonts w:ascii="Consolas" w:eastAsia="宋体" w:hAnsi="Consolas"/>
+                <w:sz w:val="17"/>
+              </w:rPr>
+              <w:t>域</w:t>
+            </w:r>
+          </w:p>
+        </w:tc>
+        <w:tc>
+          <w:tcPr>
+            <w:tcW w:w="8306" w:type="dxa"/>
+            <w:shd w:val="clear" w:color="auto" w:fill="F2F2F2"/>
+          </w:tcPr>
+          <w:p>
+            <w:pPr>
+              <w:rPr>
+                <w:rFonts w:hint="eastAsia"/>
+              </w:rPr>
+            </w:pPr>
+            <w:r>
+              <w:rPr>
+                <w:rFonts w:ascii="Consolas" w:eastAsia="宋体" w:hAnsi="Consolas"/>
+                <w:sz w:val="17"/>
+              </w:rPr>
+              <w:t>余量</w:t>
+            </w:r>
+          </w:p>
+        </w:tc>
+        <w:tc>
+          <w:tcPr>
+            <w:tcW w:w="8306" w:type="dxa"/>
+            <w:shd w:val="clear" w:color="auto" w:fill="F2F2F2"/>
+          </w:tcPr>
+          <w:p>
+            <w:pPr>
+              <w:rPr>
+                <w:rFonts w:hint="eastAsia"/>
+              </w:rPr>
+            </w:pPr>
+            <w:r>
+              <w:rPr>
+                <w:rFonts w:ascii="Consolas" w:eastAsia="宋体" w:hAnsi="Consolas"/>
+                <w:sz w:val="17"/>
+              </w:rPr>
+              <w:t>路径</w:t>
+            </w:r>
+          </w:p>
+        </w:tc>
+        <w:tc>
+          <w:tcPr>
+            <w:tcW w:w="8306" w:type="dxa"/>
+            <w:shd w:val="clear" w:color="auto" w:fill="F2F2F2"/>
+          </w:tcPr>
+          <w:p>
+            <w:pPr>
+              <w:rPr>
+                <w:rFonts w:hint="eastAsia"/>
+              </w:rPr>
+            </w:pPr>
+            <w:r>
+              <w:rPr>
+                <w:rFonts w:ascii="Consolas" w:eastAsia="宋体" w:hAnsi="Consolas"/>
+                <w:sz w:val="17"/>
+              </w:rPr>
+              <w:t>级数与布线占比</w:t>
+            </w:r>
+          </w:p>
+        </w:tc>
+      </w:tr>
+      <w:tr>
+        <w:trPr>
+          <w:jc w:val="center"/>
+        </w:trPr>
+        <w:tc>
+          <w:tcPr>
+            <w:tcW w:w="8306" w:type="dxa"/>
+            <w:shd w:val="clear" w:color="auto" w:fill="F2F2F2"/>
+          </w:tcPr>
+          <w:p>
+            <w:pPr>
+              <w:rPr>
+                <w:rFonts w:hint="eastAsia"/>
+              </w:rPr>
+            </w:pPr>
+            <w:r>
+              <w:rPr>
+                <w:rFonts w:ascii="Consolas" w:eastAsia="宋体" w:hAnsi="Consolas"/>
+                <w:sz w:val="17"/>
+              </w:rPr>
+              <w:t>r132</w:t>
+            </w:r>
+          </w:p>
+        </w:tc>
+        <w:tc>
+          <w:tcPr>
+            <w:tcW w:w="8306" w:type="dxa"/>
+            <w:shd w:val="clear" w:color="auto" w:fill="F2F2F2"/>
+          </w:tcPr>
+          <w:p>
+            <w:pPr>
+              <w:rPr>
+                <w:rFonts w:hint="eastAsia"/>
+              </w:rPr>
+            </w:pPr>
+            <w:r>
+              <w:rPr>
+                <w:rFonts w:ascii="Consolas" w:eastAsia="宋体" w:hAnsi="Consolas"/>
+                <w:sz w:val="17"/>
+              </w:rPr>
+              <w:t>eth_rxc</w:t>
+            </w:r>
+          </w:p>
+        </w:tc>
+        <w:tc>
+          <w:tcPr>
+            <w:tcW w:w="8306" w:type="dxa"/>
+            <w:shd w:val="clear" w:color="auto" w:fill="F2F2F2"/>
+          </w:tcPr>
+          <w:p>
+            <w:pPr>
+              <w:rPr>
+                <w:rFonts w:hint="eastAsia"/>
+              </w:rPr>
+            </w:pPr>
+            <w:r>
+              <w:rPr>
+                <w:rFonts w:ascii="Consolas" w:eastAsia="宋体" w:hAnsi="Consolas"/>
+                <w:sz w:val="17"/>
+              </w:rPr>
+              <w:t>setup 0.687 ns</w:t>
+            </w:r>
+          </w:p>
+        </w:tc>
+        <w:tc>
+          <w:tcPr>
+            <w:tcW w:w="8306" w:type="dxa"/>
+            <w:shd w:val="clear" w:color="auto" w:fill="F2F2F2"/>
+          </w:tcPr>
+          <w:p>
+            <w:pPr>
+              <w:rPr>
+                <w:rFonts w:hint="eastAsia"/>
+              </w:rPr>
+            </w:pPr>
+            <w:r>
+              <w:rPr>
+                <w:rFonts w:ascii="Consolas" w:eastAsia="宋体" w:hAnsi="Consolas"/>
+                <w:sz w:val="17"/>
+              </w:rPr>
+              <w:t>ICMP 发送状态机 → IP 首部复位脚（u_icmp_tx/FSM_onehot_cur_state_reg[6]/C → ip_head_reg[4][10]/R）</w:t>
+            </w:r>
+          </w:p>
+        </w:tc>
+        <w:tc>
+          <w:tcPr>
+            <w:tcW w:w="8306" w:type="dxa"/>
+            <w:shd w:val="clear" w:color="auto" w:fill="F2F2F2"/>
+          </w:tcPr>
+          <w:p>
+            <w:pPr>
+              <w:rPr>
+                <w:rFonts w:hint="eastAsia"/>
+              </w:rPr>
+            </w:pPr>
+            <w:r>
+              <w:rPr>
+                <w:rFonts w:ascii="Consolas" w:eastAsia="宋体" w:hAnsi="Consolas"/>
+                <w:sz w:val="17"/>
+              </w:rPr>
+              <w:t>5 级，布线 79.96 %</w:t>
+            </w:r>
+          </w:p>
+        </w:tc>
+      </w:tr>
+      <w:tr>
+        <w:trPr>
+          <w:jc w:val="center"/>
+        </w:trPr>
+        <w:tc>
+          <w:tcPr>
+            <w:tcW w:w="8306" w:type="dxa"/>
+            <w:shd w:val="clear" w:color="auto" w:fill="F2F2F2"/>
+          </w:tcPr>
+          <w:p>
+            <w:pPr>
+              <w:rPr>
+                <w:rFonts w:hint="eastAsia"/>
+              </w:rPr>
+            </w:pPr>
+            <w:r>
+              <w:rPr>
+                <w:rFonts w:ascii="Consolas" w:eastAsia="宋体" w:hAnsi="Consolas"/>
+                <w:sz w:val="17"/>
+              </w:rPr>
+              <w:t>r132</w:t>
+            </w:r>
+          </w:p>
+        </w:tc>
+        <w:tc>
+          <w:tcPr>
+            <w:tcW w:w="8306" w:type="dxa"/>
+            <w:shd w:val="clear" w:color="auto" w:fill="F2F2F2"/>
+          </w:tcPr>
+          <w:p>
+            <w:pPr>
+              <w:rPr>
+                <w:rFonts w:hint="eastAsia"/>
+              </w:rPr>
+            </w:pPr>
+            <w:r>
+              <w:rPr>
+                <w:rFonts w:ascii="Consolas" w:eastAsia="宋体" w:hAnsi="Consolas"/>
+                <w:sz w:val="17"/>
+              </w:rPr>
+              <w:t>clk_fpga_0</w:t>
+            </w:r>
+          </w:p>
+        </w:tc>
+        <w:tc>
+          <w:tcPr>
+            <w:tcW w:w="8306" w:type="dxa"/>
+            <w:shd w:val="clear" w:color="auto" w:fill="F2F2F2"/>
+          </w:tcPr>
+          <w:p>
+            <w:pPr>
+              <w:rPr>
+                <w:rFonts w:hint="eastAsia"/>
+              </w:rPr>
+            </w:pPr>
+            <w:r>
+              <w:rPr>
+                <w:rFonts w:ascii="Consolas" w:eastAsia="宋体" w:hAnsi="Consolas"/>
+                <w:sz w:val="17"/>
+              </w:rPr>
+              <w:t>setup 1.571 ns</w:t>
+            </w:r>
+          </w:p>
+        </w:tc>
+        <w:tc>
+          <w:tcPr>
+            <w:tcW w:w="8306" w:type="dxa"/>
+            <w:shd w:val="clear" w:color="auto" w:fill="F2F2F2"/>
+          </w:tcPr>
+          <w:p>
+            <w:pPr>
+              <w:rPr>
+                <w:rFonts w:hint="eastAsia"/>
+              </w:rPr>
+            </w:pPr>
+            <w:r>
+              <w:rPr>
+                <w:rFonts w:ascii="Consolas" w:eastAsia="宋体" w:hAnsi="Consolas"/>
+                <w:sz w:val="17"/>
+              </w:rPr>
+              <w:t>仲裁所有权旗标 → 双线性帧缓存 BRAM 地址脚（u_arb/owner_eth_reg/C → u_bilin/u_fb/lo_reg_0_40/ADDRARDADDR[7]）</w:t>
+            </w:r>
+          </w:p>
+        </w:tc>
+        <w:tc>
+          <w:tcPr>
+            <w:tcW w:w="8306" w:type="dxa"/>
+            <w:shd w:val="clear" w:color="auto" w:fill="F2F2F2"/>
+          </w:tcPr>
+          <w:p>
+            <w:pPr>
+              <w:rPr>
+                <w:rFonts w:hint="eastAsia"/>
+              </w:rPr>
+            </w:pPr>
+            <w:r>
+              <w:rPr>
+                <w:rFonts w:ascii="Consolas" w:eastAsia="宋体" w:hAnsi="Consolas"/>
+                <w:sz w:val="17"/>
+              </w:rPr>
+              <w:t>1 级，布线 92.71 %</w:t>
+            </w:r>
+          </w:p>
+        </w:tc>
+      </w:tr>
+      <w:tr>
+        <w:trPr>
+          <w:jc w:val="center"/>
+        </w:trPr>
+        <w:tc>
+          <w:tcPr>
+            <w:tcW w:w="8306" w:type="dxa"/>
+            <w:shd w:val="clear" w:color="auto" w:fill="F2F2F2"/>
+          </w:tcPr>
+          <w:p>
+            <w:pPr>
+              <w:rPr>
+                <w:rFonts w:hint="eastAsia"/>
+              </w:rPr>
+            </w:pPr>
+            <w:r>
+              <w:rPr>
+                <w:rFonts w:ascii="Consolas" w:eastAsia="宋体" w:hAnsi="Consolas"/>
+                <w:sz w:val="17"/>
+              </w:rPr>
+              <w:t>r132</w:t>
+            </w:r>
+          </w:p>
+        </w:tc>
+        <w:tc>
+          <w:tcPr>
+            <w:tcW w:w="8306" w:type="dxa"/>
+            <w:shd w:val="clear" w:color="auto" w:fill="F2F2F2"/>
+          </w:tcPr>
+          <w:p>
+            <w:pPr>
+              <w:rPr>
+                <w:rFonts w:hint="eastAsia"/>
+              </w:rPr>
+            </w:pPr>
+            <w:r>
+              <w:rPr>
+                <w:rFonts w:ascii="Consolas" w:eastAsia="宋体" w:hAnsi="Consolas"/>
+                <w:sz w:val="17"/>
+              </w:rPr>
+              <w:t>eth_rxc</w:t>
+            </w:r>
+          </w:p>
+        </w:tc>
+        <w:tc>
+          <w:tcPr>
+            <w:tcW w:w="8306" w:type="dxa"/>
+            <w:shd w:val="clear" w:color="auto" w:fill="F2F2F2"/>
+          </w:tcPr>
+          <w:p>
+            <w:pPr>
+              <w:rPr>
+                <w:rFonts w:hint="eastAsia"/>
+              </w:rPr>
+            </w:pPr>
+            <w:r>
+              <w:rPr>
+                <w:rFonts w:ascii="Consolas" w:eastAsia="宋体" w:hAnsi="Consolas"/>
+                <w:sz w:val="17"/>
+              </w:rPr>
+              <w:t>hold 0.004 ns</w:t>
+            </w:r>
+          </w:p>
+        </w:tc>
+        <w:tc>
+          <w:tcPr>
+            <w:tcW w:w="8306" w:type="dxa"/>
+            <w:shd w:val="clear" w:color="auto" w:fill="F2F2F2"/>
+          </w:tcPr>
+          <w:p>
+            <w:pPr>
+              <w:rPr>
+                <w:rFonts w:hint="eastAsia"/>
+              </w:rPr>
+            </w:pPr>
+            <w:r>
+              <w:rPr>
+                <w:rFonts w:ascii="Consolas" w:eastAsia="宋体" w:hAnsi="Consolas"/>
+                <w:sz w:val="17"/>
+              </w:rPr>
+              <w:t>收包有效位 → 字节计数（u_rx_par/p_valid_reg/C → u_reasm/stat_bytes_reg[0]/D）</w:t>
+            </w:r>
+          </w:p>
+        </w:tc>
+        <w:tc>
+          <w:tcPr>
+            <w:tcW w:w="8306" w:type="dxa"/>
+            <w:shd w:val="clear" w:color="auto" w:fill="F2F2F2"/>
+          </w:tcPr>
+          <w:p>
+            <w:pPr>
+              <w:rPr>
+                <w:rFonts w:hint="eastAsia"/>
+              </w:rPr>
+            </w:pPr>
+            <w:r>
+              <w:rPr>
+                <w:rFonts w:ascii="Consolas" w:eastAsia="宋体" w:hAnsi="Consolas"/>
+                <w:sz w:val="17"/>
+              </w:rPr>
+              <w:t>—</w:t>
+            </w:r>
+          </w:p>
+        </w:tc>
+      </w:tr>
+      <w:tr>
+        <w:trPr>
+          <w:jc w:val="center"/>
+        </w:trPr>
+        <w:tc>
+          <w:tcPr>
+            <w:tcW w:w="8306" w:type="dxa"/>
+            <w:shd w:val="clear" w:color="auto" w:fill="F2F2F2"/>
+          </w:tcPr>
+          <w:p>
+            <w:pPr>
+              <w:rPr>
+                <w:rFonts w:hint="eastAsia"/>
+              </w:rPr>
+            </w:pPr>
+            <w:r>
+              <w:rPr>
+                <w:rFonts w:ascii="Consolas" w:eastAsia="宋体" w:hAnsi="Consolas"/>
+                <w:sz w:val="17"/>
+              </w:rPr>
+              <w:t>r118</w:t>
+            </w:r>
+          </w:p>
+        </w:tc>
+        <w:tc>
+          <w:tcPr>
+            <w:tcW w:w="8306" w:type="dxa"/>
+            <w:shd w:val="clear" w:color="auto" w:fill="F2F2F2"/>
+          </w:tcPr>
+          <w:p>
+            <w:pPr>
+              <w:rPr>
+                <w:rFonts w:hint="eastAsia"/>
+              </w:rPr>
+            </w:pPr>
+            <w:r>
+              <w:rPr>
+                <w:rFonts w:ascii="Consolas" w:eastAsia="宋体" w:hAnsi="Consolas"/>
+                <w:sz w:val="17"/>
+              </w:rPr>
+              <w:t>eth_rxc</w:t>
+            </w:r>
+          </w:p>
+        </w:tc>
+        <w:tc>
+          <w:tcPr>
+            <w:tcW w:w="8306" w:type="dxa"/>
+            <w:shd w:val="clear" w:color="auto" w:fill="F2F2F2"/>
+          </w:tcPr>
+          <w:p>
+            <w:pPr>
+              <w:rPr>
+                <w:rFonts w:hint="eastAsia"/>
+              </w:rPr>
+            </w:pPr>
+            <w:r>
+              <w:rPr>
+                <w:rFonts w:ascii="Consolas" w:eastAsia="宋体" w:hAnsi="Consolas"/>
+                <w:sz w:val="17"/>
+              </w:rPr>
+              <w:t>setup 0.739 ns</w:t>
+            </w:r>
+          </w:p>
+        </w:tc>
+        <w:tc>
+          <w:tcPr>
+            <w:tcW w:w="8306" w:type="dxa"/>
+            <w:shd w:val="clear" w:color="auto" w:fill="F2F2F2"/>
+          </w:tcPr>
+          <w:p>
+            <w:pPr>
+              <w:rPr>
+                <w:rFonts w:hint="eastAsia"/>
+              </w:rPr>
+            </w:pPr>
+            <w:r>
+              <w:rPr>
+                <w:rFonts w:ascii="Consolas" w:eastAsia="宋体" w:hAnsi="Consolas"/>
+                <w:sz w:val="17"/>
+              </w:rPr>
+              <w:t>IP 首部 → 校验和缓冲（u_icmp_tx/ip_head_reg[4][16] → check_buffer_reg[19]/D）</w:t>
+            </w:r>
+          </w:p>
+        </w:tc>
+        <w:tc>
+          <w:tcPr>
+            <w:tcW w:w="8306" w:type="dxa"/>
+            <w:shd w:val="clear" w:color="auto" w:fill="F2F2F2"/>
+          </w:tcPr>
+          <w:p>
+            <w:pPr>
+              <w:rPr>
+                <w:rFonts w:hint="eastAsia"/>
+              </w:rPr>
+            </w:pPr>
+            <w:r>
+              <w:rPr>
+                <w:rFonts w:ascii="Consolas" w:eastAsia="宋体" w:hAnsi="Consolas"/>
+                <w:sz w:val="17"/>
+              </w:rPr>
+              <w:t>11 级含 6 个 CARRY4，布线 58.4 %；同一只锥贡献前 3 档 0.739 / 0.873 / 0.961</w:t>
+            </w:r>
+          </w:p>
+        </w:tc>
+      </w:tr>
+      <w:tr>
+        <w:trPr>
+          <w:jc w:val="center"/>
+        </w:trPr>
+        <w:tc>
+          <w:tcPr>
+            <w:tcW w:w="8306" w:type="dxa"/>
+            <w:shd w:val="clear" w:color="auto" w:fill="F2F2F2"/>
+          </w:tcPr>
+          <w:p>
+            <w:pPr>
+              <w:rPr>
+                <w:rFonts w:hint="eastAsia"/>
+              </w:rPr>
+            </w:pPr>
+            <w:r>
+              <w:rPr>
+                <w:rFonts w:ascii="Consolas" w:eastAsia="宋体" w:hAnsi="Consolas"/>
+                <w:sz w:val="17"/>
+              </w:rPr>
+              <w:t>r118</w:t>
+            </w:r>
+          </w:p>
+        </w:tc>
+        <w:tc>
+          <w:tcPr>
+            <w:tcW w:w="8306" w:type="dxa"/>
+            <w:shd w:val="clear" w:color="auto" w:fill="F2F2F2"/>
+          </w:tcPr>
+          <w:p>
+            <w:pPr>
+              <w:rPr>
+                <w:rFonts w:hint="eastAsia"/>
+              </w:rPr>
+            </w:pPr>
+            <w:r>
+              <w:rPr>
+                <w:rFonts w:ascii="Consolas" w:eastAsia="宋体" w:hAnsi="Consolas"/>
+                <w:sz w:val="17"/>
+              </w:rPr>
+              <w:t>eth_rxc</w:t>
+            </w:r>
+          </w:p>
+        </w:tc>
+        <w:tc>
+          <w:tcPr>
+            <w:tcW w:w="8306" w:type="dxa"/>
+            <w:shd w:val="clear" w:color="auto" w:fill="F2F2F2"/>
+          </w:tcPr>
+          <w:p>
+            <w:pPr>
+              <w:rPr>
+                <w:rFonts w:hint="eastAsia"/>
+              </w:rPr>
+            </w:pPr>
+            <w:r>
+              <w:rPr>
+                <w:rFonts w:ascii="Consolas" w:eastAsia="宋体" w:hAnsi="Consolas"/>
+                <w:sz w:val="17"/>
+              </w:rPr>
+              <w:t>第 4–12 档</w:t>
+            </w:r>
+          </w:p>
+        </w:tc>
+        <w:tc>
+          <w:tcPr>
+            <w:tcW w:w="8306" w:type="dxa"/>
+            <w:shd w:val="clear" w:color="auto" w:fill="F2F2F2"/>
+          </w:tcPr>
+          <w:p>
+            <w:pPr>
+              <w:rPr>
+                <w:rFonts w:hint="eastAsia"/>
+              </w:rPr>
+            </w:pPr>
+            <w:r>
+              <w:rPr>
+                <w:rFonts w:ascii="Consolas" w:eastAsia="宋体" w:hAnsi="Consolas"/>
+                <w:sz w:val="17"/>
+              </w:rPr>
+              <w:t>帧尾旗标 → 行数命中使能（u_rx_par/p_eof_reg → u_reasm/rows_hit_reg[*]/CE）</w:t>
+            </w:r>
+          </w:p>
+        </w:tc>
+        <w:tc>
+          <w:tcPr>
+            <w:tcW w:w="8306" w:type="dxa"/>
+            <w:shd w:val="clear" w:color="auto" w:fill="F2F2F2"/>
+          </w:tcPr>
+          <w:p>
+            <w:pPr>
+              <w:rPr>
+                <w:rFonts w:hint="eastAsia"/>
+              </w:rPr>
+            </w:pPr>
+            <w:r>
+              <w:rPr>
+                <w:rFonts w:ascii="Consolas" w:eastAsia="宋体" w:hAnsi="Consolas"/>
+                <w:sz w:val="17"/>
+              </w:rPr>
+              <w:t>4 级，布线 85 %；整族搬走的上界 +0.278 ns</w:t>
+            </w:r>
+          </w:p>
+        </w:tc>
+      </w:tr>
+      <w:tr>
+        <w:trPr>
+          <w:jc w:val="center"/>
+        </w:trPr>
+        <w:tc>
+          <w:tcPr>
+            <w:tcW w:w="8306" w:type="dxa"/>
+            <w:shd w:val="clear" w:color="auto" w:fill="F2F2F2"/>
+          </w:tcPr>
+          <w:p>
+            <w:pPr>
+              <w:rPr>
+                <w:rFonts w:hint="eastAsia"/>
+              </w:rPr>
+            </w:pPr>
+            <w:r>
+              <w:rPr>
+                <w:rFonts w:ascii="Consolas" w:eastAsia="宋体" w:hAnsi="Consolas"/>
+                <w:sz w:val="17"/>
+              </w:rPr>
+              <w:t>r118</w:t>
+            </w:r>
+          </w:p>
+        </w:tc>
+        <w:tc>
+          <w:tcPr>
+            <w:tcW w:w="8306" w:type="dxa"/>
+            <w:shd w:val="clear" w:color="auto" w:fill="F2F2F2"/>
+          </w:tcPr>
+          <w:p>
+            <w:pPr>
+              <w:rPr>
+                <w:rFonts w:hint="eastAsia"/>
+              </w:rPr>
+            </w:pPr>
+            <w:r>
+              <w:rPr>
+                <w:rFonts w:ascii="Consolas" w:eastAsia="宋体" w:hAnsi="Consolas"/>
+                <w:sz w:val="17"/>
+              </w:rPr>
+              <w:t>clk_fpga_0</w:t>
+            </w:r>
+          </w:p>
+        </w:tc>
+        <w:tc>
+          <w:tcPr>
+            <w:tcW w:w="8306" w:type="dxa"/>
+            <w:shd w:val="clear" w:color="auto" w:fill="F2F2F2"/>
+          </w:tcPr>
+          <w:p>
+            <w:pPr>
+              <w:rPr>
+                <w:rFonts w:hint="eastAsia"/>
+              </w:rPr>
+            </w:pPr>
+            <w:r>
+              <w:rPr>
+                <w:rFonts w:ascii="Consolas" w:eastAsia="宋体" w:hAnsi="Consolas"/>
+                <w:sz w:val="17"/>
+              </w:rPr>
+              <w:t>setup 1.850 ns</w:t>
+            </w:r>
+          </w:p>
+        </w:tc>
+        <w:tc>
+          <w:tcPr>
+            <w:tcW w:w="8306" w:type="dxa"/>
+            <w:shd w:val="clear" w:color="auto" w:fill="F2F2F2"/>
+          </w:tcPr>
+          <w:p>
+            <w:pPr>
+              <w:rPr>
+                <w:rFonts w:hint="eastAsia"/>
+              </w:rPr>
+            </w:pPr>
+            <w:r>
+              <w:rPr>
+                <w:rFonts w:ascii="Consolas" w:eastAsia="宋体" w:hAnsi="Consolas"/>
+                <w:sz w:val="17"/>
+              </w:rPr>
+              <w:t>前 12 档同起点 u_arb/owner_eth_reg/C，终点是帧缓存 BRAM 的写使能与地址脚</w:t>
+            </w:r>
+          </w:p>
+        </w:tc>
+        <w:tc>
+          <w:tcPr>
+            <w:tcW w:w="8306" w:type="dxa"/>
+            <w:shd w:val="clear" w:color="auto" w:fill="F2F2F2"/>
+          </w:tcPr>
+          <w:p>
+            <w:pPr>
+              <w:rPr>
+                <w:rFonts w:hint="eastAsia"/>
+              </w:rPr>
+            </w:pPr>
+            <w:r>
+              <w:rPr>
+                <w:rFonts w:ascii="Consolas" w:eastAsia="宋体" w:hAnsi="Consolas"/>
+                <w:sz w:val="17"/>
+              </w:rPr>
+              <w:t>1–4 级，布线 88.8–93.6 %；该域没有算法锥可拆，能动的是这只高扇出旗标的复制与摆放</w:t>
             </w:r>
           </w:p>
         </w:tc>
@@ -10865,7 +11792,7 @@
                 <w:rFonts w:ascii="Times New Roman" w:eastAsia="宋体" w:hAnsi="Times New Roman"/>
                 <w:sz w:val="18"/>
               </w:rPr>
-              <w:t xml:space="preserve">OSD 字格几何（除法与取模）单独寄存一拍，把它从最差锥里挪走</w:t>
+              <w:t xml:space="preserve">字符叠加的字格几何（除法与取模）单独寄存一拍，把它从最差锥里挪走</w:t>
             </w:r>
           </w:p>
         </w:tc>
@@ -10949,7 +11876,7 @@
                 <w:rFonts w:ascii="Times New Roman" w:eastAsia="宋体" w:hAnsi="Times New Roman"/>
                 <w:sz w:val="18"/>
               </w:rPr>
-              <w:t xml:space="preserve">采纳；那两个数照抄在 report/optimization_log.md 跨全期累计对照的 r75 行</w:t>
+              <w:t xml:space="preserve">采纳；读数照抄在 report/optimization_log.md 的 r75 行</w:t>
             </w:r>
           </w:p>
         </w:tc>
@@ -11081,7 +12008,7 @@
                 <w:rFonts w:ascii="Times New Roman" w:eastAsia="宋体" w:hAnsi="Times New Roman"/>
                 <w:sz w:val="18"/>
               </w:rPr>
-              <w:t xml:space="preserve">采纳；判据是端点数不是 WNS 绝对值，16 → 2 记在同一张表的 r86 行</w:t>
+              <w:t xml:space="preserve">采纳；判据是端点数不是 WNS 绝对值</w:t>
             </w:r>
           </w:p>
         </w:tc>
@@ -11213,7 +12140,7 @@
                 <w:rFonts w:ascii="Times New Roman" w:eastAsia="宋体" w:hAnsi="Times New Roman"/>
                 <w:sz w:val="18"/>
               </w:rPr>
-              <w:t xml:space="preserve">采纳上板；那一跑的读数照抄在 report/optimization_log.md 的 r88 行，这一刀记在 report/log/issues.md #139</w:t>
+              <w:t xml:space="preserve">采纳上板；读数在 r88 行，这一刀记在 report/log/issues.md #139</w:t>
             </w:r>
           </w:p>
         </w:tc>
@@ -11345,7 +12272,7 @@
                 <w:rFonts w:ascii="Times New Roman" w:eastAsia="宋体" w:hAnsi="Times New Roman"/>
                 <w:sz w:val="18"/>
               </w:rPr>
-              <w:t xml:space="preserve">否决；那份日志 r88 之后那条对照记着 0.516 → 0.363 落在构建摆幅内 ⇒ 没有可主张的改变，report/log/issues.md #146</w:t>
+              <w:t xml:space="preserve">否决；0.516 → 0.363 落在构建摆幅内 ⇒ 没有可主张的改变（#146）</w:t>
             </w:r>
           </w:p>
         </w:tc>
@@ -11567,7 +12494,7 @@
                 <w:rFonts w:ascii="Times New Roman" w:eastAsia="宋体" w:hAnsi="Times New Roman"/>
                 <w:sz w:val="18"/>
               </w:rPr>
-              <w:t xml:space="preserve">四个受检域 setup/hold 零违例（失败端点 0 / 51,027）；最紧在收侧 eth_rxc，0.687 ns；LUT 26.34 %、BRAM 68.57 %</w:t>
+              <w:t xml:space="preserve">四个受检域 setup/hold 零违例（失败端点 0 / 51,027）；最紧在收侧 eth_rxc 0.687 ns；LUT 26.34 %、BRAM 68.57 %</w:t>
             </w:r>
           </w:p>
         </w:tc>
@@ -11588,7 +12515,7 @@
                 <w:rFonts w:ascii="Times New Roman" w:eastAsia="宋体" w:hAnsi="Times New Roman"/>
                 <w:sz w:val="18"/>
               </w:rPr>
-              <w:t xml:space="preserve">见 1.4 那张指标表</w:t>
+              <w:t xml:space="preserve">见 1.4</w:t>
             </w:r>
           </w:p>
         </w:tc>
@@ -11628,7 +12555,7 @@
           <w:rFonts w:ascii="Times New Roman" w:eastAsia="宋体" w:hAnsi="Times New Roman"/>
           <w:sz w:val="24"/>
         </w:rPr>
-        <w:t xml:space="preserve">被否决的行留着不删，是因为"试过、量过、判不值得"这条信息本身要能看见：否决的判据同样是同一条锥自己动没动，而不是数字好不好看。表里每个数都能在 `report/optimization_log.md` 里对上：第 75、86、88 批在那张跨全期累计对照的行上，第 89、90 批在各自的逐轮小节里。按这条口径，哪一批只剩单侧读数就得在同一行标成未量化，不拿相邻批次顶替。</w:t>
+        <w:t xml:space="preserve">被否决的行留着不删，是因为"试过、量过、判不值得"这条信息本身要能看见。哪一批只剩单侧读数就得在同一行标成未量化，不拿相邻批次顶替。资源侧只收有账可查的三笔增减（量自 `data/metrics.csv` 与 `build/evidence/` 逐层件）：`pay_start`/`pay_end` 提前一拍寄存，寄存器 +22；行覆盖使能独热化，LUT −243，其中 −66 能归到这一刀，没有归属的部分不念成收益；两只按键去抖的武装门加校验和累加器 32→2，LUT +35、寄存器 +34，净账由两份逐层件相减闭合。</w:t>
       </w:r>
     </w:p>
     <w:p>
@@ -11916,7 +12843,7 @@
           <w:rFonts w:ascii="Times New Roman" w:eastAsia="宋体" w:hAnsi="Times New Roman"/>
           <w:sz w:val="24"/>
         </w:rPr>
-        <w:t xml:space="preserve">最疼的一次是全绿并不代表对。有五支台架、56 条检查项全部通过，我把那一轮记成了通过。后来翻综合报告才发现被测的那条逻辑根本不存在——边界判断的一侧接了常数，被综合直接优化掉了。此后我要求每条判据都必须能红：一条永远不会红的判据，即使跑通了也不能算数。为此写了一个变异脚本，把修复之前的写法原样复原一次，如果判据仍然不红就报变异失败。还有一次是循环变量只有两位宽而上界写到了 4，那一档永远进不去，一屏 PASS 而整轮检查从未执行。这两件事之后，我看任何"通过"之前会先看它实际覆盖了多少样本。</w:t>
+        <w:t xml:space="preserve">最疼的一次是全绿并不代表对。有五支台架、56 条检查项全部通过，我把那一轮记成了通过。后来翻综合报告才发现被测的那条逻辑根本不存在——边界判断的一侧接了常数，被综合直接优化掉了。此后我要求每条判据都必须能红：一条永远不会红的判据，即使跑通了也不能算数。为此写了一个变异脚本，把修复之前的写法原样复原一次，判据仍然不红就报变异失败。还有一次是循环变量只有两位宽而上界写到了 4，那一档永远进不去，一屏 PASS 而整轮检查从未执行。这两件事之后，我看任何"通过"之前会先看它实际覆盖了多少样本。</w:t>
       </w:r>
       <w:r>
         <w:rPr>
@@ -12016,7 +12943,7 @@
           <w:rFonts w:ascii="Times New Roman" w:eastAsia="宋体" w:hAnsi="Times New Roman"/>
           <w:sz w:val="24"/>
         </w:rPr>
-        <w:t xml:space="preserve">第二次收获来自一个被实测推翻的假设。原本以为拔线之后 PHY 会停止输出接收时钟，所以判断链路静默只看计数是否增长。真拔一次线，计数确实不涨，但画面也没有交还给 SD 片源。查下去才知道这颗 PHY 在断链时不停振，而是把时钟放慢了几十倍——用来计时的时钟本身在说谎，"毫秒计数没有超过阈值"这句话可以连续十几秒成立。解决办法是承认测量结果，把时基是否可信做成仲裁的一个输入，再加一个独立心跳位。同样被实测否掉的还有强制复制广播网络、把 RGMII 输入窗直接挂上去（一挂整个时钟域全红）这几处。这些失败我都留了记录，因为把过程删掉之后，结论就没有可以核对的链条了。</w:t>
+        <w:t xml:space="preserve">第二次收获来自一个被实测推翻的假设。原本以为拔线之后 PHY 会停止输出接收时钟，所以判断链路静默只看计数是否增长。真拔一次线，计数确实不涨，但画面也没有交还给 SD 片源。查下去才知道这颗 PHY 在断链时不停振，而是把时钟放慢了几十倍——用来计时的时钟本身在说谎，"毫秒计数没有超过阈值"这句话可以连续十几秒成立。解决办法是承认测量结果，把时基是否可信做成仲裁的一个输入，再加一个独立心跳位。同样被实测否掉的还有强制复制广播网络、把 RGMII 输入窗直接挂上去（一挂整个时钟域全红）这几处。这些失败我都留了记录，把过程删掉之后，结论就没有可以核对的链条了。</w:t>
       </w:r>
       <w:r>
         <w:rPr>

--- a/report/technical-document-contest-official.docx
+++ b/report/technical-document-contest-official.docx
@@ -29,66 +29,9 @@
       <w:r>
         <w:rPr>
           <w:rFonts w:ascii="Times New Roman" w:eastAsia="宋体" w:hAnsi="Times New Roman"/>
-          <w:color w:val="606060"/>
-          <w:sz w:val="18"/>
-        </w:rPr>
-        <w:t>器件</w:t>
-      </w:r>
-      <w:r>
-        <w:rPr>
-          <w:rFonts w:ascii="Times New Roman" w:eastAsia="宋体" w:hAnsi="Times New Roman"/>
-          <w:color w:val="606060"/>
-          <w:sz w:val="18"/>
-        </w:rPr>
-        <w:t xml:space="preserve"> </w:t>
-      </w:r>
-      <w:r>
-        <w:rPr>
-          <w:rFonts w:ascii="Consolas" w:eastAsia="宋体" w:hAnsi="Consolas"/>
-          <w:color w:val="606060"/>
-          <w:sz w:val="16"/>
-        </w:rPr>
-        <w:t>xc7z020clg484-2</w:t>
-      </w:r>
-      <w:r>
-        <w:rPr>
-          <w:rFonts w:ascii="Times New Roman" w:eastAsia="宋体" w:hAnsi="Times New Roman"/>
-          <w:color w:val="606060"/>
-          <w:sz w:val="18"/>
-        </w:rPr>
-        <w:t>，工具链</w:t>
-      </w:r>
-      <w:r>
-        <w:rPr>
-          <w:rFonts w:ascii="Times New Roman" w:eastAsia="宋体" w:hAnsi="Times New Roman"/>
-          <w:color w:val="606060"/>
-          <w:sz w:val="18"/>
-        </w:rPr>
-        <w:t xml:space="preserve"> Vivado / Vitis 2025.2.1</w:t>
-      </w:r>
-      <w:r>
-        <w:rPr>
-          <w:rFonts w:ascii="Times New Roman" w:eastAsia="宋体" w:hAnsi="Times New Roman"/>
-          <w:color w:val="606060"/>
-          <w:sz w:val="18"/>
-        </w:rPr>
-        <w:t>，板卡</w:t>
-      </w:r>
-      <w:r>
-        <w:rPr>
-          <w:rFonts w:ascii="Times New Roman" w:eastAsia="宋体" w:hAnsi="Times New Roman"/>
-          <w:color w:val="606060"/>
-          <w:sz w:val="18"/>
-        </w:rPr>
-        <w:t xml:space="preserve"> RK-ZYNQ7020-F</w:t>
-      </w:r>
-      <w:r>
-        <w:rPr>
-          <w:rFonts w:ascii="Times New Roman" w:eastAsia="宋体" w:hAnsi="Times New Roman"/>
-          <w:color w:val="606060"/>
-          <w:sz w:val="18"/>
-        </w:rPr>
-        <w:t>。</w:t>
+          <w:sz w:val="24"/>
+        </w:rPr>
+        <w:t xml:space="preserve">器件 xc7z020clg484-2，工具链 Vivado / Vitis 2025.2.1，板卡 RK-ZYNQ7020-F。全文读数出自同一次构建：位流 build/system.bit，md5 前 12 位 cb907d3e4898，2026-10-17 11:35 产出；实现后时序报告、资源报告与功耗报告随包在 build/reports/ 下。</w:t>
       </w:r>
     </w:p>
     <w:p>
@@ -123,91 +66,7 @@
           <w:rFonts w:ascii="Times New Roman" w:eastAsia="宋体" w:hAnsi="Times New Roman"/>
           <w:sz w:val="24"/>
         </w:rPr>
-        <w:t>本系统以一块</w:t>
-      </w:r>
-      <w:r>
-        <w:rPr>
-          <w:rFonts w:ascii="Times New Roman" w:eastAsia="宋体" w:hAnsi="Times New Roman"/>
-          <w:sz w:val="24"/>
-        </w:rPr>
-        <w:t xml:space="preserve"> Zynq-7020 </w:t>
-      </w:r>
-      <w:r>
-        <w:rPr>
-          <w:rFonts w:ascii="Times New Roman" w:eastAsia="宋体" w:hAnsi="Times New Roman"/>
-          <w:sz w:val="24"/>
-        </w:rPr>
-        <w:t>为核心，完成视频流的接收、处理和显示。上位机通过千兆网口把</w:t>
-      </w:r>
-      <w:r>
-        <w:rPr>
-          <w:rFonts w:ascii="Times New Roman" w:eastAsia="宋体" w:hAnsi="Times New Roman"/>
-          <w:sz w:val="24"/>
-        </w:rPr>
-        <w:t xml:space="preserve"> 512×300 </w:t>
-      </w:r>
-      <w:r>
-        <w:rPr>
-          <w:rFonts w:ascii="Times New Roman" w:eastAsia="宋体" w:hAnsi="Times New Roman"/>
-          <w:sz w:val="24"/>
-        </w:rPr>
-        <w:t>的</w:t>
-      </w:r>
-      <w:r>
-        <w:rPr>
-          <w:rFonts w:ascii="Times New Roman" w:eastAsia="宋体" w:hAnsi="Times New Roman"/>
-          <w:sz w:val="24"/>
-        </w:rPr>
-        <w:t xml:space="preserve"> RGB565 </w:t>
-      </w:r>
-      <w:r>
-        <w:rPr>
-          <w:rFonts w:ascii="Times New Roman" w:eastAsia="宋体" w:hAnsi="Times New Roman"/>
-          <w:sz w:val="24"/>
-        </w:rPr>
-        <w:t>视频推给板卡，以太网协议栈、几何变换、图像算法和显示输出都放在可编程逻辑里实现，处理器只负责命令解析、</w:t>
-      </w:r>
-      <w:r>
-        <w:rPr>
-          <w:rFonts w:ascii="Times New Roman" w:eastAsia="宋体" w:hAnsi="Times New Roman"/>
-          <w:sz w:val="24"/>
-        </w:rPr>
-        <w:t xml:space="preserve"> SD </w:t>
-      </w:r>
-      <w:r>
-        <w:rPr>
-          <w:rFonts w:ascii="Times New Roman" w:eastAsia="宋体" w:hAnsi="Times New Roman"/>
-          <w:sz w:val="24"/>
-        </w:rPr>
-        <w:t>卡读取和温度采样，画面上每个像素都由硬件算出，最终驱动</w:t>
-      </w:r>
-      <w:r>
-        <w:rPr>
-          <w:rFonts w:ascii="Times New Roman" w:eastAsia="宋体" w:hAnsi="Times New Roman"/>
-          <w:sz w:val="24"/>
-        </w:rPr>
-        <w:t xml:space="preserve"> 1024×600 </w:t>
-      </w:r>
-      <w:r>
-        <w:rPr>
-          <w:rFonts w:ascii="Times New Roman" w:eastAsia="宋体" w:hAnsi="Times New Roman"/>
-          <w:sz w:val="24"/>
-        </w:rPr>
-        <w:t>的</w:t>
-      </w:r>
-      <w:r>
-        <w:rPr>
-          <w:rFonts w:ascii="Times New Roman" w:eastAsia="宋体" w:hAnsi="Times New Roman"/>
-          <w:sz w:val="24"/>
-        </w:rPr>
-        <w:t xml:space="preserve"> HDMI </w:t>
-      </w:r>
-      <w:r>
-        <w:rPr>
-          <w:rFonts w:ascii="Times New Roman" w:eastAsia="宋体" w:hAnsi="Times New Roman"/>
-          <w:sz w:val="24"/>
-        </w:rPr>
-        <w:t>屏。</w:t>
+        <w:t xml:space="preserve">系统要解决的问题是：一块 Zynq-7020 收到千兆网口推来的 512×300 RGB565 视频流，在可编程逻辑里完成几何变换与图像算法，再把结果推到 1024×600 的 HDMI 屏上，同时让人在同一帧画面里直接看到处理前与处理后的差别。协议栈、缩放、旋转、插值、六级效果链、混合与显示时序全部由硬件完成，处理器只负责命令解析、SD 卡读取与温度采样，链路上没有一处逐像素的软件参与。</w:t>
       </w:r>
     </w:p>
     <w:p>
@@ -223,189 +82,7 @@
           <w:rFonts w:ascii="Times New Roman" w:eastAsia="宋体" w:hAnsi="Times New Roman"/>
           <w:sz w:val="24"/>
         </w:rPr>
-        <w:t>数据从网口进入后先由</w:t>
-      </w:r>
-      <w:r>
-        <w:rPr>
-          <w:rFonts w:ascii="Times New Roman" w:eastAsia="宋体" w:hAnsi="Times New Roman"/>
-          <w:sz w:val="24"/>
-        </w:rPr>
-        <w:t xml:space="preserve"> PL </w:t>
-      </w:r>
-      <w:r>
-        <w:rPr>
-          <w:rFonts w:ascii="Times New Roman" w:eastAsia="宋体" w:hAnsi="Times New Roman"/>
-          <w:sz w:val="24"/>
-        </w:rPr>
-        <w:t>解析</w:t>
-      </w:r>
-      <w:r>
-        <w:rPr>
-          <w:rFonts w:ascii="Times New Roman" w:eastAsia="宋体" w:hAnsi="Times New Roman"/>
-          <w:sz w:val="24"/>
-        </w:rPr>
-        <w:t xml:space="preserve"> UDP </w:t>
-      </w:r>
-      <w:r>
-        <w:rPr>
-          <w:rFonts w:ascii="Times New Roman" w:eastAsia="宋体" w:hAnsi="Times New Roman"/>
-          <w:sz w:val="24"/>
-        </w:rPr>
-        <w:t>包头，按载荷偏移拼成一整帧，再作为</w:t>
-      </w:r>
-      <w:r>
-        <w:rPr>
-          <w:rFonts w:ascii="Times New Roman" w:eastAsia="宋体" w:hAnsi="Times New Roman"/>
-          <w:sz w:val="24"/>
-        </w:rPr>
-        <w:t xml:space="preserve"> AXI </w:t>
-      </w:r>
-      <w:r>
-        <w:rPr>
-          <w:rFonts w:ascii="Times New Roman" w:eastAsia="宋体" w:hAnsi="Times New Roman"/>
-          <w:sz w:val="24"/>
-        </w:rPr>
-        <w:t>主设备写入</w:t>
-      </w:r>
-      <w:r>
-        <w:rPr>
-          <w:rFonts w:ascii="Times New Roman" w:eastAsia="宋体" w:hAnsi="Times New Roman"/>
-          <w:sz w:val="24"/>
-        </w:rPr>
-        <w:t xml:space="preserve"> DDR3 </w:t>
-      </w:r>
-      <w:r>
-        <w:rPr>
-          <w:rFonts w:ascii="Times New Roman" w:eastAsia="宋体" w:hAnsi="Times New Roman"/>
-          <w:sz w:val="24"/>
-        </w:rPr>
-        <w:t>中的两块乒乓缓存。显示时把帧读回来，依次经过缩放与旋转（</w:t>
-      </w:r>
-      <w:r>
-        <w:rPr>
-          <w:rFonts w:ascii="Times New Roman" w:eastAsia="宋体" w:hAnsi="Times New Roman"/>
-          <w:sz w:val="24"/>
-        </w:rPr>
-        <w:t xml:space="preserve">0.25 </w:t>
-      </w:r>
-      <w:r>
-        <w:rPr>
-          <w:rFonts w:ascii="Times New Roman" w:eastAsia="宋体" w:hAnsi="Times New Roman"/>
-          <w:sz w:val="24"/>
-        </w:rPr>
-        <w:t>到</w:t>
-      </w:r>
-      <w:r>
-        <w:rPr>
-          <w:rFonts w:ascii="Times New Roman" w:eastAsia="宋体" w:hAnsi="Times New Roman"/>
-          <w:sz w:val="24"/>
-        </w:rPr>
-        <w:t xml:space="preserve"> 2 </w:t>
-      </w:r>
-      <w:r>
-        <w:rPr>
-          <w:rFonts w:ascii="Times New Roman" w:eastAsia="宋体" w:hAnsi="Times New Roman"/>
-          <w:sz w:val="24"/>
-        </w:rPr>
-        <w:t>倍共八档，角度步进</w:t>
-      </w:r>
-      <w:r>
-        <w:rPr>
-          <w:rFonts w:ascii="Times New Roman" w:eastAsia="宋体" w:hAnsi="Times New Roman"/>
-          <w:sz w:val="24"/>
-        </w:rPr>
-        <w:t xml:space="preserve"> 1°</w:t>
-      </w:r>
-      <w:r>
-        <w:rPr>
-          <w:rFonts w:ascii="Times New Roman" w:eastAsia="宋体" w:hAnsi="Times New Roman"/>
-          <w:sz w:val="24"/>
-        </w:rPr>
-        <w:t>，双线性插值）、六级效果链（</w:t>
-      </w:r>
-      <w:r>
-        <w:rPr>
-          <w:rFonts w:ascii="Times New Roman" w:eastAsia="宋体" w:hAnsi="Times New Roman"/>
-          <w:sz w:val="24"/>
-        </w:rPr>
-        <w:t>gamma</w:t>
-      </w:r>
-      <w:r>
-        <w:rPr>
-          <w:rFonts w:ascii="Times New Roman" w:eastAsia="宋体" w:hAnsi="Times New Roman"/>
-          <w:sz w:val="24"/>
-        </w:rPr>
-        <w:t>、颜色、滤波、边缘、阈值、形态学，九位控制字逐位开关）、左右对照混合和五行</w:t>
-      </w:r>
-      <w:r>
-        <w:rPr>
-          <w:rFonts w:ascii="Times New Roman" w:eastAsia="宋体" w:hAnsi="Times New Roman"/>
-          <w:sz w:val="24"/>
-        </w:rPr>
-        <w:t xml:space="preserve"> OSD </w:t>
-      </w:r>
-      <w:r>
-        <w:rPr>
-          <w:rFonts w:ascii="Times New Roman" w:eastAsia="宋体" w:hAnsi="Times New Roman"/>
-          <w:sz w:val="24"/>
-        </w:rPr>
-        <w:t>叠加，最后串行成</w:t>
-      </w:r>
-      <w:r>
-        <w:rPr>
-          <w:rFonts w:ascii="Times New Roman" w:eastAsia="宋体" w:hAnsi="Times New Roman"/>
-          <w:sz w:val="24"/>
-        </w:rPr>
-        <w:t xml:space="preserve"> TMDS </w:t>
-      </w:r>
-      <w:r>
-        <w:rPr>
-          <w:rFonts w:ascii="Times New Roman" w:eastAsia="宋体" w:hAnsi="Times New Roman"/>
-          <w:sz w:val="24"/>
-        </w:rPr>
-        <w:t>出屏。效果链在任意算法组合下的延迟都是</w:t>
-      </w:r>
-      <w:r>
-        <w:rPr>
-          <w:rFonts w:ascii="Times New Roman" w:eastAsia="宋体" w:hAnsi="Times New Roman"/>
-          <w:sz w:val="24"/>
-        </w:rPr>
-        <w:t xml:space="preserve"> 15 </w:t>
-      </w:r>
-      <w:r>
-        <w:rPr>
-          <w:rFonts w:ascii="Times New Roman" w:eastAsia="宋体" w:hAnsi="Times New Roman"/>
-          <w:sz w:val="24"/>
-        </w:rPr>
-        <w:t>拍，这条约定由台架实测核对。另有</w:t>
-      </w:r>
-      <w:r>
-        <w:rPr>
-          <w:rFonts w:ascii="Times New Roman" w:eastAsia="宋体" w:hAnsi="Times New Roman"/>
-          <w:sz w:val="24"/>
-        </w:rPr>
-        <w:t xml:space="preserve"> SD </w:t>
-      </w:r>
-      <w:r>
-        <w:rPr>
-          <w:rFonts w:ascii="Times New Roman" w:eastAsia="宋体" w:hAnsi="Times New Roman"/>
-          <w:sz w:val="24"/>
-        </w:rPr>
-        <w:t>卡帧与</w:t>
-      </w:r>
-      <w:r>
-        <w:rPr>
-          <w:rFonts w:ascii="Times New Roman" w:eastAsia="宋体" w:hAnsi="Times New Roman"/>
-          <w:sz w:val="24"/>
-        </w:rPr>
-        <w:t xml:space="preserve"> PL </w:t>
-      </w:r>
-      <w:r>
-        <w:rPr>
-          <w:rFonts w:ascii="Times New Roman" w:eastAsia="宋体" w:hAnsi="Times New Roman"/>
-          <w:sz w:val="24"/>
-        </w:rPr>
-        <w:t>自绘图卡两路片源，断流或拔卡时自动切换，恢复后自动切回。</w:t>
+        <w:t xml:space="preserve">工作过程是这样的：PL 解析 UDP 包头，按载荷偏移把散包拼成整帧，作为 AXI 主设备写入 DDR3 的两块乒乓缓存；显示时读回来，依次经过缩放与旋转、六级效果链、左右对照混合和五行字符叠加，最后串行成 TMDS 出屏。效果链在任意算法组合下的延迟都是 15 拍，这一点由台架实测核对，不靠声明。片源有三路——网口流、SD 卡上的帧序列、PL 自绘的测试图卡——断流或拔卡自动回落，插回自动切回，全程不复位。</w:t>
       </w:r>
     </w:p>
     <w:p>
@@ -421,9 +98,7 @@
           <w:rFonts w:ascii="Times New Roman" w:eastAsia="宋体" w:hAnsi="Times New Roman"/>
           <w:sz w:val="24"/>
         </w:rPr>
-        <w:t xml:space="preserve">设计规模为 RTL 80 个文件 11,768 行（约 1.2 万），PS 裸机程序 2,544 行（2500 余行），模块级台架 83 支。实现结果：四个时钟域在
-51,027 个端点上没有 setup 与 hold 违例；以 30 fps 连续推流 300 秒共 9000 帧，没有丢帧和坏帧；整屏逐像素判据是顶层台架的 165 条，全过，此前长期红着的帧头那一条已在本版关闭。一键门禁 24 项全部判定、
-0 红。位流与固件写入板载 QSPI NOR 后逐字节回读一致；断电冷上电那一次的串口出字由使用者当场确认，文本留档还欠，因此本报告不把它写成已验证的自启。</w:t>
+        <w:t xml:space="preserve">本版实测：四个时钟域在 51,027 个端点上没有 setup 与 hold 违例；30 fps 连续推流 300 秒共 9000 帧，丢帧、坏帧、重复帧都是 0；整屏逐像素比对判据 165 条全部通过；发布前的 24 项自动检查全部判定、0 项不通过。位流与固件写入板载 QSPI NOR 并逐字节回读一致；断电重上电那一次的串口输出由使用者当场看过，记录文件还没归档，所以本报告只写"已写入并回读一致"，不写成已验证的断电自启。</w:t>
       </w:r>
     </w:p>
     <w:p>
@@ -570,7 +245,7 @@
           <w:rFonts w:ascii="Times New Roman" w:eastAsia="宋体" w:hAnsi="Times New Roman"/>
           <w:sz w:val="24"/>
         </w:rPr>
-        <w:t xml:space="preserve">系统做的是三件“共用”出来的事。一条通路：上位机经千兆网口推来的 512×300 RGB565 裸帧，入包、组帧与帧缓存管理都在 PL 内完成，这一路的像素不经处理器。一套坐标：缩放、旋转与双线性插值复用同一个逆映射算子。一条恒延迟链：六级算法按控制字逐位开关，任意组合整链延迟恒 15 拍。处理后的画面与原始画面在同一帧内左右并排，驱动 1024×600 的 HDMI 屏。片源三路共用这套通路：网口 UDP 流、SD 卡上的预转换帧序列、 PL 自绘的测试图卡；默认走网口，断流或拔卡自动回落，插回自动切回，全程不复位。盘上 src/rtl/hdmi/ 只有发送链，没有输入侧的接收逻辑；输入侧要加一颗 TMDS 接收芯片，作为下一步列在 4.1。</w:t>
+        <w:t xml:space="preserve">系统接收三种片源，输出一种画面：1024×600 的 HDMI 显示。默认片源是上位机经千兆网口推来的裸帧，入包、组帧与帧缓存管理都在 PL 内完成，像素不经处理器。缩放、旋转与双线性插值共用同一个逆映射算子，改一个不牵另一个。六级图像算法由一个九位控制字逐位开关，任何组合下整链延迟都是 15 拍，画面内容相对输入平移四行。</w:t>
       </w:r>
     </w:p>
     <w:p>
@@ -586,7 +261,23 @@
           <w:rFonts w:ascii="Times New Roman" w:eastAsia="宋体" w:hAnsi="Times New Roman"/>
           <w:sz w:val="24"/>
         </w:rPr>
-        <w:t xml:space="preserve">可调的项目是这三条的推论：缩放八档，另有呼吸与自适应满屏；旋转以 1° 步进；六级算法逐位开关；对照缝的位置 0 到 100 %。屏上五行 OSD 显示尺寸与帧率、片源、效果位、阈值、角度、缩放、缝位、时延和结温；链路的丢帧、坏帧与帧间隔由 PL 自己统计，走串口与调试口读，不叠在屏上。状态有三条读取路径——屏、串口（115200-8N1）、JTAG，读的是同一组寄存器。</w:t>
+        <w:t xml:space="preserve">最有用的一个特性是同帧左右对照：一条竖缝把屏分成两半，左半显示原始像素、右半显示处理后的像素，两半取自同一帧的同一时刻，缝的位置是运行时参数。几何算错、丢列或填充越界会直接以台阶或黑楔形出现在屏上，判断效果不再需要采集卡、录屏或第二块屏。</w:t>
+      </w:r>
+    </w:p>
+    <w:p>
+      <w:pPr>
+        <w:spacing w:after="120" w:line="360" w:lineRule="auto"/>
+        <w:ind w:firstLine="480"/>
+        <w:rPr>
+          <w:rFonts w:hint="eastAsia"/>
+        </w:rPr>
+      </w:pPr>
+      <w:r>
+        <w:rPr>
+          <w:rFonts w:ascii="Times New Roman" w:eastAsia="宋体" w:hAnsi="Times New Roman"/>
+          <w:sz w:val="24"/>
+        </w:rPr>
+        <w:t xml:space="preserve">屏上叠加五行字符，显示尺寸与帧率、片源、效果位、阈值、角度、缩放、缝位、时延和结温。链路的丢帧、坏帧与帧间隔由芯片自己统计，走串口与调试口读回，不占用画面。三路片源共用一块 DDR，切换与恢复都不需要复位。盘上 src/rtl/hdmi/ 只有发送链，接入外部 HDMI 信号要在输入侧另加一颗 TMDS 接收芯片，这一条作为下一步列在 4.1。</w:t>
       </w:r>
     </w:p>
     <w:p>
@@ -626,13 +317,7 @@
           <w:rFonts w:ascii="Times New Roman" w:eastAsia="宋体" w:hAnsi="Times New Roman"/>
           <w:sz w:val="24"/>
         </w:rPr>
-        <w:t xml:space="preserve">1. 机器视觉相机的现场监看。工业相机往网口推的是未压缩的裸帧，产线调试最常见的故障是丢包让画面缺一块，而现场
-   当时只能看到“卡了一下”。本系统收包、拼帧、显示全程不经处理器，丢帧与坏帧由芯片自己数出来、与画面同时
-   读得到，看画面的人同时看得到链路的质量。
-2. 嵌入式图像算法的现场调参。做 FPGA 图像流水线的人需要在同一帧上比较算法前后，并确认掉帧不是自己这一级造成
-   的。今天这件事要笔记本、采集卡和两块屏，而且 PC 上的预览与板上的流水线不是同一份代码。本系统的左右对照与
-   同源计数正对着这个需求。
-3. 教学与实验。83 支可复跑的台架、一键门禁和可复现的位流，使整套设计能被别人复跑和检验，而不只是被别人相信。</w:t>
+        <w:t xml:space="preserve">工业相机往网口推的是未压缩裸帧，产线调试最常见的故障是丢包让画面缺一块，而现场当时只看到"卡了一下"。本系统把丢帧与坏帧做成芯片内的计数，与画面同时读得到，看画面的人同时看得到链路质量。</w:t>
       </w:r>
     </w:p>
     <w:p>
@@ -648,7 +333,7 @@
           <w:rFonts w:ascii="Times New Roman" w:eastAsia="宋体" w:hAnsi="Times New Roman"/>
           <w:sz w:val="24"/>
         </w:rPr>
-        <w:t xml:space="preserve">2. 嵌入式图像算法的现场调参。做 FPGA 图像流水线的人需要在同一帧上比较算法前后，并确认掉帧不是自己这一级造成的。今天这件事要笔记本、采集卡和两块屏，而且 PC 上的预览与板上的流水线不是同一份代码。本系统的左右对照与同源计数正对着这个需求。</w:t>
+        <w:t xml:space="preserve">做 FPGA 图像流水线的人需要在同一帧上比较算法前后，还要确认掉帧不是自己这一级造成的。今天这件事要笔记本、采集卡和两块屏，PC 上的预览与板上的流水线还不是同一份代码；本系统的同帧对照与同源计数正对着这个需求。</w:t>
       </w:r>
     </w:p>
     <w:p>
@@ -664,7 +349,7 @@
           <w:rFonts w:ascii="Times New Roman" w:eastAsia="宋体" w:hAnsi="Times New Roman"/>
           <w:sz w:val="24"/>
         </w:rPr>
-        <w:t xml:space="preserve">3. 教学与实验。83 支可复跑的台架、一键门禁和可复现的位流，使整套设计能被别人复跑和检验，而不只是被别人相信。</w:t>
+        <w:t xml:space="preserve">教学与实验场合，83 支可复跑的仿真台架、一条命令的发布前检查和身份可核对的位流，使整套设计能被别人复跑和检验，而不只是被别人相信。</w:t>
       </w:r>
     </w:p>
     <w:p>
@@ -704,11 +389,7 @@
           <w:rFonts w:ascii="Times New Roman" w:eastAsia="宋体" w:hAnsi="Times New Roman"/>
           <w:sz w:val="24"/>
         </w:rPr>
-        <w:t xml:space="preserve">1. 千兆以太网栈全部用可编程逻辑实现，含 RGMII 收发、MAC、IPv4 与 UDP 解析、ARP 和 ICMP 应答。推流占满带宽时板子仍可 ping 通，控制通路不会被数据通路拖死。
-2. 三路片源共用一片 DDR，靠乒乓缓存与单一写入者仲裁管理。写入者的变更经三级同步才送到写侧，拔线拔卡引起的切换与恢复都不需要复位。
-3. 缩放、旋转与双线性插值共用同一组坐标运算单元，效果链延迟与开关组合无关。实际好处是增加算法或改参数时，读显存的调度不必重算。
-4. 跨时钟域共四处：异步 FIFO 的格雷码指针、带翻转位的快照同步、GPIO 电平的三条同步链、单一时钟域内的状态选择。跨域一律三级同步并钉 `ASYNC_REG`，格雷码指针链单独钉，时钟分组显式声明（`src/constraints/clock_groups_impl.xdc`），异步组之外的跨域路才进检查。
-5. RGMII 采样沿的位置不是试出来的：0 到 31 全档扫过，hold 每档约 +63 ps、setup 每档约 −92 ps，交点在 31.1，取 31（图7）。同一族最差格从出货值 26 档的 −1.185 ns 抬到 31 档的 −0.870 ns，抬幅 +0.315 ns 是实测值。</w:t>
+        <w:t xml:space="preserve">1. 千兆以太网栈全部用可编程逻辑实现，含 RGMII 收发、MAC、IPv4 与 UDP 解析、ARP 和 ICMP 应答。推流占满带宽时板子仍可 ping 通，控制通路不会被数据通路拖死。</w:t>
       </w:r>
     </w:p>
     <w:p>
@@ -724,28 +405,7 @@
           <w:rFonts w:ascii="Times New Roman" w:eastAsia="宋体" w:hAnsi="Times New Roman"/>
           <w:sz w:val="24"/>
         </w:rPr>
-        <w:t xml:space="preserve">2. </w:t>
-      </w:r>
-      <w:r>
-        <w:rPr>
-          <w:rFonts w:ascii="Times New Roman" w:eastAsia="宋体" w:hAnsi="Times New Roman"/>
-          <w:sz w:val="24"/>
-        </w:rPr>
-        <w:t>三路片源共用一片</w:t>
-      </w:r>
-      <w:r>
-        <w:rPr>
-          <w:rFonts w:ascii="Times New Roman" w:eastAsia="宋体" w:hAnsi="Times New Roman"/>
-          <w:sz w:val="24"/>
-        </w:rPr>
-        <w:t xml:space="preserve"> DDR</w:t>
-      </w:r>
-      <w:r>
-        <w:rPr>
-          <w:rFonts w:ascii="Times New Roman" w:eastAsia="宋体" w:hAnsi="Times New Roman"/>
-          <w:sz w:val="24"/>
-        </w:rPr>
-        <w:t>，用乒乓缓存和单一写入者仲裁管理。写入者的变更经过三级同步后才送到写侧，因此拔线、拔卡引起的切换和恢复都不需要复位。</w:t>
+        <w:t xml:space="preserve">2. 三路片源共用一片 DDR，用乒乓缓存与单一写入者仲裁管理。写入者的变更经三级同步才送到写侧，所以切换与恢复都不需要复位。</w:t>
       </w:r>
     </w:p>
     <w:p>
@@ -761,36 +421,7 @@
           <w:rFonts w:ascii="Times New Roman" w:eastAsia="宋体" w:hAnsi="Times New Roman"/>
           <w:sz w:val="24"/>
         </w:rPr>
-        <w:t xml:space="preserve">3. </w:t>
-      </w:r>
-      <w:r>
-        <w:rPr>
-          <w:rFonts w:ascii="Times New Roman" w:eastAsia="宋体" w:hAnsi="Times New Roman"/>
-          <w:sz w:val="24"/>
-        </w:rPr>
-        <w:t>缩放、旋转和双线性插值共用同一组坐标运算单元；效果链六级算法无论怎样</w:t>
-      </w:r>
-      <w:r>
-        <w:rPr>
-          <w:rFonts w:ascii="Times New Roman" w:eastAsia="宋体" w:hAnsi="Times New Roman"/>
-          <w:sz w:val="24"/>
-        </w:rPr>
-        <w:lastRenderedPageBreak/>
-        <w:t>组合，延迟都是</w:t>
-      </w:r>
-      <w:r>
-        <w:rPr>
-          <w:rFonts w:ascii="Times New Roman" w:eastAsia="宋体" w:hAnsi="Times New Roman"/>
-          <w:sz w:val="24"/>
-        </w:rPr>
-        <w:t xml:space="preserve"> 15 </w:t>
-      </w:r>
-      <w:r>
-        <w:rPr>
-          <w:rFonts w:ascii="Times New Roman" w:eastAsia="宋体" w:hAnsi="Times New Roman"/>
-          <w:sz w:val="24"/>
-        </w:rPr>
-        <w:t>拍。实际好处是增加算法或改参数时，读显存的调度不必重算。</w:t>
+        <w:t xml:space="preserve">3. 缩放、旋转与双线性插值共用同一组坐标运算单元，效果链延迟与开关组合无关。实际好处是增加算法或改参数时，读显存的调度不必重算。</w:t>
       </w:r>
     </w:p>
     <w:p>
@@ -806,42 +437,7 @@
           <w:rFonts w:ascii="Times New Roman" w:eastAsia="宋体" w:hAnsi="Times New Roman"/>
           <w:sz w:val="24"/>
         </w:rPr>
-        <w:t xml:space="preserve">4. </w:t>
-      </w:r>
-      <w:r>
-        <w:rPr>
-          <w:rFonts w:ascii="Times New Roman" w:eastAsia="宋体" w:hAnsi="Times New Roman"/>
-          <w:sz w:val="24"/>
-        </w:rPr>
-        <w:t>跨时钟域共四处，分别由异步</w:t>
-      </w:r>
-      <w:r>
-        <w:rPr>
-          <w:rFonts w:ascii="Times New Roman" w:eastAsia="宋体" w:hAnsi="Times New Roman"/>
-          <w:sz w:val="24"/>
-        </w:rPr>
-        <w:t xml:space="preserve"> FIFO </w:t>
-      </w:r>
-      <w:r>
-        <w:rPr>
-          <w:rFonts w:ascii="Times New Roman" w:eastAsia="宋体" w:hAnsi="Times New Roman"/>
-          <w:sz w:val="24"/>
-        </w:rPr>
-        <w:t>的格雷码指针、带翻转位的快照同步、</w:t>
-      </w:r>
-      <w:r>
-        <w:rPr>
-          <w:rFonts w:ascii="Times New Roman" w:eastAsia="宋体" w:hAnsi="Times New Roman"/>
-          <w:sz w:val="24"/>
-        </w:rPr>
-        <w:t xml:space="preserve">GPIO </w:t>
-      </w:r>
-      <w:r>
-        <w:rPr>
-          <w:rFonts w:ascii="Times New Roman" w:eastAsia="宋体" w:hAnsi="Times New Roman"/>
-          <w:sz w:val="24"/>
-        </w:rPr>
-        <w:t>电平的三条同步链和单一时钟域内的状态选择承担，约束中逐条对应。</w:t>
+        <w:t xml:space="preserve">4. 跨时钟域共四处：异步 FIFO 的格雷码指针、带翻转位的快照同步、GPIO 电平的三条同步链、单一时钟域内的状态选择。跨域一律三级同步并钉 ASYNC_REG，格雷码指针链单独钉，时钟分组显式声明（src/constraints/clock_groups_impl.xdc），异步组之外的跨域路才进时序检查。</w:t>
       </w:r>
     </w:p>
     <w:p>
@@ -857,7 +453,7 @@
           <w:rFonts w:ascii="Times New Roman" w:eastAsia="宋体" w:hAnsi="Times New Roman"/>
           <w:sz w:val="24"/>
         </w:rPr>
-        <w:t xml:space="preserve">5. RGMII 采样沿的位置由延迟单元全档扫描确定，取值落在 setup 与 hold 的交叉点上。全设计时序零违例，构建与验证可以一键复现，位流固化到 QSPI 后断电冷上电，串口出字。</w:t>
+        <w:t xml:space="preserve">5. RGMII 采样沿的位置是算出来再扫出来的：0 到 31 全档扫描，hold 每档约 +63 ps、setup 每档约 −92 ps，两线交点在 31.1，因此取 31（图7）。同一族最差格从出厂值 26 档的 −1.185 ns 抬到 31 档的 −0.870 ns，抬幅 +0.315 ns 是实测值。</w:t>
       </w:r>
     </w:p>
     <w:p>
@@ -897,7 +493,7 @@
           <w:rFonts w:ascii="Times New Roman" w:eastAsia="宋体" w:hAnsi="Times New Roman"/>
           <w:sz w:val="24"/>
         </w:rPr>
-        <w:t xml:space="preserve">下表只列已经量到的项目，读数取自同一次构建的报告与实测记录。绝对数出自 `build/utilization.rpt` 与 `build/timing_summary.rpt`，与指标表 `data/metrics.csv` 同源；两处不一致时，以证据件为准。</w:t>
+        <w:t xml:space="preserve">只列已经量到的项目。绝对数取自 build/utilization.rpt 与 build/timing_summary.rpt，与指标表 data/metrics.csv 同源；两处不一致时以证据件为准。百分数按现件写，不做换算。</w:t>
       </w:r>
     </w:p>
     <w:tbl>
@@ -1332,7 +928,7 @@
                 <w:rFonts w:ascii="Times New Roman" w:eastAsia="宋体" w:hAnsi="Times New Roman"/>
                 <w:sz w:val="18"/>
               </w:rPr>
-              <w:t>不限速打到目标 120 fps（约 36 MB/s、287 Mbps）共 960 帧不丢字；尚未压到过载点，这一格是下界不是最大值</w:t>
+              <w:t xml:space="preserve">不限速打到目标 120 fps（约 36 MB/s、287 Mbps）共 960 帧不丢字；还没压到过载点，所以这一格是下界不是最大值</w:t>
             </w:r>
           </w:p>
         </w:tc>
@@ -1871,7 +1467,7 @@
                 <w:rFonts w:ascii="Times New Roman" w:eastAsia="宋体" w:hAnsi="Times New Roman"/>
                 <w:sz w:val="18"/>
               </w:rPr>
-              <w:t xml:space="preserve">工具估算值，置信度 Low（无仿真活动文件输入），不是实测</w:t>
+              <w:t xml:space="preserve">工具估算值，置信度 Low（没有仿真活动文件输入），不是实测</w:t>
             </w:r>
           </w:p>
         </w:tc>
@@ -1916,7 +1512,7 @@
                 <w:rFonts w:ascii="Times New Roman" w:eastAsia="宋体" w:hAnsi="Times New Roman"/>
                 <w:sz w:val="18"/>
               </w:rPr>
-              <w:t xml:space="preserve">整屏逐像素判据 165 条全过；一键门禁 24 项全部判定、0 红</w:t>
+              <w:t xml:space="preserve">整屏逐像素判据 165 条全过；发布前自动检查 24 项全部判定、0 项不通过</w:t>
             </w:r>
           </w:p>
         </w:tc>
@@ -1936,7 +1532,7 @@
                 <w:rFonts w:ascii="Times New Roman" w:eastAsia="宋体" w:hAnsi="Times New Roman"/>
                 <w:sz w:val="18"/>
               </w:rPr>
-              <w:t xml:space="preserve">门禁末行 GATES: ALL PASS（24 项全部判定），随包件在 build/reports/；台架留档 build/tb_v98_report.txt 头部带 top_md5=c778dc4416b3、tb_md5=3975c335ab26、rtl_md5=93938780ccd6，与现树同批</w:t>
+              <w:t xml:space="preserve">检查末行 GATES: ALL PASS（24 项全部判定），随包件在 build/reports/；整屏台架留档 build/tb_v98_report.txt 头部带 top_md5=c778dc4416b3、tb_md5=3975c335ab26、rtl_md5=93938780ccd6，与现树同批</w:t>
             </w:r>
           </w:p>
         </w:tc>
@@ -2001,12 +1597,28 @@
                 <w:rFonts w:ascii="Times New Roman" w:eastAsia="宋体" w:hAnsi="Times New Roman"/>
                 <w:sz w:val="18"/>
               </w:rPr>
-              <w:t xml:space="preserve">断电冷上电的串口出字停在口头确认级，文本未留档；105 条命令回归上一版 98.2 秒全过，本版还没重跑</w:t>
+              <w:t xml:space="preserve">断电重上电的串口记录尚未归档，这一格不写成已验证自启；105 条串口命令回归上一版 98.2 秒全过，本版还没重跑</w:t>
             </w:r>
           </w:p>
         </w:tc>
       </w:tr>
     </w:tbl>
+    <w:p>
+      <w:pPr>
+        <w:spacing w:after="120" w:line="360" w:lineRule="auto"/>
+        <w:ind w:firstLine="480"/>
+        <w:rPr>
+          <w:rFonts w:hint="eastAsia"/>
+        </w:rPr>
+      </w:pPr>
+      <w:r>
+        <w:rPr>
+          <w:rFonts w:ascii="Times New Roman" w:eastAsia="宋体" w:hAnsi="Times New Roman"/>
+          <w:sz w:val="24"/>
+        </w:rPr>
+        <w:t xml:space="preserve">250 MHz 串行域（clkout1_1）不设时序检查项，这笔欠账记在 4.1。被异步时钟组屏蔽的跨域路径上，检查脚本按基线核减 CDC 报告的 Critical 配对（基线 4 行、本版 2 行），判"配对不新增、unsafe 不增长"；被核减的两条原因未查证，只登记不写成改进。</w:t>
+      </w:r>
+    </w:p>
     <w:p>
       <w:pPr>
         <w:spacing w:after="40" w:line="360" w:lineRule="auto"/>
@@ -2052,9 +1664,7 @@
           <w:rFonts w:ascii="Times New Roman" w:eastAsia="宋体" w:hAnsi="Times New Roman"/>
           <w:sz w:val="24"/>
         </w:rPr>
-        <w:t xml:space="preserve">1. 同一帧内的左右对照显示。一条竖缝，左半原始像素、右半处理后像素，两半同帧同一时刻，缝位运行时可调。判断算法效果不再需要采集卡和录屏。
-2. 与算法开关无关的延迟不变式。六级链任意组合都是 15 拍：每级自维护列标签，输出抽头按该级前的累积拍数选取。延迟恒定，缝才能放在任意列而不错位。
-3. 换源与恢复都发生在消隐窗口内。三路片源共用一块 DDR、由单一写入者仲裁，拔线拔卡自动换源、插回即切回，全程不复位，屏上看不到半帧。</w:t>
+        <w:t xml:space="preserve">1. 同一帧内的左右对照显示。一条竖缝，左半原始像素、右半处理后像素，两半同帧同一时刻，缝位运行时可调。判断算法效果不再需要采集卡和录屏。</w:t>
       </w:r>
     </w:p>
     <w:p>
@@ -2070,7 +1680,7 @@
           <w:rFonts w:ascii="Times New Roman" w:eastAsia="宋体" w:hAnsi="Times New Roman"/>
           <w:sz w:val="24"/>
         </w:rPr>
-        <w:t xml:space="preserve">2. 与算法开关无关的延迟不变式。六级链任意组合都是 15 拍：每级自维护列标签，抽头按该级前的累积拍数选。延迟恒定，缝可放在任意列而不错位。</w:t>
+        <w:t xml:space="preserve">2. 与算法开关无关的延迟不变式。六级链任意组合都是 15 拍：每级自维护列标签，输出抽头按该级前的累积拍数选取。延迟恒定，缝才能放在任意列而不错位。</w:t>
       </w:r>
     </w:p>
     <w:p>
@@ -2086,7 +1696,7 @@
           <w:rFonts w:ascii="Times New Roman" w:eastAsia="宋体" w:hAnsi="Times New Roman"/>
           <w:sz w:val="24"/>
         </w:rPr>
-        <w:t xml:space="preserve">3. 换源与恢复都发生在消隐窗口内。三路片源共用一块 DDR 由单一写入者仲裁，拔线拔卡自动换源、插回即切回，全程不复位，屏上不见半帧。</w:t>
+        <w:t xml:space="preserve">3. 换源与恢复都发生在消隐窗口内。三路片源共用一块 DDR、由单一写入者仲裁，拔线拔卡自动换源、插回即切回，全程不复位，屏上看不到半帧。</w:t>
       </w:r>
     </w:p>
     <w:p>
@@ -2126,7 +1736,55 @@
           <w:rFonts w:ascii="Times New Roman" w:eastAsia="宋体" w:hAnsi="Times New Roman"/>
           <w:sz w:val="24"/>
         </w:rPr>
-        <w:t xml:space="preserve">划分依据是每像素 20 纳秒的预算。在 50 MHz 像素率下，任何逐像素的操作放进软件都会掉帧，因此协议、几何、算法和混合全部落在 PL，文件系统、命令解析和温度采样落在 PS。实现按自底向上推进，每写完一个模块就配一支仿真台架，共 83 支。上板阶段做 36 行人眼验收和 105 条串口命令回归，把位流写进 QSPI 并逐字节回读一致（分层证据见 1.4），最后用 24 项一键门禁与整屏逐像素台架把结论固定下来。从空工程到出位流的构建入口是一条批处理脚本（build/tcl/build_system_axigpio.tcl），一键门禁跑 bash build/gates.sh。</w:t>
+        <w:t xml:space="preserve">起点是硬指标：屏 1024×600 @ 59.5 Hz 连续出图，片源 512×300 @ 30 fps。50 MHz 像素率下每像素只有 20 纳秒预算，逐像素操作放进软件就掉帧，软硬件划分由此定。</w:t>
+      </w:r>
+    </w:p>
+    <w:p>
+      <w:pPr>
+        <w:spacing w:after="120" w:line="360" w:lineRule="auto"/>
+        <w:ind w:firstLine="480"/>
+        <w:rPr>
+          <w:rFonts w:hint="eastAsia"/>
+        </w:rPr>
+      </w:pPr>
+      <w:r>
+        <w:rPr>
+          <w:rFonts w:ascii="Times New Roman" w:eastAsia="宋体" w:hAnsi="Times New Roman"/>
+          <w:sz w:val="24"/>
+        </w:rPr>
+        <w:t xml:space="preserve">实现自底向上：先打通以太网收口，再做帧的进出与乒乓缓存，然后沿显示通路逐级搭起来。每个模块配一支台架，接口靠台架钉住。</w:t>
+      </w:r>
+    </w:p>
+    <w:p>
+      <w:pPr>
+        <w:spacing w:after="120" w:line="360" w:lineRule="auto"/>
+        <w:ind w:firstLine="480"/>
+        <w:rPr>
+          <w:rFonts w:hint="eastAsia"/>
+        </w:rPr>
+      </w:pPr>
+      <w:r>
+        <w:rPr>
+          <w:rFonts w:ascii="Times New Roman" w:eastAsia="宋体" w:hAnsi="Times New Roman"/>
+          <w:sz w:val="24"/>
+        </w:rPr>
+        <w:t xml:space="preserve">联调分两步：先确认屏上出图正确，再把芯片内计数读出来与画面核对；问题能复现才修，修完回跑同一支台架。</w:t>
+      </w:r>
+    </w:p>
+    <w:p>
+      <w:pPr>
+        <w:spacing w:after="120" w:line="360" w:lineRule="auto"/>
+        <w:ind w:firstLine="480"/>
+        <w:rPr>
+          <w:rFonts w:hint="eastAsia"/>
+        </w:rPr>
+      </w:pPr>
+      <w:r>
+        <w:rPr>
+          <w:rFonts w:ascii="Times New Roman" w:eastAsia="宋体" w:hAnsi="Times New Roman"/>
+          <w:sz w:val="24"/>
+        </w:rPr>
+        <w:t xml:space="preserve">发布阶段把位流与固件写进 QSPI 并逐字节回读，再跑 24 项自动检查与 165 条整屏判据；命令见 3.2.2。</w:t>
       </w:r>
     </w:p>
     <w:p>
@@ -3141,312 +2799,7 @@
           <w:rFonts w:ascii="Times New Roman" w:eastAsia="宋体" w:hAnsi="Times New Roman"/>
           <w:sz w:val="24"/>
         </w:rPr>
-        <w:t xml:space="preserve">数据流沿图1 上排自左向右。上位机推流的报文经 RGMII 进入 `u_eth`，在那里完成协议解析和帧重组；随后 `u_eth`
-作为 AXI 主设备，通过 `u_bd` 的 HP0 端口把帧写进片外 DDR3；显示时 `u_pl` 从同一块 DDR 把帧读回来，经几何、
-效果链和混合后串行出屏。控制方向上，PS 的 `main.c` 把参数一次整字写入三个 AXI GPIO 从设备，PL 侧收到对应
-的三束信号；状态则通过一条 32 位的通道回读，上位机用 JTAG 读写的是同一组寄存器，因此不需要第四个通道。
-四处跨时钟域的安排见图2。</w:t>
-      </w:r>
-      <w:r>
-        <w:rPr>
-          <w:rFonts w:ascii="Times New Roman" w:eastAsia="宋体" w:hAnsi="Times New Roman"/>
-          <w:sz w:val="24"/>
-        </w:rPr>
-        <w:t xml:space="preserve"/>
-      </w:r>
-      <w:r>
-        <w:rPr>
-          <w:rFonts w:ascii="Times New Roman" w:eastAsia="宋体" w:hAnsi="Times New Roman"/>
-          <w:sz w:val="24"/>
-        </w:rPr>
-        <w:t xml:space="preserve"/>
-      </w:r>
-      <w:r>
-        <w:rPr>
-          <w:rFonts w:ascii="Times New Roman" w:eastAsia="宋体" w:hAnsi="Times New Roman"/>
-          <w:sz w:val="24"/>
-        </w:rPr>
-        <w:t xml:space="preserve"/>
-      </w:r>
-      <w:r>
-        <w:rPr>
-          <w:rFonts w:ascii="Times New Roman" w:eastAsia="宋体" w:hAnsi="Times New Roman"/>
-          <w:sz w:val="24"/>
-        </w:rPr>
-        <w:t xml:space="preserve"/>
-      </w:r>
-      <w:r>
-        <w:rPr>
-          <w:rFonts w:ascii="Times New Roman" w:eastAsia="宋体" w:hAnsi="Times New Roman"/>
-          <w:sz w:val="24"/>
-        </w:rPr>
-        <w:t xml:space="preserve"/>
-      </w:r>
-      <w:r>
-        <w:rPr>
-          <w:rFonts w:ascii="Consolas" w:eastAsia="宋体" w:hAnsi="Consolas"/>
-          <w:sz w:val="22"/>
-        </w:rPr>
-        <w:t xml:space="preserve"/>
-      </w:r>
-      <w:r>
-        <w:rPr>
-          <w:rFonts w:ascii="Times New Roman" w:eastAsia="宋体" w:hAnsi="Times New Roman"/>
-          <w:sz w:val="24"/>
-        </w:rPr>
-        <w:t xml:space="preserve"/>
-      </w:r>
-      <w:r>
-        <w:rPr>
-          <w:rFonts w:ascii="Times New Roman" w:eastAsia="宋体" w:hAnsi="Times New Roman"/>
-          <w:sz w:val="24"/>
-        </w:rPr>
-        <w:t xml:space="preserve"/>
-      </w:r>
-      <w:r>
-        <w:rPr>
-          <w:rFonts w:ascii="Consolas" w:eastAsia="宋体" w:hAnsi="Consolas"/>
-          <w:sz w:val="22"/>
-        </w:rPr>
-        <w:t xml:space="preserve"/>
-      </w:r>
-      <w:r>
-        <w:rPr>
-          <w:rFonts w:ascii="Times New Roman" w:eastAsia="宋体" w:hAnsi="Times New Roman"/>
-          <w:sz w:val="24"/>
-        </w:rPr>
-        <w:t xml:space="preserve"/>
-      </w:r>
-      <w:r>
-        <w:rPr>
-          <w:rFonts w:ascii="Times New Roman" w:eastAsia="宋体" w:hAnsi="Times New Roman"/>
-          <w:sz w:val="24"/>
-        </w:rPr>
-        <w:t xml:space="preserve"/>
-      </w:r>
-      <w:r>
-        <w:rPr>
-          <w:rFonts w:ascii="Times New Roman" w:eastAsia="宋体" w:hAnsi="Times New Roman"/>
-          <w:sz w:val="24"/>
-        </w:rPr>
-        <w:t xml:space="preserve"/>
-      </w:r>
-      <w:r>
-        <w:rPr>
-          <w:rFonts w:ascii="Times New Roman" w:eastAsia="宋体" w:hAnsi="Times New Roman"/>
-          <w:sz w:val="24"/>
-        </w:rPr>
-        <w:t xml:space="preserve"/>
-      </w:r>
-      <w:r>
-        <w:rPr>
-          <w:rFonts w:ascii="Times New Roman" w:eastAsia="宋体" w:hAnsi="Times New Roman"/>
-          <w:sz w:val="24"/>
-        </w:rPr>
-        <w:t xml:space="preserve"/>
-      </w:r>
-      <w:r>
-        <w:rPr>
-          <w:rFonts w:ascii="Consolas" w:eastAsia="宋体" w:hAnsi="Consolas"/>
-          <w:sz w:val="22"/>
-        </w:rPr>
-        <w:t xml:space="preserve"/>
-      </w:r>
-      <w:r>
-        <w:rPr>
-          <w:rFonts w:ascii="Times New Roman" w:eastAsia="宋体" w:hAnsi="Times New Roman"/>
-          <w:sz w:val="24"/>
-        </w:rPr>
-        <w:t xml:space="preserve"/>
-      </w:r>
-      <w:r>
-        <w:rPr>
-          <w:rFonts w:ascii="Times New Roman" w:eastAsia="宋体" w:hAnsi="Times New Roman"/>
-          <w:sz w:val="24"/>
-        </w:rPr>
-        <w:t xml:space="preserve"/>
-      </w:r>
-      <w:r>
-        <w:rPr>
-          <w:rFonts w:ascii="Times New Roman" w:eastAsia="宋体" w:hAnsi="Times New Roman"/>
-          <w:sz w:val="24"/>
-        </w:rPr>
-        <w:t xml:space="preserve"/>
-      </w:r>
-      <w:r>
-        <w:rPr>
-          <w:rFonts w:ascii="Times New Roman" w:eastAsia="宋体" w:hAnsi="Times New Roman"/>
-          <w:sz w:val="24"/>
-        </w:rPr>
-        <w:t xml:space="preserve"/>
-      </w:r>
-      <w:r>
-        <w:rPr>
-          <w:rFonts w:ascii="Times New Roman" w:eastAsia="宋体" w:hAnsi="Times New Roman"/>
-          <w:sz w:val="24"/>
-        </w:rPr>
-        <w:t xml:space="preserve"/>
-      </w:r>
-      <w:r>
-        <w:rPr>
-          <w:rFonts w:ascii="Times New Roman" w:eastAsia="宋体" w:hAnsi="Times New Roman"/>
-          <w:sz w:val="24"/>
-        </w:rPr>
-        <w:t xml:space="preserve"/>
-      </w:r>
-      <w:r>
-        <w:rPr>
-          <w:rFonts w:ascii="Times New Roman" w:eastAsia="宋体" w:hAnsi="Times New Roman"/>
-          <w:sz w:val="24"/>
-        </w:rPr>
-        <w:t xml:space="preserve"/>
-      </w:r>
-      <w:r>
-        <w:rPr>
-          <w:rFonts w:ascii="Consolas" w:eastAsia="宋体" w:hAnsi="Consolas"/>
-          <w:sz w:val="22"/>
-        </w:rPr>
-        <w:t xml:space="preserve"/>
-      </w:r>
-      <w:r>
-        <w:rPr>
-          <w:rFonts w:ascii="Times New Roman" w:eastAsia="宋体" w:hAnsi="Times New Roman"/>
-          <w:sz w:val="24"/>
-        </w:rPr>
-        <w:t xml:space="preserve"/>
-      </w:r>
-      <w:r>
-        <w:rPr>
-          <w:rFonts w:ascii="Times New Roman" w:eastAsia="宋体" w:hAnsi="Times New Roman"/>
-          <w:sz w:val="24"/>
-        </w:rPr>
-        <w:t xml:space="preserve"/>
-      </w:r>
-      <w:r>
-        <w:rPr>
-          <w:rFonts w:ascii="Times New Roman" w:eastAsia="宋体" w:hAnsi="Times New Roman"/>
-          <w:sz w:val="24"/>
-        </w:rPr>
-        <w:t xml:space="preserve"/>
-      </w:r>
-      <w:r>
-        <w:rPr>
-          <w:rFonts w:ascii="Times New Roman" w:eastAsia="宋体" w:hAnsi="Times New Roman"/>
-          <w:sz w:val="24"/>
-        </w:rPr>
-        <w:t xml:space="preserve"/>
-      </w:r>
-      <w:r>
-        <w:rPr>
-          <w:rFonts w:ascii="Times New Roman" w:eastAsia="宋体" w:hAnsi="Times New Roman"/>
-          <w:sz w:val="24"/>
-        </w:rPr>
-        <w:t xml:space="preserve"/>
-      </w:r>
-      <w:r>
-        <w:rPr>
-          <w:rFonts w:ascii="Times New Roman" w:eastAsia="宋体" w:hAnsi="Times New Roman"/>
-          <w:sz w:val="24"/>
-        </w:rPr>
-        <w:t xml:space="preserve"/>
-      </w:r>
-      <w:r>
-        <w:rPr>
-          <w:rFonts w:ascii="Times New Roman" w:eastAsia="宋体" w:hAnsi="Times New Roman"/>
-          <w:sz w:val="24"/>
-        </w:rPr>
-        <w:t xml:space="preserve"/>
-      </w:r>
-      <w:r>
-        <w:rPr>
-          <w:rFonts w:ascii="Consolas" w:eastAsia="宋体" w:hAnsi="Consolas"/>
-          <w:sz w:val="22"/>
-        </w:rPr>
-        <w:t xml:space="preserve"/>
-      </w:r>
-      <w:r>
-        <w:rPr>
-          <w:rFonts w:ascii="Times New Roman" w:eastAsia="宋体" w:hAnsi="Times New Roman"/>
-          <w:sz w:val="24"/>
-        </w:rPr>
-        <w:t xml:space="preserve"/>
-      </w:r>
-      <w:r>
-        <w:rPr>
-          <w:rFonts w:ascii="Times New Roman" w:eastAsia="宋体" w:hAnsi="Times New Roman"/>
-          <w:sz w:val="24"/>
-        </w:rPr>
-        <w:t xml:space="preserve"/>
-      </w:r>
-      <w:r>
-        <w:rPr>
-          <w:rFonts w:ascii="Times New Roman" w:eastAsia="宋体" w:hAnsi="Times New Roman"/>
-          <w:sz w:val="24"/>
-        </w:rPr>
-        <w:t xml:space="preserve"/>
-      </w:r>
-      <w:r>
-        <w:rPr>
-          <w:rFonts w:ascii="Times New Roman" w:eastAsia="宋体" w:hAnsi="Times New Roman"/>
-          <w:sz w:val="24"/>
-        </w:rPr>
-        <w:t xml:space="preserve"/>
-      </w:r>
-      <w:r>
-        <w:rPr>
-          <w:rFonts w:ascii="Times New Roman" w:eastAsia="宋体" w:hAnsi="Times New Roman"/>
-          <w:sz w:val="24"/>
-        </w:rPr>
-        <w:t xml:space="preserve"/>
-      </w:r>
-      <w:r>
-        <w:rPr>
-          <w:rFonts w:ascii="Times New Roman" w:eastAsia="宋体" w:hAnsi="Times New Roman"/>
-          <w:sz w:val="24"/>
-        </w:rPr>
-        <w:t xml:space="preserve"/>
-      </w:r>
-      <w:r>
-        <w:rPr>
-          <w:rFonts w:ascii="Times New Roman" w:eastAsia="宋体" w:hAnsi="Times New Roman"/>
-          <w:sz w:val="24"/>
-        </w:rPr>
-        <w:t xml:space="preserve"/>
-      </w:r>
-      <w:r>
-        <w:rPr>
-          <w:rFonts w:ascii="Times New Roman" w:eastAsia="宋体" w:hAnsi="Times New Roman"/>
-          <w:sz w:val="24"/>
-        </w:rPr>
-        <w:t xml:space="preserve"/>
-      </w:r>
-      <w:r>
-        <w:rPr>
-          <w:rFonts w:ascii="Times New Roman" w:eastAsia="宋体" w:hAnsi="Times New Roman"/>
-          <w:sz w:val="24"/>
-        </w:rPr>
-        <w:t xml:space="preserve"/>
-      </w:r>
-      <w:r>
-        <w:rPr>
-          <w:rFonts w:ascii="Times New Roman" w:eastAsia="宋体" w:hAnsi="Times New Roman"/>
-          <w:sz w:val="24"/>
-        </w:rPr>
-        <w:t xml:space="preserve"/>
-      </w:r>
-      <w:r>
-        <w:rPr>
-          <w:rFonts w:ascii="Times New Roman" w:eastAsia="宋体" w:hAnsi="Times New Roman"/>
-          <w:sz w:val="24"/>
-        </w:rPr>
-        <w:t xml:space="preserve"/>
-      </w:r>
-      <w:r>
-        <w:rPr>
-          <w:rFonts w:ascii="Times New Roman" w:eastAsia="宋体" w:hAnsi="Times New Roman"/>
-          <w:sz w:val="24"/>
-        </w:rPr>
-        <w:t xml:space="preserve"/>
+        <w:t xml:space="preserve">数据流沿上排自左向右：报文经 RGMII 进 u_eth 完成解析与组帧，u_eth 作为 AXI 主设备通过 u_bd 的 HP0 端口把帧写进片外 DDR3；显示时 u_pl 从同一块 DDR 读回，经几何、效果链与混合后串行出屏。PS 的 main.c 把参数一次整字写入三个 AXI GPIO 从设备，状态经一条 32 位通道回读；上位机用 JTAG 读写的是同一组寄存器，所以不需要第四个通道。四处跨时钟域的安排见图2。</w:t>
       </w:r>
     </w:p>
     <w:p>
@@ -4615,140 +3968,7 @@
           <w:rFonts w:ascii="Times New Roman" w:eastAsia="宋体" w:hAnsi="Times New Roman"/>
           <w:sz w:val="24"/>
         </w:rPr>
-        <w:t xml:space="preserve">PHY </w:t>
-      </w:r>
-      <w:r>
-        <w:rPr>
-          <w:rFonts w:ascii="Times New Roman" w:eastAsia="宋体" w:hAnsi="Times New Roman"/>
-          <w:sz w:val="24"/>
-        </w:rPr>
-        <w:t>有两点需要说明，它们直接影响约束和判据怎么写。第一，</w:t>
-      </w:r>
-      <w:r>
-        <w:rPr>
-          <w:rFonts w:ascii="Times New Roman" w:eastAsia="宋体" w:hAnsi="Times New Roman"/>
-          <w:sz w:val="24"/>
-        </w:rPr>
-        <w:t xml:space="preserve">PHY </w:t>
-      </w:r>
-      <w:r>
-        <w:rPr>
-          <w:rFonts w:ascii="Times New Roman" w:eastAsia="宋体" w:hAnsi="Times New Roman"/>
-          <w:sz w:val="24"/>
-        </w:rPr>
-        <w:t>的延迟配置脚与两位数据脚是复用的，板上用电阻把它们上拉，结果是</w:t>
-      </w:r>
-      <w:r>
-        <w:rPr>
-          <w:rFonts w:ascii="Times New Roman" w:eastAsia="宋体" w:hAnsi="Times New Roman"/>
-          <w:sz w:val="24"/>
-        </w:rPr>
-        <w:t xml:space="preserve"> PHY </w:t>
-      </w:r>
-      <w:r>
-        <w:rPr>
-          <w:rFonts w:ascii="Times New Roman" w:eastAsia="宋体" w:hAnsi="Times New Roman"/>
-          <w:sz w:val="24"/>
-        </w:rPr>
-        <w:t>主动把大约</w:t>
-      </w:r>
-      <w:r>
-        <w:rPr>
-          <w:rFonts w:ascii="Times New Roman" w:eastAsia="宋体" w:hAnsi="Times New Roman"/>
-          <w:sz w:val="24"/>
-        </w:rPr>
-        <w:t xml:space="preserve"> 2 </w:t>
-      </w:r>
-      <w:r>
-        <w:rPr>
-          <w:rFonts w:ascii="Times New Roman" w:eastAsia="宋体" w:hAnsi="Times New Roman"/>
-          <w:sz w:val="24"/>
-        </w:rPr>
-        <w:t>纳秒的延迟加在接收时钟上，收口采样窗要按这个偏置来摆。第二，实测发现链路断开时这颗</w:t>
-      </w:r>
-      <w:r>
-        <w:rPr>
-          <w:rFonts w:ascii="Times New Roman" w:eastAsia="宋体" w:hAnsi="Times New Roman"/>
-          <w:sz w:val="24"/>
-        </w:rPr>
-        <w:t xml:space="preserve"> PHY </w:t>
-      </w:r>
-      <w:r>
-        <w:rPr>
-          <w:rFonts w:ascii="Times New Roman" w:eastAsia="宋体" w:hAnsi="Times New Roman"/>
-          <w:sz w:val="24"/>
-        </w:rPr>
-        <w:t>并不停止输出接收时钟，而是把它放慢到约</w:t>
-      </w:r>
-      <w:r>
-        <w:rPr>
-          <w:rFonts w:ascii="Times New Roman" w:eastAsia="宋体" w:hAnsi="Times New Roman"/>
-          <w:sz w:val="24"/>
-        </w:rPr>
-        <w:t xml:space="preserve"> 2.5 MHz</w:t>
-      </w:r>
-      <w:r>
-        <w:rPr>
-          <w:rFonts w:ascii="Times New Roman" w:eastAsia="宋体" w:hAnsi="Times New Roman"/>
-          <w:sz w:val="24"/>
-        </w:rPr>
-        <w:t>。也就是说</w:t>
-      </w:r>
-      <w:r>
-        <w:rPr>
-          <w:rFonts w:ascii="Times New Roman" w:eastAsia="宋体" w:hAnsi="Times New Roman"/>
-          <w:sz w:val="24"/>
-        </w:rPr>
-        <w:t>“</w:t>
-      </w:r>
-      <w:r>
-        <w:rPr>
-          <w:rFonts w:ascii="Times New Roman" w:eastAsia="宋体" w:hAnsi="Times New Roman"/>
-          <w:sz w:val="24"/>
-        </w:rPr>
-        <w:t>没有收到帧</w:t>
-      </w:r>
-      <w:r>
-        <w:rPr>
-          <w:rFonts w:ascii="Times New Roman" w:eastAsia="宋体" w:hAnsi="Times New Roman"/>
-          <w:sz w:val="24"/>
-        </w:rPr>
-        <w:t>”</w:t>
-      </w:r>
-      <w:r>
-        <w:rPr>
-          <w:rFonts w:ascii="Times New Roman" w:eastAsia="宋体" w:hAnsi="Times New Roman"/>
-          <w:sz w:val="24"/>
-        </w:rPr>
-        <w:t>和</w:t>
-      </w:r>
-      <w:r>
-        <w:rPr>
-          <w:rFonts w:ascii="Times New Roman" w:eastAsia="宋体" w:hAnsi="Times New Roman"/>
-          <w:sz w:val="24"/>
-        </w:rPr>
-        <w:t xml:space="preserve"> “</w:t>
-      </w:r>
-      <w:r>
-        <w:rPr>
-          <w:rFonts w:ascii="Times New Roman" w:eastAsia="宋体" w:hAnsi="Times New Roman"/>
-          <w:sz w:val="24"/>
-        </w:rPr>
-        <w:t>用来计时的时钟已经不准</w:t>
-      </w:r>
-      <w:r>
-        <w:rPr>
-          <w:rFonts w:ascii="Times New Roman" w:eastAsia="宋体" w:hAnsi="Times New Roman"/>
-          <w:sz w:val="24"/>
-        </w:rPr>
-        <w:t>”</w:t>
-      </w:r>
-      <w:r>
-        <w:rPr>
-          <w:rFonts w:ascii="Times New Roman" w:eastAsia="宋体" w:hAnsi="Times New Roman"/>
-          <w:sz w:val="24"/>
-        </w:rPr>
-        <w:t>是两件事，判断链路是否活着时必须同时看后者。</w:t>
+        <w:t xml:space="preserve">PHY 有两点直接决定约束与判据怎么写。它的延迟配置脚与两位数据脚是复用的，板上用电阻上拉，结果是 PHY 主动把大约 2 ns 延迟加在接收时钟上，收口采样窗要按这个偏置来摆。另外实测发现链路断开时这颗 PHY 并不停止输出接收时钟，而是把它放慢到约 2.5 MHz（正常值的约 1/48）——"没有收到帧"和"用来计时的时钟已经不准"是两件事，判断链路是否活着必须同时看后者，这一条落到 2.2.3 第 (5) 条。</w:t>
       </w:r>
     </w:p>
     <w:p>
@@ -4856,35 +4076,7 @@
           <w:rFonts w:ascii="Times New Roman" w:eastAsia="宋体" w:hAnsi="Times New Roman"/>
           <w:sz w:val="24"/>
         </w:rPr>
-        <w:t xml:space="preserve">以下按信号流从入口到屏逐级说明各模块的输入、输出与关键电路，通路细节见图3 与图4。</w:t>
-      </w:r>
-      <w:r>
-        <w:rPr>
-          <w:rFonts w:ascii="Times New Roman" w:eastAsia="宋体" w:hAnsi="Times New Roman"/>
-          <w:sz w:val="24"/>
-        </w:rPr>
-        <w:t xml:space="preserve"/>
-      </w:r>
-      <w:r>
-        <w:rPr>
-          <w:rFonts w:ascii="Times New Roman" w:eastAsia="宋体" w:hAnsi="Times New Roman"/>
-          <w:sz w:val="24"/>
-        </w:rPr>
-        <w:t xml:space="preserve"/>
-      </w:r>
-      <w:r>
-        <w:rPr>
-          <w:rFonts w:ascii="Times New Roman" w:eastAsia="宋体" w:hAnsi="Times New Roman"/>
-          <w:sz w:val="24"/>
-        </w:rPr>
-        <w:t xml:space="preserve"/>
-      </w:r>
-      <w:r>
-        <w:rPr>
-          <w:rFonts w:ascii="Times New Roman" w:eastAsia="宋体" w:hAnsi="Times New Roman"/>
-          <w:sz w:val="24"/>
-        </w:rPr>
-        <w:t xml:space="preserve"/>
+        <w:t xml:space="preserve">按信号流从入口到屏逐级说明，通路细节见图3 与图4。</w:t>
       </w:r>
     </w:p>
     <w:p>
@@ -4901,7 +4093,14 @@
           <w:b/>
           <w:sz w:val="24"/>
         </w:rPr>
-        <w:t xml:space="preserve">（1）时钟与复位。 板载 50 MHz 晶振作为全设计的基准钟。u_idelay_clkgen 内一只 MMCME2_BASE 只产生 200 MHz，专门给收口的延迟控制单元做参考（实例本体在 src/rtl/clocks/clk_gen.v:15）；u_pl 内另一只 MMCM 产生 50 MHz 像素钟（clkout0_1，即 clk_pix）和 250 MHz 串行钟（clkout1_1，即 clk_pix5x），喂给它的是板晶振 sys_clk（src/rtl/top/pl_video_top.v:128），两者的锁定信号共同作为复位释放的条件。100 MHz 互连域不用 PL 派生钟，直接由 PS7 的 FCLK_CLK0 输出（build/report/clock_util.rpt 的 g0 行，驱动脚 …/FCLK_CLK_0_BUFG/O）。各时钟域的频率、用途和时序裕量见图2。</w:t>
+        <w:t xml:space="preserve">（1）时钟与复位。</w:t>
+      </w:r>
+      <w:r>
+        <w:rPr>
+          <w:rFonts w:ascii="Times New Roman" w:eastAsia="宋体" w:hAnsi="Times New Roman"/>
+          <w:sz w:val="24"/>
+        </w:rPr>
+        <w:t xml:space="preserve"> 板载 50 MHz 晶振是基准钟。u_idelay_clkgen 里一只 MMCME2_BASE 只产生 200 MHz，给收口延迟控制单元做参考（src/rtl/clocks/clk_gen.v:15）；u_pl 里另一只 MMCM 产生 50 MHz 像素钟 clkout0_1 与 250 MHz 串行钟 clkout1_1，喂给它的是 sys_clk（src/rtl/top/pl_video_top.v:128），两者锁定信号共同作为复位释放条件。100 MHz 互连域不用 PL 派生钟，直接由 PS7 的 FCLK_CLK0 输出（build/report/clock_util.rpt 的 g0 行）。</w:t>
       </w:r>
     </w:p>
     <w:p>
@@ -4918,7 +4117,14 @@
           <w:b/>
           <w:sz w:val="24"/>
         </w:rPr>
-        <w:t xml:space="preserve">（2）RGMII 收口。 输入是 PHY 恢复出的 125 MHz 接收时钟、数据选通和四位数据。接收侧用 IDDR 把双沿四位还原成单沿字节流，采样沿的位置由 IDELAYE2 的抽头决定，抽头值取 31：不是试出来的，0 到 31 全档扫过， hold 每档约 +63 ps、setup 每档约 −92 ps，两线交点在 31.1，取整为 31（report/timing/rgmii_window_model.md）；发送侧用 ODDR 合成，另外通过 mdc 与 mdio 读写 PHY 寄存器，用 rst_n 完成上电复位。</w:t>
+        <w:t xml:space="preserve">（2）RGMII 收口。</w:t>
+      </w:r>
+      <w:r>
+        <w:rPr>
+          <w:rFonts w:ascii="Times New Roman" w:eastAsia="宋体" w:hAnsi="Times New Roman"/>
+          <w:sz w:val="24"/>
+        </w:rPr>
+        <w:t xml:space="preserve"> 输入是 PHY 恢复出的 125 MHz 接收时钟、数据选通与四位数据。接收侧 IDDR 把双沿四位还原成单沿字节流，采样沿位置由 IDELAYE2 抽头决定（取值推导见图7）；发送侧 ODDR 合成。mdc/mdio 读写 PHY 寄存器，rst_n 完成上电复位。</w:t>
       </w:r>
     </w:p>
     <w:p>
@@ -4935,7 +4141,14 @@
           <w:b/>
           <w:sz w:val="24"/>
         </w:rPr>
-        <w:t xml:space="preserve">（3）入包与协议链。 gmii_rx_mac 去掉前导码并自行计算帧校验序列；udp_rx_parser 解析 IPv4 与 UDP 头，只放行 5001 端口的载荷；frame_reasm 按载荷在帧内的偏移写入对应行，行数满足后提交整帧。arp 与 icmp 与推流并行工作，负责应答，ARP/ICMP 的回归有 sim/tb_icmp_ping0.v 等四条。发送方向由 eth_ctrl 仲裁、udp_tx 拼包头、crc32_d8 补校验，发送链的 RGMII 合成件是 src/rtl/eth/gmii_to_rgmii.v。这里需要说明出处：这一层以及 RGMII 收发的初版来自板卡厂商的 eth_udp 例程，本工程改写了五处，分别是组帧判据、端口过滤、把 PL 改成 AXI 主设备直写 DDR、健康计数和采样窗。</w:t>
+        <w:t xml:space="preserve">（3）入包与协议链。</w:t>
+      </w:r>
+      <w:r>
+        <w:rPr>
+          <w:rFonts w:ascii="Times New Roman" w:eastAsia="宋体" w:hAnsi="Times New Roman"/>
+          <w:sz w:val="24"/>
+        </w:rPr>
+        <w:t xml:space="preserve"> gmii_rx_mac 去前导码并自算帧校验序列，udp_rx_parser 解析 IPv4 与 UDP 头、只放行 5001 端口，frame_reasm 按载荷在帧内的偏移写入对应行、行数满足后提交整帧。arp 与 icmp 与推流并行应答，这一层由 sim/tb_icmp_ping0.v 等四支台架回归。发送方向由 eth_ctrl 仲裁、udp_tx 拼包头、crc32_d8 补校验，RGMII 合成件是 src/rtl/eth/gmii_to_rgmii.v。出处要交代：这一层与 RGMII 收发的初版来自板卡厂商的 eth_udp 例程，本工程改写了五处——组帧判据、端口过滤、把 PL 改成 AXI 主设备直写 DDR、健康计数、采样窗。</w:t>
       </w:r>
     </w:p>
     <w:p>
@@ -4952,568 +4165,110 @@
           <w:b/>
           <w:sz w:val="24"/>
         </w:rPr>
-        <w:t>（</w:t>
-      </w:r>
+        <w:t xml:space="preserve">（4）DDR 写入与乒乓提交。</w:t>
+      </w:r>
+      <w:r>
+        <w:rPr>
+          <w:rFonts w:ascii="Times New Roman" w:eastAsia="宋体" w:hAnsi="Times New Roman"/>
+          <w:sz w:val="24"/>
+        </w:rPr>
+        <w:t xml:space="preserve"> 16 位字节流先过一颗格雷码指针的异步 FIFO，把速率差与时钟域差一起消化，再由 axi_frame_saver64 拼成 64 位 AXI 突发，写入网口那一路的两块乒乓帧区（0x1000_0000 与 0x1008_0000；PS 那一路用第三块 0x1010_0000）。整帧写完后 ddr_bank_commit 发换页脉冲，读写两侧不会同时落在同一块上。</w:t>
+      </w:r>
+    </w:p>
+    <w:p>
+      <w:pPr>
+        <w:spacing w:after="120" w:line="360" w:lineRule="auto"/>
+        <w:ind w:firstLine="480"/>
+        <w:rPr>
+          <w:rFonts w:hint="eastAsia"/>
+        </w:rPr>
+      </w:pPr>
       <w:r>
         <w:rPr>
           <w:rFonts w:ascii="Times New Roman" w:eastAsia="黑体" w:hAnsi="Times New Roman"/>
           <w:b/>
           <w:sz w:val="24"/>
         </w:rPr>
-        <w:t>4</w:t>
-      </w:r>
+        <w:t xml:space="preserve">（5）链路健康与仲裁。</w:t>
+      </w:r>
+      <w:r>
+        <w:rPr>
+          <w:rFonts w:ascii="Times New Roman" w:eastAsia="宋体" w:hAnsi="Times New Roman"/>
+          <w:sz w:val="24"/>
+        </w:rPr>
+        <w:t xml:space="preserve"> link_monitor 在接收域用毫秒计数判静默（阈值 TC = CLK_HZ/1000），输出十组计数：收包、坏帧、重复帧、丢帧与帧间隔的当前值与极值。断链时时钟变慢而不是停止，所以心跳位与一个独立的慢速判据先合成"时基可信"信号，才作为仲裁输入；否则会出现计数没涨但时基已经不可信的误判。frame_commit_lock 管消隐窗口与看门狗，src_life 提供 500 ms 心跳。仲裁状态是 M_AUTO / M_ETH / M_TEST / M_SD 一个二位 localparam（src/rtl/top/pl_video_top.v:152），owner 变更那条跨域路有专项 CDC 判据，在发布前检查的第 6 项。</w:t>
+      </w:r>
+    </w:p>
+    <w:p>
+      <w:pPr>
+        <w:spacing w:after="120" w:line="360" w:lineRule="auto"/>
+        <w:ind w:firstLine="480"/>
+        <w:rPr>
+          <w:rFonts w:hint="eastAsia"/>
+        </w:rPr>
+      </w:pPr>
       <w:r>
         <w:rPr>
           <w:rFonts w:ascii="Times New Roman" w:eastAsia="黑体" w:hAnsi="Times New Roman"/>
           <w:b/>
           <w:sz w:val="24"/>
         </w:rPr>
-        <w:t>）</w:t>
-      </w:r>
+        <w:t xml:space="preserve">（6）几何。</w:t>
+      </w:r>
+      <w:r>
+        <w:rPr>
+          <w:rFonts w:ascii="Times New Roman" w:eastAsia="宋体" w:hAnsi="Times New Roman"/>
+          <w:sz w:val="24"/>
+        </w:rPr>
+        <w:t xml:space="preserve"> video_timing 给显示坐标，zoom_fit 算自适应满屏系数，zoom_mapper 做含旋转的逆映射并输出源坐标与越界标志，角度由 angle_ctrl 以 1° 步进、正余弦查 ROM，双线性再做两次线性内插，读口按 BILIN_ROWS = 2 的行缓存供数。旋转态下画面四角是否出屏，由 sim/tb_v96_zoom_scan.v 用两端夹逼的映射判据 M1/M2/M4/M6 判定，不靠人眼。全设计 19 颗 DSP48：插值 6、缩放映射 8、自适应系数 3、模糊 1、分割控制 1；gamma 查表实现，不占 DSP。</w:t>
+      </w:r>
+    </w:p>
+    <w:p>
+      <w:pPr>
+        <w:spacing w:after="120" w:line="360" w:lineRule="auto"/>
+        <w:ind w:firstLine="480"/>
+        <w:rPr>
+          <w:rFonts w:hint="eastAsia"/>
+        </w:rPr>
+      </w:pPr>
       <w:r>
         <w:rPr>
           <w:rFonts w:ascii="Times New Roman" w:eastAsia="黑体" w:hAnsi="Times New Roman"/>
           <w:b/>
           <w:sz w:val="24"/>
         </w:rPr>
-        <w:t xml:space="preserve">DDR </w:t>
-      </w:r>
+        <w:t xml:space="preserve">（7）效果链。</w:t>
+      </w:r>
+      <w:r>
+        <w:rPr>
+          <w:rFonts w:ascii="Times New Roman" w:eastAsia="宋体" w:hAnsi="Times New Roman"/>
+          <w:sz w:val="24"/>
+        </w:rPr>
+        <w:t xml:space="preserve"> proc_pipeline 按 gamma、颜色、滤波、边缘、阈值、形态学六级排列，九位控制字一位一种算法；第六级腐蚀与膨胀互斥，同时置一时两个都不做——开/闭要两遍 3×3 窗口，这里只有一遍，所以明确旁路。四个需要邻域窗口的级别各自维护列标签，输出抽头按该级前的累积拍数选取（2 接模糊、5 接锐化、8 接边缘、12 接形态），因此任意开关组合下整链都是 15 拍、内容平移四行（图8）。顶层只引用模块参数 LATENCY，sim/tb_v86_pipe_sel.v 实测输入有效脉冲到输出有效脉冲的间隔与之一致。</w:t>
+      </w:r>
+    </w:p>
+    <w:p>
+      <w:pPr>
+        <w:spacing w:after="120" w:line="360" w:lineRule="auto"/>
+        <w:ind w:firstLine="480"/>
+        <w:rPr>
+          <w:rFonts w:hint="eastAsia"/>
+        </w:rPr>
+      </w:pPr>
       <w:r>
         <w:rPr>
           <w:rFonts w:ascii="Times New Roman" w:eastAsia="黑体" w:hAnsi="Times New Roman"/>
           <w:b/>
           <w:sz w:val="24"/>
         </w:rPr>
-        <w:t>写入与乒乓提交。</w:t>
-      </w:r>
-      <w:r>
-        <w:rPr>
-          <w:rFonts w:ascii="Times New Roman" w:eastAsia="宋体" w:hAnsi="Times New Roman"/>
-          <w:sz w:val="24"/>
-        </w:rPr>
-        <w:t xml:space="preserve"> </w:t>
-      </w:r>
-      <w:r>
-        <w:rPr>
-          <w:rFonts w:ascii="Times New Roman" w:eastAsia="宋体" w:hAnsi="Times New Roman"/>
-          <w:sz w:val="24"/>
-        </w:rPr>
-        <w:t>收口的</w:t>
-      </w:r>
-      <w:r>
-        <w:rPr>
-          <w:rFonts w:ascii="Times New Roman" w:eastAsia="宋体" w:hAnsi="Times New Roman"/>
-          <w:sz w:val="24"/>
-        </w:rPr>
-        <w:t xml:space="preserve"> 16 </w:t>
-      </w:r>
-      <w:r>
-        <w:rPr>
-          <w:rFonts w:ascii="Times New Roman" w:eastAsia="宋体" w:hAnsi="Times New Roman"/>
-          <w:sz w:val="24"/>
-        </w:rPr>
-        <w:t>位字节流先经过一个格雷码指针的异步</w:t>
-      </w:r>
-      <w:r>
-        <w:rPr>
-          <w:rFonts w:ascii="Times New Roman" w:eastAsia="宋体" w:hAnsi="Times New Roman"/>
-          <w:sz w:val="24"/>
-        </w:rPr>
-        <w:t xml:space="preserve"> FIFO</w:t>
-      </w:r>
-      <w:r>
-        <w:rPr>
-          <w:rFonts w:ascii="Times New Roman" w:eastAsia="宋体" w:hAnsi="Times New Roman"/>
-          <w:sz w:val="24"/>
-        </w:rPr>
-        <w:t>，把速率差和时钟域差都消化掉，再由</w:t>
-      </w:r>
-      <w:r>
-        <w:rPr>
-          <w:rFonts w:ascii="Times New Roman" w:eastAsia="宋体" w:hAnsi="Times New Roman"/>
-          <w:sz w:val="24"/>
-        </w:rPr>
-        <w:t xml:space="preserve"> </w:t>
-      </w:r>
-      <w:r>
-        <w:rPr>
-          <w:rFonts w:ascii="Consolas" w:eastAsia="宋体" w:hAnsi="Consolas"/>
-          <w:sz w:val="22"/>
-        </w:rPr>
-        <w:t>axi_frame_saver64</w:t>
-      </w:r>
-      <w:r>
-        <w:rPr>
-          <w:rFonts w:ascii="Times New Roman" w:eastAsia="宋体" w:hAnsi="Times New Roman"/>
-          <w:sz w:val="24"/>
-        </w:rPr>
-        <w:t xml:space="preserve"> </w:t>
-      </w:r>
-      <w:r>
-        <w:rPr>
-          <w:rFonts w:ascii="Times New Roman" w:eastAsia="宋体" w:hAnsi="Times New Roman"/>
-          <w:sz w:val="24"/>
-        </w:rPr>
-        <w:t>拼成</w:t>
-      </w:r>
-      <w:r>
-        <w:rPr>
-          <w:rFonts w:ascii="Times New Roman" w:eastAsia="宋体" w:hAnsi="Times New Roman"/>
-          <w:sz w:val="24"/>
-        </w:rPr>
-        <w:t xml:space="preserve"> 64 </w:t>
-      </w:r>
-      <w:r>
-        <w:rPr>
-          <w:rFonts w:ascii="Times New Roman" w:eastAsia="宋体" w:hAnsi="Times New Roman"/>
-          <w:sz w:val="24"/>
-        </w:rPr>
-        <w:t>位</w:t>
-      </w:r>
-      <w:r>
-        <w:rPr>
-          <w:rFonts w:ascii="Times New Roman" w:eastAsia="宋体" w:hAnsi="Times New Roman"/>
-          <w:sz w:val="24"/>
-        </w:rPr>
-        <w:t xml:space="preserve"> AXI </w:t>
-      </w:r>
-      <w:r>
-        <w:rPr>
-          <w:rFonts w:ascii="Times New Roman" w:eastAsia="宋体" w:hAnsi="Times New Roman"/>
-          <w:sz w:val="24"/>
-        </w:rPr>
-        <w:t>突发，写入网口那一路的两块乒乓帧区（基址</w:t>
-      </w:r>
-      <w:r>
-        <w:rPr>
-          <w:rFonts w:ascii="Times New Roman" w:eastAsia="宋体" w:hAnsi="Times New Roman"/>
-          <w:sz w:val="24"/>
-        </w:rPr>
-        <w:t xml:space="preserve"> </w:t>
-      </w:r>
-      <w:r>
-        <w:rPr>
-          <w:rFonts w:ascii="Consolas" w:eastAsia="宋体" w:hAnsi="Consolas"/>
-          <w:sz w:val="22"/>
-        </w:rPr>
-        <w:t>0x1000_0000</w:t>
-      </w:r>
-      <w:r>
-        <w:rPr>
-          <w:rFonts w:ascii="Times New Roman" w:eastAsia="宋体" w:hAnsi="Times New Roman"/>
-          <w:sz w:val="24"/>
-        </w:rPr>
-        <w:t xml:space="preserve"> </w:t>
-      </w:r>
-      <w:r>
-        <w:rPr>
-          <w:rFonts w:ascii="Times New Roman" w:eastAsia="宋体" w:hAnsi="Times New Roman"/>
-          <w:sz w:val="24"/>
-        </w:rPr>
-        <w:t>与</w:t>
-      </w:r>
-      <w:r>
-        <w:rPr>
-          <w:rFonts w:ascii="Times New Roman" w:eastAsia="宋体" w:hAnsi="Times New Roman"/>
-          <w:sz w:val="24"/>
-        </w:rPr>
-        <w:t xml:space="preserve"> </w:t>
-      </w:r>
-      <w:r>
-        <w:rPr>
-          <w:rFonts w:ascii="Consolas" w:eastAsia="宋体" w:hAnsi="Consolas"/>
-          <w:sz w:val="22"/>
-        </w:rPr>
-        <w:t>0x1008_0000</w:t>
-      </w:r>
-      <w:r>
-        <w:rPr>
-          <w:rFonts w:ascii="Times New Roman" w:eastAsia="宋体" w:hAnsi="Times New Roman"/>
-          <w:sz w:val="24"/>
-        </w:rPr>
-        <w:t>，</w:t>
-      </w:r>
-      <w:r>
-        <w:rPr>
-          <w:rFonts w:ascii="Times New Roman" w:eastAsia="宋体" w:hAnsi="Times New Roman"/>
-          <w:sz w:val="24"/>
-        </w:rPr>
-        <w:t xml:space="preserve">PS </w:t>
-      </w:r>
-      <w:r>
-        <w:rPr>
-          <w:rFonts w:ascii="Times New Roman" w:eastAsia="宋体" w:hAnsi="Times New Roman"/>
-          <w:sz w:val="24"/>
-        </w:rPr>
-        <w:t>那一路用第三块</w:t>
-      </w:r>
-      <w:r>
-        <w:rPr>
-          <w:rFonts w:ascii="Times New Roman" w:eastAsia="宋体" w:hAnsi="Times New Roman"/>
-          <w:sz w:val="24"/>
-        </w:rPr>
-        <w:t xml:space="preserve"> </w:t>
-      </w:r>
-      <w:r>
-        <w:rPr>
-          <w:rFonts w:ascii="Consolas" w:eastAsia="宋体" w:hAnsi="Consolas"/>
-          <w:sz w:val="22"/>
-        </w:rPr>
-        <w:t>0x1010_0000</w:t>
-      </w:r>
-      <w:r>
-        <w:rPr>
-          <w:rFonts w:ascii="Times New Roman" w:eastAsia="宋体" w:hAnsi="Times New Roman"/>
-          <w:sz w:val="24"/>
-        </w:rPr>
-        <w:t>）。整帧写完后由</w:t>
-      </w:r>
-      <w:r>
-        <w:rPr>
-          <w:rFonts w:ascii="Times New Roman" w:eastAsia="宋体" w:hAnsi="Times New Roman"/>
-          <w:sz w:val="24"/>
-        </w:rPr>
-        <w:t xml:space="preserve"> </w:t>
-      </w:r>
-      <w:r>
-        <w:rPr>
-          <w:rFonts w:ascii="Consolas" w:eastAsia="宋体" w:hAnsi="Consolas"/>
-          <w:sz w:val="22"/>
-        </w:rPr>
-        <w:t>ddr_bank_commit</w:t>
-      </w:r>
-      <w:r>
-        <w:rPr>
-          <w:rFonts w:ascii="Times New Roman" w:eastAsia="宋体" w:hAnsi="Times New Roman"/>
-          <w:sz w:val="24"/>
-        </w:rPr>
-        <w:t xml:space="preserve"> </w:t>
-      </w:r>
-      <w:r>
-        <w:rPr>
-          <w:rFonts w:ascii="Times New Roman" w:eastAsia="宋体" w:hAnsi="Times New Roman"/>
-          <w:sz w:val="24"/>
-        </w:rPr>
-        <w:t>发出换页脉冲，读写两侧因此不会同时落在同一块上。读侧按</w:t>
-      </w:r>
-      <w:r>
-        <w:rPr>
-          <w:rFonts w:ascii="Times New Roman" w:eastAsia="宋体" w:hAnsi="Times New Roman"/>
-          <w:sz w:val="24"/>
-        </w:rPr>
-        <w:t xml:space="preserve"> 64 </w:t>
-      </w:r>
-      <w:r>
-        <w:rPr>
-          <w:rFonts w:ascii="Times New Roman" w:eastAsia="宋体" w:hAnsi="Times New Roman"/>
-          <w:sz w:val="24"/>
-        </w:rPr>
-        <w:t>位读入、</w:t>
-      </w:r>
-      <w:r>
-        <w:rPr>
-          <w:rFonts w:ascii="Times New Roman" w:eastAsia="宋体" w:hAnsi="Times New Roman"/>
-          <w:sz w:val="24"/>
-        </w:rPr>
-        <w:t xml:space="preserve">16 </w:t>
-      </w:r>
-      <w:r>
-        <w:rPr>
-          <w:rFonts w:ascii="Times New Roman" w:eastAsia="宋体" w:hAnsi="Times New Roman"/>
-          <w:sz w:val="24"/>
-        </w:rPr>
-        <w:t>位输出交给显示通路。</w:t>
-      </w:r>
-    </w:p>
-    <w:p>
-      <w:pPr>
-        <w:spacing w:after="120" w:line="360" w:lineRule="auto"/>
-        <w:ind w:firstLine="480"/>
-        <w:rPr>
-          <w:rFonts w:hint="eastAsia"/>
-        </w:rPr>
-      </w:pPr>
-      <w:r>
-        <w:rPr>
-          <w:rFonts w:ascii="Times New Roman" w:eastAsia="黑体" w:hAnsi="Times New Roman"/>
-          <w:b/>
-          <w:sz w:val="24"/>
-        </w:rPr>
-        <w:t xml:space="preserve">（5）链路健康与仲裁。 link_monitor 在接收时钟域用毫秒计数判断是否静默（阈值 TC = CLK_HZ/1000），并输出十组计数，包括收包数、坏帧数、重复帧数、丢帧数和帧间隔的当前值与极值。上一节提到的“断链时时钟变慢而不是停止”在这里必须处理：心跳位与一个独立的慢速判据合成“时基可信”信号之后才作为仲裁输入，否则会出现计数没涨但时基已经不可信的误判。frame_commit_lock 负责消隐窗口和看门狗，src_life 提供 500 毫秒心跳。三路片源的仲裁状态是 M_AUTO / M_ETH / M_TEST / M_SD 一个二位 localparam（src/rtl/top/pl_video_top.v:152）；owner 变更的那条跨域路有专项 CDC 判据，在门禁清单的第 6 项。</w:t>
-      </w:r>
-    </w:p>
-    <w:p>
-      <w:pPr>
-        <w:spacing w:after="120" w:line="360" w:lineRule="auto"/>
-        <w:ind w:firstLine="480"/>
-        <w:rPr>
-          <w:rFonts w:hint="eastAsia"/>
-        </w:rPr>
-      </w:pPr>
-      <w:r>
-        <w:rPr>
-          <w:rFonts w:ascii="Times New Roman" w:eastAsia="黑体" w:hAnsi="Times New Roman"/>
-          <w:b/>
-          <w:sz w:val="24"/>
-        </w:rPr>
-        <w:t xml:space="preserve">（6）几何。 video_timing 给出显示坐标，zoom_fit 算出自适应满屏所需的系数，zoom_mapper 做含旋转的逆映射并输出源坐标与越界标志，角度由 angle_ctrl 以 1° 步进控制、正弦与余弦系数查 ROM，双线性插值再做两次线性内插，读口按 BILIN_ROWS = 2 的行缓存供数。缩放倍率取八个定点档位（25/33/50/75/100/133/150/200），另加呼吸和自适应满屏；旋转态下画面四角是否出屏，由台架 sim/tb_v96_zoom_scan.v 用两端夹逼的映射判据 M1/M2/M4/M6 判定，不靠人眼。全设计用到 19 颗 DSP48，其中插值 6 颗、缩放映射 8 颗、自适应系数 3 颗、模糊 1 颗、分割控制 1 颗；gamma 用查表实现，不占 DSP。</w:t>
-      </w:r>
-    </w:p>
-    <w:p>
-      <w:pPr>
-        <w:spacing w:after="120" w:line="360" w:lineRule="auto"/>
-        <w:ind w:firstLine="480"/>
-        <w:rPr>
-          <w:rFonts w:hint="eastAsia"/>
-        </w:rPr>
-      </w:pPr>
-      <w:r>
-        <w:rPr>
-          <w:rFonts w:ascii="Times New Roman" w:eastAsia="黑体" w:hAnsi="Times New Roman"/>
-          <w:b/>
-          <w:sz w:val="24"/>
-        </w:rPr>
-        <w:t xml:space="preserve">（7）效果链。 proc_pipeline 按 gamma、颜色、滤波、边缘、阈值、形态学六级顺序排列，九位控制字一位对应一种算法，第六级的腐蚀与膨胀互斥，同时置一时两个都不做——开/闭需要两遍 3×3 窗口，这里只有一遍，所以明确旁路。四个需要邻域窗口的级别各自维护列标签，输出抽头按该级之前的累积拍数选取（2 接模糊、5 接锐化、8 接边缘、12 接形态），因此无论开关怎样组合，整链延迟都是 15 拍、画面内容相对输入平移四行。顶层只引用模块参数 LATENCY，台架 sim/tb_v86_pipe_sel.v 实测输入有效脉冲到输出有效脉冲的间隔与之一致。</w:t>
-      </w:r>
-    </w:p>
-    <w:p>
-      <w:pPr>
-        <w:spacing w:after="120" w:line="360" w:lineRule="auto"/>
-        <w:ind w:firstLine="480"/>
-        <w:rPr>
-          <w:rFonts w:hint="eastAsia"/>
-        </w:rPr>
-      </w:pPr>
-      <w:r>
-        <w:rPr>
-          <w:rFonts w:ascii="Times New Roman" w:eastAsia="黑体" w:hAnsi="Times New Roman"/>
-          <w:b/>
-          <w:sz w:val="24"/>
-        </w:rPr>
-        <w:t>（</w:t>
-      </w:r>
-      <w:r>
-        <w:rPr>
-          <w:rFonts w:ascii="Times New Roman" w:eastAsia="黑体" w:hAnsi="Times New Roman"/>
-          <w:b/>
-          <w:sz w:val="24"/>
-        </w:rPr>
-        <w:t>8</w:t>
-      </w:r>
-      <w:r>
-        <w:rPr>
-          <w:rFonts w:ascii="Times New Roman" w:eastAsia="黑体" w:hAnsi="Times New Roman"/>
-          <w:b/>
-          <w:sz w:val="24"/>
-        </w:rPr>
-        <w:t>）同帧混合、</w:t>
-      </w:r>
-      <w:r>
-        <w:rPr>
-          <w:rFonts w:ascii="Times New Roman" w:eastAsia="黑体" w:hAnsi="Times New Roman"/>
-          <w:b/>
-          <w:sz w:val="24"/>
-        </w:rPr>
-        <w:t xml:space="preserve">OSD </w:t>
-      </w:r>
-      <w:r>
-        <w:rPr>
-          <w:rFonts w:ascii="Times New Roman" w:eastAsia="黑体" w:hAnsi="Times New Roman"/>
-          <w:b/>
-          <w:sz w:val="24"/>
-        </w:rPr>
-        <w:t>与</w:t>
-      </w:r>
-      <w:r>
-        <w:rPr>
-          <w:rFonts w:ascii="Times New Roman" w:eastAsia="黑体" w:hAnsi="Times New Roman"/>
-          <w:b/>
-          <w:sz w:val="24"/>
-        </w:rPr>
-        <w:t xml:space="preserve"> TMDS</w:t>
-      </w:r>
-      <w:r>
-        <w:rPr>
-          <w:rFonts w:ascii="Times New Roman" w:eastAsia="黑体" w:hAnsi="Times New Roman"/>
-          <w:b/>
-          <w:sz w:val="24"/>
-        </w:rPr>
-        <w:t>。</w:t>
-      </w:r>
-      <w:r>
-        <w:rPr>
-          <w:rFonts w:ascii="Times New Roman" w:eastAsia="宋体" w:hAnsi="Times New Roman"/>
-          <w:sz w:val="24"/>
-        </w:rPr>
-        <w:t xml:space="preserve"> </w:t>
-      </w:r>
-      <w:r>
-        <w:rPr>
-          <w:rFonts w:ascii="Consolas" w:eastAsia="宋体" w:hAnsi="Consolas"/>
-          <w:sz w:val="22"/>
-        </w:rPr>
-        <w:t>split_display</w:t>
-      </w:r>
-      <w:r>
-        <w:rPr>
-          <w:rFonts w:ascii="Times New Roman" w:eastAsia="宋体" w:hAnsi="Times New Roman"/>
-          <w:sz w:val="24"/>
-        </w:rPr>
-        <w:t xml:space="preserve"> </w:t>
-      </w:r>
-      <w:r>
-        <w:rPr>
-          <w:rFonts w:ascii="Times New Roman" w:eastAsia="宋体" w:hAnsi="Times New Roman"/>
-          <w:sz w:val="24"/>
-        </w:rPr>
-        <w:t>按当前缝位置逐列选择原始像素或处理像素，原始像素来自一条四行的行缓存加一级滑移，与处理路径保持同拍，所以两半确实来自同一帧。</w:t>
-      </w:r>
-      <w:r>
-        <w:rPr>
-          <w:rFonts w:ascii="Consolas" w:eastAsia="宋体" w:hAnsi="Consolas"/>
-          <w:sz w:val="22"/>
-        </w:rPr>
-        <w:t>osd_overlay</w:t>
-      </w:r>
-      <w:r>
-        <w:rPr>
-          <w:rFonts w:ascii="Times New Roman" w:eastAsia="宋体" w:hAnsi="Times New Roman"/>
-          <w:sz w:val="24"/>
-        </w:rPr>
-        <w:t xml:space="preserve"> </w:t>
-      </w:r>
-      <w:r>
-        <w:rPr>
-          <w:rFonts w:ascii="Times New Roman" w:eastAsia="宋体" w:hAnsi="Times New Roman"/>
-          <w:sz w:val="24"/>
-        </w:rPr>
-        <w:t>叠加五行文字。</w:t>
-      </w:r>
-      <w:r>
-        <w:rPr>
-          <w:rFonts w:ascii="Times New Roman" w:eastAsia="宋体" w:hAnsi="Times New Roman"/>
-          <w:sz w:val="24"/>
-        </w:rPr>
-        <w:t xml:space="preserve"> </w:t>
-      </w:r>
-      <w:r>
-        <w:rPr>
-          <w:rFonts w:ascii="Consolas" w:eastAsia="宋体" w:hAnsi="Consolas"/>
-          <w:sz w:val="22"/>
-        </w:rPr>
-        <w:t>rgb2dvi</w:t>
-      </w:r>
-      <w:r>
-        <w:rPr>
-          <w:rFonts w:ascii="Times New Roman" w:eastAsia="宋体" w:hAnsi="Times New Roman"/>
-          <w:sz w:val="24"/>
-        </w:rPr>
-        <w:t xml:space="preserve"> </w:t>
-      </w:r>
-      <w:r>
-        <w:rPr>
-          <w:rFonts w:ascii="Times New Roman" w:eastAsia="宋体" w:hAnsi="Times New Roman"/>
-          <w:sz w:val="24"/>
-        </w:rPr>
-        <w:t>内三个</w:t>
-      </w:r>
-      <w:r>
-        <w:rPr>
-          <w:rFonts w:ascii="Times New Roman" w:eastAsia="宋体" w:hAnsi="Times New Roman"/>
-          <w:sz w:val="24"/>
-        </w:rPr>
-        <w:t xml:space="preserve"> TMDS </w:t>
-      </w:r>
-      <w:r>
-        <w:rPr>
-          <w:rFonts w:ascii="Times New Roman" w:eastAsia="宋体" w:hAnsi="Times New Roman"/>
-          <w:sz w:val="24"/>
-        </w:rPr>
-        <w:t>编码器配四个串行器，用</w:t>
-      </w:r>
-      <w:r>
-        <w:rPr>
-          <w:rFonts w:ascii="Times New Roman" w:eastAsia="宋体" w:hAnsi="Times New Roman"/>
-          <w:sz w:val="24"/>
-        </w:rPr>
-        <w:t xml:space="preserve"> </w:t>
-      </w:r>
-      <w:r>
-        <w:rPr>
-          <w:rFonts w:ascii="Consolas" w:eastAsia="宋体" w:hAnsi="Consolas"/>
-          <w:sz w:val="22"/>
-        </w:rPr>
-        <w:t>OSERDESE2</w:t>
-      </w:r>
-      <w:r>
-        <w:rPr>
-          <w:rFonts w:ascii="Times New Roman" w:eastAsia="宋体" w:hAnsi="Times New Roman"/>
-          <w:sz w:val="24"/>
-        </w:rPr>
-        <w:t xml:space="preserve"> </w:t>
-      </w:r>
-      <w:r>
-        <w:rPr>
-          <w:rFonts w:ascii="Times New Roman" w:eastAsia="宋体" w:hAnsi="Times New Roman"/>
-          <w:sz w:val="24"/>
-        </w:rPr>
-        <w:t>在</w:t>
-      </w:r>
-      <w:r>
-        <w:rPr>
-          <w:rFonts w:ascii="Times New Roman" w:eastAsia="宋体" w:hAnsi="Times New Roman"/>
-          <w:sz w:val="24"/>
-        </w:rPr>
-        <w:t xml:space="preserve"> 250 MHz </w:t>
-      </w:r>
-      <w:r>
-        <w:rPr>
-          <w:rFonts w:ascii="Times New Roman" w:eastAsia="宋体" w:hAnsi="Times New Roman"/>
-          <w:sz w:val="24"/>
-        </w:rPr>
-        <w:t>下做</w:t>
-      </w:r>
-      <w:r>
-        <w:rPr>
-          <w:rFonts w:ascii="Times New Roman" w:eastAsia="宋体" w:hAnsi="Times New Roman"/>
-          <w:sz w:val="24"/>
-        </w:rPr>
-        <w:t xml:space="preserve"> 10:1 </w:t>
-      </w:r>
-      <w:r>
-        <w:rPr>
-          <w:rFonts w:ascii="Times New Roman" w:eastAsia="宋体" w:hAnsi="Times New Roman"/>
-          <w:sz w:val="24"/>
-        </w:rPr>
-        <w:t>串行，输出三对数据一对时钟，电平为</w:t>
-      </w:r>
-      <w:r>
-        <w:rPr>
-          <w:rFonts w:ascii="Times New Roman" w:eastAsia="宋体" w:hAnsi="Times New Roman"/>
-          <w:sz w:val="24"/>
-        </w:rPr>
-        <w:t xml:space="preserve"> TMDS_33</w:t>
-      </w:r>
-      <w:r>
-        <w:rPr>
-          <w:rFonts w:ascii="Times New Roman" w:eastAsia="宋体" w:hAnsi="Times New Roman"/>
-          <w:sz w:val="24"/>
-        </w:rPr>
-        <w:t>，直接连到</w:t>
-      </w:r>
-      <w:r>
-        <w:rPr>
-          <w:rFonts w:ascii="Times New Roman" w:eastAsia="宋体" w:hAnsi="Times New Roman"/>
-          <w:sz w:val="24"/>
-        </w:rPr>
-        <w:t xml:space="preserve"> HDMI </w:t>
-      </w:r>
-      <w:r>
-        <w:rPr>
-          <w:rFonts w:ascii="Times New Roman" w:eastAsia="宋体" w:hAnsi="Times New Roman"/>
-          <w:sz w:val="24"/>
-        </w:rPr>
-        <w:t>座。</w:t>
+        <w:t xml:space="preserve">（8）同帧混合、字符叠加与 TMDS。</w:t>
+      </w:r>
+      <w:r>
+        <w:rPr>
+          <w:rFonts w:ascii="Times New Roman" w:eastAsia="宋体" w:hAnsi="Times New Roman"/>
+          <w:sz w:val="24"/>
+        </w:rPr>
+        <w:t xml:space="preserve"> split_display 按缝位置逐列选原始或处理像素；原始像素来自一条四行行缓存加一级滑移，与处理路径同拍，所以两半确实同帧。osd_overlay 叠五行字符。rgb2dvi 里三个 TMDS 编码器配四个串行器，用 OSERDESE2 在 250 MHz 做 10:1 串行，电平 TMDS_33 直连 HDMI 座。</w:t>
       </w:r>
     </w:p>
     <w:p>
@@ -5849,105 +4604,7 @@
           <w:rFonts w:ascii="Times New Roman" w:eastAsia="宋体" w:hAnsi="Times New Roman"/>
           <w:sz w:val="24"/>
         </w:rPr>
-        <w:t xml:space="preserve">软件分三层：PC 上位机负责推流、取数与判定，PS 裸机应用负责命令、寄存器、SD 卡与温度，PL 逻辑对外只暴露它接受的那组寄存器接口。三层之间只有两条通道：一条是 UDP 5001 的视频流，一条是三个 AXI GPIO 从设备的寄存器读写。上位机经 JTAG 读写的是同一组寄存器，所以串口看到的与调试器看到的必然一致。</w:t>
-      </w:r>
-      <w:r>
-        <w:rPr>
-          <w:rFonts w:ascii="Times New Roman" w:eastAsia="宋体" w:hAnsi="Times New Roman"/>
-          <w:sz w:val="24"/>
-        </w:rPr>
-        <w:t xml:space="preserve"/>
-      </w:r>
-      <w:r>
-        <w:rPr>
-          <w:rFonts w:ascii="Times New Roman" w:eastAsia="宋体" w:hAnsi="Times New Roman"/>
-          <w:sz w:val="24"/>
-        </w:rPr>
-        <w:t xml:space="preserve"/>
-      </w:r>
-      <w:r>
-        <w:rPr>
-          <w:rFonts w:ascii="Times New Roman" w:eastAsia="宋体" w:hAnsi="Times New Roman"/>
-          <w:sz w:val="24"/>
-        </w:rPr>
-        <w:t xml:space="preserve"/>
-      </w:r>
-      <w:r>
-        <w:rPr>
-          <w:rFonts w:ascii="Times New Roman" w:eastAsia="宋体" w:hAnsi="Times New Roman"/>
-          <w:sz w:val="24"/>
-        </w:rPr>
-        <w:t xml:space="preserve"/>
-      </w:r>
-      <w:r>
-        <w:rPr>
-          <w:rFonts w:ascii="Times New Roman" w:eastAsia="宋体" w:hAnsi="Times New Roman"/>
-          <w:sz w:val="24"/>
-        </w:rPr>
-        <w:t xml:space="preserve"/>
-      </w:r>
-      <w:r>
-        <w:rPr>
-          <w:rFonts w:ascii="Times New Roman" w:eastAsia="宋体" w:hAnsi="Times New Roman"/>
-          <w:sz w:val="24"/>
-        </w:rPr>
-        <w:t xml:space="preserve"/>
-      </w:r>
-      <w:r>
-        <w:rPr>
-          <w:rFonts w:ascii="Times New Roman" w:eastAsia="宋体" w:hAnsi="Times New Roman"/>
-          <w:sz w:val="24"/>
-        </w:rPr>
-        <w:t xml:space="preserve"/>
-      </w:r>
-      <w:r>
-        <w:rPr>
-          <w:rFonts w:ascii="Times New Roman" w:eastAsia="宋体" w:hAnsi="Times New Roman"/>
-          <w:sz w:val="24"/>
-        </w:rPr>
-        <w:t xml:space="preserve"/>
-      </w:r>
-      <w:r>
-        <w:rPr>
-          <w:rFonts w:ascii="Times New Roman" w:eastAsia="宋体" w:hAnsi="Times New Roman"/>
-          <w:sz w:val="24"/>
-        </w:rPr>
-        <w:t xml:space="preserve"/>
-      </w:r>
-      <w:r>
-        <w:rPr>
-          <w:rFonts w:ascii="Times New Roman" w:eastAsia="宋体" w:hAnsi="Times New Roman"/>
-          <w:sz w:val="24"/>
-        </w:rPr>
-        <w:t xml:space="preserve"/>
-      </w:r>
-      <w:r>
-        <w:rPr>
-          <w:rFonts w:ascii="Times New Roman" w:eastAsia="宋体" w:hAnsi="Times New Roman"/>
-          <w:sz w:val="24"/>
-        </w:rPr>
-        <w:t xml:space="preserve"/>
-      </w:r>
-      <w:r>
-        <w:rPr>
-          <w:rFonts w:ascii="Times New Roman" w:eastAsia="宋体" w:hAnsi="Times New Roman"/>
-          <w:sz w:val="24"/>
-        </w:rPr>
-        <w:t xml:space="preserve"/>
-      </w:r>
-      <w:r>
-        <w:rPr>
-          <w:rFonts w:ascii="Times New Roman" w:eastAsia="宋体" w:hAnsi="Times New Roman"/>
-          <w:sz w:val="24"/>
-        </w:rPr>
-        <w:t xml:space="preserve"/>
-      </w:r>
-      <w:r>
-        <w:rPr>
-          <w:rFonts w:ascii="Times New Roman" w:eastAsia="宋体" w:hAnsi="Times New Roman"/>
-          <w:sz w:val="24"/>
-        </w:rPr>
-        <w:t xml:space="preserve"/>
+        <w:t xml:space="preserve">PC 上位机负责推流、取数与判定，PS 裸机应用负责命令、寄存器、SD 卡与温度，PL 对外只暴露它接受的那组寄存器接口。三层之间只有两条通道：UDP 5001 的视频流，和三个 AXI GPIO 从设备的寄存器读写；上位机经 JTAG 读写的是同一组寄存器，所以串口看到的与调试器看到的必然一致。</w:t>
       </w:r>
     </w:p>
     <w:p>
@@ -7536,35 +6193,7 @@
           <w:rFonts w:ascii="Times New Roman" w:eastAsia="宋体" w:hAnsi="Times New Roman"/>
           <w:sz w:val="24"/>
         </w:rPr>
-        <w:t xml:space="preserve">寄存器接口是软件与硬件之间唯一的约定：三个写通道分别承载基础控制、几何与算法选择、gamma 表窗口，一个读通道按编号返回 32 位状态。</w:t>
-      </w:r>
-      <w:r>
-        <w:rPr>
-          <w:rFonts w:ascii="Times New Roman" w:eastAsia="宋体" w:hAnsi="Times New Roman"/>
-          <w:sz w:val="24"/>
-        </w:rPr>
-        <w:t xml:space="preserve"/>
-      </w:r>
-      <w:r>
-        <w:rPr>
-          <w:rFonts w:ascii="Times New Roman" w:eastAsia="宋体" w:hAnsi="Times New Roman"/>
-          <w:sz w:val="24"/>
-        </w:rPr>
-        <w:t xml:space="preserve"/>
-      </w:r>
-      <w:r>
-        <w:rPr>
-          <w:rFonts w:ascii="Times New Roman" w:eastAsia="宋体" w:hAnsi="Times New Roman"/>
-          <w:sz w:val="24"/>
-        </w:rPr>
-        <w:t xml:space="preserve"/>
-      </w:r>
-      <w:r>
-        <w:rPr>
-          <w:rFonts w:ascii="Times New Roman" w:eastAsia="宋体" w:hAnsi="Times New Roman"/>
-          <w:sz w:val="24"/>
-        </w:rPr>
-        <w:t xml:space="preserve"/>
+        <w:t xml:space="preserve">寄存器接口是软硬件之间唯一的约定。三个写通道分别承载基础控制、几何与算法选择、gamma 表窗口，一个读通道按编号返回 32 位状态。</w:t>
       </w:r>
     </w:p>
     <w:tbl>
@@ -7991,49 +6620,7 @@
           <w:rFonts w:ascii="Times New Roman" w:eastAsia="宋体" w:hAnsi="Times New Roman"/>
           <w:sz w:val="24"/>
         </w:rPr>
-        <w:t xml:space="preserve">这里有一条纪律：控制字必须整字一次写入，不允许按位读改写，PL 侧收到后统一打三级同步。钉住这条约定的注释在 `src/rtl/process/effect_ctrl.v:31`——`stage_sel`、`zsel`、`manual` 三个字段并到同一条同步链，分两组同步就会出现"旗标到了、档号还是上一次的"那类错拍。这样在 100 MHz 的互连域与 50 MHz 的像素域之间不会看到只更新了一半的参数。</w:t>
-      </w:r>
-      <w:r>
-        <w:rPr>
-          <w:rFonts w:ascii="Times New Roman" w:eastAsia="宋体" w:hAnsi="Times New Roman"/>
-          <w:sz w:val="24"/>
-        </w:rPr>
-        <w:t xml:space="preserve"/>
-      </w:r>
-      <w:r>
-        <w:rPr>
-          <w:rFonts w:ascii="Times New Roman" w:eastAsia="宋体" w:hAnsi="Times New Roman"/>
-          <w:sz w:val="24"/>
-        </w:rPr>
-        <w:t xml:space="preserve"/>
-      </w:r>
-      <w:r>
-        <w:rPr>
-          <w:rFonts w:ascii="Times New Roman" w:eastAsia="宋体" w:hAnsi="Times New Roman"/>
-          <w:sz w:val="24"/>
-        </w:rPr>
-        <w:t xml:space="preserve"/>
-      </w:r>
-      <w:r>
-        <w:rPr>
-          <w:rFonts w:ascii="Times New Roman" w:eastAsia="宋体" w:hAnsi="Times New Roman"/>
-          <w:sz w:val="24"/>
-        </w:rPr>
-        <w:t xml:space="preserve"/>
-      </w:r>
-      <w:r>
-        <w:rPr>
-          <w:rFonts w:ascii="Times New Roman" w:eastAsia="宋体" w:hAnsi="Times New Roman"/>
-          <w:sz w:val="24"/>
-        </w:rPr>
-        <w:t xml:space="preserve"/>
-      </w:r>
-      <w:r>
-        <w:rPr>
-          <w:rFonts w:ascii="Times New Roman" w:eastAsia="宋体" w:hAnsi="Times New Roman"/>
-          <w:sz w:val="24"/>
-        </w:rPr>
-        <w:t xml:space="preserve"/>
+        <w:t xml:space="preserve">有一条纪律：控制字必须整字一次写入，不许按位读改写，PL 收到后统一打三级同步。钉住这条约定的注释在 src/rtl/process/effect_ctrl.v:31——stage_sel、zsel、manual 三个字段并到同一条同步链，分两组同步就会出现"旗标到了、档号还是上一次的"那类错拍，在 100 MHz 互连域与 50 MHz 像素域之间就会看到只更新了一半的参数。</w:t>
       </w:r>
     </w:p>
     <w:p>
@@ -8215,63 +6802,7 @@
           <w:rFonts w:ascii="Times New Roman" w:eastAsia="宋体" w:hAnsi="Times New Roman"/>
           <w:sz w:val="24"/>
         </w:rPr>
-        <w:t xml:space="preserve">整机已经完成，可以独立运行：上位机推流、板卡处理、屏上显示、串口与 JTAG 读回四条通路同时成立。位流与固件已写入板载 QSPI NOR 并逐字节回读一致；断电冷上电那一次的串口出字由使用者当场确认，同一次的文本留档还欠，所以"自启"这一格在本报告里停在口头确认级，等留档件补上才升级为可复跑凭据（缺什么、怎么补见 3.2.2）。</w:t>
-      </w:r>
-      <w:r>
-        <w:rPr>
-          <w:rFonts w:ascii="Times New Roman" w:eastAsia="宋体" w:hAnsi="Times New Roman"/>
-          <w:sz w:val="24"/>
-        </w:rPr>
-        <w:t xml:space="preserve"/>
-      </w:r>
-      <w:r>
-        <w:rPr>
-          <w:rFonts w:ascii="Times New Roman" w:eastAsia="宋体" w:hAnsi="Times New Roman"/>
-          <w:sz w:val="24"/>
-        </w:rPr>
-        <w:t xml:space="preserve"/>
-      </w:r>
-      <w:r>
-        <w:rPr>
-          <w:rFonts w:ascii="Times New Roman" w:eastAsia="宋体" w:hAnsi="Times New Roman"/>
-          <w:sz w:val="24"/>
-        </w:rPr>
-        <w:t xml:space="preserve"/>
-      </w:r>
-      <w:r>
-        <w:rPr>
-          <w:rFonts w:ascii="Times New Roman" w:eastAsia="宋体" w:hAnsi="Times New Roman"/>
-          <w:sz w:val="24"/>
-        </w:rPr>
-        <w:t xml:space="preserve"/>
-      </w:r>
-      <w:r>
-        <w:rPr>
-          <w:rFonts w:ascii="Times New Roman" w:eastAsia="宋体" w:hAnsi="Times New Roman"/>
-          <w:sz w:val="24"/>
-        </w:rPr>
-        <w:t xml:space="preserve"/>
-      </w:r>
-      <w:r>
-        <w:rPr>
-          <w:rFonts w:ascii="Times New Roman" w:eastAsia="宋体" w:hAnsi="Times New Roman"/>
-          <w:sz w:val="24"/>
-        </w:rPr>
-        <w:t xml:space="preserve"/>
-      </w:r>
-      <w:r>
-        <w:rPr>
-          <w:rFonts w:ascii="Times New Roman" w:eastAsia="宋体" w:hAnsi="Times New Roman"/>
-          <w:sz w:val="24"/>
-        </w:rPr>
-        <w:t xml:space="preserve"/>
-      </w:r>
-      <w:r>
-        <w:rPr>
-          <w:rFonts w:ascii="Times New Roman" w:eastAsia="宋体" w:hAnsi="Times New Roman"/>
-          <w:sz w:val="24"/>
-        </w:rPr>
-        <w:t xml:space="preserve"/>
+        <w:t xml:space="preserve">整机已经完成，上位机推流、板卡处理、屏上显示、串口与 JTAG 读回四条通路同时成立。位流与固件已写入板载 QSPI NOR 并逐字节回读一致；断电重上电那一次的串口输出由使用者当场看过，同一次的记录文件还没归档，所以"自启"这一格只写到现场目视的程度，缺什么、怎么补见 3.2.2。</w:t>
       </w:r>
     </w:p>
     <w:p>
@@ -8396,7 +6927,7 @@
           <w:rFonts w:ascii="Times New Roman" w:eastAsia="宋体" w:hAnsi="Times New Roman"/>
           <w:sz w:val="24"/>
         </w:rPr>
-        <w:t xml:space="preserve">无自主机械结构，因此没有机械成果件；板卡与显示器用现成支架与桌面摆放。</w:t>
+        <w:t xml:space="preserve">无自主机械结构，没有机械成果件；板卡与显示器用现成支架与桌面摆放。</w:t>
       </w:r>
     </w:p>
     <w:p>
@@ -8844,12 +7375,179 @@
                 <w:rFonts w:ascii="Times New Roman" w:eastAsia="宋体" w:hAnsi="Times New Roman"/>
                 <w:sz w:val="18"/>
               </w:rPr>
-              <w:t xml:space="preserve">上一版镜像那一次冷上电有件：board/measured/qspi_coldboot_selfboot_ok_2026-10-06.txt 第 14 行 Boot mode is QSPI、第 66 行 FPGA Done、第 109 行 SUCCESSFUL_HANDOFF。板上这一版只到口头确认：启动档在 QSPI、断电十秒以上冷上电、串口文本与屏上那一眼一起留下——这一份还没做</w:t>
+              <w:t xml:space="preserve">上一版镜像那一次冷上电有记录：board/measured/qspi_coldboot_selfboot_ok_2026-10-06.txt 第 14 行 Boot mode is QSPI、第 66 行 FPGA Done、第 109 行 SUCCESSFUL_HANDOFF。板上这一版只到目视程度：启动档在 QSPI、断电十秒以上冷上电、串口文本与屏上那一眼一起留下——这一份还没做</w:t>
             </w:r>
           </w:p>
         </w:tc>
       </w:tr>
     </w:tbl>
+    <w:p>
+      <w:pPr>
+        <w:spacing w:after="120" w:line="360" w:lineRule="auto"/>
+        <w:ind w:firstLine="480"/>
+        <w:rPr>
+          <w:rFonts w:hint="eastAsia"/>
+        </w:rPr>
+      </w:pPr>
+      <w:r>
+        <w:rPr>
+          <w:rFonts w:ascii="Times New Roman" w:eastAsia="宋体" w:hAnsi="Times New Roman"/>
+          <w:sz w:val="24"/>
+        </w:rPr>
+        <w:t xml:space="preserve">烧写这一步踩到三个坑，写在这里免得重复走。bootgen 对 Zynq-7000 只接受"the_design: 加花括号里逐行一个文件、不写逗号不写属性"这一种 bif 写法。部件名不能照板子丝印填：丝印是 W25Q256FV，而 Vivado 部件库里 w25q256jw* 那一支的 COMPATIBLE_PARTS 只列 zynquplus，给 zynq7000 用会报 [Labtoolstcl 44-655]；要挑的是 COMPATIBLE_PARTS 里含 zynq7000* 的那一支同为 32 MB / x4 的 macronix 档，用 get_cfgmem_parts 列出来按这个属性选，换过去擦写与回读校验都通过。2025.2.1 的 hw_cfgmem 对象没有 PROGRAM.ADDRESS_RANGE、BBF_FILE、START_ADDRESS、STATUS 这几个属性（写死会 17-142、17-54 中断），又必须设 PROGRAM.ZYNQ_FSBL，缺它报 [Labtools 27-3203]。</w:t>
+      </w:r>
+    </w:p>
+    <w:p>
+      <w:pPr>
+        <w:spacing w:after="0" w:line="240" w:lineRule="auto"/>
+        <w:rPr>
+          <w:rFonts w:hint="eastAsia"/>
+        </w:rPr>
+      </w:pPr>
+      <w:r>
+        <w:rPr>
+          <w:rFonts w:ascii="Consolas" w:eastAsia="宋体" w:hAnsi="Consolas"/>
+          <w:sz w:val="20"/>
+        </w:rPr>
+        <w:t xml:space="preserve"># Vivado：建工程 → 综合 → 实现 → 位流</w:t>
+      </w:r>
+    </w:p>
+    <w:p>
+      <w:pPr>
+        <w:spacing w:after="0" w:line="240" w:lineRule="auto"/>
+        <w:rPr>
+          <w:rFonts w:hint="eastAsia"/>
+        </w:rPr>
+      </w:pPr>
+      <w:r>
+        <w:rPr>
+          <w:rFonts w:ascii="Consolas" w:eastAsia="宋体" w:hAnsi="Consolas"/>
+          <w:sz w:val="20"/>
+        </w:rPr>
+        <w:t xml:space="preserve">&lt;DV&gt;/bin/vivado.bat -mode batch -source build/tcl/build_system_axigpio.tcl</w:t>
+      </w:r>
+    </w:p>
+    <w:p>
+      <w:pPr>
+        <w:spacing w:after="0" w:line="240" w:lineRule="auto"/>
+        <w:rPr>
+          <w:rFonts w:hint="eastAsia"/>
+        </w:rPr>
+      </w:pPr>
+      <w:r>
+        <w:rPr>
+          <w:rFonts w:ascii="Consolas" w:eastAsia="宋体" w:hAnsi="Consolas"/>
+          <w:sz w:val="20"/>
+        </w:rPr>
+        <w:t xml:space="preserve">bash build/gates.sh                                # 发布前自动检查（24 项）</w:t>
+      </w:r>
+    </w:p>
+    <w:p>
+      <w:pPr>
+        <w:spacing w:after="0" w:line="240" w:lineRule="auto"/>
+        <w:rPr>
+          <w:rFonts w:hint="eastAsia"/>
+        </w:rPr>
+      </w:pPr>
+      <w:r>
+        <w:rPr>
+          <w:rFonts w:ascii="Consolas" w:eastAsia="宋体" w:hAnsi="Consolas"/>
+          <w:sz w:val="20"/>
+        </w:rPr>
+        <w:t xml:space="preserve">export VP_XSDB="&lt;Vivado&gt;/../Vitis/bin/xsdb.bat"</w:t>
+      </w:r>
+    </w:p>
+    <w:p>
+      <w:pPr>
+        <w:spacing w:after="0" w:line="240" w:lineRule="auto"/>
+        <w:rPr>
+          <w:rFonts w:hint="eastAsia"/>
+        </w:rPr>
+      </w:pPr>
+      <w:r>
+        <w:rPr>
+          <w:rFonts w:ascii="Consolas" w:eastAsia="宋体" w:hAnsi="Consolas"/>
+          <w:sz w:val="20"/>
+        </w:rPr>
+        <w:t xml:space="preserve">bash build/board_verify.sh --geom --battery        # 板级回显与几何判据，留原始日志</w:t>
+      </w:r>
+    </w:p>
+    <w:p>
+      <w:pPr>
+        <w:spacing w:after="0" w:line="240" w:lineRule="auto"/>
+        <w:rPr>
+          <w:rFonts w:hint="eastAsia"/>
+        </w:rPr>
+      </w:pPr>
+      <w:r>
+        <w:rPr>
+          <w:rFonts w:ascii="Consolas" w:eastAsia="宋体" w:hAnsi="Consolas"/>
+          <w:sz w:val="20"/>
+        </w:rPr>
+        <w:t xml:space="preserve">export VP_VIVADO_BIN="&lt;Vivado&gt;/bin"</w:t>
+      </w:r>
+    </w:p>
+    <w:p>
+      <w:pPr>
+        <w:spacing w:after="0" w:line="240" w:lineRule="auto"/>
+        <w:rPr>
+          <w:rFonts w:hint="eastAsia"/>
+        </w:rPr>
+      </w:pPr>
+      <w:r>
+        <w:rPr>
+          <w:rFonts w:ascii="Consolas" w:eastAsia="宋体" w:hAnsi="Consolas"/>
+          <w:sz w:val="20"/>
+        </w:rPr>
+        <w:t xml:space="preserve">bash board/scripts/make_boot_image.sh              # 第一级引导 + 位流 + 应用 → BOOT.bin</w:t>
+      </w:r>
+    </w:p>
+    <w:p>
+      <w:pPr>
+        <w:spacing w:after="0" w:line="240" w:lineRule="auto"/>
+        <w:rPr>
+          <w:rFonts w:hint="eastAsia"/>
+        </w:rPr>
+      </w:pPr>
+      <w:r>
+        <w:rPr>
+          <w:rFonts w:ascii="Consolas" w:eastAsia="宋体" w:hAnsi="Consolas"/>
+          <w:sz w:val="20"/>
+        </w:rPr>
+        <w:t xml:space="preserve">VP_QSPI_PART="mx25l25645g-qspi-x4-single" \</w:t>
+      </w:r>
+    </w:p>
+    <w:p>
+      <w:pPr>
+        <w:spacing w:after="0" w:line="240" w:lineRule="auto"/>
+        <w:rPr>
+          <w:rFonts w:hint="eastAsia"/>
+        </w:rPr>
+      </w:pPr>
+      <w:r>
+        <w:rPr>
+          <w:rFonts w:ascii="Consolas" w:eastAsia="宋体" w:hAnsi="Consolas"/>
+          <w:sz w:val="20"/>
+        </w:rPr>
+        <w:t xml:space="preserve">  "&lt;Vivado&gt;/bin/vivado.bat" -mode batch -source board/tcl/flash_qspi.tcl</w:t>
+      </w:r>
+    </w:p>
+    <w:p>
+      <w:pPr>
+        <w:spacing w:after="120" w:line="360" w:lineRule="auto"/>
+        <w:ind w:firstLine="480"/>
+        <w:rPr>
+          <w:rFonts w:hint="eastAsia"/>
+        </w:rPr>
+      </w:pPr>
+      <w:r>
+        <w:rPr>
+          <w:rFonts w:ascii="Times New Roman" w:eastAsia="宋体" w:hAnsi="Times New Roman"/>
+          <w:sz w:val="24"/>
+        </w:rPr>
+        <w:t xml:space="preserve">上板工程本身的落位与验证写成两支脚本（board/tcl/stage_board_projects.tcl、board/scripts/stage_vitis_platform.sh），判据与实跑读数在 board/measured/stage_2026-10-05.txt。整屏台架的重跑通道是 bash build/sim/run_one.sh tb_v98_top_seam。</w:t>
+      </w:r>
+    </w:p>
     <w:p>
       <w:pPr>
         <w:spacing w:after="40" w:line="360" w:lineRule="auto"/>
@@ -9092,6 +7790,22 @@
     </w:p>
     <w:p>
       <w:pPr>
+        <w:spacing w:after="120" w:line="360" w:lineRule="auto"/>
+        <w:ind w:firstLine="480"/>
+        <w:rPr>
+          <w:rFonts w:hint="eastAsia"/>
+        </w:rPr>
+      </w:pPr>
+      <w:r>
+        <w:rPr>
+          <w:rFonts w:ascii="Times New Roman" w:eastAsia="宋体" w:hAnsi="Times New Roman"/>
+          <w:sz w:val="24"/>
+        </w:rPr>
+        <w:t xml:space="preserve">图9 到图11 是上位机用同一套算法在 PC 上重算的参考画面，与屏上实拍对照，检查硬件实现是否与软件模型一致。看的是列对齐与边界：图9 看竖缝两侧是否同帧，图10 看六级全开时边缘与形态学的连通域，图11 看 45° 旋转后插值是否还保持直线。</w:t>
+      </w:r>
+    </w:p>
+    <w:p>
+      <w:pPr>
         <w:keepNext/>
         <w:spacing w:before="120" w:after="40"/>
         <w:jc w:val="center"/>
@@ -9586,7 +8300,7 @@
           <w:rFonts w:ascii="Times New Roman" w:eastAsia="宋体" w:hAnsi="Times New Roman"/>
           <w:sz w:val="24"/>
         </w:rPr>
-        <w:t>真实串口回显片段（命令回归的留档形态）：</w:t>
+        <w:t xml:space="preserve">真实串口回显片段（命令回归的留档形态）：</w:t>
       </w:r>
     </w:p>
     <w:tbl>
@@ -9711,6 +8425,22 @@
           <w:sz w:val="25"/>
         </w:rPr>
         <w:t>特性成果</w:t>
+      </w:r>
+    </w:p>
+    <w:p>
+      <w:pPr>
+        <w:spacing w:after="120" w:line="360" w:lineRule="auto"/>
+        <w:ind w:firstLine="480"/>
+        <w:rPr>
+          <w:rFonts w:hint="eastAsia"/>
+        </w:rPr>
+      </w:pPr>
+      <w:r>
+        <w:rPr>
+          <w:rFonts w:ascii="Times New Roman" w:eastAsia="宋体" w:hAnsi="Times New Roman"/>
+          <w:sz w:val="24"/>
+        </w:rPr>
+        <w:t xml:space="preserve">功能与结果一张表，逐路径明细另放附表。</w:t>
       </w:r>
     </w:p>
     <w:tbl>
@@ -10454,14 +9184,7 @@
                 <w:rFonts w:ascii="Times New Roman" w:eastAsia="宋体" w:hAnsi="Times New Roman"/>
                 <w:sz w:val="18"/>
               </w:rPr>
-              <w:t xml:space="preserve">36 行人眼验收，逐行在 board/verify_r87.md</w:t>
-            </w:r>
-            <w:r>
-              <w:rPr>
-                <w:rFonts w:ascii="Times New Roman" w:eastAsia="宋体" w:hAnsi="Times New Roman"/>
-                <w:sz w:val="18"/>
-              </w:rPr>
-              <w:t/>
+              <w:t xml:space="preserve">按功能逐项目视核对的验收清单，逐行在 board/verify_r87.md</w:t>
             </w:r>
           </w:p>
         </w:tc>
@@ -10701,7 +9424,7 @@
                 <w:rFonts w:ascii="Times New Roman" w:eastAsia="宋体" w:hAnsi="Times New Roman"/>
                 <w:sz w:val="18"/>
               </w:rPr>
-              <w:t xml:space="preserve">台架 83 支（取舍清单在 sim/README.md）；整屏判据 165 条全过；门禁 24 项全部判定、0 红；105 条命令回归上一版 98.2 秒全过、本版未重跑</w:t>
+              <w:t xml:space="preserve">台架 83 支（取舍清单在 sim/README.md）；整屏判据 165 条全过；发布前检查 24 项全部判定、0 项不通过；105 条命令回归上一版 98.2 秒全过、本版未重跑</w:t>
             </w:r>
           </w:p>
         </w:tc>
@@ -10721,7 +9444,7 @@
                 <w:rFonts w:ascii="Times New Roman" w:eastAsia="宋体" w:hAnsi="Times New Roman"/>
                 <w:sz w:val="18"/>
               </w:rPr>
-              <w:t>门禁与留档件，指纹见 1.4</w:t>
+              <w:t xml:space="preserve">检查与留档件，指纹见 1.4</w:t>
             </w:r>
           </w:p>
         </w:tc>
@@ -10766,7 +9489,7 @@
                 <w:rFonts w:ascii="Times New Roman" w:eastAsia="宋体" w:hAnsi="Times New Roman"/>
                 <w:sz w:val="18"/>
               </w:rPr>
-              <w:t xml:space="preserve">位流与固件写入 QSPI 并逐字节回读一致；断电冷上电停在口头确认级</w:t>
+              <w:t xml:space="preserve">位流与固件写入 QSPI 并逐字节回读一致；断电重上电只到目视程度</w:t>
             </w:r>
           </w:p>
         </w:tc>
@@ -10786,12 +9509,45 @@
                 <w:rFonts w:ascii="Times New Roman" w:eastAsia="宋体" w:hAnsi="Times New Roman"/>
                 <w:sz w:val="18"/>
               </w:rPr>
-              <w:t>写入与回读日志；缺同一次串口文本留档</w:t>
+              <w:t xml:space="preserve">写入与回读日志；缺同一次串口记录文件</w:t>
             </w:r>
           </w:p>
         </w:tc>
       </w:tr>
     </w:tbl>
+    <w:p>
+      <w:pPr>
+        <w:spacing w:after="120" w:line="360" w:lineRule="auto"/>
+        <w:ind w:firstLine="480"/>
+        <w:rPr>
+          <w:rFonts w:hint="eastAsia"/>
+        </w:rPr>
+      </w:pPr>
+      <w:r>
+        <w:rPr>
+          <w:rFonts w:ascii="Times New Roman" w:eastAsia="宋体" w:hAnsi="Times New Roman"/>
+          <w:sz w:val="24"/>
+        </w:rPr>
+        <w:t xml:space="preserve">另有 5 支变异对照（build/sim/mut_control.sh 生成）：一次变异只许红它声称红的那一条，判据若靠空集通过本身算失败。</w:t>
+      </w:r>
+    </w:p>
+    <w:p>
+      <w:pPr>
+        <w:spacing w:after="120" w:line="360" w:lineRule="auto"/>
+        <w:ind w:firstLine="480"/>
+        <w:rPr>
+          <w:rFonts w:hint="eastAsia"/>
+        </w:rPr>
+      </w:pPr>
+      <w:r>
+        <w:rPr>
+          <w:rFonts w:ascii="Times New Roman" w:eastAsia="黑体" w:hAnsi="Times New Roman"/>
+          <w:b/>
+          <w:sz w:val="24"/>
+        </w:rPr>
+        <w:t xml:space="preserve">附表：逐路径明细（现版 r132 与对照轮 r118）</w:t>
+      </w:r>
+    </w:p>
     <w:tbl>
       <w:tblPr>
         <w:tblW w:w="5000" w:type="pct"/>
@@ -11579,7 +10335,7 @@
           <w:rFonts w:ascii="Times New Roman" w:eastAsia="宋体" w:hAnsi="Times New Roman"/>
           <w:sz w:val="24"/>
         </w:rPr>
-        <w:t xml:space="preserve">赛题要的是"优化前后的对比"，这里把逐批次那张表的骨架搬进来。口径先说清：**判的是同一个时钟、同一条锥自己动没动**。全局 WNS 的绝对差不写成收益，也不写成损失——放置本身就会让它摆到零点几纳秒。"依据"那一列只指得出翻得到的件：本版那两份报告在 `build/reports/`，更早几批的读数照抄在 `report/optimization_log.md` 的跨全期累计对照与逐轮小节里，每行注明数字出自哪一轮的门禁输出。</w:t>
+        <w:t xml:space="preserve">口径先说清：判的是同一个时钟、同一条锥自己动没动。全局 WNS 的绝对差不写成收益也不写成损失，放置本身就会让它摆到零点几纳秒。"依据"一列只指得出翻得到的件：本版两份报告在 build/reports/，更早几批的读数照抄在 report/optimization_log.md 的跨全期累计对照与逐轮小节，每行注明出自哪一次检查输出。</w:t>
       </w:r>
     </w:p>
     <w:tbl>
@@ -12536,7 +11292,7 @@
                 <w:rFonts w:ascii="Times New Roman" w:eastAsia="宋体" w:hAnsi="Times New Roman"/>
                 <w:sz w:val="18"/>
               </w:rPr>
-              <w:t xml:space="preserve">随包 build/reports/ 下这一版的门禁末行与实现后时序摘要</w:t>
+              <w:t xml:space="preserve">随包 build/reports/ 下这一版的检查末行与实现后时序摘要</w:t>
             </w:r>
           </w:p>
         </w:tc>
@@ -12556,6 +11312,22 @@
           <w:sz w:val="24"/>
         </w:rPr>
         <w:t xml:space="preserve">被否决的行留着不删，是因为"试过、量过、判不值得"这条信息本身要能看见。哪一批只剩单侧读数就得在同一行标成未量化，不拿相邻批次顶替。资源侧只收有账可查的三笔增减（量自 `data/metrics.csv` 与 `build/evidence/` 逐层件）：`pay_start`/`pay_end` 提前一拍寄存，寄存器 +22；行覆盖使能独热化，LUT −243，其中 −66 能归到这一刀，没有归属的部分不念成收益；两只按键去抖的武装门加校验和累加器 32→2，LUT +35、寄存器 +34，净账由两份逐层件相减闭合。</w:t>
+      </w:r>
+    </w:p>
+    <w:p>
+      <w:pPr>
+        <w:spacing w:after="120" w:line="360" w:lineRule="auto"/>
+        <w:ind w:firstLine="480"/>
+        <w:rPr>
+          <w:rFonts w:hint="eastAsia"/>
+        </w:rPr>
+      </w:pPr>
+      <w:r>
+        <w:rPr>
+          <w:rFonts w:ascii="Times New Roman" w:eastAsia="宋体" w:hAnsi="Times New Roman"/>
+          <w:sz w:val="24"/>
+        </w:rPr>
+        <w:t xml:space="preserve">还有几刀时序改动被实测否掉：校验和摊到每拍一项，eth_rxc 0.739 → 0.691 ns，但 clk_fpga_0 掉 −0.123 ns、sys_clk 从 14.876 降到 14.068 ns，判负回退（#380）；编译期常量抽出发一拍更差，常量并入同一拍使加法树变深，锥的失败端点只从 4835 减到 4819（#382）；强制复制 239 引脚广播网，本域赢 1 格、另三域跌 4 格且含最紧两格，判负（report/timing/round_r117.md）；Pblock 让载链逃出边界报 Place 30-439 且无收益（#186）；RGMII 输入窗挂上去 eth_rxc 当场 −2.885 ns，退回候选件；为保 setup 余量动块 RAM 那一族，+0.182 ns 相对 +0.516 ns 不够，砍掉触发器后最差路径仍剩 4 级，拥塞才是主导（#122）。这一族的总结在 report/timing/eth_rxc_partition_options.md 第 8 节：本版不再投时序优化轮——现在是零违例、约束全满足的状态，继续动它买的是余量不是正确性。</w:t>
       </w:r>
     </w:p>
     <w:p>
@@ -12637,11 +11409,7 @@
           <w:rFonts w:ascii="Times New Roman" w:eastAsia="宋体" w:hAnsi="Times New Roman"/>
           <w:sz w:val="24"/>
         </w:rPr>
-        <w:t xml:space="preserve">1. 屏这一路的对外时序还没有结论：六个 TMDS 输出口目前只量到离散量，源端窗口写进约束、走线失配扣除与眼图测量都还欠着，250 MHz 串行域因此不设检查项。
-2. 端到端时延的入口与出口分两次测，需要一次测完整给出；屏上 `Latency` 那格至今没有真值，指标里记"未报"。
-3. 收口余量：接收时钟扇出偏大，设想拆开并加一级短捕获时钟，但捕获沿提前会留下约 3.07 ns 发射/捕获差，而该族最重的锥实测要 7.066 ns，大概率反而违例，所以不能单独落（账在 `report/08-limits.md` §5）。
-4. 帧率与画幅同受消隐窗口限制；要更高分辨率或更多片源，改的是这个窗口与 DDR 分区。H.264 解码、丢包重传、多屏同步不在本版。
-5. 输入侧现在靠上位机推裸帧；加一颗 TMDS 接收芯片，同一套通路就是带对焦辅助与伪彩的现场监视器。</w:t>
+        <w:t xml:space="preserve">1. 屏这一路的对外时序还没有结论：六个 TMDS 输出口目前只量到离散量，源端窗口写进约束、走线失配扣除与眼图测量都还欠着，250 MHz 串行域因此不设检查项。</w:t>
       </w:r>
     </w:p>
     <w:p>
@@ -12657,14 +11425,7 @@
           <w:rFonts w:ascii="Times New Roman" w:eastAsia="宋体" w:hAnsi="Times New Roman"/>
           <w:sz w:val="24"/>
         </w:rPr>
-        <w:t xml:space="preserve">2. </w:t>
-      </w:r>
-      <w:r>
-        <w:rPr>
-          <w:rFonts w:ascii="Times New Roman" w:eastAsia="宋体" w:hAnsi="Times New Roman"/>
-          <w:sz w:val="24"/>
-        </w:rPr>
-        <w:t>端到端时延的入口和出口是两次分别测的，需要一次测完整给出。</w:t>
+        <w:t xml:space="preserve">2. 端到端时延的入口与出口分两次测，需要一次测完整给出；屏上 Latency 那格至今没有真值，指标里记"未报"。</w:t>
       </w:r>
     </w:p>
     <w:p>
@@ -12680,14 +11441,7 @@
           <w:rFonts w:ascii="Times New Roman" w:eastAsia="宋体" w:hAnsi="Times New Roman"/>
           <w:sz w:val="24"/>
         </w:rPr>
-        <w:t xml:space="preserve">3. </w:t>
-      </w:r>
-      <w:r>
-        <w:rPr>
-          <w:rFonts w:ascii="Times New Roman" w:eastAsia="宋体" w:hAnsi="Times New Roman"/>
-          <w:sz w:val="24"/>
-        </w:rPr>
-        <w:t>收口余量。接收时钟的扇出偏大，计划拆开并加一级短捕获时钟，判据是快慢两路捕获结果的偏差明显收窄。</w:t>
+        <w:t xml:space="preserve">3. 收口余量：接收时钟扇出偏大，设想拆开并加一级短捕获时钟，但捕获沿提前会留下约 3.07 ns 发射/捕获差，而该族最重的锥实测要 7.066 ns，大概率反而违例，所以不能单独落（账在 report/08-limits.md §5）。</w:t>
       </w:r>
     </w:p>
     <w:p>
@@ -12703,7 +11457,23 @@
           <w:rFonts w:ascii="Times New Roman" w:eastAsia="宋体" w:hAnsi="Times New Roman"/>
           <w:sz w:val="24"/>
         </w:rPr>
-        <w:t xml:space="preserve">4. 片源与画幅。帧率和画幅同时受消隐窗口限制，要上更高分辨率或更多片源，改的是这个窗口和 DDR 分区；H.264 解码、丢包重传和多屏同步不在本版范围内。</w:t>
+        <w:t xml:space="preserve">4. 帧率与画幅同受消隐窗口限制；要更高分辨率或更多片源，改的是这个窗口与 DDR 分区。H.264 解码、丢包重传、多屏同步不在本版。</w:t>
+      </w:r>
+    </w:p>
+    <w:p>
+      <w:pPr>
+        <w:spacing w:after="120" w:line="360" w:lineRule="auto"/>
+        <w:ind w:firstLine="480"/>
+        <w:rPr>
+          <w:rFonts w:hint="eastAsia"/>
+        </w:rPr>
+      </w:pPr>
+      <w:r>
+        <w:rPr>
+          <w:rFonts w:ascii="Times New Roman" w:eastAsia="宋体" w:hAnsi="Times New Roman"/>
+          <w:sz w:val="24"/>
+        </w:rPr>
+        <w:t xml:space="preserve">5. 输入侧现在靠上位机推裸帧；加一颗 TMDS 接收芯片，同一套通路就是带对焦辅助与伪彩的现场监视器。</w:t>
       </w:r>
     </w:p>
     <w:p>
@@ -13101,7 +11871,7 @@
           <w:rFonts w:ascii="Times New Roman" w:eastAsia="宋体" w:hAnsi="Times New Roman"/>
           <w:sz w:val="24"/>
         </w:rPr>
-        <w:t xml:space="preserve">最后是协作方式。以把关为目的的检查脚本必须串在被它保护的动作前面，否则它只是告诉你不合格，并不会拦住你。跨域名册也是同一件事：门禁把 CDC 报告的 Critical 配对按基线核减（基线 4 行、本版 2 行），两条被核减的配对 `eth_rxc&gt;clk_fpga_0`、`eth_rxc&gt;clkout0_1` 的原因至今未查证，只登记、不写成改进。至于和大模型一起工作，我的口径是：没有逐条核实过的统计没有意义，没有验证过的说法不能当结论，一条判据到底能不能红，只有机器跑一遍才算回答。</w:t>
+        <w:t xml:space="preserve">最后是协作方式。以把关为目的的检查脚本必须串在被它保护的动作前面，否则它只是告诉你不合格，并不会拦住你。跨域名册也是同一件事：发布前检查把 CDC 报告的 Critical 配对按基线核减（基线 4 行、本版 2 行），两条被核减的配对 eth_rxc&gt;clk_fpga_0、eth_rxc&gt;clkout0_1 的原因至今未查证，只登记、不写成改进。至于和大模型一起工作，我的口径是：没有逐条核实过的统计没有意义，没有验证过的说法不能当结论，一条判据到底能不能红，只有机器跑一遍才算回答。</w:t>
       </w:r>
     </w:p>
     <w:p>
@@ -13195,26 +11965,7 @@
           <w:rFonts w:ascii="Times New Roman" w:eastAsia="宋体" w:hAnsi="Times New Roman"/>
           <w:sz w:val="24"/>
         </w:rPr>
-        <w:t xml:space="preserve">[1] HDMI Forum. High Definition Multimedia Interface Specification Version 1.4, Section 4.2.4, Table 4-24 (Source Timing Requirements). HDMI.org, 2013.
-[2] Arm Ltd. AMBA AXI and ACE Protocol Specification, AXI3, Issue J (IHI 0022J). Arm, 2023-03, 273 p.
-[3] Arm Ltd. AMBA AXI and ACE Protocol Specification, Issue H (IHI 0022H). Arm, 2020-04, 500 p.
-[4] Realtek Semiconductor Corp. RTL8211F-CG 10/100/1000M Ethernet Transceiver Datasheet, Track ID JATR-8275-15, Rev 1.4, Table 10 &amp; Table 60. Realtek, 2018.
-[5] Xilinx Inc. Zynq-7000 SoC Technical Reference Manual (UG585), v1.13. AMD/Xilinx, 2021-04-02.
-[6] Xilinx Inc. XC7Z010/XC7Z020 Data Sheet: DC and AC Switching Characteristics (DS187), v1.21. AMD/Xilinx, 2020-12-01.
-[7] Xilinx Inc. Vivado Design Suite User Guide: Using Constraints (UG906), v2025.2. AMD/Xilinx, 2025-12-10.
-[8] Xilinx Inc. Vivado Design Suite User Guide: Implementation (UG949), 中文版 v2024.2. AMD/Xilinx, 2024-12-18.
-[9] Xilinx Inc. 7 Series FPGAs Memory Architecture User Guide (UG473). AMD/Xilinx.
-[10] Xilinx Inc. 7 Series FPGAs Clocking Resources User Guide (UG479). AMD/Xilinx.
-[11] Xilinx Inc. 7 Series FPGAs SelectIO Resources User Guide (UG471). AMD/Xilinx.
-[12] Xilinx Inc. Zynq-7000 SoC XADC (UG835). AMD/Xilinx.
-[13] Xilinx Inc. AXI GPIO v3.3 Product Guide (PG054). AMD/Xilinx, 2017-10-04.
-[14] Xilinx Inc. Interfacing DDR SDRAM with the Memory Interface Generator (XAPP793), v1.0. Xilinx, 2012-09-20.
-[15] Micron Technology. MT41K256M16 4Gb DDR3 SDRAM Mobile DRAM datasheet, Rev. Q. Micron, 2017-12.
-[16] AMD/Xilinx. Vivado Design Suite &amp; Vitis Unified Software Platform 2025.2.1 (build 6403652) Release Notes and Installation Guides. 2025.
-[17] RK-ZYNQ7020-F 开发板用户手册 V1.0（第 7、36 页）与 ZYNQ7020-F+V1.1 原理图（第 8 页 PHY 引脚复用表）. 板卡资料.
-[18] Keysight Technologies. D9021HDMC HDMI Source Compliance Test Application Programmed Reference Guide, 9924-01437, 74 p.; Tektronix Inc. TDS/HT3 HDMI Source Test Application Reference Guide. （仪器厂商与应用笔记的转述资料）
-[19] DVI Test &amp; Measurement Guide, Rev. 1, 26 p.（DVI/HDMI 源端信号量测方法参考）
-[20] RK-ZYNQ7020-F 开发板厂商例程 RTL：`eth_udp` 以太网协议栈（`arp`／`icmp`／`udp`／`eth_ctrl`／RGMII 三件的初版来源）. 板卡资料配套例程.</w:t>
+        <w:t xml:space="preserve">[1] HDMI Forum. High Definition Multimedia Interface Specification Version 1.4, Section 4.2.4, Table 4-24 (Source Timing Requirements). HDMI.org, 2013.</w:t>
       </w:r>
     </w:p>
     <w:p>

--- a/report/technical-document-contest-official.docx
+++ b/report/technical-document-contest-official.docx
@@ -317,7 +317,7 @@
           <w:rFonts w:ascii="Times New Roman" w:eastAsia="宋体" w:hAnsi="Times New Roman"/>
           <w:sz w:val="24"/>
         </w:rPr>
-        <w:t xml:space="preserve">工业相机往网口推的是未压缩裸帧，产线调试最常见的故障是丢包让画面缺一块，而现场当时只看到"卡了一下"。本系统把丢帧与坏帧做成芯片内的计数，与画面同时读得到，看画面的人同时看得到链路质量。</w:t>
+        <w:t xml:space="preserve">1. 机器视觉相机的现场监看。工业相机往网口推的是未压缩裸帧，产线调试最常见的故障是丢包让画面缺一块，而现场当时只看到"卡了一下"。本系统把丢帧与坏帧做成芯片内的计数，与画面同时读得到，看画面的人同时看得到链路质量。</w:t>
       </w:r>
     </w:p>
     <w:p>
@@ -333,7 +333,7 @@
           <w:rFonts w:ascii="Times New Roman" w:eastAsia="宋体" w:hAnsi="Times New Roman"/>
           <w:sz w:val="24"/>
         </w:rPr>
-        <w:t xml:space="preserve">做 FPGA 图像流水线的人需要在同一帧上比较算法前后，还要确认掉帧不是自己这一级造成的。今天这件事要笔记本、采集卡和两块屏，PC 上的预览与板上的流水线还不是同一份代码；本系统的同帧对照与同源计数正对着这个需求。</w:t>
+        <w:t xml:space="preserve">2. 嵌入式图像算法的现场调参。做 FPGA 图像流水线的人需要在同一帧上比较算法前后，还要确认掉帧不是自己这一级造成的。今天这件事要笔记本、采集卡和两块屏，PC 上的预览与板上的流水线还不是同一份代码；本系统的同帧对照与同源计数正对着这个需求。</w:t>
       </w:r>
     </w:p>
     <w:p>
@@ -349,7 +349,7 @@
           <w:rFonts w:ascii="Times New Roman" w:eastAsia="宋体" w:hAnsi="Times New Roman"/>
           <w:sz w:val="24"/>
         </w:rPr>
-        <w:t xml:space="preserve">教学与实验场合，83 支可复跑的仿真台架、一条命令的发布前检查和身份可核对的位流，使整套设计能被别人复跑和检验，而不只是被别人相信。</w:t>
+        <w:t xml:space="preserve">3. 教学与实验。83 支可复跑的仿真台架、一条命令的发布前检查和身份可核对的位流，使整套设计能被别人复跑和检验，而不只是被别人相信。</w:t>
       </w:r>
     </w:p>
     <w:p>

--- a/report/technical-document-contest-official.docx
+++ b/report/technical-document-contest-official.docx
@@ -66,7 +66,7 @@
           <w:rFonts w:ascii="Times New Roman" w:eastAsia="宋体" w:hAnsi="Times New Roman"/>
           <w:sz w:val="24"/>
         </w:rPr>
-        <w:t xml:space="preserve">系统要解决的问题是：一块 Zynq-7020 收到千兆网口推来的 512×300 RGB565 视频流，在可编程逻辑里完成几何变换与图像算法，再把结果推到 1024×600 的 HDMI 屏上，同时让人在同一帧画面里直接看到处理前与处理后的差别。协议栈、缩放、旋转、插值、六级效果链、混合与显示时序全部由硬件完成，处理器只负责命令解析、SD 卡读取与温度采样，链路上没有一处逐像素的软件参与。</w:t>
+        <w:t xml:space="preserve">系统要解决的问题是：一块 Zynq-7020 收到千兆网口推来的 512×300 RGB565 视频流，在可编程逻辑里完成几何变换与图像算法，再把结果推到 1024×600 的 HDMI 屏上，同时让人在同一帧画面里直接看到处理前与处理后的差别。协议栈、缩放、旋转、插值、六级效果链、混合与显示时序全部由硬件完成，处理器只负责命令解析、SD 卡读取与温度采样；推流这一路的像素，从入包到出屏不经处理器。</w:t>
       </w:r>
     </w:p>
     <w:p>
@@ -82,7 +82,7 @@
           <w:rFonts w:ascii="Times New Roman" w:eastAsia="宋体" w:hAnsi="Times New Roman"/>
           <w:sz w:val="24"/>
         </w:rPr>
-        <w:t xml:space="preserve">工作过程是这样的：PL 解析 UDP 包头，按载荷偏移把散包拼成整帧，作为 AXI 主设备写入 DDR3 的两块乒乓缓存；显示时读回来，依次经过缩放与旋转、六级效果链、左右对照混合和五行字符叠加，最后串行成 TMDS 出屏。效果链在任意算法组合下的延迟都是 15 拍，这一点由台架实测核对，不靠声明。片源有三路——网口流、SD 卡上的帧序列、PL 自绘的测试图卡——断流或拔卡自动回落，插回自动切回，全程不复位。</w:t>
+        <w:t xml:space="preserve">工作过程是这样的：PL 解析 UDP 包头，按载荷偏移把散包拼成整帧，作为 AXI 主设备写入 DDR3 的两块乒乓缓存；显示时读回来，依次经过缩放与旋转、六级效果链、左右对照混合和五行字符叠加，最后串行成 TMDS 出屏。效果链在任意算法组合下的延迟都是 15 拍，这一点由仿真测试台（testbench，下文简称台架）实测核对。片源有三路——网口流、SD 卡上的帧序列、PL 自绘的测试图卡——断流或拔卡自动回落，插回自动切回，全程不复位。</w:t>
       </w:r>
     </w:p>
     <w:p>
@@ -98,7 +98,7 @@
           <w:rFonts w:ascii="Times New Roman" w:eastAsia="宋体" w:hAnsi="Times New Roman"/>
           <w:sz w:val="24"/>
         </w:rPr>
-        <w:t xml:space="preserve">本版实测：四个时钟域在 51,027 个端点上没有 setup 与 hold 违例；30 fps 连续推流 300 秒共 9000 帧，丢帧、坏帧、重复帧都是 0；整屏逐像素比对判据 165 条全部通过；发布前的 24 项自动检查全部判定、0 项不通过。位流与固件写入板载 QSPI NOR 并逐字节回读一致；断电重上电那一次的串口输出由使用者当场看过，记录文件还没归档，所以本报告只写"已写入并回读一致"，不写成已验证的断电自启。</w:t>
+        <w:t xml:space="preserve">本版实测：四个时钟域在 51,027 个端点上没有 setup 与 hold 违例；30 fps 连续推流 300 秒共 9000 帧，丢帧、坏帧、重复帧都是 0；整屏逐像素比对判据 165 条全部通过；发布前的 24 项自动检查全部判定、0 项不通过。位流与固件写入板载 QSPI NOR 并逐字节回读一致；断电重上电那一次只做到现场目视，串口记录还没归档，所以这一条不写成已验证的自启。</w:t>
       </w:r>
     </w:p>
     <w:p>
@@ -245,7 +245,7 @@
           <w:rFonts w:ascii="Times New Roman" w:eastAsia="宋体" w:hAnsi="Times New Roman"/>
           <w:sz w:val="24"/>
         </w:rPr>
-        <w:t xml:space="preserve">系统接收三种片源，输出一种画面：1024×600 的 HDMI 显示。默认片源是上位机经千兆网口推来的裸帧，入包、组帧与帧缓存管理都在 PL 内完成，像素不经处理器。缩放、旋转与双线性插值共用同一个逆映射算子，改一个不牵另一个。六级图像算法由一个九位控制字逐位开关，任何组合下整链延迟都是 15 拍，画面内容相对输入平移四行。</w:t>
+        <w:t xml:space="preserve">系统接收三种片源，输出一种画面：1024×600 的 HDMI 显示。默认片源是上位机经千兆网口推来的裸帧，入包、组帧与帧缓存管理都在 PL 内完成，像素不经处理器。缩放、旋转与双线性插值共用同一个逆映射算子，改一个不牵连另一个。六级图像算法由一个九位控制字逐位开关，任何组合下整链延迟都是 15 拍。</w:t>
       </w:r>
     </w:p>
     <w:p>
@@ -261,7 +261,7 @@
           <w:rFonts w:ascii="Times New Roman" w:eastAsia="宋体" w:hAnsi="Times New Roman"/>
           <w:sz w:val="24"/>
         </w:rPr>
-        <w:t xml:space="preserve">最有用的一个特性是同帧左右对照：一条竖缝把屏分成两半，左半显示原始像素、右半显示处理后的像素，两半取自同一帧的同一时刻，缝的位置是运行时参数。几何算错、丢列或填充越界会直接以台阶或黑楔形出现在屏上，判断效果不再需要采集卡、录屏或第二块屏。</w:t>
+        <w:t xml:space="preserve">核心特性是同帧左右对照：一条竖缝把屏分成两半，左半显示原始像素、右半显示处理后的像素，两半取自同一帧的同一时刻，缝的位置是运行时参数。几何算错、丢列或填充越界会直接以台阶或黑楔形出现在屏上，判断效果不再需要采集卡、录屏或第二块屏。</w:t>
       </w:r>
     </w:p>
     <w:p>
@@ -277,7 +277,7 @@
           <w:rFonts w:ascii="Times New Roman" w:eastAsia="宋体" w:hAnsi="Times New Roman"/>
           <w:sz w:val="24"/>
         </w:rPr>
-        <w:t xml:space="preserve">屏上叠加五行字符，显示尺寸与帧率、片源、效果位、阈值、角度、缩放、缝位、时延和结温。链路的丢帧、坏帧与帧间隔由芯片自己统计，走串口与调试口读回，不占用画面。三路片源共用一块 DDR，切换与恢复都不需要复位。盘上 src/rtl/hdmi/ 只有发送链，接入外部 HDMI 信号要在输入侧另加一颗 TMDS 接收芯片，这一条作为下一步列在 4.1。</w:t>
+        <w:t xml:space="preserve">屏上叠加五行字符，显示尺寸与帧率、片源、效果位、阈值、角度、缩放、缝位、时延和结温。链路的丢帧、坏帧与帧间隔由芯片自己统计，走串口与调试口读回，不占用画面。工程源码里 src/rtl/hdmi/ 只有发送链，接入外部 HDMI 信号要在输入侧另加一颗 TMDS 接收芯片，这一条作为下一步列在 4.1。</w:t>
       </w:r>
     </w:p>
     <w:p>
@@ -333,7 +333,7 @@
           <w:rFonts w:ascii="Times New Roman" w:eastAsia="宋体" w:hAnsi="Times New Roman"/>
           <w:sz w:val="24"/>
         </w:rPr>
-        <w:t xml:space="preserve">2. 嵌入式图像算法的现场调参。做 FPGA 图像流水线的人需要在同一帧上比较算法前后，还要确认掉帧不是自己这一级造成的。今天这件事要笔记本、采集卡和两块屏，PC 上的预览与板上的流水线还不是同一份代码；本系统的同帧对照与同源计数正对着这个需求。</w:t>
+        <w:t xml:space="preserve">2. 嵌入式图像算法的现场调参。做 FPGA 图像流水线的人需要在同一帧上比较算法前后，还要确认掉帧不是自己这一级造成的。今天这件事要笔记本、采集卡和两块屏，PC 上的预览与板上的流水线还不是同一份代码；本系统的同帧对照与芯片内计数正对着这个需求。</w:t>
       </w:r>
     </w:p>
     <w:p>
@@ -349,7 +349,7 @@
           <w:rFonts w:ascii="Times New Roman" w:eastAsia="宋体" w:hAnsi="Times New Roman"/>
           <w:sz w:val="24"/>
         </w:rPr>
-        <w:t xml:space="preserve">3. 教学与实验。83 支可复跑的仿真台架、一条命令的发布前检查和身份可核对的位流，使整套设计能被别人复跑和检验，而不只是被别人相信。</w:t>
+        <w:t xml:space="preserve">3. 教学与实验。83 支可复跑的仿真台架、一条命令的发布前检查和身份可核对的位流，使整套设计能被别人复跑和检验。</w:t>
       </w:r>
     </w:p>
     <w:p>
@@ -453,7 +453,7 @@
           <w:rFonts w:ascii="Times New Roman" w:eastAsia="宋体" w:hAnsi="Times New Roman"/>
           <w:sz w:val="24"/>
         </w:rPr>
-        <w:t xml:space="preserve">5. RGMII 采样沿的位置是算出来再扫出来的：0 到 31 全档扫描，hold 每档约 +63 ps、setup 每档约 −92 ps，两线交点在 31.1，因此取 31（图7）。同一族最差格从出厂值 26 档的 −1.185 ns 抬到 31 档的 −0.870 ns，抬幅 +0.315 ns 是实测值。</w:t>
+        <w:t xml:space="preserve">5. RGMII 采样沿的位置是算出来再扫出来的：0 到 31 全档扫描，hold 每档约 +63 ps、setup 每档约 −92 ps，两线交点在 31.1，因此取 31（图7）。同一族路径里最差的那一格，从出厂值 26 档的 −1.185 ns 抬到 31 档的 −0.870 ns，抬幅 +0.315 ns 是实测值。</w:t>
       </w:r>
     </w:p>
     <w:p>
@@ -894,21 +894,7 @@
                 <w:rFonts w:ascii="Times New Roman" w:eastAsia="宋体" w:hAnsi="Times New Roman"/>
                 <w:sz w:val="18"/>
               </w:rPr>
-              <w:t>不低于</w:t>
-            </w:r>
-            <w:r>
-              <w:rPr>
-                <w:rFonts w:ascii="Times New Roman" w:eastAsia="宋体" w:hAnsi="Times New Roman"/>
-                <w:sz w:val="18"/>
-              </w:rPr>
-              <w:t xml:space="preserve"> 116.7 fps </w:t>
-            </w:r>
-            <w:r>
-              <w:rPr>
-                <w:rFonts w:ascii="Times New Roman" w:eastAsia="宋体" w:hAnsi="Times New Roman"/>
-                <w:sz w:val="18"/>
-              </w:rPr>
-              <w:t>不丢字</w:t>
+              <w:t xml:space="preserve">不低于 116.7 fps 不丢字节</w:t>
             </w:r>
           </w:p>
         </w:tc>
@@ -928,7 +914,7 @@
                 <w:rFonts w:ascii="Times New Roman" w:eastAsia="宋体" w:hAnsi="Times New Roman"/>
                 <w:sz w:val="18"/>
               </w:rPr>
-              <w:t xml:space="preserve">不限速打到目标 120 fps（约 36 MB/s、287 Mbps）共 960 帧不丢字；还没压到过载点，所以这一格是下界不是最大值</w:t>
+              <w:t xml:space="preserve">不限速打到目标 120 fps（约 36 MB/s、287 Mbps）共 960 帧不丢字节；还没压到过载点，所以这一格是下界不是最大值</w:t>
             </w:r>
           </w:p>
         </w:tc>
@@ -4244,7 +4230,7 @@
           <w:rFonts w:ascii="Times New Roman" w:eastAsia="宋体" w:hAnsi="Times New Roman"/>
           <w:sz w:val="24"/>
         </w:rPr>
-        <w:t xml:space="preserve"> proc_pipeline 按 gamma、颜色、滤波、边缘、阈值、形态学六级排列，九位控制字一位一种算法；第六级腐蚀与膨胀互斥，同时置一时两个都不做——开/闭要两遍 3×3 窗口，这里只有一遍，所以明确旁路。四个需要邻域窗口的级别各自维护列标签，输出抽头按该级前的累积拍数选取（2 接模糊、5 接锐化、8 接边缘、12 接形态），因此任意开关组合下整链都是 15 拍、内容平移四行（图8）。顶层只引用模块参数 LATENCY，sim/tb_v86_pipe_sel.v 实测输入有效脉冲到输出有效脉冲的间隔与之一致。</w:t>
+        <w:t xml:space="preserve"> proc_pipeline 按 gamma、颜色、滤波、边缘、阈值、形态学六级排列，九位控制字一位一种算法；第六级腐蚀与膨胀互斥，同时置一时两个都不做——开/闭要两遍 3×3 窗口，这里只有一遍，所以明确旁路。四个需要邻域窗口的级别各自维护列标签，输出抽头按该级前的累积拍数选取（累积 2 拍后接模糊、5 拍后接锐化、8 拍后接边缘、12 拍后接形态），因此任意开关组合下整链都是 15 拍、内容平移四行（图8）。顶层只引用模块参数 LATENCY，sim/tb_v86_pipe_sel.v 实测输入有效脉冲到输出有效脉冲的间隔与之一致。</w:t>
       </w:r>
     </w:p>
     <w:p>
@@ -4620,238 +4606,7 @@
           <w:rFonts w:ascii="Times New Roman" w:eastAsia="宋体" w:hAnsi="Times New Roman"/>
           <w:sz w:val="24"/>
         </w:rPr>
-        <w:t xml:space="preserve">上位机共 29 支脚本，不依赖第三方库。常用三支：`src/host/video_sender.mjs` 推任意片源，`src/host/one_click_test.mjs` 把 ping、经 JTAG 写读状态、发内置片源、计数对账串成一次自检（任何一步失败都以非零码退出），`src/host/uart_cmd_check.mjs` 驱动 105 条命令回归。其余是量问题的尺子，例如几何回读校验、DDR 内容核对、流水线延迟核对。PS 侧 2,544 行 C 跑在 Cortex-A9 上，板级支持包由随工程导出的 Vitis 平台提供。这里没有用操作系统：需要的只是串口、SD 卡、GPIO 与一个主循环，这个规模上引入操作系统的开销与调试复杂度大于收益。</w:t>
-      </w:r>
-      <w:r>
-        <w:rPr>
-          <w:rFonts w:ascii="Times New Roman" w:eastAsia="宋体" w:hAnsi="Times New Roman"/>
-          <w:sz w:val="24"/>
-        </w:rPr>
-        <w:t xml:space="preserve"/>
-      </w:r>
-      <w:r>
-        <w:rPr>
-          <w:rFonts w:ascii="Times New Roman" w:eastAsia="宋体" w:hAnsi="Times New Roman"/>
-          <w:sz w:val="24"/>
-        </w:rPr>
-        <w:t xml:space="preserve"/>
-      </w:r>
-      <w:r>
-        <w:rPr>
-          <w:rFonts w:ascii="Consolas" w:eastAsia="宋体" w:hAnsi="Consolas"/>
-          <w:sz w:val="22"/>
-        </w:rPr>
-        <w:t xml:space="preserve"/>
-      </w:r>
-      <w:r>
-        <w:rPr>
-          <w:rFonts w:ascii="Times New Roman" w:eastAsia="宋体" w:hAnsi="Times New Roman"/>
-          <w:sz w:val="24"/>
-        </w:rPr>
-        <w:t xml:space="preserve"/>
-      </w:r>
-      <w:r>
-        <w:rPr>
-          <w:rFonts w:ascii="Times New Roman" w:eastAsia="宋体" w:hAnsi="Times New Roman"/>
-          <w:sz w:val="24"/>
-        </w:rPr>
-        <w:t xml:space="preserve"/>
-      </w:r>
-      <w:r>
-        <w:rPr>
-          <w:rFonts w:ascii="Consolas" w:eastAsia="宋体" w:hAnsi="Consolas"/>
-          <w:sz w:val="22"/>
-        </w:rPr>
-        <w:t xml:space="preserve"/>
-      </w:r>
-      <w:r>
-        <w:rPr>
-          <w:rFonts w:ascii="Times New Roman" w:eastAsia="宋体" w:hAnsi="Times New Roman"/>
-          <w:sz w:val="24"/>
-        </w:rPr>
-        <w:t xml:space="preserve"/>
-      </w:r>
-      <w:r>
-        <w:rPr>
-          <w:rFonts w:ascii="Times New Roman" w:eastAsia="宋体" w:hAnsi="Times New Roman"/>
-          <w:sz w:val="24"/>
-        </w:rPr>
-        <w:t xml:space="preserve"/>
-      </w:r>
-      <w:r>
-        <w:rPr>
-          <w:rFonts w:ascii="Times New Roman" w:eastAsia="宋体" w:hAnsi="Times New Roman"/>
-          <w:sz w:val="24"/>
-        </w:rPr>
-        <w:t xml:space="preserve"/>
-      </w:r>
-      <w:r>
-        <w:rPr>
-          <w:rFonts w:ascii="Times New Roman" w:eastAsia="宋体" w:hAnsi="Times New Roman"/>
-          <w:sz w:val="24"/>
-        </w:rPr>
-        <w:t xml:space="preserve"/>
-      </w:r>
-      <w:r>
-        <w:rPr>
-          <w:rFonts w:ascii="Times New Roman" w:eastAsia="宋体" w:hAnsi="Times New Roman"/>
-          <w:sz w:val="24"/>
-        </w:rPr>
-        <w:t xml:space="preserve"/>
-      </w:r>
-      <w:r>
-        <w:rPr>
-          <w:rFonts w:ascii="Times New Roman" w:eastAsia="宋体" w:hAnsi="Times New Roman"/>
-          <w:sz w:val="24"/>
-        </w:rPr>
-        <w:t xml:space="preserve"/>
-      </w:r>
-      <w:r>
-        <w:rPr>
-          <w:rFonts w:ascii="Consolas" w:eastAsia="宋体" w:hAnsi="Consolas"/>
-          <w:sz w:val="22"/>
-        </w:rPr>
-        <w:t xml:space="preserve"/>
-      </w:r>
-      <w:r>
-        <w:rPr>
-          <w:rFonts w:ascii="Times New Roman" w:eastAsia="宋体" w:hAnsi="Times New Roman"/>
-          <w:sz w:val="24"/>
-        </w:rPr>
-        <w:t xml:space="preserve"/>
-      </w:r>
-      <w:r>
-        <w:rPr>
-          <w:rFonts w:ascii="Times New Roman" w:eastAsia="宋体" w:hAnsi="Times New Roman"/>
-          <w:sz w:val="24"/>
-        </w:rPr>
-        <w:t xml:space="preserve"/>
-      </w:r>
-      <w:r>
-        <w:rPr>
-          <w:rFonts w:ascii="Times New Roman" w:eastAsia="宋体" w:hAnsi="Times New Roman"/>
-          <w:sz w:val="24"/>
-        </w:rPr>
-        <w:t xml:space="preserve"/>
-      </w:r>
-      <w:r>
-        <w:rPr>
-          <w:rFonts w:ascii="Times New Roman" w:eastAsia="宋体" w:hAnsi="Times New Roman"/>
-          <w:sz w:val="24"/>
-        </w:rPr>
-        <w:t xml:space="preserve"/>
-      </w:r>
-      <w:r>
-        <w:rPr>
-          <w:rFonts w:ascii="Times New Roman" w:eastAsia="宋体" w:hAnsi="Times New Roman"/>
-          <w:sz w:val="24"/>
-        </w:rPr>
-        <w:t xml:space="preserve"/>
-      </w:r>
-      <w:r>
-        <w:rPr>
-          <w:rFonts w:ascii="Times New Roman" w:eastAsia="宋体" w:hAnsi="Times New Roman"/>
-          <w:sz w:val="24"/>
-        </w:rPr>
-        <w:t xml:space="preserve"/>
-      </w:r>
-      <w:r>
-        <w:rPr>
-          <w:rFonts w:ascii="Times New Roman" w:eastAsia="宋体" w:hAnsi="Times New Roman"/>
-          <w:sz w:val="24"/>
-        </w:rPr>
-        <w:t xml:space="preserve"/>
-      </w:r>
-      <w:r>
-        <w:rPr>
-          <w:rFonts w:ascii="Times New Roman" w:eastAsia="宋体" w:hAnsi="Times New Roman"/>
-          <w:sz w:val="24"/>
-        </w:rPr>
-        <w:t xml:space="preserve"/>
-      </w:r>
-      <w:r>
-        <w:rPr>
-          <w:rFonts w:ascii="Times New Roman" w:eastAsia="宋体" w:hAnsi="Times New Roman"/>
-          <w:sz w:val="24"/>
-        </w:rPr>
-        <w:t xml:space="preserve"/>
-      </w:r>
-      <w:r>
-        <w:rPr>
-          <w:rFonts w:ascii="Times New Roman" w:eastAsia="宋体" w:hAnsi="Times New Roman"/>
-          <w:sz w:val="24"/>
-        </w:rPr>
-        <w:t xml:space="preserve"/>
-      </w:r>
-      <w:r>
-        <w:rPr>
-          <w:rFonts w:ascii="Times New Roman" w:eastAsia="宋体" w:hAnsi="Times New Roman"/>
-          <w:sz w:val="24"/>
-        </w:rPr>
-        <w:t xml:space="preserve"/>
-      </w:r>
-      <w:r>
-        <w:rPr>
-          <w:rFonts w:ascii="Times New Roman" w:eastAsia="宋体" w:hAnsi="Times New Roman"/>
-          <w:sz w:val="24"/>
-        </w:rPr>
-        <w:t xml:space="preserve"/>
-      </w:r>
-      <w:r>
-        <w:rPr>
-          <w:rFonts w:ascii="Times New Roman" w:eastAsia="宋体" w:hAnsi="Times New Roman"/>
-          <w:sz w:val="24"/>
-        </w:rPr>
-        <w:t xml:space="preserve"/>
-      </w:r>
-      <w:r>
-        <w:rPr>
-          <w:rFonts w:ascii="Times New Roman" w:eastAsia="宋体" w:hAnsi="Times New Roman"/>
-          <w:sz w:val="24"/>
-        </w:rPr>
-        <w:t xml:space="preserve"/>
-      </w:r>
-      <w:r>
-        <w:rPr>
-          <w:rFonts w:ascii="Times New Roman" w:eastAsia="宋体" w:hAnsi="Times New Roman"/>
-          <w:sz w:val="24"/>
-        </w:rPr>
-        <w:t xml:space="preserve"/>
-      </w:r>
-      <w:r>
-        <w:rPr>
-          <w:rFonts w:ascii="Times New Roman" w:eastAsia="宋体" w:hAnsi="Times New Roman"/>
-          <w:sz w:val="24"/>
-        </w:rPr>
-        <w:t xml:space="preserve"/>
-      </w:r>
-      <w:r>
-        <w:rPr>
-          <w:rFonts w:ascii="Times New Roman" w:eastAsia="宋体" w:hAnsi="Times New Roman"/>
-          <w:sz w:val="24"/>
-        </w:rPr>
-        <w:t xml:space="preserve"/>
-      </w:r>
-      <w:r>
-        <w:rPr>
-          <w:rFonts w:ascii="Times New Roman" w:eastAsia="宋体" w:hAnsi="Times New Roman"/>
-          <w:sz w:val="24"/>
-        </w:rPr>
-        <w:t xml:space="preserve"/>
-      </w:r>
-      <w:r>
-        <w:rPr>
-          <w:rFonts w:ascii="Times New Roman" w:eastAsia="宋体" w:hAnsi="Times New Roman"/>
-          <w:sz w:val="24"/>
-        </w:rPr>
-        <w:t xml:space="preserve"/>
-      </w:r>
-      <w:r>
-        <w:rPr>
-          <w:rFonts w:ascii="Times New Roman" w:eastAsia="宋体" w:hAnsi="Times New Roman"/>
-          <w:sz w:val="24"/>
-        </w:rPr>
-        <w:t xml:space="preserve"/>
+        <w:t xml:space="preserve">上位机共 29 支脚本，不依赖第三方库。常用三支：src/host/video_sender.mjs 推任意片源，src/host/one_click_test.mjs 把 ping、经 JTAG 写读状态、发内置片源、计数对账串成一次自检（任何一步失败都以非零码退出），src/host/uart_cmd_check.mjs 驱动 105 条命令回归。其余是量问题的尺子，例如几何回读校验、DDR 内容核对、流水线延迟核对。PS 侧 2,544 行 C 跑在 Cortex-A9 上，板级支持包由随工程导出的 Vitis 平台提供。这里没有用操作系统：需要的只是串口、SD 卡、GPIO 与一个主循环，这个规模上引入操作系统的开销与调试复杂度大于收益。主循环与命令分发的流程见图5。</w:t>
       </w:r>
     </w:p>
     <w:p>
@@ -6152,21 +5907,7 @@
                 <w:rFonts w:ascii="Times New Roman" w:eastAsia="宋体" w:hAnsi="Times New Roman"/>
                 <w:sz w:val="18"/>
               </w:rPr>
-              <w:t>串口 [STAT] 一行的字段顺序钉在 src/ps/main.c:1381 的格式串上（[STAT] ctrl thr=%d 前缀），命令回归与串口电池按同一前缀解析</w:t>
-            </w:r>
-            <w:r>
-              <w:rPr>
-                <w:rFonts w:ascii="Times New Roman" w:eastAsia="宋体" w:hAnsi="Times New Roman"/>
-                <w:sz w:val="18"/>
-              </w:rPr>
-              <w:t xml:space="preserve"/>
-            </w:r>
-            <w:r>
-              <w:rPr>
-                <w:rFonts w:ascii="Times New Roman" w:eastAsia="宋体" w:hAnsi="Times New Roman"/>
-                <w:sz w:val="18"/>
-              </w:rPr>
-              <w:t/>
+              <w:t xml:space="preserve">串口 [STAT] 一行的字段顺序钉在 src/ps/main.c:1381 的格式串上（[STAT] ctrl thr=%d 前缀），命令回归与板级校验脚本按同一前缀解析</w:t>
             </w:r>
           </w:p>
         </w:tc>
@@ -6620,7 +6361,23 @@
           <w:rFonts w:ascii="Times New Roman" w:eastAsia="宋体" w:hAnsi="Times New Roman"/>
           <w:sz w:val="24"/>
         </w:rPr>
-        <w:t xml:space="preserve">有一条纪律：控制字必须整字一次写入，不许按位读改写，PL 收到后统一打三级同步。钉住这条约定的注释在 src/rtl/process/effect_ctrl.v:31——stage_sel、zsel、manual 三个字段并到同一条同步链，分两组同步就会出现"旗标到了、档号还是上一次的"那类错拍，在 100 MHz 互连域与 50 MHz 像素域之间就会看到只更新了一半的参数。</w:t>
+        <w:t xml:space="preserve">有一条纪律：控制字必须整字一次写入，不许按位读改写，PL 收到后统一打三级同步。钉住这条约定的注释在 src/rtl/process/effect_ctrl.v:31——stage_sel、zsel、manual 三个字段并到同一条同步链，分两组同步就会出现"标志到了、档号还是上一次的"那类错拍，在 100 MHz 互连域与 50 MHz 像素域之间就会看到只更新了一半的参数。</w:t>
+      </w:r>
+    </w:p>
+    <w:p>
+      <w:pPr>
+        <w:spacing w:after="120" w:line="360" w:lineRule="auto"/>
+        <w:ind w:firstLine="480"/>
+        <w:rPr>
+          <w:rFonts w:hint="eastAsia"/>
+        </w:rPr>
+      </w:pPr>
+      <w:r>
+        <w:rPr>
+          <w:rFonts w:ascii="Times New Roman" w:eastAsia="宋体" w:hAnsi="Times New Roman"/>
+          <w:sz w:val="24"/>
+        </w:rPr>
+        <w:t xml:space="preserve">三条通道与观测点的关系见图6。</w:t>
       </w:r>
     </w:p>
     <w:p>
@@ -6802,7 +6559,7 @@
           <w:rFonts w:ascii="Times New Roman" w:eastAsia="宋体" w:hAnsi="Times New Roman"/>
           <w:sz w:val="24"/>
         </w:rPr>
-        <w:t xml:space="preserve">整机已经完成，上位机推流、板卡处理、屏上显示、串口与 JTAG 读回四条通路同时成立。位流与固件已写入板载 QSPI NOR 并逐字节回读一致；断电重上电那一次的串口输出由使用者当场看过，同一次的记录文件还没归档，所以"自启"这一格只写到现场目视的程度，缺什么、怎么补见 3.2.2。</w:t>
+        <w:t xml:space="preserve">整机已经完成，上位机推流、板卡处理、屏上显示、串口与 JTAG 读回四条通路同时成立。位流与固件已写入板载 QSPI NOR 并逐字节回读一致；断电重上电只做到现场目视，缺什么、怎么补见 3.2.2。</w:t>
       </w:r>
     </w:p>
     <w:p>
@@ -8697,21 +8454,7 @@
                 <w:rFonts w:ascii="Times New Roman" w:eastAsia="宋体" w:hAnsi="Times New Roman"/>
                 <w:sz w:val="18"/>
               </w:rPr>
-              <w:t>不低于</w:t>
-            </w:r>
-            <w:r>
-              <w:rPr>
-                <w:rFonts w:ascii="Times New Roman" w:eastAsia="宋体" w:hAnsi="Times New Roman"/>
-                <w:sz w:val="18"/>
-              </w:rPr>
-              <w:t xml:space="preserve"> 116.7 fps </w:t>
-            </w:r>
-            <w:r>
-              <w:rPr>
-                <w:rFonts w:ascii="Times New Roman" w:eastAsia="宋体" w:hAnsi="Times New Roman"/>
-                <w:sz w:val="18"/>
-              </w:rPr>
-              <w:t>不丢字，尚未压到过载点</w:t>
+              <w:t xml:space="preserve">不低于 116.7 fps 不丢字节，尚未压到过载点</w:t>
             </w:r>
           </w:p>
         </w:tc>
@@ -9164,7 +8907,7 @@
                 <w:rFonts w:ascii="Times New Roman" w:eastAsia="宋体" w:hAnsi="Times New Roman"/>
                 <w:sz w:val="18"/>
               </w:rPr>
-              <w:t>五行齐全，字模索引在有效区整屏走一遍；这一遍里索引越出数组上界共 190,464 拍，用这个"机会地板"区分"屏上没现象"与"真的被门住了"</w:t>
+              <w:t xml:space="preserve">五行齐全。字模索引先在整个有效区整屏走一遍；再把索引故意超出有效范围，累计 190,464 个越界周期作分母，用来区分"越界已被拦截所以屏上没现象"与"拦截没生效"这两种情况</w:t>
             </w:r>
           </w:p>
         </w:tc>
@@ -9859,7 +9602,7 @@
                 <w:rFonts w:ascii="Consolas" w:eastAsia="宋体" w:hAnsi="Consolas"/>
                 <w:sz w:val="17"/>
               </w:rPr>
-              <w:t>仲裁所有权旗标 → 双线性帧缓存 BRAM 地址脚（u_arb/owner_eth_reg/C → u_bilin/u_fb/lo_reg_0_40/ADDRARDADDR[7]）</w:t>
+              <w:t xml:space="preserve">仲裁所有权标志 → 双线性帧缓存 BRAM 地址脚（u_arb/owner_eth_reg/C → u_bilin/u_fb/lo_reg_0_40/ADDRARDADDR[7]）</w:t>
             </w:r>
           </w:p>
         </w:tc>
@@ -10174,7 +9917,7 @@
                 <w:rFonts w:ascii="Consolas" w:eastAsia="宋体" w:hAnsi="Consolas"/>
                 <w:sz w:val="17"/>
               </w:rPr>
-              <w:t>帧尾旗标 → 行数命中使能（u_rx_par/p_eof_reg → u_reasm/rows_hit_reg[*]/CE）</w:t>
+              <w:t xml:space="preserve">帧尾标志 → 行数命中使能（u_rx_par/p_eof_reg → u_reasm/rows_hit_reg[*]/CE）</w:t>
             </w:r>
           </w:p>
         </w:tc>
@@ -10299,7 +10042,7 @@
                 <w:rFonts w:ascii="Consolas" w:eastAsia="宋体" w:hAnsi="Consolas"/>
                 <w:sz w:val="17"/>
               </w:rPr>
-              <w:t>1–4 级，布线 88.8–93.6 %；该域没有算法锥可拆，能动的是这只高扇出旗标的复制与摆放</w:t>
+              <w:t xml:space="preserve">1–4 级，布线 88.8–93.6 %；该域没有算法锥可拆，能动的是这只高扇出标志的复制与摆放</w:t>
             </w:r>
           </w:p>
         </w:tc>
@@ -10335,7 +10078,7 @@
           <w:rFonts w:ascii="Times New Roman" w:eastAsia="宋体" w:hAnsi="Times New Roman"/>
           <w:sz w:val="24"/>
         </w:rPr>
-        <w:t xml:space="preserve">口径先说清：判的是同一个时钟、同一条锥自己动没动。全局 WNS 的绝对差不写成收益也不写成损失，放置本身就会让它摆到零点几纳秒。"依据"一列只指得出翻得到的件：本版两份报告在 build/reports/，更早几批的读数照抄在 report/optimization_log.md 的跨全期累计对照与逐轮小节，每行注明出自哪一次检查输出。</w:t>
+        <w:t xml:space="preserve">口径先说清：判的是同一个时钟、同一条逻辑锥（同一组关键路径）自己动没动。全局 WNS 的绝对差不写成收益也不写成损失，放置本身就会让它摆到零点几纳秒。"依据"一列只指得出翻得到的件：本版两份报告在 build/reports/，更早几批的读数照抄在 report/optimization_log.md 的跨全期累计对照与逐轮小节，每行注明出自哪一次检查输出。</w:t>
       </w:r>
     </w:p>
     <w:tbl>
@@ -10875,7 +10618,7 @@
                 <w:rFonts w:ascii="Times New Roman" w:eastAsia="宋体" w:hAnsi="Times New Roman"/>
                 <w:sz w:val="18"/>
               </w:rPr>
-              <w:t xml:space="preserve">该批发布前检查 18 项全过、2 项因缺同一次台架凭据未判 ⇒ 当时不算"过了检查的一版"</w:t>
+              <w:t xml:space="preserve">该批发布前检查 18 项全过、2 项因缺同一次台架证据件未判 ⇒ 当时不算"过了检查的一版"</w:t>
             </w:r>
           </w:p>
         </w:tc>
@@ -11327,7 +11070,119 @@
           <w:rFonts w:ascii="Times New Roman" w:eastAsia="宋体" w:hAnsi="Times New Roman"/>
           <w:sz w:val="24"/>
         </w:rPr>
-        <w:t xml:space="preserve">还有几刀时序改动被实测否掉：校验和摊到每拍一项，eth_rxc 0.739 → 0.691 ns，但 clk_fpga_0 掉 −0.123 ns、sys_clk 从 14.876 降到 14.068 ns，判负回退（#380）；编译期常量抽出发一拍更差，常量并入同一拍使加法树变深，锥的失败端点只从 4835 减到 4819（#382）；强制复制 239 引脚广播网，本域赢 1 格、另三域跌 4 格且含最紧两格，判负（report/timing/round_r117.md）；Pblock 让载链逃出边界报 Place 30-439 且无收益（#186）；RGMII 输入窗挂上去 eth_rxc 当场 −2.885 ns，退回候选件；为保 setup 余量动块 RAM 那一族，+0.182 ns 相对 +0.516 ns 不够，砍掉触发器后最差路径仍剩 4 级，拥塞才是主导（#122）。这一族的总结在 report/timing/eth_rxc_partition_options.md 第 8 节：本版不再投时序优化轮——现在是零违例、约束全满足的状态，继续动它买的是余量不是正确性。</w:t>
+        <w:t xml:space="preserve">还有几刀时序改动被实测否掉，每条都是别处赢了、这一处输了：</w:t>
+      </w:r>
+    </w:p>
+    <w:p>
+      <w:pPr>
+        <w:spacing w:after="120" w:line="360" w:lineRule="auto"/>
+        <w:ind w:firstLine="480"/>
+        <w:rPr>
+          <w:rFonts w:hint="eastAsia"/>
+        </w:rPr>
+      </w:pPr>
+      <w:r>
+        <w:rPr>
+          <w:rFonts w:ascii="Times New Roman" w:eastAsia="宋体" w:hAnsi="Times New Roman"/>
+          <w:sz w:val="24"/>
+        </w:rPr>
+        <w:t xml:space="preserve">- 校验和摊到每拍一项：eth_rxc 0.739 → 0.691 ns，但 clk_fpga_0 掉 −0.123 ns、sys_clk 从 14.876 降到 14.068 ns，判负回退（#380）。</w:t>
+      </w:r>
+    </w:p>
+    <w:p>
+      <w:pPr>
+        <w:spacing w:after="120" w:line="360" w:lineRule="auto"/>
+        <w:ind w:firstLine="480"/>
+        <w:rPr>
+          <w:rFonts w:hint="eastAsia"/>
+        </w:rPr>
+      </w:pPr>
+      <w:r>
+        <w:rPr>
+          <w:rFonts w:ascii="Times New Roman" w:eastAsia="宋体" w:hAnsi="Times New Roman"/>
+          <w:sz w:val="24"/>
+        </w:rPr>
+        <w:t xml:space="preserve">- 编译期常量抽出发一拍更差：常量并入同一拍使加法树变深，那条锥的失败端点只从 4835 减到 4819（#382）。</w:t>
+      </w:r>
+    </w:p>
+    <w:p>
+      <w:pPr>
+        <w:spacing w:after="120" w:line="360" w:lineRule="auto"/>
+        <w:ind w:firstLine="480"/>
+        <w:rPr>
+          <w:rFonts w:hint="eastAsia"/>
+        </w:rPr>
+      </w:pPr>
+      <w:r>
+        <w:rPr>
+          <w:rFonts w:ascii="Times New Roman" w:eastAsia="宋体" w:hAnsi="Times New Roman"/>
+          <w:sz w:val="24"/>
+        </w:rPr>
+        <w:t xml:space="preserve">- 强制复制 239 引脚的广播网：本域赢 1 格、另三域跌 4 格且含最紧两格，判负（report/timing/round_r117.md）。</w:t>
+      </w:r>
+    </w:p>
+    <w:p>
+      <w:pPr>
+        <w:spacing w:after="120" w:line="360" w:lineRule="auto"/>
+        <w:ind w:firstLine="480"/>
+        <w:rPr>
+          <w:rFonts w:hint="eastAsia"/>
+        </w:rPr>
+      </w:pPr>
+      <w:r>
+        <w:rPr>
+          <w:rFonts w:ascii="Times New Roman" w:eastAsia="宋体" w:hAnsi="Times New Roman"/>
+          <w:sz w:val="24"/>
+        </w:rPr>
+        <w:t xml:space="preserve">- 用 Pblock 圈住载链：路径逃出分区边界，报 Place 30-439 且没有收益（#186）。</w:t>
+      </w:r>
+    </w:p>
+    <w:p>
+      <w:pPr>
+        <w:spacing w:after="120" w:line="360" w:lineRule="auto"/>
+        <w:ind w:firstLine="480"/>
+        <w:rPr>
+          <w:rFonts w:hint="eastAsia"/>
+        </w:rPr>
+      </w:pPr>
+      <w:r>
+        <w:rPr>
+          <w:rFonts w:ascii="Times New Roman" w:eastAsia="宋体" w:hAnsi="Times New Roman"/>
+          <w:sz w:val="24"/>
+        </w:rPr>
+        <w:t xml:space="preserve">- 把 RGMII 输入窗直接挂上去：eth_rxc 当场 −2.885 ns，退回成候选件。</w:t>
+      </w:r>
+    </w:p>
+    <w:p>
+      <w:pPr>
+        <w:spacing w:after="120" w:line="360" w:lineRule="auto"/>
+        <w:ind w:firstLine="480"/>
+        <w:rPr>
+          <w:rFonts w:hint="eastAsia"/>
+        </w:rPr>
+      </w:pPr>
+      <w:r>
+        <w:rPr>
+          <w:rFonts w:ascii="Times New Roman" w:eastAsia="宋体" w:hAnsi="Times New Roman"/>
+          <w:sz w:val="24"/>
+        </w:rPr>
+        <w:t xml:space="preserve">- 为保 setup 余量动块 RAM 那一族：+0.182 ns 换不回 +0.516 ns，砍掉触发器后最差路径仍剩 4 级，说明拥塞才是主导（#122）。</w:t>
+      </w:r>
+    </w:p>
+    <w:p>
+      <w:pPr>
+        <w:spacing w:after="120" w:line="360" w:lineRule="auto"/>
+        <w:ind w:firstLine="480"/>
+        <w:rPr>
+          <w:rFonts w:hint="eastAsia"/>
+        </w:rPr>
+      </w:pPr>
+      <w:r>
+        <w:rPr>
+          <w:rFonts w:ascii="Times New Roman" w:eastAsia="宋体" w:hAnsi="Times New Roman"/>
+          <w:sz w:val="24"/>
+        </w:rPr>
+        <w:t xml:space="preserve">这一族的总结在 report/timing/eth_rxc_partition_options.md 第 8 节：本版不再投时序优化轮——现在是零违例、约束全满足的状态，继续动它买的是余量不是正确性。</w:t>
       </w:r>
     </w:p>
     <w:p>
@@ -11871,7 +11726,7 @@
           <w:rFonts w:ascii="Times New Roman" w:eastAsia="宋体" w:hAnsi="Times New Roman"/>
           <w:sz w:val="24"/>
         </w:rPr>
-        <w:t xml:space="preserve">最后是协作方式。以把关为目的的检查脚本必须串在被它保护的动作前面，否则它只是告诉你不合格，并不会拦住你。跨域名册也是同一件事：发布前检查把 CDC 报告的 Critical 配对按基线核减（基线 4 行、本版 2 行），两条被核减的配对 eth_rxc&gt;clk_fpga_0、eth_rxc&gt;clkout0_1 的原因至今未查证，只登记、不写成改进。至于和大模型一起工作，我的口径是：没有逐条核实过的统计没有意义，没有验证过的说法不能当结论，一条判据到底能不能红，只有机器跑一遍才算回答。</w:t>
+        <w:t xml:space="preserve">最后是协作方式。以把关为目的的检查脚本必须串在被它保护的动作前面，否则它只是告诉你不合格，并不会拦住你。跨域清单也是同一件事：发布前检查把 CDC 报告的 Critical 配对按基线核减（基线 4 行、本版 2 行），两条被核减的配对 eth_rxc&gt;clk_fpga_0、eth_rxc&gt;clkout0_1 的原因至今未查证，只登记、不写成改进。至于和大模型一起工作，我的口径是：没有逐条核实过的统计没有意义，没有验证过的说法不能当结论，一条判据到底能不能红，只有机器跑一遍才算回答。</w:t>
       </w:r>
     </w:p>
     <w:p>
@@ -11887,35 +11742,7 @@
           <w:rFonts w:ascii="Times New Roman" w:eastAsia="宋体" w:hAnsi="Times New Roman"/>
           <w:sz w:val="24"/>
         </w:rPr>
-        <w:t>回头看，这个系统真正站得住的两条都很朴素：把每像素</w:t>
-      </w:r>
-      <w:r>
-        <w:rPr>
-          <w:rFonts w:ascii="Times New Roman" w:eastAsia="宋体" w:hAnsi="Times New Roman"/>
-          <w:sz w:val="24"/>
-        </w:rPr>
-        <w:t xml:space="preserve"> 20 </w:t>
-      </w:r>
-      <w:r>
-        <w:rPr>
-          <w:rFonts w:ascii="Times New Roman" w:eastAsia="宋体" w:hAnsi="Times New Roman"/>
-          <w:sz w:val="24"/>
-        </w:rPr>
-        <w:t>纳秒的预算当作软硬件划分的依据，链路上就没有一处逐像素的软件参与；把让硬件自己数自己的账当作观测面，屏、串口和</w:t>
-      </w:r>
-      <w:r>
-        <w:rPr>
-          <w:rFonts w:ascii="Times New Roman" w:eastAsia="宋体" w:hAnsi="Times New Roman"/>
-          <w:sz w:val="24"/>
-        </w:rPr>
-        <w:t xml:space="preserve"> JTAG </w:t>
-      </w:r>
-      <w:r>
-        <w:rPr>
-          <w:rFonts w:ascii="Times New Roman" w:eastAsia="宋体" w:hAnsi="Times New Roman"/>
-          <w:sz w:val="24"/>
-        </w:rPr>
-        <w:t>就天然同源。这两条不是一开始就想清楚的，是在一次次判红之后被逼出来的。</w:t>
+        <w:t xml:space="preserve">回头看，这个系统真正站得住的两条都很朴素：把每像素 20 纳秒的预算当作软硬件划分的依据，推流那一路从收包到出屏就没有一处逐像素的软件参与；把让硬件自己数自己的账当作观测面，屏、串口和 JTAG 就天然同源。这两条不是一开始就想清楚的，是在一次次判红之后被逼出来的。</w:t>
       </w:r>
     </w:p>
     <w:p>

--- a/report/technical-document-contest-official.docx
+++ b/report/technical-document-contest-official.docx
@@ -11568,105 +11568,7 @@
           <w:rFonts w:ascii="Times New Roman" w:eastAsia="宋体" w:hAnsi="Times New Roman"/>
           <w:sz w:val="24"/>
         </w:rPr>
-        <w:t xml:space="preserve">第二次收获来自一个被实测推翻的假设。原本以为拔线之后 PHY 会停止输出接收时钟，所以判断链路静默只看计数是否增长。真拔一次线，计数确实不涨，但画面也没有交还给 SD 片源。查下去才知道这颗 PHY 在断链时不停振，而是把时钟放慢了几十倍——用来计时的时钟本身在说谎，"毫秒计数没有超过阈值"这句话可以连续十几秒成立。解决办法是承认测量结果，把时基是否可信做成仲裁的一个输入，再加一个独立心跳位。同样被实测否掉的还有强制复制广播网络、把 RGMII 输入窗直接挂上去（一挂整个时钟域全红）这几处。这些失败我都留了记录，把过程删掉之后，结论就没有可以核对的链条了。</w:t>
-      </w:r>
-      <w:r>
-        <w:rPr>
-          <w:rFonts w:ascii="Times New Roman" w:eastAsia="宋体" w:hAnsi="Times New Roman"/>
-          <w:sz w:val="24"/>
-        </w:rPr>
-        <w:t xml:space="preserve"/>
-      </w:r>
-      <w:r>
-        <w:rPr>
-          <w:rFonts w:ascii="Times New Roman" w:eastAsia="宋体" w:hAnsi="Times New Roman"/>
-          <w:sz w:val="24"/>
-        </w:rPr>
-        <w:t xml:space="preserve"/>
-      </w:r>
-      <w:r>
-        <w:rPr>
-          <w:rFonts w:ascii="Times New Roman" w:eastAsia="宋体" w:hAnsi="Times New Roman"/>
-          <w:sz w:val="24"/>
-        </w:rPr>
-        <w:t xml:space="preserve"/>
-      </w:r>
-      <w:r>
-        <w:rPr>
-          <w:rFonts w:ascii="Times New Roman" w:eastAsia="宋体" w:hAnsi="Times New Roman"/>
-          <w:sz w:val="24"/>
-        </w:rPr>
-        <w:t xml:space="preserve"/>
-      </w:r>
-      <w:r>
-        <w:rPr>
-          <w:rFonts w:ascii="Times New Roman" w:eastAsia="宋体" w:hAnsi="Times New Roman"/>
-          <w:sz w:val="24"/>
-        </w:rPr>
-        <w:t xml:space="preserve"/>
-      </w:r>
-      <w:r>
-        <w:rPr>
-          <w:rFonts w:ascii="Times New Roman" w:eastAsia="宋体" w:hAnsi="Times New Roman"/>
-          <w:sz w:val="24"/>
-        </w:rPr>
-        <w:t xml:space="preserve"/>
-      </w:r>
-      <w:r>
-        <w:rPr>
-          <w:rFonts w:ascii="Times New Roman" w:eastAsia="宋体" w:hAnsi="Times New Roman"/>
-          <w:sz w:val="24"/>
-        </w:rPr>
-        <w:t xml:space="preserve"/>
-      </w:r>
-      <w:r>
-        <w:rPr>
-          <w:rFonts w:ascii="Times New Roman" w:eastAsia="宋体" w:hAnsi="Times New Roman"/>
-          <w:sz w:val="24"/>
-        </w:rPr>
-        <w:t xml:space="preserve"/>
-      </w:r>
-      <w:r>
-        <w:rPr>
-          <w:rFonts w:ascii="Times New Roman" w:eastAsia="宋体" w:hAnsi="Times New Roman"/>
-          <w:sz w:val="24"/>
-        </w:rPr>
-        <w:t xml:space="preserve"/>
-      </w:r>
-      <w:r>
-        <w:rPr>
-          <w:rFonts w:ascii="Times New Roman" w:eastAsia="宋体" w:hAnsi="Times New Roman"/>
-          <w:sz w:val="24"/>
-        </w:rPr>
-        <w:t xml:space="preserve"/>
-      </w:r>
-      <w:r>
-        <w:rPr>
-          <w:rFonts w:ascii="Times New Roman" w:eastAsia="宋体" w:hAnsi="Times New Roman"/>
-          <w:sz w:val="24"/>
-        </w:rPr>
-        <w:t xml:space="preserve"/>
-      </w:r>
-      <w:r>
-        <w:rPr>
-          <w:rFonts w:ascii="Times New Roman" w:eastAsia="宋体" w:hAnsi="Times New Roman"/>
-          <w:sz w:val="24"/>
-        </w:rPr>
-        <w:t xml:space="preserve"/>
-      </w:r>
-      <w:r>
-        <w:rPr>
-          <w:rFonts w:ascii="Times New Roman" w:eastAsia="宋体" w:hAnsi="Times New Roman"/>
-          <w:sz w:val="24"/>
-        </w:rPr>
-        <w:t xml:space="preserve"/>
-      </w:r>
-      <w:r>
-        <w:rPr>
-          <w:rFonts w:ascii="Times New Roman" w:eastAsia="宋体" w:hAnsi="Times New Roman"/>
-          <w:sz w:val="24"/>
-        </w:rPr>
-        <w:t xml:space="preserve"/>
+        <w:t xml:space="preserve">第二次收获来自一个被实测推翻的假设。原本以为拔线之后 PHY 会停止输出接收时钟，所以判断链路静默只看计数是否增长。真拔一次线，计数确实不涨，但画面也没有交还给 SD 片源。查下去才知道这颗 PHY 在断链时不停振，而是把时钟放慢了几十倍——用来计时的时钟本身在说谎，"毫秒计数没有超过阈值"这句话可以连续十几秒成立。解决办法是承认测量结果，把时基是否可信做成仲裁的一个输入，再加一个独立心跳位。同样被实测否掉的还有强制复制广播网络与直接挂上 RGMII 输入窗——一挂整个时钟域全红。这些失败我都留了记录，把过程删掉之后，结论就没有可以核对的链条了。</w:t>
       </w:r>
     </w:p>
     <w:p>

--- a/report/technical-document-contest-official.docx
+++ b/report/technical-document-contest-official.docx
@@ -7547,22 +7547,6 @@
     </w:p>
     <w:p>
       <w:pPr>
-        <w:spacing w:after="120" w:line="360" w:lineRule="auto"/>
-        <w:ind w:firstLine="480"/>
-        <w:rPr>
-          <w:rFonts w:hint="eastAsia"/>
-        </w:rPr>
-      </w:pPr>
-      <w:r>
-        <w:rPr>
-          <w:rFonts w:ascii="Times New Roman" w:eastAsia="宋体" w:hAnsi="Times New Roman"/>
-          <w:sz w:val="24"/>
-        </w:rPr>
-        <w:t xml:space="preserve">图9 到图11 是上位机用同一套算法在 PC 上重算的参考画面，与屏上实拍对照，检查硬件实现是否与软件模型一致。看的是列对齐与边界：图9 看竖缝两侧是否同帧，图10 看六级全开时边缘与形态学的连通域，图11 看 45° 旋转后插值是否还保持直线。</w:t>
-      </w:r>
-    </w:p>
-    <w:p>
-      <w:pPr>
         <w:keepNext/>
         <w:spacing w:before="120" w:after="40"/>
         <w:jc w:val="center"/>
@@ -7769,6 +7753,22 @@
           <w:sz w:val="18"/>
         </w:rPr>
         <w:t/>
+      </w:r>
+    </w:p>
+    <w:p>
+      <w:pPr>
+        <w:spacing w:after="120" w:line="360" w:lineRule="auto"/>
+        <w:ind w:firstLine="480"/>
+        <w:rPr>
+          <w:rFonts w:hint="eastAsia"/>
+        </w:rPr>
+      </w:pPr>
+      <w:r>
+        <w:rPr>
+          <w:rFonts w:ascii="Times New Roman" w:eastAsia="宋体" w:hAnsi="Times New Roman"/>
+          <w:sz w:val="24"/>
+        </w:rPr>
+        <w:t xml:space="preserve">图9 到图11 是上位机用同一套算法在 PC 上重算的参考画面，与屏上实拍对照，检查硬件实现是否与软件模型一致。看的是列对齐与边界：图9 看竖缝两侧是否同帧，图10 看六级全开时边缘与形态学的连通域，图11 看 45° 旋转后插值是否还保持直线。</w:t>
       </w:r>
     </w:p>
     <w:p>

--- a/report/technical-document-contest-official.docx
+++ b/report/technical-document-contest-official.docx
@@ -349,7 +349,7 @@
           <w:rFonts w:ascii="Times New Roman" w:eastAsia="宋体" w:hAnsi="Times New Roman"/>
           <w:sz w:val="24"/>
         </w:rPr>
-        <w:t xml:space="preserve">3. 教学与实验。83 支可复跑的仿真台架、一条命令的发布前检查和身份可核对的位流，使整套设计能被别人复跑和检验。</w:t>
+        <w:t xml:space="preserve">3. 教学与实验。一套能整条重跑的实验材料：83 支仿真台架、一条命令的发布前检查、身份可核对的位流。学生不必只相信结论，可以自己把它跑红。</w:t>
       </w:r>
     </w:p>
     <w:p>
@@ -1602,7 +1602,7 @@
           <w:rFonts w:ascii="Times New Roman" w:eastAsia="宋体" w:hAnsi="Times New Roman"/>
           <w:sz w:val="24"/>
         </w:rPr>
-        <w:t xml:space="preserve">250 MHz 串行域（clkout1_1）不设时序检查项，这笔欠账记在 4.1。被异步时钟组屏蔽的跨域路径上，检查脚本按基线核减 CDC 报告的 Critical 配对（基线 4 行、本版 2 行），判"配对不新增、unsafe 不增长"；被核减的两条原因未查证，只登记不写成改进。</w:t>
+        <w:t xml:space="preserve">250 MHz 串行域（clkout1_1）不设时序检查项，这笔欠账记在 4.1。被异步时钟组屏蔽的跨域路径上，检查脚本按基线核减 CDC 报告的 Critical 配对（基线 4 行、本版 2 行），判"配对不新增、unsafe 不增长"；被核减的两条原因未查证，只登记不写成改进。这条核减属于验证方法，展开在 3.3 的验证覆盖一行与 4.2。</w:t>
       </w:r>
     </w:p>
     <w:p>
@@ -9037,7 +9037,7 @@
                 <w:rFonts w:ascii="Times New Roman" w:eastAsia="宋体" w:hAnsi="Times New Roman"/>
                 <w:sz w:val="18"/>
               </w:rPr>
-              <w:t>四个受检域均无违例；最紧一格在校验和进位链上，排在其后的十几条是使能广播，瓶颈性质不同</w:t>
+              <w:t xml:space="preserve">四个受检域均无违例；现版最紧的一格在 ICMP 发送状态机到 IP 首部的复位脚上（5 级逻辑、布线占 79.96 %），排在其后的十几条是使能广播，两者性质不同</w:t>
             </w:r>
           </w:p>
         </w:tc>
@@ -9167,7 +9167,7 @@
                 <w:rFonts w:ascii="Times New Roman" w:eastAsia="宋体" w:hAnsi="Times New Roman"/>
                 <w:sz w:val="18"/>
               </w:rPr>
-              <w:t xml:space="preserve">台架 83 支（取舍清单在 sim/README.md）；整屏判据 165 条全过；发布前检查 24 项全部判定、0 项不通过；105 条命令回归上一版 98.2 秒全过、本版未重跑</w:t>
+              <w:t xml:space="preserve">台架 83 支（取舍清单在 sim/README.md）；整屏判据 165 条全过；发布前检查 24 项全部判定、0 项不通过；105 条命令回归上一版 98.2 秒全过、本版未重跑。跨域那部分：异步组屏蔽的路径按基线核减 CDC 的 Critical 配对（基线 4 行、本版 2 行），判"配对不新增、unsafe 不增长"，两条被核减的原因未查证</w:t>
             </w:r>
           </w:p>
         </w:tc>
@@ -11468,91 +11468,7 @@
           <w:rFonts w:ascii="Times New Roman" w:eastAsia="宋体" w:hAnsi="Times New Roman"/>
           <w:sz w:val="24"/>
         </w:rPr>
-        <w:t xml:space="preserve">最疼的一次是全绿并不代表对。有五支台架、56 条检查项全部通过，我把那一轮记成了通过。后来翻综合报告才发现被测的那条逻辑根本不存在——边界判断的一侧接了常数，被综合直接优化掉了。此后我要求每条判据都必须能红：一条永远不会红的判据，即使跑通了也不能算数。为此写了一个变异脚本，把修复之前的写法原样复原一次，判据仍然不红就报变异失败。还有一次是循环变量只有两位宽而上界写到了 4，那一档永远进不去，一屏 PASS 而整轮检查从未执行。这两件事之后，我看任何"通过"之前会先看它实际覆盖了多少样本。</w:t>
-      </w:r>
-      <w:r>
-        <w:rPr>
-          <w:rFonts w:ascii="Times New Roman" w:eastAsia="宋体" w:hAnsi="Times New Roman"/>
-          <w:sz w:val="24"/>
-        </w:rPr>
-        <w:t xml:space="preserve"/>
-      </w:r>
-      <w:r>
-        <w:rPr>
-          <w:rFonts w:ascii="Times New Roman" w:eastAsia="宋体" w:hAnsi="Times New Roman"/>
-          <w:sz w:val="24"/>
-        </w:rPr>
-        <w:t xml:space="preserve"/>
-      </w:r>
-      <w:r>
-        <w:rPr>
-          <w:rFonts w:ascii="Times New Roman" w:eastAsia="宋体" w:hAnsi="Times New Roman"/>
-          <w:sz w:val="24"/>
-        </w:rPr>
-        <w:t xml:space="preserve"/>
-      </w:r>
-      <w:r>
-        <w:rPr>
-          <w:rFonts w:ascii="Times New Roman" w:eastAsia="宋体" w:hAnsi="Times New Roman"/>
-          <w:sz w:val="24"/>
-        </w:rPr>
-        <w:t xml:space="preserve"/>
-      </w:r>
-      <w:r>
-        <w:rPr>
-          <w:rFonts w:ascii="Times New Roman" w:eastAsia="宋体" w:hAnsi="Times New Roman"/>
-          <w:sz w:val="24"/>
-        </w:rPr>
-        <w:t xml:space="preserve"/>
-      </w:r>
-      <w:r>
-        <w:rPr>
-          <w:rFonts w:ascii="Times New Roman" w:eastAsia="宋体" w:hAnsi="Times New Roman"/>
-          <w:sz w:val="24"/>
-        </w:rPr>
-        <w:t xml:space="preserve"/>
-      </w:r>
-      <w:r>
-        <w:rPr>
-          <w:rFonts w:ascii="Times New Roman" w:eastAsia="宋体" w:hAnsi="Times New Roman"/>
-          <w:sz w:val="24"/>
-        </w:rPr>
-        <w:t xml:space="preserve"/>
-      </w:r>
-      <w:r>
-        <w:rPr>
-          <w:rFonts w:ascii="Times New Roman" w:eastAsia="宋体" w:hAnsi="Times New Roman"/>
-          <w:sz w:val="24"/>
-        </w:rPr>
-        <w:t xml:space="preserve"/>
-      </w:r>
-      <w:r>
-        <w:rPr>
-          <w:rFonts w:ascii="Times New Roman" w:eastAsia="宋体" w:hAnsi="Times New Roman"/>
-          <w:sz w:val="24"/>
-        </w:rPr>
-        <w:t xml:space="preserve"/>
-      </w:r>
-      <w:r>
-        <w:rPr>
-          <w:rFonts w:ascii="Times New Roman" w:eastAsia="宋体" w:hAnsi="Times New Roman"/>
-          <w:sz w:val="24"/>
-        </w:rPr>
-        <w:t xml:space="preserve"/>
-      </w:r>
-      <w:r>
-        <w:rPr>
-          <w:rFonts w:ascii="Times New Roman" w:eastAsia="宋体" w:hAnsi="Times New Roman"/>
-          <w:sz w:val="24"/>
-        </w:rPr>
-        <w:t xml:space="preserve"/>
-      </w:r>
-      <w:r>
-        <w:rPr>
-          <w:rFonts w:ascii="Times New Roman" w:eastAsia="宋体" w:hAnsi="Times New Roman"/>
-          <w:sz w:val="24"/>
-        </w:rPr>
-        <w:t xml:space="preserve"/>
+        <w:t xml:space="preserve">最疼的一次是全绿并不代表对。有五支台架、56 条检查项全部通过，我把那一轮记成了通过。后来翻综合报告才发现被测的那条逻辑根本不存在——边界判断的一侧接了常数，被综合直接优化掉了。此后每条判据都必须能红：永远不会红的判据，跑通了也不算数。为此写了一个变异脚本，把修复之前的写法原样复原一次，判据仍然不红就报变异失败。还有一次是循环变量只有两位宽而上界写到了 4，那一档永远进不去，一屏 PASS 而整轮检查从未执行。这两件事之后，我看任何"通过"之前会先看它实际覆盖了多少样本。</w:t>
       </w:r>
     </w:p>
     <w:p>
@@ -11568,7 +11484,7 @@
           <w:rFonts w:ascii="Times New Roman" w:eastAsia="宋体" w:hAnsi="Times New Roman"/>
           <w:sz w:val="24"/>
         </w:rPr>
-        <w:t xml:space="preserve">第二次收获来自一个被实测推翻的假设。原本以为拔线之后 PHY 会停止输出接收时钟，所以判断链路静默只看计数是否增长。真拔一次线，计数确实不涨，但画面也没有交还给 SD 片源。查下去才知道这颗 PHY 在断链时不停振，而是把时钟放慢了几十倍——用来计时的时钟本身在说谎，"毫秒计数没有超过阈值"这句话可以连续十几秒成立。解决办法是承认测量结果，把时基是否可信做成仲裁的一个输入，再加一个独立心跳位。同样被实测否掉的还有强制复制广播网络与直接挂上 RGMII 输入窗——一挂整个时钟域全红。这些失败我都留了记录，把过程删掉之后，结论就没有可以核对的链条了。</w:t>
+        <w:t xml:space="preserve">第二次收获来自一个被实测推翻的假设。原本以为拔线之后 PHY 会停止输出接收时钟，所以判断链路静默只看计数是否增长。真拔一次线，计数确实不涨，但画面也没有交还给 SD 片源。查下去才知道这颗 PHY 在断链时不停振，而是把时钟放慢了几十倍——用来计时的时钟本身在说谎，"毫秒计数没有超过阈值"这句话可以连续十几秒成立。解决办法是承认测量结果，把时基是否可信做成仲裁的一个输入，再加一个独立心跳位。同样被实测否掉的还有强制复制广播网络与直接挂上 RGMII 输入窗——一挂整个时钟域全红。这些失败都留了记录：把过程删掉，结论就没有可核对的链条了。</w:t>
       </w:r>
     </w:p>
     <w:p>
@@ -11584,35 +11500,7 @@
           <w:rFonts w:ascii="Times New Roman" w:eastAsia="宋体" w:hAnsi="Times New Roman"/>
           <w:sz w:val="24"/>
         </w:rPr>
-        <w:t xml:space="preserve">第三点体会是时序要靠算和扫，不能靠猜。RGMII 采样沿的位置是先建模再取整得到的（图7 就是那一次扫描的结果）；同样的做法用在时钟不确定度上，给四个域统一加 0.8 ns 之后量出两万多条保持时间违例，数据不支持，这个设置就不采纳。看关键路径也不能只看全局最差那一条：最差那条是校验和进位链，排在其后的十几条全是使能广播，两者性质不同，能做的事情也不同。</w:t>
-      </w:r>
-      <w:r>
-        <w:rPr>
-          <w:rFonts w:ascii="Times New Roman" w:eastAsia="宋体" w:hAnsi="Times New Roman"/>
-          <w:sz w:val="24"/>
-        </w:rPr>
-        <w:t xml:space="preserve"/>
-      </w:r>
-      <w:r>
-        <w:rPr>
-          <w:rFonts w:ascii="Times New Roman" w:eastAsia="宋体" w:hAnsi="Times New Roman"/>
-          <w:sz w:val="24"/>
-        </w:rPr>
-        <w:t xml:space="preserve"/>
-      </w:r>
-      <w:r>
-        <w:rPr>
-          <w:rFonts w:ascii="Times New Roman" w:eastAsia="宋体" w:hAnsi="Times New Roman"/>
-          <w:sz w:val="24"/>
-        </w:rPr>
-        <w:t xml:space="preserve"/>
-      </w:r>
-      <w:r>
-        <w:rPr>
-          <w:rFonts w:ascii="Times New Roman" w:eastAsia="宋体" w:hAnsi="Times New Roman"/>
-          <w:sz w:val="24"/>
-        </w:rPr>
-        <w:t xml:space="preserve"/>
+        <w:t xml:space="preserve">第三点体会是时序要靠算和扫，不能靠猜。RGMII 采样沿的位置是先建模再取整得到的（图7 就是那一次扫描的结果）；同样的做法用在时钟不确定度上，给四个域统一加 0.8 ns 之后量出两万多条保持时间违例，数据不支持，这个设置就不采纳。看关键路径也不能只看全局最差那条：现版最差的是状态机打到一只复位脚，上一版才是校验和进位链，其后十几条全是使能广播——三者性质不同，能做的也不同。</w:t>
       </w:r>
     </w:p>
     <w:p>

--- a/report/technical-document-contest-official.docx
+++ b/report/technical-document-contest-official.docx
@@ -1518,7 +1518,7 @@
                 <w:rFonts w:ascii="Times New Roman" w:eastAsia="宋体" w:hAnsi="Times New Roman"/>
                 <w:sz w:val="18"/>
               </w:rPr>
-              <w:t xml:space="preserve">检查末行 GATES: ALL PASS（24 项全部判定），随包件在 build/reports/；整屏台架留档 build/tb_v98_report.txt 头部带 top_md5=c778dc4416b3、tb_md5=3975c335ab26、rtl_md5=93938780ccd6，与现树同批</w:t>
+              <w:t xml:space="preserve">检查末行 GATES: ALL PASS（24 项全部判定），随包件在 build/reports/；整屏台架留档 build/tb_v98_report.txt 头部带台架、RTL 与顶层三份 md5，与现树同批</w:t>
             </w:r>
           </w:p>
         </w:tc>

--- a/report/technical-document-contest-official.docx
+++ b/report/technical-document-contest-official.docx
@@ -10042,7 +10042,7 @@
                 <w:rFonts w:ascii="Consolas" w:eastAsia="宋体" w:hAnsi="Consolas"/>
                 <w:sz w:val="17"/>
               </w:rPr>
-              <w:t xml:space="preserve">1–4 级，布线 88.8–93.6 %；该域没有算法锥可拆，能动的是这只高扇出标志的复制与摆放</w:t>
+              <w:t xml:space="preserve">1–4 级，布线 88.8–93.6 %；该域没有算法锥可拆。现版净表复核（build/evidence/r132_owner_fanout.txt）量到这只标志只驱动 5 个负载，所以可动的不是复制而是摆放，而摆放那一刀 r89 已量过并否决</w:t>
             </w:r>
           </w:p>
         </w:tc>

--- a/report/technical-document-contest-official.docx
+++ b/report/technical-document-contest-official.docx
@@ -1223,21 +1223,7 @@
                 <w:rFonts w:ascii="Times New Roman" w:eastAsia="宋体" w:hAnsi="Times New Roman"/>
                 <w:sz w:val="18"/>
               </w:rPr>
-              <w:t>端点 51,027 个；汇总行见 build/timing_summary.rpt 第 151 行，第 154 行 "All user specified timing constraints are met"。逐域 setup：eth_rxc 0.687、clk_fpga_0 1.571、clkout0_1 3.287、sys_clk 14.294 ns，失败端点全为 0</w:t>
-            </w:r>
-            <w:r>
-              <w:rPr>
-                <w:rFonts w:ascii="Times New Roman" w:eastAsia="宋体" w:hAnsi="Times New Roman"/>
-                <w:sz w:val="18"/>
-              </w:rPr>
-              <w:t xml:space="preserve"/>
-            </w:r>
-            <w:r>
-              <w:rPr>
-                <w:rFonts w:ascii="Times New Roman" w:eastAsia="宋体" w:hAnsi="Times New Roman"/>
-                <w:sz w:val="18"/>
-              </w:rPr>
-              <w:t/>
+              <w:t xml:space="preserve">端点 51,027 个；汇总行见 build/timing_summary.rpt 第 151 行，第 154 行 "All user specified timing constraints are met"。逐域 setup：eth_rxc 0.687、clk_fpga_0 1.571、clkout0_1 3.287、sys_clk 14.294 ns，失败端点全为 0。这八对数在 r132 上有两件独立凭据：只读探针名册 build/evidence/r132_after_roster_probefmt.txt 与报告解析表 build/roster/roster_r132.tsv，两者逐格相同；对上一份名册 r118 相减判红 7 格（是这几版 RTL 的代价账，见 report/timing/round_r132.md 的第三节与五b 节）</w:t>
             </w:r>
           </w:p>
         </w:tc>
@@ -11150,7 +11136,7 @@
           <w:rFonts w:ascii="Times New Roman" w:eastAsia="宋体" w:hAnsi="Times New Roman"/>
           <w:sz w:val="24"/>
         </w:rPr>
-        <w:t xml:space="preserve">- 把 RGMII 输入窗直接挂上去：eth_rxc 当场 −2.885 ns，退回成候选件。</w:t>
+        <w:t xml:space="preserve">- 把 RGMII 输入窗挂上去：现版滚了一次，5 个输入脚两个角各差 0.846 与 0.870 ns，退回候选件。旧的 −2.885 ns 出自 ±0.500 那一版窗（report/timing/rgmii_window_model.md 第 32 行标为"模型 a"），那个数取错了行（#304、#309），两次红不是同一个原因。</w:t>
       </w:r>
     </w:p>
     <w:p>
@@ -11264,7 +11250,7 @@
           <w:rFonts w:ascii="Times New Roman" w:eastAsia="宋体" w:hAnsi="Times New Roman"/>
           <w:sz w:val="24"/>
         </w:rPr>
-        <w:t xml:space="preserve">1. 屏这一路的对外时序还没有结论：六个 TMDS 输出口目前只量到离散量，源端窗口写进约束、走线失配扣除与眼图测量都还欠着，250 MHz 串行域因此不设检查项。</w:t>
+        <w:t xml:space="preserve">1. 屏这一路的对外时序还没有结论：六个 TMDS 输出口只量到离散量，现版复量互对 0.065 ns、对内 0.001 ns（上限 4.000 与 0.300 ns，件 build/evidence/r132_pin_skew_probe.txt）；源端窗口进约束、走线失配扣除与眼图测量还欠着，250 MHz 串行域因此不设检查项。</w:t>
       </w:r>
     </w:p>
     <w:p>
@@ -11468,7 +11454,7 @@
           <w:rFonts w:ascii="Times New Roman" w:eastAsia="宋体" w:hAnsi="Times New Roman"/>
           <w:sz w:val="24"/>
         </w:rPr>
-        <w:t xml:space="preserve">最疼的一次是全绿并不代表对。有五支台架、56 条检查项全部通过，我把那一轮记成了通过。后来翻综合报告才发现被测的那条逻辑根本不存在——边界判断的一侧接了常数，被综合直接优化掉了。此后每条判据都必须能红：永远不会红的判据，跑通了也不算数。为此写了一个变异脚本，把修复之前的写法原样复原一次，判据仍然不红就报变异失败。还有一次是循环变量只有两位宽而上界写到了 4，那一档永远进不去，一屏 PASS 而整轮检查从未执行。这两件事之后，我看任何"通过"之前会先看它实际覆盖了多少样本。</w:t>
+        <w:t xml:space="preserve">最疼的一次是全绿并不代表对。五支台架、56 条检查项全部通过，我把那一轮记成了通过。后来翻综合报告才发现被测的那条逻辑根本不存在——边界判断的一侧接了常数，被综合直接优化掉了。此后每条判据都必须能红：永远不会红的判据，跑通了也不算数。为此写了一个变异脚本，把修复前的写法原样复原一次，判据不红就报变异失败。还有一次是循环变量只有两位宽而上界写到了 4，那一档永远进不去，一屏 PASS 而整轮检查从未执行。这两件事之后，我看任何"通过"之前会先看它实际覆盖了多少样本。</w:t>
       </w:r>
     </w:p>
     <w:p>
@@ -11484,7 +11470,7 @@
           <w:rFonts w:ascii="Times New Roman" w:eastAsia="宋体" w:hAnsi="Times New Roman"/>
           <w:sz w:val="24"/>
         </w:rPr>
-        <w:t xml:space="preserve">第二次收获来自一个被实测推翻的假设。原本以为拔线之后 PHY 会停止输出接收时钟，所以判断链路静默只看计数是否增长。真拔一次线，计数确实不涨，但画面也没有交还给 SD 片源。查下去才知道这颗 PHY 在断链时不停振，而是把时钟放慢了几十倍——用来计时的时钟本身在说谎，"毫秒计数没有超过阈值"这句话可以连续十几秒成立。解决办法是承认测量结果，把时基是否可信做成仲裁的一个输入，再加一个独立心跳位。同样被实测否掉的还有强制复制广播网络与直接挂上 RGMII 输入窗——一挂整个时钟域全红。这些失败都留了记录：把过程删掉，结论就没有可核对的链条了。</w:t>
+        <w:t xml:space="preserve">第二次收获来自一个被实测推翻的假设。原本以为拔线之后 PHY 会停止输出接收时钟，所以判断链路静默只看计数是否增长。真拔一次线，计数确实不涨，但画面也没有交还给 SD 片源。查下去才知道这颗 PHY 在断链时不停振，而是把时钟放慢了几十倍——用来计时的时钟本身在说谎，"毫秒计数没有超过阈值"这句话可以连续十几秒成立。解决办法是承认测量结果，把时基是否可信做成仲裁的一个输入，再加一个独立心跳位。同样被实测否掉的还有强制复制广播网络与直接挂上 RGMII 输入窗——后者一挂就把收口那一族判红（数见 3.4）。这些失败都留了记录：把过程删掉，结论就没有可核对的链条了。</w:t>
       </w:r>
     </w:p>
     <w:p>
@@ -12188,6 +12174,38 @@
           <w:sz w:val="24"/>
         </w:rPr>
         <w:t>.</w:t>
+      </w:r>
+    </w:p>
+    <w:p>
+      <w:pPr>
+        <w:spacing w:after="120" w:line="360" w:lineRule="auto"/>
+        <w:ind w:firstLine="480"/>
+        <w:rPr>
+          <w:rFonts w:hint="eastAsia"/>
+        </w:rPr>
+      </w:pPr>
+      <w:r>
+        <w:rPr>
+          <w:rFonts w:ascii="Times New Roman" w:eastAsia="宋体" w:hAnsi="Times New Roman"/>
+          <w:sz w:val="24"/>
+        </w:rPr>
+        <w:t xml:space="preserve">## 附录 证据层与读数出口</w:t>
+      </w:r>
+    </w:p>
+    <w:p>
+      <w:pPr>
+        <w:spacing w:after="120" w:line="360" w:lineRule="auto"/>
+        <w:ind w:firstLine="480"/>
+        <w:rPr>
+          <w:rFonts w:hint="eastAsia"/>
+        </w:rPr>
+      </w:pPr>
+      <w:r>
+        <w:rPr>
+          <w:rFonts w:ascii="Times New Roman" w:eastAsia="宋体" w:hAnsi="Times New Roman"/>
+          <w:sz w:val="24"/>
+        </w:rPr>
+        <w:t xml:space="preserve">数字的唯一出口是 data/metrics.csv，每行点名它的证据文件；文档读数与该冻结件同源，不一致时以证据件为准。逐轮改动的账面在 report/optimization_log.md，逐轮时序读数在 report/timing/ 的逐轮页。构建、发布前检查、整屏台架重跑与板级校验四条命令的原文见 3.2.2 的代码块；上板工程落位与验证两支脚本的实跑读数在 board/measured/stage_2026-10-05.txt。三条约定的核对方式：Latency 契约由 tb_v86 实测钉住，映射判据 M1/M2/M4/M6 在 tb_v96，[STAT] 一行的字段顺序钉在 src/ps/main.c 的格式串上，改格式等于拆尺子。目录分工：src/ RTL 与固件与上位机与约束，sim/ 台架，board/ 上板工程与实测输出，data/ 测试向量与黄金参考与指标表，skill/ 技能包 49 条，report/ 设计报告与协作记录，工作记录在 report/log/。</w:t>
       </w:r>
     </w:p>
     <w:sectPr>
